--- a/docs/SRS - LBMS (DBCD).docx
+++ b/docs/SRS - LBMS (DBCD).docx
@@ -3481,6 +3481,87 @@
     </w:p>
     <w:p>
       <w:r>
+        <w:rPr>
+          <w:noProof/>
+        </w:rPr>
+        <w:drawing>
+          <wp:anchor distT="0" distB="0" distL="114300" distR="114300" simplePos="0" relativeHeight="251659264" behindDoc="0" locked="0" layoutInCell="1" allowOverlap="1" wp14:anchorId="6C60ABB6" wp14:editId="02078DA8">
+            <wp:simplePos x="0" y="0"/>
+            <wp:positionH relativeFrom="column">
+              <wp:posOffset>363</wp:posOffset>
+            </wp:positionH>
+            <wp:positionV relativeFrom="paragraph">
+              <wp:posOffset>526959</wp:posOffset>
+            </wp:positionV>
+            <wp:extent cx="5596890" cy="5676900"/>
+            <wp:effectExtent l="0" t="0" r="3810" b="0"/>
+            <wp:wrapThrough wrapText="bothSides">
+              <wp:wrapPolygon edited="0">
+                <wp:start x="0" y="0"/>
+                <wp:lineTo x="0" y="21528"/>
+                <wp:lineTo x="21541" y="21528"/>
+                <wp:lineTo x="21541" y="0"/>
+                <wp:lineTo x="0" y="0"/>
+              </wp:wrapPolygon>
+            </wp:wrapThrough>
+            <wp:docPr id="1877656120" name="صورة 1">
+              <a:hlinkClick xmlns:a="http://schemas.openxmlformats.org/drawingml/2006/main" r:id="rId11"/>
+            </wp:docPr>
+            <wp:cNvGraphicFramePr>
+              <a:graphicFrameLocks xmlns:a="http://schemas.openxmlformats.org/drawingml/2006/main" noChangeAspect="1"/>
+            </wp:cNvGraphicFramePr>
+            <a:graphic xmlns:a="http://schemas.openxmlformats.org/drawingml/2006/main">
+              <a:graphicData uri="http://schemas.openxmlformats.org/drawingml/2006/picture">
+                <pic:pic xmlns:pic="http://schemas.openxmlformats.org/drawingml/2006/picture">
+                  <pic:nvPicPr>
+                    <pic:cNvPr id="1877656120" name="صورة 1">
+                      <a:hlinkClick r:id="rId11"/>
+                    </pic:cNvPr>
+                    <pic:cNvPicPr/>
+                  </pic:nvPicPr>
+                  <pic:blipFill rotWithShape="1">
+                    <a:blip r:embed="rId12">
+                      <a:extLst>
+                        <a:ext uri="{28A0092B-C50C-407E-A947-70E740481C1C}">
+                          <a14:useLocalDpi xmlns:a14="http://schemas.microsoft.com/office/drawing/2010/main" val="0"/>
+                        </a:ext>
+                      </a:extLst>
+                    </a:blip>
+                    <a:srcRect l="25992" r="18542"/>
+                    <a:stretch>
+                      <a:fillRect/>
+                    </a:stretch>
+                  </pic:blipFill>
+                  <pic:spPr bwMode="auto">
+                    <a:xfrm>
+                      <a:off x="0" y="0"/>
+                      <a:ext cx="5596890" cy="5676900"/>
+                    </a:xfrm>
+                    <a:prstGeom prst="rect">
+                      <a:avLst/>
+                    </a:prstGeom>
+                    <a:ln>
+                      <a:noFill/>
+                    </a:ln>
+                    <a:extLst>
+                      <a:ext uri="{53640926-AAD7-44D8-BBD7-CCE9431645EC}">
+                        <a14:shadowObscured xmlns:a14="http://schemas.microsoft.com/office/drawing/2010/main"/>
+                      </a:ext>
+                    </a:extLst>
+                  </pic:spPr>
+                </pic:pic>
+              </a:graphicData>
+            </a:graphic>
+            <wp14:sizeRelH relativeFrom="page">
+              <wp14:pctWidth>0</wp14:pctWidth>
+            </wp14:sizeRelH>
+            <wp14:sizeRelV relativeFrom="page">
+              <wp14:pctHeight>0</wp14:pctHeight>
+            </wp14:sizeRelV>
+          </wp:anchor>
+        </w:drawing>
+      </w:r>
+      <w:r>
         <w:br w:type="page"/>
       </w:r>
     </w:p>
@@ -7801,8 +7882,8 @@
       </w:pPr>
     </w:p>
     <w:sectPr>
-      <w:headerReference w:type="default" r:id="rId11"/>
-      <w:footerReference w:type="default" r:id="rId12"/>
+      <w:headerReference w:type="default" r:id="rId13"/>
+      <w:footerReference w:type="default" r:id="rId14"/>
       <w:pgSz w:w="12240" w:h="15840"/>
       <w:pgMar w:top="1440" w:right="1800" w:bottom="1440" w:left="1800" w:header="720" w:footer="720" w:gutter="0"/>
       <w:cols w:space="720"/>

--- a/docs/SRS - LBMS (DBCD).docx
+++ b/docs/SRS - LBMS (DBCD).docx
@@ -158,13 +158,13 @@
     </w:p>
     <w:p>
       <w:pPr>
-        <w:pStyle w:val="a3"/>
+        <w:pStyle w:val="Title"/>
         <w:jc w:val="center"/>
       </w:pPr>
     </w:p>
     <w:p>
       <w:pPr>
-        <w:pStyle w:val="a3"/>
+        <w:pStyle w:val="Title"/>
         <w:jc w:val="center"/>
       </w:pPr>
       <w:r>
@@ -276,7 +276,7 @@
     <w:p/>
     <w:tbl>
       <w:tblPr>
-        <w:tblStyle w:val="a7"/>
+        <w:tblStyle w:val="TableGrid"/>
         <w:tblW w:w="9229" w:type="dxa"/>
         <w:jc w:val="center"/>
         <w:tblLook w:val="04A0" w:firstRow="1" w:lastRow="0" w:firstColumn="1" w:lastColumn="0" w:noHBand="0" w:noVBand="1"/>
@@ -766,7 +766,7 @@
       <w:sdtContent>
         <w:p>
           <w:pPr>
-            <w:pStyle w:val="2"/>
+            <w:pStyle w:val="Heading2"/>
           </w:pPr>
           <w:r>
             <w:t>Table of Contents</w:t>
@@ -775,7 +775,7 @@
         </w:p>
         <w:p>
           <w:pPr>
-            <w:pStyle w:val="20"/>
+            <w:pStyle w:val="TOC2"/>
             <w:tabs>
               <w:tab w:val="right" w:leader="dot" w:pos="8630"/>
             </w:tabs>
@@ -853,7 +853,7 @@
         </w:p>
         <w:p>
           <w:pPr>
-            <w:pStyle w:val="10"/>
+            <w:pStyle w:val="TOC1"/>
             <w:tabs>
               <w:tab w:val="left" w:pos="440"/>
               <w:tab w:val="right" w:leader="dot" w:pos="8630"/>
@@ -937,7 +937,7 @@
         </w:p>
         <w:p>
           <w:pPr>
-            <w:pStyle w:val="10"/>
+            <w:pStyle w:val="TOC1"/>
             <w:tabs>
               <w:tab w:val="left" w:pos="440"/>
               <w:tab w:val="right" w:leader="dot" w:pos="8630"/>
@@ -1021,7 +1021,7 @@
         </w:p>
         <w:p>
           <w:pPr>
-            <w:pStyle w:val="20"/>
+            <w:pStyle w:val="TOC2"/>
             <w:tabs>
               <w:tab w:val="right" w:leader="dot" w:pos="8630"/>
             </w:tabs>
@@ -1090,7 +1090,7 @@
         </w:p>
         <w:p>
           <w:pPr>
-            <w:pStyle w:val="20"/>
+            <w:pStyle w:val="TOC2"/>
             <w:tabs>
               <w:tab w:val="right" w:leader="dot" w:pos="8630"/>
             </w:tabs>
@@ -1159,7 +1159,7 @@
         </w:p>
         <w:p>
           <w:pPr>
-            <w:pStyle w:val="20"/>
+            <w:pStyle w:val="TOC2"/>
             <w:tabs>
               <w:tab w:val="right" w:leader="dot" w:pos="8630"/>
             </w:tabs>
@@ -1228,7 +1228,7 @@
         </w:p>
         <w:p>
           <w:pPr>
-            <w:pStyle w:val="10"/>
+            <w:pStyle w:val="TOC1"/>
             <w:tabs>
               <w:tab w:val="left" w:pos="440"/>
               <w:tab w:val="right" w:leader="dot" w:pos="8630"/>
@@ -1312,7 +1312,7 @@
         </w:p>
         <w:p>
           <w:pPr>
-            <w:pStyle w:val="10"/>
+            <w:pStyle w:val="TOC1"/>
             <w:tabs>
               <w:tab w:val="left" w:pos="440"/>
               <w:tab w:val="right" w:leader="dot" w:pos="8630"/>
@@ -1396,7 +1396,7 @@
         </w:p>
         <w:p>
           <w:pPr>
-            <w:pStyle w:val="10"/>
+            <w:pStyle w:val="TOC1"/>
             <w:tabs>
               <w:tab w:val="left" w:pos="440"/>
               <w:tab w:val="right" w:leader="dot" w:pos="8630"/>
@@ -1480,7 +1480,7 @@
         </w:p>
         <w:p>
           <w:pPr>
-            <w:pStyle w:val="10"/>
+            <w:pStyle w:val="TOC1"/>
             <w:tabs>
               <w:tab w:val="left" w:pos="440"/>
               <w:tab w:val="right" w:leader="dot" w:pos="8630"/>
@@ -1564,7 +1564,7 @@
         </w:p>
         <w:p>
           <w:pPr>
-            <w:pStyle w:val="10"/>
+            <w:pStyle w:val="TOC1"/>
             <w:tabs>
               <w:tab w:val="left" w:pos="440"/>
               <w:tab w:val="right" w:leader="dot" w:pos="8630"/>
@@ -1650,7 +1650,7 @@
         </w:p>
         <w:p>
           <w:pPr>
-            <w:pStyle w:val="10"/>
+            <w:pStyle w:val="TOC1"/>
             <w:tabs>
               <w:tab w:val="left" w:pos="440"/>
               <w:tab w:val="right" w:leader="dot" w:pos="8630"/>
@@ -1782,7 +1782,7 @@
     </w:p>
     <w:p>
       <w:pPr>
-        <w:pStyle w:val="1"/>
+        <w:pStyle w:val="Heading1"/>
       </w:pPr>
       <w:bookmarkStart w:id="1" w:name="_Toc410819652"/>
       <w:r>
@@ -1989,7 +1989,7 @@
     </w:p>
     <w:p>
       <w:pPr>
-        <w:pStyle w:val="1"/>
+        <w:pStyle w:val="Heading1"/>
       </w:pPr>
       <w:bookmarkStart w:id="3" w:name="_Toc410819653"/>
       <w:bookmarkStart w:id="4" w:name="_Toc33350367"/>
@@ -2002,7 +2002,7 @@
     </w:p>
     <w:p>
       <w:pPr>
-        <w:pStyle w:val="2"/>
+        <w:pStyle w:val="Heading2"/>
       </w:pPr>
       <w:r>
         <w:t xml:space="preserve">2.1 Requirement Specification </w:t>
@@ -2010,7 +2010,7 @@
     </w:p>
     <w:p>
       <w:pPr>
-        <w:pStyle w:val="aa"/>
+        <w:pStyle w:val="ListParagraph"/>
         <w:numPr>
           <w:ilvl w:val="0"/>
           <w:numId w:val="19"/>
@@ -2086,7 +2086,7 @@
     </w:p>
     <w:p>
       <w:pPr>
-        <w:pStyle w:val="aa"/>
+        <w:pStyle w:val="ListParagraph"/>
         <w:numPr>
           <w:ilvl w:val="0"/>
           <w:numId w:val="19"/>
@@ -2243,7 +2243,7 @@
     </w:p>
     <w:p>
       <w:pPr>
-        <w:pStyle w:val="aa"/>
+        <w:pStyle w:val="ListParagraph"/>
         <w:numPr>
           <w:ilvl w:val="1"/>
           <w:numId w:val="19"/>
@@ -2316,7 +2316,7 @@
     </w:p>
     <w:p>
       <w:pPr>
-        <w:pStyle w:val="aa"/>
+        <w:pStyle w:val="ListParagraph"/>
         <w:numPr>
           <w:ilvl w:val="1"/>
           <w:numId w:val="19"/>
@@ -2379,7 +2379,7 @@
     </w:p>
     <w:p>
       <w:pPr>
-        <w:pStyle w:val="aa"/>
+        <w:pStyle w:val="ListParagraph"/>
         <w:numPr>
           <w:ilvl w:val="0"/>
           <w:numId w:val="19"/>
@@ -2461,7 +2461,7 @@
     </w:p>
     <w:p>
       <w:pPr>
-        <w:pStyle w:val="aa"/>
+        <w:pStyle w:val="ListParagraph"/>
         <w:numPr>
           <w:ilvl w:val="0"/>
           <w:numId w:val="19"/>
@@ -2520,7 +2520,7 @@
     </w:p>
     <w:p>
       <w:pPr>
-        <w:pStyle w:val="aa"/>
+        <w:pStyle w:val="ListParagraph"/>
         <w:numPr>
           <w:ilvl w:val="0"/>
           <w:numId w:val="19"/>
@@ -2631,7 +2631,7 @@
     </w:p>
     <w:p>
       <w:pPr>
-        <w:pStyle w:val="aa"/>
+        <w:pStyle w:val="ListParagraph"/>
         <w:numPr>
           <w:ilvl w:val="1"/>
           <w:numId w:val="19"/>
@@ -2775,7 +2775,7 @@
     </w:p>
     <w:p>
       <w:pPr>
-        <w:pStyle w:val="aa"/>
+        <w:pStyle w:val="ListParagraph"/>
         <w:numPr>
           <w:ilvl w:val="1"/>
           <w:numId w:val="19"/>
@@ -2978,7 +2978,7 @@
     </w:p>
     <w:p>
       <w:pPr>
-        <w:pStyle w:val="aa"/>
+        <w:pStyle w:val="ListParagraph"/>
         <w:numPr>
           <w:ilvl w:val="2"/>
           <w:numId w:val="19"/>
@@ -3041,7 +3041,7 @@
     </w:p>
     <w:p>
       <w:pPr>
-        <w:pStyle w:val="2"/>
+        <w:pStyle w:val="Heading2"/>
       </w:pPr>
       <w:bookmarkStart w:id="5" w:name="_Toc410819654"/>
       <w:bookmarkStart w:id="6" w:name="_Toc33350368"/>
@@ -3053,7 +3053,7 @@
     </w:p>
     <w:p>
       <w:pPr>
-        <w:pStyle w:val="aa"/>
+        <w:pStyle w:val="ListParagraph"/>
         <w:numPr>
           <w:ilvl w:val="0"/>
           <w:numId w:val="20"/>
@@ -3074,7 +3074,7 @@
     </w:p>
     <w:p>
       <w:pPr>
-        <w:pStyle w:val="aa"/>
+        <w:pStyle w:val="ListParagraph"/>
         <w:numPr>
           <w:ilvl w:val="0"/>
           <w:numId w:val="20"/>
@@ -3089,7 +3089,7 @@
     </w:p>
     <w:p>
       <w:pPr>
-        <w:pStyle w:val="2"/>
+        <w:pStyle w:val="Heading2"/>
       </w:pPr>
       <w:bookmarkStart w:id="7" w:name="_Toc410819655"/>
       <w:bookmarkStart w:id="8" w:name="_Toc33350369"/>
@@ -3101,7 +3101,7 @@
     </w:p>
     <w:p>
       <w:pPr>
-        <w:pStyle w:val="ab"/>
+        <w:pStyle w:val="NormalWeb"/>
         <w:jc w:val="both"/>
       </w:pPr>
       <w:r>
@@ -3116,7 +3116,7 @@
     </w:p>
     <w:p>
       <w:pPr>
-        <w:pStyle w:val="ab"/>
+        <w:pStyle w:val="NormalWeb"/>
         <w:jc w:val="both"/>
       </w:pPr>
       <w:r>
@@ -3125,7 +3125,7 @@
     </w:p>
     <w:p>
       <w:pPr>
-        <w:pStyle w:val="ab"/>
+        <w:pStyle w:val="NormalWeb"/>
         <w:jc w:val="both"/>
       </w:pPr>
       <w:r>
@@ -3188,7 +3188,7 @@
     </w:p>
     <w:p>
       <w:pPr>
-        <w:pStyle w:val="ab"/>
+        <w:pStyle w:val="NormalWeb"/>
         <w:jc w:val="both"/>
       </w:pPr>
       <w:r>
@@ -3225,7 +3225,7 @@
     </w:p>
     <w:p>
       <w:pPr>
-        <w:pStyle w:val="ab"/>
+        <w:pStyle w:val="NormalWeb"/>
         <w:jc w:val="both"/>
       </w:pPr>
       <w:r>
@@ -3237,7 +3237,7 @@
     </w:p>
     <w:p>
       <w:pPr>
-        <w:pStyle w:val="ab"/>
+        <w:pStyle w:val="NormalWeb"/>
         <w:jc w:val="both"/>
       </w:pPr>
       <w:r>
@@ -3252,7 +3252,7 @@
     </w:p>
     <w:p>
       <w:pPr>
-        <w:pStyle w:val="ab"/>
+        <w:pStyle w:val="NormalWeb"/>
         <w:jc w:val="both"/>
       </w:pPr>
       <w:r>
@@ -3276,7 +3276,7 @@
     </w:p>
     <w:p>
       <w:pPr>
-        <w:pStyle w:val="2"/>
+        <w:pStyle w:val="Heading2"/>
       </w:pPr>
       <w:bookmarkStart w:id="9" w:name="_Toc410819656"/>
       <w:bookmarkStart w:id="10" w:name="_Toc33350370"/>
@@ -3371,7 +3371,7 @@
     </w:p>
     <w:p>
       <w:pPr>
-        <w:pStyle w:val="1"/>
+        <w:pStyle w:val="Heading1"/>
       </w:pPr>
       <w:bookmarkStart w:id="11" w:name="_Toc410819657"/>
       <w:bookmarkStart w:id="12" w:name="_Toc33350371"/>
@@ -3467,7 +3467,7 @@
     </w:p>
     <w:p>
       <w:pPr>
-        <w:pStyle w:val="1"/>
+        <w:pStyle w:val="Heading1"/>
       </w:pPr>
       <w:r>
         <w:lastRenderedPageBreak/>
@@ -3567,7 +3567,7 @@
     </w:p>
     <w:p>
       <w:pPr>
-        <w:pStyle w:val="1"/>
+        <w:pStyle w:val="Heading1"/>
       </w:pPr>
       <w:bookmarkStart w:id="14" w:name="_Toc33350373"/>
       <w:r>
@@ -3578,32 +3578,48 @@
       <w:r>
         <w:t xml:space="preserve"> </w:t>
       </w:r>
+    </w:p>
+    <w:p>
+      <w:pPr>
+        <w:rPr>
+          <w:rtl/>
+        </w:rPr>
+      </w:pPr>
+    </w:p>
+    <w:p>
+      <w:pPr>
+        <w:rPr>
+          <w:rtl/>
+        </w:rPr>
+      </w:pPr>
     </w:p>
     <w:p/>
     <w:tbl>
       <w:tblPr>
-        <w:tblStyle w:val="a7"/>
-        <w:tblW w:w="0" w:type="auto"/>
+        <w:tblStyle w:val="TableGrid"/>
+        <w:tblW w:w="10710" w:type="dxa"/>
+        <w:tblInd w:w="-1062" w:type="dxa"/>
         <w:tblLook w:val="04A0" w:firstRow="1" w:lastRow="0" w:firstColumn="1" w:lastColumn="0" w:noHBand="0" w:noVBand="1"/>
       </w:tblPr>
       <w:tblGrid>
-        <w:gridCol w:w="2869"/>
-        <w:gridCol w:w="5987"/>
+        <w:gridCol w:w="3931"/>
+        <w:gridCol w:w="6779"/>
       </w:tblGrid>
       <w:tr>
         <w:tc>
           <w:tcPr>
-            <w:tcW w:w="2869" w:type="dxa"/>
+            <w:tcW w:w="3931" w:type="dxa"/>
           </w:tcPr>
           <w:p>
             <w:pPr>
               <w:shd w:val="clear" w:color="auto" w:fill="FFFFFF"/>
               <w:spacing w:line="285" w:lineRule="atLeast"/>
               <w:rPr>
-                <w:rFonts w:ascii="Consolas" w:hAnsi="Consolas"/>
+                <w:rFonts w:ascii="Consolas" w:hAnsi="Consolas" w:hint="cs"/>
                 <w:color w:val="000000"/>
                 <w:sz w:val="21"/>
                 <w:szCs w:val="21"/>
+                <w:lang w:bidi="ar-SA"/>
               </w:rPr>
             </w:pPr>
             <w:r>
@@ -3613,7 +3629,7 @@
                 <w:sz w:val="21"/>
                 <w:szCs w:val="21"/>
               </w:rPr>
-              <w:t>Table</w:t>
+              <w:t>Customer</w:t>
             </w:r>
           </w:p>
           <w:p>
@@ -3631,7 +3647,7 @@
         </w:tc>
         <w:tc>
           <w:tcPr>
-            <w:tcW w:w="5987" w:type="dxa"/>
+            <w:tcW w:w="6779" w:type="dxa"/>
           </w:tcPr>
           <w:p>
             <w:pPr>
@@ -3639,19 +3655,19 @@
               <w:spacing w:line="285" w:lineRule="atLeast"/>
               <w:rPr>
                 <w:rFonts w:ascii="Consolas" w:hAnsi="Consolas"/>
-                <w:color w:val="000000"/>
-                <w:sz w:val="21"/>
-                <w:szCs w:val="21"/>
-              </w:rPr>
-            </w:pPr>
-            <w:r>
-              <w:rPr>
-                <w:rFonts w:ascii="Consolas" w:hAnsi="Consolas"/>
-                <w:color w:val="0000FF"/>
-                <w:sz w:val="21"/>
-                <w:szCs w:val="21"/>
-              </w:rPr>
-              <w:t>code</w:t>
+                <w:color w:val="76923C" w:themeColor="accent3" w:themeShade="BF"/>
+                <w:sz w:val="21"/>
+                <w:szCs w:val="21"/>
+              </w:rPr>
+            </w:pPr>
+            <w:r>
+              <w:rPr>
+                <w:rFonts w:ascii="Consolas" w:hAnsi="Consolas"/>
+                <w:color w:val="76923C" w:themeColor="accent3" w:themeShade="BF"/>
+                <w:sz w:val="21"/>
+                <w:szCs w:val="21"/>
+              </w:rPr>
+              <w:t>CREATE TABLE Customer (</w:t>
             </w:r>
           </w:p>
           <w:p>
@@ -3660,23 +3676,330 @@
               <w:spacing w:line="285" w:lineRule="atLeast"/>
               <w:rPr>
                 <w:rFonts w:ascii="Consolas" w:hAnsi="Consolas"/>
-                <w:color w:val="000000"/>
-                <w:sz w:val="21"/>
-                <w:szCs w:val="21"/>
-              </w:rPr>
-            </w:pPr>
+                <w:color w:val="76923C" w:themeColor="accent3" w:themeShade="BF"/>
+                <w:sz w:val="21"/>
+                <w:szCs w:val="21"/>
+              </w:rPr>
+            </w:pPr>
+            <w:r>
+              <w:rPr>
+                <w:rFonts w:ascii="Consolas" w:hAnsi="Consolas"/>
+                <w:color w:val="76923C" w:themeColor="accent3" w:themeShade="BF"/>
+                <w:sz w:val="21"/>
+                <w:szCs w:val="21"/>
+              </w:rPr>
+              <w:t xml:space="preserve">    ID INT PRIMARY KEY,</w:t>
+            </w:r>
+          </w:p>
+          <w:p>
+            <w:pPr>
+              <w:shd w:val="clear" w:color="auto" w:fill="FFFFFF"/>
+              <w:spacing w:line="285" w:lineRule="atLeast"/>
+              <w:rPr>
+                <w:rFonts w:ascii="Consolas" w:hAnsi="Consolas"/>
+                <w:color w:val="76923C" w:themeColor="accent3" w:themeShade="BF"/>
+                <w:sz w:val="21"/>
+                <w:szCs w:val="21"/>
+              </w:rPr>
+            </w:pPr>
+            <w:r>
+              <w:rPr>
+                <w:rFonts w:ascii="Consolas" w:hAnsi="Consolas"/>
+                <w:color w:val="76923C" w:themeColor="accent3" w:themeShade="BF"/>
+                <w:sz w:val="21"/>
+                <w:szCs w:val="21"/>
+              </w:rPr>
+              <w:t xml:space="preserve">    Name </w:t>
+            </w:r>
+            <w:proofErr w:type="gramStart"/>
+            <w:r>
+              <w:rPr>
+                <w:rFonts w:ascii="Consolas" w:hAnsi="Consolas"/>
+                <w:color w:val="76923C" w:themeColor="accent3" w:themeShade="BF"/>
+                <w:sz w:val="21"/>
+                <w:szCs w:val="21"/>
+              </w:rPr>
+              <w:t>VARCHAR(</w:t>
+            </w:r>
+            <w:proofErr w:type="gramEnd"/>
+            <w:r>
+              <w:rPr>
+                <w:rFonts w:ascii="Consolas" w:hAnsi="Consolas"/>
+                <w:color w:val="76923C" w:themeColor="accent3" w:themeShade="BF"/>
+                <w:sz w:val="21"/>
+                <w:szCs w:val="21"/>
+              </w:rPr>
+              <w:t>30) NOT NULL,</w:t>
+            </w:r>
+          </w:p>
+          <w:p>
+            <w:pPr>
+              <w:shd w:val="clear" w:color="auto" w:fill="FFFFFF"/>
+              <w:spacing w:line="285" w:lineRule="atLeast"/>
+              <w:rPr>
+                <w:rFonts w:ascii="Consolas" w:hAnsi="Consolas"/>
+                <w:color w:val="76923C" w:themeColor="accent3" w:themeShade="BF"/>
+                <w:sz w:val="21"/>
+                <w:szCs w:val="21"/>
+              </w:rPr>
+            </w:pPr>
+            <w:r>
+              <w:rPr>
+                <w:rFonts w:ascii="Consolas" w:hAnsi="Consolas"/>
+                <w:color w:val="76923C" w:themeColor="accent3" w:themeShade="BF"/>
+                <w:sz w:val="21"/>
+                <w:szCs w:val="21"/>
+              </w:rPr>
+              <w:t xml:space="preserve">    Email </w:t>
+            </w:r>
+            <w:proofErr w:type="gramStart"/>
+            <w:r>
+              <w:rPr>
+                <w:rFonts w:ascii="Consolas" w:hAnsi="Consolas"/>
+                <w:color w:val="76923C" w:themeColor="accent3" w:themeShade="BF"/>
+                <w:sz w:val="21"/>
+                <w:szCs w:val="21"/>
+              </w:rPr>
+              <w:t>VARCHAR(</w:t>
+            </w:r>
+            <w:proofErr w:type="gramEnd"/>
+            <w:r>
+              <w:rPr>
+                <w:rFonts w:ascii="Consolas" w:hAnsi="Consolas"/>
+                <w:color w:val="76923C" w:themeColor="accent3" w:themeShade="BF"/>
+                <w:sz w:val="21"/>
+                <w:szCs w:val="21"/>
+              </w:rPr>
+              <w:t>50) UNIQUE NOT NULL,</w:t>
+            </w:r>
+          </w:p>
+          <w:p>
+            <w:pPr>
+              <w:shd w:val="clear" w:color="auto" w:fill="FFFFFF"/>
+              <w:spacing w:line="285" w:lineRule="atLeast"/>
+              <w:rPr>
+                <w:rFonts w:ascii="Consolas" w:hAnsi="Consolas"/>
+                <w:color w:val="76923C" w:themeColor="accent3" w:themeShade="BF"/>
+                <w:sz w:val="21"/>
+                <w:szCs w:val="21"/>
+              </w:rPr>
+            </w:pPr>
+            <w:r>
+              <w:rPr>
+                <w:rFonts w:ascii="Consolas" w:hAnsi="Consolas"/>
+                <w:color w:val="76923C" w:themeColor="accent3" w:themeShade="BF"/>
+                <w:sz w:val="21"/>
+                <w:szCs w:val="21"/>
+              </w:rPr>
+              <w:t xml:space="preserve">    Gender </w:t>
+            </w:r>
+            <w:proofErr w:type="gramStart"/>
+            <w:r>
+              <w:rPr>
+                <w:rFonts w:ascii="Consolas" w:hAnsi="Consolas"/>
+                <w:color w:val="76923C" w:themeColor="accent3" w:themeShade="BF"/>
+                <w:sz w:val="21"/>
+                <w:szCs w:val="21"/>
+              </w:rPr>
+              <w:t>CHAR(</w:t>
+            </w:r>
+            <w:proofErr w:type="gramEnd"/>
+            <w:r>
+              <w:rPr>
+                <w:rFonts w:ascii="Consolas" w:hAnsi="Consolas"/>
+                <w:color w:val="76923C" w:themeColor="accent3" w:themeShade="BF"/>
+                <w:sz w:val="21"/>
+                <w:szCs w:val="21"/>
+              </w:rPr>
+              <w:t>1) CHECK (Gender IN ('M', '</w:t>
+            </w:r>
+            <w:proofErr w:type="gramStart"/>
+            <w:r>
+              <w:rPr>
+                <w:rFonts w:ascii="Consolas" w:hAnsi="Consolas"/>
+                <w:color w:val="76923C" w:themeColor="accent3" w:themeShade="BF"/>
+                <w:sz w:val="21"/>
+                <w:szCs w:val="21"/>
+              </w:rPr>
+              <w:t>F')</w:t>
+            </w:r>
+            <w:proofErr w:type="gramEnd"/>
+            <w:r>
+              <w:rPr>
+                <w:rFonts w:ascii="Consolas" w:hAnsi="Consolas"/>
+                <w:color w:val="76923C" w:themeColor="accent3" w:themeShade="BF"/>
+                <w:sz w:val="21"/>
+                <w:szCs w:val="21"/>
+              </w:rPr>
+              <w:t>),</w:t>
+            </w:r>
+          </w:p>
+          <w:p>
+            <w:pPr>
+              <w:shd w:val="clear" w:color="auto" w:fill="FFFFFF"/>
+              <w:spacing w:line="285" w:lineRule="atLeast"/>
+              <w:rPr>
+                <w:rFonts w:ascii="Consolas" w:hAnsi="Consolas"/>
+                <w:color w:val="76923C" w:themeColor="accent3" w:themeShade="BF"/>
+                <w:sz w:val="21"/>
+                <w:szCs w:val="21"/>
+              </w:rPr>
+            </w:pPr>
+            <w:r>
+              <w:rPr>
+                <w:rFonts w:ascii="Consolas" w:hAnsi="Consolas"/>
+                <w:color w:val="76923C" w:themeColor="accent3" w:themeShade="BF"/>
+                <w:sz w:val="21"/>
+                <w:szCs w:val="21"/>
+              </w:rPr>
+              <w:t xml:space="preserve">    </w:t>
+            </w:r>
+            <w:proofErr w:type="spellStart"/>
+            <w:r>
+              <w:rPr>
+                <w:rFonts w:ascii="Consolas" w:hAnsi="Consolas"/>
+                <w:color w:val="76923C" w:themeColor="accent3" w:themeShade="BF"/>
+                <w:sz w:val="21"/>
+                <w:szCs w:val="21"/>
+              </w:rPr>
+              <w:t>Hashed_Password</w:t>
+            </w:r>
+            <w:proofErr w:type="spellEnd"/>
+            <w:r>
+              <w:rPr>
+                <w:rFonts w:ascii="Consolas" w:hAnsi="Consolas"/>
+                <w:color w:val="76923C" w:themeColor="accent3" w:themeShade="BF"/>
+                <w:sz w:val="21"/>
+                <w:szCs w:val="21"/>
+              </w:rPr>
+              <w:t xml:space="preserve"> </w:t>
+            </w:r>
+            <w:proofErr w:type="gramStart"/>
+            <w:r>
+              <w:rPr>
+                <w:rFonts w:ascii="Consolas" w:hAnsi="Consolas"/>
+                <w:color w:val="76923C" w:themeColor="accent3" w:themeShade="BF"/>
+                <w:sz w:val="21"/>
+                <w:szCs w:val="21"/>
+              </w:rPr>
+              <w:t>VARCHAR(</w:t>
+            </w:r>
+            <w:proofErr w:type="gramEnd"/>
+            <w:r>
+              <w:rPr>
+                <w:rFonts w:ascii="Consolas" w:hAnsi="Consolas"/>
+                <w:color w:val="76923C" w:themeColor="accent3" w:themeShade="BF"/>
+                <w:sz w:val="21"/>
+                <w:szCs w:val="21"/>
+              </w:rPr>
+              <w:t>20) NOT NULL,</w:t>
+            </w:r>
+          </w:p>
+          <w:p>
+            <w:pPr>
+              <w:shd w:val="clear" w:color="auto" w:fill="FFFFFF"/>
+              <w:spacing w:line="285" w:lineRule="atLeast"/>
+              <w:rPr>
+                <w:rFonts w:ascii="Consolas" w:hAnsi="Consolas"/>
+                <w:color w:val="76923C" w:themeColor="accent3" w:themeShade="BF"/>
+                <w:sz w:val="21"/>
+                <w:szCs w:val="21"/>
+              </w:rPr>
+            </w:pPr>
+            <w:r>
+              <w:rPr>
+                <w:rFonts w:ascii="Consolas" w:hAnsi="Consolas"/>
+                <w:color w:val="76923C" w:themeColor="accent3" w:themeShade="BF"/>
+                <w:sz w:val="21"/>
+                <w:szCs w:val="21"/>
+              </w:rPr>
+              <w:t xml:space="preserve">    </w:t>
+            </w:r>
+            <w:proofErr w:type="spellStart"/>
+            <w:r>
+              <w:rPr>
+                <w:rFonts w:ascii="Consolas" w:hAnsi="Consolas"/>
+                <w:color w:val="76923C" w:themeColor="accent3" w:themeShade="BF"/>
+                <w:sz w:val="21"/>
+                <w:szCs w:val="21"/>
+              </w:rPr>
+              <w:t>Birth_Date</w:t>
+            </w:r>
+            <w:proofErr w:type="spellEnd"/>
+            <w:r>
+              <w:rPr>
+                <w:rFonts w:ascii="Consolas" w:hAnsi="Consolas"/>
+                <w:color w:val="76923C" w:themeColor="accent3" w:themeShade="BF"/>
+                <w:sz w:val="21"/>
+                <w:szCs w:val="21"/>
+              </w:rPr>
+              <w:t xml:space="preserve"> DATE,</w:t>
+            </w:r>
+          </w:p>
+          <w:p>
+            <w:pPr>
+              <w:shd w:val="clear" w:color="auto" w:fill="FFFFFF"/>
+              <w:spacing w:line="285" w:lineRule="atLeast"/>
+              <w:rPr>
+                <w:rFonts w:ascii="Consolas" w:hAnsi="Consolas"/>
+                <w:color w:val="76923C" w:themeColor="accent3" w:themeShade="BF"/>
+                <w:sz w:val="21"/>
+                <w:szCs w:val="21"/>
+              </w:rPr>
+            </w:pPr>
+            <w:r>
+              <w:rPr>
+                <w:rFonts w:ascii="Consolas" w:hAnsi="Consolas"/>
+                <w:color w:val="76923C" w:themeColor="accent3" w:themeShade="BF"/>
+                <w:sz w:val="21"/>
+                <w:szCs w:val="21"/>
+              </w:rPr>
+              <w:t xml:space="preserve">    Address </w:t>
+            </w:r>
+            <w:proofErr w:type="gramStart"/>
+            <w:r>
+              <w:rPr>
+                <w:rFonts w:ascii="Consolas" w:hAnsi="Consolas"/>
+                <w:color w:val="76923C" w:themeColor="accent3" w:themeShade="BF"/>
+                <w:sz w:val="21"/>
+                <w:szCs w:val="21"/>
+              </w:rPr>
+              <w:t>VARCHAR(</w:t>
+            </w:r>
+            <w:proofErr w:type="gramEnd"/>
+            <w:r>
+              <w:rPr>
+                <w:rFonts w:ascii="Consolas" w:hAnsi="Consolas"/>
+                <w:color w:val="76923C" w:themeColor="accent3" w:themeShade="BF"/>
+                <w:sz w:val="21"/>
+                <w:szCs w:val="21"/>
+              </w:rPr>
+              <w:t>50)</w:t>
+            </w:r>
           </w:p>
           <w:p>
             <w:pPr>
               <w:jc w:val="both"/>
-            </w:pPr>
+              <w:rPr>
+                <w:color w:val="76923C" w:themeColor="accent3" w:themeShade="BF"/>
+              </w:rPr>
+            </w:pPr>
+            <w:r>
+              <w:rPr>
+                <w:rFonts w:ascii="Consolas" w:hAnsi="Consolas"/>
+                <w:color w:val="76923C" w:themeColor="accent3" w:themeShade="BF"/>
+                <w:sz w:val="21"/>
+                <w:szCs w:val="21"/>
+              </w:rPr>
+              <w:t>);</w:t>
+            </w:r>
           </w:p>
         </w:tc>
       </w:tr>
       <w:tr>
         <w:tc>
           <w:tcPr>
-            <w:tcW w:w="2869" w:type="dxa"/>
+            <w:tcW w:w="3931" w:type="dxa"/>
           </w:tcPr>
           <w:p>
             <w:pPr>
@@ -3696,7 +4019,7 @@
                 <w:sz w:val="21"/>
                 <w:szCs w:val="21"/>
               </w:rPr>
-              <w:t>Table</w:t>
+              <w:t>Employees</w:t>
             </w:r>
           </w:p>
           <w:p>
@@ -3714,7 +4037,7 @@
         </w:tc>
         <w:tc>
           <w:tcPr>
-            <w:tcW w:w="5987" w:type="dxa"/>
+            <w:tcW w:w="6779" w:type="dxa"/>
           </w:tcPr>
           <w:p>
             <w:pPr>
@@ -3722,19 +4045,19 @@
               <w:spacing w:line="285" w:lineRule="atLeast"/>
               <w:rPr>
                 <w:rFonts w:ascii="Consolas" w:hAnsi="Consolas"/>
-                <w:color w:val="000000"/>
-                <w:sz w:val="21"/>
-                <w:szCs w:val="21"/>
-              </w:rPr>
-            </w:pPr>
-            <w:r>
-              <w:rPr>
-                <w:rFonts w:ascii="Consolas" w:hAnsi="Consolas"/>
-                <w:color w:val="0000FF"/>
-                <w:sz w:val="21"/>
-                <w:szCs w:val="21"/>
-              </w:rPr>
-              <w:t>code</w:t>
+                <w:color w:val="76923C" w:themeColor="accent3" w:themeShade="BF"/>
+                <w:sz w:val="21"/>
+                <w:szCs w:val="21"/>
+              </w:rPr>
+            </w:pPr>
+            <w:r>
+              <w:rPr>
+                <w:rFonts w:ascii="Consolas" w:hAnsi="Consolas"/>
+                <w:color w:val="76923C" w:themeColor="accent3" w:themeShade="BF"/>
+                <w:sz w:val="21"/>
+                <w:szCs w:val="21"/>
+              </w:rPr>
+              <w:t>CREATE TABLE Employees (</w:t>
             </w:r>
           </w:p>
           <w:p>
@@ -3743,18 +4066,956 @@
               <w:spacing w:line="285" w:lineRule="atLeast"/>
               <w:rPr>
                 <w:rFonts w:ascii="Consolas" w:hAnsi="Consolas"/>
+                <w:color w:val="76923C" w:themeColor="accent3" w:themeShade="BF"/>
+                <w:sz w:val="21"/>
+                <w:szCs w:val="21"/>
+              </w:rPr>
+            </w:pPr>
+            <w:r>
+              <w:rPr>
+                <w:rFonts w:ascii="Consolas" w:hAnsi="Consolas"/>
+                <w:color w:val="76923C" w:themeColor="accent3" w:themeShade="BF"/>
+                <w:sz w:val="21"/>
+                <w:szCs w:val="21"/>
+              </w:rPr>
+              <w:t xml:space="preserve">    </w:t>
+            </w:r>
+            <w:proofErr w:type="spellStart"/>
+            <w:r>
+              <w:rPr>
+                <w:rFonts w:ascii="Consolas" w:hAnsi="Consolas"/>
+                <w:color w:val="76923C" w:themeColor="accent3" w:themeShade="BF"/>
+                <w:sz w:val="21"/>
+                <w:szCs w:val="21"/>
+              </w:rPr>
+              <w:t>Employee_ID</w:t>
+            </w:r>
+            <w:proofErr w:type="spellEnd"/>
+            <w:r>
+              <w:rPr>
+                <w:rFonts w:ascii="Consolas" w:hAnsi="Consolas"/>
+                <w:color w:val="76923C" w:themeColor="accent3" w:themeShade="BF"/>
+                <w:sz w:val="21"/>
+                <w:szCs w:val="21"/>
+              </w:rPr>
+              <w:t xml:space="preserve"> INT PRIMARY KEY,</w:t>
+            </w:r>
+          </w:p>
+          <w:p>
+            <w:pPr>
+              <w:shd w:val="clear" w:color="auto" w:fill="FFFFFF"/>
+              <w:spacing w:line="285" w:lineRule="atLeast"/>
+              <w:rPr>
+                <w:rFonts w:ascii="Consolas" w:hAnsi="Consolas"/>
+                <w:color w:val="76923C" w:themeColor="accent3" w:themeShade="BF"/>
+                <w:sz w:val="21"/>
+                <w:szCs w:val="21"/>
+              </w:rPr>
+            </w:pPr>
+            <w:r>
+              <w:rPr>
+                <w:rFonts w:ascii="Consolas" w:hAnsi="Consolas"/>
+                <w:color w:val="76923C" w:themeColor="accent3" w:themeShade="BF"/>
+                <w:sz w:val="21"/>
+                <w:szCs w:val="21"/>
+              </w:rPr>
+              <w:t xml:space="preserve">    Name </w:t>
+            </w:r>
+            <w:proofErr w:type="gramStart"/>
+            <w:r>
+              <w:rPr>
+                <w:rFonts w:ascii="Consolas" w:hAnsi="Consolas"/>
+                <w:color w:val="76923C" w:themeColor="accent3" w:themeShade="BF"/>
+                <w:sz w:val="21"/>
+                <w:szCs w:val="21"/>
+              </w:rPr>
+              <w:t>VARCHAR(</w:t>
+            </w:r>
+            <w:proofErr w:type="gramEnd"/>
+            <w:r>
+              <w:rPr>
+                <w:rFonts w:ascii="Consolas" w:hAnsi="Consolas"/>
+                <w:color w:val="76923C" w:themeColor="accent3" w:themeShade="BF"/>
+                <w:sz w:val="21"/>
+                <w:szCs w:val="21"/>
+              </w:rPr>
+              <w:t>30) NOT NULL,</w:t>
+            </w:r>
+          </w:p>
+          <w:p>
+            <w:pPr>
+              <w:shd w:val="clear" w:color="auto" w:fill="FFFFFF"/>
+              <w:spacing w:line="285" w:lineRule="atLeast"/>
+              <w:rPr>
+                <w:rFonts w:ascii="Consolas" w:hAnsi="Consolas"/>
+                <w:color w:val="76923C" w:themeColor="accent3" w:themeShade="BF"/>
+                <w:sz w:val="21"/>
+                <w:szCs w:val="21"/>
+              </w:rPr>
+            </w:pPr>
+            <w:r>
+              <w:rPr>
+                <w:rFonts w:ascii="Consolas" w:hAnsi="Consolas"/>
+                <w:color w:val="76923C" w:themeColor="accent3" w:themeShade="BF"/>
+                <w:sz w:val="21"/>
+                <w:szCs w:val="21"/>
+              </w:rPr>
+              <w:t xml:space="preserve">    Email </w:t>
+            </w:r>
+            <w:proofErr w:type="gramStart"/>
+            <w:r>
+              <w:rPr>
+                <w:rFonts w:ascii="Consolas" w:hAnsi="Consolas"/>
+                <w:color w:val="76923C" w:themeColor="accent3" w:themeShade="BF"/>
+                <w:sz w:val="21"/>
+                <w:szCs w:val="21"/>
+              </w:rPr>
+              <w:t>VARCHAR(</w:t>
+            </w:r>
+            <w:proofErr w:type="gramEnd"/>
+            <w:r>
+              <w:rPr>
+                <w:rFonts w:ascii="Consolas" w:hAnsi="Consolas"/>
+                <w:color w:val="76923C" w:themeColor="accent3" w:themeShade="BF"/>
+                <w:sz w:val="21"/>
+                <w:szCs w:val="21"/>
+              </w:rPr>
+              <w:t>50) UNIQUE NOT NULL,</w:t>
+            </w:r>
+          </w:p>
+          <w:p>
+            <w:pPr>
+              <w:shd w:val="clear" w:color="auto" w:fill="FFFFFF"/>
+              <w:spacing w:line="285" w:lineRule="atLeast"/>
+              <w:rPr>
+                <w:rFonts w:ascii="Consolas" w:hAnsi="Consolas"/>
+                <w:color w:val="76923C" w:themeColor="accent3" w:themeShade="BF"/>
+                <w:sz w:val="21"/>
+                <w:szCs w:val="21"/>
+              </w:rPr>
+            </w:pPr>
+            <w:r>
+              <w:rPr>
+                <w:rFonts w:ascii="Consolas" w:hAnsi="Consolas"/>
+                <w:color w:val="76923C" w:themeColor="accent3" w:themeShade="BF"/>
+                <w:sz w:val="21"/>
+                <w:szCs w:val="21"/>
+              </w:rPr>
+              <w:t xml:space="preserve">    Gender </w:t>
+            </w:r>
+            <w:proofErr w:type="gramStart"/>
+            <w:r>
+              <w:rPr>
+                <w:rFonts w:ascii="Consolas" w:hAnsi="Consolas"/>
+                <w:color w:val="76923C" w:themeColor="accent3" w:themeShade="BF"/>
+                <w:sz w:val="21"/>
+                <w:szCs w:val="21"/>
+              </w:rPr>
+              <w:t>CHAR(</w:t>
+            </w:r>
+            <w:proofErr w:type="gramEnd"/>
+            <w:r>
+              <w:rPr>
+                <w:rFonts w:ascii="Consolas" w:hAnsi="Consolas"/>
+                <w:color w:val="76923C" w:themeColor="accent3" w:themeShade="BF"/>
+                <w:sz w:val="21"/>
+                <w:szCs w:val="21"/>
+              </w:rPr>
+              <w:t>1) CHECK (Gender IN ('M', '</w:t>
+            </w:r>
+            <w:proofErr w:type="gramStart"/>
+            <w:r>
+              <w:rPr>
+                <w:rFonts w:ascii="Consolas" w:hAnsi="Consolas"/>
+                <w:color w:val="76923C" w:themeColor="accent3" w:themeShade="BF"/>
+                <w:sz w:val="21"/>
+                <w:szCs w:val="21"/>
+              </w:rPr>
+              <w:t>F')</w:t>
+            </w:r>
+            <w:proofErr w:type="gramEnd"/>
+            <w:r>
+              <w:rPr>
+                <w:rFonts w:ascii="Consolas" w:hAnsi="Consolas"/>
+                <w:color w:val="76923C" w:themeColor="accent3" w:themeShade="BF"/>
+                <w:sz w:val="21"/>
+                <w:szCs w:val="21"/>
+              </w:rPr>
+              <w:t>),</w:t>
+            </w:r>
+          </w:p>
+          <w:p>
+            <w:pPr>
+              <w:shd w:val="clear" w:color="auto" w:fill="FFFFFF"/>
+              <w:spacing w:line="285" w:lineRule="atLeast"/>
+              <w:rPr>
+                <w:rFonts w:ascii="Consolas" w:hAnsi="Consolas"/>
+                <w:color w:val="76923C" w:themeColor="accent3" w:themeShade="BF"/>
+                <w:sz w:val="21"/>
+                <w:szCs w:val="21"/>
+              </w:rPr>
+            </w:pPr>
+            <w:r>
+              <w:rPr>
+                <w:rFonts w:ascii="Consolas" w:hAnsi="Consolas"/>
+                <w:color w:val="76923C" w:themeColor="accent3" w:themeShade="BF"/>
+                <w:sz w:val="21"/>
+                <w:szCs w:val="21"/>
+              </w:rPr>
+              <w:t xml:space="preserve">    </w:t>
+            </w:r>
+            <w:proofErr w:type="spellStart"/>
+            <w:r>
+              <w:rPr>
+                <w:rFonts w:ascii="Consolas" w:hAnsi="Consolas"/>
+                <w:color w:val="76923C" w:themeColor="accent3" w:themeShade="BF"/>
+                <w:sz w:val="21"/>
+                <w:szCs w:val="21"/>
+              </w:rPr>
+              <w:t>Hashed_Password</w:t>
+            </w:r>
+            <w:proofErr w:type="spellEnd"/>
+            <w:r>
+              <w:rPr>
+                <w:rFonts w:ascii="Consolas" w:hAnsi="Consolas"/>
+                <w:color w:val="76923C" w:themeColor="accent3" w:themeShade="BF"/>
+                <w:sz w:val="21"/>
+                <w:szCs w:val="21"/>
+              </w:rPr>
+              <w:t xml:space="preserve"> </w:t>
+            </w:r>
+            <w:proofErr w:type="gramStart"/>
+            <w:r>
+              <w:rPr>
+                <w:rFonts w:ascii="Consolas" w:hAnsi="Consolas"/>
+                <w:color w:val="76923C" w:themeColor="accent3" w:themeShade="BF"/>
+                <w:sz w:val="21"/>
+                <w:szCs w:val="21"/>
+              </w:rPr>
+              <w:t>VARCHAR(</w:t>
+            </w:r>
+            <w:proofErr w:type="gramEnd"/>
+            <w:r>
+              <w:rPr>
+                <w:rFonts w:ascii="Consolas" w:hAnsi="Consolas"/>
+                <w:color w:val="76923C" w:themeColor="accent3" w:themeShade="BF"/>
+                <w:sz w:val="21"/>
+                <w:szCs w:val="21"/>
+              </w:rPr>
+              <w:t>20) NOT NULL,</w:t>
+            </w:r>
+          </w:p>
+          <w:p>
+            <w:pPr>
+              <w:shd w:val="clear" w:color="auto" w:fill="FFFFFF"/>
+              <w:spacing w:line="285" w:lineRule="atLeast"/>
+              <w:rPr>
+                <w:rFonts w:ascii="Consolas" w:hAnsi="Consolas"/>
+                <w:color w:val="76923C" w:themeColor="accent3" w:themeShade="BF"/>
+                <w:sz w:val="21"/>
+                <w:szCs w:val="21"/>
+              </w:rPr>
+            </w:pPr>
+            <w:r>
+              <w:rPr>
+                <w:rFonts w:ascii="Consolas" w:hAnsi="Consolas"/>
+                <w:color w:val="76923C" w:themeColor="accent3" w:themeShade="BF"/>
+                <w:sz w:val="21"/>
+                <w:szCs w:val="21"/>
+              </w:rPr>
+              <w:t xml:space="preserve">    </w:t>
+            </w:r>
+            <w:proofErr w:type="spellStart"/>
+            <w:r>
+              <w:rPr>
+                <w:rFonts w:ascii="Consolas" w:hAnsi="Consolas"/>
+                <w:color w:val="76923C" w:themeColor="accent3" w:themeShade="BF"/>
+                <w:sz w:val="21"/>
+                <w:szCs w:val="21"/>
+              </w:rPr>
+              <w:t>Birth_Date</w:t>
+            </w:r>
+            <w:proofErr w:type="spellEnd"/>
+            <w:r>
+              <w:rPr>
+                <w:rFonts w:ascii="Consolas" w:hAnsi="Consolas"/>
+                <w:color w:val="76923C" w:themeColor="accent3" w:themeShade="BF"/>
+                <w:sz w:val="21"/>
+                <w:szCs w:val="21"/>
+              </w:rPr>
+              <w:t xml:space="preserve"> DATE,</w:t>
+            </w:r>
+          </w:p>
+          <w:p>
+            <w:pPr>
+              <w:shd w:val="clear" w:color="auto" w:fill="FFFFFF"/>
+              <w:spacing w:line="285" w:lineRule="atLeast"/>
+              <w:rPr>
+                <w:rFonts w:ascii="Consolas" w:hAnsi="Consolas"/>
+                <w:color w:val="76923C" w:themeColor="accent3" w:themeShade="BF"/>
+                <w:sz w:val="21"/>
+                <w:szCs w:val="21"/>
+              </w:rPr>
+            </w:pPr>
+            <w:r>
+              <w:rPr>
+                <w:rFonts w:ascii="Consolas" w:hAnsi="Consolas"/>
+                <w:color w:val="76923C" w:themeColor="accent3" w:themeShade="BF"/>
+                <w:sz w:val="21"/>
+                <w:szCs w:val="21"/>
+              </w:rPr>
+              <w:t xml:space="preserve">    Salary </w:t>
+            </w:r>
+            <w:proofErr w:type="gramStart"/>
+            <w:r>
+              <w:rPr>
+                <w:rFonts w:ascii="Consolas" w:hAnsi="Consolas"/>
+                <w:color w:val="76923C" w:themeColor="accent3" w:themeShade="BF"/>
+                <w:sz w:val="21"/>
+                <w:szCs w:val="21"/>
+              </w:rPr>
+              <w:t>DECIMAL(</w:t>
+            </w:r>
+            <w:proofErr w:type="gramEnd"/>
+            <w:r>
+              <w:rPr>
+                <w:rFonts w:ascii="Consolas" w:hAnsi="Consolas"/>
+                <w:color w:val="76923C" w:themeColor="accent3" w:themeShade="BF"/>
+                <w:sz w:val="21"/>
+                <w:szCs w:val="21"/>
+              </w:rPr>
+              <w:t>10,2) NOT NULL,</w:t>
+            </w:r>
+          </w:p>
+          <w:p>
+            <w:pPr>
+              <w:shd w:val="clear" w:color="auto" w:fill="FFFFFF"/>
+              <w:spacing w:line="285" w:lineRule="atLeast"/>
+              <w:rPr>
+                <w:rFonts w:ascii="Consolas" w:hAnsi="Consolas"/>
+                <w:color w:val="76923C" w:themeColor="accent3" w:themeShade="BF"/>
+                <w:sz w:val="21"/>
+                <w:szCs w:val="21"/>
+              </w:rPr>
+            </w:pPr>
+            <w:r>
+              <w:rPr>
+                <w:rFonts w:ascii="Consolas" w:hAnsi="Consolas"/>
+                <w:color w:val="76923C" w:themeColor="accent3" w:themeShade="BF"/>
+                <w:sz w:val="21"/>
+                <w:szCs w:val="21"/>
+              </w:rPr>
+              <w:t xml:space="preserve">    </w:t>
+            </w:r>
+            <w:proofErr w:type="spellStart"/>
+            <w:r>
+              <w:rPr>
+                <w:rFonts w:ascii="Consolas" w:hAnsi="Consolas"/>
+                <w:color w:val="76923C" w:themeColor="accent3" w:themeShade="BF"/>
+                <w:sz w:val="21"/>
+                <w:szCs w:val="21"/>
+              </w:rPr>
+              <w:t>Work_Hours</w:t>
+            </w:r>
+            <w:proofErr w:type="spellEnd"/>
+            <w:r>
+              <w:rPr>
+                <w:rFonts w:ascii="Consolas" w:hAnsi="Consolas"/>
+                <w:color w:val="76923C" w:themeColor="accent3" w:themeShade="BF"/>
+                <w:sz w:val="21"/>
+                <w:szCs w:val="21"/>
+              </w:rPr>
+              <w:t xml:space="preserve"> INT NOT NULL,</w:t>
+            </w:r>
+          </w:p>
+          <w:p>
+            <w:pPr>
+              <w:shd w:val="clear" w:color="auto" w:fill="FFFFFF"/>
+              <w:spacing w:line="285" w:lineRule="atLeast"/>
+              <w:rPr>
+                <w:rFonts w:ascii="Consolas" w:hAnsi="Consolas"/>
+                <w:color w:val="76923C" w:themeColor="accent3" w:themeShade="BF"/>
+                <w:sz w:val="21"/>
+                <w:szCs w:val="21"/>
+              </w:rPr>
+            </w:pPr>
+            <w:r>
+              <w:rPr>
+                <w:rFonts w:ascii="Consolas" w:hAnsi="Consolas"/>
+                <w:color w:val="76923C" w:themeColor="accent3" w:themeShade="BF"/>
+                <w:sz w:val="21"/>
+                <w:szCs w:val="21"/>
+              </w:rPr>
+              <w:t xml:space="preserve">    </w:t>
+            </w:r>
+            <w:proofErr w:type="spellStart"/>
+            <w:r>
+              <w:rPr>
+                <w:rFonts w:ascii="Consolas" w:hAnsi="Consolas"/>
+                <w:color w:val="76923C" w:themeColor="accent3" w:themeShade="BF"/>
+                <w:sz w:val="21"/>
+                <w:szCs w:val="21"/>
+              </w:rPr>
+              <w:t>Dept_ID</w:t>
+            </w:r>
+            <w:proofErr w:type="spellEnd"/>
+            <w:r>
+              <w:rPr>
+                <w:rFonts w:ascii="Consolas" w:hAnsi="Consolas"/>
+                <w:color w:val="76923C" w:themeColor="accent3" w:themeShade="BF"/>
+                <w:sz w:val="21"/>
+                <w:szCs w:val="21"/>
+              </w:rPr>
+              <w:t xml:space="preserve"> INT,</w:t>
+            </w:r>
+          </w:p>
+          <w:p>
+            <w:pPr>
+              <w:shd w:val="clear" w:color="auto" w:fill="FFFFFF"/>
+              <w:spacing w:line="285" w:lineRule="atLeast"/>
+              <w:rPr>
+                <w:rFonts w:ascii="Consolas" w:hAnsi="Consolas"/>
+                <w:color w:val="76923C" w:themeColor="accent3" w:themeShade="BF"/>
+                <w:sz w:val="21"/>
+                <w:szCs w:val="21"/>
+              </w:rPr>
+            </w:pPr>
+            <w:r>
+              <w:rPr>
+                <w:rFonts w:ascii="Consolas" w:hAnsi="Consolas"/>
+                <w:color w:val="76923C" w:themeColor="accent3" w:themeShade="BF"/>
+                <w:sz w:val="21"/>
+                <w:szCs w:val="21"/>
+              </w:rPr>
+              <w:t xml:space="preserve">    </w:t>
+            </w:r>
+            <w:proofErr w:type="spellStart"/>
+            <w:r>
+              <w:rPr>
+                <w:rFonts w:ascii="Consolas" w:hAnsi="Consolas"/>
+                <w:color w:val="76923C" w:themeColor="accent3" w:themeShade="BF"/>
+                <w:sz w:val="21"/>
+                <w:szCs w:val="21"/>
+              </w:rPr>
+              <w:t>Key_Code</w:t>
+            </w:r>
+            <w:proofErr w:type="spellEnd"/>
+            <w:r>
+              <w:rPr>
+                <w:rFonts w:ascii="Consolas" w:hAnsi="Consolas"/>
+                <w:color w:val="76923C" w:themeColor="accent3" w:themeShade="BF"/>
+                <w:sz w:val="21"/>
+                <w:szCs w:val="21"/>
+              </w:rPr>
+              <w:t xml:space="preserve"> </w:t>
+            </w:r>
+            <w:proofErr w:type="gramStart"/>
+            <w:r>
+              <w:rPr>
+                <w:rFonts w:ascii="Consolas" w:hAnsi="Consolas"/>
+                <w:color w:val="76923C" w:themeColor="accent3" w:themeShade="BF"/>
+                <w:sz w:val="21"/>
+                <w:szCs w:val="21"/>
+              </w:rPr>
+              <w:t>VARCHAR(</w:t>
+            </w:r>
+            <w:proofErr w:type="gramEnd"/>
+            <w:r>
+              <w:rPr>
+                <w:rFonts w:ascii="Consolas" w:hAnsi="Consolas"/>
+                <w:color w:val="76923C" w:themeColor="accent3" w:themeShade="BF"/>
+                <w:sz w:val="21"/>
+                <w:szCs w:val="21"/>
+              </w:rPr>
+              <w:t>20) UNIQUE,</w:t>
+            </w:r>
+          </w:p>
+          <w:p>
+            <w:pPr>
+              <w:shd w:val="clear" w:color="auto" w:fill="FFFFFF"/>
+              <w:spacing w:line="285" w:lineRule="atLeast"/>
+              <w:rPr>
+                <w:rFonts w:ascii="Consolas" w:hAnsi="Consolas"/>
+                <w:color w:val="76923C" w:themeColor="accent3" w:themeShade="BF"/>
+                <w:sz w:val="21"/>
+                <w:szCs w:val="21"/>
+              </w:rPr>
+            </w:pPr>
+            <w:r>
+              <w:rPr>
+                <w:rFonts w:ascii="Consolas" w:hAnsi="Consolas"/>
+                <w:color w:val="76923C" w:themeColor="accent3" w:themeShade="BF"/>
+                <w:sz w:val="21"/>
+                <w:szCs w:val="21"/>
+              </w:rPr>
+              <w:t xml:space="preserve">    </w:t>
+            </w:r>
+          </w:p>
+          <w:p>
+            <w:pPr>
+              <w:shd w:val="clear" w:color="auto" w:fill="FFFFFF"/>
+              <w:spacing w:line="285" w:lineRule="atLeast"/>
+              <w:rPr>
+                <w:rFonts w:ascii="Consolas" w:hAnsi="Consolas"/>
+                <w:color w:val="76923C" w:themeColor="accent3" w:themeShade="BF"/>
+                <w:sz w:val="21"/>
+                <w:szCs w:val="21"/>
+              </w:rPr>
+            </w:pPr>
+            <w:r>
+              <w:rPr>
+                <w:rFonts w:ascii="Consolas" w:hAnsi="Consolas"/>
+                <w:color w:val="76923C" w:themeColor="accent3" w:themeShade="BF"/>
+                <w:sz w:val="21"/>
+                <w:szCs w:val="21"/>
+              </w:rPr>
+              <w:t xml:space="preserve">    FOREIGN KEY (</w:t>
+            </w:r>
+            <w:proofErr w:type="spellStart"/>
+            <w:r>
+              <w:rPr>
+                <w:rFonts w:ascii="Consolas" w:hAnsi="Consolas"/>
+                <w:color w:val="76923C" w:themeColor="accent3" w:themeShade="BF"/>
+                <w:sz w:val="21"/>
+                <w:szCs w:val="21"/>
+              </w:rPr>
+              <w:t>Dept_ID</w:t>
+            </w:r>
+            <w:proofErr w:type="spellEnd"/>
+            <w:r>
+              <w:rPr>
+                <w:rFonts w:ascii="Consolas" w:hAnsi="Consolas"/>
+                <w:color w:val="76923C" w:themeColor="accent3" w:themeShade="BF"/>
+                <w:sz w:val="21"/>
+                <w:szCs w:val="21"/>
+              </w:rPr>
+              <w:t xml:space="preserve">) REFERENCES </w:t>
+            </w:r>
+            <w:proofErr w:type="gramStart"/>
+            <w:r>
+              <w:rPr>
+                <w:rFonts w:ascii="Consolas" w:hAnsi="Consolas"/>
+                <w:color w:val="76923C" w:themeColor="accent3" w:themeShade="BF"/>
+                <w:sz w:val="21"/>
+                <w:szCs w:val="21"/>
+              </w:rPr>
+              <w:t>Department(</w:t>
+            </w:r>
+            <w:proofErr w:type="spellStart"/>
+            <w:proofErr w:type="gramEnd"/>
+            <w:r>
+              <w:rPr>
+                <w:rFonts w:ascii="Consolas" w:hAnsi="Consolas"/>
+                <w:color w:val="76923C" w:themeColor="accent3" w:themeShade="BF"/>
+                <w:sz w:val="21"/>
+                <w:szCs w:val="21"/>
+              </w:rPr>
+              <w:t>Dept_ID</w:t>
+            </w:r>
+            <w:proofErr w:type="spellEnd"/>
+            <w:r>
+              <w:rPr>
+                <w:rFonts w:ascii="Consolas" w:hAnsi="Consolas"/>
+                <w:color w:val="76923C" w:themeColor="accent3" w:themeShade="BF"/>
+                <w:sz w:val="21"/>
+                <w:szCs w:val="21"/>
+              </w:rPr>
+              <w:t>)</w:t>
+            </w:r>
+          </w:p>
+          <w:p>
+            <w:pPr>
+              <w:shd w:val="clear" w:color="auto" w:fill="FFFFFF"/>
+              <w:spacing w:line="285" w:lineRule="atLeast"/>
+              <w:rPr>
+                <w:rFonts w:ascii="Consolas" w:hAnsi="Consolas"/>
+                <w:color w:val="76923C" w:themeColor="accent3" w:themeShade="BF"/>
+                <w:sz w:val="21"/>
+                <w:szCs w:val="21"/>
+              </w:rPr>
+            </w:pPr>
+            <w:r>
+              <w:rPr>
+                <w:rFonts w:ascii="Consolas" w:hAnsi="Consolas"/>
+                <w:color w:val="76923C" w:themeColor="accent3" w:themeShade="BF"/>
+                <w:sz w:val="21"/>
+                <w:szCs w:val="21"/>
+              </w:rPr>
+              <w:t>);</w:t>
+            </w:r>
+          </w:p>
+        </w:tc>
+      </w:tr>
+      <w:tr>
+        <w:trPr>
+          <w:trHeight w:val="4364"/>
+        </w:trPr>
+        <w:tc>
+          <w:tcPr>
+            <w:tcW w:w="3931" w:type="dxa"/>
+          </w:tcPr>
+          <w:p>
+            <w:pPr>
+              <w:shd w:val="clear" w:color="auto" w:fill="FFFFFF"/>
+              <w:spacing w:line="285" w:lineRule="atLeast"/>
+              <w:rPr>
+                <w:rFonts w:ascii="Consolas" w:hAnsi="Consolas"/>
                 <w:color w:val="0000FF"/>
                 <w:sz w:val="21"/>
                 <w:szCs w:val="21"/>
               </w:rPr>
             </w:pPr>
+            <w:r>
+              <w:rPr>
+                <w:rFonts w:ascii="Consolas" w:hAnsi="Consolas"/>
+                <w:color w:val="000000"/>
+                <w:sz w:val="21"/>
+                <w:szCs w:val="21"/>
+              </w:rPr>
+              <w:t>Dependents</w:t>
+            </w:r>
+          </w:p>
+        </w:tc>
+        <w:tc>
+          <w:tcPr>
+            <w:tcW w:w="6779" w:type="dxa"/>
+          </w:tcPr>
+          <w:p>
+            <w:pPr>
+              <w:shd w:val="clear" w:color="auto" w:fill="FFFFFF"/>
+              <w:spacing w:line="285" w:lineRule="atLeast"/>
+              <w:rPr>
+                <w:rFonts w:ascii="Consolas" w:hAnsi="Consolas"/>
+                <w:color w:val="76923C" w:themeColor="accent3" w:themeShade="BF"/>
+                <w:sz w:val="21"/>
+                <w:szCs w:val="21"/>
+              </w:rPr>
+            </w:pPr>
+            <w:r>
+              <w:rPr>
+                <w:rFonts w:ascii="Consolas" w:hAnsi="Consolas"/>
+                <w:color w:val="76923C" w:themeColor="accent3" w:themeShade="BF"/>
+                <w:sz w:val="21"/>
+                <w:szCs w:val="21"/>
+              </w:rPr>
+              <w:t>CREATE TABLE Dependents (</w:t>
+            </w:r>
+          </w:p>
+          <w:p>
+            <w:pPr>
+              <w:shd w:val="clear" w:color="auto" w:fill="FFFFFF"/>
+              <w:spacing w:line="285" w:lineRule="atLeast"/>
+              <w:rPr>
+                <w:rFonts w:ascii="Consolas" w:hAnsi="Consolas"/>
+                <w:color w:val="76923C" w:themeColor="accent3" w:themeShade="BF"/>
+                <w:sz w:val="21"/>
+                <w:szCs w:val="21"/>
+              </w:rPr>
+            </w:pPr>
+            <w:r>
+              <w:rPr>
+                <w:rFonts w:ascii="Consolas" w:hAnsi="Consolas"/>
+                <w:color w:val="76923C" w:themeColor="accent3" w:themeShade="BF"/>
+                <w:sz w:val="21"/>
+                <w:szCs w:val="21"/>
+              </w:rPr>
+              <w:t xml:space="preserve">    </w:t>
+            </w:r>
+            <w:proofErr w:type="spellStart"/>
+            <w:r>
+              <w:rPr>
+                <w:rFonts w:ascii="Consolas" w:hAnsi="Consolas"/>
+                <w:color w:val="76923C" w:themeColor="accent3" w:themeShade="BF"/>
+                <w:sz w:val="21"/>
+                <w:szCs w:val="21"/>
+              </w:rPr>
+              <w:t>Dep_Name</w:t>
+            </w:r>
+            <w:proofErr w:type="spellEnd"/>
+            <w:r>
+              <w:rPr>
+                <w:rFonts w:ascii="Consolas" w:hAnsi="Consolas"/>
+                <w:color w:val="76923C" w:themeColor="accent3" w:themeShade="BF"/>
+                <w:sz w:val="21"/>
+                <w:szCs w:val="21"/>
+              </w:rPr>
+              <w:t xml:space="preserve"> </w:t>
+            </w:r>
+            <w:proofErr w:type="gramStart"/>
+            <w:r>
+              <w:rPr>
+                <w:rFonts w:ascii="Consolas" w:hAnsi="Consolas"/>
+                <w:color w:val="76923C" w:themeColor="accent3" w:themeShade="BF"/>
+                <w:sz w:val="21"/>
+                <w:szCs w:val="21"/>
+              </w:rPr>
+              <w:t>VARCHAR(</w:t>
+            </w:r>
+            <w:proofErr w:type="gramEnd"/>
+            <w:r>
+              <w:rPr>
+                <w:rFonts w:ascii="Consolas" w:hAnsi="Consolas"/>
+                <w:color w:val="76923C" w:themeColor="accent3" w:themeShade="BF"/>
+                <w:sz w:val="21"/>
+                <w:szCs w:val="21"/>
+              </w:rPr>
+              <w:t>30) PRIMARY KEY,</w:t>
+            </w:r>
+          </w:p>
+          <w:p>
+            <w:pPr>
+              <w:shd w:val="clear" w:color="auto" w:fill="FFFFFF"/>
+              <w:spacing w:line="285" w:lineRule="atLeast"/>
+              <w:rPr>
+                <w:rFonts w:ascii="Consolas" w:hAnsi="Consolas"/>
+                <w:color w:val="76923C" w:themeColor="accent3" w:themeShade="BF"/>
+                <w:sz w:val="21"/>
+                <w:szCs w:val="21"/>
+              </w:rPr>
+            </w:pPr>
+            <w:r>
+              <w:rPr>
+                <w:rFonts w:ascii="Consolas" w:hAnsi="Consolas"/>
+                <w:color w:val="76923C" w:themeColor="accent3" w:themeShade="BF"/>
+                <w:sz w:val="21"/>
+                <w:szCs w:val="21"/>
+              </w:rPr>
+              <w:t xml:space="preserve">    </w:t>
+            </w:r>
+            <w:proofErr w:type="spellStart"/>
+            <w:r>
+              <w:rPr>
+                <w:rFonts w:ascii="Consolas" w:hAnsi="Consolas"/>
+                <w:color w:val="76923C" w:themeColor="accent3" w:themeShade="BF"/>
+                <w:sz w:val="21"/>
+                <w:szCs w:val="21"/>
+              </w:rPr>
+              <w:t>Employee_ID</w:t>
+            </w:r>
+            <w:proofErr w:type="spellEnd"/>
+            <w:r>
+              <w:rPr>
+                <w:rFonts w:ascii="Consolas" w:hAnsi="Consolas"/>
+                <w:color w:val="76923C" w:themeColor="accent3" w:themeShade="BF"/>
+                <w:sz w:val="21"/>
+                <w:szCs w:val="21"/>
+              </w:rPr>
+              <w:t xml:space="preserve"> INT NOT NULL,</w:t>
+            </w:r>
+          </w:p>
+          <w:p>
+            <w:pPr>
+              <w:shd w:val="clear" w:color="auto" w:fill="FFFFFF"/>
+              <w:spacing w:line="285" w:lineRule="atLeast"/>
+              <w:rPr>
+                <w:rFonts w:ascii="Consolas" w:hAnsi="Consolas"/>
+                <w:color w:val="76923C" w:themeColor="accent3" w:themeShade="BF"/>
+                <w:sz w:val="21"/>
+                <w:szCs w:val="21"/>
+              </w:rPr>
+            </w:pPr>
+            <w:r>
+              <w:rPr>
+                <w:rFonts w:ascii="Consolas" w:hAnsi="Consolas"/>
+                <w:color w:val="76923C" w:themeColor="accent3" w:themeShade="BF"/>
+                <w:sz w:val="21"/>
+                <w:szCs w:val="21"/>
+              </w:rPr>
+              <w:t xml:space="preserve">    Gender </w:t>
+            </w:r>
+            <w:proofErr w:type="gramStart"/>
+            <w:r>
+              <w:rPr>
+                <w:rFonts w:ascii="Consolas" w:hAnsi="Consolas"/>
+                <w:color w:val="76923C" w:themeColor="accent3" w:themeShade="BF"/>
+                <w:sz w:val="21"/>
+                <w:szCs w:val="21"/>
+              </w:rPr>
+              <w:t>CHAR(</w:t>
+            </w:r>
+            <w:proofErr w:type="gramEnd"/>
+            <w:r>
+              <w:rPr>
+                <w:rFonts w:ascii="Consolas" w:hAnsi="Consolas"/>
+                <w:color w:val="76923C" w:themeColor="accent3" w:themeShade="BF"/>
+                <w:sz w:val="21"/>
+                <w:szCs w:val="21"/>
+              </w:rPr>
+              <w:t>1) CHECK (Gender IN ('M', '</w:t>
+            </w:r>
+            <w:proofErr w:type="gramStart"/>
+            <w:r>
+              <w:rPr>
+                <w:rFonts w:ascii="Consolas" w:hAnsi="Consolas"/>
+                <w:color w:val="76923C" w:themeColor="accent3" w:themeShade="BF"/>
+                <w:sz w:val="21"/>
+                <w:szCs w:val="21"/>
+              </w:rPr>
+              <w:t>F')</w:t>
+            </w:r>
+            <w:proofErr w:type="gramEnd"/>
+            <w:r>
+              <w:rPr>
+                <w:rFonts w:ascii="Consolas" w:hAnsi="Consolas"/>
+                <w:color w:val="76923C" w:themeColor="accent3" w:themeShade="BF"/>
+                <w:sz w:val="21"/>
+                <w:szCs w:val="21"/>
+              </w:rPr>
+              <w:t>),</w:t>
+            </w:r>
+          </w:p>
+          <w:p>
+            <w:pPr>
+              <w:shd w:val="clear" w:color="auto" w:fill="FFFFFF"/>
+              <w:spacing w:line="285" w:lineRule="atLeast"/>
+              <w:rPr>
+                <w:rFonts w:ascii="Consolas" w:hAnsi="Consolas"/>
+                <w:color w:val="76923C" w:themeColor="accent3" w:themeShade="BF"/>
+                <w:sz w:val="21"/>
+                <w:szCs w:val="21"/>
+              </w:rPr>
+            </w:pPr>
+            <w:r>
+              <w:rPr>
+                <w:rFonts w:ascii="Consolas" w:hAnsi="Consolas"/>
+                <w:color w:val="76923C" w:themeColor="accent3" w:themeShade="BF"/>
+                <w:sz w:val="21"/>
+                <w:szCs w:val="21"/>
+              </w:rPr>
+              <w:t xml:space="preserve">    Relationship </w:t>
+            </w:r>
+            <w:proofErr w:type="gramStart"/>
+            <w:r>
+              <w:rPr>
+                <w:rFonts w:ascii="Consolas" w:hAnsi="Consolas"/>
+                <w:color w:val="76923C" w:themeColor="accent3" w:themeShade="BF"/>
+                <w:sz w:val="21"/>
+                <w:szCs w:val="21"/>
+              </w:rPr>
+              <w:t>VARCHAR(</w:t>
+            </w:r>
+            <w:proofErr w:type="gramEnd"/>
+            <w:r>
+              <w:rPr>
+                <w:rFonts w:ascii="Consolas" w:hAnsi="Consolas"/>
+                <w:color w:val="76923C" w:themeColor="accent3" w:themeShade="BF"/>
+                <w:sz w:val="21"/>
+                <w:szCs w:val="21"/>
+              </w:rPr>
+              <w:t>20) NOT NULL,</w:t>
+            </w:r>
+          </w:p>
+          <w:p>
+            <w:pPr>
+              <w:shd w:val="clear" w:color="auto" w:fill="FFFFFF"/>
+              <w:spacing w:line="285" w:lineRule="atLeast"/>
+              <w:rPr>
+                <w:rFonts w:ascii="Consolas" w:hAnsi="Consolas"/>
+                <w:color w:val="76923C" w:themeColor="accent3" w:themeShade="BF"/>
+                <w:sz w:val="21"/>
+                <w:szCs w:val="21"/>
+              </w:rPr>
+            </w:pPr>
+          </w:p>
+          <w:p>
+            <w:pPr>
+              <w:shd w:val="clear" w:color="auto" w:fill="FFFFFF"/>
+              <w:spacing w:line="285" w:lineRule="atLeast"/>
+              <w:rPr>
+                <w:rFonts w:ascii="Consolas" w:hAnsi="Consolas"/>
+                <w:color w:val="76923C" w:themeColor="accent3" w:themeShade="BF"/>
+                <w:sz w:val="21"/>
+                <w:szCs w:val="21"/>
+              </w:rPr>
+            </w:pPr>
+            <w:r>
+              <w:rPr>
+                <w:rFonts w:ascii="Consolas" w:hAnsi="Consolas"/>
+                <w:color w:val="76923C" w:themeColor="accent3" w:themeShade="BF"/>
+                <w:sz w:val="21"/>
+                <w:szCs w:val="21"/>
+              </w:rPr>
+              <w:t xml:space="preserve">    FOREIGN KEY (</w:t>
+            </w:r>
+            <w:proofErr w:type="spellStart"/>
+            <w:r>
+              <w:rPr>
+                <w:rFonts w:ascii="Consolas" w:hAnsi="Consolas"/>
+                <w:color w:val="76923C" w:themeColor="accent3" w:themeShade="BF"/>
+                <w:sz w:val="21"/>
+                <w:szCs w:val="21"/>
+              </w:rPr>
+              <w:t>Employee_ID</w:t>
+            </w:r>
+            <w:proofErr w:type="spellEnd"/>
+            <w:r>
+              <w:rPr>
+                <w:rFonts w:ascii="Consolas" w:hAnsi="Consolas"/>
+                <w:color w:val="76923C" w:themeColor="accent3" w:themeShade="BF"/>
+                <w:sz w:val="21"/>
+                <w:szCs w:val="21"/>
+              </w:rPr>
+              <w:t xml:space="preserve">) REFERENCES </w:t>
+            </w:r>
+            <w:proofErr w:type="gramStart"/>
+            <w:r>
+              <w:rPr>
+                <w:rFonts w:ascii="Consolas" w:hAnsi="Consolas"/>
+                <w:color w:val="76923C" w:themeColor="accent3" w:themeShade="BF"/>
+                <w:sz w:val="21"/>
+                <w:szCs w:val="21"/>
+              </w:rPr>
+              <w:t>Employees(</w:t>
+            </w:r>
+            <w:proofErr w:type="spellStart"/>
+            <w:proofErr w:type="gramEnd"/>
+            <w:r>
+              <w:rPr>
+                <w:rFonts w:ascii="Consolas" w:hAnsi="Consolas"/>
+                <w:color w:val="76923C" w:themeColor="accent3" w:themeShade="BF"/>
+                <w:sz w:val="21"/>
+                <w:szCs w:val="21"/>
+              </w:rPr>
+              <w:t>Employee_ID</w:t>
+            </w:r>
+            <w:proofErr w:type="spellEnd"/>
+            <w:r>
+              <w:rPr>
+                <w:rFonts w:ascii="Consolas" w:hAnsi="Consolas"/>
+                <w:color w:val="76923C" w:themeColor="accent3" w:themeShade="BF"/>
+                <w:sz w:val="21"/>
+                <w:szCs w:val="21"/>
+              </w:rPr>
+              <w:t>)</w:t>
+            </w:r>
+          </w:p>
+          <w:p>
+            <w:pPr>
+              <w:shd w:val="clear" w:color="auto" w:fill="FFFFFF"/>
+              <w:spacing w:line="285" w:lineRule="atLeast"/>
+              <w:rPr>
+                <w:rFonts w:ascii="Consolas" w:hAnsi="Consolas"/>
+                <w:color w:val="0000FF"/>
+                <w:sz w:val="21"/>
+                <w:szCs w:val="21"/>
+              </w:rPr>
+            </w:pPr>
+            <w:r>
+              <w:rPr>
+                <w:rFonts w:ascii="Consolas" w:hAnsi="Consolas"/>
+                <w:color w:val="76923C" w:themeColor="accent3" w:themeShade="BF"/>
+                <w:sz w:val="21"/>
+                <w:szCs w:val="21"/>
+              </w:rPr>
+              <w:t>);</w:t>
+            </w:r>
           </w:p>
         </w:tc>
       </w:tr>
       <w:tr>
         <w:tc>
           <w:tcPr>
-            <w:tcW w:w="2869" w:type="dxa"/>
+            <w:tcW w:w="3931" w:type="dxa"/>
           </w:tcPr>
           <w:p>
             <w:pPr>
@@ -3774,7 +5035,8 @@
                 <w:sz w:val="21"/>
                 <w:szCs w:val="21"/>
               </w:rPr>
-              <w:t>Table</w:t>
+              <w:lastRenderedPageBreak/>
+              <w:t>Books</w:t>
             </w:r>
           </w:p>
           <w:p>
@@ -3792,7 +5054,7 @@
         </w:tc>
         <w:tc>
           <w:tcPr>
-            <w:tcW w:w="5987" w:type="dxa"/>
+            <w:tcW w:w="6779" w:type="dxa"/>
           </w:tcPr>
           <w:p>
             <w:pPr>
@@ -3800,19 +5062,19 @@
               <w:spacing w:line="285" w:lineRule="atLeast"/>
               <w:rPr>
                 <w:rFonts w:ascii="Consolas" w:hAnsi="Consolas"/>
-                <w:color w:val="000000"/>
-                <w:sz w:val="21"/>
-                <w:szCs w:val="21"/>
-              </w:rPr>
-            </w:pPr>
-            <w:r>
-              <w:rPr>
-                <w:rFonts w:ascii="Consolas" w:hAnsi="Consolas"/>
-                <w:color w:val="0000FF"/>
-                <w:sz w:val="21"/>
-                <w:szCs w:val="21"/>
-              </w:rPr>
-              <w:t>code</w:t>
+                <w:color w:val="76923C" w:themeColor="accent3" w:themeShade="BF"/>
+                <w:sz w:val="21"/>
+                <w:szCs w:val="21"/>
+              </w:rPr>
+            </w:pPr>
+            <w:r>
+              <w:rPr>
+                <w:rFonts w:ascii="Consolas" w:hAnsi="Consolas"/>
+                <w:color w:val="76923C" w:themeColor="accent3" w:themeShade="BF"/>
+                <w:sz w:val="21"/>
+                <w:szCs w:val="21"/>
+              </w:rPr>
+              <w:t>CREATE TABLE Books (</w:t>
             </w:r>
           </w:p>
           <w:p>
@@ -3821,18 +5083,171 @@
               <w:spacing w:line="285" w:lineRule="atLeast"/>
               <w:rPr>
                 <w:rFonts w:ascii="Consolas" w:hAnsi="Consolas"/>
+                <w:color w:val="76923C" w:themeColor="accent3" w:themeShade="BF"/>
+                <w:sz w:val="21"/>
+                <w:szCs w:val="21"/>
+              </w:rPr>
+            </w:pPr>
+            <w:r>
+              <w:rPr>
+                <w:rFonts w:ascii="Consolas" w:hAnsi="Consolas"/>
+                <w:color w:val="76923C" w:themeColor="accent3" w:themeShade="BF"/>
+                <w:sz w:val="21"/>
+                <w:szCs w:val="21"/>
+              </w:rPr>
+              <w:t xml:space="preserve">    </w:t>
+            </w:r>
+            <w:proofErr w:type="spellStart"/>
+            <w:r>
+              <w:rPr>
+                <w:rFonts w:ascii="Consolas" w:hAnsi="Consolas"/>
+                <w:color w:val="76923C" w:themeColor="accent3" w:themeShade="BF"/>
+                <w:sz w:val="21"/>
+                <w:szCs w:val="21"/>
+              </w:rPr>
+              <w:t>Book_Code</w:t>
+            </w:r>
+            <w:proofErr w:type="spellEnd"/>
+            <w:r>
+              <w:rPr>
+                <w:rFonts w:ascii="Consolas" w:hAnsi="Consolas"/>
+                <w:color w:val="76923C" w:themeColor="accent3" w:themeShade="BF"/>
+                <w:sz w:val="21"/>
+                <w:szCs w:val="21"/>
+              </w:rPr>
+              <w:t xml:space="preserve"> INT PRIMARY KEY,</w:t>
+            </w:r>
+          </w:p>
+          <w:p>
+            <w:pPr>
+              <w:shd w:val="clear" w:color="auto" w:fill="FFFFFF"/>
+              <w:spacing w:line="285" w:lineRule="atLeast"/>
+              <w:rPr>
+                <w:rFonts w:ascii="Consolas" w:hAnsi="Consolas"/>
+                <w:color w:val="76923C" w:themeColor="accent3" w:themeShade="BF"/>
+                <w:sz w:val="21"/>
+                <w:szCs w:val="21"/>
+              </w:rPr>
+            </w:pPr>
+            <w:r>
+              <w:rPr>
+                <w:rFonts w:ascii="Consolas" w:hAnsi="Consolas"/>
+                <w:color w:val="76923C" w:themeColor="accent3" w:themeShade="BF"/>
+                <w:sz w:val="21"/>
+                <w:szCs w:val="21"/>
+              </w:rPr>
+              <w:t xml:space="preserve">    Title </w:t>
+            </w:r>
+            <w:proofErr w:type="gramStart"/>
+            <w:r>
+              <w:rPr>
+                <w:rFonts w:ascii="Consolas" w:hAnsi="Consolas"/>
+                <w:color w:val="76923C" w:themeColor="accent3" w:themeShade="BF"/>
+                <w:sz w:val="21"/>
+                <w:szCs w:val="21"/>
+              </w:rPr>
+              <w:t>VARCHAR(</w:t>
+            </w:r>
+            <w:proofErr w:type="gramEnd"/>
+            <w:r>
+              <w:rPr>
+                <w:rFonts w:ascii="Consolas" w:hAnsi="Consolas"/>
+                <w:color w:val="76923C" w:themeColor="accent3" w:themeShade="BF"/>
+                <w:sz w:val="21"/>
+                <w:szCs w:val="21"/>
+              </w:rPr>
+              <w:t>100) NOT NULL,</w:t>
+            </w:r>
+          </w:p>
+          <w:p>
+            <w:pPr>
+              <w:shd w:val="clear" w:color="auto" w:fill="FFFFFF"/>
+              <w:spacing w:line="285" w:lineRule="atLeast"/>
+              <w:rPr>
+                <w:rFonts w:ascii="Consolas" w:hAnsi="Consolas"/>
+                <w:color w:val="76923C" w:themeColor="accent3" w:themeShade="BF"/>
+                <w:sz w:val="21"/>
+                <w:szCs w:val="21"/>
+              </w:rPr>
+            </w:pPr>
+            <w:r>
+              <w:rPr>
+                <w:rFonts w:ascii="Consolas" w:hAnsi="Consolas"/>
+                <w:color w:val="76923C" w:themeColor="accent3" w:themeShade="BF"/>
+                <w:sz w:val="21"/>
+                <w:szCs w:val="21"/>
+              </w:rPr>
+              <w:t xml:space="preserve">    Price </w:t>
+            </w:r>
+            <w:proofErr w:type="gramStart"/>
+            <w:r>
+              <w:rPr>
+                <w:rFonts w:ascii="Consolas" w:hAnsi="Consolas"/>
+                <w:color w:val="76923C" w:themeColor="accent3" w:themeShade="BF"/>
+                <w:sz w:val="21"/>
+                <w:szCs w:val="21"/>
+              </w:rPr>
+              <w:t>DECIMAL(</w:t>
+            </w:r>
+            <w:proofErr w:type="gramEnd"/>
+            <w:r>
+              <w:rPr>
+                <w:rFonts w:ascii="Consolas" w:hAnsi="Consolas"/>
+                <w:color w:val="76923C" w:themeColor="accent3" w:themeShade="BF"/>
+                <w:sz w:val="21"/>
+                <w:szCs w:val="21"/>
+              </w:rPr>
+              <w:t>10,2) NOT NULL,</w:t>
+            </w:r>
+          </w:p>
+          <w:p>
+            <w:pPr>
+              <w:shd w:val="clear" w:color="auto" w:fill="FFFFFF"/>
+              <w:spacing w:line="285" w:lineRule="atLeast"/>
+              <w:rPr>
+                <w:rFonts w:ascii="Consolas" w:hAnsi="Consolas"/>
+                <w:color w:val="76923C" w:themeColor="accent3" w:themeShade="BF"/>
+                <w:sz w:val="21"/>
+                <w:szCs w:val="21"/>
+              </w:rPr>
+            </w:pPr>
+            <w:r>
+              <w:rPr>
+                <w:rFonts w:ascii="Consolas" w:hAnsi="Consolas"/>
+                <w:color w:val="76923C" w:themeColor="accent3" w:themeShade="BF"/>
+                <w:sz w:val="21"/>
+                <w:szCs w:val="21"/>
+              </w:rPr>
+              <w:t xml:space="preserve">    Stock INT NOT NULL</w:t>
+            </w:r>
+          </w:p>
+          <w:p>
+            <w:pPr>
+              <w:shd w:val="clear" w:color="auto" w:fill="FFFFFF"/>
+              <w:spacing w:line="285" w:lineRule="atLeast"/>
+              <w:rPr>
+                <w:rFonts w:ascii="Consolas" w:hAnsi="Consolas"/>
                 <w:color w:val="0000FF"/>
                 <w:sz w:val="21"/>
                 <w:szCs w:val="21"/>
               </w:rPr>
             </w:pPr>
+            <w:r>
+              <w:rPr>
+                <w:rFonts w:ascii="Consolas" w:hAnsi="Consolas"/>
+                <w:color w:val="76923C" w:themeColor="accent3" w:themeShade="BF"/>
+                <w:sz w:val="21"/>
+                <w:szCs w:val="21"/>
+              </w:rPr>
+              <w:t>);</w:t>
+            </w:r>
           </w:p>
         </w:tc>
       </w:tr>
       <w:tr>
         <w:tc>
           <w:tcPr>
-            <w:tcW w:w="2869" w:type="dxa"/>
+            <w:tcW w:w="3931" w:type="dxa"/>
           </w:tcPr>
           <w:p>
             <w:pPr>
@@ -3852,7 +5267,7 @@
                 <w:sz w:val="21"/>
                 <w:szCs w:val="21"/>
               </w:rPr>
-              <w:t>Table</w:t>
+              <w:t>Authors</w:t>
             </w:r>
           </w:p>
           <w:p>
@@ -3870,7 +5285,7 @@
         </w:tc>
         <w:tc>
           <w:tcPr>
-            <w:tcW w:w="5987" w:type="dxa"/>
+            <w:tcW w:w="6779" w:type="dxa"/>
           </w:tcPr>
           <w:p>
             <w:pPr>
@@ -3878,19 +5293,19 @@
               <w:spacing w:line="285" w:lineRule="atLeast"/>
               <w:rPr>
                 <w:rFonts w:ascii="Consolas" w:hAnsi="Consolas"/>
-                <w:color w:val="000000"/>
-                <w:sz w:val="21"/>
-                <w:szCs w:val="21"/>
-              </w:rPr>
-            </w:pPr>
-            <w:r>
-              <w:rPr>
-                <w:rFonts w:ascii="Consolas" w:hAnsi="Consolas"/>
-                <w:color w:val="0000FF"/>
-                <w:sz w:val="21"/>
-                <w:szCs w:val="21"/>
-              </w:rPr>
-              <w:t>code</w:t>
+                <w:color w:val="76923C" w:themeColor="accent3" w:themeShade="BF"/>
+                <w:sz w:val="21"/>
+                <w:szCs w:val="21"/>
+              </w:rPr>
+            </w:pPr>
+            <w:r>
+              <w:rPr>
+                <w:rFonts w:ascii="Consolas" w:hAnsi="Consolas"/>
+                <w:color w:val="76923C" w:themeColor="accent3" w:themeShade="BF"/>
+                <w:sz w:val="21"/>
+                <w:szCs w:val="21"/>
+              </w:rPr>
+              <w:t>CREATE TABLE Authors (</w:t>
             </w:r>
           </w:p>
           <w:p>
@@ -3899,18 +5314,170 @@
               <w:spacing w:line="285" w:lineRule="atLeast"/>
               <w:rPr>
                 <w:rFonts w:ascii="Consolas" w:hAnsi="Consolas"/>
+                <w:color w:val="76923C" w:themeColor="accent3" w:themeShade="BF"/>
+                <w:sz w:val="21"/>
+                <w:szCs w:val="21"/>
+              </w:rPr>
+            </w:pPr>
+            <w:r>
+              <w:rPr>
+                <w:rFonts w:ascii="Consolas" w:hAnsi="Consolas"/>
+                <w:color w:val="76923C" w:themeColor="accent3" w:themeShade="BF"/>
+                <w:sz w:val="21"/>
+                <w:szCs w:val="21"/>
+              </w:rPr>
+              <w:t xml:space="preserve">    </w:t>
+            </w:r>
+            <w:proofErr w:type="spellStart"/>
+            <w:r>
+              <w:rPr>
+                <w:rFonts w:ascii="Consolas" w:hAnsi="Consolas"/>
+                <w:color w:val="76923C" w:themeColor="accent3" w:themeShade="BF"/>
+                <w:sz w:val="21"/>
+                <w:szCs w:val="21"/>
+              </w:rPr>
+              <w:t>Authors_ID</w:t>
+            </w:r>
+            <w:proofErr w:type="spellEnd"/>
+            <w:r>
+              <w:rPr>
+                <w:rFonts w:ascii="Consolas" w:hAnsi="Consolas"/>
+                <w:color w:val="76923C" w:themeColor="accent3" w:themeShade="BF"/>
+                <w:sz w:val="21"/>
+                <w:szCs w:val="21"/>
+              </w:rPr>
+              <w:t xml:space="preserve"> INT PRIMARY KEY,</w:t>
+            </w:r>
+          </w:p>
+          <w:p>
+            <w:pPr>
+              <w:shd w:val="clear" w:color="auto" w:fill="FFFFFF"/>
+              <w:spacing w:line="285" w:lineRule="atLeast"/>
+              <w:rPr>
+                <w:rFonts w:ascii="Consolas" w:hAnsi="Consolas"/>
+                <w:color w:val="76923C" w:themeColor="accent3" w:themeShade="BF"/>
+                <w:sz w:val="21"/>
+                <w:szCs w:val="21"/>
+              </w:rPr>
+            </w:pPr>
+            <w:r>
+              <w:rPr>
+                <w:rFonts w:ascii="Consolas" w:hAnsi="Consolas"/>
+                <w:color w:val="76923C" w:themeColor="accent3" w:themeShade="BF"/>
+                <w:sz w:val="21"/>
+                <w:szCs w:val="21"/>
+              </w:rPr>
+              <w:t xml:space="preserve">    </w:t>
+            </w:r>
+            <w:proofErr w:type="spellStart"/>
+            <w:r>
+              <w:rPr>
+                <w:rFonts w:ascii="Consolas" w:hAnsi="Consolas"/>
+                <w:color w:val="76923C" w:themeColor="accent3" w:themeShade="BF"/>
+                <w:sz w:val="21"/>
+                <w:szCs w:val="21"/>
+              </w:rPr>
+              <w:t>Nick_Name</w:t>
+            </w:r>
+            <w:proofErr w:type="spellEnd"/>
+            <w:r>
+              <w:rPr>
+                <w:rFonts w:ascii="Consolas" w:hAnsi="Consolas"/>
+                <w:color w:val="76923C" w:themeColor="accent3" w:themeShade="BF"/>
+                <w:sz w:val="21"/>
+                <w:szCs w:val="21"/>
+              </w:rPr>
+              <w:t xml:space="preserve"> </w:t>
+            </w:r>
+            <w:proofErr w:type="gramStart"/>
+            <w:r>
+              <w:rPr>
+                <w:rFonts w:ascii="Consolas" w:hAnsi="Consolas"/>
+                <w:color w:val="76923C" w:themeColor="accent3" w:themeShade="BF"/>
+                <w:sz w:val="21"/>
+                <w:szCs w:val="21"/>
+              </w:rPr>
+              <w:t>VARCHAR(</w:t>
+            </w:r>
+            <w:proofErr w:type="gramEnd"/>
+            <w:r>
+              <w:rPr>
+                <w:rFonts w:ascii="Consolas" w:hAnsi="Consolas"/>
+                <w:color w:val="76923C" w:themeColor="accent3" w:themeShade="BF"/>
+                <w:sz w:val="21"/>
+                <w:szCs w:val="21"/>
+              </w:rPr>
+              <w:t>30) NOT NULL,</w:t>
+            </w:r>
+          </w:p>
+          <w:p>
+            <w:pPr>
+              <w:shd w:val="clear" w:color="auto" w:fill="FFFFFF"/>
+              <w:spacing w:line="285" w:lineRule="atLeast"/>
+              <w:rPr>
+                <w:rFonts w:ascii="Consolas" w:hAnsi="Consolas"/>
+                <w:color w:val="76923C" w:themeColor="accent3" w:themeShade="BF"/>
+                <w:sz w:val="21"/>
+                <w:szCs w:val="21"/>
+              </w:rPr>
+            </w:pPr>
+            <w:r>
+              <w:rPr>
+                <w:rFonts w:ascii="Consolas" w:hAnsi="Consolas"/>
+                <w:color w:val="76923C" w:themeColor="accent3" w:themeShade="BF"/>
+                <w:sz w:val="21"/>
+                <w:szCs w:val="21"/>
+              </w:rPr>
+              <w:t xml:space="preserve">    Email </w:t>
+            </w:r>
+            <w:proofErr w:type="gramStart"/>
+            <w:r>
+              <w:rPr>
+                <w:rFonts w:ascii="Consolas" w:hAnsi="Consolas"/>
+                <w:color w:val="76923C" w:themeColor="accent3" w:themeShade="BF"/>
+                <w:sz w:val="21"/>
+                <w:szCs w:val="21"/>
+              </w:rPr>
+              <w:t>VARCHAR(</w:t>
+            </w:r>
+            <w:proofErr w:type="gramEnd"/>
+            <w:r>
+              <w:rPr>
+                <w:rFonts w:ascii="Consolas" w:hAnsi="Consolas"/>
+                <w:color w:val="76923C" w:themeColor="accent3" w:themeShade="BF"/>
+                <w:sz w:val="21"/>
+                <w:szCs w:val="21"/>
+              </w:rPr>
+              <w:t>50) UNIQUE NOT NULL</w:t>
+            </w:r>
+          </w:p>
+          <w:p>
+            <w:pPr>
+              <w:shd w:val="clear" w:color="auto" w:fill="FFFFFF"/>
+              <w:spacing w:line="285" w:lineRule="atLeast"/>
+              <w:rPr>
+                <w:rFonts w:ascii="Consolas" w:hAnsi="Consolas"/>
                 <w:color w:val="0000FF"/>
                 <w:sz w:val="21"/>
                 <w:szCs w:val="21"/>
               </w:rPr>
             </w:pPr>
+            <w:r>
+              <w:rPr>
+                <w:rFonts w:ascii="Consolas" w:hAnsi="Consolas"/>
+                <w:color w:val="76923C" w:themeColor="accent3" w:themeShade="BF"/>
+                <w:sz w:val="21"/>
+                <w:szCs w:val="21"/>
+              </w:rPr>
+              <w:t>);</w:t>
+            </w:r>
           </w:p>
         </w:tc>
       </w:tr>
       <w:tr>
         <w:tc>
           <w:tcPr>
-            <w:tcW w:w="2869" w:type="dxa"/>
+            <w:tcW w:w="3931" w:type="dxa"/>
           </w:tcPr>
           <w:p>
             <w:pPr>
@@ -3923,6 +5490,7 @@
                 <w:szCs w:val="21"/>
               </w:rPr>
             </w:pPr>
+            <w:proofErr w:type="spellStart"/>
             <w:r>
               <w:rPr>
                 <w:rFonts w:ascii="Consolas" w:hAnsi="Consolas"/>
@@ -3930,8 +5498,9 @@
                 <w:sz w:val="21"/>
                 <w:szCs w:val="21"/>
               </w:rPr>
-              <w:t>Table</w:t>
-            </w:r>
+              <w:t>Catagories</w:t>
+            </w:r>
+            <w:proofErr w:type="spellEnd"/>
           </w:p>
           <w:p>
             <w:pPr>
@@ -3948,7 +5517,7 @@
         </w:tc>
         <w:tc>
           <w:tcPr>
-            <w:tcW w:w="5987" w:type="dxa"/>
+            <w:tcW w:w="6779" w:type="dxa"/>
           </w:tcPr>
           <w:p>
             <w:pPr>
@@ -3956,19 +5525,19 @@
               <w:spacing w:line="285" w:lineRule="atLeast"/>
               <w:rPr>
                 <w:rFonts w:ascii="Consolas" w:hAnsi="Consolas"/>
-                <w:color w:val="000000"/>
-                <w:sz w:val="21"/>
-                <w:szCs w:val="21"/>
-              </w:rPr>
-            </w:pPr>
-            <w:r>
-              <w:rPr>
-                <w:rFonts w:ascii="Consolas" w:hAnsi="Consolas"/>
-                <w:color w:val="0000FF"/>
-                <w:sz w:val="21"/>
-                <w:szCs w:val="21"/>
-              </w:rPr>
-              <w:t>code</w:t>
+                <w:color w:val="76923C" w:themeColor="accent3" w:themeShade="BF"/>
+                <w:sz w:val="21"/>
+                <w:szCs w:val="21"/>
+              </w:rPr>
+            </w:pPr>
+            <w:r>
+              <w:rPr>
+                <w:rFonts w:ascii="Consolas" w:hAnsi="Consolas"/>
+                <w:color w:val="76923C" w:themeColor="accent3" w:themeShade="BF"/>
+                <w:sz w:val="21"/>
+                <w:szCs w:val="21"/>
+              </w:rPr>
+              <w:t>CREATE TABLE Categories (</w:t>
             </w:r>
           </w:p>
           <w:p>
@@ -3977,18 +5546,129 @@
               <w:spacing w:line="285" w:lineRule="atLeast"/>
               <w:rPr>
                 <w:rFonts w:ascii="Consolas" w:hAnsi="Consolas"/>
-                <w:color w:val="0000FF"/>
-                <w:sz w:val="21"/>
-                <w:szCs w:val="21"/>
-              </w:rPr>
-            </w:pPr>
+                <w:color w:val="76923C" w:themeColor="accent3" w:themeShade="BF"/>
+                <w:sz w:val="21"/>
+                <w:szCs w:val="21"/>
+              </w:rPr>
+            </w:pPr>
+            <w:r>
+              <w:rPr>
+                <w:rFonts w:ascii="Consolas" w:hAnsi="Consolas"/>
+                <w:color w:val="76923C" w:themeColor="accent3" w:themeShade="BF"/>
+                <w:sz w:val="21"/>
+                <w:szCs w:val="21"/>
+              </w:rPr>
+              <w:t xml:space="preserve">    </w:t>
+            </w:r>
+            <w:proofErr w:type="spellStart"/>
+            <w:r>
+              <w:rPr>
+                <w:rFonts w:ascii="Consolas" w:hAnsi="Consolas"/>
+                <w:color w:val="76923C" w:themeColor="accent3" w:themeShade="BF"/>
+                <w:sz w:val="21"/>
+                <w:szCs w:val="21"/>
+              </w:rPr>
+              <w:t>Category_ID</w:t>
+            </w:r>
+            <w:proofErr w:type="spellEnd"/>
+            <w:r>
+              <w:rPr>
+                <w:rFonts w:ascii="Consolas" w:hAnsi="Consolas"/>
+                <w:color w:val="76923C" w:themeColor="accent3" w:themeShade="BF"/>
+                <w:sz w:val="21"/>
+                <w:szCs w:val="21"/>
+              </w:rPr>
+              <w:t xml:space="preserve"> INT PRIMARY KEY,</w:t>
+            </w:r>
+          </w:p>
+          <w:p>
+            <w:pPr>
+              <w:shd w:val="clear" w:color="auto" w:fill="FFFFFF"/>
+              <w:spacing w:line="285" w:lineRule="atLeast"/>
+              <w:rPr>
+                <w:rFonts w:ascii="Consolas" w:hAnsi="Consolas"/>
+                <w:color w:val="76923C" w:themeColor="accent3" w:themeShade="BF"/>
+                <w:sz w:val="21"/>
+                <w:szCs w:val="21"/>
+              </w:rPr>
+            </w:pPr>
+            <w:r>
+              <w:rPr>
+                <w:rFonts w:ascii="Consolas" w:hAnsi="Consolas"/>
+                <w:color w:val="76923C" w:themeColor="accent3" w:themeShade="BF"/>
+                <w:sz w:val="21"/>
+                <w:szCs w:val="21"/>
+              </w:rPr>
+              <w:t xml:space="preserve">    </w:t>
+            </w:r>
+            <w:proofErr w:type="spellStart"/>
+            <w:r>
+              <w:rPr>
+                <w:rFonts w:ascii="Consolas" w:hAnsi="Consolas"/>
+                <w:color w:val="76923C" w:themeColor="accent3" w:themeShade="BF"/>
+                <w:sz w:val="21"/>
+                <w:szCs w:val="21"/>
+              </w:rPr>
+              <w:t>Category_Name</w:t>
+            </w:r>
+            <w:proofErr w:type="spellEnd"/>
+            <w:r>
+              <w:rPr>
+                <w:rFonts w:ascii="Consolas" w:hAnsi="Consolas"/>
+                <w:color w:val="76923C" w:themeColor="accent3" w:themeShade="BF"/>
+                <w:sz w:val="21"/>
+                <w:szCs w:val="21"/>
+              </w:rPr>
+              <w:t xml:space="preserve"> </w:t>
+            </w:r>
+            <w:proofErr w:type="gramStart"/>
+            <w:r>
+              <w:rPr>
+                <w:rFonts w:ascii="Consolas" w:hAnsi="Consolas"/>
+                <w:color w:val="76923C" w:themeColor="accent3" w:themeShade="BF"/>
+                <w:sz w:val="21"/>
+                <w:szCs w:val="21"/>
+              </w:rPr>
+              <w:t>VARCHAR(</w:t>
+            </w:r>
+            <w:proofErr w:type="gramEnd"/>
+            <w:r>
+              <w:rPr>
+                <w:rFonts w:ascii="Consolas" w:hAnsi="Consolas"/>
+                <w:color w:val="76923C" w:themeColor="accent3" w:themeShade="BF"/>
+                <w:sz w:val="21"/>
+                <w:szCs w:val="21"/>
+              </w:rPr>
+              <w:t>50) UNIQUE NOT NULL</w:t>
+            </w:r>
+          </w:p>
+          <w:p>
+            <w:pPr>
+              <w:shd w:val="clear" w:color="auto" w:fill="FFFFFF"/>
+              <w:spacing w:line="285" w:lineRule="atLeast"/>
+              <w:rPr>
+                <w:rFonts w:ascii="Consolas" w:hAnsi="Consolas"/>
+                <w:color w:val="76923C" w:themeColor="accent3" w:themeShade="BF"/>
+                <w:sz w:val="21"/>
+                <w:szCs w:val="21"/>
+              </w:rPr>
+            </w:pPr>
+            <w:r>
+              <w:rPr>
+                <w:rFonts w:ascii="Consolas" w:hAnsi="Consolas"/>
+                <w:color w:val="76923C" w:themeColor="accent3" w:themeShade="BF"/>
+                <w:sz w:val="21"/>
+                <w:szCs w:val="21"/>
+              </w:rPr>
+              <w:t>);</w:t>
+            </w:r>
           </w:p>
         </w:tc>
       </w:tr>
       <w:tr>
         <w:tc>
           <w:tcPr>
-            <w:tcW w:w="2869" w:type="dxa"/>
+            <w:tcW w:w="3931" w:type="dxa"/>
           </w:tcPr>
           <w:p>
             <w:pPr>
@@ -4017,7 +5697,7 @@
               <w:spacing w:line="285" w:lineRule="atLeast"/>
               <w:rPr>
                 <w:rFonts w:ascii="Consolas" w:hAnsi="Consolas"/>
-                <w:color w:val="0000FF"/>
+                <w:color w:val="000000"/>
                 <w:sz w:val="21"/>
                 <w:szCs w:val="21"/>
               </w:rPr>
@@ -4026,7 +5706,7 @@
         </w:tc>
         <w:tc>
           <w:tcPr>
-            <w:tcW w:w="5987" w:type="dxa"/>
+            <w:tcW w:w="6779" w:type="dxa"/>
           </w:tcPr>
           <w:p>
             <w:pPr>
@@ -4054,7 +5734,7 @@
       <w:tr>
         <w:tc>
           <w:tcPr>
-            <w:tcW w:w="2869" w:type="dxa"/>
+            <w:tcW w:w="3931" w:type="dxa"/>
           </w:tcPr>
           <w:p>
             <w:pPr>
@@ -4092,7 +5772,7 @@
         </w:tc>
         <w:tc>
           <w:tcPr>
-            <w:tcW w:w="5987" w:type="dxa"/>
+            <w:tcW w:w="6779" w:type="dxa"/>
           </w:tcPr>
           <w:p>
             <w:pPr>
@@ -4112,7 +5792,7 @@
                 <w:sz w:val="21"/>
                 <w:szCs w:val="21"/>
               </w:rPr>
-              <w:t>code</w:t>
+              <w:t>Code</w:t>
             </w:r>
           </w:p>
         </w:tc>
@@ -4120,7 +5800,7 @@
       <w:tr>
         <w:tc>
           <w:tcPr>
-            <w:tcW w:w="2869" w:type="dxa"/>
+            <w:tcW w:w="3931" w:type="dxa"/>
           </w:tcPr>
           <w:p>
             <w:pPr>
@@ -4158,7 +5838,7 @@
         </w:tc>
         <w:tc>
           <w:tcPr>
-            <w:tcW w:w="5987" w:type="dxa"/>
+            <w:tcW w:w="6779" w:type="dxa"/>
           </w:tcPr>
           <w:p>
             <w:pPr>
@@ -4186,7 +5866,7 @@
       <w:tr>
         <w:tc>
           <w:tcPr>
-            <w:tcW w:w="2869" w:type="dxa"/>
+            <w:tcW w:w="3931" w:type="dxa"/>
           </w:tcPr>
           <w:p>
             <w:pPr>
@@ -4224,7 +5904,7 @@
         </w:tc>
         <w:tc>
           <w:tcPr>
-            <w:tcW w:w="5987" w:type="dxa"/>
+            <w:tcW w:w="6779" w:type="dxa"/>
           </w:tcPr>
           <w:p>
             <w:pPr>
@@ -4252,7 +5932,7 @@
       <w:tr>
         <w:tc>
           <w:tcPr>
-            <w:tcW w:w="2869" w:type="dxa"/>
+            <w:tcW w:w="3931" w:type="dxa"/>
           </w:tcPr>
           <w:p>
             <w:pPr>
@@ -4290,7 +5970,7 @@
         </w:tc>
         <w:tc>
           <w:tcPr>
-            <w:tcW w:w="5987" w:type="dxa"/>
+            <w:tcW w:w="6779" w:type="dxa"/>
           </w:tcPr>
           <w:p>
             <w:pPr>
@@ -4318,7 +5998,7 @@
       <w:tr>
         <w:tc>
           <w:tcPr>
-            <w:tcW w:w="2869" w:type="dxa"/>
+            <w:tcW w:w="3931" w:type="dxa"/>
           </w:tcPr>
           <w:p>
             <w:pPr>
@@ -4356,7 +6036,7 @@
         </w:tc>
         <w:tc>
           <w:tcPr>
-            <w:tcW w:w="5987" w:type="dxa"/>
+            <w:tcW w:w="6779" w:type="dxa"/>
           </w:tcPr>
           <w:p>
             <w:pPr>
@@ -4384,7 +6064,7 @@
       <w:tr>
         <w:tc>
           <w:tcPr>
-            <w:tcW w:w="2869" w:type="dxa"/>
+            <w:tcW w:w="3931" w:type="dxa"/>
           </w:tcPr>
           <w:p>
             <w:pPr>
@@ -4422,7 +6102,7 @@
         </w:tc>
         <w:tc>
           <w:tcPr>
-            <w:tcW w:w="5987" w:type="dxa"/>
+            <w:tcW w:w="6779" w:type="dxa"/>
           </w:tcPr>
           <w:p>
             <w:pPr>
@@ -4442,7 +6122,7 @@
                 <w:sz w:val="21"/>
                 <w:szCs w:val="21"/>
               </w:rPr>
-              <w:t>Code</w:t>
+              <w:t>code</w:t>
             </w:r>
           </w:p>
         </w:tc>
@@ -4450,7 +6130,7 @@
       <w:tr>
         <w:tc>
           <w:tcPr>
-            <w:tcW w:w="2869" w:type="dxa"/>
+            <w:tcW w:w="3931" w:type="dxa"/>
           </w:tcPr>
           <w:p>
             <w:pPr>
@@ -4488,73 +6168,7 @@
         </w:tc>
         <w:tc>
           <w:tcPr>
-            <w:tcW w:w="5987" w:type="dxa"/>
-          </w:tcPr>
-          <w:p>
-            <w:pPr>
-              <w:shd w:val="clear" w:color="auto" w:fill="FFFFFF"/>
-              <w:spacing w:line="285" w:lineRule="atLeast"/>
-              <w:rPr>
-                <w:rFonts w:ascii="Consolas" w:hAnsi="Consolas"/>
-                <w:color w:val="0000FF"/>
-                <w:sz w:val="21"/>
-                <w:szCs w:val="21"/>
-              </w:rPr>
-            </w:pPr>
-            <w:r>
-              <w:rPr>
-                <w:rFonts w:ascii="Consolas" w:hAnsi="Consolas"/>
-                <w:color w:val="0000FF"/>
-                <w:sz w:val="21"/>
-                <w:szCs w:val="21"/>
-              </w:rPr>
-              <w:t>code</w:t>
-            </w:r>
-          </w:p>
-        </w:tc>
-      </w:tr>
-      <w:tr>
-        <w:tc>
-          <w:tcPr>
-            <w:tcW w:w="2869" w:type="dxa"/>
-          </w:tcPr>
-          <w:p>
-            <w:pPr>
-              <w:shd w:val="clear" w:color="auto" w:fill="FFFFFF"/>
-              <w:spacing w:line="285" w:lineRule="atLeast"/>
-              <w:rPr>
-                <w:rFonts w:ascii="Consolas" w:hAnsi="Consolas"/>
-                <w:color w:val="000000"/>
-                <w:sz w:val="21"/>
-                <w:szCs w:val="21"/>
-              </w:rPr>
-            </w:pPr>
-            <w:r>
-              <w:rPr>
-                <w:rFonts w:ascii="Consolas" w:hAnsi="Consolas"/>
-                <w:color w:val="000000"/>
-                <w:sz w:val="21"/>
-                <w:szCs w:val="21"/>
-              </w:rPr>
-              <w:t>Table</w:t>
-            </w:r>
-          </w:p>
-          <w:p>
-            <w:pPr>
-              <w:shd w:val="clear" w:color="auto" w:fill="FFFFFF"/>
-              <w:spacing w:line="285" w:lineRule="atLeast"/>
-              <w:rPr>
-                <w:rFonts w:ascii="Consolas" w:hAnsi="Consolas"/>
-                <w:color w:val="000000"/>
-                <w:sz w:val="21"/>
-                <w:szCs w:val="21"/>
-              </w:rPr>
-            </w:pPr>
-          </w:p>
-        </w:tc>
-        <w:tc>
-          <w:tcPr>
-            <w:tcW w:w="5987" w:type="dxa"/>
+            <w:tcW w:w="6779" w:type="dxa"/>
           </w:tcPr>
           <w:p>
             <w:pPr>
@@ -4587,7 +6201,7 @@
     </w:p>
     <w:p>
       <w:pPr>
-        <w:pStyle w:val="1"/>
+        <w:pStyle w:val="Heading1"/>
       </w:pPr>
       <w:bookmarkStart w:id="15" w:name="_Toc33350374"/>
       <w:r>
@@ -4673,7 +6287,7 @@
     <w:p/>
     <w:p>
       <w:pPr>
-        <w:pStyle w:val="1"/>
+        <w:pStyle w:val="Heading1"/>
         <w:jc w:val="both"/>
         <w:rPr>
           <w:i/>
@@ -4685,7 +6299,6 @@
       </w:pPr>
       <w:bookmarkStart w:id="16" w:name="_Toc33350375"/>
       <w:r>
-        <w:lastRenderedPageBreak/>
         <w:t>Queries</w:t>
       </w:r>
       <w:bookmarkEnd w:id="16"/>
@@ -4719,6 +6332,7 @@
           <w:sz w:val="24"/>
           <w:szCs w:val="24"/>
         </w:rPr>
+        <w:lastRenderedPageBreak/>
         <w:t>e</w:t>
       </w:r>
       <w:r>
@@ -4918,7 +6532,7 @@
     <w:p/>
     <w:p>
       <w:pPr>
-        <w:pStyle w:val="1"/>
+        <w:pStyle w:val="Heading1"/>
         <w:jc w:val="both"/>
       </w:pPr>
       <w:bookmarkStart w:id="17" w:name="_Toc33350376"/>
@@ -5168,7 +6782,7 @@
     </w:p>
     <w:p>
       <w:pPr>
-        <w:pStyle w:val="aa"/>
+        <w:pStyle w:val="ListParagraph"/>
         <w:numPr>
           <w:ilvl w:val="0"/>
           <w:numId w:val="17"/>
@@ -5226,7 +6840,7 @@
     </w:p>
     <w:p>
       <w:pPr>
-        <w:pStyle w:val="aa"/>
+        <w:pStyle w:val="ListParagraph"/>
         <w:numPr>
           <w:ilvl w:val="1"/>
           <w:numId w:val="17"/>
@@ -5319,7 +6933,7 @@
     </w:p>
     <w:p>
       <w:pPr>
-        <w:pStyle w:val="aa"/>
+        <w:pStyle w:val="ListParagraph"/>
         <w:numPr>
           <w:ilvl w:val="1"/>
           <w:numId w:val="17"/>
@@ -5340,7 +6954,7 @@
     </w:p>
     <w:p>
       <w:pPr>
-        <w:pStyle w:val="aa"/>
+        <w:pStyle w:val="ListParagraph"/>
         <w:numPr>
           <w:ilvl w:val="1"/>
           <w:numId w:val="17"/>
@@ -5389,7 +7003,7 @@
     </w:p>
     <w:p>
       <w:pPr>
-        <w:pStyle w:val="aa"/>
+        <w:pStyle w:val="ListParagraph"/>
         <w:numPr>
           <w:ilvl w:val="1"/>
           <w:numId w:val="17"/>
@@ -5458,7 +7072,7 @@
     </w:p>
     <w:p>
       <w:pPr>
-        <w:pStyle w:val="aa"/>
+        <w:pStyle w:val="ListParagraph"/>
         <w:numPr>
           <w:ilvl w:val="0"/>
           <w:numId w:val="17"/>
@@ -5507,7 +7121,7 @@
     </w:p>
     <w:p>
       <w:pPr>
-        <w:pStyle w:val="aa"/>
+        <w:pStyle w:val="ListParagraph"/>
         <w:numPr>
           <w:ilvl w:val="0"/>
           <w:numId w:val="17"/>
@@ -5674,7 +7288,7 @@
     </w:p>
     <w:p>
       <w:pPr>
-        <w:pStyle w:val="aa"/>
+        <w:pStyle w:val="ListParagraph"/>
         <w:numPr>
           <w:ilvl w:val="0"/>
           <w:numId w:val="17"/>
@@ -5695,7 +7309,6 @@
           <w:bCs/>
           <w:color w:val="212121"/>
         </w:rPr>
-        <w:lastRenderedPageBreak/>
         <w:t>General Guidelines</w:t>
       </w:r>
     </w:p>
@@ -5734,7 +7347,7 @@
     </w:p>
     <w:p>
       <w:pPr>
-        <w:pStyle w:val="aa"/>
+        <w:pStyle w:val="ListParagraph"/>
         <w:numPr>
           <w:ilvl w:val="0"/>
           <w:numId w:val="16"/>
@@ -5755,7 +7368,7 @@
     </w:p>
     <w:p>
       <w:pPr>
-        <w:pStyle w:val="aa"/>
+        <w:pStyle w:val="ListParagraph"/>
         <w:numPr>
           <w:ilvl w:val="0"/>
           <w:numId w:val="16"/>
@@ -5771,12 +7384,13 @@
           <w:sz w:val="24"/>
           <w:szCs w:val="24"/>
         </w:rPr>
+        <w:lastRenderedPageBreak/>
         <w:t>Show screenshots of proper addition of constraints at least – PK and FK in report</w:t>
       </w:r>
     </w:p>
     <w:p>
       <w:pPr>
-        <w:pStyle w:val="aa"/>
+        <w:pStyle w:val="ListParagraph"/>
         <w:numPr>
           <w:ilvl w:val="0"/>
           <w:numId w:val="16"/>
@@ -5797,7 +7411,7 @@
     </w:p>
     <w:p>
       <w:pPr>
-        <w:pStyle w:val="aa"/>
+        <w:pStyle w:val="ListParagraph"/>
         <w:numPr>
           <w:ilvl w:val="0"/>
           <w:numId w:val="16"/>
@@ -5819,7 +7433,7 @@
     </w:p>
     <w:p>
       <w:pPr>
-        <w:pStyle w:val="aa"/>
+        <w:pStyle w:val="ListParagraph"/>
         <w:numPr>
           <w:ilvl w:val="0"/>
           <w:numId w:val="16"/>
@@ -5900,7 +7514,7 @@
     </w:p>
     <w:p>
       <w:pPr>
-        <w:pStyle w:val="aa"/>
+        <w:pStyle w:val="ListParagraph"/>
         <w:numPr>
           <w:ilvl w:val="0"/>
           <w:numId w:val="15"/>
@@ -5936,7 +7550,7 @@
     </w:p>
     <w:p>
       <w:pPr>
-        <w:pStyle w:val="aa"/>
+        <w:pStyle w:val="ListParagraph"/>
         <w:numPr>
           <w:ilvl w:val="0"/>
           <w:numId w:val="15"/>
@@ -6027,7 +7641,7 @@
     </w:p>
     <w:tbl>
       <w:tblPr>
-        <w:tblStyle w:val="a7"/>
+        <w:tblStyle w:val="TableGrid"/>
         <w:tblW w:w="0" w:type="auto"/>
         <w:tblLook w:val="04A0" w:firstRow="1" w:lastRow="0" w:firstColumn="1" w:lastColumn="0" w:noHBand="0" w:noVBand="1"/>
       </w:tblPr>
@@ -6774,6 +8388,16 @@
                 <w:szCs w:val="32"/>
               </w:rPr>
             </w:pPr>
+            <w:r>
+              <w:rPr>
+                <w:rFonts w:ascii="Segoe UI Emoji" w:hAnsi="Segoe UI Emoji" w:cs="Segoe UI Emoji"/>
+                <w:color w:val="212121"/>
+                <w:sz w:val="32"/>
+                <w:szCs w:val="32"/>
+                <w:lang w:bidi="ar-SA"/>
+              </w:rPr>
+              <w:t>✅</w:t>
+            </w:r>
           </w:p>
         </w:tc>
       </w:tr>
@@ -7616,6 +9240,16 @@
                 <w:szCs w:val="32"/>
               </w:rPr>
             </w:pPr>
+            <w:r>
+              <w:rPr>
+                <w:rFonts w:ascii="Segoe UI Emoji" w:hAnsi="Segoe UI Emoji" w:cs="Segoe UI Emoji"/>
+                <w:color w:val="212121"/>
+                <w:sz w:val="32"/>
+                <w:szCs w:val="32"/>
+                <w:lang w:bidi="ar-SA"/>
+              </w:rPr>
+              <w:t>✅</w:t>
+            </w:r>
           </w:p>
         </w:tc>
       </w:tr>
@@ -7936,7 +9570,7 @@
     <w:sdtContent>
       <w:p>
         <w:pPr>
-          <w:pStyle w:val="a6"/>
+          <w:pStyle w:val="Footer"/>
           <w:jc w:val="center"/>
         </w:pPr>
         <w:r>
@@ -7965,7 +9599,7 @@
   </w:sdt>
   <w:p>
     <w:pPr>
-      <w:pStyle w:val="a6"/>
+      <w:pStyle w:val="Footer"/>
     </w:pPr>
   </w:p>
 </w:ftr>
@@ -8000,7 +9634,7 @@
 <w:hdr xmlns:wpc="http://schemas.microsoft.com/office/word/2010/wordprocessingCanvas" xmlns:cx="http://schemas.microsoft.com/office/drawing/2014/chartex" xmlns:cx1="http://schemas.microsoft.com/office/drawing/2015/9/8/chartex" xmlns:cx2="http://schemas.microsoft.com/office/drawing/2015/10/21/chartex" xmlns:cx3="http://schemas.microsoft.com/office/drawing/2016/5/9/chartex" xmlns:cx4="http://schemas.microsoft.com/office/drawing/2016/5/10/chartex" xmlns:cx5="http://schemas.microsoft.com/office/drawing/2016/5/11/chartex" xmlns:cx6="http://schemas.microsoft.com/office/drawing/2016/5/12/chartex" xmlns:cx7="http://schemas.microsoft.com/office/drawing/2016/5/13/chartex" xmlns:cx8="http://schemas.microsoft.com/office/drawing/2016/5/14/chartex" xmlns:mc="http://schemas.openxmlformats.org/markup-compatibility/2006" xmlns:aink="http://schemas.microsoft.com/office/drawing/2016/ink" xmlns:am3d="http://schemas.microsoft.com/office/drawing/2017/model3d" xmlns:o="urn:schemas-microsoft-com:office:office" xmlns:oel="http://schemas.microsoft.com/office/2019/extlst" xmlns:r="http://schemas.openxmlformats.org/officeDocument/2006/relationships" xmlns:m="http://schemas.openxmlformats.org/officeDocument/2006/math" xmlns:v="urn:schemas-microsoft-com:vml" xmlns:wp14="http://schemas.microsoft.com/office/word/2010/wordprocessingDrawing" xmlns:wp="http://schemas.openxmlformats.org/drawingml/2006/wordprocessingDrawing" xmlns:w10="urn:schemas-microsoft-com:office:word" xmlns:w="http://schemas.openxmlformats.org/wordprocessingml/2006/main" xmlns:w14="http://schemas.microsoft.com/office/word/2010/wordml" xmlns:w15="http://schemas.microsoft.com/office/word/2012/wordml" xmlns:w16cex="http://schemas.microsoft.com/office/word/2018/wordml/cex" xmlns:w16cid="http://schemas.microsoft.com/office/word/2016/wordml/cid" xmlns:w16="http://schemas.microsoft.com/office/word/2018/wordml" xmlns:w16du="http://schemas.microsoft.com/office/word/2023/wordml/word16du" xmlns:w16sdtdh="http://schemas.microsoft.com/office/word/2020/wordml/sdtdatahash" xmlns:w16sdtfl="http://schemas.microsoft.com/office/word/2024/wordml/sdtformatlock" xmlns:w16se="http://schemas.microsoft.com/office/word/2015/wordml/symex" xmlns:wpg="http://schemas.microsoft.com/office/word/2010/wordprocessingGroup" xmlns:wpi="http://schemas.microsoft.com/office/word/2010/wordprocessingInk" xmlns:wne="http://schemas.microsoft.com/office/word/2006/wordml" xmlns:wps="http://schemas.microsoft.com/office/word/2010/wordprocessingShape" mc:Ignorable="w14 w15 w16se w16cid w16 w16cex w16sdtdh w16sdtfl w16du wp14">
   <w:p>
     <w:pPr>
-      <w:pStyle w:val="a5"/>
+      <w:pStyle w:val="Header"/>
     </w:pPr>
   </w:p>
 </w:hdr>
@@ -8929,7 +10563,7 @@
     <w:lvl w:ilvl="0" w:tplc="9EB6247C">
       <w:start w:val="1"/>
       <w:numFmt w:val="decimal"/>
-      <w:pStyle w:val="1"/>
+      <w:pStyle w:val="Heading1"/>
       <w:lvlText w:val="%1."/>
       <w:lvlJc w:val="left"/>
       <w:pPr>
@@ -9473,16 +11107,16 @@
     <w:lsdException w:name="Unresolved Mention" w:semiHidden="1" w:unhideWhenUsed="1"/>
     <w:lsdException w:name="Smart Link" w:semiHidden="1" w:unhideWhenUsed="1"/>
   </w:latentStyles>
-  <w:style w:type="paragraph" w:default="1" w:styleId="a">
+  <w:style w:type="paragraph" w:default="1" w:styleId="Normal">
     <w:name w:val="Normal"/>
     <w:qFormat/>
     <w:rsid w:val="00B23C93"/>
   </w:style>
-  <w:style w:type="paragraph" w:styleId="1">
+  <w:style w:type="paragraph" w:styleId="Heading1">
     <w:name w:val="heading 1"/>
-    <w:basedOn w:val="a"/>
-    <w:next w:val="a"/>
-    <w:link w:val="1Char"/>
+    <w:basedOn w:val="Normal"/>
+    <w:next w:val="Normal"/>
+    <w:link w:val="Heading1Char"/>
     <w:uiPriority w:val="9"/>
     <w:qFormat/>
     <w:rsid w:val="0011377B"/>
@@ -9504,11 +11138,11 @@
       <w:szCs w:val="28"/>
     </w:rPr>
   </w:style>
-  <w:style w:type="paragraph" w:styleId="2">
+  <w:style w:type="paragraph" w:styleId="Heading2">
     <w:name w:val="heading 2"/>
-    <w:basedOn w:val="a"/>
-    <w:next w:val="a"/>
-    <w:link w:val="2Char"/>
+    <w:basedOn w:val="Normal"/>
+    <w:next w:val="Normal"/>
+    <w:link w:val="Heading2Char"/>
     <w:uiPriority w:val="9"/>
     <w:unhideWhenUsed/>
     <w:qFormat/>
@@ -9528,11 +11162,11 @@
       <w:szCs w:val="26"/>
     </w:rPr>
   </w:style>
-  <w:style w:type="paragraph" w:styleId="3">
+  <w:style w:type="paragraph" w:styleId="Heading3">
     <w:name w:val="heading 3"/>
-    <w:basedOn w:val="a"/>
-    <w:next w:val="a"/>
-    <w:link w:val="3Char"/>
+    <w:basedOn w:val="Normal"/>
+    <w:next w:val="Normal"/>
+    <w:link w:val="Heading3Char"/>
     <w:uiPriority w:val="9"/>
     <w:semiHidden/>
     <w:unhideWhenUsed/>
@@ -9551,13 +11185,12 @@
       <w:szCs w:val="24"/>
     </w:rPr>
   </w:style>
-  <w:style w:type="character" w:default="1" w:styleId="a0">
+  <w:style w:type="character" w:default="1" w:styleId="DefaultParagraphFont">
     <w:name w:val="Default Paragraph Font"/>
     <w:uiPriority w:val="1"/>
-    <w:semiHidden/>
     <w:unhideWhenUsed/>
   </w:style>
-  <w:style w:type="table" w:default="1" w:styleId="a1">
+  <w:style w:type="table" w:default="1" w:styleId="TableNormal">
     <w:name w:val="Normal Table"/>
     <w:uiPriority w:val="99"/>
     <w:semiHidden/>
@@ -9572,17 +11205,17 @@
       </w:tblCellMar>
     </w:tblPr>
   </w:style>
-  <w:style w:type="numbering" w:default="1" w:styleId="a2">
+  <w:style w:type="numbering" w:default="1" w:styleId="NoList">
     <w:name w:val="No List"/>
     <w:uiPriority w:val="99"/>
     <w:semiHidden/>
     <w:unhideWhenUsed/>
   </w:style>
-  <w:style w:type="paragraph" w:styleId="a3">
+  <w:style w:type="paragraph" w:styleId="Title">
     <w:name w:val="Title"/>
-    <w:basedOn w:val="a"/>
-    <w:next w:val="a"/>
-    <w:link w:val="Char"/>
+    <w:basedOn w:val="Normal"/>
+    <w:next w:val="Normal"/>
+    <w:link w:val="TitleChar"/>
     <w:uiPriority w:val="10"/>
     <w:qFormat/>
     <w:rsid w:val="00043A18"/>
@@ -9602,10 +11235,10 @@
       <w:szCs w:val="52"/>
     </w:rPr>
   </w:style>
-  <w:style w:type="character" w:customStyle="1" w:styleId="Char">
-    <w:name w:val="العنوان Char"/>
-    <w:basedOn w:val="a0"/>
-    <w:link w:val="a3"/>
+  <w:style w:type="character" w:customStyle="1" w:styleId="TitleChar">
+    <w:name w:val="Title Char"/>
+    <w:basedOn w:val="DefaultParagraphFont"/>
+    <w:link w:val="Title"/>
     <w:uiPriority w:val="10"/>
     <w:rsid w:val="00043A18"/>
     <w:rPr>
@@ -9617,11 +11250,11 @@
       <w:szCs w:val="52"/>
     </w:rPr>
   </w:style>
-  <w:style w:type="paragraph" w:styleId="a4">
+  <w:style w:type="paragraph" w:styleId="Subtitle">
     <w:name w:val="Subtitle"/>
-    <w:basedOn w:val="a"/>
-    <w:next w:val="a"/>
-    <w:link w:val="Char0"/>
+    <w:basedOn w:val="Normal"/>
+    <w:next w:val="Normal"/>
+    <w:link w:val="SubtitleChar"/>
     <w:uiPriority w:val="11"/>
     <w:qFormat/>
     <w:rsid w:val="00043A18"/>
@@ -9640,10 +11273,10 @@
       <w:szCs w:val="24"/>
     </w:rPr>
   </w:style>
-  <w:style w:type="character" w:customStyle="1" w:styleId="Char0">
-    <w:name w:val="عنوان فرعي Char"/>
-    <w:basedOn w:val="a0"/>
-    <w:link w:val="a4"/>
+  <w:style w:type="character" w:customStyle="1" w:styleId="SubtitleChar">
+    <w:name w:val="Subtitle Char"/>
+    <w:basedOn w:val="DefaultParagraphFont"/>
+    <w:link w:val="Subtitle"/>
     <w:uiPriority w:val="11"/>
     <w:rsid w:val="00043A18"/>
     <w:rPr>
@@ -9656,10 +11289,10 @@
       <w:szCs w:val="24"/>
     </w:rPr>
   </w:style>
-  <w:style w:type="character" w:customStyle="1" w:styleId="1Char">
-    <w:name w:val="العنوان 1 Char"/>
-    <w:basedOn w:val="a0"/>
-    <w:link w:val="1"/>
+  <w:style w:type="character" w:customStyle="1" w:styleId="Heading1Char">
+    <w:name w:val="Heading 1 Char"/>
+    <w:basedOn w:val="DefaultParagraphFont"/>
+    <w:link w:val="Heading1"/>
     <w:uiPriority w:val="9"/>
     <w:rsid w:val="0011377B"/>
     <w:rPr>
@@ -9671,10 +11304,10 @@
       <w:szCs w:val="28"/>
     </w:rPr>
   </w:style>
-  <w:style w:type="character" w:customStyle="1" w:styleId="2Char">
-    <w:name w:val="عنوان 2 Char"/>
-    <w:basedOn w:val="a0"/>
-    <w:link w:val="2"/>
+  <w:style w:type="character" w:customStyle="1" w:styleId="Heading2Char">
+    <w:name w:val="Heading 2 Char"/>
+    <w:basedOn w:val="DefaultParagraphFont"/>
+    <w:link w:val="Heading2"/>
     <w:uiPriority w:val="9"/>
     <w:rsid w:val="00043A18"/>
     <w:rPr>
@@ -9688,7 +11321,7 @@
   </w:style>
   <w:style w:type="character" w:styleId="Hyperlink">
     <w:name w:val="Hyperlink"/>
-    <w:basedOn w:val="a0"/>
+    <w:basedOn w:val="DefaultParagraphFont"/>
     <w:uiPriority w:val="99"/>
     <w:unhideWhenUsed/>
     <w:rsid w:val="00043A18"/>
@@ -9697,10 +11330,10 @@
       <w:u w:val="single"/>
     </w:rPr>
   </w:style>
-  <w:style w:type="paragraph" w:styleId="a5">
+  <w:style w:type="paragraph" w:styleId="Header">
     <w:name w:val="header"/>
-    <w:basedOn w:val="a"/>
-    <w:link w:val="Char1"/>
+    <w:basedOn w:val="Normal"/>
+    <w:link w:val="HeaderChar"/>
     <w:uiPriority w:val="99"/>
     <w:unhideWhenUsed/>
     <w:rsid w:val="000E636C"/>
@@ -9712,17 +11345,17 @@
       <w:spacing w:after="0" w:line="240" w:lineRule="auto"/>
     </w:pPr>
   </w:style>
-  <w:style w:type="character" w:customStyle="1" w:styleId="Char1">
-    <w:name w:val="رأس الصفحة Char"/>
-    <w:basedOn w:val="a0"/>
-    <w:link w:val="a5"/>
+  <w:style w:type="character" w:customStyle="1" w:styleId="HeaderChar">
+    <w:name w:val="Header Char"/>
+    <w:basedOn w:val="DefaultParagraphFont"/>
+    <w:link w:val="Header"/>
     <w:uiPriority w:val="99"/>
     <w:rsid w:val="000E636C"/>
   </w:style>
-  <w:style w:type="paragraph" w:styleId="a6">
+  <w:style w:type="paragraph" w:styleId="Footer">
     <w:name w:val="footer"/>
-    <w:basedOn w:val="a"/>
-    <w:link w:val="Char2"/>
+    <w:basedOn w:val="Normal"/>
+    <w:link w:val="FooterChar"/>
     <w:uiPriority w:val="99"/>
     <w:unhideWhenUsed/>
     <w:rsid w:val="000E636C"/>
@@ -9734,16 +11367,16 @@
       <w:spacing w:after="0" w:line="240" w:lineRule="auto"/>
     </w:pPr>
   </w:style>
-  <w:style w:type="character" w:customStyle="1" w:styleId="Char2">
-    <w:name w:val="تذييل الصفحة Char"/>
-    <w:basedOn w:val="a0"/>
-    <w:link w:val="a6"/>
+  <w:style w:type="character" w:customStyle="1" w:styleId="FooterChar">
+    <w:name w:val="Footer Char"/>
+    <w:basedOn w:val="DefaultParagraphFont"/>
+    <w:link w:val="Footer"/>
     <w:uiPriority w:val="99"/>
     <w:rsid w:val="000E636C"/>
   </w:style>
-  <w:style w:type="table" w:styleId="a7">
+  <w:style w:type="table" w:styleId="TableGrid">
     <w:name w:val="Table Grid"/>
-    <w:basedOn w:val="a1"/>
+    <w:basedOn w:val="TableNormal"/>
     <w:uiPriority w:val="39"/>
     <w:rsid w:val="005449C2"/>
     <w:pPr>
@@ -9766,10 +11399,10 @@
       </w:tblBorders>
     </w:tblPr>
   </w:style>
-  <w:style w:type="paragraph" w:styleId="a8">
+  <w:style w:type="paragraph" w:styleId="TOCHeading">
     <w:name w:val="TOC Heading"/>
-    <w:basedOn w:val="1"/>
-    <w:next w:val="a"/>
+    <w:basedOn w:val="Heading1"/>
+    <w:next w:val="Normal"/>
     <w:uiPriority w:val="39"/>
     <w:unhideWhenUsed/>
     <w:qFormat/>
@@ -9781,10 +11414,10 @@
       <w:lang w:eastAsia="ja-JP"/>
     </w:rPr>
   </w:style>
-  <w:style w:type="paragraph" w:styleId="10">
+  <w:style w:type="paragraph" w:styleId="TOC1">
     <w:name w:val="toc 1"/>
-    <w:basedOn w:val="a"/>
-    <w:next w:val="a"/>
+    <w:basedOn w:val="Normal"/>
+    <w:next w:val="Normal"/>
     <w:autoRedefine/>
     <w:uiPriority w:val="39"/>
     <w:unhideWhenUsed/>
@@ -9793,10 +11426,10 @@
       <w:spacing w:after="100"/>
     </w:pPr>
   </w:style>
-  <w:style w:type="paragraph" w:styleId="20">
+  <w:style w:type="paragraph" w:styleId="TOC2">
     <w:name w:val="toc 2"/>
-    <w:basedOn w:val="a"/>
-    <w:next w:val="a"/>
+    <w:basedOn w:val="Normal"/>
+    <w:next w:val="Normal"/>
     <w:autoRedefine/>
     <w:uiPriority w:val="39"/>
     <w:unhideWhenUsed/>
@@ -9806,10 +11439,10 @@
       <w:ind w:left="220"/>
     </w:pPr>
   </w:style>
-  <w:style w:type="paragraph" w:styleId="a9">
+  <w:style w:type="paragraph" w:styleId="BalloonText">
     <w:name w:val="Balloon Text"/>
-    <w:basedOn w:val="a"/>
-    <w:link w:val="Char3"/>
+    <w:basedOn w:val="Normal"/>
+    <w:link w:val="BalloonTextChar"/>
     <w:uiPriority w:val="99"/>
     <w:semiHidden/>
     <w:unhideWhenUsed/>
@@ -9823,10 +11456,10 @@
       <w:szCs w:val="16"/>
     </w:rPr>
   </w:style>
-  <w:style w:type="character" w:customStyle="1" w:styleId="Char3">
-    <w:name w:val="نص في بالون Char"/>
-    <w:basedOn w:val="a0"/>
-    <w:link w:val="a9"/>
+  <w:style w:type="character" w:customStyle="1" w:styleId="BalloonTextChar">
+    <w:name w:val="Balloon Text Char"/>
+    <w:basedOn w:val="DefaultParagraphFont"/>
+    <w:link w:val="BalloonText"/>
     <w:uiPriority w:val="99"/>
     <w:semiHidden/>
     <w:rsid w:val="005449C2"/>
@@ -9838,7 +11471,7 @@
   </w:style>
   <w:style w:type="character" w:customStyle="1" w:styleId="Mention1">
     <w:name w:val="Mention1"/>
-    <w:basedOn w:val="a0"/>
+    <w:basedOn w:val="DefaultParagraphFont"/>
     <w:uiPriority w:val="99"/>
     <w:semiHidden/>
     <w:unhideWhenUsed/>
@@ -9848,10 +11481,10 @@
       <w:shd w:val="clear" w:color="auto" w:fill="E6E6E6"/>
     </w:rPr>
   </w:style>
-  <w:style w:type="character" w:customStyle="1" w:styleId="3Char">
-    <w:name w:val="عنوان 3 Char"/>
-    <w:basedOn w:val="a0"/>
-    <w:link w:val="3"/>
+  <w:style w:type="character" w:customStyle="1" w:styleId="Heading3Char">
+    <w:name w:val="Heading 3 Char"/>
+    <w:basedOn w:val="DefaultParagraphFont"/>
+    <w:link w:val="Heading3"/>
     <w:uiPriority w:val="9"/>
     <w:semiHidden/>
     <w:rsid w:val="00F42AE9"/>
@@ -9862,9 +11495,9 @@
       <w:szCs w:val="24"/>
     </w:rPr>
   </w:style>
-  <w:style w:type="paragraph" w:styleId="aa">
+  <w:style w:type="paragraph" w:styleId="ListParagraph">
     <w:name w:val="List Paragraph"/>
-    <w:basedOn w:val="a"/>
+    <w:basedOn w:val="Normal"/>
     <w:uiPriority w:val="34"/>
     <w:qFormat/>
     <w:rsid w:val="00E31A00"/>
@@ -9873,9 +11506,9 @@
       <w:contextualSpacing/>
     </w:pPr>
   </w:style>
-  <w:style w:type="paragraph" w:styleId="ab">
+  <w:style w:type="paragraph" w:styleId="NormalWeb">
     <w:name w:val="Normal (Web)"/>
-    <w:basedOn w:val="a"/>
+    <w:basedOn w:val="Normal"/>
     <w:uiPriority w:val="99"/>
     <w:unhideWhenUsed/>
     <w:rsid w:val="003A16BD"/>

--- a/docs/SRS - LBMS (DBCD).docx
+++ b/docs/SRS - LBMS (DBCD).docx
@@ -3597,25 +3597,25 @@
     <w:tbl>
       <w:tblPr>
         <w:tblStyle w:val="TableGrid"/>
-        <w:tblW w:w="10710" w:type="dxa"/>
-        <w:tblInd w:w="-1062" w:type="dxa"/>
+        <w:tblW w:w="11880" w:type="dxa"/>
+        <w:tblInd w:w="-1512" w:type="dxa"/>
         <w:tblLook w:val="04A0" w:firstRow="1" w:lastRow="0" w:firstColumn="1" w:lastColumn="0" w:noHBand="0" w:noVBand="1"/>
       </w:tblPr>
       <w:tblGrid>
-        <w:gridCol w:w="3931"/>
-        <w:gridCol w:w="6779"/>
+        <w:gridCol w:w="4381"/>
+        <w:gridCol w:w="7499"/>
       </w:tblGrid>
       <w:tr>
         <w:tc>
           <w:tcPr>
-            <w:tcW w:w="3931" w:type="dxa"/>
+            <w:tcW w:w="4381" w:type="dxa"/>
           </w:tcPr>
           <w:p>
             <w:pPr>
               <w:shd w:val="clear" w:color="auto" w:fill="FFFFFF"/>
               <w:spacing w:line="285" w:lineRule="atLeast"/>
               <w:rPr>
-                <w:rFonts w:ascii="Consolas" w:hAnsi="Consolas" w:hint="cs"/>
+                <w:rFonts w:ascii="Consolas" w:hAnsi="Consolas"/>
                 <w:color w:val="000000"/>
                 <w:sz w:val="21"/>
                 <w:szCs w:val="21"/>
@@ -3647,7 +3647,7 @@
         </w:tc>
         <w:tc>
           <w:tcPr>
-            <w:tcW w:w="6779" w:type="dxa"/>
+            <w:tcW w:w="7499" w:type="dxa"/>
           </w:tcPr>
           <w:p>
             <w:pPr>
@@ -3892,7 +3892,16 @@
                 <w:sz w:val="21"/>
                 <w:szCs w:val="21"/>
               </w:rPr>
-              <w:t>20) NOT NULL,</w:t>
+              <w:t>255</w:t>
+            </w:r>
+            <w:r>
+              <w:rPr>
+                <w:rFonts w:ascii="Consolas" w:hAnsi="Consolas"/>
+                <w:color w:val="76923C" w:themeColor="accent3" w:themeShade="BF"/>
+                <w:sz w:val="21"/>
+                <w:szCs w:val="21"/>
+              </w:rPr>
+              <w:t>) NOT NULL,</w:t>
             </w:r>
           </w:p>
           <w:p>
@@ -3999,7 +4008,7 @@
       <w:tr>
         <w:tc>
           <w:tcPr>
-            <w:tcW w:w="3931" w:type="dxa"/>
+            <w:tcW w:w="4381" w:type="dxa"/>
           </w:tcPr>
           <w:p>
             <w:pPr>
@@ -4037,7 +4046,7 @@
         </w:tc>
         <w:tc>
           <w:tcPr>
-            <w:tcW w:w="6779" w:type="dxa"/>
+            <w:tcW w:w="7499" w:type="dxa"/>
           </w:tcPr>
           <w:p>
             <w:pPr>
@@ -4302,7 +4311,16 @@
                 <w:sz w:val="21"/>
                 <w:szCs w:val="21"/>
               </w:rPr>
-              <w:t>20) NOT NULL,</w:t>
+              <w:t>255</w:t>
+            </w:r>
+            <w:r>
+              <w:rPr>
+                <w:rFonts w:ascii="Consolas" w:hAnsi="Consolas"/>
+                <w:color w:val="76923C" w:themeColor="accent3" w:themeShade="BF"/>
+                <w:sz w:val="21"/>
+                <w:szCs w:val="21"/>
+              </w:rPr>
+              <w:t>) NOT NULL,</w:t>
             </w:r>
           </w:p>
           <w:p>
@@ -4527,7 +4545,25 @@
                 <w:sz w:val="21"/>
                 <w:szCs w:val="21"/>
               </w:rPr>
-              <w:t>20) UNIQUE,</w:t>
+              <w:t>20) UNIQUE</w:t>
+            </w:r>
+            <w:r>
+              <w:rPr>
+                <w:rFonts w:ascii="Consolas" w:hAnsi="Consolas"/>
+                <w:color w:val="76923C" w:themeColor="accent3" w:themeShade="BF"/>
+                <w:sz w:val="21"/>
+                <w:szCs w:val="21"/>
+              </w:rPr>
+              <w:t xml:space="preserve"> NOT NULL</w:t>
+            </w:r>
+            <w:r>
+              <w:rPr>
+                <w:rFonts w:ascii="Consolas" w:hAnsi="Consolas"/>
+                <w:color w:val="76923C" w:themeColor="accent3" w:themeShade="BF"/>
+                <w:sz w:val="21"/>
+                <w:szCs w:val="21"/>
+              </w:rPr>
+              <w:t>,</w:t>
             </w:r>
           </w:p>
           <w:p>
@@ -4652,7 +4688,7 @@
         </w:trPr>
         <w:tc>
           <w:tcPr>
-            <w:tcW w:w="3931" w:type="dxa"/>
+            <w:tcW w:w="4381" w:type="dxa"/>
           </w:tcPr>
           <w:p>
             <w:pPr>
@@ -4678,7 +4714,7 @@
         </w:tc>
         <w:tc>
           <w:tcPr>
-            <w:tcW w:w="6779" w:type="dxa"/>
+            <w:tcW w:w="7499" w:type="dxa"/>
           </w:tcPr>
           <w:p>
             <w:pPr>
@@ -5015,7 +5051,7 @@
       <w:tr>
         <w:tc>
           <w:tcPr>
-            <w:tcW w:w="3931" w:type="dxa"/>
+            <w:tcW w:w="4381" w:type="dxa"/>
           </w:tcPr>
           <w:p>
             <w:pPr>
@@ -5054,7 +5090,7 @@
         </w:tc>
         <w:tc>
           <w:tcPr>
-            <w:tcW w:w="6779" w:type="dxa"/>
+            <w:tcW w:w="7499" w:type="dxa"/>
           </w:tcPr>
           <w:p>
             <w:pPr>
@@ -5247,7 +5283,7 @@
       <w:tr>
         <w:tc>
           <w:tcPr>
-            <w:tcW w:w="3931" w:type="dxa"/>
+            <w:tcW w:w="4381" w:type="dxa"/>
           </w:tcPr>
           <w:p>
             <w:pPr>
@@ -5285,7 +5321,7 @@
         </w:tc>
         <w:tc>
           <w:tcPr>
-            <w:tcW w:w="6779" w:type="dxa"/>
+            <w:tcW w:w="7499" w:type="dxa"/>
           </w:tcPr>
           <w:p>
             <w:pPr>
@@ -5477,7 +5513,7 @@
       <w:tr>
         <w:tc>
           <w:tcPr>
-            <w:tcW w:w="3931" w:type="dxa"/>
+            <w:tcW w:w="4381" w:type="dxa"/>
           </w:tcPr>
           <w:p>
             <w:pPr>
@@ -5517,7 +5553,7 @@
         </w:tc>
         <w:tc>
           <w:tcPr>
-            <w:tcW w:w="6779" w:type="dxa"/>
+            <w:tcW w:w="7499" w:type="dxa"/>
           </w:tcPr>
           <w:p>
             <w:pPr>
@@ -5668,7 +5704,7 @@
       <w:tr>
         <w:tc>
           <w:tcPr>
-            <w:tcW w:w="3931" w:type="dxa"/>
+            <w:tcW w:w="4381" w:type="dxa"/>
           </w:tcPr>
           <w:p>
             <w:pPr>
@@ -5706,7 +5742,7 @@
         </w:tc>
         <w:tc>
           <w:tcPr>
-            <w:tcW w:w="6779" w:type="dxa"/>
+            <w:tcW w:w="7499" w:type="dxa"/>
           </w:tcPr>
           <w:p>
             <w:pPr>
@@ -5734,7 +5770,7 @@
       <w:tr>
         <w:tc>
           <w:tcPr>
-            <w:tcW w:w="3931" w:type="dxa"/>
+            <w:tcW w:w="4381" w:type="dxa"/>
           </w:tcPr>
           <w:p>
             <w:pPr>
@@ -5772,7 +5808,7 @@
         </w:tc>
         <w:tc>
           <w:tcPr>
-            <w:tcW w:w="6779" w:type="dxa"/>
+            <w:tcW w:w="7499" w:type="dxa"/>
           </w:tcPr>
           <w:p>
             <w:pPr>
@@ -5800,7 +5836,7 @@
       <w:tr>
         <w:tc>
           <w:tcPr>
-            <w:tcW w:w="3931" w:type="dxa"/>
+            <w:tcW w:w="4381" w:type="dxa"/>
           </w:tcPr>
           <w:p>
             <w:pPr>
@@ -5838,7 +5874,7 @@
         </w:tc>
         <w:tc>
           <w:tcPr>
-            <w:tcW w:w="6779" w:type="dxa"/>
+            <w:tcW w:w="7499" w:type="dxa"/>
           </w:tcPr>
           <w:p>
             <w:pPr>
@@ -5866,7 +5902,7 @@
       <w:tr>
         <w:tc>
           <w:tcPr>
-            <w:tcW w:w="3931" w:type="dxa"/>
+            <w:tcW w:w="4381" w:type="dxa"/>
           </w:tcPr>
           <w:p>
             <w:pPr>
@@ -5904,7 +5940,7 @@
         </w:tc>
         <w:tc>
           <w:tcPr>
-            <w:tcW w:w="6779" w:type="dxa"/>
+            <w:tcW w:w="7499" w:type="dxa"/>
           </w:tcPr>
           <w:p>
             <w:pPr>
@@ -5932,7 +5968,7 @@
       <w:tr>
         <w:tc>
           <w:tcPr>
-            <w:tcW w:w="3931" w:type="dxa"/>
+            <w:tcW w:w="4381" w:type="dxa"/>
           </w:tcPr>
           <w:p>
             <w:pPr>
@@ -5970,7 +6006,7 @@
         </w:tc>
         <w:tc>
           <w:tcPr>
-            <w:tcW w:w="6779" w:type="dxa"/>
+            <w:tcW w:w="7499" w:type="dxa"/>
           </w:tcPr>
           <w:p>
             <w:pPr>
@@ -5998,7 +6034,7 @@
       <w:tr>
         <w:tc>
           <w:tcPr>
-            <w:tcW w:w="3931" w:type="dxa"/>
+            <w:tcW w:w="4381" w:type="dxa"/>
           </w:tcPr>
           <w:p>
             <w:pPr>
@@ -6036,7 +6072,7 @@
         </w:tc>
         <w:tc>
           <w:tcPr>
-            <w:tcW w:w="6779" w:type="dxa"/>
+            <w:tcW w:w="7499" w:type="dxa"/>
           </w:tcPr>
           <w:p>
             <w:pPr>
@@ -6064,7 +6100,7 @@
       <w:tr>
         <w:tc>
           <w:tcPr>
-            <w:tcW w:w="3931" w:type="dxa"/>
+            <w:tcW w:w="4381" w:type="dxa"/>
           </w:tcPr>
           <w:p>
             <w:pPr>
@@ -6102,7 +6138,7 @@
         </w:tc>
         <w:tc>
           <w:tcPr>
-            <w:tcW w:w="6779" w:type="dxa"/>
+            <w:tcW w:w="7499" w:type="dxa"/>
           </w:tcPr>
           <w:p>
             <w:pPr>
@@ -6130,7 +6166,7 @@
       <w:tr>
         <w:tc>
           <w:tcPr>
-            <w:tcW w:w="3931" w:type="dxa"/>
+            <w:tcW w:w="4381" w:type="dxa"/>
           </w:tcPr>
           <w:p>
             <w:pPr>
@@ -6168,7 +6204,7 @@
         </w:tc>
         <w:tc>
           <w:tcPr>
-            <w:tcW w:w="6779" w:type="dxa"/>
+            <w:tcW w:w="7499" w:type="dxa"/>
           </w:tcPr>
           <w:p>
             <w:pPr>
@@ -9516,8 +9552,7 @@
       </w:pPr>
     </w:p>
     <w:sectPr>
-      <w:headerReference w:type="default" r:id="rId13"/>
-      <w:footerReference w:type="default" r:id="rId14"/>
+      <w:footerReference w:type="default" r:id="rId13"/>
       <w:pgSz w:w="12240" w:h="15840"/>
       <w:pgMar w:top="1440" w:right="1800" w:bottom="1440" w:left="1800" w:header="720" w:footer="720" w:gutter="0"/>
       <w:cols w:space="720"/>
@@ -9628,16 +9663,6 @@
     </w:p>
   </w:footnote>
 </w:footnotes>
-</file>
-
-<file path=word/header1.xml><?xml version="1.0" encoding="utf-8"?>
-<w:hdr xmlns:wpc="http://schemas.microsoft.com/office/word/2010/wordprocessingCanvas" xmlns:cx="http://schemas.microsoft.com/office/drawing/2014/chartex" xmlns:cx1="http://schemas.microsoft.com/office/drawing/2015/9/8/chartex" xmlns:cx2="http://schemas.microsoft.com/office/drawing/2015/10/21/chartex" xmlns:cx3="http://schemas.microsoft.com/office/drawing/2016/5/9/chartex" xmlns:cx4="http://schemas.microsoft.com/office/drawing/2016/5/10/chartex" xmlns:cx5="http://schemas.microsoft.com/office/drawing/2016/5/11/chartex" xmlns:cx6="http://schemas.microsoft.com/office/drawing/2016/5/12/chartex" xmlns:cx7="http://schemas.microsoft.com/office/drawing/2016/5/13/chartex" xmlns:cx8="http://schemas.microsoft.com/office/drawing/2016/5/14/chartex" xmlns:mc="http://schemas.openxmlformats.org/markup-compatibility/2006" xmlns:aink="http://schemas.microsoft.com/office/drawing/2016/ink" xmlns:am3d="http://schemas.microsoft.com/office/drawing/2017/model3d" xmlns:o="urn:schemas-microsoft-com:office:office" xmlns:oel="http://schemas.microsoft.com/office/2019/extlst" xmlns:r="http://schemas.openxmlformats.org/officeDocument/2006/relationships" xmlns:m="http://schemas.openxmlformats.org/officeDocument/2006/math" xmlns:v="urn:schemas-microsoft-com:vml" xmlns:wp14="http://schemas.microsoft.com/office/word/2010/wordprocessingDrawing" xmlns:wp="http://schemas.openxmlformats.org/drawingml/2006/wordprocessingDrawing" xmlns:w10="urn:schemas-microsoft-com:office:word" xmlns:w="http://schemas.openxmlformats.org/wordprocessingml/2006/main" xmlns:w14="http://schemas.microsoft.com/office/word/2010/wordml" xmlns:w15="http://schemas.microsoft.com/office/word/2012/wordml" xmlns:w16cex="http://schemas.microsoft.com/office/word/2018/wordml/cex" xmlns:w16cid="http://schemas.microsoft.com/office/word/2016/wordml/cid" xmlns:w16="http://schemas.microsoft.com/office/word/2018/wordml" xmlns:w16du="http://schemas.microsoft.com/office/word/2023/wordml/word16du" xmlns:w16sdtdh="http://schemas.microsoft.com/office/word/2020/wordml/sdtdatahash" xmlns:w16sdtfl="http://schemas.microsoft.com/office/word/2024/wordml/sdtformatlock" xmlns:w16se="http://schemas.microsoft.com/office/word/2015/wordml/symex" xmlns:wpg="http://schemas.microsoft.com/office/word/2010/wordprocessingGroup" xmlns:wpi="http://schemas.microsoft.com/office/word/2010/wordprocessingInk" xmlns:wne="http://schemas.microsoft.com/office/word/2006/wordml" xmlns:wps="http://schemas.microsoft.com/office/word/2010/wordprocessingShape" mc:Ignorable="w14 w15 w16se w16cid w16 w16cex w16sdtdh w16sdtfl w16du wp14">
-  <w:p>
-    <w:pPr>
-      <w:pStyle w:val="Header"/>
-    </w:pPr>
-  </w:p>
-</w:hdr>
 </file>
 
 <file path=word/numbering.xml><?xml version="1.0" encoding="utf-8"?>
@@ -11188,6 +11213,7 @@
   <w:style w:type="character" w:default="1" w:styleId="DefaultParagraphFont">
     <w:name w:val="Default Paragraph Font"/>
     <w:uiPriority w:val="1"/>
+    <w:semiHidden/>
     <w:unhideWhenUsed/>
   </w:style>
   <w:style w:type="table" w:default="1" w:styleId="TableNormal">

--- a/docs/SRS - LBMS (DBCD).docx
+++ b/docs/SRS - LBMS (DBCD).docx
@@ -158,13 +158,13 @@
     </w:p>
     <w:p>
       <w:pPr>
-        <w:pStyle w:val="Title"/>
+        <w:pStyle w:val="a3"/>
         <w:jc w:val="center"/>
       </w:pPr>
     </w:p>
     <w:p>
       <w:pPr>
-        <w:pStyle w:val="Title"/>
+        <w:pStyle w:val="a3"/>
         <w:jc w:val="center"/>
       </w:pPr>
       <w:r>
@@ -276,7 +276,7 @@
     <w:p/>
     <w:tbl>
       <w:tblPr>
-        <w:tblStyle w:val="TableGrid"/>
+        <w:tblStyle w:val="a7"/>
         <w:tblW w:w="9229" w:type="dxa"/>
         <w:jc w:val="center"/>
         <w:tblLook w:val="04A0" w:firstRow="1" w:lastRow="0" w:firstColumn="1" w:lastColumn="0" w:noHBand="0" w:noVBand="1"/>
@@ -766,7 +766,7 @@
       <w:sdtContent>
         <w:p>
           <w:pPr>
-            <w:pStyle w:val="Heading2"/>
+            <w:pStyle w:val="2"/>
           </w:pPr>
           <w:r>
             <w:t>Table of Contents</w:t>
@@ -775,7 +775,7 @@
         </w:p>
         <w:p>
           <w:pPr>
-            <w:pStyle w:val="TOC2"/>
+            <w:pStyle w:val="20"/>
             <w:tabs>
               <w:tab w:val="right" w:leader="dot" w:pos="8630"/>
             </w:tabs>
@@ -853,7 +853,7 @@
         </w:p>
         <w:p>
           <w:pPr>
-            <w:pStyle w:val="TOC1"/>
+            <w:pStyle w:val="10"/>
             <w:tabs>
               <w:tab w:val="left" w:pos="440"/>
               <w:tab w:val="right" w:leader="dot" w:pos="8630"/>
@@ -937,7 +937,7 @@
         </w:p>
         <w:p>
           <w:pPr>
-            <w:pStyle w:val="TOC1"/>
+            <w:pStyle w:val="10"/>
             <w:tabs>
               <w:tab w:val="left" w:pos="440"/>
               <w:tab w:val="right" w:leader="dot" w:pos="8630"/>
@@ -1021,7 +1021,7 @@
         </w:p>
         <w:p>
           <w:pPr>
-            <w:pStyle w:val="TOC2"/>
+            <w:pStyle w:val="20"/>
             <w:tabs>
               <w:tab w:val="right" w:leader="dot" w:pos="8630"/>
             </w:tabs>
@@ -1090,7 +1090,7 @@
         </w:p>
         <w:p>
           <w:pPr>
-            <w:pStyle w:val="TOC2"/>
+            <w:pStyle w:val="20"/>
             <w:tabs>
               <w:tab w:val="right" w:leader="dot" w:pos="8630"/>
             </w:tabs>
@@ -1159,7 +1159,7 @@
         </w:p>
         <w:p>
           <w:pPr>
-            <w:pStyle w:val="TOC2"/>
+            <w:pStyle w:val="20"/>
             <w:tabs>
               <w:tab w:val="right" w:leader="dot" w:pos="8630"/>
             </w:tabs>
@@ -1228,7 +1228,7 @@
         </w:p>
         <w:p>
           <w:pPr>
-            <w:pStyle w:val="TOC1"/>
+            <w:pStyle w:val="10"/>
             <w:tabs>
               <w:tab w:val="left" w:pos="440"/>
               <w:tab w:val="right" w:leader="dot" w:pos="8630"/>
@@ -1312,7 +1312,7 @@
         </w:p>
         <w:p>
           <w:pPr>
-            <w:pStyle w:val="TOC1"/>
+            <w:pStyle w:val="10"/>
             <w:tabs>
               <w:tab w:val="left" w:pos="440"/>
               <w:tab w:val="right" w:leader="dot" w:pos="8630"/>
@@ -1396,7 +1396,7 @@
         </w:p>
         <w:p>
           <w:pPr>
-            <w:pStyle w:val="TOC1"/>
+            <w:pStyle w:val="10"/>
             <w:tabs>
               <w:tab w:val="left" w:pos="440"/>
               <w:tab w:val="right" w:leader="dot" w:pos="8630"/>
@@ -1480,7 +1480,7 @@
         </w:p>
         <w:p>
           <w:pPr>
-            <w:pStyle w:val="TOC1"/>
+            <w:pStyle w:val="10"/>
             <w:tabs>
               <w:tab w:val="left" w:pos="440"/>
               <w:tab w:val="right" w:leader="dot" w:pos="8630"/>
@@ -1564,7 +1564,7 @@
         </w:p>
         <w:p>
           <w:pPr>
-            <w:pStyle w:val="TOC1"/>
+            <w:pStyle w:val="10"/>
             <w:tabs>
               <w:tab w:val="left" w:pos="440"/>
               <w:tab w:val="right" w:leader="dot" w:pos="8630"/>
@@ -1650,7 +1650,7 @@
         </w:p>
         <w:p>
           <w:pPr>
-            <w:pStyle w:val="TOC1"/>
+            <w:pStyle w:val="10"/>
             <w:tabs>
               <w:tab w:val="left" w:pos="440"/>
               <w:tab w:val="right" w:leader="dot" w:pos="8630"/>
@@ -1782,7 +1782,7 @@
     </w:p>
     <w:p>
       <w:pPr>
-        <w:pStyle w:val="Heading1"/>
+        <w:pStyle w:val="1"/>
       </w:pPr>
       <w:bookmarkStart w:id="1" w:name="_Toc410819652"/>
       <w:r>
@@ -1989,7 +1989,7 @@
     </w:p>
     <w:p>
       <w:pPr>
-        <w:pStyle w:val="Heading1"/>
+        <w:pStyle w:val="1"/>
       </w:pPr>
       <w:bookmarkStart w:id="3" w:name="_Toc410819653"/>
       <w:bookmarkStart w:id="4" w:name="_Toc33350367"/>
@@ -2002,7 +2002,7 @@
     </w:p>
     <w:p>
       <w:pPr>
-        <w:pStyle w:val="Heading2"/>
+        <w:pStyle w:val="2"/>
       </w:pPr>
       <w:r>
         <w:t xml:space="preserve">2.1 Requirement Specification </w:t>
@@ -2010,7 +2010,7 @@
     </w:p>
     <w:p>
       <w:pPr>
-        <w:pStyle w:val="ListParagraph"/>
+        <w:pStyle w:val="aa"/>
         <w:numPr>
           <w:ilvl w:val="0"/>
           <w:numId w:val="19"/>
@@ -2086,7 +2086,7 @@
     </w:p>
     <w:p>
       <w:pPr>
-        <w:pStyle w:val="ListParagraph"/>
+        <w:pStyle w:val="aa"/>
         <w:numPr>
           <w:ilvl w:val="0"/>
           <w:numId w:val="19"/>
@@ -2243,7 +2243,7 @@
     </w:p>
     <w:p>
       <w:pPr>
-        <w:pStyle w:val="ListParagraph"/>
+        <w:pStyle w:val="aa"/>
         <w:numPr>
           <w:ilvl w:val="1"/>
           <w:numId w:val="19"/>
@@ -2316,7 +2316,7 @@
     </w:p>
     <w:p>
       <w:pPr>
-        <w:pStyle w:val="ListParagraph"/>
+        <w:pStyle w:val="aa"/>
         <w:numPr>
           <w:ilvl w:val="1"/>
           <w:numId w:val="19"/>
@@ -2379,7 +2379,7 @@
     </w:p>
     <w:p>
       <w:pPr>
-        <w:pStyle w:val="ListParagraph"/>
+        <w:pStyle w:val="aa"/>
         <w:numPr>
           <w:ilvl w:val="0"/>
           <w:numId w:val="19"/>
@@ -2461,7 +2461,7 @@
     </w:p>
     <w:p>
       <w:pPr>
-        <w:pStyle w:val="ListParagraph"/>
+        <w:pStyle w:val="aa"/>
         <w:numPr>
           <w:ilvl w:val="0"/>
           <w:numId w:val="19"/>
@@ -2520,7 +2520,7 @@
     </w:p>
     <w:p>
       <w:pPr>
-        <w:pStyle w:val="ListParagraph"/>
+        <w:pStyle w:val="aa"/>
         <w:numPr>
           <w:ilvl w:val="0"/>
           <w:numId w:val="19"/>
@@ -2631,7 +2631,7 @@
     </w:p>
     <w:p>
       <w:pPr>
-        <w:pStyle w:val="ListParagraph"/>
+        <w:pStyle w:val="aa"/>
         <w:numPr>
           <w:ilvl w:val="1"/>
           <w:numId w:val="19"/>
@@ -2775,7 +2775,7 @@
     </w:p>
     <w:p>
       <w:pPr>
-        <w:pStyle w:val="ListParagraph"/>
+        <w:pStyle w:val="aa"/>
         <w:numPr>
           <w:ilvl w:val="1"/>
           <w:numId w:val="19"/>
@@ -2978,7 +2978,7 @@
     </w:p>
     <w:p>
       <w:pPr>
-        <w:pStyle w:val="ListParagraph"/>
+        <w:pStyle w:val="aa"/>
         <w:numPr>
           <w:ilvl w:val="2"/>
           <w:numId w:val="19"/>
@@ -3041,7 +3041,7 @@
     </w:p>
     <w:p>
       <w:pPr>
-        <w:pStyle w:val="Heading2"/>
+        <w:pStyle w:val="2"/>
       </w:pPr>
       <w:bookmarkStart w:id="5" w:name="_Toc410819654"/>
       <w:bookmarkStart w:id="6" w:name="_Toc33350368"/>
@@ -3053,7 +3053,7 @@
     </w:p>
     <w:p>
       <w:pPr>
-        <w:pStyle w:val="ListParagraph"/>
+        <w:pStyle w:val="aa"/>
         <w:numPr>
           <w:ilvl w:val="0"/>
           <w:numId w:val="20"/>
@@ -3074,7 +3074,7 @@
     </w:p>
     <w:p>
       <w:pPr>
-        <w:pStyle w:val="ListParagraph"/>
+        <w:pStyle w:val="aa"/>
         <w:numPr>
           <w:ilvl w:val="0"/>
           <w:numId w:val="20"/>
@@ -3089,7 +3089,7 @@
     </w:p>
     <w:p>
       <w:pPr>
-        <w:pStyle w:val="Heading2"/>
+        <w:pStyle w:val="2"/>
       </w:pPr>
       <w:bookmarkStart w:id="7" w:name="_Toc410819655"/>
       <w:bookmarkStart w:id="8" w:name="_Toc33350369"/>
@@ -3101,7 +3101,7 @@
     </w:p>
     <w:p>
       <w:pPr>
-        <w:pStyle w:val="NormalWeb"/>
+        <w:pStyle w:val="ab"/>
         <w:jc w:val="both"/>
       </w:pPr>
       <w:r>
@@ -3116,7 +3116,7 @@
     </w:p>
     <w:p>
       <w:pPr>
-        <w:pStyle w:val="NormalWeb"/>
+        <w:pStyle w:val="ab"/>
         <w:jc w:val="both"/>
       </w:pPr>
       <w:r>
@@ -3125,7 +3125,7 @@
     </w:p>
     <w:p>
       <w:pPr>
-        <w:pStyle w:val="NormalWeb"/>
+        <w:pStyle w:val="ab"/>
         <w:jc w:val="both"/>
       </w:pPr>
       <w:r>
@@ -3188,7 +3188,7 @@
     </w:p>
     <w:p>
       <w:pPr>
-        <w:pStyle w:val="NormalWeb"/>
+        <w:pStyle w:val="ab"/>
         <w:jc w:val="both"/>
       </w:pPr>
       <w:r>
@@ -3225,7 +3225,7 @@
     </w:p>
     <w:p>
       <w:pPr>
-        <w:pStyle w:val="NormalWeb"/>
+        <w:pStyle w:val="ab"/>
         <w:jc w:val="both"/>
       </w:pPr>
       <w:r>
@@ -3237,7 +3237,7 @@
     </w:p>
     <w:p>
       <w:pPr>
-        <w:pStyle w:val="NormalWeb"/>
+        <w:pStyle w:val="ab"/>
         <w:jc w:val="both"/>
       </w:pPr>
       <w:r>
@@ -3252,7 +3252,7 @@
     </w:p>
     <w:p>
       <w:pPr>
-        <w:pStyle w:val="NormalWeb"/>
+        <w:pStyle w:val="ab"/>
         <w:jc w:val="both"/>
       </w:pPr>
       <w:r>
@@ -3276,7 +3276,7 @@
     </w:p>
     <w:p>
       <w:pPr>
-        <w:pStyle w:val="Heading2"/>
+        <w:pStyle w:val="2"/>
       </w:pPr>
       <w:bookmarkStart w:id="9" w:name="_Toc410819656"/>
       <w:bookmarkStart w:id="10" w:name="_Toc33350370"/>
@@ -3371,7 +3371,7 @@
     </w:p>
     <w:p>
       <w:pPr>
-        <w:pStyle w:val="Heading1"/>
+        <w:pStyle w:val="1"/>
       </w:pPr>
       <w:bookmarkStart w:id="11" w:name="_Toc410819657"/>
       <w:bookmarkStart w:id="12" w:name="_Toc33350371"/>
@@ -3467,7 +3467,7 @@
     </w:p>
     <w:p>
       <w:pPr>
-        <w:pStyle w:val="Heading1"/>
+        <w:pStyle w:val="1"/>
       </w:pPr>
       <w:r>
         <w:lastRenderedPageBreak/>
@@ -3484,8 +3484,72 @@
         <w:rPr>
           <w:noProof/>
         </w:rPr>
+        <mc:AlternateContent>
+          <mc:Choice Requires="wps">
+            <w:drawing>
+              <wp:anchor distT="0" distB="0" distL="114300" distR="114300" simplePos="0" relativeHeight="251660288" behindDoc="0" locked="0" layoutInCell="1" allowOverlap="1" wp14:anchorId="13683796" wp14:editId="292BC8E5">
+                <wp:simplePos x="0" y="0"/>
+                <wp:positionH relativeFrom="column">
+                  <wp:posOffset>1010704</wp:posOffset>
+                </wp:positionH>
+                <wp:positionV relativeFrom="paragraph">
+                  <wp:posOffset>2129587</wp:posOffset>
+                </wp:positionV>
+                <wp:extent cx="377352" cy="0"/>
+                <wp:effectExtent l="0" t="0" r="0" b="0"/>
+                <wp:wrapNone/>
+                <wp:docPr id="528303722" name="رابط مستقيم 2"/>
+                <wp:cNvGraphicFramePr/>
+                <a:graphic xmlns:a="http://schemas.openxmlformats.org/drawingml/2006/main">
+                  <a:graphicData uri="http://schemas.microsoft.com/office/word/2010/wordprocessingShape">
+                    <wps:wsp>
+                      <wps:cNvCnPr/>
+                      <wps:spPr>
+                        <a:xfrm>
+                          <a:off x="0" y="0"/>
+                          <a:ext cx="377352" cy="0"/>
+                        </a:xfrm>
+                        <a:prstGeom prst="line">
+                          <a:avLst/>
+                        </a:prstGeom>
+                      </wps:spPr>
+                      <wps:style>
+                        <a:lnRef idx="1">
+                          <a:schemeClr val="dk1"/>
+                        </a:lnRef>
+                        <a:fillRef idx="0">
+                          <a:schemeClr val="dk1"/>
+                        </a:fillRef>
+                        <a:effectRef idx="0">
+                          <a:schemeClr val="dk1"/>
+                        </a:effectRef>
+                        <a:fontRef idx="minor">
+                          <a:schemeClr val="tx1"/>
+                        </a:fontRef>
+                      </wps:style>
+                      <wps:bodyPr/>
+                    </wps:wsp>
+                  </a:graphicData>
+                </a:graphic>
+                <wp14:sizeRelH relativeFrom="margin">
+                  <wp14:pctWidth>0</wp14:pctWidth>
+                </wp14:sizeRelH>
+              </wp:anchor>
+            </w:drawing>
+          </mc:Choice>
+          <mc:Fallback>
+            <w:pict>
+              <v:line w14:anchorId="7540CFAD" id="رابط مستقيم 2" o:spid="_x0000_s1026" style="position:absolute;z-index:251660288;visibility:visible;mso-wrap-style:square;mso-width-percent:0;mso-wrap-distance-left:9pt;mso-wrap-distance-top:0;mso-wrap-distance-right:9pt;mso-wrap-distance-bottom:0;mso-position-horizontal:absolute;mso-position-horizontal-relative:text;mso-position-vertical:absolute;mso-position-vertical-relative:text;mso-width-percent:0;mso-width-relative:margin" from="79.6pt,167.7pt" to="109.3pt,167.7pt" o:gfxdata="UEsDBBQABgAIAAAAIQC2gziS/gAAAOEBAAATAAAAW0NvbnRlbnRfVHlwZXNdLnhtbJSRQU7DMBBF&#10;90jcwfIWJU67QAgl6YK0S0CoHGBkTxKLZGx5TGhvj5O2G0SRWNoz/78nu9wcxkFMGNg6quQqL6RA&#10;0s5Y6ir5vt9lD1JwBDIwOMJKHpHlpr69KfdHjyxSmriSfYz+USnWPY7AufNIadK6MEJMx9ApD/oD&#10;OlTrorhX2lFEilmcO2RdNtjC5xDF9pCuTyYBB5bi6bQ4syoJ3g9WQ0ymaiLzg5KdCXlKLjvcW893&#10;SUOqXwnz5DrgnHtJTxOsQfEKIT7DmDSUCaxw7Rqn8787ZsmRM9e2VmPeBN4uqYvTtW7jvijg9N/y&#10;JsXecLq0q+WD6m8AAAD//wMAUEsDBBQABgAIAAAAIQA4/SH/1gAAAJQBAAALAAAAX3JlbHMvLnJl&#10;bHOkkMFqwzAMhu+DvYPRfXGawxijTi+j0GvpHsDYimMaW0Yy2fr2M4PBMnrbUb/Q94l/f/hMi1qR&#10;JVI2sOt6UJgd+ZiDgffL8ekFlFSbvV0oo4EbChzGx4f9GRdb25HMsYhqlCwG5lrLq9biZkxWOiqY&#10;22YiTra2kYMu1l1tQD30/bPm3wwYN0x18gb45AdQl1tp5j/sFB2T0FQ7R0nTNEV3j6o9feQzro1i&#10;OWA14Fm+Q8a1a8+Bvu/d/dMb2JY5uiPbhG/ktn4cqGU/er3pcvwCAAD//wMAUEsDBBQABgAIAAAA&#10;IQCyp2ltmQEAAIcDAAAOAAAAZHJzL2Uyb0RvYy54bWysU9uO0zAQfUfiHyy/06RdwaKo6T7sCl4Q&#10;rLh8gNcZNxa2xxqbJv17xm6bIkAIIV4cX845M2dmsr2bvRMHoGQx9HK9aqWAoHGwYd/LL5/fvHgt&#10;RcoqDMphgF4eIcm73fNn2yl2sMER3QAkWCSkboq9HHOOXdMkPYJXaYURAj8aJK8yH2nfDKQmVveu&#10;2bTtq2ZCGiKhhpT49uH0KHdV3xjQ+YMxCbJwveTccl2prk9lbXZb1e1JxdHqcxrqH7LwygYOukg9&#10;qKzEN7K/SHmrCROavNLoGzTGaqge2M26/cnNp1FFqF64OCkuZUr/T1a/P9yHR+IyTDF1KT5ScTEb&#10;8uXL+Ym5Fuu4FAvmLDRf3tze3rzcSKEvT82VFynlt4BelE0vnQ3FhurU4V3KHIuhFwgfrpHrLh8d&#10;FLALH8EIO3CsdWXXoYB7R+KguJ3D13VpH2tVZKEY69xCav9MOmMLDeqg/C1xQdeIGPJC9DYg/S5q&#10;ni+pmhP+4vrktdh+wuFY+1DLwd2uzs6TWcbpx3OlX/+f3XcAAAD//wMAUEsDBBQABgAIAAAAIQDj&#10;hcjS3wAAAAsBAAAPAAAAZHJzL2Rvd25yZXYueG1sTI9NT4NAEIbvJv6HzZh4s0upbRFZGuPHyR4Q&#10;PXjcsiOQsrOE3QL66x0TEz2+M0/eeSbbzbYTIw6+daRguYhAIFXOtFQreHt9ukpA+KDJ6M4RKvhE&#10;D7v8/CzTqXETveBYhlpwCflUK2hC6FMpfdWg1X7heiTefbjB6sBxqKUZ9MTltpNxFG2k1S3xhUb3&#10;eN9gdSxPVsH28bks+ulh/1XIrSyK0YXk+K7U5cV8dwsi4Bz+YPjRZ3XI2engTmS86Divb2JGFaxW&#10;62sQTMTLZAPi8DuReSb//5B/AwAA//8DAFBLAQItABQABgAIAAAAIQC2gziS/gAAAOEBAAATAAAA&#10;AAAAAAAAAAAAAAAAAABbQ29udGVudF9UeXBlc10ueG1sUEsBAi0AFAAGAAgAAAAhADj9If/WAAAA&#10;lAEAAAsAAAAAAAAAAAAAAAAALwEAAF9yZWxzLy5yZWxzUEsBAi0AFAAGAAgAAAAhALKnaW2ZAQAA&#10;hwMAAA4AAAAAAAAAAAAAAAAALgIAAGRycy9lMm9Eb2MueG1sUEsBAi0AFAAGAAgAAAAhAOOFyNLf&#10;AAAACwEAAA8AAAAAAAAAAAAAAAAA8wMAAGRycy9kb3ducmV2LnhtbFBLBQYAAAAABAAEAPMAAAD/&#10;BAAAAAA=&#10;" strokecolor="black [3040]"/>
+            </w:pict>
+          </mc:Fallback>
+        </mc:AlternateContent>
+      </w:r>
+      <w:r>
+        <w:rPr>
+          <w:noProof/>
+        </w:rPr>
         <w:drawing>
-          <wp:anchor distT="0" distB="0" distL="114300" distR="114300" simplePos="0" relativeHeight="251659264" behindDoc="0" locked="0" layoutInCell="1" allowOverlap="1" wp14:anchorId="6C60ABB6" wp14:editId="02078DA8">
+          <wp:anchor distT="0" distB="0" distL="114300" distR="114300" simplePos="0" relativeHeight="251659264" behindDoc="0" locked="0" layoutInCell="1" allowOverlap="1" wp14:anchorId="6C60ABB6" wp14:editId="39A836F1">
             <wp:simplePos x="0" y="0"/>
             <wp:positionH relativeFrom="column">
               <wp:posOffset>363</wp:posOffset>
@@ -3567,7 +3631,7 @@
     </w:p>
     <w:p>
       <w:pPr>
-        <w:pStyle w:val="Heading1"/>
+        <w:pStyle w:val="1"/>
       </w:pPr>
       <w:bookmarkStart w:id="14" w:name="_Toc33350373"/>
       <w:r>
@@ -3596,7 +3660,7 @@
     <w:p/>
     <w:tbl>
       <w:tblPr>
-        <w:tblStyle w:val="TableGrid"/>
+        <w:tblStyle w:val="a7"/>
         <w:tblW w:w="11880" w:type="dxa"/>
         <w:tblInd w:w="-1512" w:type="dxa"/>
         <w:tblLook w:val="04A0" w:firstRow="1" w:lastRow="0" w:firstColumn="1" w:lastColumn="0" w:noHBand="0" w:noVBand="1"/>
@@ -3663,11 +3727,20 @@
             <w:r>
               <w:rPr>
                 <w:rFonts w:ascii="Consolas" w:hAnsi="Consolas"/>
-                <w:color w:val="76923C" w:themeColor="accent3" w:themeShade="BF"/>
-                <w:sz w:val="21"/>
-                <w:szCs w:val="21"/>
-              </w:rPr>
-              <w:t>CREATE TABLE Customer (</w:t>
+                <w:color w:val="0000FF"/>
+                <w:sz w:val="21"/>
+                <w:szCs w:val="21"/>
+              </w:rPr>
+              <w:t xml:space="preserve">CREATE TABLE </w:t>
+            </w:r>
+            <w:r>
+              <w:rPr>
+                <w:rFonts w:ascii="Consolas" w:hAnsi="Consolas"/>
+                <w:color w:val="000000" w:themeColor="text1"/>
+                <w:sz w:val="21"/>
+                <w:szCs w:val="21"/>
+              </w:rPr>
+              <w:t>Customer (</w:t>
             </w:r>
           </w:p>
           <w:p>
@@ -3688,7 +3761,34 @@
                 <w:sz w:val="21"/>
                 <w:szCs w:val="21"/>
               </w:rPr>
-              <w:t xml:space="preserve">    ID INT PRIMARY KEY,</w:t>
+              <w:t xml:space="preserve">    </w:t>
+            </w:r>
+            <w:r>
+              <w:rPr>
+                <w:rFonts w:ascii="Consolas" w:hAnsi="Consolas"/>
+                <w:color w:val="000000" w:themeColor="text1"/>
+                <w:sz w:val="21"/>
+                <w:szCs w:val="21"/>
+              </w:rPr>
+              <w:t xml:space="preserve">ID </w:t>
+            </w:r>
+            <w:r>
+              <w:rPr>
+                <w:rFonts w:ascii="Consolas" w:hAnsi="Consolas"/>
+                <w:color w:val="0000FF"/>
+                <w:sz w:val="21"/>
+                <w:szCs w:val="21"/>
+              </w:rPr>
+              <w:t>INT PRIMARY KEY</w:t>
+            </w:r>
+            <w:r>
+              <w:rPr>
+                <w:rFonts w:ascii="Consolas" w:hAnsi="Consolas"/>
+                <w:color w:val="000000" w:themeColor="text1"/>
+                <w:sz w:val="21"/>
+                <w:szCs w:val="21"/>
+              </w:rPr>
+              <w:t>,</w:t>
             </w:r>
           </w:p>
           <w:p>
@@ -3709,27 +3809,90 @@
                 <w:sz w:val="21"/>
                 <w:szCs w:val="21"/>
               </w:rPr>
-              <w:t xml:space="preserve">    Name </w:t>
+              <w:t xml:space="preserve">    </w:t>
+            </w:r>
+            <w:r>
+              <w:rPr>
+                <w:rFonts w:ascii="Consolas" w:hAnsi="Consolas"/>
+                <w:color w:val="000000" w:themeColor="text1"/>
+                <w:sz w:val="21"/>
+                <w:szCs w:val="21"/>
+              </w:rPr>
+              <w:t xml:space="preserve">Name </w:t>
             </w:r>
             <w:proofErr w:type="gramStart"/>
             <w:r>
               <w:rPr>
                 <w:rFonts w:ascii="Consolas" w:hAnsi="Consolas"/>
-                <w:color w:val="76923C" w:themeColor="accent3" w:themeShade="BF"/>
-                <w:sz w:val="21"/>
-                <w:szCs w:val="21"/>
-              </w:rPr>
-              <w:t>VARCHAR(</w:t>
+                <w:color w:val="0000FF"/>
+                <w:sz w:val="21"/>
+                <w:szCs w:val="21"/>
+              </w:rPr>
+              <w:t>VARCHAR</w:t>
+            </w:r>
+            <w:r>
+              <w:rPr>
+                <w:rFonts w:ascii="Consolas" w:hAnsi="Consolas"/>
+                <w:color w:val="000000" w:themeColor="text1"/>
+                <w:sz w:val="21"/>
+                <w:szCs w:val="21"/>
+              </w:rPr>
+              <w:t>(</w:t>
             </w:r>
             <w:proofErr w:type="gramEnd"/>
             <w:r>
               <w:rPr>
                 <w:rFonts w:ascii="Consolas" w:hAnsi="Consolas"/>
-                <w:color w:val="76923C" w:themeColor="accent3" w:themeShade="BF"/>
-                <w:sz w:val="21"/>
-                <w:szCs w:val="21"/>
-              </w:rPr>
-              <w:t>30) NOT NULL,</w:t>
+                <w:color w:val="00B050"/>
+                <w:sz w:val="21"/>
+                <w:szCs w:val="21"/>
+              </w:rPr>
+              <w:t>30</w:t>
+            </w:r>
+            <w:r>
+              <w:rPr>
+                <w:rFonts w:ascii="Consolas" w:hAnsi="Consolas"/>
+                <w:color w:val="000000" w:themeColor="text1"/>
+                <w:sz w:val="21"/>
+                <w:szCs w:val="21"/>
+              </w:rPr>
+              <w:t xml:space="preserve">) </w:t>
+            </w:r>
+            <w:r>
+              <w:rPr>
+                <w:rFonts w:ascii="Consolas" w:hAnsi="Consolas"/>
+                <w:color w:val="0000FF"/>
+                <w:sz w:val="21"/>
+                <w:szCs w:val="21"/>
+              </w:rPr>
+              <w:t>NOT</w:t>
+            </w:r>
+            <w:r>
+              <w:rPr>
+                <w:rFonts w:ascii="Consolas" w:hAnsi="Consolas"/>
+                <w:color w:val="76923C" w:themeColor="accent3" w:themeShade="BF"/>
+                <w:sz w:val="21"/>
+                <w:szCs w:val="21"/>
+              </w:rPr>
+              <w:t xml:space="preserve"> </w:t>
+            </w:r>
+            <w:r>
+              <w:rPr>
+                <w:rFonts w:ascii="Consolas" w:hAnsi="Consolas"/>
+                <w:color w:val="0000FF"/>
+                <w:sz w:val="21"/>
+                <w:szCs w:val="21"/>
+              </w:rPr>
+              <w:t>NULL</w:t>
+            </w:r>
+            <w:r>
+              <w:rPr>
+                <w:rFonts w:ascii="Consolas" w:hAnsi="Consolas"/>
+                <w:color w:val="000000" w:themeColor="text1"/>
+                <w:sz w:val="21"/>
+                <w:szCs w:val="21"/>
+              </w:rPr>
+              <w:t>,</w:t>
             </w:r>
           </w:p>
           <w:p>
@@ -3738,39 +3901,120 @@
               <w:spacing w:line="285" w:lineRule="atLeast"/>
               <w:rPr>
                 <w:rFonts w:ascii="Consolas" w:hAnsi="Consolas"/>
-                <w:color w:val="76923C" w:themeColor="accent3" w:themeShade="BF"/>
-                <w:sz w:val="21"/>
-                <w:szCs w:val="21"/>
-              </w:rPr>
-            </w:pPr>
-            <w:r>
-              <w:rPr>
-                <w:rFonts w:ascii="Consolas" w:hAnsi="Consolas"/>
-                <w:color w:val="76923C" w:themeColor="accent3" w:themeShade="BF"/>
-                <w:sz w:val="21"/>
-                <w:szCs w:val="21"/>
-              </w:rPr>
-              <w:t xml:space="preserve">    Email </w:t>
+                <w:color w:val="000000" w:themeColor="text1"/>
+                <w:sz w:val="21"/>
+                <w:szCs w:val="21"/>
+              </w:rPr>
+            </w:pPr>
+            <w:r>
+              <w:rPr>
+                <w:rFonts w:ascii="Consolas" w:hAnsi="Consolas"/>
+                <w:color w:val="76923C" w:themeColor="accent3" w:themeShade="BF"/>
+                <w:sz w:val="21"/>
+                <w:szCs w:val="21"/>
+              </w:rPr>
+              <w:t xml:space="preserve">    </w:t>
+            </w:r>
+            <w:r>
+              <w:rPr>
+                <w:rFonts w:ascii="Consolas" w:hAnsi="Consolas"/>
+                <w:color w:val="000000" w:themeColor="text1"/>
+                <w:sz w:val="21"/>
+                <w:szCs w:val="21"/>
+              </w:rPr>
+              <w:t xml:space="preserve">Email </w:t>
             </w:r>
             <w:proofErr w:type="gramStart"/>
             <w:r>
               <w:rPr>
                 <w:rFonts w:ascii="Consolas" w:hAnsi="Consolas"/>
-                <w:color w:val="76923C" w:themeColor="accent3" w:themeShade="BF"/>
-                <w:sz w:val="21"/>
-                <w:szCs w:val="21"/>
-              </w:rPr>
-              <w:t>VARCHAR(</w:t>
+                <w:color w:val="0000FF"/>
+                <w:sz w:val="21"/>
+                <w:szCs w:val="21"/>
+              </w:rPr>
+              <w:t>VARCHAR</w:t>
+            </w:r>
+            <w:r>
+              <w:rPr>
+                <w:rFonts w:ascii="Consolas" w:hAnsi="Consolas"/>
+                <w:color w:val="000000" w:themeColor="text1"/>
+                <w:sz w:val="21"/>
+                <w:szCs w:val="21"/>
+              </w:rPr>
+              <w:t>(</w:t>
             </w:r>
             <w:proofErr w:type="gramEnd"/>
             <w:r>
               <w:rPr>
                 <w:rFonts w:ascii="Consolas" w:hAnsi="Consolas"/>
-                <w:color w:val="76923C" w:themeColor="accent3" w:themeShade="BF"/>
-                <w:sz w:val="21"/>
-                <w:szCs w:val="21"/>
-              </w:rPr>
-              <w:t>50) UNIQUE NOT NULL,</w:t>
+                <w:color w:val="00B050"/>
+                <w:sz w:val="21"/>
+                <w:szCs w:val="21"/>
+              </w:rPr>
+              <w:t>50</w:t>
+            </w:r>
+            <w:r>
+              <w:rPr>
+                <w:rFonts w:ascii="Consolas" w:hAnsi="Consolas"/>
+                <w:color w:val="000000" w:themeColor="text1"/>
+                <w:sz w:val="21"/>
+                <w:szCs w:val="21"/>
+              </w:rPr>
+              <w:t xml:space="preserve">) </w:t>
+            </w:r>
+            <w:r>
+              <w:rPr>
+                <w:rFonts w:ascii="Consolas" w:hAnsi="Consolas"/>
+                <w:color w:val="0000FF"/>
+                <w:sz w:val="21"/>
+                <w:szCs w:val="21"/>
+              </w:rPr>
+              <w:t>UNIQUE</w:t>
+            </w:r>
+            <w:r>
+              <w:rPr>
+                <w:rFonts w:ascii="Consolas" w:hAnsi="Consolas"/>
+                <w:color w:val="76923C" w:themeColor="accent3" w:themeShade="BF"/>
+                <w:sz w:val="21"/>
+                <w:szCs w:val="21"/>
+              </w:rPr>
+              <w:t xml:space="preserve"> </w:t>
+            </w:r>
+            <w:r>
+              <w:rPr>
+                <w:rFonts w:ascii="Consolas" w:hAnsi="Consolas"/>
+                <w:color w:val="0000FF"/>
+                <w:sz w:val="21"/>
+                <w:szCs w:val="21"/>
+              </w:rPr>
+              <w:t>NOT</w:t>
+            </w:r>
+            <w:r>
+              <w:rPr>
+                <w:rFonts w:ascii="Consolas" w:hAnsi="Consolas"/>
+                <w:color w:val="76923C" w:themeColor="accent3" w:themeShade="BF"/>
+                <w:sz w:val="21"/>
+                <w:szCs w:val="21"/>
+              </w:rPr>
+              <w:t xml:space="preserve"> </w:t>
+            </w:r>
+            <w:r>
+              <w:rPr>
+                <w:rFonts w:ascii="Consolas" w:hAnsi="Consolas"/>
+                <w:color w:val="0000FF"/>
+                <w:sz w:val="21"/>
+                <w:szCs w:val="21"/>
+              </w:rPr>
+              <w:t>NULL</w:t>
+            </w:r>
+            <w:r>
+              <w:rPr>
+                <w:rFonts w:ascii="Consolas" w:hAnsi="Consolas"/>
+                <w:color w:val="000000" w:themeColor="text1"/>
+                <w:sz w:val="21"/>
+                <w:szCs w:val="21"/>
+              </w:rPr>
+              <w:t>,</w:t>
             </w:r>
           </w:p>
           <w:p>
@@ -3791,47 +4035,144 @@
                 <w:sz w:val="21"/>
                 <w:szCs w:val="21"/>
               </w:rPr>
-              <w:t xml:space="preserve">    Gender </w:t>
+              <w:t xml:space="preserve">    </w:t>
+            </w:r>
+            <w:r>
+              <w:rPr>
+                <w:rFonts w:ascii="Consolas" w:hAnsi="Consolas"/>
+                <w:color w:val="000000" w:themeColor="text1"/>
+                <w:sz w:val="21"/>
+                <w:szCs w:val="21"/>
+              </w:rPr>
+              <w:t xml:space="preserve">Gender </w:t>
             </w:r>
             <w:proofErr w:type="gramStart"/>
             <w:r>
               <w:rPr>
                 <w:rFonts w:ascii="Consolas" w:hAnsi="Consolas"/>
-                <w:color w:val="76923C" w:themeColor="accent3" w:themeShade="BF"/>
-                <w:sz w:val="21"/>
-                <w:szCs w:val="21"/>
-              </w:rPr>
-              <w:t>CHAR(</w:t>
+                <w:color w:val="0000FF"/>
+                <w:sz w:val="21"/>
+                <w:szCs w:val="21"/>
+              </w:rPr>
+              <w:t>CHAR</w:t>
+            </w:r>
+            <w:r>
+              <w:rPr>
+                <w:rFonts w:ascii="Consolas" w:hAnsi="Consolas"/>
+                <w:color w:val="000000" w:themeColor="text1"/>
+                <w:sz w:val="21"/>
+                <w:szCs w:val="21"/>
+              </w:rPr>
+              <w:t>(</w:t>
             </w:r>
             <w:proofErr w:type="gramEnd"/>
             <w:r>
               <w:rPr>
                 <w:rFonts w:ascii="Consolas" w:hAnsi="Consolas"/>
-                <w:color w:val="76923C" w:themeColor="accent3" w:themeShade="BF"/>
-                <w:sz w:val="21"/>
-                <w:szCs w:val="21"/>
-              </w:rPr>
-              <w:t>1) CHECK (Gender IN ('M', '</w:t>
-            </w:r>
-            <w:proofErr w:type="gramStart"/>
-            <w:r>
-              <w:rPr>
-                <w:rFonts w:ascii="Consolas" w:hAnsi="Consolas"/>
-                <w:color w:val="76923C" w:themeColor="accent3" w:themeShade="BF"/>
-                <w:sz w:val="21"/>
-                <w:szCs w:val="21"/>
-              </w:rPr>
-              <w:t>F')</w:t>
-            </w:r>
-            <w:proofErr w:type="gramEnd"/>
-            <w:r>
-              <w:rPr>
-                <w:rFonts w:ascii="Consolas" w:hAnsi="Consolas"/>
-                <w:color w:val="76923C" w:themeColor="accent3" w:themeShade="BF"/>
-                <w:sz w:val="21"/>
-                <w:szCs w:val="21"/>
-              </w:rPr>
-              <w:t>),</w:t>
+                <w:color w:val="00B050"/>
+                <w:sz w:val="21"/>
+                <w:szCs w:val="21"/>
+              </w:rPr>
+              <w:t>1</w:t>
+            </w:r>
+            <w:r>
+              <w:rPr>
+                <w:rFonts w:ascii="Consolas" w:hAnsi="Consolas"/>
+                <w:color w:val="000000" w:themeColor="text1"/>
+                <w:sz w:val="21"/>
+                <w:szCs w:val="21"/>
+              </w:rPr>
+              <w:t xml:space="preserve">) </w:t>
+            </w:r>
+            <w:r>
+              <w:rPr>
+                <w:rFonts w:ascii="Consolas" w:hAnsi="Consolas"/>
+                <w:color w:val="0000FF"/>
+                <w:sz w:val="21"/>
+                <w:szCs w:val="21"/>
+              </w:rPr>
+              <w:t>CHECK</w:t>
+            </w:r>
+            <w:r>
+              <w:rPr>
+                <w:rFonts w:ascii="Consolas" w:hAnsi="Consolas"/>
+                <w:color w:val="0070C0"/>
+                <w:sz w:val="21"/>
+                <w:szCs w:val="21"/>
+              </w:rPr>
+              <w:t xml:space="preserve"> </w:t>
+            </w:r>
+            <w:r>
+              <w:rPr>
+                <w:rFonts w:ascii="Consolas" w:hAnsi="Consolas"/>
+                <w:color w:val="000000" w:themeColor="text1"/>
+                <w:sz w:val="21"/>
+                <w:szCs w:val="21"/>
+              </w:rPr>
+              <w:t xml:space="preserve">(Gender </w:t>
+            </w:r>
+            <w:r>
+              <w:rPr>
+                <w:rFonts w:ascii="Consolas" w:hAnsi="Consolas"/>
+                <w:color w:val="0000FF"/>
+                <w:sz w:val="21"/>
+                <w:szCs w:val="21"/>
+              </w:rPr>
+              <w:t>IN</w:t>
+            </w:r>
+            <w:r>
+              <w:rPr>
+                <w:rFonts w:ascii="Consolas" w:hAnsi="Consolas"/>
+                <w:color w:val="76923C" w:themeColor="accent3" w:themeShade="BF"/>
+                <w:sz w:val="21"/>
+                <w:szCs w:val="21"/>
+              </w:rPr>
+              <w:t xml:space="preserve"> </w:t>
+            </w:r>
+            <w:r>
+              <w:rPr>
+                <w:rFonts w:ascii="Consolas" w:hAnsi="Consolas"/>
+                <w:color w:val="000000" w:themeColor="text1"/>
+                <w:sz w:val="21"/>
+                <w:szCs w:val="21"/>
+              </w:rPr>
+              <w:t>(</w:t>
+            </w:r>
+            <w:r>
+              <w:rPr>
+                <w:rFonts w:ascii="Consolas" w:hAnsi="Consolas"/>
+                <w:color w:val="76923C" w:themeColor="accent3" w:themeShade="BF"/>
+                <w:sz w:val="21"/>
+                <w:szCs w:val="21"/>
+              </w:rPr>
+              <w:t>'M'</w:t>
+            </w:r>
+            <w:r>
+              <w:rPr>
+                <w:rFonts w:ascii="Consolas" w:hAnsi="Consolas"/>
+                <w:color w:val="000000" w:themeColor="text1"/>
+                <w:sz w:val="21"/>
+                <w:szCs w:val="21"/>
+              </w:rPr>
+              <w:t>,</w:t>
+            </w:r>
+            <w:r>
+              <w:rPr>
+                <w:rFonts w:ascii="Consolas" w:hAnsi="Consolas"/>
+                <w:color w:val="76923C" w:themeColor="accent3" w:themeShade="BF"/>
+                <w:sz w:val="21"/>
+                <w:szCs w:val="21"/>
+              </w:rPr>
+              <w:t xml:space="preserve"> 'F'</w:t>
+            </w:r>
+            <w:r>
+              <w:rPr>
+                <w:rFonts w:ascii="Consolas" w:hAnsi="Consolas"/>
+                <w:color w:val="000000" w:themeColor="text1"/>
+                <w:sz w:val="21"/>
+                <w:szCs w:val="21"/>
+              </w:rPr>
+              <w:t>)),</w:t>
             </w:r>
           </w:p>
           <w:p>
@@ -3858,7 +4199,7 @@
             <w:r>
               <w:rPr>
                 <w:rFonts w:ascii="Consolas" w:hAnsi="Consolas"/>
-                <w:color w:val="76923C" w:themeColor="accent3" w:themeShade="BF"/>
+                <w:color w:val="000000" w:themeColor="text1"/>
                 <w:sz w:val="21"/>
                 <w:szCs w:val="21"/>
               </w:rPr>
@@ -3868,7 +4209,7 @@
             <w:r>
               <w:rPr>
                 <w:rFonts w:ascii="Consolas" w:hAnsi="Consolas"/>
-                <w:color w:val="76923C" w:themeColor="accent3" w:themeShade="BF"/>
+                <w:color w:val="000000" w:themeColor="text1"/>
                 <w:sz w:val="21"/>
                 <w:szCs w:val="21"/>
               </w:rPr>
@@ -3878,17 +4219,26 @@
             <w:r>
               <w:rPr>
                 <w:rFonts w:ascii="Consolas" w:hAnsi="Consolas"/>
-                <w:color w:val="76923C" w:themeColor="accent3" w:themeShade="BF"/>
-                <w:sz w:val="21"/>
-                <w:szCs w:val="21"/>
-              </w:rPr>
-              <w:t>VARCHAR(</w:t>
+                <w:color w:val="0000FF"/>
+                <w:sz w:val="21"/>
+                <w:szCs w:val="21"/>
+              </w:rPr>
+              <w:t>VARCHAR</w:t>
+            </w:r>
+            <w:r>
+              <w:rPr>
+                <w:rFonts w:ascii="Consolas" w:hAnsi="Consolas"/>
+                <w:color w:val="000000" w:themeColor="text1"/>
+                <w:sz w:val="21"/>
+                <w:szCs w:val="21"/>
+              </w:rPr>
+              <w:t>(</w:t>
             </w:r>
             <w:proofErr w:type="gramEnd"/>
             <w:r>
               <w:rPr>
                 <w:rFonts w:ascii="Consolas" w:hAnsi="Consolas"/>
-                <w:color w:val="76923C" w:themeColor="accent3" w:themeShade="BF"/>
+                <w:color w:val="00B050"/>
                 <w:sz w:val="21"/>
                 <w:szCs w:val="21"/>
               </w:rPr>
@@ -3897,11 +4247,47 @@
             <w:r>
               <w:rPr>
                 <w:rFonts w:ascii="Consolas" w:hAnsi="Consolas"/>
-                <w:color w:val="76923C" w:themeColor="accent3" w:themeShade="BF"/>
-                <w:sz w:val="21"/>
-                <w:szCs w:val="21"/>
-              </w:rPr>
-              <w:t>) NOT NULL,</w:t>
+                <w:color w:val="000000" w:themeColor="text1"/>
+                <w:sz w:val="21"/>
+                <w:szCs w:val="21"/>
+              </w:rPr>
+              <w:t xml:space="preserve">) </w:t>
+            </w:r>
+            <w:r>
+              <w:rPr>
+                <w:rFonts w:ascii="Consolas" w:hAnsi="Consolas"/>
+                <w:color w:val="0000FF"/>
+                <w:sz w:val="21"/>
+                <w:szCs w:val="21"/>
+              </w:rPr>
+              <w:t>NOT</w:t>
+            </w:r>
+            <w:r>
+              <w:rPr>
+                <w:rFonts w:ascii="Consolas" w:hAnsi="Consolas"/>
+                <w:color w:val="76923C" w:themeColor="accent3" w:themeShade="BF"/>
+                <w:sz w:val="21"/>
+                <w:szCs w:val="21"/>
+              </w:rPr>
+              <w:t xml:space="preserve"> </w:t>
+            </w:r>
+            <w:r>
+              <w:rPr>
+                <w:rFonts w:ascii="Consolas" w:hAnsi="Consolas"/>
+                <w:color w:val="0000FF"/>
+                <w:sz w:val="21"/>
+                <w:szCs w:val="21"/>
+              </w:rPr>
+              <w:t>NULL</w:t>
+            </w:r>
+            <w:r>
+              <w:rPr>
+                <w:rFonts w:ascii="Consolas" w:hAnsi="Consolas"/>
+                <w:color w:val="000000" w:themeColor="text1"/>
+                <w:sz w:val="21"/>
+                <w:szCs w:val="21"/>
+              </w:rPr>
+              <w:t>,</w:t>
             </w:r>
           </w:p>
           <w:p>
@@ -3928,7 +4314,7 @@
             <w:r>
               <w:rPr>
                 <w:rFonts w:ascii="Consolas" w:hAnsi="Consolas"/>
-                <w:color w:val="76923C" w:themeColor="accent3" w:themeShade="BF"/>
+                <w:color w:val="000000" w:themeColor="text1"/>
                 <w:sz w:val="21"/>
                 <w:szCs w:val="21"/>
               </w:rPr>
@@ -3938,11 +4324,29 @@
             <w:r>
               <w:rPr>
                 <w:rFonts w:ascii="Consolas" w:hAnsi="Consolas"/>
-                <w:color w:val="76923C" w:themeColor="accent3" w:themeShade="BF"/>
-                <w:sz w:val="21"/>
-                <w:szCs w:val="21"/>
-              </w:rPr>
-              <w:t xml:space="preserve"> DATE,</w:t>
+                <w:color w:val="000000" w:themeColor="text1"/>
+                <w:sz w:val="21"/>
+                <w:szCs w:val="21"/>
+              </w:rPr>
+              <w:t xml:space="preserve"> </w:t>
+            </w:r>
+            <w:r>
+              <w:rPr>
+                <w:rFonts w:ascii="Consolas" w:hAnsi="Consolas"/>
+                <w:color w:val="0000FF"/>
+                <w:sz w:val="21"/>
+                <w:szCs w:val="21"/>
+              </w:rPr>
+              <w:t>DATE</w:t>
+            </w:r>
+            <w:r>
+              <w:rPr>
+                <w:rFonts w:ascii="Consolas" w:hAnsi="Consolas"/>
+                <w:color w:val="000000" w:themeColor="text1"/>
+                <w:sz w:val="21"/>
+                <w:szCs w:val="21"/>
+              </w:rPr>
+              <w:t>,</w:t>
             </w:r>
           </w:p>
           <w:p>
@@ -3963,27 +4367,54 @@
                 <w:sz w:val="21"/>
                 <w:szCs w:val="21"/>
               </w:rPr>
-              <w:t xml:space="preserve">    Address </w:t>
+              <w:t xml:space="preserve">    </w:t>
+            </w:r>
+            <w:r>
+              <w:rPr>
+                <w:rFonts w:ascii="Consolas" w:hAnsi="Consolas"/>
+                <w:color w:val="000000" w:themeColor="text1"/>
+                <w:sz w:val="21"/>
+                <w:szCs w:val="21"/>
+              </w:rPr>
+              <w:t xml:space="preserve">Address </w:t>
             </w:r>
             <w:proofErr w:type="gramStart"/>
             <w:r>
               <w:rPr>
                 <w:rFonts w:ascii="Consolas" w:hAnsi="Consolas"/>
-                <w:color w:val="76923C" w:themeColor="accent3" w:themeShade="BF"/>
-                <w:sz w:val="21"/>
-                <w:szCs w:val="21"/>
-              </w:rPr>
-              <w:t>VARCHAR(</w:t>
+                <w:color w:val="0000FF"/>
+                <w:sz w:val="21"/>
+                <w:szCs w:val="21"/>
+              </w:rPr>
+              <w:t>VARCHAR</w:t>
+            </w:r>
+            <w:r>
+              <w:rPr>
+                <w:rFonts w:ascii="Consolas" w:hAnsi="Consolas"/>
+                <w:color w:val="000000" w:themeColor="text1"/>
+                <w:sz w:val="21"/>
+                <w:szCs w:val="21"/>
+              </w:rPr>
+              <w:t>(</w:t>
             </w:r>
             <w:proofErr w:type="gramEnd"/>
             <w:r>
               <w:rPr>
                 <w:rFonts w:ascii="Consolas" w:hAnsi="Consolas"/>
-                <w:color w:val="76923C" w:themeColor="accent3" w:themeShade="BF"/>
-                <w:sz w:val="21"/>
-                <w:szCs w:val="21"/>
-              </w:rPr>
-              <w:t>50)</w:t>
+                <w:color w:val="00B050"/>
+                <w:sz w:val="21"/>
+                <w:szCs w:val="21"/>
+              </w:rPr>
+              <w:t>50</w:t>
+            </w:r>
+            <w:r>
+              <w:rPr>
+                <w:rFonts w:ascii="Consolas" w:hAnsi="Consolas"/>
+                <w:color w:val="000000" w:themeColor="text1"/>
+                <w:sz w:val="21"/>
+                <w:szCs w:val="21"/>
+              </w:rPr>
+              <w:t>)</w:t>
             </w:r>
           </w:p>
           <w:p>
@@ -3996,7 +4427,7 @@
             <w:r>
               <w:rPr>
                 <w:rFonts w:ascii="Consolas" w:hAnsi="Consolas"/>
-                <w:color w:val="76923C" w:themeColor="accent3" w:themeShade="BF"/>
+                <w:color w:val="000000" w:themeColor="text1"/>
                 <w:sz w:val="21"/>
                 <w:szCs w:val="21"/>
               </w:rPr>
@@ -4016,32 +4447,20 @@
               <w:spacing w:line="285" w:lineRule="atLeast"/>
               <w:rPr>
                 <w:rFonts w:ascii="Consolas" w:hAnsi="Consolas"/>
+                <w:color w:val="0000FF"/>
+                <w:sz w:val="21"/>
+                <w:szCs w:val="21"/>
+              </w:rPr>
+            </w:pPr>
+            <w:r>
+              <w:rPr>
+                <w:rFonts w:ascii="Consolas" w:hAnsi="Consolas"/>
                 <w:color w:val="000000"/>
                 <w:sz w:val="21"/>
                 <w:szCs w:val="21"/>
               </w:rPr>
-            </w:pPr>
-            <w:r>
-              <w:rPr>
-                <w:rFonts w:ascii="Consolas" w:hAnsi="Consolas"/>
-                <w:color w:val="000000"/>
-                <w:sz w:val="21"/>
-                <w:szCs w:val="21"/>
-              </w:rPr>
-              <w:t>Employees</w:t>
-            </w:r>
-          </w:p>
-          <w:p>
-            <w:pPr>
-              <w:shd w:val="clear" w:color="auto" w:fill="FFFFFF"/>
-              <w:spacing w:line="285" w:lineRule="atLeast"/>
-              <w:rPr>
-                <w:rFonts w:ascii="Consolas" w:hAnsi="Consolas"/>
-                <w:color w:val="0000FF"/>
-                <w:sz w:val="21"/>
-                <w:szCs w:val="21"/>
-              </w:rPr>
-            </w:pPr>
+              <w:t>Department</w:t>
+            </w:r>
           </w:p>
         </w:tc>
         <w:tc>
@@ -4062,11 +4481,20 @@
             <w:r>
               <w:rPr>
                 <w:rFonts w:ascii="Consolas" w:hAnsi="Consolas"/>
-                <w:color w:val="76923C" w:themeColor="accent3" w:themeShade="BF"/>
-                <w:sz w:val="21"/>
-                <w:szCs w:val="21"/>
-              </w:rPr>
-              <w:t>CREATE TABLE Employees (</w:t>
+                <w:color w:val="0000FF"/>
+                <w:sz w:val="21"/>
+                <w:szCs w:val="21"/>
+              </w:rPr>
+              <w:t xml:space="preserve">CREATE TABLE </w:t>
+            </w:r>
+            <w:r>
+              <w:rPr>
+                <w:rFonts w:ascii="Consolas" w:hAnsi="Consolas"/>
+                <w:color w:val="000000" w:themeColor="text1"/>
+                <w:sz w:val="21"/>
+                <w:szCs w:val="21"/>
+              </w:rPr>
+              <w:t xml:space="preserve">Department ( </w:t>
             </w:r>
           </w:p>
           <w:p>
@@ -4087,27 +4515,45 @@
                 <w:sz w:val="21"/>
                 <w:szCs w:val="21"/>
               </w:rPr>
-              <w:t xml:space="preserve">    </w:t>
+              <w:t xml:space="preserve">  </w:t>
             </w:r>
             <w:proofErr w:type="spellStart"/>
             <w:r>
               <w:rPr>
                 <w:rFonts w:ascii="Consolas" w:hAnsi="Consolas"/>
-                <w:color w:val="76923C" w:themeColor="accent3" w:themeShade="BF"/>
-                <w:sz w:val="21"/>
-                <w:szCs w:val="21"/>
-              </w:rPr>
-              <w:t>Employee_ID</w:t>
+                <w:color w:val="000000" w:themeColor="text1"/>
+                <w:sz w:val="21"/>
+                <w:szCs w:val="21"/>
+              </w:rPr>
+              <w:t>Dept_ID</w:t>
             </w:r>
             <w:proofErr w:type="spellEnd"/>
             <w:r>
               <w:rPr>
                 <w:rFonts w:ascii="Consolas" w:hAnsi="Consolas"/>
-                <w:color w:val="76923C" w:themeColor="accent3" w:themeShade="BF"/>
-                <w:sz w:val="21"/>
-                <w:szCs w:val="21"/>
-              </w:rPr>
-              <w:t xml:space="preserve"> INT PRIMARY KEY,</w:t>
+                <w:color w:val="000000" w:themeColor="text1"/>
+                <w:sz w:val="21"/>
+                <w:szCs w:val="21"/>
+              </w:rPr>
+              <w:t xml:space="preserve"> </w:t>
+            </w:r>
+            <w:r>
+              <w:rPr>
+                <w:rFonts w:ascii="Consolas" w:hAnsi="Consolas"/>
+                <w:color w:val="0000FF"/>
+                <w:sz w:val="21"/>
+                <w:szCs w:val="21"/>
+              </w:rPr>
+              <w:t>INT PRIMARY KEY</w:t>
+            </w:r>
+            <w:r>
+              <w:rPr>
+                <w:rFonts w:ascii="Consolas" w:hAnsi="Consolas"/>
+                <w:color w:val="000000" w:themeColor="text1"/>
+                <w:sz w:val="21"/>
+                <w:szCs w:val="21"/>
+              </w:rPr>
+              <w:t>,</w:t>
             </w:r>
           </w:p>
           <w:p>
@@ -4116,39 +4562,129 @@
               <w:spacing w:line="285" w:lineRule="atLeast"/>
               <w:rPr>
                 <w:rFonts w:ascii="Consolas" w:hAnsi="Consolas"/>
-                <w:color w:val="76923C" w:themeColor="accent3" w:themeShade="BF"/>
-                <w:sz w:val="21"/>
-                <w:szCs w:val="21"/>
-              </w:rPr>
-            </w:pPr>
-            <w:r>
-              <w:rPr>
-                <w:rFonts w:ascii="Consolas" w:hAnsi="Consolas"/>
-                <w:color w:val="76923C" w:themeColor="accent3" w:themeShade="BF"/>
-                <w:sz w:val="21"/>
-                <w:szCs w:val="21"/>
-              </w:rPr>
-              <w:t xml:space="preserve">    Name </w:t>
-            </w:r>
-            <w:proofErr w:type="gramStart"/>
-            <w:r>
-              <w:rPr>
-                <w:rFonts w:ascii="Consolas" w:hAnsi="Consolas"/>
-                <w:color w:val="76923C" w:themeColor="accent3" w:themeShade="BF"/>
-                <w:sz w:val="21"/>
-                <w:szCs w:val="21"/>
-              </w:rPr>
-              <w:t>VARCHAR(</w:t>
-            </w:r>
-            <w:proofErr w:type="gramEnd"/>
-            <w:r>
-              <w:rPr>
-                <w:rFonts w:ascii="Consolas" w:hAnsi="Consolas"/>
-                <w:color w:val="76923C" w:themeColor="accent3" w:themeShade="BF"/>
-                <w:sz w:val="21"/>
-                <w:szCs w:val="21"/>
-              </w:rPr>
-              <w:t>30) NOT NULL,</w:t>
+                <w:color w:val="000000" w:themeColor="text1"/>
+                <w:sz w:val="21"/>
+                <w:szCs w:val="21"/>
+              </w:rPr>
+            </w:pPr>
+            <w:r>
+              <w:rPr>
+                <w:rFonts w:ascii="Consolas" w:hAnsi="Consolas"/>
+                <w:color w:val="000000" w:themeColor="text1"/>
+                <w:sz w:val="21"/>
+                <w:szCs w:val="21"/>
+              </w:rPr>
+              <w:t xml:space="preserve">  </w:t>
+            </w:r>
+            <w:proofErr w:type="spellStart"/>
+            <w:r>
+              <w:rPr>
+                <w:rFonts w:ascii="Consolas" w:hAnsi="Consolas"/>
+                <w:color w:val="000000" w:themeColor="text1"/>
+                <w:sz w:val="21"/>
+                <w:szCs w:val="21"/>
+              </w:rPr>
+              <w:t>Dept_Name</w:t>
+            </w:r>
+            <w:proofErr w:type="spellEnd"/>
+            <w:r>
+              <w:rPr>
+                <w:rFonts w:ascii="Consolas" w:hAnsi="Consolas"/>
+                <w:color w:val="000000" w:themeColor="text1"/>
+                <w:sz w:val="21"/>
+                <w:szCs w:val="21"/>
+              </w:rPr>
+              <w:t xml:space="preserve"> </w:t>
+            </w:r>
+            <w:r>
+              <w:rPr>
+                <w:rFonts w:ascii="Consolas" w:hAnsi="Consolas"/>
+                <w:color w:val="0000FF"/>
+                <w:sz w:val="21"/>
+                <w:szCs w:val="21"/>
+              </w:rPr>
+              <w:t>VARCHAR</w:t>
+            </w:r>
+            <w:r>
+              <w:rPr>
+                <w:rFonts w:ascii="Consolas" w:hAnsi="Consolas"/>
+                <w:color w:val="000000" w:themeColor="text1"/>
+                <w:sz w:val="21"/>
+                <w:szCs w:val="21"/>
+              </w:rPr>
+              <w:t xml:space="preserve"> (</w:t>
+            </w:r>
+            <w:r>
+              <w:rPr>
+                <w:rFonts w:ascii="Consolas" w:hAnsi="Consolas"/>
+                <w:color w:val="00B050"/>
+                <w:sz w:val="21"/>
+                <w:szCs w:val="21"/>
+              </w:rPr>
+              <w:t>50</w:t>
+            </w:r>
+            <w:r>
+              <w:rPr>
+                <w:rFonts w:ascii="Consolas" w:hAnsi="Consolas"/>
+                <w:color w:val="000000" w:themeColor="text1"/>
+                <w:sz w:val="21"/>
+                <w:szCs w:val="21"/>
+              </w:rPr>
+              <w:t xml:space="preserve">) </w:t>
+            </w:r>
+            <w:r>
+              <w:rPr>
+                <w:rFonts w:ascii="Consolas" w:hAnsi="Consolas"/>
+                <w:color w:val="0000FF"/>
+                <w:sz w:val="21"/>
+                <w:szCs w:val="21"/>
+              </w:rPr>
+              <w:t>UNIQUE</w:t>
+            </w:r>
+            <w:r>
+              <w:rPr>
+                <w:rFonts w:ascii="Consolas" w:hAnsi="Consolas"/>
+                <w:color w:val="76923C" w:themeColor="accent3" w:themeShade="BF"/>
+                <w:sz w:val="21"/>
+                <w:szCs w:val="21"/>
+              </w:rPr>
+              <w:t xml:space="preserve"> </w:t>
+            </w:r>
+            <w:r>
+              <w:rPr>
+                <w:rFonts w:ascii="Consolas" w:hAnsi="Consolas"/>
+                <w:color w:val="0000FF"/>
+                <w:sz w:val="21"/>
+                <w:szCs w:val="21"/>
+              </w:rPr>
+              <w:t>NOT</w:t>
+            </w:r>
+            <w:r>
+              <w:rPr>
+                <w:rFonts w:ascii="Consolas" w:hAnsi="Consolas"/>
+                <w:color w:val="76923C" w:themeColor="accent3" w:themeShade="BF"/>
+                <w:sz w:val="21"/>
+                <w:szCs w:val="21"/>
+              </w:rPr>
+              <w:t xml:space="preserve"> </w:t>
+            </w:r>
+            <w:r>
+              <w:rPr>
+                <w:rFonts w:ascii="Consolas" w:hAnsi="Consolas"/>
+                <w:color w:val="0000FF"/>
+                <w:sz w:val="21"/>
+                <w:szCs w:val="21"/>
+              </w:rPr>
+              <w:t>NULL</w:t>
+            </w:r>
+            <w:r>
+              <w:rPr>
+                <w:rFonts w:ascii="Consolas" w:hAnsi="Consolas"/>
+                <w:color w:val="000000" w:themeColor="text1"/>
+                <w:sz w:val="21"/>
+                <w:szCs w:val="21"/>
+              </w:rPr>
+              <w:t>,</w:t>
             </w:r>
           </w:p>
           <w:p>
@@ -4169,27 +4705,45 @@
                 <w:sz w:val="21"/>
                 <w:szCs w:val="21"/>
               </w:rPr>
-              <w:t xml:space="preserve">    Email </w:t>
-            </w:r>
-            <w:proofErr w:type="gramStart"/>
-            <w:r>
-              <w:rPr>
-                <w:rFonts w:ascii="Consolas" w:hAnsi="Consolas"/>
-                <w:color w:val="76923C" w:themeColor="accent3" w:themeShade="BF"/>
-                <w:sz w:val="21"/>
-                <w:szCs w:val="21"/>
-              </w:rPr>
-              <w:t>VARCHAR(</w:t>
-            </w:r>
-            <w:proofErr w:type="gramEnd"/>
-            <w:r>
-              <w:rPr>
-                <w:rFonts w:ascii="Consolas" w:hAnsi="Consolas"/>
-                <w:color w:val="76923C" w:themeColor="accent3" w:themeShade="BF"/>
-                <w:sz w:val="21"/>
-                <w:szCs w:val="21"/>
-              </w:rPr>
-              <w:t>50) UNIQUE NOT NULL,</w:t>
+              <w:t xml:space="preserve"> </w:t>
+            </w:r>
+            <w:r>
+              <w:rPr>
+                <w:rFonts w:ascii="Consolas" w:hAnsi="Consolas"/>
+                <w:color w:val="76923C" w:themeColor="accent3" w:themeShade="BF"/>
+                <w:sz w:val="21"/>
+                <w:szCs w:val="21"/>
+              </w:rPr>
+              <w:t xml:space="preserve"> </w:t>
+            </w:r>
+            <w:proofErr w:type="spellStart"/>
+            <w:r>
+              <w:rPr>
+                <w:rFonts w:ascii="Consolas" w:hAnsi="Consolas"/>
+                <w:color w:val="000000" w:themeColor="text1"/>
+                <w:sz w:val="21"/>
+                <w:szCs w:val="21"/>
+              </w:rPr>
+              <w:t>Manager_ID</w:t>
+            </w:r>
+            <w:proofErr w:type="spellEnd"/>
+            <w:r>
+              <w:rPr>
+                <w:rFonts w:ascii="Consolas" w:hAnsi="Consolas"/>
+                <w:color w:val="000000" w:themeColor="text1"/>
+                <w:sz w:val="21"/>
+                <w:szCs w:val="21"/>
+              </w:rPr>
+              <w:t xml:space="preserve"> </w:t>
+            </w:r>
+            <w:r>
+              <w:rPr>
+                <w:rFonts w:ascii="Consolas" w:hAnsi="Consolas"/>
+                <w:color w:val="0000FF"/>
+                <w:sz w:val="21"/>
+                <w:szCs w:val="21"/>
+              </w:rPr>
+              <w:t>INT</w:t>
             </w:r>
           </w:p>
           <w:p>
@@ -4197,483 +4751,18 @@
               <w:shd w:val="clear" w:color="auto" w:fill="FFFFFF"/>
               <w:spacing w:line="285" w:lineRule="atLeast"/>
               <w:rPr>
-                <w:rFonts w:ascii="Consolas" w:hAnsi="Consolas"/>
-                <w:color w:val="76923C" w:themeColor="accent3" w:themeShade="BF"/>
-                <w:sz w:val="21"/>
-                <w:szCs w:val="21"/>
-              </w:rPr>
-            </w:pPr>
-            <w:r>
-              <w:rPr>
-                <w:rFonts w:ascii="Consolas" w:hAnsi="Consolas"/>
-                <w:color w:val="76923C" w:themeColor="accent3" w:themeShade="BF"/>
-                <w:sz w:val="21"/>
-                <w:szCs w:val="21"/>
-              </w:rPr>
-              <w:t xml:space="preserve">    Gender </w:t>
-            </w:r>
-            <w:proofErr w:type="gramStart"/>
-            <w:r>
-              <w:rPr>
-                <w:rFonts w:ascii="Consolas" w:hAnsi="Consolas"/>
-                <w:color w:val="76923C" w:themeColor="accent3" w:themeShade="BF"/>
-                <w:sz w:val="21"/>
-                <w:szCs w:val="21"/>
-              </w:rPr>
-              <w:t>CHAR(</w:t>
-            </w:r>
-            <w:proofErr w:type="gramEnd"/>
-            <w:r>
-              <w:rPr>
-                <w:rFonts w:ascii="Consolas" w:hAnsi="Consolas"/>
-                <w:color w:val="76923C" w:themeColor="accent3" w:themeShade="BF"/>
-                <w:sz w:val="21"/>
-                <w:szCs w:val="21"/>
-              </w:rPr>
-              <w:t>1) CHECK (Gender IN ('M', '</w:t>
-            </w:r>
-            <w:proofErr w:type="gramStart"/>
-            <w:r>
-              <w:rPr>
-                <w:rFonts w:ascii="Consolas" w:hAnsi="Consolas"/>
-                <w:color w:val="76923C" w:themeColor="accent3" w:themeShade="BF"/>
-                <w:sz w:val="21"/>
-                <w:szCs w:val="21"/>
-              </w:rPr>
-              <w:t>F')</w:t>
-            </w:r>
-            <w:proofErr w:type="gramEnd"/>
-            <w:r>
-              <w:rPr>
-                <w:rFonts w:ascii="Consolas" w:hAnsi="Consolas"/>
-                <w:color w:val="76923C" w:themeColor="accent3" w:themeShade="BF"/>
-                <w:sz w:val="21"/>
-                <w:szCs w:val="21"/>
-              </w:rPr>
-              <w:t>),</w:t>
-            </w:r>
-          </w:p>
-          <w:p>
-            <w:pPr>
-              <w:shd w:val="clear" w:color="auto" w:fill="FFFFFF"/>
-              <w:spacing w:line="285" w:lineRule="atLeast"/>
-              <w:rPr>
-                <w:rFonts w:ascii="Consolas" w:hAnsi="Consolas"/>
-                <w:color w:val="76923C" w:themeColor="accent3" w:themeShade="BF"/>
-                <w:sz w:val="21"/>
-                <w:szCs w:val="21"/>
-              </w:rPr>
-            </w:pPr>
-            <w:r>
-              <w:rPr>
-                <w:rFonts w:ascii="Consolas" w:hAnsi="Consolas"/>
-                <w:color w:val="76923C" w:themeColor="accent3" w:themeShade="BF"/>
-                <w:sz w:val="21"/>
-                <w:szCs w:val="21"/>
-              </w:rPr>
-              <w:t xml:space="preserve">    </w:t>
-            </w:r>
-            <w:proofErr w:type="spellStart"/>
-            <w:r>
-              <w:rPr>
-                <w:rFonts w:ascii="Consolas" w:hAnsi="Consolas"/>
-                <w:color w:val="76923C" w:themeColor="accent3" w:themeShade="BF"/>
-                <w:sz w:val="21"/>
-                <w:szCs w:val="21"/>
-              </w:rPr>
-              <w:t>Hashed_Password</w:t>
-            </w:r>
-            <w:proofErr w:type="spellEnd"/>
-            <w:r>
-              <w:rPr>
-                <w:rFonts w:ascii="Consolas" w:hAnsi="Consolas"/>
-                <w:color w:val="76923C" w:themeColor="accent3" w:themeShade="BF"/>
-                <w:sz w:val="21"/>
-                <w:szCs w:val="21"/>
-              </w:rPr>
-              <w:t xml:space="preserve"> </w:t>
-            </w:r>
-            <w:proofErr w:type="gramStart"/>
-            <w:r>
-              <w:rPr>
-                <w:rFonts w:ascii="Consolas" w:hAnsi="Consolas"/>
-                <w:color w:val="76923C" w:themeColor="accent3" w:themeShade="BF"/>
-                <w:sz w:val="21"/>
-                <w:szCs w:val="21"/>
-              </w:rPr>
-              <w:t>VARCHAR(</w:t>
-            </w:r>
-            <w:proofErr w:type="gramEnd"/>
-            <w:r>
-              <w:rPr>
-                <w:rFonts w:ascii="Consolas" w:hAnsi="Consolas"/>
-                <w:color w:val="76923C" w:themeColor="accent3" w:themeShade="BF"/>
-                <w:sz w:val="21"/>
-                <w:szCs w:val="21"/>
-              </w:rPr>
-              <w:t>255</w:t>
-            </w:r>
-            <w:r>
-              <w:rPr>
-                <w:rFonts w:ascii="Consolas" w:hAnsi="Consolas"/>
-                <w:color w:val="76923C" w:themeColor="accent3" w:themeShade="BF"/>
-                <w:sz w:val="21"/>
-                <w:szCs w:val="21"/>
-              </w:rPr>
-              <w:t>) NOT NULL,</w:t>
-            </w:r>
-          </w:p>
-          <w:p>
-            <w:pPr>
-              <w:shd w:val="clear" w:color="auto" w:fill="FFFFFF"/>
-              <w:spacing w:line="285" w:lineRule="atLeast"/>
-              <w:rPr>
-                <w:rFonts w:ascii="Consolas" w:hAnsi="Consolas"/>
-                <w:color w:val="76923C" w:themeColor="accent3" w:themeShade="BF"/>
-                <w:sz w:val="21"/>
-                <w:szCs w:val="21"/>
-              </w:rPr>
-            </w:pPr>
-            <w:r>
-              <w:rPr>
-                <w:rFonts w:ascii="Consolas" w:hAnsi="Consolas"/>
-                <w:color w:val="76923C" w:themeColor="accent3" w:themeShade="BF"/>
-                <w:sz w:val="21"/>
-                <w:szCs w:val="21"/>
-              </w:rPr>
-              <w:t xml:space="preserve">    </w:t>
-            </w:r>
-            <w:proofErr w:type="spellStart"/>
-            <w:r>
-              <w:rPr>
-                <w:rFonts w:ascii="Consolas" w:hAnsi="Consolas"/>
-                <w:color w:val="76923C" w:themeColor="accent3" w:themeShade="BF"/>
-                <w:sz w:val="21"/>
-                <w:szCs w:val="21"/>
-              </w:rPr>
-              <w:t>Birth_Date</w:t>
-            </w:r>
-            <w:proofErr w:type="spellEnd"/>
-            <w:r>
-              <w:rPr>
-                <w:rFonts w:ascii="Consolas" w:hAnsi="Consolas"/>
-                <w:color w:val="76923C" w:themeColor="accent3" w:themeShade="BF"/>
-                <w:sz w:val="21"/>
-                <w:szCs w:val="21"/>
-              </w:rPr>
-              <w:t xml:space="preserve"> DATE,</w:t>
-            </w:r>
-          </w:p>
-          <w:p>
-            <w:pPr>
-              <w:shd w:val="clear" w:color="auto" w:fill="FFFFFF"/>
-              <w:spacing w:line="285" w:lineRule="atLeast"/>
-              <w:rPr>
-                <w:rFonts w:ascii="Consolas" w:hAnsi="Consolas"/>
-                <w:color w:val="76923C" w:themeColor="accent3" w:themeShade="BF"/>
-                <w:sz w:val="21"/>
-                <w:szCs w:val="21"/>
-              </w:rPr>
-            </w:pPr>
-            <w:r>
-              <w:rPr>
-                <w:rFonts w:ascii="Consolas" w:hAnsi="Consolas"/>
-                <w:color w:val="76923C" w:themeColor="accent3" w:themeShade="BF"/>
-                <w:sz w:val="21"/>
-                <w:szCs w:val="21"/>
-              </w:rPr>
-              <w:t xml:space="preserve">    Salary </w:t>
-            </w:r>
-            <w:proofErr w:type="gramStart"/>
-            <w:r>
-              <w:rPr>
-                <w:rFonts w:ascii="Consolas" w:hAnsi="Consolas"/>
-                <w:color w:val="76923C" w:themeColor="accent3" w:themeShade="BF"/>
-                <w:sz w:val="21"/>
-                <w:szCs w:val="21"/>
-              </w:rPr>
-              <w:t>DECIMAL(</w:t>
-            </w:r>
-            <w:proofErr w:type="gramEnd"/>
-            <w:r>
-              <w:rPr>
-                <w:rFonts w:ascii="Consolas" w:hAnsi="Consolas"/>
-                <w:color w:val="76923C" w:themeColor="accent3" w:themeShade="BF"/>
-                <w:sz w:val="21"/>
-                <w:szCs w:val="21"/>
-              </w:rPr>
-              <w:t>10,2) NOT NULL,</w:t>
-            </w:r>
-          </w:p>
-          <w:p>
-            <w:pPr>
-              <w:shd w:val="clear" w:color="auto" w:fill="FFFFFF"/>
-              <w:spacing w:line="285" w:lineRule="atLeast"/>
-              <w:rPr>
-                <w:rFonts w:ascii="Consolas" w:hAnsi="Consolas"/>
-                <w:color w:val="76923C" w:themeColor="accent3" w:themeShade="BF"/>
-                <w:sz w:val="21"/>
-                <w:szCs w:val="21"/>
-              </w:rPr>
-            </w:pPr>
-            <w:r>
-              <w:rPr>
-                <w:rFonts w:ascii="Consolas" w:hAnsi="Consolas"/>
-                <w:color w:val="76923C" w:themeColor="accent3" w:themeShade="BF"/>
-                <w:sz w:val="21"/>
-                <w:szCs w:val="21"/>
-              </w:rPr>
-              <w:t xml:space="preserve">    </w:t>
-            </w:r>
-            <w:proofErr w:type="spellStart"/>
-            <w:r>
-              <w:rPr>
-                <w:rFonts w:ascii="Consolas" w:hAnsi="Consolas"/>
-                <w:color w:val="76923C" w:themeColor="accent3" w:themeShade="BF"/>
-                <w:sz w:val="21"/>
-                <w:szCs w:val="21"/>
-              </w:rPr>
-              <w:t>Work_Hours</w:t>
-            </w:r>
-            <w:proofErr w:type="spellEnd"/>
-            <w:r>
-              <w:rPr>
-                <w:rFonts w:ascii="Consolas" w:hAnsi="Consolas"/>
-                <w:color w:val="76923C" w:themeColor="accent3" w:themeShade="BF"/>
-                <w:sz w:val="21"/>
-                <w:szCs w:val="21"/>
-              </w:rPr>
-              <w:t xml:space="preserve"> INT NOT NULL,</w:t>
-            </w:r>
-          </w:p>
-          <w:p>
-            <w:pPr>
-              <w:shd w:val="clear" w:color="auto" w:fill="FFFFFF"/>
-              <w:spacing w:line="285" w:lineRule="atLeast"/>
-              <w:rPr>
-                <w:rFonts w:ascii="Consolas" w:hAnsi="Consolas"/>
-                <w:color w:val="76923C" w:themeColor="accent3" w:themeShade="BF"/>
-                <w:sz w:val="21"/>
-                <w:szCs w:val="21"/>
-              </w:rPr>
-            </w:pPr>
-            <w:r>
-              <w:rPr>
-                <w:rFonts w:ascii="Consolas" w:hAnsi="Consolas"/>
-                <w:color w:val="76923C" w:themeColor="accent3" w:themeShade="BF"/>
-                <w:sz w:val="21"/>
-                <w:szCs w:val="21"/>
-              </w:rPr>
-              <w:t xml:space="preserve">    </w:t>
-            </w:r>
-            <w:proofErr w:type="spellStart"/>
-            <w:r>
-              <w:rPr>
-                <w:rFonts w:ascii="Consolas" w:hAnsi="Consolas"/>
-                <w:color w:val="76923C" w:themeColor="accent3" w:themeShade="BF"/>
-                <w:sz w:val="21"/>
-                <w:szCs w:val="21"/>
-              </w:rPr>
-              <w:t>Dept_ID</w:t>
-            </w:r>
-            <w:proofErr w:type="spellEnd"/>
-            <w:r>
-              <w:rPr>
-                <w:rFonts w:ascii="Consolas" w:hAnsi="Consolas"/>
-                <w:color w:val="76923C" w:themeColor="accent3" w:themeShade="BF"/>
-                <w:sz w:val="21"/>
-                <w:szCs w:val="21"/>
-              </w:rPr>
-              <w:t xml:space="preserve"> INT,</w:t>
-            </w:r>
-          </w:p>
-          <w:p>
-            <w:pPr>
-              <w:shd w:val="clear" w:color="auto" w:fill="FFFFFF"/>
-              <w:spacing w:line="285" w:lineRule="atLeast"/>
-              <w:rPr>
-                <w:rFonts w:ascii="Consolas" w:hAnsi="Consolas"/>
-                <w:color w:val="76923C" w:themeColor="accent3" w:themeShade="BF"/>
-                <w:sz w:val="21"/>
-                <w:szCs w:val="21"/>
-              </w:rPr>
-            </w:pPr>
-            <w:r>
-              <w:rPr>
-                <w:rFonts w:ascii="Consolas" w:hAnsi="Consolas"/>
-                <w:color w:val="76923C" w:themeColor="accent3" w:themeShade="BF"/>
-                <w:sz w:val="21"/>
-                <w:szCs w:val="21"/>
-              </w:rPr>
-              <w:t xml:space="preserve">    </w:t>
-            </w:r>
-            <w:proofErr w:type="spellStart"/>
-            <w:r>
-              <w:rPr>
-                <w:rFonts w:ascii="Consolas" w:hAnsi="Consolas"/>
-                <w:color w:val="76923C" w:themeColor="accent3" w:themeShade="BF"/>
-                <w:sz w:val="21"/>
-                <w:szCs w:val="21"/>
-              </w:rPr>
-              <w:t>Key_Code</w:t>
-            </w:r>
-            <w:proofErr w:type="spellEnd"/>
-            <w:r>
-              <w:rPr>
-                <w:rFonts w:ascii="Consolas" w:hAnsi="Consolas"/>
-                <w:color w:val="76923C" w:themeColor="accent3" w:themeShade="BF"/>
-                <w:sz w:val="21"/>
-                <w:szCs w:val="21"/>
-              </w:rPr>
-              <w:t xml:space="preserve"> </w:t>
-            </w:r>
-            <w:proofErr w:type="gramStart"/>
-            <w:r>
-              <w:rPr>
-                <w:rFonts w:ascii="Consolas" w:hAnsi="Consolas"/>
-                <w:color w:val="76923C" w:themeColor="accent3" w:themeShade="BF"/>
-                <w:sz w:val="21"/>
-                <w:szCs w:val="21"/>
-              </w:rPr>
-              <w:t>VARCHAR(</w:t>
-            </w:r>
-            <w:proofErr w:type="gramEnd"/>
-            <w:r>
-              <w:rPr>
-                <w:rFonts w:ascii="Consolas" w:hAnsi="Consolas"/>
-                <w:color w:val="76923C" w:themeColor="accent3" w:themeShade="BF"/>
-                <w:sz w:val="21"/>
-                <w:szCs w:val="21"/>
-              </w:rPr>
-              <w:t>20) UNIQUE</w:t>
-            </w:r>
-            <w:r>
-              <w:rPr>
-                <w:rFonts w:ascii="Consolas" w:hAnsi="Consolas"/>
-                <w:color w:val="76923C" w:themeColor="accent3" w:themeShade="BF"/>
-                <w:sz w:val="21"/>
-                <w:szCs w:val="21"/>
-              </w:rPr>
-              <w:t xml:space="preserve"> NOT NULL</w:t>
-            </w:r>
-            <w:r>
-              <w:rPr>
-                <w:rFonts w:ascii="Consolas" w:hAnsi="Consolas"/>
-                <w:color w:val="76923C" w:themeColor="accent3" w:themeShade="BF"/>
-                <w:sz w:val="21"/>
-                <w:szCs w:val="21"/>
-              </w:rPr>
-              <w:t>,</w:t>
-            </w:r>
-          </w:p>
-          <w:p>
-            <w:pPr>
-              <w:shd w:val="clear" w:color="auto" w:fill="FFFFFF"/>
-              <w:spacing w:line="285" w:lineRule="atLeast"/>
-              <w:rPr>
-                <w:rFonts w:ascii="Consolas" w:hAnsi="Consolas"/>
-                <w:color w:val="76923C" w:themeColor="accent3" w:themeShade="BF"/>
-                <w:sz w:val="21"/>
-                <w:szCs w:val="21"/>
-              </w:rPr>
-            </w:pPr>
-            <w:r>
-              <w:rPr>
-                <w:rFonts w:ascii="Consolas" w:hAnsi="Consolas"/>
-                <w:color w:val="76923C" w:themeColor="accent3" w:themeShade="BF"/>
-                <w:sz w:val="21"/>
-                <w:szCs w:val="21"/>
-              </w:rPr>
-              <w:t xml:space="preserve">    </w:t>
-            </w:r>
-          </w:p>
-          <w:p>
-            <w:pPr>
-              <w:shd w:val="clear" w:color="auto" w:fill="FFFFFF"/>
-              <w:spacing w:line="285" w:lineRule="atLeast"/>
-              <w:rPr>
-                <w:rFonts w:ascii="Consolas" w:hAnsi="Consolas"/>
-                <w:color w:val="76923C" w:themeColor="accent3" w:themeShade="BF"/>
-                <w:sz w:val="21"/>
-                <w:szCs w:val="21"/>
-              </w:rPr>
-            </w:pPr>
-            <w:r>
-              <w:rPr>
-                <w:rFonts w:ascii="Consolas" w:hAnsi="Consolas"/>
-                <w:color w:val="76923C" w:themeColor="accent3" w:themeShade="BF"/>
-                <w:sz w:val="21"/>
-                <w:szCs w:val="21"/>
-              </w:rPr>
-              <w:t xml:space="preserve">    FOREIGN KEY (</w:t>
-            </w:r>
-            <w:proofErr w:type="spellStart"/>
-            <w:r>
-              <w:rPr>
-                <w:rFonts w:ascii="Consolas" w:hAnsi="Consolas"/>
-                <w:color w:val="76923C" w:themeColor="accent3" w:themeShade="BF"/>
-                <w:sz w:val="21"/>
-                <w:szCs w:val="21"/>
-              </w:rPr>
-              <w:t>Dept_ID</w:t>
-            </w:r>
-            <w:proofErr w:type="spellEnd"/>
-            <w:r>
-              <w:rPr>
-                <w:rFonts w:ascii="Consolas" w:hAnsi="Consolas"/>
-                <w:color w:val="76923C" w:themeColor="accent3" w:themeShade="BF"/>
-                <w:sz w:val="21"/>
-                <w:szCs w:val="21"/>
-              </w:rPr>
-              <w:t xml:space="preserve">) REFERENCES </w:t>
-            </w:r>
-            <w:proofErr w:type="gramStart"/>
-            <w:r>
-              <w:rPr>
-                <w:rFonts w:ascii="Consolas" w:hAnsi="Consolas"/>
-                <w:color w:val="76923C" w:themeColor="accent3" w:themeShade="BF"/>
-                <w:sz w:val="21"/>
-                <w:szCs w:val="21"/>
-              </w:rPr>
-              <w:t>Department(</w:t>
-            </w:r>
-            <w:proofErr w:type="spellStart"/>
-            <w:proofErr w:type="gramEnd"/>
-            <w:r>
-              <w:rPr>
-                <w:rFonts w:ascii="Consolas" w:hAnsi="Consolas"/>
-                <w:color w:val="76923C" w:themeColor="accent3" w:themeShade="BF"/>
-                <w:sz w:val="21"/>
-                <w:szCs w:val="21"/>
-              </w:rPr>
-              <w:t>Dept_ID</w:t>
-            </w:r>
-            <w:proofErr w:type="spellEnd"/>
-            <w:r>
-              <w:rPr>
-                <w:rFonts w:ascii="Consolas" w:hAnsi="Consolas"/>
-                <w:color w:val="76923C" w:themeColor="accent3" w:themeShade="BF"/>
-                <w:sz w:val="21"/>
-                <w:szCs w:val="21"/>
-              </w:rPr>
-              <w:t>)</w:t>
-            </w:r>
-          </w:p>
-          <w:p>
-            <w:pPr>
-              <w:shd w:val="clear" w:color="auto" w:fill="FFFFFF"/>
-              <w:spacing w:line="285" w:lineRule="atLeast"/>
-              <w:rPr>
-                <w:rFonts w:ascii="Consolas" w:hAnsi="Consolas"/>
-                <w:color w:val="76923C" w:themeColor="accent3" w:themeShade="BF"/>
-                <w:sz w:val="21"/>
-                <w:szCs w:val="21"/>
-              </w:rPr>
-            </w:pPr>
-            <w:r>
-              <w:rPr>
-                <w:rFonts w:ascii="Consolas" w:hAnsi="Consolas"/>
-                <w:color w:val="76923C" w:themeColor="accent3" w:themeShade="BF"/>
+                <w:rFonts w:ascii="Consolas" w:hAnsi="Consolas" w:hint="cs"/>
+                <w:color w:val="76923C" w:themeColor="accent3" w:themeShade="BF"/>
+                <w:sz w:val="21"/>
+                <w:szCs w:val="21"/>
+                <w:rtl/>
+                <w:lang w:bidi="ar-SA"/>
+              </w:rPr>
+            </w:pPr>
+            <w:r>
+              <w:rPr>
+                <w:rFonts w:ascii="Consolas" w:hAnsi="Consolas"/>
+                <w:color w:val="000000" w:themeColor="text1"/>
                 <w:sz w:val="21"/>
                 <w:szCs w:val="21"/>
               </w:rPr>
@@ -4696,20 +4785,32 @@
               <w:spacing w:line="285" w:lineRule="atLeast"/>
               <w:rPr>
                 <w:rFonts w:ascii="Consolas" w:hAnsi="Consolas"/>
-                <w:color w:val="0000FF"/>
-                <w:sz w:val="21"/>
-                <w:szCs w:val="21"/>
-              </w:rPr>
-            </w:pPr>
-            <w:r>
-              <w:rPr>
-                <w:rFonts w:ascii="Consolas" w:hAnsi="Consolas"/>
                 <w:color w:val="000000"/>
                 <w:sz w:val="21"/>
                 <w:szCs w:val="21"/>
               </w:rPr>
-              <w:t>Dependents</w:t>
-            </w:r>
+            </w:pPr>
+            <w:r>
+              <w:rPr>
+                <w:rFonts w:ascii="Consolas" w:hAnsi="Consolas"/>
+                <w:color w:val="000000"/>
+                <w:sz w:val="21"/>
+                <w:szCs w:val="21"/>
+              </w:rPr>
+              <w:t>Employees</w:t>
+            </w:r>
+          </w:p>
+          <w:p>
+            <w:pPr>
+              <w:shd w:val="clear" w:color="auto" w:fill="FFFFFF"/>
+              <w:spacing w:line="285" w:lineRule="atLeast"/>
+              <w:rPr>
+                <w:rFonts w:ascii="Consolas" w:hAnsi="Consolas"/>
+                <w:color w:val="0000FF"/>
+                <w:sz w:val="21"/>
+                <w:szCs w:val="21"/>
+              </w:rPr>
+            </w:pPr>
           </w:p>
         </w:tc>
         <w:tc>
@@ -4722,19 +4823,28 @@
               <w:spacing w:line="285" w:lineRule="atLeast"/>
               <w:rPr>
                 <w:rFonts w:ascii="Consolas" w:hAnsi="Consolas"/>
-                <w:color w:val="76923C" w:themeColor="accent3" w:themeShade="BF"/>
-                <w:sz w:val="21"/>
-                <w:szCs w:val="21"/>
-              </w:rPr>
-            </w:pPr>
-            <w:r>
-              <w:rPr>
-                <w:rFonts w:ascii="Consolas" w:hAnsi="Consolas"/>
-                <w:color w:val="76923C" w:themeColor="accent3" w:themeShade="BF"/>
-                <w:sz w:val="21"/>
-                <w:szCs w:val="21"/>
-              </w:rPr>
-              <w:t>CREATE TABLE Dependents (</w:t>
+                <w:color w:val="000000" w:themeColor="text1"/>
+                <w:sz w:val="21"/>
+                <w:szCs w:val="21"/>
+              </w:rPr>
+            </w:pPr>
+            <w:r>
+              <w:rPr>
+                <w:rFonts w:ascii="Consolas" w:hAnsi="Consolas"/>
+                <w:color w:val="0000FF"/>
+                <w:sz w:val="21"/>
+                <w:szCs w:val="21"/>
+              </w:rPr>
+              <w:t xml:space="preserve">CREATE TABLE </w:t>
+            </w:r>
+            <w:r>
+              <w:rPr>
+                <w:rFonts w:ascii="Consolas" w:hAnsi="Consolas"/>
+                <w:color w:val="000000" w:themeColor="text1"/>
+                <w:sz w:val="21"/>
+                <w:szCs w:val="21"/>
+              </w:rPr>
+              <w:t>Employees (</w:t>
             </w:r>
           </w:p>
           <w:p>
@@ -4743,7 +4853,7 @@
               <w:spacing w:line="285" w:lineRule="atLeast"/>
               <w:rPr>
                 <w:rFonts w:ascii="Consolas" w:hAnsi="Consolas"/>
-                <w:color w:val="76923C" w:themeColor="accent3" w:themeShade="BF"/>
+                <w:color w:val="00A7FF"/>
                 <w:sz w:val="21"/>
                 <w:szCs w:val="21"/>
               </w:rPr>
@@ -4761,41 +4871,39 @@
             <w:r>
               <w:rPr>
                 <w:rFonts w:ascii="Consolas" w:hAnsi="Consolas"/>
-                <w:color w:val="76923C" w:themeColor="accent3" w:themeShade="BF"/>
-                <w:sz w:val="21"/>
-                <w:szCs w:val="21"/>
-              </w:rPr>
-              <w:t>Dep_Name</w:t>
+                <w:color w:val="000000" w:themeColor="text1"/>
+                <w:sz w:val="21"/>
+                <w:szCs w:val="21"/>
+              </w:rPr>
+              <w:t>Employee_ID</w:t>
             </w:r>
             <w:proofErr w:type="spellEnd"/>
             <w:r>
               <w:rPr>
                 <w:rFonts w:ascii="Consolas" w:hAnsi="Consolas"/>
-                <w:color w:val="76923C" w:themeColor="accent3" w:themeShade="BF"/>
+                <w:color w:val="000000" w:themeColor="text1"/>
                 <w:sz w:val="21"/>
                 <w:szCs w:val="21"/>
               </w:rPr>
               <w:t xml:space="preserve"> </w:t>
             </w:r>
-            <w:proofErr w:type="gramStart"/>
-            <w:r>
-              <w:rPr>
-                <w:rFonts w:ascii="Consolas" w:hAnsi="Consolas"/>
-                <w:color w:val="76923C" w:themeColor="accent3" w:themeShade="BF"/>
-                <w:sz w:val="21"/>
-                <w:szCs w:val="21"/>
-              </w:rPr>
-              <w:t>VARCHAR(</w:t>
-            </w:r>
-            <w:proofErr w:type="gramEnd"/>
-            <w:r>
-              <w:rPr>
-                <w:rFonts w:ascii="Consolas" w:hAnsi="Consolas"/>
-                <w:color w:val="76923C" w:themeColor="accent3" w:themeShade="BF"/>
-                <w:sz w:val="21"/>
-                <w:szCs w:val="21"/>
-              </w:rPr>
-              <w:t>30) PRIMARY KEY,</w:t>
+            <w:r>
+              <w:rPr>
+                <w:rFonts w:ascii="Consolas" w:hAnsi="Consolas"/>
+                <w:color w:val="0000FF"/>
+                <w:sz w:val="21"/>
+                <w:szCs w:val="21"/>
+              </w:rPr>
+              <w:t>INT PRIMARY KEY</w:t>
+            </w:r>
+            <w:r>
+              <w:rPr>
+                <w:rFonts w:ascii="Consolas" w:hAnsi="Consolas"/>
+                <w:color w:val="000000" w:themeColor="text1"/>
+                <w:sz w:val="21"/>
+                <w:szCs w:val="21"/>
+              </w:rPr>
+              <w:t>,</w:t>
             </w:r>
           </w:p>
           <w:p>
@@ -4818,25 +4926,88 @@
               </w:rPr>
               <w:t xml:space="preserve">    </w:t>
             </w:r>
-            <w:proofErr w:type="spellStart"/>
-            <w:r>
-              <w:rPr>
-                <w:rFonts w:ascii="Consolas" w:hAnsi="Consolas"/>
-                <w:color w:val="76923C" w:themeColor="accent3" w:themeShade="BF"/>
-                <w:sz w:val="21"/>
-                <w:szCs w:val="21"/>
-              </w:rPr>
-              <w:t>Employee_ID</w:t>
-            </w:r>
-            <w:proofErr w:type="spellEnd"/>
-            <w:r>
-              <w:rPr>
-                <w:rFonts w:ascii="Consolas" w:hAnsi="Consolas"/>
-                <w:color w:val="76923C" w:themeColor="accent3" w:themeShade="BF"/>
-                <w:sz w:val="21"/>
-                <w:szCs w:val="21"/>
-              </w:rPr>
-              <w:t xml:space="preserve"> INT NOT NULL,</w:t>
+            <w:r>
+              <w:rPr>
+                <w:rFonts w:ascii="Consolas" w:hAnsi="Consolas"/>
+                <w:color w:val="000000" w:themeColor="text1"/>
+                <w:sz w:val="21"/>
+                <w:szCs w:val="21"/>
+              </w:rPr>
+              <w:t xml:space="preserve">Name </w:t>
+            </w:r>
+            <w:proofErr w:type="gramStart"/>
+            <w:r>
+              <w:rPr>
+                <w:rFonts w:ascii="Consolas" w:hAnsi="Consolas"/>
+                <w:color w:val="0000FF"/>
+                <w:sz w:val="21"/>
+                <w:szCs w:val="21"/>
+              </w:rPr>
+              <w:t>VARCHAR</w:t>
+            </w:r>
+            <w:r>
+              <w:rPr>
+                <w:rFonts w:ascii="Consolas" w:hAnsi="Consolas"/>
+                <w:color w:val="000000" w:themeColor="text1"/>
+                <w:sz w:val="21"/>
+                <w:szCs w:val="21"/>
+              </w:rPr>
+              <w:t>(</w:t>
+            </w:r>
+            <w:proofErr w:type="gramEnd"/>
+            <w:r>
+              <w:rPr>
+                <w:rFonts w:ascii="Consolas" w:hAnsi="Consolas"/>
+                <w:color w:val="00B050"/>
+                <w:sz w:val="21"/>
+                <w:szCs w:val="21"/>
+              </w:rPr>
+              <w:t>30</w:t>
+            </w:r>
+            <w:r>
+              <w:rPr>
+                <w:rFonts w:ascii="Consolas" w:hAnsi="Consolas"/>
+                <w:color w:val="000000" w:themeColor="text1"/>
+                <w:sz w:val="21"/>
+                <w:szCs w:val="21"/>
+              </w:rPr>
+              <w:t xml:space="preserve">) </w:t>
+            </w:r>
+            <w:r>
+              <w:rPr>
+                <w:rFonts w:ascii="Consolas" w:hAnsi="Consolas"/>
+                <w:color w:val="0000FF"/>
+                <w:sz w:val="21"/>
+                <w:szCs w:val="21"/>
+              </w:rPr>
+              <w:t>NOT</w:t>
+            </w:r>
+            <w:r>
+              <w:rPr>
+                <w:rFonts w:ascii="Consolas" w:hAnsi="Consolas"/>
+                <w:color w:val="76923C" w:themeColor="accent3" w:themeShade="BF"/>
+                <w:sz w:val="21"/>
+                <w:szCs w:val="21"/>
+              </w:rPr>
+              <w:t xml:space="preserve"> </w:t>
+            </w:r>
+            <w:r>
+              <w:rPr>
+                <w:rFonts w:ascii="Consolas" w:hAnsi="Consolas"/>
+                <w:color w:val="0000FF"/>
+                <w:sz w:val="21"/>
+                <w:szCs w:val="21"/>
+              </w:rPr>
+              <w:t>NULL</w:t>
+            </w:r>
+            <w:r>
+              <w:rPr>
+                <w:rFonts w:ascii="Consolas" w:hAnsi="Consolas"/>
+                <w:color w:val="000000" w:themeColor="text1"/>
+                <w:sz w:val="21"/>
+                <w:szCs w:val="21"/>
+              </w:rPr>
+              <w:t>,</w:t>
             </w:r>
           </w:p>
           <w:p>
@@ -4857,47 +5028,108 @@
                 <w:sz w:val="21"/>
                 <w:szCs w:val="21"/>
               </w:rPr>
-              <w:t xml:space="preserve">    Gender </w:t>
+              <w:t xml:space="preserve">    </w:t>
+            </w:r>
+            <w:r>
+              <w:rPr>
+                <w:rFonts w:ascii="Consolas" w:hAnsi="Consolas"/>
+                <w:color w:val="000000" w:themeColor="text1"/>
+                <w:sz w:val="21"/>
+                <w:szCs w:val="21"/>
+              </w:rPr>
+              <w:t xml:space="preserve">Email </w:t>
             </w:r>
             <w:proofErr w:type="gramStart"/>
             <w:r>
               <w:rPr>
                 <w:rFonts w:ascii="Consolas" w:hAnsi="Consolas"/>
-                <w:color w:val="76923C" w:themeColor="accent3" w:themeShade="BF"/>
-                <w:sz w:val="21"/>
-                <w:szCs w:val="21"/>
-              </w:rPr>
-              <w:t>CHAR(</w:t>
+                <w:color w:val="0000FF"/>
+                <w:sz w:val="21"/>
+                <w:szCs w:val="21"/>
+              </w:rPr>
+              <w:t>VARCHAR</w:t>
+            </w:r>
+            <w:r>
+              <w:rPr>
+                <w:rFonts w:ascii="Consolas" w:hAnsi="Consolas"/>
+                <w:color w:val="000000" w:themeColor="text1"/>
+                <w:sz w:val="21"/>
+                <w:szCs w:val="21"/>
+              </w:rPr>
+              <w:t>(</w:t>
             </w:r>
             <w:proofErr w:type="gramEnd"/>
             <w:r>
               <w:rPr>
                 <w:rFonts w:ascii="Consolas" w:hAnsi="Consolas"/>
-                <w:color w:val="76923C" w:themeColor="accent3" w:themeShade="BF"/>
-                <w:sz w:val="21"/>
-                <w:szCs w:val="21"/>
-              </w:rPr>
-              <w:t>1) CHECK (Gender IN ('M', '</w:t>
-            </w:r>
-            <w:proofErr w:type="gramStart"/>
-            <w:r>
-              <w:rPr>
-                <w:rFonts w:ascii="Consolas" w:hAnsi="Consolas"/>
-                <w:color w:val="76923C" w:themeColor="accent3" w:themeShade="BF"/>
-                <w:sz w:val="21"/>
-                <w:szCs w:val="21"/>
-              </w:rPr>
-              <w:t>F')</w:t>
-            </w:r>
-            <w:proofErr w:type="gramEnd"/>
-            <w:r>
-              <w:rPr>
-                <w:rFonts w:ascii="Consolas" w:hAnsi="Consolas"/>
-                <w:color w:val="76923C" w:themeColor="accent3" w:themeShade="BF"/>
-                <w:sz w:val="21"/>
-                <w:szCs w:val="21"/>
-              </w:rPr>
-              <w:t>),</w:t>
+                <w:color w:val="00B050"/>
+                <w:sz w:val="21"/>
+                <w:szCs w:val="21"/>
+              </w:rPr>
+              <w:t>50</w:t>
+            </w:r>
+            <w:r>
+              <w:rPr>
+                <w:rFonts w:ascii="Consolas" w:hAnsi="Consolas"/>
+                <w:color w:val="000000" w:themeColor="text1"/>
+                <w:sz w:val="21"/>
+                <w:szCs w:val="21"/>
+              </w:rPr>
+              <w:t xml:space="preserve">) </w:t>
+            </w:r>
+            <w:r>
+              <w:rPr>
+                <w:rFonts w:ascii="Consolas" w:hAnsi="Consolas"/>
+                <w:color w:val="0000FF"/>
+                <w:sz w:val="21"/>
+                <w:szCs w:val="21"/>
+              </w:rPr>
+              <w:t>UNIQUE</w:t>
+            </w:r>
+            <w:r>
+              <w:rPr>
+                <w:rFonts w:ascii="Consolas" w:hAnsi="Consolas"/>
+                <w:color w:val="76923C" w:themeColor="accent3" w:themeShade="BF"/>
+                <w:sz w:val="21"/>
+                <w:szCs w:val="21"/>
+              </w:rPr>
+              <w:t xml:space="preserve"> </w:t>
+            </w:r>
+            <w:r>
+              <w:rPr>
+                <w:rFonts w:ascii="Consolas" w:hAnsi="Consolas"/>
+                <w:color w:val="0000FF"/>
+                <w:sz w:val="21"/>
+                <w:szCs w:val="21"/>
+              </w:rPr>
+              <w:t>NOT</w:t>
+            </w:r>
+            <w:r>
+              <w:rPr>
+                <w:rFonts w:ascii="Consolas" w:hAnsi="Consolas"/>
+                <w:color w:val="76923C" w:themeColor="accent3" w:themeShade="BF"/>
+                <w:sz w:val="21"/>
+                <w:szCs w:val="21"/>
+              </w:rPr>
+              <w:t xml:space="preserve"> </w:t>
+            </w:r>
+            <w:r>
+              <w:rPr>
+                <w:rFonts w:ascii="Consolas" w:hAnsi="Consolas"/>
+                <w:color w:val="0000FF"/>
+                <w:sz w:val="21"/>
+                <w:szCs w:val="21"/>
+              </w:rPr>
+              <w:t>NULL</w:t>
+            </w:r>
+            <w:r>
+              <w:rPr>
+                <w:rFonts w:ascii="Consolas" w:hAnsi="Consolas"/>
+                <w:color w:val="000000" w:themeColor="text1"/>
+                <w:sz w:val="21"/>
+                <w:szCs w:val="21"/>
+              </w:rPr>
+              <w:t>,</w:t>
             </w:r>
           </w:p>
           <w:p>
@@ -4918,27 +5150,144 @@
                 <w:sz w:val="21"/>
                 <w:szCs w:val="21"/>
               </w:rPr>
-              <w:t xml:space="preserve">    Relationship </w:t>
+              <w:t xml:space="preserve">    </w:t>
+            </w:r>
+            <w:r>
+              <w:rPr>
+                <w:rFonts w:ascii="Consolas" w:hAnsi="Consolas"/>
+                <w:color w:val="000000" w:themeColor="text1"/>
+                <w:sz w:val="21"/>
+                <w:szCs w:val="21"/>
+              </w:rPr>
+              <w:t xml:space="preserve">Gender </w:t>
             </w:r>
             <w:proofErr w:type="gramStart"/>
             <w:r>
               <w:rPr>
                 <w:rFonts w:ascii="Consolas" w:hAnsi="Consolas"/>
-                <w:color w:val="76923C" w:themeColor="accent3" w:themeShade="BF"/>
-                <w:sz w:val="21"/>
-                <w:szCs w:val="21"/>
-              </w:rPr>
-              <w:t>VARCHAR(</w:t>
+                <w:color w:val="0000FF"/>
+                <w:sz w:val="21"/>
+                <w:szCs w:val="21"/>
+              </w:rPr>
+              <w:t>CHAR</w:t>
+            </w:r>
+            <w:r>
+              <w:rPr>
+                <w:rFonts w:ascii="Consolas" w:hAnsi="Consolas"/>
+                <w:color w:val="000000" w:themeColor="text1"/>
+                <w:sz w:val="21"/>
+                <w:szCs w:val="21"/>
+              </w:rPr>
+              <w:t>(</w:t>
             </w:r>
             <w:proofErr w:type="gramEnd"/>
             <w:r>
               <w:rPr>
                 <w:rFonts w:ascii="Consolas" w:hAnsi="Consolas"/>
-                <w:color w:val="76923C" w:themeColor="accent3" w:themeShade="BF"/>
-                <w:sz w:val="21"/>
-                <w:szCs w:val="21"/>
-              </w:rPr>
-              <w:t>20) NOT NULL,</w:t>
+                <w:color w:val="00B050"/>
+                <w:sz w:val="21"/>
+                <w:szCs w:val="21"/>
+              </w:rPr>
+              <w:t>1</w:t>
+            </w:r>
+            <w:r>
+              <w:rPr>
+                <w:rFonts w:ascii="Consolas" w:hAnsi="Consolas"/>
+                <w:color w:val="000000" w:themeColor="text1"/>
+                <w:sz w:val="21"/>
+                <w:szCs w:val="21"/>
+              </w:rPr>
+              <w:t xml:space="preserve">) </w:t>
+            </w:r>
+            <w:r>
+              <w:rPr>
+                <w:rFonts w:ascii="Consolas" w:hAnsi="Consolas"/>
+                <w:color w:val="0000FF"/>
+                <w:sz w:val="21"/>
+                <w:szCs w:val="21"/>
+              </w:rPr>
+              <w:t>CHECK</w:t>
+            </w:r>
+            <w:r>
+              <w:rPr>
+                <w:rFonts w:ascii="Consolas" w:hAnsi="Consolas"/>
+                <w:color w:val="0070C0"/>
+                <w:sz w:val="21"/>
+                <w:szCs w:val="21"/>
+              </w:rPr>
+              <w:t xml:space="preserve"> </w:t>
+            </w:r>
+            <w:r>
+              <w:rPr>
+                <w:rFonts w:ascii="Consolas" w:hAnsi="Consolas"/>
+                <w:color w:val="000000" w:themeColor="text1"/>
+                <w:sz w:val="21"/>
+                <w:szCs w:val="21"/>
+              </w:rPr>
+              <w:t xml:space="preserve">(Gender </w:t>
+            </w:r>
+            <w:r>
+              <w:rPr>
+                <w:rFonts w:ascii="Consolas" w:hAnsi="Consolas"/>
+                <w:color w:val="0000FF"/>
+                <w:sz w:val="21"/>
+                <w:szCs w:val="21"/>
+              </w:rPr>
+              <w:t>IN</w:t>
+            </w:r>
+            <w:r>
+              <w:rPr>
+                <w:rFonts w:ascii="Consolas" w:hAnsi="Consolas"/>
+                <w:color w:val="76923C" w:themeColor="accent3" w:themeShade="BF"/>
+                <w:sz w:val="21"/>
+                <w:szCs w:val="21"/>
+              </w:rPr>
+              <w:t xml:space="preserve"> </w:t>
+            </w:r>
+            <w:r>
+              <w:rPr>
+                <w:rFonts w:ascii="Consolas" w:hAnsi="Consolas"/>
+                <w:color w:val="000000" w:themeColor="text1"/>
+                <w:sz w:val="21"/>
+                <w:szCs w:val="21"/>
+              </w:rPr>
+              <w:t>(</w:t>
+            </w:r>
+            <w:r>
+              <w:rPr>
+                <w:rFonts w:ascii="Consolas" w:hAnsi="Consolas"/>
+                <w:color w:val="76923C" w:themeColor="accent3" w:themeShade="BF"/>
+                <w:sz w:val="21"/>
+                <w:szCs w:val="21"/>
+              </w:rPr>
+              <w:t>'M'</w:t>
+            </w:r>
+            <w:r>
+              <w:rPr>
+                <w:rFonts w:ascii="Consolas" w:hAnsi="Consolas"/>
+                <w:color w:val="000000" w:themeColor="text1"/>
+                <w:sz w:val="21"/>
+                <w:szCs w:val="21"/>
+              </w:rPr>
+              <w:t>,</w:t>
+            </w:r>
+            <w:r>
+              <w:rPr>
+                <w:rFonts w:ascii="Consolas" w:hAnsi="Consolas"/>
+                <w:color w:val="76923C" w:themeColor="accent3" w:themeShade="BF"/>
+                <w:sz w:val="21"/>
+                <w:szCs w:val="21"/>
+              </w:rPr>
+              <w:t xml:space="preserve"> 'F'</w:t>
+            </w:r>
+            <w:r>
+              <w:rPr>
+                <w:rFonts w:ascii="Consolas" w:hAnsi="Consolas"/>
+                <w:color w:val="000000" w:themeColor="text1"/>
+                <w:sz w:val="21"/>
+                <w:szCs w:val="21"/>
+              </w:rPr>
+              <w:t>)),</w:t>
             </w:r>
           </w:p>
           <w:p>
@@ -4952,6 +5301,118 @@
                 <w:szCs w:val="21"/>
               </w:rPr>
             </w:pPr>
+            <w:r>
+              <w:rPr>
+                <w:rFonts w:ascii="Consolas" w:hAnsi="Consolas"/>
+                <w:color w:val="76923C" w:themeColor="accent3" w:themeShade="BF"/>
+                <w:sz w:val="21"/>
+                <w:szCs w:val="21"/>
+              </w:rPr>
+              <w:t xml:space="preserve">    </w:t>
+            </w:r>
+            <w:proofErr w:type="spellStart"/>
+            <w:r>
+              <w:rPr>
+                <w:rFonts w:ascii="Consolas" w:hAnsi="Consolas"/>
+                <w:color w:val="000000" w:themeColor="text1"/>
+                <w:sz w:val="21"/>
+                <w:szCs w:val="21"/>
+              </w:rPr>
+              <w:t>Hashed_Password</w:t>
+            </w:r>
+            <w:proofErr w:type="spellEnd"/>
+            <w:r>
+              <w:rPr>
+                <w:rFonts w:ascii="Consolas" w:hAnsi="Consolas"/>
+                <w:color w:val="000000" w:themeColor="text1"/>
+                <w:sz w:val="21"/>
+                <w:szCs w:val="21"/>
+              </w:rPr>
+              <w:t xml:space="preserve"> </w:t>
+            </w:r>
+            <w:proofErr w:type="gramStart"/>
+            <w:r>
+              <w:rPr>
+                <w:rFonts w:ascii="Consolas" w:hAnsi="Consolas"/>
+                <w:color w:val="0000FF"/>
+                <w:sz w:val="21"/>
+                <w:szCs w:val="21"/>
+              </w:rPr>
+              <w:t>VARCHAR</w:t>
+            </w:r>
+            <w:r>
+              <w:rPr>
+                <w:rFonts w:ascii="Consolas" w:hAnsi="Consolas"/>
+                <w:color w:val="000000" w:themeColor="text1"/>
+                <w:sz w:val="21"/>
+                <w:szCs w:val="21"/>
+              </w:rPr>
+              <w:t>(</w:t>
+            </w:r>
+            <w:proofErr w:type="gramEnd"/>
+            <w:r>
+              <w:rPr>
+                <w:rFonts w:ascii="Consolas" w:hAnsi="Consolas"/>
+                <w:color w:val="00B050"/>
+                <w:sz w:val="21"/>
+                <w:szCs w:val="21"/>
+              </w:rPr>
+              <w:t>255</w:t>
+            </w:r>
+            <w:r>
+              <w:rPr>
+                <w:rFonts w:ascii="Consolas" w:hAnsi="Consolas"/>
+                <w:color w:val="000000" w:themeColor="text1"/>
+                <w:sz w:val="21"/>
+                <w:szCs w:val="21"/>
+              </w:rPr>
+              <w:t>)</w:t>
+            </w:r>
+            <w:r>
+              <w:rPr>
+                <w:rFonts w:ascii="Consolas" w:hAnsi="Consolas"/>
+                <w:color w:val="76923C" w:themeColor="accent3" w:themeShade="BF"/>
+                <w:sz w:val="21"/>
+                <w:szCs w:val="21"/>
+              </w:rPr>
+              <w:t xml:space="preserve"> </w:t>
+            </w:r>
+            <w:r>
+              <w:rPr>
+                <w:rFonts w:ascii="Consolas" w:hAnsi="Consolas"/>
+                <w:color w:val="0000FF"/>
+                <w:sz w:val="21"/>
+                <w:szCs w:val="21"/>
+              </w:rPr>
+              <w:t>NOT</w:t>
+            </w:r>
+            <w:r>
+              <w:rPr>
+                <w:rFonts w:ascii="Consolas" w:hAnsi="Consolas"/>
+                <w:color w:val="76923C" w:themeColor="accent3" w:themeShade="BF"/>
+                <w:sz w:val="21"/>
+                <w:szCs w:val="21"/>
+              </w:rPr>
+              <w:t xml:space="preserve"> </w:t>
+            </w:r>
+            <w:r>
+              <w:rPr>
+                <w:rFonts w:ascii="Consolas" w:hAnsi="Consolas"/>
+                <w:color w:val="0000FF"/>
+                <w:sz w:val="21"/>
+                <w:szCs w:val="21"/>
+              </w:rPr>
+              <w:t>NULL</w:t>
+            </w:r>
+            <w:r>
+              <w:rPr>
+                <w:rFonts w:ascii="Consolas" w:hAnsi="Consolas"/>
+                <w:color w:val="000000" w:themeColor="text1"/>
+                <w:sz w:val="21"/>
+                <w:szCs w:val="21"/>
+              </w:rPr>
+              <w:t>,</w:t>
+            </w:r>
           </w:p>
           <w:p>
             <w:pPr>
@@ -4971,54 +5432,561 @@
                 <w:sz w:val="21"/>
                 <w:szCs w:val="21"/>
               </w:rPr>
-              <w:t xml:space="preserve">    FOREIGN KEY (</w:t>
+              <w:t xml:space="preserve">    </w:t>
             </w:r>
             <w:proofErr w:type="spellStart"/>
             <w:r>
               <w:rPr>
                 <w:rFonts w:ascii="Consolas" w:hAnsi="Consolas"/>
-                <w:color w:val="76923C" w:themeColor="accent3" w:themeShade="BF"/>
-                <w:sz w:val="21"/>
-                <w:szCs w:val="21"/>
-              </w:rPr>
-              <w:t>Employee_ID</w:t>
+                <w:color w:val="000000" w:themeColor="text1"/>
+                <w:sz w:val="21"/>
+                <w:szCs w:val="21"/>
+              </w:rPr>
+              <w:t>Birth_Date</w:t>
             </w:r>
             <w:proofErr w:type="spellEnd"/>
             <w:r>
               <w:rPr>
                 <w:rFonts w:ascii="Consolas" w:hAnsi="Consolas"/>
-                <w:color w:val="76923C" w:themeColor="accent3" w:themeShade="BF"/>
-                <w:sz w:val="21"/>
-                <w:szCs w:val="21"/>
-              </w:rPr>
-              <w:t xml:space="preserve">) REFERENCES </w:t>
+                <w:color w:val="000000" w:themeColor="text1"/>
+                <w:sz w:val="21"/>
+                <w:szCs w:val="21"/>
+              </w:rPr>
+              <w:t xml:space="preserve"> </w:t>
+            </w:r>
+            <w:r>
+              <w:rPr>
+                <w:rFonts w:ascii="Consolas" w:hAnsi="Consolas"/>
+                <w:color w:val="0000FF"/>
+                <w:sz w:val="21"/>
+                <w:szCs w:val="21"/>
+              </w:rPr>
+              <w:t>DATE</w:t>
+            </w:r>
+            <w:r>
+              <w:rPr>
+                <w:rFonts w:ascii="Consolas" w:hAnsi="Consolas"/>
+                <w:color w:val="000000" w:themeColor="text1"/>
+                <w:sz w:val="21"/>
+                <w:szCs w:val="21"/>
+              </w:rPr>
+              <w:t>,</w:t>
+            </w:r>
+          </w:p>
+          <w:p>
+            <w:pPr>
+              <w:shd w:val="clear" w:color="auto" w:fill="FFFFFF"/>
+              <w:spacing w:line="285" w:lineRule="atLeast"/>
+              <w:rPr>
+                <w:rFonts w:ascii="Consolas" w:hAnsi="Consolas"/>
+                <w:color w:val="76923C" w:themeColor="accent3" w:themeShade="BF"/>
+                <w:sz w:val="21"/>
+                <w:szCs w:val="21"/>
+              </w:rPr>
+            </w:pPr>
+            <w:r>
+              <w:rPr>
+                <w:rFonts w:ascii="Consolas" w:hAnsi="Consolas"/>
+                <w:color w:val="76923C" w:themeColor="accent3" w:themeShade="BF"/>
+                <w:sz w:val="21"/>
+                <w:szCs w:val="21"/>
+              </w:rPr>
+              <w:t xml:space="preserve">    </w:t>
+            </w:r>
+            <w:r>
+              <w:rPr>
+                <w:rFonts w:ascii="Consolas" w:hAnsi="Consolas"/>
+                <w:color w:val="000000" w:themeColor="text1"/>
+                <w:sz w:val="21"/>
+                <w:szCs w:val="21"/>
+              </w:rPr>
+              <w:t xml:space="preserve">Salary </w:t>
             </w:r>
             <w:proofErr w:type="gramStart"/>
             <w:r>
               <w:rPr>
                 <w:rFonts w:ascii="Consolas" w:hAnsi="Consolas"/>
-                <w:color w:val="76923C" w:themeColor="accent3" w:themeShade="BF"/>
-                <w:sz w:val="21"/>
-                <w:szCs w:val="21"/>
-              </w:rPr>
-              <w:t>Employees(</w:t>
+                <w:color w:val="0000FF"/>
+                <w:sz w:val="21"/>
+                <w:szCs w:val="21"/>
+              </w:rPr>
+              <w:t>DECIMAL</w:t>
+            </w:r>
+            <w:r>
+              <w:rPr>
+                <w:rFonts w:ascii="Consolas" w:hAnsi="Consolas"/>
+                <w:color w:val="000000" w:themeColor="text1"/>
+                <w:sz w:val="21"/>
+                <w:szCs w:val="21"/>
+              </w:rPr>
+              <w:t>(</w:t>
+            </w:r>
+            <w:proofErr w:type="gramEnd"/>
+            <w:r>
+              <w:rPr>
+                <w:rFonts w:ascii="Consolas" w:hAnsi="Consolas"/>
+                <w:color w:val="00B050"/>
+                <w:sz w:val="21"/>
+                <w:szCs w:val="21"/>
+              </w:rPr>
+              <w:t>10</w:t>
+            </w:r>
+            <w:r>
+              <w:rPr>
+                <w:rFonts w:ascii="Consolas" w:hAnsi="Consolas"/>
+                <w:color w:val="000000" w:themeColor="text1"/>
+                <w:sz w:val="21"/>
+                <w:szCs w:val="21"/>
+              </w:rPr>
+              <w:t>,</w:t>
+            </w:r>
+            <w:r>
+              <w:rPr>
+                <w:rFonts w:ascii="Consolas" w:hAnsi="Consolas"/>
+                <w:color w:val="00B050"/>
+                <w:sz w:val="21"/>
+                <w:szCs w:val="21"/>
+              </w:rPr>
+              <w:t>2</w:t>
+            </w:r>
+            <w:r>
+              <w:rPr>
+                <w:rFonts w:ascii="Consolas" w:hAnsi="Consolas"/>
+                <w:color w:val="000000" w:themeColor="text1"/>
+                <w:sz w:val="21"/>
+                <w:szCs w:val="21"/>
+              </w:rPr>
+              <w:t xml:space="preserve">) </w:t>
+            </w:r>
+            <w:r>
+              <w:rPr>
+                <w:rFonts w:ascii="Consolas" w:hAnsi="Consolas"/>
+                <w:color w:val="0000FF"/>
+                <w:sz w:val="21"/>
+                <w:szCs w:val="21"/>
+              </w:rPr>
+              <w:t>NOT</w:t>
+            </w:r>
+            <w:r>
+              <w:rPr>
+                <w:rFonts w:ascii="Consolas" w:hAnsi="Consolas"/>
+                <w:color w:val="76923C" w:themeColor="accent3" w:themeShade="BF"/>
+                <w:sz w:val="21"/>
+                <w:szCs w:val="21"/>
+              </w:rPr>
+              <w:t xml:space="preserve"> </w:t>
+            </w:r>
+            <w:r>
+              <w:rPr>
+                <w:rFonts w:ascii="Consolas" w:hAnsi="Consolas"/>
+                <w:color w:val="0000FF"/>
+                <w:sz w:val="21"/>
+                <w:szCs w:val="21"/>
+              </w:rPr>
+              <w:t>NULL</w:t>
+            </w:r>
+            <w:r>
+              <w:rPr>
+                <w:rFonts w:ascii="Consolas" w:hAnsi="Consolas"/>
+                <w:color w:val="000000" w:themeColor="text1"/>
+                <w:sz w:val="21"/>
+                <w:szCs w:val="21"/>
+              </w:rPr>
+              <w:t>,</w:t>
+            </w:r>
+          </w:p>
+          <w:p>
+            <w:pPr>
+              <w:shd w:val="clear" w:color="auto" w:fill="FFFFFF"/>
+              <w:spacing w:line="285" w:lineRule="atLeast"/>
+              <w:rPr>
+                <w:rFonts w:ascii="Consolas" w:hAnsi="Consolas"/>
+                <w:color w:val="76923C" w:themeColor="accent3" w:themeShade="BF"/>
+                <w:sz w:val="21"/>
+                <w:szCs w:val="21"/>
+              </w:rPr>
+            </w:pPr>
+            <w:r>
+              <w:rPr>
+                <w:rFonts w:ascii="Consolas" w:hAnsi="Consolas"/>
+                <w:color w:val="76923C" w:themeColor="accent3" w:themeShade="BF"/>
+                <w:sz w:val="21"/>
+                <w:szCs w:val="21"/>
+              </w:rPr>
+              <w:t xml:space="preserve">    </w:t>
+            </w:r>
+            <w:proofErr w:type="spellStart"/>
+            <w:r>
+              <w:rPr>
+                <w:rFonts w:ascii="Consolas" w:hAnsi="Consolas"/>
+                <w:color w:val="000000" w:themeColor="text1"/>
+                <w:sz w:val="21"/>
+                <w:szCs w:val="21"/>
+              </w:rPr>
+              <w:t>Work_Hours</w:t>
+            </w:r>
+            <w:proofErr w:type="spellEnd"/>
+            <w:r>
+              <w:rPr>
+                <w:rFonts w:ascii="Consolas" w:hAnsi="Consolas"/>
+                <w:color w:val="000000" w:themeColor="text1"/>
+                <w:sz w:val="21"/>
+                <w:szCs w:val="21"/>
+              </w:rPr>
+              <w:t xml:space="preserve"> </w:t>
+            </w:r>
+            <w:r>
+              <w:rPr>
+                <w:rFonts w:ascii="Consolas" w:hAnsi="Consolas"/>
+                <w:color w:val="0000FF"/>
+                <w:sz w:val="21"/>
+                <w:szCs w:val="21"/>
+              </w:rPr>
+              <w:t xml:space="preserve">INT </w:t>
+            </w:r>
+            <w:r>
+              <w:rPr>
+                <w:rFonts w:ascii="Consolas" w:hAnsi="Consolas"/>
+                <w:color w:val="0000FF"/>
+                <w:sz w:val="21"/>
+                <w:szCs w:val="21"/>
+              </w:rPr>
+              <w:t>NOT</w:t>
+            </w:r>
+            <w:r>
+              <w:rPr>
+                <w:rFonts w:ascii="Consolas" w:hAnsi="Consolas"/>
+                <w:color w:val="76923C" w:themeColor="accent3" w:themeShade="BF"/>
+                <w:sz w:val="21"/>
+                <w:szCs w:val="21"/>
+              </w:rPr>
+              <w:t xml:space="preserve"> </w:t>
+            </w:r>
+            <w:r>
+              <w:rPr>
+                <w:rFonts w:ascii="Consolas" w:hAnsi="Consolas"/>
+                <w:color w:val="0000FF"/>
+                <w:sz w:val="21"/>
+                <w:szCs w:val="21"/>
+              </w:rPr>
+              <w:t>NULL</w:t>
+            </w:r>
+            <w:r>
+              <w:rPr>
+                <w:rFonts w:ascii="Consolas" w:hAnsi="Consolas"/>
+                <w:color w:val="000000" w:themeColor="text1"/>
+                <w:sz w:val="21"/>
+                <w:szCs w:val="21"/>
+              </w:rPr>
+              <w:t>,</w:t>
+            </w:r>
+          </w:p>
+          <w:p>
+            <w:pPr>
+              <w:shd w:val="clear" w:color="auto" w:fill="FFFFFF"/>
+              <w:spacing w:line="285" w:lineRule="atLeast"/>
+              <w:rPr>
+                <w:rFonts w:ascii="Consolas" w:hAnsi="Consolas"/>
+                <w:color w:val="76923C" w:themeColor="accent3" w:themeShade="BF"/>
+                <w:sz w:val="21"/>
+                <w:szCs w:val="21"/>
+              </w:rPr>
+            </w:pPr>
+            <w:r>
+              <w:rPr>
+                <w:rFonts w:ascii="Consolas" w:hAnsi="Consolas"/>
+                <w:color w:val="76923C" w:themeColor="accent3" w:themeShade="BF"/>
+                <w:sz w:val="21"/>
+                <w:szCs w:val="21"/>
+              </w:rPr>
+              <w:t xml:space="preserve">    </w:t>
+            </w:r>
+            <w:proofErr w:type="spellStart"/>
+            <w:r>
+              <w:rPr>
+                <w:rFonts w:ascii="Consolas" w:hAnsi="Consolas"/>
+                <w:color w:val="000000" w:themeColor="text1"/>
+                <w:sz w:val="21"/>
+                <w:szCs w:val="21"/>
+              </w:rPr>
+              <w:t>Dept_ID</w:t>
+            </w:r>
+            <w:proofErr w:type="spellEnd"/>
+            <w:r>
+              <w:rPr>
+                <w:rFonts w:ascii="Consolas" w:hAnsi="Consolas"/>
+                <w:color w:val="000000" w:themeColor="text1"/>
+                <w:sz w:val="21"/>
+                <w:szCs w:val="21"/>
+              </w:rPr>
+              <w:t xml:space="preserve"> </w:t>
+            </w:r>
+            <w:r>
+              <w:rPr>
+                <w:rFonts w:ascii="Consolas" w:hAnsi="Consolas"/>
+                <w:color w:val="0000FF"/>
+                <w:sz w:val="21"/>
+                <w:szCs w:val="21"/>
+              </w:rPr>
+              <w:t>INT</w:t>
+            </w:r>
+            <w:r>
+              <w:rPr>
+                <w:rFonts w:ascii="Consolas" w:hAnsi="Consolas"/>
+                <w:color w:val="000000" w:themeColor="text1"/>
+                <w:sz w:val="21"/>
+                <w:szCs w:val="21"/>
+              </w:rPr>
+              <w:t>,</w:t>
+            </w:r>
+          </w:p>
+          <w:p>
+            <w:pPr>
+              <w:shd w:val="clear" w:color="auto" w:fill="FFFFFF"/>
+              <w:spacing w:line="285" w:lineRule="atLeast"/>
+              <w:rPr>
+                <w:rFonts w:ascii="Consolas" w:hAnsi="Consolas"/>
+                <w:color w:val="000000" w:themeColor="text1"/>
+                <w:sz w:val="21"/>
+                <w:szCs w:val="21"/>
+              </w:rPr>
+            </w:pPr>
+            <w:r>
+              <w:rPr>
+                <w:rFonts w:ascii="Consolas" w:hAnsi="Consolas"/>
+                <w:color w:val="76923C" w:themeColor="accent3" w:themeShade="BF"/>
+                <w:sz w:val="21"/>
+                <w:szCs w:val="21"/>
+              </w:rPr>
+              <w:t xml:space="preserve">    </w:t>
+            </w:r>
+            <w:proofErr w:type="spellStart"/>
+            <w:r>
+              <w:rPr>
+                <w:rFonts w:ascii="Consolas" w:hAnsi="Consolas"/>
+                <w:color w:val="000000" w:themeColor="text1"/>
+                <w:sz w:val="21"/>
+                <w:szCs w:val="21"/>
+              </w:rPr>
+              <w:t>Key_Code</w:t>
+            </w:r>
+            <w:proofErr w:type="spellEnd"/>
+            <w:r>
+              <w:rPr>
+                <w:rFonts w:ascii="Consolas" w:hAnsi="Consolas"/>
+                <w:color w:val="000000" w:themeColor="text1"/>
+                <w:sz w:val="21"/>
+                <w:szCs w:val="21"/>
+              </w:rPr>
+              <w:t xml:space="preserve"> </w:t>
+            </w:r>
+            <w:proofErr w:type="gramStart"/>
+            <w:r>
+              <w:rPr>
+                <w:rFonts w:ascii="Consolas" w:hAnsi="Consolas"/>
+                <w:color w:val="0000FF"/>
+                <w:sz w:val="21"/>
+                <w:szCs w:val="21"/>
+              </w:rPr>
+              <w:t>VARCHAR</w:t>
+            </w:r>
+            <w:r>
+              <w:rPr>
+                <w:rFonts w:ascii="Consolas" w:hAnsi="Consolas"/>
+                <w:color w:val="000000" w:themeColor="text1"/>
+                <w:sz w:val="21"/>
+                <w:szCs w:val="21"/>
+              </w:rPr>
+              <w:t>(</w:t>
+            </w:r>
+            <w:proofErr w:type="gramEnd"/>
+            <w:r>
+              <w:rPr>
+                <w:rFonts w:ascii="Consolas" w:hAnsi="Consolas"/>
+                <w:color w:val="00B050"/>
+                <w:sz w:val="21"/>
+                <w:szCs w:val="21"/>
+              </w:rPr>
+              <w:t>20</w:t>
+            </w:r>
+            <w:r>
+              <w:rPr>
+                <w:rFonts w:ascii="Consolas" w:hAnsi="Consolas"/>
+                <w:color w:val="000000" w:themeColor="text1"/>
+                <w:sz w:val="21"/>
+                <w:szCs w:val="21"/>
+              </w:rPr>
+              <w:t xml:space="preserve">) </w:t>
+            </w:r>
+            <w:r>
+              <w:rPr>
+                <w:rFonts w:ascii="Consolas" w:hAnsi="Consolas"/>
+                <w:color w:val="0000FF"/>
+                <w:sz w:val="21"/>
+                <w:szCs w:val="21"/>
+              </w:rPr>
+              <w:t>UNIQUE</w:t>
+            </w:r>
+            <w:r>
+              <w:rPr>
+                <w:rFonts w:ascii="Consolas" w:hAnsi="Consolas"/>
+                <w:color w:val="76923C" w:themeColor="accent3" w:themeShade="BF"/>
+                <w:sz w:val="21"/>
+                <w:szCs w:val="21"/>
+              </w:rPr>
+              <w:t xml:space="preserve"> </w:t>
+            </w:r>
+            <w:r>
+              <w:rPr>
+                <w:rFonts w:ascii="Consolas" w:hAnsi="Consolas"/>
+                <w:color w:val="0000FF"/>
+                <w:sz w:val="21"/>
+                <w:szCs w:val="21"/>
+              </w:rPr>
+              <w:t>NOT</w:t>
+            </w:r>
+            <w:r>
+              <w:rPr>
+                <w:rFonts w:ascii="Consolas" w:hAnsi="Consolas"/>
+                <w:color w:val="76923C" w:themeColor="accent3" w:themeShade="BF"/>
+                <w:sz w:val="21"/>
+                <w:szCs w:val="21"/>
+              </w:rPr>
+              <w:t xml:space="preserve"> </w:t>
+            </w:r>
+            <w:r>
+              <w:rPr>
+                <w:rFonts w:ascii="Consolas" w:hAnsi="Consolas"/>
+                <w:color w:val="0000FF"/>
+                <w:sz w:val="21"/>
+                <w:szCs w:val="21"/>
+              </w:rPr>
+              <w:t>NULL</w:t>
+            </w:r>
+            <w:r>
+              <w:rPr>
+                <w:rFonts w:ascii="Consolas" w:hAnsi="Consolas"/>
+                <w:color w:val="000000" w:themeColor="text1"/>
+                <w:sz w:val="21"/>
+                <w:szCs w:val="21"/>
+              </w:rPr>
+              <w:t>,</w:t>
+            </w:r>
+          </w:p>
+          <w:p>
+            <w:pPr>
+              <w:shd w:val="clear" w:color="auto" w:fill="FFFFFF"/>
+              <w:spacing w:line="285" w:lineRule="atLeast"/>
+              <w:rPr>
+                <w:rFonts w:ascii="Consolas" w:hAnsi="Consolas"/>
+                <w:color w:val="76923C" w:themeColor="accent3" w:themeShade="BF"/>
+                <w:sz w:val="21"/>
+                <w:szCs w:val="21"/>
+              </w:rPr>
+            </w:pPr>
+            <w:r>
+              <w:rPr>
+                <w:rFonts w:ascii="Consolas" w:hAnsi="Consolas"/>
+                <w:color w:val="76923C" w:themeColor="accent3" w:themeShade="BF"/>
+                <w:sz w:val="21"/>
+                <w:szCs w:val="21"/>
+              </w:rPr>
+              <w:t xml:space="preserve">    </w:t>
+            </w:r>
+          </w:p>
+          <w:p>
+            <w:pPr>
+              <w:shd w:val="clear" w:color="auto" w:fill="FFFFFF"/>
+              <w:spacing w:line="285" w:lineRule="atLeast"/>
+              <w:rPr>
+                <w:rFonts w:ascii="Consolas" w:hAnsi="Consolas"/>
+                <w:color w:val="76923C" w:themeColor="accent3" w:themeShade="BF"/>
+                <w:sz w:val="21"/>
+                <w:szCs w:val="21"/>
+              </w:rPr>
+            </w:pPr>
+            <w:r>
+              <w:rPr>
+                <w:rFonts w:ascii="Consolas" w:hAnsi="Consolas"/>
+                <w:color w:val="76923C" w:themeColor="accent3" w:themeShade="BF"/>
+                <w:sz w:val="21"/>
+                <w:szCs w:val="21"/>
+              </w:rPr>
+              <w:t xml:space="preserve">    </w:t>
+            </w:r>
+            <w:r>
+              <w:rPr>
+                <w:rFonts w:ascii="Consolas" w:hAnsi="Consolas"/>
+                <w:color w:val="0000FF"/>
+                <w:sz w:val="21"/>
+                <w:szCs w:val="21"/>
+              </w:rPr>
+              <w:t>FOREIGN KEY</w:t>
+            </w:r>
+            <w:r>
+              <w:rPr>
+                <w:rFonts w:ascii="Consolas" w:hAnsi="Consolas"/>
+                <w:color w:val="000000" w:themeColor="text1"/>
+                <w:sz w:val="21"/>
+                <w:szCs w:val="21"/>
+              </w:rPr>
+              <w:t xml:space="preserve"> (</w:t>
+            </w:r>
+            <w:proofErr w:type="spellStart"/>
+            <w:r>
+              <w:rPr>
+                <w:rFonts w:ascii="Consolas" w:hAnsi="Consolas"/>
+                <w:color w:val="000000" w:themeColor="text1"/>
+                <w:sz w:val="21"/>
+                <w:szCs w:val="21"/>
+              </w:rPr>
+              <w:t>Dept_ID</w:t>
+            </w:r>
+            <w:proofErr w:type="spellEnd"/>
+            <w:r>
+              <w:rPr>
+                <w:rFonts w:ascii="Consolas" w:hAnsi="Consolas"/>
+                <w:color w:val="000000" w:themeColor="text1"/>
+                <w:sz w:val="21"/>
+                <w:szCs w:val="21"/>
+              </w:rPr>
+              <w:t xml:space="preserve">) </w:t>
+            </w:r>
+            <w:r>
+              <w:rPr>
+                <w:rFonts w:ascii="Consolas" w:hAnsi="Consolas"/>
+                <w:color w:val="0000FF"/>
+                <w:sz w:val="21"/>
+                <w:szCs w:val="21"/>
+              </w:rPr>
+              <w:t xml:space="preserve">REFERENCES </w:t>
+            </w:r>
+            <w:proofErr w:type="gramStart"/>
+            <w:r>
+              <w:rPr>
+                <w:rFonts w:ascii="Consolas" w:hAnsi="Consolas"/>
+                <w:color w:val="000000" w:themeColor="text1"/>
+                <w:sz w:val="21"/>
+                <w:szCs w:val="21"/>
+              </w:rPr>
+              <w:t>Department(</w:t>
             </w:r>
             <w:proofErr w:type="spellStart"/>
             <w:proofErr w:type="gramEnd"/>
             <w:r>
               <w:rPr>
                 <w:rFonts w:ascii="Consolas" w:hAnsi="Consolas"/>
-                <w:color w:val="76923C" w:themeColor="accent3" w:themeShade="BF"/>
-                <w:sz w:val="21"/>
-                <w:szCs w:val="21"/>
-              </w:rPr>
-              <w:t>Employee_ID</w:t>
+                <w:color w:val="000000" w:themeColor="text1"/>
+                <w:sz w:val="21"/>
+                <w:szCs w:val="21"/>
+              </w:rPr>
+              <w:t>Dept_ID</w:t>
             </w:r>
             <w:proofErr w:type="spellEnd"/>
             <w:r>
               <w:rPr>
                 <w:rFonts w:ascii="Consolas" w:hAnsi="Consolas"/>
-                <w:color w:val="76923C" w:themeColor="accent3" w:themeShade="BF"/>
+                <w:color w:val="000000" w:themeColor="text1"/>
                 <w:sz w:val="21"/>
                 <w:szCs w:val="21"/>
               </w:rPr>
@@ -5039,9 +6007,213 @@
             <w:r>
               <w:rPr>
                 <w:rFonts w:ascii="Consolas" w:hAnsi="Consolas"/>
-                <w:color w:val="76923C" w:themeColor="accent3" w:themeShade="BF"/>
-                <w:sz w:val="21"/>
-                <w:szCs w:val="21"/>
+                <w:color w:val="000000" w:themeColor="text1"/>
+                <w:sz w:val="21"/>
+                <w:szCs w:val="21"/>
+              </w:rPr>
+              <w:t>);</w:t>
+            </w:r>
+          </w:p>
+        </w:tc>
+      </w:tr>
+      <w:tr>
+        <w:trPr>
+          <w:trHeight w:val="2510"/>
+        </w:trPr>
+        <w:tc>
+          <w:tcPr>
+            <w:tcW w:w="4381" w:type="dxa"/>
+          </w:tcPr>
+          <w:p>
+            <w:pPr>
+              <w:shd w:val="clear" w:color="auto" w:fill="FFFFFF"/>
+              <w:spacing w:line="285" w:lineRule="atLeast"/>
+              <w:rPr>
+                <w:rFonts w:ascii="Consolas" w:hAnsi="Consolas"/>
+                <w:color w:val="000000"/>
+                <w:sz w:val="21"/>
+                <w:szCs w:val="21"/>
+              </w:rPr>
+            </w:pPr>
+            <w:r>
+              <w:rPr>
+                <w:rFonts w:ascii="Consolas" w:hAnsi="Consolas"/>
+                <w:color w:val="000000"/>
+                <w:sz w:val="21"/>
+                <w:szCs w:val="21"/>
+              </w:rPr>
+              <w:t>Alter the table “Department”</w:t>
+            </w:r>
+          </w:p>
+        </w:tc>
+        <w:tc>
+          <w:tcPr>
+            <w:tcW w:w="7499" w:type="dxa"/>
+          </w:tcPr>
+          <w:p>
+            <w:pPr>
+              <w:shd w:val="clear" w:color="auto" w:fill="FFFFFF"/>
+              <w:spacing w:line="285" w:lineRule="atLeast"/>
+              <w:rPr>
+                <w:rFonts w:ascii="Consolas" w:hAnsi="Consolas"/>
+                <w:color w:val="0000FF"/>
+                <w:sz w:val="21"/>
+                <w:szCs w:val="21"/>
+                <w:lang w:bidi="ar-SA"/>
+              </w:rPr>
+            </w:pPr>
+            <w:r>
+              <w:rPr>
+                <w:rFonts w:ascii="Consolas" w:hAnsi="Consolas"/>
+                <w:color w:val="0000FF"/>
+                <w:sz w:val="21"/>
+                <w:szCs w:val="21"/>
+                <w:lang w:bidi="ar-SA"/>
+              </w:rPr>
+              <w:t xml:space="preserve">ALTER TABLE </w:t>
+            </w:r>
+            <w:r>
+              <w:rPr>
+                <w:rFonts w:ascii="Consolas" w:hAnsi="Consolas"/>
+                <w:color w:val="000000" w:themeColor="text1"/>
+                <w:sz w:val="21"/>
+                <w:szCs w:val="21"/>
+                <w:lang w:bidi="ar-SA"/>
+              </w:rPr>
+              <w:t>Department</w:t>
+            </w:r>
+          </w:p>
+          <w:p>
+            <w:pPr>
+              <w:shd w:val="clear" w:color="auto" w:fill="FFFFFF"/>
+              <w:spacing w:line="285" w:lineRule="atLeast"/>
+              <w:rPr>
+                <w:rFonts w:ascii="Consolas" w:hAnsi="Consolas"/>
+                <w:color w:val="0000FF"/>
+                <w:sz w:val="21"/>
+                <w:szCs w:val="21"/>
+                <w:lang w:bidi="ar-SA"/>
+              </w:rPr>
+            </w:pPr>
+            <w:r>
+              <w:rPr>
+                <w:rFonts w:ascii="Consolas" w:hAnsi="Consolas"/>
+                <w:color w:val="0000FF"/>
+                <w:sz w:val="21"/>
+                <w:szCs w:val="21"/>
+                <w:lang w:bidi="ar-SA"/>
+              </w:rPr>
+              <w:t xml:space="preserve">ADD CONSTRAINT </w:t>
+            </w:r>
+            <w:proofErr w:type="spellStart"/>
+            <w:r>
+              <w:rPr>
+                <w:rFonts w:ascii="Consolas" w:hAnsi="Consolas"/>
+                <w:color w:val="000000" w:themeColor="text1"/>
+                <w:sz w:val="21"/>
+                <w:szCs w:val="21"/>
+                <w:lang w:bidi="ar-SA"/>
+              </w:rPr>
+              <w:t>FK_Manager</w:t>
+            </w:r>
+            <w:proofErr w:type="spellEnd"/>
+          </w:p>
+          <w:p>
+            <w:pPr>
+              <w:shd w:val="clear" w:color="auto" w:fill="FFFFFF"/>
+              <w:spacing w:line="285" w:lineRule="atLeast"/>
+              <w:rPr>
+                <w:rFonts w:ascii="Consolas" w:hAnsi="Consolas" w:hint="cs"/>
+                <w:color w:val="0000FF"/>
+                <w:sz w:val="21"/>
+                <w:szCs w:val="21"/>
+                <w:rtl/>
+                <w:lang w:bidi="ar-SA"/>
+              </w:rPr>
+            </w:pPr>
+            <w:r>
+              <w:rPr>
+                <w:rFonts w:ascii="Consolas" w:hAnsi="Consolas"/>
+                <w:color w:val="0000FF"/>
+                <w:sz w:val="21"/>
+                <w:szCs w:val="21"/>
+                <w:lang w:bidi="ar-SA"/>
+              </w:rPr>
+              <w:t xml:space="preserve">FOREIGN KEY </w:t>
+            </w:r>
+            <w:r>
+              <w:rPr>
+                <w:rFonts w:ascii="Consolas" w:hAnsi="Consolas"/>
+                <w:color w:val="000000" w:themeColor="text1"/>
+                <w:sz w:val="21"/>
+                <w:szCs w:val="21"/>
+                <w:lang w:bidi="ar-SA"/>
+              </w:rPr>
+              <w:t>(</w:t>
+            </w:r>
+            <w:proofErr w:type="spellStart"/>
+            <w:r>
+              <w:rPr>
+                <w:rFonts w:ascii="Consolas" w:hAnsi="Consolas"/>
+                <w:color w:val="000000" w:themeColor="text1"/>
+                <w:sz w:val="21"/>
+                <w:szCs w:val="21"/>
+                <w:lang w:bidi="ar-SA"/>
+              </w:rPr>
+              <w:t>Manager_ID</w:t>
+            </w:r>
+            <w:proofErr w:type="spellEnd"/>
+            <w:r>
+              <w:rPr>
+                <w:rFonts w:ascii="Consolas" w:hAnsi="Consolas"/>
+                <w:color w:val="000000" w:themeColor="text1"/>
+                <w:sz w:val="21"/>
+                <w:szCs w:val="21"/>
+                <w:lang w:bidi="ar-SA"/>
+              </w:rPr>
+              <w:t xml:space="preserve">) </w:t>
+            </w:r>
+            <w:r>
+              <w:rPr>
+                <w:rFonts w:ascii="Consolas" w:hAnsi="Consolas"/>
+                <w:color w:val="0000FF"/>
+                <w:sz w:val="21"/>
+                <w:szCs w:val="21"/>
+                <w:lang w:bidi="ar-SA"/>
+              </w:rPr>
+              <w:t xml:space="preserve">REFERENCES </w:t>
+            </w:r>
+            <w:proofErr w:type="gramStart"/>
+            <w:r>
+              <w:rPr>
+                <w:rFonts w:ascii="Consolas" w:hAnsi="Consolas"/>
+                <w:color w:val="000000" w:themeColor="text1"/>
+                <w:sz w:val="21"/>
+                <w:szCs w:val="21"/>
+                <w:lang w:bidi="ar-SA"/>
+              </w:rPr>
+              <w:t>Employees(</w:t>
+            </w:r>
+            <w:proofErr w:type="spellStart"/>
+            <w:proofErr w:type="gramEnd"/>
+            <w:r>
+              <w:rPr>
+                <w:rFonts w:ascii="Consolas" w:hAnsi="Consolas"/>
+                <w:color w:val="000000" w:themeColor="text1"/>
+                <w:sz w:val="21"/>
+                <w:szCs w:val="21"/>
+                <w:lang w:bidi="ar-SA"/>
+              </w:rPr>
+              <w:t>Employee_ID</w:t>
+            </w:r>
+            <w:proofErr w:type="spellEnd"/>
+            <w:r>
+              <w:rPr>
+                <w:rFonts w:ascii="Consolas" w:hAnsi="Consolas"/>
+                <w:color w:val="000000" w:themeColor="text1"/>
+                <w:sz w:val="21"/>
+                <w:szCs w:val="21"/>
+                <w:lang w:bidi="ar-SA"/>
               </w:rPr>
               <w:t>);</w:t>
             </w:r>
@@ -5059,33 +6231,21 @@
               <w:spacing w:line="285" w:lineRule="atLeast"/>
               <w:rPr>
                 <w:rFonts w:ascii="Consolas" w:hAnsi="Consolas"/>
+                <w:color w:val="0000FF"/>
+                <w:sz w:val="21"/>
+                <w:szCs w:val="21"/>
+              </w:rPr>
+            </w:pPr>
+            <w:r>
+              <w:rPr>
+                <w:rFonts w:ascii="Consolas" w:hAnsi="Consolas"/>
                 <w:color w:val="000000"/>
                 <w:sz w:val="21"/>
                 <w:szCs w:val="21"/>
               </w:rPr>
-            </w:pPr>
-            <w:r>
-              <w:rPr>
-                <w:rFonts w:ascii="Consolas" w:hAnsi="Consolas"/>
-                <w:color w:val="000000"/>
-                <w:sz w:val="21"/>
-                <w:szCs w:val="21"/>
-              </w:rPr>
               <w:lastRenderedPageBreak/>
-              <w:t>Books</w:t>
-            </w:r>
-          </w:p>
-          <w:p>
-            <w:pPr>
-              <w:shd w:val="clear" w:color="auto" w:fill="FFFFFF"/>
-              <w:spacing w:line="285" w:lineRule="atLeast"/>
-              <w:rPr>
-                <w:rFonts w:ascii="Consolas" w:hAnsi="Consolas"/>
-                <w:color w:val="0000FF"/>
-                <w:sz w:val="21"/>
-                <w:szCs w:val="21"/>
-              </w:rPr>
-            </w:pPr>
+              <w:t>Dependents</w:t>
+            </w:r>
           </w:p>
         </w:tc>
         <w:tc>
@@ -5098,19 +6258,28 @@
               <w:spacing w:line="285" w:lineRule="atLeast"/>
               <w:rPr>
                 <w:rFonts w:ascii="Consolas" w:hAnsi="Consolas"/>
-                <w:color w:val="76923C" w:themeColor="accent3" w:themeShade="BF"/>
-                <w:sz w:val="21"/>
-                <w:szCs w:val="21"/>
-              </w:rPr>
-            </w:pPr>
-            <w:r>
-              <w:rPr>
-                <w:rFonts w:ascii="Consolas" w:hAnsi="Consolas"/>
-                <w:color w:val="76923C" w:themeColor="accent3" w:themeShade="BF"/>
-                <w:sz w:val="21"/>
-                <w:szCs w:val="21"/>
-              </w:rPr>
-              <w:t>CREATE TABLE Books (</w:t>
+                <w:color w:val="000000" w:themeColor="text1"/>
+                <w:sz w:val="21"/>
+                <w:szCs w:val="21"/>
+              </w:rPr>
+            </w:pPr>
+            <w:r>
+              <w:rPr>
+                <w:rFonts w:ascii="Consolas" w:hAnsi="Consolas"/>
+                <w:color w:val="0000FF"/>
+                <w:sz w:val="21"/>
+                <w:szCs w:val="21"/>
+              </w:rPr>
+              <w:t xml:space="preserve">CREATE TABLE </w:t>
+            </w:r>
+            <w:r>
+              <w:rPr>
+                <w:rFonts w:ascii="Consolas" w:hAnsi="Consolas"/>
+                <w:color w:val="000000" w:themeColor="text1"/>
+                <w:sz w:val="21"/>
+                <w:szCs w:val="21"/>
+              </w:rPr>
+              <w:t>Dependents (</w:t>
             </w:r>
           </w:p>
           <w:p>
@@ -5137,21 +6306,59 @@
             <w:r>
               <w:rPr>
                 <w:rFonts w:ascii="Consolas" w:hAnsi="Consolas"/>
-                <w:color w:val="76923C" w:themeColor="accent3" w:themeShade="BF"/>
-                <w:sz w:val="21"/>
-                <w:szCs w:val="21"/>
-              </w:rPr>
-              <w:t>Book_Code</w:t>
+                <w:color w:val="000000" w:themeColor="text1"/>
+                <w:sz w:val="21"/>
+                <w:szCs w:val="21"/>
+              </w:rPr>
+              <w:t>Dep_Name</w:t>
             </w:r>
             <w:proofErr w:type="spellEnd"/>
             <w:r>
               <w:rPr>
                 <w:rFonts w:ascii="Consolas" w:hAnsi="Consolas"/>
-                <w:color w:val="76923C" w:themeColor="accent3" w:themeShade="BF"/>
-                <w:sz w:val="21"/>
-                <w:szCs w:val="21"/>
-              </w:rPr>
-              <w:t xml:space="preserve"> INT PRIMARY KEY,</w:t>
+                <w:color w:val="000000" w:themeColor="text1"/>
+                <w:sz w:val="21"/>
+                <w:szCs w:val="21"/>
+              </w:rPr>
+              <w:t xml:space="preserve"> </w:t>
+            </w:r>
+            <w:proofErr w:type="gramStart"/>
+            <w:r>
+              <w:rPr>
+                <w:rFonts w:ascii="Consolas" w:hAnsi="Consolas"/>
+                <w:color w:val="0000FF"/>
+                <w:sz w:val="21"/>
+                <w:szCs w:val="21"/>
+              </w:rPr>
+              <w:t>VARCHAR</w:t>
+            </w:r>
+            <w:r>
+              <w:rPr>
+                <w:rFonts w:ascii="Consolas" w:hAnsi="Consolas"/>
+                <w:color w:val="000000" w:themeColor="text1"/>
+                <w:sz w:val="21"/>
+                <w:szCs w:val="21"/>
+              </w:rPr>
+              <w:t>(</w:t>
+            </w:r>
+            <w:proofErr w:type="gramEnd"/>
+            <w:r>
+              <w:rPr>
+                <w:rFonts w:ascii="Consolas" w:hAnsi="Consolas"/>
+                <w:color w:val="00B050"/>
+                <w:sz w:val="21"/>
+                <w:szCs w:val="21"/>
+              </w:rPr>
+              <w:t>30</w:t>
+            </w:r>
+            <w:r>
+              <w:rPr>
+                <w:rFonts w:ascii="Consolas" w:hAnsi="Consolas"/>
+                <w:color w:val="000000" w:themeColor="text1"/>
+                <w:sz w:val="21"/>
+                <w:szCs w:val="21"/>
+              </w:rPr>
+              <w:t>),</w:t>
             </w:r>
           </w:p>
           <w:p>
@@ -5172,27 +6379,72 @@
                 <w:sz w:val="21"/>
                 <w:szCs w:val="21"/>
               </w:rPr>
-              <w:t xml:space="preserve">    Title </w:t>
-            </w:r>
-            <w:proofErr w:type="gramStart"/>
-            <w:r>
-              <w:rPr>
-                <w:rFonts w:ascii="Consolas" w:hAnsi="Consolas"/>
-                <w:color w:val="76923C" w:themeColor="accent3" w:themeShade="BF"/>
-                <w:sz w:val="21"/>
-                <w:szCs w:val="21"/>
-              </w:rPr>
-              <w:t>VARCHAR(</w:t>
-            </w:r>
-            <w:proofErr w:type="gramEnd"/>
-            <w:r>
-              <w:rPr>
-                <w:rFonts w:ascii="Consolas" w:hAnsi="Consolas"/>
-                <w:color w:val="76923C" w:themeColor="accent3" w:themeShade="BF"/>
-                <w:sz w:val="21"/>
-                <w:szCs w:val="21"/>
-              </w:rPr>
-              <w:t>100) NOT NULL,</w:t>
+              <w:t xml:space="preserve">    </w:t>
+            </w:r>
+            <w:proofErr w:type="spellStart"/>
+            <w:r>
+              <w:rPr>
+                <w:rFonts w:ascii="Consolas" w:hAnsi="Consolas"/>
+                <w:color w:val="000000" w:themeColor="text1"/>
+                <w:sz w:val="21"/>
+                <w:szCs w:val="21"/>
+              </w:rPr>
+              <w:t>Employee_ID</w:t>
+            </w:r>
+            <w:proofErr w:type="spellEnd"/>
+            <w:r>
+              <w:rPr>
+                <w:rFonts w:ascii="Consolas" w:hAnsi="Consolas"/>
+                <w:color w:val="000000" w:themeColor="text1"/>
+                <w:sz w:val="21"/>
+                <w:szCs w:val="21"/>
+              </w:rPr>
+              <w:t xml:space="preserve"> </w:t>
+            </w:r>
+            <w:r>
+              <w:rPr>
+                <w:rFonts w:ascii="Consolas" w:hAnsi="Consolas"/>
+                <w:color w:val="0000FF"/>
+                <w:sz w:val="21"/>
+                <w:szCs w:val="21"/>
+              </w:rPr>
+              <w:t xml:space="preserve">INT </w:t>
+            </w:r>
+            <w:r>
+              <w:rPr>
+                <w:rFonts w:ascii="Consolas" w:hAnsi="Consolas"/>
+                <w:color w:val="0000FF"/>
+                <w:sz w:val="21"/>
+                <w:szCs w:val="21"/>
+              </w:rPr>
+              <w:t>NOT</w:t>
+            </w:r>
+            <w:r>
+              <w:rPr>
+                <w:rFonts w:ascii="Consolas" w:hAnsi="Consolas"/>
+                <w:color w:val="76923C" w:themeColor="accent3" w:themeShade="BF"/>
+                <w:sz w:val="21"/>
+                <w:szCs w:val="21"/>
+              </w:rPr>
+              <w:t xml:space="preserve"> </w:t>
+            </w:r>
+            <w:r>
+              <w:rPr>
+                <w:rFonts w:ascii="Consolas" w:hAnsi="Consolas"/>
+                <w:color w:val="0000FF"/>
+                <w:sz w:val="21"/>
+                <w:szCs w:val="21"/>
+              </w:rPr>
+              <w:t>NULL</w:t>
+            </w:r>
+            <w:r>
+              <w:rPr>
+                <w:rFonts w:ascii="Consolas" w:hAnsi="Consolas"/>
+                <w:color w:val="000000" w:themeColor="text1"/>
+                <w:sz w:val="21"/>
+                <w:szCs w:val="21"/>
+              </w:rPr>
+              <w:t>,</w:t>
             </w:r>
           </w:p>
           <w:p>
@@ -5213,27 +6465,144 @@
                 <w:sz w:val="21"/>
                 <w:szCs w:val="21"/>
               </w:rPr>
-              <w:t xml:space="preserve">    Price </w:t>
+              <w:t xml:space="preserve">    </w:t>
+            </w:r>
+            <w:r>
+              <w:rPr>
+                <w:rFonts w:ascii="Consolas" w:hAnsi="Consolas"/>
+                <w:color w:val="000000" w:themeColor="text1"/>
+                <w:sz w:val="21"/>
+                <w:szCs w:val="21"/>
+              </w:rPr>
+              <w:t xml:space="preserve">Gender </w:t>
             </w:r>
             <w:proofErr w:type="gramStart"/>
             <w:r>
               <w:rPr>
                 <w:rFonts w:ascii="Consolas" w:hAnsi="Consolas"/>
-                <w:color w:val="76923C" w:themeColor="accent3" w:themeShade="BF"/>
-                <w:sz w:val="21"/>
-                <w:szCs w:val="21"/>
-              </w:rPr>
-              <w:t>DECIMAL(</w:t>
+                <w:color w:val="0000FF"/>
+                <w:sz w:val="21"/>
+                <w:szCs w:val="21"/>
+              </w:rPr>
+              <w:t>CHAR</w:t>
+            </w:r>
+            <w:r>
+              <w:rPr>
+                <w:rFonts w:ascii="Consolas" w:hAnsi="Consolas"/>
+                <w:color w:val="000000" w:themeColor="text1"/>
+                <w:sz w:val="21"/>
+                <w:szCs w:val="21"/>
+              </w:rPr>
+              <w:t>(</w:t>
             </w:r>
             <w:proofErr w:type="gramEnd"/>
             <w:r>
               <w:rPr>
                 <w:rFonts w:ascii="Consolas" w:hAnsi="Consolas"/>
-                <w:color w:val="76923C" w:themeColor="accent3" w:themeShade="BF"/>
-                <w:sz w:val="21"/>
-                <w:szCs w:val="21"/>
-              </w:rPr>
-              <w:t>10,2) NOT NULL,</w:t>
+                <w:color w:val="00B050"/>
+                <w:sz w:val="21"/>
+                <w:szCs w:val="21"/>
+              </w:rPr>
+              <w:t>1</w:t>
+            </w:r>
+            <w:r>
+              <w:rPr>
+                <w:rFonts w:ascii="Consolas" w:hAnsi="Consolas"/>
+                <w:color w:val="000000" w:themeColor="text1"/>
+                <w:sz w:val="21"/>
+                <w:szCs w:val="21"/>
+              </w:rPr>
+              <w:t xml:space="preserve">) </w:t>
+            </w:r>
+            <w:r>
+              <w:rPr>
+                <w:rFonts w:ascii="Consolas" w:hAnsi="Consolas"/>
+                <w:color w:val="0000FF"/>
+                <w:sz w:val="21"/>
+                <w:szCs w:val="21"/>
+              </w:rPr>
+              <w:t>CHECK</w:t>
+            </w:r>
+            <w:r>
+              <w:rPr>
+                <w:rFonts w:ascii="Consolas" w:hAnsi="Consolas"/>
+                <w:color w:val="0070C0"/>
+                <w:sz w:val="21"/>
+                <w:szCs w:val="21"/>
+              </w:rPr>
+              <w:t xml:space="preserve"> </w:t>
+            </w:r>
+            <w:r>
+              <w:rPr>
+                <w:rFonts w:ascii="Consolas" w:hAnsi="Consolas"/>
+                <w:color w:val="000000" w:themeColor="text1"/>
+                <w:sz w:val="21"/>
+                <w:szCs w:val="21"/>
+              </w:rPr>
+              <w:t xml:space="preserve">(Gender </w:t>
+            </w:r>
+            <w:r>
+              <w:rPr>
+                <w:rFonts w:ascii="Consolas" w:hAnsi="Consolas"/>
+                <w:color w:val="0000FF"/>
+                <w:sz w:val="21"/>
+                <w:szCs w:val="21"/>
+              </w:rPr>
+              <w:t>IN</w:t>
+            </w:r>
+            <w:r>
+              <w:rPr>
+                <w:rFonts w:ascii="Consolas" w:hAnsi="Consolas"/>
+                <w:color w:val="76923C" w:themeColor="accent3" w:themeShade="BF"/>
+                <w:sz w:val="21"/>
+                <w:szCs w:val="21"/>
+              </w:rPr>
+              <w:t xml:space="preserve"> </w:t>
+            </w:r>
+            <w:r>
+              <w:rPr>
+                <w:rFonts w:ascii="Consolas" w:hAnsi="Consolas"/>
+                <w:color w:val="000000" w:themeColor="text1"/>
+                <w:sz w:val="21"/>
+                <w:szCs w:val="21"/>
+              </w:rPr>
+              <w:t>(</w:t>
+            </w:r>
+            <w:r>
+              <w:rPr>
+                <w:rFonts w:ascii="Consolas" w:hAnsi="Consolas"/>
+                <w:color w:val="76923C" w:themeColor="accent3" w:themeShade="BF"/>
+                <w:sz w:val="21"/>
+                <w:szCs w:val="21"/>
+              </w:rPr>
+              <w:t>'M'</w:t>
+            </w:r>
+            <w:r>
+              <w:rPr>
+                <w:rFonts w:ascii="Consolas" w:hAnsi="Consolas"/>
+                <w:color w:val="000000" w:themeColor="text1"/>
+                <w:sz w:val="21"/>
+                <w:szCs w:val="21"/>
+              </w:rPr>
+              <w:t>,</w:t>
+            </w:r>
+            <w:r>
+              <w:rPr>
+                <w:rFonts w:ascii="Consolas" w:hAnsi="Consolas"/>
+                <w:color w:val="76923C" w:themeColor="accent3" w:themeShade="BF"/>
+                <w:sz w:val="21"/>
+                <w:szCs w:val="21"/>
+              </w:rPr>
+              <w:t xml:space="preserve"> 'F'</w:t>
+            </w:r>
+            <w:r>
+              <w:rPr>
+                <w:rFonts w:ascii="Consolas" w:hAnsi="Consolas"/>
+                <w:color w:val="000000" w:themeColor="text1"/>
+                <w:sz w:val="21"/>
+                <w:szCs w:val="21"/>
+              </w:rPr>
+              <w:t>)),</w:t>
             </w:r>
           </w:p>
           <w:p>
@@ -5254,7 +6623,90 @@
                 <w:sz w:val="21"/>
                 <w:szCs w:val="21"/>
               </w:rPr>
-              <w:t xml:space="preserve">    Stock INT NOT NULL</w:t>
+              <w:t xml:space="preserve">    </w:t>
+            </w:r>
+            <w:r>
+              <w:rPr>
+                <w:rFonts w:ascii="Consolas" w:hAnsi="Consolas"/>
+                <w:color w:val="000000" w:themeColor="text1"/>
+                <w:sz w:val="21"/>
+                <w:szCs w:val="21"/>
+              </w:rPr>
+              <w:t xml:space="preserve">Relationship </w:t>
+            </w:r>
+            <w:proofErr w:type="gramStart"/>
+            <w:r>
+              <w:rPr>
+                <w:rFonts w:ascii="Consolas" w:hAnsi="Consolas"/>
+                <w:color w:val="0000FF"/>
+                <w:sz w:val="21"/>
+                <w:szCs w:val="21"/>
+              </w:rPr>
+              <w:t>VARCHAR</w:t>
+            </w:r>
+            <w:r>
+              <w:rPr>
+                <w:rFonts w:ascii="Consolas" w:hAnsi="Consolas"/>
+                <w:color w:val="000000" w:themeColor="text1"/>
+                <w:sz w:val="21"/>
+                <w:szCs w:val="21"/>
+              </w:rPr>
+              <w:t>(</w:t>
+            </w:r>
+            <w:proofErr w:type="gramEnd"/>
+            <w:r>
+              <w:rPr>
+                <w:rFonts w:ascii="Consolas" w:hAnsi="Consolas"/>
+                <w:color w:val="00B050"/>
+                <w:sz w:val="21"/>
+                <w:szCs w:val="21"/>
+              </w:rPr>
+              <w:t>20</w:t>
+            </w:r>
+            <w:r>
+              <w:rPr>
+                <w:rFonts w:ascii="Consolas" w:hAnsi="Consolas"/>
+                <w:color w:val="000000" w:themeColor="text1"/>
+                <w:sz w:val="21"/>
+                <w:szCs w:val="21"/>
+              </w:rPr>
+              <w:t xml:space="preserve">) </w:t>
+            </w:r>
+            <w:r>
+              <w:rPr>
+                <w:rFonts w:ascii="Consolas" w:hAnsi="Consolas"/>
+                <w:color w:val="0000FF"/>
+                <w:sz w:val="21"/>
+                <w:szCs w:val="21"/>
+              </w:rPr>
+              <w:t>NOT</w:t>
+            </w:r>
+            <w:r>
+              <w:rPr>
+                <w:rFonts w:ascii="Consolas" w:hAnsi="Consolas"/>
+                <w:color w:val="76923C" w:themeColor="accent3" w:themeShade="BF"/>
+                <w:sz w:val="21"/>
+                <w:szCs w:val="21"/>
+              </w:rPr>
+              <w:t xml:space="preserve"> </w:t>
+            </w:r>
+            <w:r>
+              <w:rPr>
+                <w:rFonts w:ascii="Consolas" w:hAnsi="Consolas"/>
+                <w:color w:val="0000FF"/>
+                <w:sz w:val="21"/>
+                <w:szCs w:val="21"/>
+              </w:rPr>
+              <w:t>NULL</w:t>
+            </w:r>
+            <w:r>
+              <w:rPr>
+                <w:rFonts w:ascii="Consolas" w:hAnsi="Consolas"/>
+                <w:color w:val="000000" w:themeColor="text1"/>
+                <w:sz w:val="21"/>
+                <w:szCs w:val="21"/>
+              </w:rPr>
+              <w:t>,</w:t>
             </w:r>
           </w:p>
           <w:p>
@@ -5263,15 +6715,226 @@
               <w:spacing w:line="285" w:lineRule="atLeast"/>
               <w:rPr>
                 <w:rFonts w:ascii="Consolas" w:hAnsi="Consolas"/>
-                <w:color w:val="0000FF"/>
-                <w:sz w:val="21"/>
-                <w:szCs w:val="21"/>
-              </w:rPr>
-            </w:pPr>
-            <w:r>
-              <w:rPr>
-                <w:rFonts w:ascii="Consolas" w:hAnsi="Consolas"/>
-                <w:color w:val="76923C" w:themeColor="accent3" w:themeShade="BF"/>
+                <w:color w:val="76923C" w:themeColor="accent3" w:themeShade="BF"/>
+                <w:sz w:val="21"/>
+                <w:szCs w:val="21"/>
+                <w:lang w:bidi="ar-SA"/>
+              </w:rPr>
+            </w:pPr>
+          </w:p>
+          <w:p>
+            <w:pPr>
+              <w:shd w:val="clear" w:color="auto" w:fill="FFFFFF"/>
+              <w:spacing w:line="285" w:lineRule="atLeast"/>
+              <w:rPr>
+                <w:rFonts w:ascii="Consolas" w:hAnsi="Consolas"/>
+                <w:color w:val="000000" w:themeColor="text1"/>
+                <w:sz w:val="21"/>
+                <w:szCs w:val="21"/>
+                <w:lang w:bidi="ar-SA"/>
+              </w:rPr>
+            </w:pPr>
+            <w:r>
+              <w:rPr>
+                <w:rFonts w:ascii="Consolas" w:hAnsi="Consolas"/>
+                <w:color w:val="76923C" w:themeColor="accent3" w:themeShade="BF"/>
+                <w:sz w:val="21"/>
+                <w:szCs w:val="21"/>
+                <w:lang w:bidi="ar-SA"/>
+              </w:rPr>
+              <w:t xml:space="preserve">    </w:t>
+            </w:r>
+            <w:r>
+              <w:rPr>
+                <w:rFonts w:ascii="Consolas" w:hAnsi="Consolas"/>
+                <w:color w:val="0000FF"/>
+                <w:sz w:val="21"/>
+                <w:szCs w:val="21"/>
+              </w:rPr>
+              <w:t>PRIMARY KEY</w:t>
+            </w:r>
+            <w:r>
+              <w:rPr>
+                <w:rFonts w:ascii="Consolas" w:hAnsi="Consolas"/>
+                <w:color w:val="000000" w:themeColor="text1"/>
+                <w:sz w:val="21"/>
+                <w:szCs w:val="21"/>
+                <w:lang w:bidi="ar-SA"/>
+              </w:rPr>
+              <w:t xml:space="preserve"> (</w:t>
+            </w:r>
+            <w:proofErr w:type="spellStart"/>
+            <w:r>
+              <w:rPr>
+                <w:rFonts w:ascii="Consolas" w:hAnsi="Consolas"/>
+                <w:color w:val="000000" w:themeColor="text1"/>
+                <w:sz w:val="21"/>
+                <w:szCs w:val="21"/>
+                <w:lang w:bidi="ar-SA"/>
+              </w:rPr>
+              <w:t>Employee_ID</w:t>
+            </w:r>
+            <w:proofErr w:type="spellEnd"/>
+            <w:r>
+              <w:rPr>
+                <w:rFonts w:ascii="Consolas" w:hAnsi="Consolas"/>
+                <w:color w:val="000000" w:themeColor="text1"/>
+                <w:sz w:val="21"/>
+                <w:szCs w:val="21"/>
+                <w:lang w:bidi="ar-SA"/>
+              </w:rPr>
+              <w:t xml:space="preserve">, </w:t>
+            </w:r>
+            <w:proofErr w:type="spellStart"/>
+            <w:r>
+              <w:rPr>
+                <w:rFonts w:ascii="Consolas" w:hAnsi="Consolas"/>
+                <w:color w:val="000000" w:themeColor="text1"/>
+                <w:sz w:val="21"/>
+                <w:szCs w:val="21"/>
+                <w:lang w:bidi="ar-SA"/>
+              </w:rPr>
+              <w:t>Dep_Name</w:t>
+            </w:r>
+            <w:proofErr w:type="spellEnd"/>
+            <w:r>
+              <w:rPr>
+                <w:rFonts w:ascii="Consolas" w:hAnsi="Consolas"/>
+                <w:color w:val="000000" w:themeColor="text1"/>
+                <w:sz w:val="21"/>
+                <w:szCs w:val="21"/>
+                <w:lang w:bidi="ar-SA"/>
+              </w:rPr>
+              <w:t>),</w:t>
+            </w:r>
+          </w:p>
+          <w:p>
+            <w:pPr>
+              <w:shd w:val="clear" w:color="auto" w:fill="FFFFFF"/>
+              <w:spacing w:line="285" w:lineRule="atLeast"/>
+              <w:rPr>
+                <w:rFonts w:ascii="Consolas" w:hAnsi="Consolas" w:hint="cs"/>
+                <w:color w:val="76923C" w:themeColor="accent3" w:themeShade="BF"/>
+                <w:sz w:val="21"/>
+                <w:szCs w:val="21"/>
+                <w:lang w:bidi="ar-SA"/>
+              </w:rPr>
+            </w:pPr>
+          </w:p>
+          <w:p>
+            <w:pPr>
+              <w:shd w:val="clear" w:color="auto" w:fill="FFFFFF"/>
+              <w:spacing w:line="285" w:lineRule="atLeast"/>
+              <w:rPr>
+                <w:rFonts w:ascii="Consolas" w:hAnsi="Consolas"/>
+                <w:color w:val="76923C" w:themeColor="accent3" w:themeShade="BF"/>
+                <w:sz w:val="21"/>
+                <w:szCs w:val="21"/>
+              </w:rPr>
+            </w:pPr>
+            <w:r>
+              <w:rPr>
+                <w:rFonts w:ascii="Consolas" w:hAnsi="Consolas"/>
+                <w:color w:val="76923C" w:themeColor="accent3" w:themeShade="BF"/>
+                <w:sz w:val="21"/>
+                <w:szCs w:val="21"/>
+              </w:rPr>
+              <w:t xml:space="preserve">    </w:t>
+            </w:r>
+            <w:r>
+              <w:rPr>
+                <w:rFonts w:ascii="Consolas" w:hAnsi="Consolas"/>
+                <w:color w:val="0000FF"/>
+                <w:sz w:val="21"/>
+                <w:szCs w:val="21"/>
+              </w:rPr>
+              <w:t>FOREIGN KEY</w:t>
+            </w:r>
+            <w:r>
+              <w:rPr>
+                <w:rFonts w:ascii="Consolas" w:hAnsi="Consolas"/>
+                <w:color w:val="000000" w:themeColor="text1"/>
+                <w:sz w:val="21"/>
+                <w:szCs w:val="21"/>
+              </w:rPr>
+              <w:t xml:space="preserve"> (</w:t>
+            </w:r>
+            <w:proofErr w:type="spellStart"/>
+            <w:r>
+              <w:rPr>
+                <w:rFonts w:ascii="Consolas" w:hAnsi="Consolas"/>
+                <w:color w:val="000000" w:themeColor="text1"/>
+                <w:sz w:val="21"/>
+                <w:szCs w:val="21"/>
+              </w:rPr>
+              <w:t>Employee_ID</w:t>
+            </w:r>
+            <w:proofErr w:type="spellEnd"/>
+            <w:r>
+              <w:rPr>
+                <w:rFonts w:ascii="Consolas" w:hAnsi="Consolas"/>
+                <w:color w:val="000000" w:themeColor="text1"/>
+                <w:sz w:val="21"/>
+                <w:szCs w:val="21"/>
+              </w:rPr>
+              <w:t xml:space="preserve">) </w:t>
+            </w:r>
+            <w:r>
+              <w:rPr>
+                <w:rFonts w:ascii="Consolas" w:hAnsi="Consolas"/>
+                <w:color w:val="0000FF"/>
+                <w:sz w:val="21"/>
+                <w:szCs w:val="21"/>
+              </w:rPr>
+              <w:t xml:space="preserve">REFERENCES </w:t>
+            </w:r>
+            <w:proofErr w:type="gramStart"/>
+            <w:r>
+              <w:rPr>
+                <w:rFonts w:ascii="Consolas" w:hAnsi="Consolas"/>
+                <w:color w:val="000000" w:themeColor="text1"/>
+                <w:sz w:val="21"/>
+                <w:szCs w:val="21"/>
+              </w:rPr>
+              <w:t>Employees(</w:t>
+            </w:r>
+            <w:proofErr w:type="spellStart"/>
+            <w:proofErr w:type="gramEnd"/>
+            <w:r>
+              <w:rPr>
+                <w:rFonts w:ascii="Consolas" w:hAnsi="Consolas"/>
+                <w:color w:val="000000" w:themeColor="text1"/>
+                <w:sz w:val="21"/>
+                <w:szCs w:val="21"/>
+              </w:rPr>
+              <w:t>Employee_ID</w:t>
+            </w:r>
+            <w:proofErr w:type="spellEnd"/>
+            <w:r>
+              <w:rPr>
+                <w:rFonts w:ascii="Consolas" w:hAnsi="Consolas"/>
+                <w:color w:val="000000" w:themeColor="text1"/>
+                <w:sz w:val="21"/>
+                <w:szCs w:val="21"/>
+              </w:rPr>
+              <w:t>)</w:t>
+            </w:r>
+          </w:p>
+          <w:p>
+            <w:pPr>
+              <w:shd w:val="clear" w:color="auto" w:fill="FFFFFF"/>
+              <w:spacing w:line="285" w:lineRule="atLeast"/>
+              <w:rPr>
+                <w:rFonts w:ascii="Consolas" w:hAnsi="Consolas"/>
+                <w:color w:val="0000FF"/>
+                <w:sz w:val="21"/>
+                <w:szCs w:val="21"/>
+              </w:rPr>
+            </w:pPr>
+            <w:r>
+              <w:rPr>
+                <w:rFonts w:ascii="Consolas" w:hAnsi="Consolas"/>
+                <w:color w:val="000000" w:themeColor="text1"/>
                 <w:sz w:val="21"/>
                 <w:szCs w:val="21"/>
               </w:rPr>
@@ -5303,7 +6966,7 @@
                 <w:sz w:val="21"/>
                 <w:szCs w:val="21"/>
               </w:rPr>
-              <w:t>Authors</w:t>
+              <w:t>Books</w:t>
             </w:r>
           </w:p>
           <w:p>
@@ -5329,19 +6992,28 @@
               <w:spacing w:line="285" w:lineRule="atLeast"/>
               <w:rPr>
                 <w:rFonts w:ascii="Consolas" w:hAnsi="Consolas"/>
-                <w:color w:val="76923C" w:themeColor="accent3" w:themeShade="BF"/>
-                <w:sz w:val="21"/>
-                <w:szCs w:val="21"/>
-              </w:rPr>
-            </w:pPr>
-            <w:r>
-              <w:rPr>
-                <w:rFonts w:ascii="Consolas" w:hAnsi="Consolas"/>
-                <w:color w:val="76923C" w:themeColor="accent3" w:themeShade="BF"/>
-                <w:sz w:val="21"/>
-                <w:szCs w:val="21"/>
-              </w:rPr>
-              <w:t>CREATE TABLE Authors (</w:t>
+                <w:color w:val="000000" w:themeColor="text1"/>
+                <w:sz w:val="21"/>
+                <w:szCs w:val="21"/>
+              </w:rPr>
+            </w:pPr>
+            <w:r>
+              <w:rPr>
+                <w:rFonts w:ascii="Consolas" w:hAnsi="Consolas"/>
+                <w:color w:val="0000FF"/>
+                <w:sz w:val="21"/>
+                <w:szCs w:val="21"/>
+              </w:rPr>
+              <w:t xml:space="preserve">CREATE TABLE </w:t>
+            </w:r>
+            <w:r>
+              <w:rPr>
+                <w:rFonts w:ascii="Consolas" w:hAnsi="Consolas"/>
+                <w:color w:val="000000" w:themeColor="text1"/>
+                <w:sz w:val="21"/>
+                <w:szCs w:val="21"/>
+              </w:rPr>
+              <w:t>Books (</w:t>
             </w:r>
           </w:p>
           <w:p>
@@ -5368,21 +7040,39 @@
             <w:r>
               <w:rPr>
                 <w:rFonts w:ascii="Consolas" w:hAnsi="Consolas"/>
-                <w:color w:val="76923C" w:themeColor="accent3" w:themeShade="BF"/>
-                <w:sz w:val="21"/>
-                <w:szCs w:val="21"/>
-              </w:rPr>
-              <w:t>Authors_ID</w:t>
+                <w:color w:val="000000" w:themeColor="text1"/>
+                <w:sz w:val="21"/>
+                <w:szCs w:val="21"/>
+              </w:rPr>
+              <w:t>Book_Code</w:t>
             </w:r>
             <w:proofErr w:type="spellEnd"/>
             <w:r>
               <w:rPr>
                 <w:rFonts w:ascii="Consolas" w:hAnsi="Consolas"/>
-                <w:color w:val="76923C" w:themeColor="accent3" w:themeShade="BF"/>
-                <w:sz w:val="21"/>
-                <w:szCs w:val="21"/>
-              </w:rPr>
-              <w:t xml:space="preserve"> INT PRIMARY KEY,</w:t>
+                <w:color w:val="000000" w:themeColor="text1"/>
+                <w:sz w:val="21"/>
+                <w:szCs w:val="21"/>
+              </w:rPr>
+              <w:t xml:space="preserve"> </w:t>
+            </w:r>
+            <w:r>
+              <w:rPr>
+                <w:rFonts w:ascii="Consolas" w:hAnsi="Consolas"/>
+                <w:color w:val="0000FF"/>
+                <w:sz w:val="21"/>
+                <w:szCs w:val="21"/>
+              </w:rPr>
+              <w:t>INT PRIMARY KEY</w:t>
+            </w:r>
+            <w:r>
+              <w:rPr>
+                <w:rFonts w:ascii="Consolas" w:hAnsi="Consolas"/>
+                <w:color w:val="000000" w:themeColor="text1"/>
+                <w:sz w:val="21"/>
+                <w:szCs w:val="21"/>
+              </w:rPr>
+              <w:t>,</w:t>
             </w:r>
           </w:p>
           <w:p>
@@ -5405,17 +7095,15 @@
               </w:rPr>
               <w:t xml:space="preserve">    </w:t>
             </w:r>
-            <w:proofErr w:type="spellStart"/>
-            <w:r>
-              <w:rPr>
-                <w:rFonts w:ascii="Consolas" w:hAnsi="Consolas"/>
-                <w:color w:val="76923C" w:themeColor="accent3" w:themeShade="BF"/>
-                <w:sz w:val="21"/>
-                <w:szCs w:val="21"/>
-              </w:rPr>
-              <w:t>Nick_Name</w:t>
-            </w:r>
-            <w:proofErr w:type="spellEnd"/>
+            <w:r>
+              <w:rPr>
+                <w:rFonts w:ascii="Consolas" w:hAnsi="Consolas"/>
+                <w:color w:val="000000" w:themeColor="text1"/>
+                <w:sz w:val="21"/>
+                <w:szCs w:val="21"/>
+              </w:rPr>
+              <w:t>Title</w:t>
+            </w:r>
             <w:r>
               <w:rPr>
                 <w:rFonts w:ascii="Consolas" w:hAnsi="Consolas"/>
@@ -5429,21 +7117,75 @@
             <w:r>
               <w:rPr>
                 <w:rFonts w:ascii="Consolas" w:hAnsi="Consolas"/>
-                <w:color w:val="76923C" w:themeColor="accent3" w:themeShade="BF"/>
-                <w:sz w:val="21"/>
-                <w:szCs w:val="21"/>
-              </w:rPr>
-              <w:t>VARCHAR(</w:t>
+                <w:color w:val="0000FF"/>
+                <w:sz w:val="21"/>
+                <w:szCs w:val="21"/>
+              </w:rPr>
+              <w:t>VARCHAR</w:t>
+            </w:r>
+            <w:r>
+              <w:rPr>
+                <w:rFonts w:ascii="Consolas" w:hAnsi="Consolas"/>
+                <w:color w:val="000000" w:themeColor="text1"/>
+                <w:sz w:val="21"/>
+                <w:szCs w:val="21"/>
+              </w:rPr>
+              <w:t>(</w:t>
             </w:r>
             <w:proofErr w:type="gramEnd"/>
             <w:r>
               <w:rPr>
                 <w:rFonts w:ascii="Consolas" w:hAnsi="Consolas"/>
-                <w:color w:val="76923C" w:themeColor="accent3" w:themeShade="BF"/>
-                <w:sz w:val="21"/>
-                <w:szCs w:val="21"/>
-              </w:rPr>
-              <w:t>30) NOT NULL,</w:t>
+                <w:color w:val="00B050"/>
+                <w:sz w:val="21"/>
+                <w:szCs w:val="21"/>
+              </w:rPr>
+              <w:t>100</w:t>
+            </w:r>
+            <w:r>
+              <w:rPr>
+                <w:rFonts w:ascii="Consolas" w:hAnsi="Consolas"/>
+                <w:color w:val="000000" w:themeColor="text1"/>
+                <w:sz w:val="21"/>
+                <w:szCs w:val="21"/>
+              </w:rPr>
+              <w:t xml:space="preserve">) </w:t>
+            </w:r>
+            <w:r>
+              <w:rPr>
+                <w:rFonts w:ascii="Consolas" w:hAnsi="Consolas"/>
+                <w:color w:val="0000FF"/>
+                <w:sz w:val="21"/>
+                <w:szCs w:val="21"/>
+              </w:rPr>
+              <w:t>NOT</w:t>
+            </w:r>
+            <w:r>
+              <w:rPr>
+                <w:rFonts w:ascii="Consolas" w:hAnsi="Consolas"/>
+                <w:color w:val="76923C" w:themeColor="accent3" w:themeShade="BF"/>
+                <w:sz w:val="21"/>
+                <w:szCs w:val="21"/>
+              </w:rPr>
+              <w:t xml:space="preserve"> </w:t>
+            </w:r>
+            <w:r>
+              <w:rPr>
+                <w:rFonts w:ascii="Consolas" w:hAnsi="Consolas"/>
+                <w:color w:val="0000FF"/>
+                <w:sz w:val="21"/>
+                <w:szCs w:val="21"/>
+              </w:rPr>
+              <w:t>NULL</w:t>
+            </w:r>
+            <w:r>
+              <w:rPr>
+                <w:rFonts w:ascii="Consolas" w:hAnsi="Consolas"/>
+                <w:color w:val="000000" w:themeColor="text1"/>
+                <w:sz w:val="21"/>
+                <w:szCs w:val="21"/>
+              </w:rPr>
+              <w:t>,</w:t>
             </w:r>
           </w:p>
           <w:p>
@@ -5464,27 +7206,108 @@
                 <w:sz w:val="21"/>
                 <w:szCs w:val="21"/>
               </w:rPr>
-              <w:t xml:space="preserve">    Email </w:t>
+              <w:t xml:space="preserve">    </w:t>
+            </w:r>
+            <w:r>
+              <w:rPr>
+                <w:rFonts w:ascii="Consolas" w:hAnsi="Consolas"/>
+                <w:color w:val="000000" w:themeColor="text1"/>
+                <w:sz w:val="21"/>
+                <w:szCs w:val="21"/>
+              </w:rPr>
+              <w:t xml:space="preserve">Price </w:t>
             </w:r>
             <w:proofErr w:type="gramStart"/>
             <w:r>
               <w:rPr>
                 <w:rFonts w:ascii="Consolas" w:hAnsi="Consolas"/>
-                <w:color w:val="76923C" w:themeColor="accent3" w:themeShade="BF"/>
-                <w:sz w:val="21"/>
-                <w:szCs w:val="21"/>
-              </w:rPr>
-              <w:t>VARCHAR(</w:t>
+                <w:color w:val="0000FF"/>
+                <w:sz w:val="21"/>
+                <w:szCs w:val="21"/>
+              </w:rPr>
+              <w:t>DECIMAL</w:t>
+            </w:r>
+            <w:r>
+              <w:rPr>
+                <w:rFonts w:ascii="Consolas" w:hAnsi="Consolas"/>
+                <w:color w:val="000000" w:themeColor="text1"/>
+                <w:sz w:val="21"/>
+                <w:szCs w:val="21"/>
+              </w:rPr>
+              <w:t>(</w:t>
             </w:r>
             <w:proofErr w:type="gramEnd"/>
             <w:r>
               <w:rPr>
                 <w:rFonts w:ascii="Consolas" w:hAnsi="Consolas"/>
-                <w:color w:val="76923C" w:themeColor="accent3" w:themeShade="BF"/>
-                <w:sz w:val="21"/>
-                <w:szCs w:val="21"/>
-              </w:rPr>
-              <w:t>50) UNIQUE NOT NULL</w:t>
+                <w:color w:val="00B050"/>
+                <w:sz w:val="21"/>
+                <w:szCs w:val="21"/>
+              </w:rPr>
+              <w:t>10</w:t>
+            </w:r>
+            <w:r>
+              <w:rPr>
+                <w:rFonts w:ascii="Consolas" w:hAnsi="Consolas"/>
+                <w:color w:val="000000" w:themeColor="text1"/>
+                <w:sz w:val="21"/>
+                <w:szCs w:val="21"/>
+              </w:rPr>
+              <w:t>,</w:t>
+            </w:r>
+            <w:r>
+              <w:rPr>
+                <w:rFonts w:ascii="Consolas" w:hAnsi="Consolas"/>
+                <w:color w:val="00B050"/>
+                <w:sz w:val="21"/>
+                <w:szCs w:val="21"/>
+              </w:rPr>
+              <w:t>2</w:t>
+            </w:r>
+            <w:r>
+              <w:rPr>
+                <w:rFonts w:ascii="Consolas" w:hAnsi="Consolas"/>
+                <w:color w:val="000000" w:themeColor="text1"/>
+                <w:sz w:val="21"/>
+                <w:szCs w:val="21"/>
+              </w:rPr>
+              <w:t xml:space="preserve">) </w:t>
+            </w:r>
+            <w:r>
+              <w:rPr>
+                <w:rFonts w:ascii="Consolas" w:hAnsi="Consolas"/>
+                <w:color w:val="0000FF"/>
+                <w:sz w:val="21"/>
+                <w:szCs w:val="21"/>
+              </w:rPr>
+              <w:t>NOT</w:t>
+            </w:r>
+            <w:r>
+              <w:rPr>
+                <w:rFonts w:ascii="Consolas" w:hAnsi="Consolas"/>
+                <w:color w:val="76923C" w:themeColor="accent3" w:themeShade="BF"/>
+                <w:sz w:val="21"/>
+                <w:szCs w:val="21"/>
+              </w:rPr>
+              <w:t xml:space="preserve"> </w:t>
+            </w:r>
+            <w:r>
+              <w:rPr>
+                <w:rFonts w:ascii="Consolas" w:hAnsi="Consolas"/>
+                <w:color w:val="0000FF"/>
+                <w:sz w:val="21"/>
+                <w:szCs w:val="21"/>
+              </w:rPr>
+              <w:t>NULL</w:t>
+            </w:r>
+            <w:r>
+              <w:rPr>
+                <w:rFonts w:ascii="Consolas" w:hAnsi="Consolas"/>
+                <w:color w:val="000000" w:themeColor="text1"/>
+                <w:sz w:val="21"/>
+                <w:szCs w:val="21"/>
+              </w:rPr>
+              <w:t>,</w:t>
             </w:r>
           </w:p>
           <w:p>
@@ -5493,15 +7316,81 @@
               <w:spacing w:line="285" w:lineRule="atLeast"/>
               <w:rPr>
                 <w:rFonts w:ascii="Consolas" w:hAnsi="Consolas"/>
-                <w:color w:val="0000FF"/>
-                <w:sz w:val="21"/>
-                <w:szCs w:val="21"/>
-              </w:rPr>
-            </w:pPr>
-            <w:r>
-              <w:rPr>
-                <w:rFonts w:ascii="Consolas" w:hAnsi="Consolas"/>
-                <w:color w:val="76923C" w:themeColor="accent3" w:themeShade="BF"/>
+                <w:color w:val="76923C" w:themeColor="accent3" w:themeShade="BF"/>
+                <w:sz w:val="21"/>
+                <w:szCs w:val="21"/>
+              </w:rPr>
+            </w:pPr>
+            <w:r>
+              <w:rPr>
+                <w:rFonts w:ascii="Consolas" w:hAnsi="Consolas"/>
+                <w:color w:val="76923C" w:themeColor="accent3" w:themeShade="BF"/>
+                <w:sz w:val="21"/>
+                <w:szCs w:val="21"/>
+              </w:rPr>
+              <w:t xml:space="preserve">    </w:t>
+            </w:r>
+            <w:r>
+              <w:rPr>
+                <w:rFonts w:ascii="Consolas" w:hAnsi="Consolas"/>
+                <w:color w:val="000000" w:themeColor="text1"/>
+                <w:sz w:val="21"/>
+                <w:szCs w:val="21"/>
+              </w:rPr>
+              <w:t xml:space="preserve">Stock </w:t>
+            </w:r>
+            <w:r>
+              <w:rPr>
+                <w:rFonts w:ascii="Consolas" w:hAnsi="Consolas"/>
+                <w:color w:val="0000FF"/>
+                <w:sz w:val="21"/>
+                <w:szCs w:val="21"/>
+              </w:rPr>
+              <w:t xml:space="preserve">INT </w:t>
+            </w:r>
+            <w:r>
+              <w:rPr>
+                <w:rFonts w:ascii="Consolas" w:hAnsi="Consolas"/>
+                <w:color w:val="0000FF"/>
+                <w:sz w:val="21"/>
+                <w:szCs w:val="21"/>
+              </w:rPr>
+              <w:t>NOT</w:t>
+            </w:r>
+            <w:r>
+              <w:rPr>
+                <w:rFonts w:ascii="Consolas" w:hAnsi="Consolas"/>
+                <w:color w:val="76923C" w:themeColor="accent3" w:themeShade="BF"/>
+                <w:sz w:val="21"/>
+                <w:szCs w:val="21"/>
+              </w:rPr>
+              <w:t xml:space="preserve"> </w:t>
+            </w:r>
+            <w:r>
+              <w:rPr>
+                <w:rFonts w:ascii="Consolas" w:hAnsi="Consolas"/>
+                <w:color w:val="0000FF"/>
+                <w:sz w:val="21"/>
+                <w:szCs w:val="21"/>
+              </w:rPr>
+              <w:t>NULL</w:t>
+            </w:r>
+          </w:p>
+          <w:p>
+            <w:pPr>
+              <w:shd w:val="clear" w:color="auto" w:fill="FFFFFF"/>
+              <w:spacing w:line="285" w:lineRule="atLeast"/>
+              <w:rPr>
+                <w:rFonts w:ascii="Consolas" w:hAnsi="Consolas"/>
+                <w:color w:val="0000FF"/>
+                <w:sz w:val="21"/>
+                <w:szCs w:val="21"/>
+              </w:rPr>
+            </w:pPr>
+            <w:r>
+              <w:rPr>
+                <w:rFonts w:ascii="Consolas" w:hAnsi="Consolas"/>
+                <w:color w:val="000000" w:themeColor="text1"/>
                 <w:sz w:val="21"/>
                 <w:szCs w:val="21"/>
               </w:rPr>
@@ -5526,7 +7415,6 @@
                 <w:szCs w:val="21"/>
               </w:rPr>
             </w:pPr>
-            <w:proofErr w:type="spellStart"/>
             <w:r>
               <w:rPr>
                 <w:rFonts w:ascii="Consolas" w:hAnsi="Consolas"/>
@@ -5534,9 +7422,8 @@
                 <w:sz w:val="21"/>
                 <w:szCs w:val="21"/>
               </w:rPr>
-              <w:t>Catagories</w:t>
-            </w:r>
-            <w:proofErr w:type="spellEnd"/>
+              <w:t>Authors</w:t>
+            </w:r>
           </w:p>
           <w:p>
             <w:pPr>
@@ -5569,11 +7456,20 @@
             <w:r>
               <w:rPr>
                 <w:rFonts w:ascii="Consolas" w:hAnsi="Consolas"/>
-                <w:color w:val="76923C" w:themeColor="accent3" w:themeShade="BF"/>
-                <w:sz w:val="21"/>
-                <w:szCs w:val="21"/>
-              </w:rPr>
-              <w:t>CREATE TABLE Categories (</w:t>
+                <w:color w:val="0000FF"/>
+                <w:sz w:val="21"/>
+                <w:szCs w:val="21"/>
+              </w:rPr>
+              <w:t xml:space="preserve">CREATE TABLE </w:t>
+            </w:r>
+            <w:r>
+              <w:rPr>
+                <w:rFonts w:ascii="Consolas" w:hAnsi="Consolas"/>
+                <w:color w:val="000000" w:themeColor="text1"/>
+                <w:sz w:val="21"/>
+                <w:szCs w:val="21"/>
+              </w:rPr>
+              <w:t>Authors (</w:t>
             </w:r>
           </w:p>
           <w:p>
@@ -5600,21 +7496,39 @@
             <w:r>
               <w:rPr>
                 <w:rFonts w:ascii="Consolas" w:hAnsi="Consolas"/>
-                <w:color w:val="76923C" w:themeColor="accent3" w:themeShade="BF"/>
-                <w:sz w:val="21"/>
-                <w:szCs w:val="21"/>
-              </w:rPr>
-              <w:t>Category_ID</w:t>
+                <w:color w:val="000000" w:themeColor="text1"/>
+                <w:sz w:val="21"/>
+                <w:szCs w:val="21"/>
+              </w:rPr>
+              <w:t>Authors_ID</w:t>
             </w:r>
             <w:proofErr w:type="spellEnd"/>
             <w:r>
               <w:rPr>
                 <w:rFonts w:ascii="Consolas" w:hAnsi="Consolas"/>
-                <w:color w:val="76923C" w:themeColor="accent3" w:themeShade="BF"/>
-                <w:sz w:val="21"/>
-                <w:szCs w:val="21"/>
-              </w:rPr>
-              <w:t xml:space="preserve"> INT PRIMARY KEY,</w:t>
+                <w:color w:val="000000" w:themeColor="text1"/>
+                <w:sz w:val="21"/>
+                <w:szCs w:val="21"/>
+              </w:rPr>
+              <w:t xml:space="preserve"> </w:t>
+            </w:r>
+            <w:r>
+              <w:rPr>
+                <w:rFonts w:ascii="Consolas" w:hAnsi="Consolas"/>
+                <w:color w:val="0000FF"/>
+                <w:sz w:val="21"/>
+                <w:szCs w:val="21"/>
+              </w:rPr>
+              <w:t>INT PRIMARY KEY</w:t>
+            </w:r>
+            <w:r>
+              <w:rPr>
+                <w:rFonts w:ascii="Consolas" w:hAnsi="Consolas"/>
+                <w:color w:val="000000" w:themeColor="text1"/>
+                <w:sz w:val="21"/>
+                <w:szCs w:val="21"/>
+              </w:rPr>
+              <w:t>,</w:t>
             </w:r>
           </w:p>
           <w:p>
@@ -5641,17 +7555,17 @@
             <w:r>
               <w:rPr>
                 <w:rFonts w:ascii="Consolas" w:hAnsi="Consolas"/>
-                <w:color w:val="76923C" w:themeColor="accent3" w:themeShade="BF"/>
-                <w:sz w:val="21"/>
-                <w:szCs w:val="21"/>
-              </w:rPr>
-              <w:t>Category_Name</w:t>
+                <w:color w:val="000000" w:themeColor="text1"/>
+                <w:sz w:val="21"/>
+                <w:szCs w:val="21"/>
+              </w:rPr>
+              <w:t>Nick_Name</w:t>
             </w:r>
             <w:proofErr w:type="spellEnd"/>
             <w:r>
               <w:rPr>
                 <w:rFonts w:ascii="Consolas" w:hAnsi="Consolas"/>
-                <w:color w:val="76923C" w:themeColor="accent3" w:themeShade="BF"/>
+                <w:color w:val="000000" w:themeColor="text1"/>
                 <w:sz w:val="21"/>
                 <w:szCs w:val="21"/>
               </w:rPr>
@@ -5661,21 +7575,75 @@
             <w:r>
               <w:rPr>
                 <w:rFonts w:ascii="Consolas" w:hAnsi="Consolas"/>
-                <w:color w:val="76923C" w:themeColor="accent3" w:themeShade="BF"/>
-                <w:sz w:val="21"/>
-                <w:szCs w:val="21"/>
-              </w:rPr>
-              <w:t>VARCHAR(</w:t>
+                <w:color w:val="0000FF"/>
+                <w:sz w:val="21"/>
+                <w:szCs w:val="21"/>
+              </w:rPr>
+              <w:t>VARCHAR</w:t>
+            </w:r>
+            <w:r>
+              <w:rPr>
+                <w:rFonts w:ascii="Consolas" w:hAnsi="Consolas"/>
+                <w:color w:val="000000" w:themeColor="text1"/>
+                <w:sz w:val="21"/>
+                <w:szCs w:val="21"/>
+              </w:rPr>
+              <w:t>(</w:t>
             </w:r>
             <w:proofErr w:type="gramEnd"/>
             <w:r>
               <w:rPr>
                 <w:rFonts w:ascii="Consolas" w:hAnsi="Consolas"/>
-                <w:color w:val="76923C" w:themeColor="accent3" w:themeShade="BF"/>
-                <w:sz w:val="21"/>
-                <w:szCs w:val="21"/>
-              </w:rPr>
-              <w:t>50) UNIQUE NOT NULL</w:t>
+                <w:color w:val="00B050"/>
+                <w:sz w:val="21"/>
+                <w:szCs w:val="21"/>
+              </w:rPr>
+              <w:t>30</w:t>
+            </w:r>
+            <w:r>
+              <w:rPr>
+                <w:rFonts w:ascii="Consolas" w:hAnsi="Consolas"/>
+                <w:color w:val="000000" w:themeColor="text1"/>
+                <w:sz w:val="21"/>
+                <w:szCs w:val="21"/>
+              </w:rPr>
+              <w:t xml:space="preserve">) </w:t>
+            </w:r>
+            <w:r>
+              <w:rPr>
+                <w:rFonts w:ascii="Consolas" w:hAnsi="Consolas"/>
+                <w:color w:val="0000FF"/>
+                <w:sz w:val="21"/>
+                <w:szCs w:val="21"/>
+              </w:rPr>
+              <w:t>NOT</w:t>
+            </w:r>
+            <w:r>
+              <w:rPr>
+                <w:rFonts w:ascii="Consolas" w:hAnsi="Consolas"/>
+                <w:color w:val="76923C" w:themeColor="accent3" w:themeShade="BF"/>
+                <w:sz w:val="21"/>
+                <w:szCs w:val="21"/>
+              </w:rPr>
+              <w:t xml:space="preserve"> </w:t>
+            </w:r>
+            <w:r>
+              <w:rPr>
+                <w:rFonts w:ascii="Consolas" w:hAnsi="Consolas"/>
+                <w:color w:val="0000FF"/>
+                <w:sz w:val="21"/>
+                <w:szCs w:val="21"/>
+              </w:rPr>
+              <w:t>NULL</w:t>
+            </w:r>
+            <w:r>
+              <w:rPr>
+                <w:rFonts w:ascii="Consolas" w:hAnsi="Consolas"/>
+                <w:color w:val="000000" w:themeColor="text1"/>
+                <w:sz w:val="21"/>
+                <w:szCs w:val="21"/>
+              </w:rPr>
+              <w:t>,</w:t>
             </w:r>
           </w:p>
           <w:p>
@@ -5693,6 +7661,128 @@
               <w:rPr>
                 <w:rFonts w:ascii="Consolas" w:hAnsi="Consolas"/>
                 <w:color w:val="76923C" w:themeColor="accent3" w:themeShade="BF"/>
+                <w:sz w:val="21"/>
+                <w:szCs w:val="21"/>
+              </w:rPr>
+              <w:t xml:space="preserve">    </w:t>
+            </w:r>
+            <w:r>
+              <w:rPr>
+                <w:rFonts w:ascii="Consolas" w:hAnsi="Consolas"/>
+                <w:color w:val="000000" w:themeColor="text1"/>
+                <w:sz w:val="21"/>
+                <w:szCs w:val="21"/>
+              </w:rPr>
+              <w:t>Email</w:t>
+            </w:r>
+            <w:r>
+              <w:rPr>
+                <w:rFonts w:ascii="Consolas" w:hAnsi="Consolas"/>
+                <w:color w:val="76923C" w:themeColor="accent3" w:themeShade="BF"/>
+                <w:sz w:val="21"/>
+                <w:szCs w:val="21"/>
+              </w:rPr>
+              <w:t xml:space="preserve"> </w:t>
+            </w:r>
+            <w:proofErr w:type="gramStart"/>
+            <w:r>
+              <w:rPr>
+                <w:rFonts w:ascii="Consolas" w:hAnsi="Consolas"/>
+                <w:color w:val="0000FF"/>
+                <w:sz w:val="21"/>
+                <w:szCs w:val="21"/>
+              </w:rPr>
+              <w:t>VARCHAR</w:t>
+            </w:r>
+            <w:r>
+              <w:rPr>
+                <w:rFonts w:ascii="Consolas" w:hAnsi="Consolas"/>
+                <w:color w:val="000000" w:themeColor="text1"/>
+                <w:sz w:val="21"/>
+                <w:szCs w:val="21"/>
+              </w:rPr>
+              <w:t>(</w:t>
+            </w:r>
+            <w:proofErr w:type="gramEnd"/>
+            <w:r>
+              <w:rPr>
+                <w:rFonts w:ascii="Consolas" w:hAnsi="Consolas"/>
+                <w:color w:val="00B050"/>
+                <w:sz w:val="21"/>
+                <w:szCs w:val="21"/>
+              </w:rPr>
+              <w:t>50</w:t>
+            </w:r>
+            <w:r>
+              <w:rPr>
+                <w:rFonts w:ascii="Consolas" w:hAnsi="Consolas"/>
+                <w:color w:val="000000" w:themeColor="text1"/>
+                <w:sz w:val="21"/>
+                <w:szCs w:val="21"/>
+              </w:rPr>
+              <w:t xml:space="preserve">) </w:t>
+            </w:r>
+            <w:r>
+              <w:rPr>
+                <w:rFonts w:ascii="Consolas" w:hAnsi="Consolas"/>
+                <w:color w:val="0000FF"/>
+                <w:sz w:val="21"/>
+                <w:szCs w:val="21"/>
+              </w:rPr>
+              <w:t>UNIQUE</w:t>
+            </w:r>
+            <w:r>
+              <w:rPr>
+                <w:rFonts w:ascii="Consolas" w:hAnsi="Consolas"/>
+                <w:color w:val="76923C" w:themeColor="accent3" w:themeShade="BF"/>
+                <w:sz w:val="21"/>
+                <w:szCs w:val="21"/>
+              </w:rPr>
+              <w:t xml:space="preserve"> </w:t>
+            </w:r>
+            <w:r>
+              <w:rPr>
+                <w:rFonts w:ascii="Consolas" w:hAnsi="Consolas"/>
+                <w:color w:val="0000FF"/>
+                <w:sz w:val="21"/>
+                <w:szCs w:val="21"/>
+              </w:rPr>
+              <w:t>NOT</w:t>
+            </w:r>
+            <w:r>
+              <w:rPr>
+                <w:rFonts w:ascii="Consolas" w:hAnsi="Consolas"/>
+                <w:color w:val="76923C" w:themeColor="accent3" w:themeShade="BF"/>
+                <w:sz w:val="21"/>
+                <w:szCs w:val="21"/>
+              </w:rPr>
+              <w:t xml:space="preserve"> </w:t>
+            </w:r>
+            <w:r>
+              <w:rPr>
+                <w:rFonts w:ascii="Consolas" w:hAnsi="Consolas"/>
+                <w:color w:val="0000FF"/>
+                <w:sz w:val="21"/>
+                <w:szCs w:val="21"/>
+              </w:rPr>
+              <w:t>NULL</w:t>
+            </w:r>
+          </w:p>
+          <w:p>
+            <w:pPr>
+              <w:shd w:val="clear" w:color="auto" w:fill="FFFFFF"/>
+              <w:spacing w:line="285" w:lineRule="atLeast"/>
+              <w:rPr>
+                <w:rFonts w:ascii="Consolas" w:hAnsi="Consolas"/>
+                <w:color w:val="76923C" w:themeColor="accent3" w:themeShade="BF"/>
+                <w:sz w:val="21"/>
+                <w:szCs w:val="21"/>
+              </w:rPr>
+            </w:pPr>
+            <w:r>
+              <w:rPr>
+                <w:rFonts w:ascii="Consolas" w:hAnsi="Consolas"/>
+                <w:color w:val="000000" w:themeColor="text1"/>
                 <w:sz w:val="21"/>
                 <w:szCs w:val="21"/>
               </w:rPr>
@@ -5717,6 +7807,7 @@
                 <w:szCs w:val="21"/>
               </w:rPr>
             </w:pPr>
+            <w:proofErr w:type="spellStart"/>
             <w:r>
               <w:rPr>
                 <w:rFonts w:ascii="Consolas" w:hAnsi="Consolas"/>
@@ -5724,8 +7815,9 @@
                 <w:sz w:val="21"/>
                 <w:szCs w:val="21"/>
               </w:rPr>
-              <w:t>Table</w:t>
-            </w:r>
+              <w:t>Catagories</w:t>
+            </w:r>
+            <w:proofErr w:type="spellEnd"/>
           </w:p>
           <w:p>
             <w:pPr>
@@ -5750,19 +7842,232 @@
               <w:spacing w:line="285" w:lineRule="atLeast"/>
               <w:rPr>
                 <w:rFonts w:ascii="Consolas" w:hAnsi="Consolas"/>
-                <w:color w:val="0000FF"/>
-                <w:sz w:val="21"/>
-                <w:szCs w:val="21"/>
-              </w:rPr>
-            </w:pPr>
-            <w:r>
-              <w:rPr>
-                <w:rFonts w:ascii="Consolas" w:hAnsi="Consolas"/>
-                <w:color w:val="0000FF"/>
-                <w:sz w:val="21"/>
-                <w:szCs w:val="21"/>
-              </w:rPr>
-              <w:t>code</w:t>
+                <w:color w:val="000000" w:themeColor="text1"/>
+                <w:sz w:val="21"/>
+                <w:szCs w:val="21"/>
+              </w:rPr>
+            </w:pPr>
+            <w:r>
+              <w:rPr>
+                <w:rFonts w:ascii="Consolas" w:hAnsi="Consolas"/>
+                <w:color w:val="0000FF"/>
+                <w:sz w:val="21"/>
+                <w:szCs w:val="21"/>
+              </w:rPr>
+              <w:t xml:space="preserve">CREATE TABLE </w:t>
+            </w:r>
+            <w:r>
+              <w:rPr>
+                <w:rFonts w:ascii="Consolas" w:hAnsi="Consolas"/>
+                <w:color w:val="000000" w:themeColor="text1"/>
+                <w:sz w:val="21"/>
+                <w:szCs w:val="21"/>
+              </w:rPr>
+              <w:t>Categories (</w:t>
+            </w:r>
+          </w:p>
+          <w:p>
+            <w:pPr>
+              <w:shd w:val="clear" w:color="auto" w:fill="FFFFFF"/>
+              <w:spacing w:line="285" w:lineRule="atLeast"/>
+              <w:rPr>
+                <w:rFonts w:ascii="Consolas" w:hAnsi="Consolas"/>
+                <w:color w:val="76923C" w:themeColor="accent3" w:themeShade="BF"/>
+                <w:sz w:val="21"/>
+                <w:szCs w:val="21"/>
+              </w:rPr>
+            </w:pPr>
+            <w:r>
+              <w:rPr>
+                <w:rFonts w:ascii="Consolas" w:hAnsi="Consolas"/>
+                <w:color w:val="76923C" w:themeColor="accent3" w:themeShade="BF"/>
+                <w:sz w:val="21"/>
+                <w:szCs w:val="21"/>
+              </w:rPr>
+              <w:t xml:space="preserve">    </w:t>
+            </w:r>
+            <w:proofErr w:type="spellStart"/>
+            <w:r>
+              <w:rPr>
+                <w:rFonts w:ascii="Consolas" w:hAnsi="Consolas"/>
+                <w:color w:val="000000" w:themeColor="text1"/>
+                <w:sz w:val="21"/>
+                <w:szCs w:val="21"/>
+              </w:rPr>
+              <w:t>Category_ID</w:t>
+            </w:r>
+            <w:proofErr w:type="spellEnd"/>
+            <w:r>
+              <w:rPr>
+                <w:rFonts w:ascii="Consolas" w:hAnsi="Consolas"/>
+                <w:color w:val="000000" w:themeColor="text1"/>
+                <w:sz w:val="21"/>
+                <w:szCs w:val="21"/>
+              </w:rPr>
+              <w:t xml:space="preserve"> </w:t>
+            </w:r>
+            <w:r>
+              <w:rPr>
+                <w:rFonts w:ascii="Consolas" w:hAnsi="Consolas"/>
+                <w:color w:val="0000FF"/>
+                <w:sz w:val="21"/>
+                <w:szCs w:val="21"/>
+              </w:rPr>
+              <w:t>INT PRIMARY KEY</w:t>
+            </w:r>
+            <w:r>
+              <w:rPr>
+                <w:rFonts w:ascii="Consolas" w:hAnsi="Consolas"/>
+                <w:color w:val="000000" w:themeColor="text1"/>
+                <w:sz w:val="21"/>
+                <w:szCs w:val="21"/>
+              </w:rPr>
+              <w:t>,</w:t>
+            </w:r>
+          </w:p>
+          <w:p>
+            <w:pPr>
+              <w:shd w:val="clear" w:color="auto" w:fill="FFFFFF"/>
+              <w:spacing w:line="285" w:lineRule="atLeast"/>
+              <w:rPr>
+                <w:rFonts w:ascii="Consolas" w:hAnsi="Consolas"/>
+                <w:color w:val="76923C" w:themeColor="accent3" w:themeShade="BF"/>
+                <w:sz w:val="21"/>
+                <w:szCs w:val="21"/>
+              </w:rPr>
+            </w:pPr>
+            <w:r>
+              <w:rPr>
+                <w:rFonts w:ascii="Consolas" w:hAnsi="Consolas"/>
+                <w:color w:val="76923C" w:themeColor="accent3" w:themeShade="BF"/>
+                <w:sz w:val="21"/>
+                <w:szCs w:val="21"/>
+              </w:rPr>
+              <w:t xml:space="preserve">    </w:t>
+            </w:r>
+            <w:proofErr w:type="spellStart"/>
+            <w:r>
+              <w:rPr>
+                <w:rFonts w:ascii="Consolas" w:hAnsi="Consolas"/>
+                <w:color w:val="000000" w:themeColor="text1"/>
+                <w:sz w:val="21"/>
+                <w:szCs w:val="21"/>
+              </w:rPr>
+              <w:t>Category_Name</w:t>
+            </w:r>
+            <w:proofErr w:type="spellEnd"/>
+            <w:r>
+              <w:rPr>
+                <w:rFonts w:ascii="Consolas" w:hAnsi="Consolas"/>
+                <w:color w:val="000000" w:themeColor="text1"/>
+                <w:sz w:val="21"/>
+                <w:szCs w:val="21"/>
+              </w:rPr>
+              <w:t xml:space="preserve"> </w:t>
+            </w:r>
+            <w:proofErr w:type="gramStart"/>
+            <w:r>
+              <w:rPr>
+                <w:rFonts w:ascii="Consolas" w:hAnsi="Consolas"/>
+                <w:color w:val="0000FF"/>
+                <w:sz w:val="21"/>
+                <w:szCs w:val="21"/>
+              </w:rPr>
+              <w:t>VARCHAR</w:t>
+            </w:r>
+            <w:r>
+              <w:rPr>
+                <w:rFonts w:ascii="Consolas" w:hAnsi="Consolas"/>
+                <w:color w:val="000000" w:themeColor="text1"/>
+                <w:sz w:val="21"/>
+                <w:szCs w:val="21"/>
+              </w:rPr>
+              <w:t>(</w:t>
+            </w:r>
+            <w:proofErr w:type="gramEnd"/>
+            <w:r>
+              <w:rPr>
+                <w:rFonts w:ascii="Consolas" w:hAnsi="Consolas"/>
+                <w:color w:val="00B050"/>
+                <w:sz w:val="21"/>
+                <w:szCs w:val="21"/>
+              </w:rPr>
+              <w:t>50</w:t>
+            </w:r>
+            <w:r>
+              <w:rPr>
+                <w:rFonts w:ascii="Consolas" w:hAnsi="Consolas"/>
+                <w:color w:val="000000" w:themeColor="text1"/>
+                <w:sz w:val="21"/>
+                <w:szCs w:val="21"/>
+              </w:rPr>
+              <w:t xml:space="preserve">) </w:t>
+            </w:r>
+            <w:r>
+              <w:rPr>
+                <w:rFonts w:ascii="Consolas" w:hAnsi="Consolas"/>
+                <w:color w:val="0000FF"/>
+                <w:sz w:val="21"/>
+                <w:szCs w:val="21"/>
+              </w:rPr>
+              <w:t>UNIQUE</w:t>
+            </w:r>
+            <w:r>
+              <w:rPr>
+                <w:rFonts w:ascii="Consolas" w:hAnsi="Consolas"/>
+                <w:color w:val="76923C" w:themeColor="accent3" w:themeShade="BF"/>
+                <w:sz w:val="21"/>
+                <w:szCs w:val="21"/>
+              </w:rPr>
+              <w:t xml:space="preserve"> </w:t>
+            </w:r>
+            <w:r>
+              <w:rPr>
+                <w:rFonts w:ascii="Consolas" w:hAnsi="Consolas"/>
+                <w:color w:val="0000FF"/>
+                <w:sz w:val="21"/>
+                <w:szCs w:val="21"/>
+              </w:rPr>
+              <w:t>NOT</w:t>
+            </w:r>
+            <w:r>
+              <w:rPr>
+                <w:rFonts w:ascii="Consolas" w:hAnsi="Consolas"/>
+                <w:color w:val="76923C" w:themeColor="accent3" w:themeShade="BF"/>
+                <w:sz w:val="21"/>
+                <w:szCs w:val="21"/>
+              </w:rPr>
+              <w:t xml:space="preserve"> </w:t>
+            </w:r>
+            <w:r>
+              <w:rPr>
+                <w:rFonts w:ascii="Consolas" w:hAnsi="Consolas"/>
+                <w:color w:val="0000FF"/>
+                <w:sz w:val="21"/>
+                <w:szCs w:val="21"/>
+              </w:rPr>
+              <w:t>NULL</w:t>
+            </w:r>
+          </w:p>
+          <w:p>
+            <w:pPr>
+              <w:shd w:val="clear" w:color="auto" w:fill="FFFFFF"/>
+              <w:spacing w:line="285" w:lineRule="atLeast"/>
+              <w:rPr>
+                <w:rFonts w:ascii="Consolas" w:hAnsi="Consolas"/>
+                <w:color w:val="0000FF"/>
+                <w:sz w:val="21"/>
+                <w:szCs w:val="21"/>
+              </w:rPr>
+            </w:pPr>
+            <w:r>
+              <w:rPr>
+                <w:rFonts w:ascii="Consolas" w:hAnsi="Consolas"/>
+                <w:color w:val="000000" w:themeColor="text1"/>
+                <w:sz w:val="21"/>
+                <w:szCs w:val="21"/>
+              </w:rPr>
+              <w:t>);</w:t>
             </w:r>
           </w:p>
         </w:tc>
@@ -5790,20 +8095,8 @@
                 <w:sz w:val="21"/>
                 <w:szCs w:val="21"/>
               </w:rPr>
-              <w:t>Table</w:t>
-            </w:r>
-          </w:p>
-          <w:p>
-            <w:pPr>
-              <w:shd w:val="clear" w:color="auto" w:fill="FFFFFF"/>
-              <w:spacing w:line="285" w:lineRule="atLeast"/>
-              <w:rPr>
-                <w:rFonts w:ascii="Consolas" w:hAnsi="Consolas"/>
-                <w:color w:val="000000"/>
-                <w:sz w:val="21"/>
-                <w:szCs w:val="21"/>
-              </w:rPr>
-            </w:pPr>
+              <w:t xml:space="preserve">Orders </w:t>
+            </w:r>
           </w:p>
         </w:tc>
         <w:tc>
@@ -5816,19 +8109,570 @@
               <w:spacing w:line="285" w:lineRule="atLeast"/>
               <w:rPr>
                 <w:rFonts w:ascii="Consolas" w:hAnsi="Consolas"/>
-                <w:color w:val="0000FF"/>
-                <w:sz w:val="21"/>
-                <w:szCs w:val="21"/>
-              </w:rPr>
-            </w:pPr>
-            <w:r>
-              <w:rPr>
-                <w:rFonts w:ascii="Consolas" w:hAnsi="Consolas"/>
-                <w:color w:val="0000FF"/>
-                <w:sz w:val="21"/>
-                <w:szCs w:val="21"/>
-              </w:rPr>
-              <w:t>Code</w:t>
+                <w:color w:val="000000" w:themeColor="text1"/>
+                <w:sz w:val="21"/>
+                <w:szCs w:val="21"/>
+              </w:rPr>
+            </w:pPr>
+            <w:r>
+              <w:rPr>
+                <w:rFonts w:ascii="Consolas" w:hAnsi="Consolas"/>
+                <w:color w:val="0000FF"/>
+                <w:sz w:val="21"/>
+                <w:szCs w:val="21"/>
+              </w:rPr>
+              <w:t xml:space="preserve">CREATE TABLE </w:t>
+            </w:r>
+            <w:r>
+              <w:rPr>
+                <w:rFonts w:ascii="Consolas" w:hAnsi="Consolas"/>
+                <w:color w:val="000000" w:themeColor="text1"/>
+                <w:sz w:val="21"/>
+                <w:szCs w:val="21"/>
+              </w:rPr>
+              <w:t>Orders (</w:t>
+            </w:r>
+          </w:p>
+          <w:p>
+            <w:pPr>
+              <w:shd w:val="clear" w:color="auto" w:fill="FFFFFF"/>
+              <w:spacing w:line="285" w:lineRule="atLeast"/>
+              <w:rPr>
+                <w:rFonts w:ascii="Consolas" w:hAnsi="Consolas"/>
+                <w:color w:val="76923C" w:themeColor="accent3" w:themeShade="BF"/>
+                <w:sz w:val="21"/>
+                <w:szCs w:val="21"/>
+              </w:rPr>
+            </w:pPr>
+            <w:r>
+              <w:rPr>
+                <w:rFonts w:ascii="Consolas" w:hAnsi="Consolas"/>
+                <w:color w:val="76923C" w:themeColor="accent3" w:themeShade="BF"/>
+                <w:sz w:val="21"/>
+                <w:szCs w:val="21"/>
+              </w:rPr>
+              <w:t xml:space="preserve"> </w:t>
+            </w:r>
+            <w:r>
+              <w:rPr>
+                <w:rFonts w:ascii="Consolas" w:hAnsi="Consolas"/>
+                <w:color w:val="76923C" w:themeColor="accent3" w:themeShade="BF"/>
+                <w:sz w:val="21"/>
+                <w:szCs w:val="21"/>
+              </w:rPr>
+              <w:t xml:space="preserve"> </w:t>
+            </w:r>
+            <w:proofErr w:type="spellStart"/>
+            <w:r>
+              <w:rPr>
+                <w:rFonts w:ascii="Consolas" w:hAnsi="Consolas"/>
+                <w:color w:val="000000" w:themeColor="text1"/>
+                <w:sz w:val="21"/>
+                <w:szCs w:val="21"/>
+              </w:rPr>
+              <w:t>Order_Number</w:t>
+            </w:r>
+            <w:proofErr w:type="spellEnd"/>
+            <w:r>
+              <w:rPr>
+                <w:rFonts w:ascii="Consolas" w:hAnsi="Consolas"/>
+                <w:color w:val="000000" w:themeColor="text1"/>
+                <w:sz w:val="21"/>
+                <w:szCs w:val="21"/>
+              </w:rPr>
+              <w:t xml:space="preserve"> </w:t>
+            </w:r>
+            <w:r>
+              <w:rPr>
+                <w:rFonts w:ascii="Consolas" w:hAnsi="Consolas"/>
+                <w:color w:val="0000FF"/>
+                <w:sz w:val="21"/>
+                <w:szCs w:val="21"/>
+              </w:rPr>
+              <w:t>INT PRIMARY KEY</w:t>
+            </w:r>
+            <w:r>
+              <w:rPr>
+                <w:rFonts w:ascii="Consolas" w:hAnsi="Consolas"/>
+                <w:color w:val="000000" w:themeColor="text1"/>
+                <w:sz w:val="21"/>
+                <w:szCs w:val="21"/>
+              </w:rPr>
+              <w:t>,</w:t>
+            </w:r>
+          </w:p>
+          <w:p>
+            <w:pPr>
+              <w:shd w:val="clear" w:color="auto" w:fill="FFFFFF"/>
+              <w:spacing w:line="285" w:lineRule="atLeast"/>
+              <w:rPr>
+                <w:rFonts w:ascii="Consolas" w:hAnsi="Consolas"/>
+                <w:color w:val="76923C" w:themeColor="accent3" w:themeShade="BF"/>
+                <w:sz w:val="21"/>
+                <w:szCs w:val="21"/>
+              </w:rPr>
+            </w:pPr>
+            <w:r>
+              <w:rPr>
+                <w:rFonts w:ascii="Consolas" w:hAnsi="Consolas"/>
+                <w:color w:val="76923C" w:themeColor="accent3" w:themeShade="BF"/>
+                <w:sz w:val="21"/>
+                <w:szCs w:val="21"/>
+              </w:rPr>
+              <w:t xml:space="preserve"> </w:t>
+            </w:r>
+            <w:r>
+              <w:rPr>
+                <w:rFonts w:ascii="Consolas" w:hAnsi="Consolas"/>
+                <w:color w:val="76923C" w:themeColor="accent3" w:themeShade="BF"/>
+                <w:sz w:val="21"/>
+                <w:szCs w:val="21"/>
+              </w:rPr>
+              <w:t xml:space="preserve"> </w:t>
+            </w:r>
+            <w:proofErr w:type="spellStart"/>
+            <w:r>
+              <w:rPr>
+                <w:rFonts w:ascii="Consolas" w:hAnsi="Consolas"/>
+                <w:color w:val="000000" w:themeColor="text1"/>
+                <w:sz w:val="21"/>
+                <w:szCs w:val="21"/>
+              </w:rPr>
+              <w:t>Order_Date</w:t>
+            </w:r>
+            <w:proofErr w:type="spellEnd"/>
+            <w:r>
+              <w:rPr>
+                <w:rFonts w:ascii="Consolas" w:hAnsi="Consolas"/>
+                <w:color w:val="000000" w:themeColor="text1"/>
+                <w:sz w:val="21"/>
+                <w:szCs w:val="21"/>
+              </w:rPr>
+              <w:t xml:space="preserve"> </w:t>
+            </w:r>
+            <w:r>
+              <w:rPr>
+                <w:rFonts w:ascii="Consolas" w:hAnsi="Consolas"/>
+                <w:color w:val="0000FF"/>
+                <w:sz w:val="21"/>
+                <w:szCs w:val="21"/>
+              </w:rPr>
+              <w:t>DATE</w:t>
+            </w:r>
+            <w:r>
+              <w:rPr>
+                <w:rFonts w:ascii="Consolas" w:hAnsi="Consolas"/>
+                <w:color w:val="76923C" w:themeColor="accent3" w:themeShade="BF"/>
+                <w:sz w:val="21"/>
+                <w:szCs w:val="21"/>
+              </w:rPr>
+              <w:t xml:space="preserve"> </w:t>
+            </w:r>
+            <w:r>
+              <w:rPr>
+                <w:rFonts w:ascii="Consolas" w:hAnsi="Consolas"/>
+                <w:color w:val="0000FF"/>
+                <w:sz w:val="21"/>
+                <w:szCs w:val="21"/>
+              </w:rPr>
+              <w:t>NOT</w:t>
+            </w:r>
+            <w:r>
+              <w:rPr>
+                <w:rFonts w:ascii="Consolas" w:hAnsi="Consolas"/>
+                <w:color w:val="76923C" w:themeColor="accent3" w:themeShade="BF"/>
+                <w:sz w:val="21"/>
+                <w:szCs w:val="21"/>
+              </w:rPr>
+              <w:t xml:space="preserve"> </w:t>
+            </w:r>
+            <w:r>
+              <w:rPr>
+                <w:rFonts w:ascii="Consolas" w:hAnsi="Consolas"/>
+                <w:color w:val="0000FF"/>
+                <w:sz w:val="21"/>
+                <w:szCs w:val="21"/>
+              </w:rPr>
+              <w:t>NULL</w:t>
+            </w:r>
+            <w:r>
+              <w:rPr>
+                <w:rFonts w:ascii="Consolas" w:hAnsi="Consolas"/>
+                <w:color w:val="000000" w:themeColor="text1"/>
+                <w:sz w:val="21"/>
+                <w:szCs w:val="21"/>
+              </w:rPr>
+              <w:t>,</w:t>
+            </w:r>
+            <w:r>
+              <w:rPr>
+                <w:rFonts w:ascii="Consolas" w:hAnsi="Consolas"/>
+                <w:color w:val="76923C" w:themeColor="accent3" w:themeShade="BF"/>
+                <w:sz w:val="21"/>
+                <w:szCs w:val="21"/>
+              </w:rPr>
+              <w:t xml:space="preserve"> </w:t>
+            </w:r>
+          </w:p>
+          <w:p>
+            <w:pPr>
+              <w:shd w:val="clear" w:color="auto" w:fill="FFFFFF"/>
+              <w:spacing w:line="285" w:lineRule="atLeast"/>
+              <w:rPr>
+                <w:rFonts w:ascii="Consolas" w:hAnsi="Consolas"/>
+                <w:color w:val="76923C" w:themeColor="accent3" w:themeShade="BF"/>
+                <w:sz w:val="21"/>
+                <w:szCs w:val="21"/>
+              </w:rPr>
+            </w:pPr>
+            <w:r>
+              <w:rPr>
+                <w:rFonts w:ascii="Consolas" w:hAnsi="Consolas"/>
+                <w:color w:val="76923C" w:themeColor="accent3" w:themeShade="BF"/>
+                <w:sz w:val="21"/>
+                <w:szCs w:val="21"/>
+              </w:rPr>
+              <w:t xml:space="preserve">  </w:t>
+            </w:r>
+            <w:proofErr w:type="spellStart"/>
+            <w:r>
+              <w:rPr>
+                <w:rFonts w:ascii="Consolas" w:hAnsi="Consolas"/>
+                <w:color w:val="000000" w:themeColor="text1"/>
+                <w:sz w:val="21"/>
+                <w:szCs w:val="21"/>
+              </w:rPr>
+              <w:t>Total_Price</w:t>
+            </w:r>
+            <w:proofErr w:type="spellEnd"/>
+            <w:r>
+              <w:rPr>
+                <w:rFonts w:ascii="Consolas" w:hAnsi="Consolas"/>
+                <w:color w:val="000000" w:themeColor="text1"/>
+                <w:sz w:val="21"/>
+                <w:szCs w:val="21"/>
+              </w:rPr>
+              <w:t xml:space="preserve"> </w:t>
+            </w:r>
+            <w:proofErr w:type="gramStart"/>
+            <w:r>
+              <w:rPr>
+                <w:rFonts w:ascii="Consolas" w:hAnsi="Consolas"/>
+                <w:color w:val="0000FF"/>
+                <w:sz w:val="21"/>
+                <w:szCs w:val="21"/>
+              </w:rPr>
+              <w:t>DECIMAL</w:t>
+            </w:r>
+            <w:r>
+              <w:rPr>
+                <w:rFonts w:ascii="Consolas" w:hAnsi="Consolas"/>
+                <w:color w:val="000000" w:themeColor="text1"/>
+                <w:sz w:val="21"/>
+                <w:szCs w:val="21"/>
+              </w:rPr>
+              <w:t>(</w:t>
+            </w:r>
+            <w:proofErr w:type="gramEnd"/>
+            <w:r>
+              <w:rPr>
+                <w:rFonts w:ascii="Consolas" w:hAnsi="Consolas"/>
+                <w:color w:val="00B050"/>
+                <w:sz w:val="21"/>
+                <w:szCs w:val="21"/>
+              </w:rPr>
+              <w:t>10</w:t>
+            </w:r>
+            <w:r>
+              <w:rPr>
+                <w:rFonts w:ascii="Consolas" w:hAnsi="Consolas"/>
+                <w:color w:val="000000" w:themeColor="text1"/>
+                <w:sz w:val="21"/>
+                <w:szCs w:val="21"/>
+              </w:rPr>
+              <w:t xml:space="preserve">, </w:t>
+            </w:r>
+            <w:r>
+              <w:rPr>
+                <w:rFonts w:ascii="Consolas" w:hAnsi="Consolas"/>
+                <w:color w:val="00B050"/>
+                <w:sz w:val="21"/>
+                <w:szCs w:val="21"/>
+              </w:rPr>
+              <w:t>2</w:t>
+            </w:r>
+            <w:r>
+              <w:rPr>
+                <w:rFonts w:ascii="Consolas" w:hAnsi="Consolas"/>
+                <w:color w:val="000000" w:themeColor="text1"/>
+                <w:sz w:val="21"/>
+                <w:szCs w:val="21"/>
+              </w:rPr>
+              <w:t xml:space="preserve">) </w:t>
+            </w:r>
+            <w:r>
+              <w:rPr>
+                <w:rFonts w:ascii="Consolas" w:hAnsi="Consolas"/>
+                <w:color w:val="0000FF"/>
+                <w:sz w:val="21"/>
+                <w:szCs w:val="21"/>
+              </w:rPr>
+              <w:t>NOT</w:t>
+            </w:r>
+            <w:r>
+              <w:rPr>
+                <w:rFonts w:ascii="Consolas" w:hAnsi="Consolas"/>
+                <w:color w:val="76923C" w:themeColor="accent3" w:themeShade="BF"/>
+                <w:sz w:val="21"/>
+                <w:szCs w:val="21"/>
+              </w:rPr>
+              <w:t xml:space="preserve"> </w:t>
+            </w:r>
+            <w:r>
+              <w:rPr>
+                <w:rFonts w:ascii="Consolas" w:hAnsi="Consolas"/>
+                <w:color w:val="0000FF"/>
+                <w:sz w:val="21"/>
+                <w:szCs w:val="21"/>
+              </w:rPr>
+              <w:t>NULL</w:t>
+            </w:r>
+            <w:r>
+              <w:rPr>
+                <w:rFonts w:ascii="Consolas" w:hAnsi="Consolas"/>
+                <w:color w:val="000000" w:themeColor="text1"/>
+                <w:sz w:val="21"/>
+                <w:szCs w:val="21"/>
+              </w:rPr>
+              <w:t>,</w:t>
+            </w:r>
+          </w:p>
+          <w:p>
+            <w:pPr>
+              <w:shd w:val="clear" w:color="auto" w:fill="FFFFFF"/>
+              <w:spacing w:line="285" w:lineRule="atLeast"/>
+              <w:rPr>
+                <w:rFonts w:ascii="Consolas" w:hAnsi="Consolas"/>
+                <w:color w:val="000000" w:themeColor="text1"/>
+                <w:sz w:val="21"/>
+                <w:szCs w:val="21"/>
+                <w:rtl/>
+                <w:lang w:bidi="ar-SA"/>
+              </w:rPr>
+            </w:pPr>
+            <w:r>
+              <w:rPr>
+                <w:rFonts w:ascii="Consolas" w:hAnsi="Consolas"/>
+                <w:color w:val="76923C" w:themeColor="accent3" w:themeShade="BF"/>
+                <w:sz w:val="21"/>
+                <w:szCs w:val="21"/>
+              </w:rPr>
+              <w:t xml:space="preserve"> </w:t>
+            </w:r>
+            <w:r>
+              <w:rPr>
+                <w:rFonts w:ascii="Consolas" w:hAnsi="Consolas"/>
+                <w:color w:val="76923C" w:themeColor="accent3" w:themeShade="BF"/>
+                <w:sz w:val="21"/>
+                <w:szCs w:val="21"/>
+              </w:rPr>
+              <w:t xml:space="preserve"> </w:t>
+            </w:r>
+            <w:proofErr w:type="spellStart"/>
+            <w:r>
+              <w:rPr>
+                <w:rFonts w:ascii="Consolas" w:hAnsi="Consolas"/>
+                <w:color w:val="000000" w:themeColor="text1"/>
+                <w:sz w:val="21"/>
+                <w:szCs w:val="21"/>
+              </w:rPr>
+              <w:t>Customer_ID</w:t>
+            </w:r>
+            <w:proofErr w:type="spellEnd"/>
+            <w:r>
+              <w:rPr>
+                <w:rFonts w:ascii="Consolas" w:hAnsi="Consolas"/>
+                <w:color w:val="000000" w:themeColor="text1"/>
+                <w:sz w:val="21"/>
+                <w:szCs w:val="21"/>
+              </w:rPr>
+              <w:t xml:space="preserve"> </w:t>
+            </w:r>
+            <w:r>
+              <w:rPr>
+                <w:rFonts w:ascii="Consolas" w:hAnsi="Consolas"/>
+                <w:color w:val="0000FF"/>
+                <w:sz w:val="21"/>
+                <w:szCs w:val="21"/>
+              </w:rPr>
+              <w:t>INT</w:t>
+            </w:r>
+            <w:r>
+              <w:rPr>
+                <w:rFonts w:ascii="Consolas" w:hAnsi="Consolas"/>
+                <w:color w:val="0000FF"/>
+                <w:sz w:val="21"/>
+                <w:szCs w:val="21"/>
+              </w:rPr>
+              <w:t xml:space="preserve"> NOT</w:t>
+            </w:r>
+            <w:r>
+              <w:rPr>
+                <w:rFonts w:ascii="Consolas" w:hAnsi="Consolas"/>
+                <w:color w:val="76923C" w:themeColor="accent3" w:themeShade="BF"/>
+                <w:sz w:val="21"/>
+                <w:szCs w:val="21"/>
+              </w:rPr>
+              <w:t xml:space="preserve"> </w:t>
+            </w:r>
+            <w:r>
+              <w:rPr>
+                <w:rFonts w:ascii="Consolas" w:hAnsi="Consolas"/>
+                <w:color w:val="0000FF"/>
+                <w:sz w:val="21"/>
+                <w:szCs w:val="21"/>
+              </w:rPr>
+              <w:t>NULL</w:t>
+            </w:r>
+            <w:r>
+              <w:rPr>
+                <w:rFonts w:ascii="Consolas" w:hAnsi="Consolas"/>
+                <w:color w:val="000000" w:themeColor="text1"/>
+                <w:sz w:val="21"/>
+                <w:szCs w:val="21"/>
+              </w:rPr>
+              <w:t>,</w:t>
+            </w:r>
+          </w:p>
+          <w:p>
+            <w:pPr>
+              <w:shd w:val="clear" w:color="auto" w:fill="FFFFFF"/>
+              <w:spacing w:line="285" w:lineRule="atLeast"/>
+              <w:rPr>
+                <w:rFonts w:ascii="Consolas" w:hAnsi="Consolas" w:hint="cs"/>
+                <w:color w:val="76923C" w:themeColor="accent3" w:themeShade="BF"/>
+                <w:sz w:val="21"/>
+                <w:szCs w:val="21"/>
+                <w:lang w:bidi="ar-SA"/>
+              </w:rPr>
+            </w:pPr>
+          </w:p>
+          <w:p>
+            <w:pPr>
+              <w:shd w:val="clear" w:color="auto" w:fill="FFFFFF"/>
+              <w:spacing w:line="285" w:lineRule="atLeast"/>
+              <w:rPr>
+                <w:rFonts w:ascii="Consolas" w:hAnsi="Consolas"/>
+                <w:color w:val="76923C" w:themeColor="accent3" w:themeShade="BF"/>
+                <w:sz w:val="21"/>
+                <w:szCs w:val="21"/>
+              </w:rPr>
+            </w:pPr>
+            <w:r>
+              <w:rPr>
+                <w:rFonts w:ascii="Consolas" w:hAnsi="Consolas"/>
+                <w:color w:val="76923C" w:themeColor="accent3" w:themeShade="BF"/>
+                <w:sz w:val="21"/>
+                <w:szCs w:val="21"/>
+              </w:rPr>
+              <w:t xml:space="preserve"> </w:t>
+            </w:r>
+            <w:r>
+              <w:rPr>
+                <w:rFonts w:ascii="Consolas" w:hAnsi="Consolas"/>
+                <w:color w:val="76923C" w:themeColor="accent3" w:themeShade="BF"/>
+                <w:sz w:val="21"/>
+                <w:szCs w:val="21"/>
+              </w:rPr>
+              <w:t xml:space="preserve"> </w:t>
+            </w:r>
+            <w:r>
+              <w:rPr>
+                <w:rFonts w:ascii="Consolas" w:hAnsi="Consolas"/>
+                <w:color w:val="0000FF"/>
+                <w:sz w:val="21"/>
+                <w:szCs w:val="21"/>
+              </w:rPr>
+              <w:t>FOREIGN KEY</w:t>
+            </w:r>
+            <w:r>
+              <w:rPr>
+                <w:rFonts w:ascii="Consolas" w:hAnsi="Consolas"/>
+                <w:color w:val="000000" w:themeColor="text1"/>
+                <w:sz w:val="21"/>
+                <w:szCs w:val="21"/>
+              </w:rPr>
+              <w:t xml:space="preserve"> (</w:t>
+            </w:r>
+            <w:proofErr w:type="spellStart"/>
+            <w:r>
+              <w:rPr>
+                <w:rFonts w:ascii="Consolas" w:hAnsi="Consolas"/>
+                <w:color w:val="000000" w:themeColor="text1"/>
+                <w:sz w:val="21"/>
+                <w:szCs w:val="21"/>
+              </w:rPr>
+              <w:t>Customer_ID</w:t>
+            </w:r>
+            <w:proofErr w:type="spellEnd"/>
+            <w:r>
+              <w:rPr>
+                <w:rFonts w:ascii="Consolas" w:hAnsi="Consolas"/>
+                <w:color w:val="000000" w:themeColor="text1"/>
+                <w:sz w:val="21"/>
+                <w:szCs w:val="21"/>
+              </w:rPr>
+              <w:t xml:space="preserve">) </w:t>
+            </w:r>
+            <w:r>
+              <w:rPr>
+                <w:rFonts w:ascii="Consolas" w:hAnsi="Consolas"/>
+                <w:color w:val="0000FF"/>
+                <w:sz w:val="21"/>
+                <w:szCs w:val="21"/>
+              </w:rPr>
+              <w:t xml:space="preserve">REFERENCES </w:t>
+            </w:r>
+            <w:proofErr w:type="gramStart"/>
+            <w:r>
+              <w:rPr>
+                <w:rFonts w:ascii="Consolas" w:hAnsi="Consolas"/>
+                <w:color w:val="000000" w:themeColor="text1"/>
+                <w:sz w:val="21"/>
+                <w:szCs w:val="21"/>
+              </w:rPr>
+              <w:t>Customer(</w:t>
+            </w:r>
+            <w:proofErr w:type="gramEnd"/>
+            <w:r>
+              <w:rPr>
+                <w:rFonts w:ascii="Consolas" w:hAnsi="Consolas"/>
+                <w:color w:val="000000" w:themeColor="text1"/>
+                <w:sz w:val="21"/>
+                <w:szCs w:val="21"/>
+              </w:rPr>
+              <w:t xml:space="preserve">ID) </w:t>
+            </w:r>
+          </w:p>
+          <w:p>
+            <w:pPr>
+              <w:shd w:val="clear" w:color="auto" w:fill="FFFFFF"/>
+              <w:spacing w:line="285" w:lineRule="atLeast"/>
+              <w:rPr>
+                <w:rFonts w:ascii="Consolas" w:hAnsi="Consolas"/>
+                <w:color w:val="0000FF"/>
+                <w:sz w:val="21"/>
+                <w:szCs w:val="21"/>
+              </w:rPr>
+            </w:pPr>
+            <w:r>
+              <w:rPr>
+                <w:rFonts w:ascii="Consolas" w:hAnsi="Consolas"/>
+                <w:color w:val="000000" w:themeColor="text1"/>
+                <w:sz w:val="21"/>
+                <w:szCs w:val="21"/>
+              </w:rPr>
+              <w:t>);</w:t>
             </w:r>
           </w:p>
         </w:tc>
@@ -5856,20 +8700,8 @@
                 <w:sz w:val="21"/>
                 <w:szCs w:val="21"/>
               </w:rPr>
-              <w:t>Table</w:t>
-            </w:r>
-          </w:p>
-          <w:p>
-            <w:pPr>
-              <w:shd w:val="clear" w:color="auto" w:fill="FFFFFF"/>
-              <w:spacing w:line="285" w:lineRule="atLeast"/>
-              <w:rPr>
-                <w:rFonts w:ascii="Consolas" w:hAnsi="Consolas"/>
-                <w:color w:val="000000"/>
-                <w:sz w:val="21"/>
-                <w:szCs w:val="21"/>
-              </w:rPr>
-            </w:pPr>
+              <w:t xml:space="preserve">Purchase </w:t>
+            </w:r>
           </w:p>
         </w:tc>
         <w:tc>
@@ -5882,19 +8714,612 @@
               <w:spacing w:line="285" w:lineRule="atLeast"/>
               <w:rPr>
                 <w:rFonts w:ascii="Consolas" w:hAnsi="Consolas"/>
-                <w:color w:val="0000FF"/>
-                <w:sz w:val="21"/>
-                <w:szCs w:val="21"/>
-              </w:rPr>
-            </w:pPr>
-            <w:r>
-              <w:rPr>
-                <w:rFonts w:ascii="Consolas" w:hAnsi="Consolas"/>
-                <w:color w:val="0000FF"/>
-                <w:sz w:val="21"/>
-                <w:szCs w:val="21"/>
-              </w:rPr>
-              <w:t>Code</w:t>
+                <w:color w:val="76923C" w:themeColor="accent3" w:themeShade="BF"/>
+                <w:sz w:val="21"/>
+                <w:szCs w:val="21"/>
+              </w:rPr>
+            </w:pPr>
+            <w:r>
+              <w:rPr>
+                <w:rFonts w:ascii="Consolas" w:hAnsi="Consolas"/>
+                <w:color w:val="0000FF"/>
+                <w:sz w:val="21"/>
+                <w:szCs w:val="21"/>
+              </w:rPr>
+              <w:t xml:space="preserve">CREATE TABLE </w:t>
+            </w:r>
+            <w:r>
+              <w:rPr>
+                <w:rFonts w:ascii="Consolas" w:hAnsi="Consolas"/>
+                <w:color w:val="000000" w:themeColor="text1"/>
+                <w:sz w:val="21"/>
+                <w:szCs w:val="21"/>
+              </w:rPr>
+              <w:t>Purchase (</w:t>
+            </w:r>
+          </w:p>
+          <w:p>
+            <w:pPr>
+              <w:shd w:val="clear" w:color="auto" w:fill="FFFFFF"/>
+              <w:spacing w:line="285" w:lineRule="atLeast"/>
+              <w:rPr>
+                <w:rFonts w:ascii="Consolas" w:hAnsi="Consolas"/>
+                <w:color w:val="76923C" w:themeColor="accent3" w:themeShade="BF"/>
+                <w:sz w:val="21"/>
+                <w:szCs w:val="21"/>
+              </w:rPr>
+            </w:pPr>
+            <w:r>
+              <w:rPr>
+                <w:rFonts w:ascii="Consolas" w:hAnsi="Consolas"/>
+                <w:color w:val="76923C" w:themeColor="accent3" w:themeShade="BF"/>
+                <w:sz w:val="21"/>
+                <w:szCs w:val="21"/>
+              </w:rPr>
+              <w:t xml:space="preserve"> </w:t>
+            </w:r>
+            <w:r>
+              <w:rPr>
+                <w:rFonts w:ascii="Consolas" w:hAnsi="Consolas"/>
+                <w:color w:val="76923C" w:themeColor="accent3" w:themeShade="BF"/>
+                <w:sz w:val="21"/>
+                <w:szCs w:val="21"/>
+              </w:rPr>
+              <w:t xml:space="preserve"> </w:t>
+            </w:r>
+            <w:proofErr w:type="spellStart"/>
+            <w:r>
+              <w:rPr>
+                <w:rFonts w:ascii="Consolas" w:hAnsi="Consolas"/>
+                <w:color w:val="000000" w:themeColor="text1"/>
+                <w:sz w:val="21"/>
+                <w:szCs w:val="21"/>
+              </w:rPr>
+              <w:t>Book_Code</w:t>
+            </w:r>
+            <w:proofErr w:type="spellEnd"/>
+            <w:r>
+              <w:rPr>
+                <w:rFonts w:ascii="Consolas" w:hAnsi="Consolas"/>
+                <w:color w:val="000000" w:themeColor="text1"/>
+                <w:sz w:val="21"/>
+                <w:szCs w:val="21"/>
+              </w:rPr>
+              <w:t xml:space="preserve"> </w:t>
+            </w:r>
+            <w:r>
+              <w:rPr>
+                <w:rFonts w:ascii="Consolas" w:hAnsi="Consolas"/>
+                <w:color w:val="0000FF"/>
+                <w:sz w:val="21"/>
+                <w:szCs w:val="21"/>
+              </w:rPr>
+              <w:t>INT</w:t>
+            </w:r>
+            <w:r>
+              <w:rPr>
+                <w:rFonts w:ascii="Consolas" w:hAnsi="Consolas"/>
+                <w:color w:val="000000" w:themeColor="text1"/>
+                <w:sz w:val="21"/>
+                <w:szCs w:val="21"/>
+              </w:rPr>
+              <w:t>,</w:t>
+            </w:r>
+          </w:p>
+          <w:p>
+            <w:pPr>
+              <w:shd w:val="clear" w:color="auto" w:fill="FFFFFF"/>
+              <w:spacing w:line="285" w:lineRule="atLeast"/>
+              <w:rPr>
+                <w:rFonts w:ascii="Consolas" w:hAnsi="Consolas"/>
+                <w:color w:val="76923C" w:themeColor="accent3" w:themeShade="BF"/>
+                <w:sz w:val="21"/>
+                <w:szCs w:val="21"/>
+              </w:rPr>
+            </w:pPr>
+            <w:r>
+              <w:rPr>
+                <w:rFonts w:ascii="Consolas" w:hAnsi="Consolas"/>
+                <w:color w:val="76923C" w:themeColor="accent3" w:themeShade="BF"/>
+                <w:sz w:val="21"/>
+                <w:szCs w:val="21"/>
+              </w:rPr>
+              <w:t xml:space="preserve"> </w:t>
+            </w:r>
+            <w:r>
+              <w:rPr>
+                <w:rFonts w:ascii="Consolas" w:hAnsi="Consolas"/>
+                <w:color w:val="76923C" w:themeColor="accent3" w:themeShade="BF"/>
+                <w:sz w:val="21"/>
+                <w:szCs w:val="21"/>
+              </w:rPr>
+              <w:t xml:space="preserve"> </w:t>
+            </w:r>
+            <w:proofErr w:type="spellStart"/>
+            <w:r>
+              <w:rPr>
+                <w:rFonts w:ascii="Consolas" w:hAnsi="Consolas"/>
+                <w:color w:val="000000" w:themeColor="text1"/>
+                <w:sz w:val="21"/>
+                <w:szCs w:val="21"/>
+              </w:rPr>
+              <w:t>Order_Number</w:t>
+            </w:r>
+            <w:proofErr w:type="spellEnd"/>
+            <w:r>
+              <w:rPr>
+                <w:rFonts w:ascii="Consolas" w:hAnsi="Consolas"/>
+                <w:color w:val="000000" w:themeColor="text1"/>
+                <w:sz w:val="21"/>
+                <w:szCs w:val="21"/>
+              </w:rPr>
+              <w:t xml:space="preserve"> </w:t>
+            </w:r>
+            <w:r>
+              <w:rPr>
+                <w:rFonts w:ascii="Consolas" w:hAnsi="Consolas"/>
+                <w:color w:val="0000FF"/>
+                <w:sz w:val="21"/>
+                <w:szCs w:val="21"/>
+              </w:rPr>
+              <w:t>INT</w:t>
+            </w:r>
+            <w:r>
+              <w:rPr>
+                <w:rFonts w:ascii="Consolas" w:hAnsi="Consolas"/>
+                <w:color w:val="000000" w:themeColor="text1"/>
+                <w:sz w:val="21"/>
+                <w:szCs w:val="21"/>
+              </w:rPr>
+              <w:t>,</w:t>
+            </w:r>
+            <w:r>
+              <w:rPr>
+                <w:rFonts w:ascii="Consolas" w:hAnsi="Consolas"/>
+                <w:color w:val="76923C" w:themeColor="accent3" w:themeShade="BF"/>
+                <w:sz w:val="21"/>
+                <w:szCs w:val="21"/>
+              </w:rPr>
+              <w:t xml:space="preserve"> </w:t>
+            </w:r>
+          </w:p>
+          <w:p>
+            <w:pPr>
+              <w:shd w:val="clear" w:color="auto" w:fill="FFFFFF"/>
+              <w:spacing w:line="285" w:lineRule="atLeast"/>
+              <w:rPr>
+                <w:rFonts w:ascii="Consolas" w:hAnsi="Consolas"/>
+                <w:color w:val="000000" w:themeColor="text1"/>
+                <w:sz w:val="21"/>
+                <w:szCs w:val="21"/>
+                <w:rtl/>
+                <w:lang w:bidi="ar-SA"/>
+              </w:rPr>
+            </w:pPr>
+            <w:r>
+              <w:rPr>
+                <w:rFonts w:ascii="Consolas" w:hAnsi="Consolas"/>
+                <w:color w:val="76923C" w:themeColor="accent3" w:themeShade="BF"/>
+                <w:sz w:val="21"/>
+                <w:szCs w:val="21"/>
+              </w:rPr>
+              <w:t xml:space="preserve">  </w:t>
+            </w:r>
+            <w:r>
+              <w:rPr>
+                <w:rFonts w:ascii="Consolas" w:hAnsi="Consolas"/>
+                <w:color w:val="000000" w:themeColor="text1"/>
+                <w:sz w:val="21"/>
+                <w:szCs w:val="21"/>
+              </w:rPr>
+              <w:t xml:space="preserve">Quantity </w:t>
+            </w:r>
+            <w:r>
+              <w:rPr>
+                <w:rFonts w:ascii="Consolas" w:hAnsi="Consolas"/>
+                <w:color w:val="0000FF"/>
+                <w:sz w:val="21"/>
+                <w:szCs w:val="21"/>
+              </w:rPr>
+              <w:t xml:space="preserve">INT </w:t>
+            </w:r>
+            <w:r>
+              <w:rPr>
+                <w:rFonts w:ascii="Consolas" w:hAnsi="Consolas"/>
+                <w:color w:val="0000FF"/>
+                <w:sz w:val="21"/>
+                <w:szCs w:val="21"/>
+              </w:rPr>
+              <w:t>NOT</w:t>
+            </w:r>
+            <w:r>
+              <w:rPr>
+                <w:rFonts w:ascii="Consolas" w:hAnsi="Consolas"/>
+                <w:color w:val="76923C" w:themeColor="accent3" w:themeShade="BF"/>
+                <w:sz w:val="21"/>
+                <w:szCs w:val="21"/>
+              </w:rPr>
+              <w:t xml:space="preserve"> </w:t>
+            </w:r>
+            <w:r>
+              <w:rPr>
+                <w:rFonts w:ascii="Consolas" w:hAnsi="Consolas"/>
+                <w:color w:val="0000FF"/>
+                <w:sz w:val="21"/>
+                <w:szCs w:val="21"/>
+              </w:rPr>
+              <w:t>NULL</w:t>
+            </w:r>
+            <w:r>
+              <w:rPr>
+                <w:rFonts w:ascii="Consolas" w:hAnsi="Consolas"/>
+                <w:color w:val="000000" w:themeColor="text1"/>
+                <w:sz w:val="21"/>
+                <w:szCs w:val="21"/>
+              </w:rPr>
+              <w:t>,</w:t>
+            </w:r>
+          </w:p>
+          <w:p>
+            <w:pPr>
+              <w:shd w:val="clear" w:color="auto" w:fill="FFFFFF"/>
+              <w:spacing w:line="285" w:lineRule="atLeast"/>
+              <w:rPr>
+                <w:rFonts w:ascii="Consolas" w:hAnsi="Consolas" w:hint="cs"/>
+                <w:color w:val="76923C" w:themeColor="accent3" w:themeShade="BF"/>
+                <w:sz w:val="21"/>
+                <w:szCs w:val="21"/>
+                <w:lang w:bidi="ar-SA"/>
+              </w:rPr>
+            </w:pPr>
+          </w:p>
+          <w:p>
+            <w:pPr>
+              <w:shd w:val="clear" w:color="auto" w:fill="FFFFFF"/>
+              <w:spacing w:line="285" w:lineRule="atLeast"/>
+              <w:rPr>
+                <w:rFonts w:ascii="Consolas" w:hAnsi="Consolas"/>
+                <w:color w:val="000000" w:themeColor="text1"/>
+                <w:sz w:val="21"/>
+                <w:szCs w:val="21"/>
+                <w:rtl/>
+                <w:lang w:bidi="ar-SA"/>
+              </w:rPr>
+            </w:pPr>
+            <w:r>
+              <w:rPr>
+                <w:rFonts w:ascii="Consolas" w:hAnsi="Consolas"/>
+                <w:color w:val="76923C" w:themeColor="accent3" w:themeShade="BF"/>
+                <w:sz w:val="21"/>
+                <w:szCs w:val="21"/>
+              </w:rPr>
+              <w:t xml:space="preserve"> </w:t>
+            </w:r>
+            <w:r>
+              <w:rPr>
+                <w:rFonts w:ascii="Consolas" w:hAnsi="Consolas"/>
+                <w:color w:val="76923C" w:themeColor="accent3" w:themeShade="BF"/>
+                <w:sz w:val="21"/>
+                <w:szCs w:val="21"/>
+              </w:rPr>
+              <w:t xml:space="preserve"> </w:t>
+            </w:r>
+            <w:r>
+              <w:rPr>
+                <w:rFonts w:ascii="Consolas" w:hAnsi="Consolas"/>
+                <w:color w:val="0000FF"/>
+                <w:sz w:val="21"/>
+                <w:szCs w:val="21"/>
+              </w:rPr>
+              <w:t>PRIMARY KEY</w:t>
+            </w:r>
+            <w:r>
+              <w:rPr>
+                <w:rFonts w:ascii="Consolas" w:hAnsi="Consolas"/>
+                <w:color w:val="76923C" w:themeColor="accent3" w:themeShade="BF"/>
+                <w:sz w:val="21"/>
+                <w:szCs w:val="21"/>
+              </w:rPr>
+              <w:t xml:space="preserve"> </w:t>
+            </w:r>
+            <w:r>
+              <w:rPr>
+                <w:rFonts w:ascii="Consolas" w:hAnsi="Consolas"/>
+                <w:color w:val="000000" w:themeColor="text1"/>
+                <w:sz w:val="21"/>
+                <w:szCs w:val="21"/>
+              </w:rPr>
+              <w:t>(</w:t>
+            </w:r>
+            <w:proofErr w:type="spellStart"/>
+            <w:r>
+              <w:rPr>
+                <w:rFonts w:ascii="Consolas" w:hAnsi="Consolas"/>
+                <w:color w:val="000000" w:themeColor="text1"/>
+                <w:sz w:val="21"/>
+                <w:szCs w:val="21"/>
+              </w:rPr>
+              <w:t>Book_Code</w:t>
+            </w:r>
+            <w:proofErr w:type="spellEnd"/>
+            <w:r>
+              <w:rPr>
+                <w:rFonts w:ascii="Consolas" w:hAnsi="Consolas"/>
+                <w:color w:val="000000" w:themeColor="text1"/>
+                <w:sz w:val="21"/>
+                <w:szCs w:val="21"/>
+              </w:rPr>
+              <w:t xml:space="preserve">, </w:t>
+            </w:r>
+            <w:proofErr w:type="spellStart"/>
+            <w:r>
+              <w:rPr>
+                <w:rFonts w:ascii="Consolas" w:hAnsi="Consolas"/>
+                <w:color w:val="000000" w:themeColor="text1"/>
+                <w:sz w:val="21"/>
+                <w:szCs w:val="21"/>
+              </w:rPr>
+              <w:t>Order_Number</w:t>
+            </w:r>
+            <w:proofErr w:type="spellEnd"/>
+            <w:r>
+              <w:rPr>
+                <w:rFonts w:ascii="Consolas" w:hAnsi="Consolas"/>
+                <w:color w:val="000000" w:themeColor="text1"/>
+                <w:sz w:val="21"/>
+                <w:szCs w:val="21"/>
+              </w:rPr>
+              <w:t>),</w:t>
+            </w:r>
+          </w:p>
+          <w:p>
+            <w:pPr>
+              <w:shd w:val="clear" w:color="auto" w:fill="FFFFFF"/>
+              <w:spacing w:line="285" w:lineRule="atLeast"/>
+              <w:rPr>
+                <w:rFonts w:ascii="Consolas" w:hAnsi="Consolas" w:hint="cs"/>
+                <w:color w:val="76923C" w:themeColor="accent3" w:themeShade="BF"/>
+                <w:sz w:val="21"/>
+                <w:szCs w:val="21"/>
+                <w:lang w:bidi="ar-SA"/>
+              </w:rPr>
+            </w:pPr>
+          </w:p>
+          <w:p>
+            <w:pPr>
+              <w:shd w:val="clear" w:color="auto" w:fill="FFFFFF"/>
+              <w:spacing w:line="285" w:lineRule="atLeast"/>
+              <w:rPr>
+                <w:rFonts w:ascii="Consolas" w:hAnsi="Consolas"/>
+                <w:color w:val="76923C" w:themeColor="accent3" w:themeShade="BF"/>
+                <w:sz w:val="21"/>
+                <w:szCs w:val="21"/>
+              </w:rPr>
+            </w:pPr>
+            <w:r>
+              <w:rPr>
+                <w:rFonts w:ascii="Consolas" w:hAnsi="Consolas"/>
+                <w:color w:val="76923C" w:themeColor="accent3" w:themeShade="BF"/>
+                <w:sz w:val="21"/>
+                <w:szCs w:val="21"/>
+              </w:rPr>
+              <w:t xml:space="preserve"> </w:t>
+            </w:r>
+            <w:r>
+              <w:rPr>
+                <w:rFonts w:ascii="Consolas" w:hAnsi="Consolas"/>
+                <w:color w:val="76923C" w:themeColor="accent3" w:themeShade="BF"/>
+                <w:sz w:val="21"/>
+                <w:szCs w:val="21"/>
+              </w:rPr>
+              <w:t xml:space="preserve"> </w:t>
+            </w:r>
+            <w:r>
+              <w:rPr>
+                <w:rFonts w:ascii="Consolas" w:hAnsi="Consolas"/>
+                <w:color w:val="0000FF"/>
+                <w:sz w:val="21"/>
+                <w:szCs w:val="21"/>
+              </w:rPr>
+              <w:t>FOREIGN KEY</w:t>
+            </w:r>
+            <w:r>
+              <w:rPr>
+                <w:rFonts w:ascii="Consolas" w:hAnsi="Consolas"/>
+                <w:color w:val="000000" w:themeColor="text1"/>
+                <w:sz w:val="21"/>
+                <w:szCs w:val="21"/>
+              </w:rPr>
+              <w:t xml:space="preserve"> (</w:t>
+            </w:r>
+            <w:proofErr w:type="spellStart"/>
+            <w:r>
+              <w:rPr>
+                <w:rFonts w:ascii="Consolas" w:hAnsi="Consolas"/>
+                <w:color w:val="000000" w:themeColor="text1"/>
+                <w:sz w:val="21"/>
+                <w:szCs w:val="21"/>
+              </w:rPr>
+              <w:t>Book_Code</w:t>
+            </w:r>
+            <w:proofErr w:type="spellEnd"/>
+            <w:r>
+              <w:rPr>
+                <w:rFonts w:ascii="Consolas" w:hAnsi="Consolas"/>
+                <w:color w:val="000000" w:themeColor="text1"/>
+                <w:sz w:val="21"/>
+                <w:szCs w:val="21"/>
+              </w:rPr>
+              <w:t xml:space="preserve">) </w:t>
+            </w:r>
+            <w:r>
+              <w:rPr>
+                <w:rFonts w:ascii="Consolas" w:hAnsi="Consolas"/>
+                <w:color w:val="0000FF"/>
+                <w:sz w:val="21"/>
+                <w:szCs w:val="21"/>
+              </w:rPr>
+              <w:t xml:space="preserve">REFERENCES </w:t>
+            </w:r>
+            <w:proofErr w:type="gramStart"/>
+            <w:r>
+              <w:rPr>
+                <w:rFonts w:ascii="Consolas" w:hAnsi="Consolas"/>
+                <w:color w:val="000000" w:themeColor="text1"/>
+                <w:sz w:val="21"/>
+                <w:szCs w:val="21"/>
+              </w:rPr>
+              <w:t>Books(</w:t>
+            </w:r>
+            <w:proofErr w:type="spellStart"/>
+            <w:proofErr w:type="gramEnd"/>
+            <w:r>
+              <w:rPr>
+                <w:rFonts w:ascii="Consolas" w:hAnsi="Consolas"/>
+                <w:color w:val="000000" w:themeColor="text1"/>
+                <w:sz w:val="21"/>
+                <w:szCs w:val="21"/>
+              </w:rPr>
+              <w:t>Book_Code</w:t>
+            </w:r>
+            <w:proofErr w:type="spellEnd"/>
+            <w:r>
+              <w:rPr>
+                <w:rFonts w:ascii="Consolas" w:hAnsi="Consolas"/>
+                <w:color w:val="000000" w:themeColor="text1"/>
+                <w:sz w:val="21"/>
+                <w:szCs w:val="21"/>
+              </w:rPr>
+              <w:t>),</w:t>
+            </w:r>
+          </w:p>
+          <w:p>
+            <w:pPr>
+              <w:shd w:val="clear" w:color="auto" w:fill="FFFFFF"/>
+              <w:spacing w:line="285" w:lineRule="atLeast"/>
+              <w:rPr>
+                <w:rFonts w:ascii="Consolas" w:hAnsi="Consolas"/>
+                <w:color w:val="76923C" w:themeColor="accent3" w:themeShade="BF"/>
+                <w:sz w:val="21"/>
+                <w:szCs w:val="21"/>
+              </w:rPr>
+            </w:pPr>
+            <w:r>
+              <w:rPr>
+                <w:rFonts w:ascii="Consolas" w:hAnsi="Consolas"/>
+                <w:color w:val="76923C" w:themeColor="accent3" w:themeShade="BF"/>
+                <w:sz w:val="21"/>
+                <w:szCs w:val="21"/>
+              </w:rPr>
+              <w:t xml:space="preserve"> </w:t>
+            </w:r>
+            <w:r>
+              <w:rPr>
+                <w:rFonts w:ascii="Consolas" w:hAnsi="Consolas"/>
+                <w:color w:val="76923C" w:themeColor="accent3" w:themeShade="BF"/>
+                <w:sz w:val="21"/>
+                <w:szCs w:val="21"/>
+              </w:rPr>
+              <w:t xml:space="preserve"> </w:t>
+            </w:r>
+            <w:r>
+              <w:rPr>
+                <w:rFonts w:ascii="Consolas" w:hAnsi="Consolas"/>
+                <w:color w:val="0000FF"/>
+                <w:sz w:val="21"/>
+                <w:szCs w:val="21"/>
+              </w:rPr>
+              <w:t>FOREIGN KEY</w:t>
+            </w:r>
+            <w:r>
+              <w:rPr>
+                <w:rFonts w:ascii="Consolas" w:hAnsi="Consolas"/>
+                <w:color w:val="000000" w:themeColor="text1"/>
+                <w:sz w:val="21"/>
+                <w:szCs w:val="21"/>
+              </w:rPr>
+              <w:t xml:space="preserve"> (</w:t>
+            </w:r>
+            <w:proofErr w:type="spellStart"/>
+            <w:r>
+              <w:rPr>
+                <w:rFonts w:ascii="Consolas" w:hAnsi="Consolas"/>
+                <w:color w:val="000000" w:themeColor="text1"/>
+                <w:sz w:val="21"/>
+                <w:szCs w:val="21"/>
+              </w:rPr>
+              <w:t>Order_Number</w:t>
+            </w:r>
+            <w:proofErr w:type="spellEnd"/>
+            <w:r>
+              <w:rPr>
+                <w:rFonts w:ascii="Consolas" w:hAnsi="Consolas"/>
+                <w:color w:val="000000" w:themeColor="text1"/>
+                <w:sz w:val="21"/>
+                <w:szCs w:val="21"/>
+              </w:rPr>
+              <w:t xml:space="preserve">) </w:t>
+            </w:r>
+            <w:r>
+              <w:rPr>
+                <w:rFonts w:ascii="Consolas" w:hAnsi="Consolas"/>
+                <w:color w:val="0000FF"/>
+                <w:sz w:val="21"/>
+                <w:szCs w:val="21"/>
+              </w:rPr>
+              <w:t xml:space="preserve">REFERENCES </w:t>
+            </w:r>
+            <w:proofErr w:type="gramStart"/>
+            <w:r>
+              <w:rPr>
+                <w:rFonts w:ascii="Consolas" w:hAnsi="Consolas"/>
+                <w:color w:val="000000" w:themeColor="text1"/>
+                <w:sz w:val="21"/>
+                <w:szCs w:val="21"/>
+              </w:rPr>
+              <w:t>Orders(</w:t>
+            </w:r>
+            <w:proofErr w:type="spellStart"/>
+            <w:proofErr w:type="gramEnd"/>
+            <w:r>
+              <w:rPr>
+                <w:rFonts w:ascii="Consolas" w:hAnsi="Consolas"/>
+                <w:color w:val="000000" w:themeColor="text1"/>
+                <w:sz w:val="21"/>
+                <w:szCs w:val="21"/>
+              </w:rPr>
+              <w:t>Order_Number</w:t>
+            </w:r>
+            <w:proofErr w:type="spellEnd"/>
+            <w:r>
+              <w:rPr>
+                <w:rFonts w:ascii="Consolas" w:hAnsi="Consolas"/>
+                <w:color w:val="000000" w:themeColor="text1"/>
+                <w:sz w:val="21"/>
+                <w:szCs w:val="21"/>
+              </w:rPr>
+              <w:t>)</w:t>
+            </w:r>
+          </w:p>
+          <w:p>
+            <w:pPr>
+              <w:shd w:val="clear" w:color="auto" w:fill="FFFFFF"/>
+              <w:spacing w:line="285" w:lineRule="atLeast"/>
+              <w:rPr>
+                <w:rFonts w:ascii="Consolas" w:hAnsi="Consolas"/>
+                <w:color w:val="0000FF"/>
+                <w:sz w:val="21"/>
+                <w:szCs w:val="21"/>
+              </w:rPr>
+            </w:pPr>
+            <w:r>
+              <w:rPr>
+                <w:rFonts w:ascii="Consolas" w:hAnsi="Consolas"/>
+                <w:color w:val="000000" w:themeColor="text1"/>
+                <w:sz w:val="21"/>
+                <w:szCs w:val="21"/>
+              </w:rPr>
+              <w:t xml:space="preserve"> );</w:t>
             </w:r>
           </w:p>
         </w:tc>
@@ -5922,20 +9347,8 @@
                 <w:sz w:val="21"/>
                 <w:szCs w:val="21"/>
               </w:rPr>
-              <w:t>Table</w:t>
-            </w:r>
-          </w:p>
-          <w:p>
-            <w:pPr>
-              <w:shd w:val="clear" w:color="auto" w:fill="FFFFFF"/>
-              <w:spacing w:line="285" w:lineRule="atLeast"/>
-              <w:rPr>
-                <w:rFonts w:ascii="Consolas" w:hAnsi="Consolas"/>
-                <w:color w:val="000000"/>
-                <w:sz w:val="21"/>
-                <w:szCs w:val="21"/>
-              </w:rPr>
-            </w:pPr>
+              <w:t xml:space="preserve">Borrow </w:t>
+            </w:r>
           </w:p>
         </w:tc>
         <w:tc>
@@ -5948,19 +9361,579 @@
               <w:spacing w:line="285" w:lineRule="atLeast"/>
               <w:rPr>
                 <w:rFonts w:ascii="Consolas" w:hAnsi="Consolas"/>
-                <w:color w:val="0000FF"/>
-                <w:sz w:val="21"/>
-                <w:szCs w:val="21"/>
-              </w:rPr>
-            </w:pPr>
-            <w:r>
-              <w:rPr>
-                <w:rFonts w:ascii="Consolas" w:hAnsi="Consolas"/>
-                <w:color w:val="0000FF"/>
-                <w:sz w:val="21"/>
-                <w:szCs w:val="21"/>
-              </w:rPr>
-              <w:t>Code</w:t>
+                <w:color w:val="76923C" w:themeColor="accent3" w:themeShade="BF"/>
+                <w:sz w:val="21"/>
+                <w:szCs w:val="21"/>
+              </w:rPr>
+            </w:pPr>
+            <w:r>
+              <w:rPr>
+                <w:rFonts w:ascii="Consolas" w:hAnsi="Consolas"/>
+                <w:color w:val="0000FF"/>
+                <w:sz w:val="21"/>
+                <w:szCs w:val="21"/>
+              </w:rPr>
+              <w:t xml:space="preserve">CREATE TABLE </w:t>
+            </w:r>
+            <w:r>
+              <w:rPr>
+                <w:rFonts w:ascii="Consolas" w:hAnsi="Consolas"/>
+                <w:color w:val="000000" w:themeColor="text1"/>
+                <w:sz w:val="21"/>
+                <w:szCs w:val="21"/>
+              </w:rPr>
+              <w:t xml:space="preserve">Borrow ( </w:t>
+            </w:r>
+          </w:p>
+          <w:p>
+            <w:pPr>
+              <w:shd w:val="clear" w:color="auto" w:fill="FFFFFF"/>
+              <w:spacing w:line="285" w:lineRule="atLeast"/>
+              <w:rPr>
+                <w:rFonts w:ascii="Consolas" w:hAnsi="Consolas"/>
+                <w:color w:val="76923C" w:themeColor="accent3" w:themeShade="BF"/>
+                <w:sz w:val="21"/>
+                <w:szCs w:val="21"/>
+              </w:rPr>
+            </w:pPr>
+            <w:r>
+              <w:rPr>
+                <w:rFonts w:ascii="Consolas" w:hAnsi="Consolas"/>
+                <w:color w:val="76923C" w:themeColor="accent3" w:themeShade="BF"/>
+                <w:sz w:val="21"/>
+                <w:szCs w:val="21"/>
+              </w:rPr>
+              <w:t xml:space="preserve"> </w:t>
+            </w:r>
+            <w:proofErr w:type="spellStart"/>
+            <w:r>
+              <w:rPr>
+                <w:rFonts w:ascii="Consolas" w:hAnsi="Consolas"/>
+                <w:color w:val="000000" w:themeColor="text1"/>
+                <w:sz w:val="21"/>
+                <w:szCs w:val="21"/>
+              </w:rPr>
+              <w:t>Order_Number</w:t>
+            </w:r>
+            <w:proofErr w:type="spellEnd"/>
+            <w:r>
+              <w:rPr>
+                <w:rFonts w:ascii="Consolas" w:hAnsi="Consolas"/>
+                <w:color w:val="000000" w:themeColor="text1"/>
+                <w:sz w:val="21"/>
+                <w:szCs w:val="21"/>
+              </w:rPr>
+              <w:t xml:space="preserve"> </w:t>
+            </w:r>
+            <w:r>
+              <w:rPr>
+                <w:rFonts w:ascii="Consolas" w:hAnsi="Consolas"/>
+                <w:color w:val="0000FF"/>
+                <w:sz w:val="21"/>
+                <w:szCs w:val="21"/>
+              </w:rPr>
+              <w:t>INT</w:t>
+            </w:r>
+            <w:r>
+              <w:rPr>
+                <w:rFonts w:ascii="Consolas" w:hAnsi="Consolas"/>
+                <w:color w:val="000000" w:themeColor="text1"/>
+                <w:sz w:val="21"/>
+                <w:szCs w:val="21"/>
+              </w:rPr>
+              <w:t>,</w:t>
+            </w:r>
+          </w:p>
+          <w:p>
+            <w:pPr>
+              <w:shd w:val="clear" w:color="auto" w:fill="FFFFFF"/>
+              <w:spacing w:line="285" w:lineRule="atLeast"/>
+              <w:rPr>
+                <w:rFonts w:ascii="Consolas" w:hAnsi="Consolas"/>
+                <w:color w:val="76923C" w:themeColor="accent3" w:themeShade="BF"/>
+                <w:sz w:val="21"/>
+                <w:szCs w:val="21"/>
+              </w:rPr>
+            </w:pPr>
+            <w:r>
+              <w:rPr>
+                <w:rFonts w:ascii="Consolas" w:hAnsi="Consolas"/>
+                <w:color w:val="76923C" w:themeColor="accent3" w:themeShade="BF"/>
+                <w:sz w:val="21"/>
+                <w:szCs w:val="21"/>
+              </w:rPr>
+              <w:lastRenderedPageBreak/>
+              <w:t xml:space="preserve"> </w:t>
+            </w:r>
+            <w:proofErr w:type="spellStart"/>
+            <w:r>
+              <w:rPr>
+                <w:rFonts w:ascii="Consolas" w:hAnsi="Consolas"/>
+                <w:color w:val="000000" w:themeColor="text1"/>
+                <w:sz w:val="21"/>
+                <w:szCs w:val="21"/>
+              </w:rPr>
+              <w:t>Book_Code</w:t>
+            </w:r>
+            <w:proofErr w:type="spellEnd"/>
+            <w:r>
+              <w:rPr>
+                <w:rFonts w:ascii="Consolas" w:hAnsi="Consolas"/>
+                <w:color w:val="000000" w:themeColor="text1"/>
+                <w:sz w:val="21"/>
+                <w:szCs w:val="21"/>
+              </w:rPr>
+              <w:t xml:space="preserve"> </w:t>
+            </w:r>
+            <w:r>
+              <w:rPr>
+                <w:rFonts w:ascii="Consolas" w:hAnsi="Consolas"/>
+                <w:color w:val="0000FF"/>
+                <w:sz w:val="21"/>
+                <w:szCs w:val="21"/>
+              </w:rPr>
+              <w:t>INT</w:t>
+            </w:r>
+            <w:r>
+              <w:rPr>
+                <w:rFonts w:ascii="Consolas" w:hAnsi="Consolas"/>
+                <w:color w:val="000000" w:themeColor="text1"/>
+                <w:sz w:val="21"/>
+                <w:szCs w:val="21"/>
+              </w:rPr>
+              <w:t>,</w:t>
+            </w:r>
+          </w:p>
+          <w:p>
+            <w:pPr>
+              <w:shd w:val="clear" w:color="auto" w:fill="FFFFFF"/>
+              <w:spacing w:line="285" w:lineRule="atLeast"/>
+              <w:rPr>
+                <w:rFonts w:ascii="Consolas" w:hAnsi="Consolas"/>
+                <w:color w:val="000000" w:themeColor="text1"/>
+                <w:sz w:val="21"/>
+                <w:szCs w:val="21"/>
+                <w:rtl/>
+                <w:lang w:bidi="ar-SA"/>
+              </w:rPr>
+            </w:pPr>
+            <w:r>
+              <w:rPr>
+                <w:rFonts w:ascii="Consolas" w:hAnsi="Consolas"/>
+                <w:color w:val="76923C" w:themeColor="accent3" w:themeShade="BF"/>
+                <w:sz w:val="21"/>
+                <w:szCs w:val="21"/>
+              </w:rPr>
+              <w:t xml:space="preserve"> </w:t>
+            </w:r>
+            <w:proofErr w:type="spellStart"/>
+            <w:r>
+              <w:rPr>
+                <w:rFonts w:ascii="Consolas" w:hAnsi="Consolas"/>
+                <w:color w:val="000000" w:themeColor="text1"/>
+                <w:sz w:val="21"/>
+                <w:szCs w:val="21"/>
+              </w:rPr>
+              <w:t>Return_Date</w:t>
+            </w:r>
+            <w:proofErr w:type="spellEnd"/>
+            <w:r>
+              <w:rPr>
+                <w:rFonts w:ascii="Consolas" w:hAnsi="Consolas"/>
+                <w:color w:val="000000" w:themeColor="text1"/>
+                <w:sz w:val="21"/>
+                <w:szCs w:val="21"/>
+              </w:rPr>
+              <w:t xml:space="preserve"> </w:t>
+            </w:r>
+            <w:r>
+              <w:rPr>
+                <w:rFonts w:ascii="Consolas" w:hAnsi="Consolas"/>
+                <w:color w:val="0000FF"/>
+                <w:sz w:val="21"/>
+                <w:szCs w:val="21"/>
+              </w:rPr>
+              <w:t>DATE</w:t>
+            </w:r>
+            <w:r>
+              <w:rPr>
+                <w:rFonts w:ascii="Consolas" w:hAnsi="Consolas"/>
+                <w:color w:val="76923C" w:themeColor="accent3" w:themeShade="BF"/>
+                <w:sz w:val="21"/>
+                <w:szCs w:val="21"/>
+              </w:rPr>
+              <w:t xml:space="preserve"> </w:t>
+            </w:r>
+            <w:r>
+              <w:rPr>
+                <w:rFonts w:ascii="Consolas" w:hAnsi="Consolas"/>
+                <w:color w:val="0000FF"/>
+                <w:sz w:val="21"/>
+                <w:szCs w:val="21"/>
+              </w:rPr>
+              <w:t>NOT</w:t>
+            </w:r>
+            <w:r>
+              <w:rPr>
+                <w:rFonts w:ascii="Consolas" w:hAnsi="Consolas"/>
+                <w:color w:val="76923C" w:themeColor="accent3" w:themeShade="BF"/>
+                <w:sz w:val="21"/>
+                <w:szCs w:val="21"/>
+              </w:rPr>
+              <w:t xml:space="preserve"> </w:t>
+            </w:r>
+            <w:r>
+              <w:rPr>
+                <w:rFonts w:ascii="Consolas" w:hAnsi="Consolas"/>
+                <w:color w:val="0000FF"/>
+                <w:sz w:val="21"/>
+                <w:szCs w:val="21"/>
+              </w:rPr>
+              <w:t>NULL</w:t>
+            </w:r>
+            <w:r>
+              <w:rPr>
+                <w:rFonts w:ascii="Consolas" w:hAnsi="Consolas"/>
+                <w:color w:val="000000" w:themeColor="text1"/>
+                <w:sz w:val="21"/>
+                <w:szCs w:val="21"/>
+              </w:rPr>
+              <w:t>,</w:t>
+            </w:r>
+          </w:p>
+          <w:p>
+            <w:pPr>
+              <w:shd w:val="clear" w:color="auto" w:fill="FFFFFF"/>
+              <w:spacing w:line="285" w:lineRule="atLeast"/>
+              <w:rPr>
+                <w:rFonts w:ascii="Consolas" w:hAnsi="Consolas" w:hint="cs"/>
+                <w:color w:val="76923C" w:themeColor="accent3" w:themeShade="BF"/>
+                <w:sz w:val="21"/>
+                <w:szCs w:val="21"/>
+                <w:lang w:bidi="ar-SA"/>
+              </w:rPr>
+            </w:pPr>
+          </w:p>
+          <w:p>
+            <w:pPr>
+              <w:shd w:val="clear" w:color="auto" w:fill="FFFFFF"/>
+              <w:spacing w:line="285" w:lineRule="atLeast"/>
+              <w:rPr>
+                <w:rFonts w:ascii="Consolas" w:hAnsi="Consolas"/>
+                <w:color w:val="000000" w:themeColor="text1"/>
+                <w:sz w:val="21"/>
+                <w:szCs w:val="21"/>
+                <w:rtl/>
+                <w:lang w:bidi="ar-SA"/>
+              </w:rPr>
+            </w:pPr>
+            <w:r>
+              <w:rPr>
+                <w:rFonts w:ascii="Consolas" w:hAnsi="Consolas"/>
+                <w:color w:val="76923C" w:themeColor="accent3" w:themeShade="BF"/>
+                <w:sz w:val="21"/>
+                <w:szCs w:val="21"/>
+              </w:rPr>
+              <w:t xml:space="preserve"> </w:t>
+            </w:r>
+            <w:r>
+              <w:rPr>
+                <w:rFonts w:ascii="Consolas" w:hAnsi="Consolas"/>
+                <w:color w:val="0000FF"/>
+                <w:sz w:val="21"/>
+                <w:szCs w:val="21"/>
+              </w:rPr>
+              <w:t>PRIMARY KEY</w:t>
+            </w:r>
+            <w:r>
+              <w:rPr>
+                <w:rFonts w:ascii="Consolas" w:hAnsi="Consolas"/>
+                <w:color w:val="76923C" w:themeColor="accent3" w:themeShade="BF"/>
+                <w:sz w:val="21"/>
+                <w:szCs w:val="21"/>
+              </w:rPr>
+              <w:t xml:space="preserve"> </w:t>
+            </w:r>
+            <w:r>
+              <w:rPr>
+                <w:rFonts w:ascii="Consolas" w:hAnsi="Consolas"/>
+                <w:color w:val="000000" w:themeColor="text1"/>
+                <w:sz w:val="21"/>
+                <w:szCs w:val="21"/>
+              </w:rPr>
+              <w:t>(</w:t>
+            </w:r>
+            <w:proofErr w:type="spellStart"/>
+            <w:r>
+              <w:rPr>
+                <w:rFonts w:ascii="Consolas" w:hAnsi="Consolas"/>
+                <w:color w:val="000000" w:themeColor="text1"/>
+                <w:sz w:val="21"/>
+                <w:szCs w:val="21"/>
+              </w:rPr>
+              <w:t>Order_Number</w:t>
+            </w:r>
+            <w:proofErr w:type="spellEnd"/>
+            <w:r>
+              <w:rPr>
+                <w:rFonts w:ascii="Consolas" w:hAnsi="Consolas"/>
+                <w:color w:val="000000" w:themeColor="text1"/>
+                <w:sz w:val="21"/>
+                <w:szCs w:val="21"/>
+              </w:rPr>
+              <w:t xml:space="preserve">, </w:t>
+            </w:r>
+            <w:proofErr w:type="spellStart"/>
+            <w:r>
+              <w:rPr>
+                <w:rFonts w:ascii="Consolas" w:hAnsi="Consolas"/>
+                <w:color w:val="000000" w:themeColor="text1"/>
+                <w:sz w:val="21"/>
+                <w:szCs w:val="21"/>
+              </w:rPr>
+              <w:t>Book_Code</w:t>
+            </w:r>
+            <w:proofErr w:type="spellEnd"/>
+            <w:r>
+              <w:rPr>
+                <w:rFonts w:ascii="Consolas" w:hAnsi="Consolas"/>
+                <w:color w:val="000000" w:themeColor="text1"/>
+                <w:sz w:val="21"/>
+                <w:szCs w:val="21"/>
+              </w:rPr>
+              <w:t>),</w:t>
+            </w:r>
+          </w:p>
+          <w:p>
+            <w:pPr>
+              <w:shd w:val="clear" w:color="auto" w:fill="FFFFFF"/>
+              <w:spacing w:line="285" w:lineRule="atLeast"/>
+              <w:rPr>
+                <w:rFonts w:ascii="Consolas" w:hAnsi="Consolas" w:hint="cs"/>
+                <w:color w:val="76923C" w:themeColor="accent3" w:themeShade="BF"/>
+                <w:sz w:val="21"/>
+                <w:szCs w:val="21"/>
+                <w:lang w:bidi="ar-SA"/>
+              </w:rPr>
+            </w:pPr>
+          </w:p>
+          <w:p>
+            <w:pPr>
+              <w:shd w:val="clear" w:color="auto" w:fill="FFFFFF"/>
+              <w:spacing w:line="285" w:lineRule="atLeast"/>
+              <w:rPr>
+                <w:rFonts w:ascii="Consolas" w:hAnsi="Consolas"/>
+                <w:color w:val="76923C" w:themeColor="accent3" w:themeShade="BF"/>
+                <w:sz w:val="21"/>
+                <w:szCs w:val="21"/>
+              </w:rPr>
+            </w:pPr>
+            <w:r>
+              <w:rPr>
+                <w:rFonts w:ascii="Consolas" w:hAnsi="Consolas"/>
+                <w:color w:val="76923C" w:themeColor="accent3" w:themeShade="BF"/>
+                <w:sz w:val="21"/>
+                <w:szCs w:val="21"/>
+              </w:rPr>
+              <w:t xml:space="preserve"> </w:t>
+            </w:r>
+            <w:r>
+              <w:rPr>
+                <w:rFonts w:ascii="Consolas" w:hAnsi="Consolas"/>
+                <w:color w:val="0000FF"/>
+                <w:sz w:val="21"/>
+                <w:szCs w:val="21"/>
+              </w:rPr>
+              <w:t>FOREIGN KEY</w:t>
+            </w:r>
+            <w:r>
+              <w:rPr>
+                <w:rFonts w:ascii="Consolas" w:hAnsi="Consolas"/>
+                <w:color w:val="000000" w:themeColor="text1"/>
+                <w:sz w:val="21"/>
+                <w:szCs w:val="21"/>
+              </w:rPr>
+              <w:t xml:space="preserve"> (</w:t>
+            </w:r>
+            <w:proofErr w:type="spellStart"/>
+            <w:r>
+              <w:rPr>
+                <w:rFonts w:ascii="Consolas" w:hAnsi="Consolas"/>
+                <w:color w:val="000000" w:themeColor="text1"/>
+                <w:sz w:val="21"/>
+                <w:szCs w:val="21"/>
+              </w:rPr>
+              <w:t>Order_Number</w:t>
+            </w:r>
+            <w:proofErr w:type="spellEnd"/>
+            <w:r>
+              <w:rPr>
+                <w:rFonts w:ascii="Consolas" w:hAnsi="Consolas"/>
+                <w:color w:val="000000" w:themeColor="text1"/>
+                <w:sz w:val="21"/>
+                <w:szCs w:val="21"/>
+              </w:rPr>
+              <w:t xml:space="preserve">) </w:t>
+            </w:r>
+            <w:r>
+              <w:rPr>
+                <w:rFonts w:ascii="Consolas" w:hAnsi="Consolas"/>
+                <w:color w:val="0000FF"/>
+                <w:sz w:val="21"/>
+                <w:szCs w:val="21"/>
+              </w:rPr>
+              <w:t xml:space="preserve">REFERENCES </w:t>
+            </w:r>
+            <w:proofErr w:type="gramStart"/>
+            <w:r>
+              <w:rPr>
+                <w:rFonts w:ascii="Consolas" w:hAnsi="Consolas"/>
+                <w:color w:val="000000" w:themeColor="text1"/>
+                <w:sz w:val="21"/>
+                <w:szCs w:val="21"/>
+              </w:rPr>
+              <w:t>Orders(</w:t>
+            </w:r>
+            <w:proofErr w:type="spellStart"/>
+            <w:proofErr w:type="gramEnd"/>
+            <w:r>
+              <w:rPr>
+                <w:rFonts w:ascii="Consolas" w:hAnsi="Consolas"/>
+                <w:color w:val="000000" w:themeColor="text1"/>
+                <w:sz w:val="21"/>
+                <w:szCs w:val="21"/>
+              </w:rPr>
+              <w:t>Order_Number</w:t>
+            </w:r>
+            <w:proofErr w:type="spellEnd"/>
+            <w:r>
+              <w:rPr>
+                <w:rFonts w:ascii="Consolas" w:hAnsi="Consolas"/>
+                <w:color w:val="000000" w:themeColor="text1"/>
+                <w:sz w:val="21"/>
+                <w:szCs w:val="21"/>
+              </w:rPr>
+              <w:t>),</w:t>
+            </w:r>
+          </w:p>
+          <w:p>
+            <w:pPr>
+              <w:shd w:val="clear" w:color="auto" w:fill="FFFFFF"/>
+              <w:spacing w:line="285" w:lineRule="atLeast"/>
+              <w:rPr>
+                <w:rFonts w:ascii="Consolas" w:hAnsi="Consolas"/>
+                <w:color w:val="76923C" w:themeColor="accent3" w:themeShade="BF"/>
+                <w:sz w:val="21"/>
+                <w:szCs w:val="21"/>
+              </w:rPr>
+            </w:pPr>
+            <w:r>
+              <w:rPr>
+                <w:rFonts w:ascii="Consolas" w:hAnsi="Consolas"/>
+                <w:color w:val="76923C" w:themeColor="accent3" w:themeShade="BF"/>
+                <w:sz w:val="21"/>
+                <w:szCs w:val="21"/>
+              </w:rPr>
+              <w:t xml:space="preserve"> </w:t>
+            </w:r>
+            <w:r>
+              <w:rPr>
+                <w:rFonts w:ascii="Consolas" w:hAnsi="Consolas"/>
+                <w:color w:val="0000FF"/>
+                <w:sz w:val="21"/>
+                <w:szCs w:val="21"/>
+              </w:rPr>
+              <w:t>FOREIGN KEY</w:t>
+            </w:r>
+            <w:r>
+              <w:rPr>
+                <w:rFonts w:ascii="Consolas" w:hAnsi="Consolas"/>
+                <w:color w:val="000000" w:themeColor="text1"/>
+                <w:sz w:val="21"/>
+                <w:szCs w:val="21"/>
+              </w:rPr>
+              <w:t xml:space="preserve"> (</w:t>
+            </w:r>
+            <w:proofErr w:type="spellStart"/>
+            <w:r>
+              <w:rPr>
+                <w:rFonts w:ascii="Consolas" w:hAnsi="Consolas"/>
+                <w:color w:val="000000" w:themeColor="text1"/>
+                <w:sz w:val="21"/>
+                <w:szCs w:val="21"/>
+              </w:rPr>
+              <w:t>Book_Code</w:t>
+            </w:r>
+            <w:proofErr w:type="spellEnd"/>
+            <w:r>
+              <w:rPr>
+                <w:rFonts w:ascii="Consolas" w:hAnsi="Consolas"/>
+                <w:color w:val="000000" w:themeColor="text1"/>
+                <w:sz w:val="21"/>
+                <w:szCs w:val="21"/>
+              </w:rPr>
+              <w:t xml:space="preserve">) </w:t>
+            </w:r>
+            <w:r>
+              <w:rPr>
+                <w:rFonts w:ascii="Consolas" w:hAnsi="Consolas"/>
+                <w:color w:val="0000FF"/>
+                <w:sz w:val="21"/>
+                <w:szCs w:val="21"/>
+              </w:rPr>
+              <w:t xml:space="preserve">REFERENCES </w:t>
+            </w:r>
+            <w:proofErr w:type="gramStart"/>
+            <w:r>
+              <w:rPr>
+                <w:rFonts w:ascii="Consolas" w:hAnsi="Consolas"/>
+                <w:color w:val="000000" w:themeColor="text1"/>
+                <w:sz w:val="21"/>
+                <w:szCs w:val="21"/>
+              </w:rPr>
+              <w:t>Books(</w:t>
+            </w:r>
+            <w:proofErr w:type="spellStart"/>
+            <w:proofErr w:type="gramEnd"/>
+            <w:r>
+              <w:rPr>
+                <w:rFonts w:ascii="Consolas" w:hAnsi="Consolas"/>
+                <w:color w:val="000000" w:themeColor="text1"/>
+                <w:sz w:val="21"/>
+                <w:szCs w:val="21"/>
+              </w:rPr>
+              <w:t>Book_Code</w:t>
+            </w:r>
+            <w:proofErr w:type="spellEnd"/>
+            <w:r>
+              <w:rPr>
+                <w:rFonts w:ascii="Consolas" w:hAnsi="Consolas"/>
+                <w:color w:val="000000" w:themeColor="text1"/>
+                <w:sz w:val="21"/>
+                <w:szCs w:val="21"/>
+              </w:rPr>
+              <w:t xml:space="preserve">) </w:t>
+            </w:r>
+          </w:p>
+          <w:p>
+            <w:pPr>
+              <w:shd w:val="clear" w:color="auto" w:fill="FFFFFF"/>
+              <w:spacing w:line="285" w:lineRule="atLeast"/>
+              <w:rPr>
+                <w:rFonts w:ascii="Consolas" w:hAnsi="Consolas"/>
+                <w:color w:val="0000FF"/>
+                <w:sz w:val="21"/>
+                <w:szCs w:val="21"/>
+              </w:rPr>
+            </w:pPr>
+            <w:r>
+              <w:rPr>
+                <w:rFonts w:ascii="Consolas" w:hAnsi="Consolas"/>
+                <w:color w:val="000000" w:themeColor="text1"/>
+                <w:sz w:val="21"/>
+                <w:szCs w:val="21"/>
+              </w:rPr>
+              <w:t>);</w:t>
             </w:r>
           </w:p>
         </w:tc>
@@ -5981,6 +9954,7 @@
                 <w:szCs w:val="21"/>
               </w:rPr>
             </w:pPr>
+            <w:proofErr w:type="spellStart"/>
             <w:r>
               <w:rPr>
                 <w:rFonts w:ascii="Consolas" w:hAnsi="Consolas"/>
@@ -5988,20 +9962,19 @@
                 <w:sz w:val="21"/>
                 <w:szCs w:val="21"/>
               </w:rPr>
-              <w:t>Table</w:t>
-            </w:r>
-          </w:p>
-          <w:p>
-            <w:pPr>
-              <w:shd w:val="clear" w:color="auto" w:fill="FFFFFF"/>
-              <w:spacing w:line="285" w:lineRule="atLeast"/>
+              <w:lastRenderedPageBreak/>
+              <w:t>Book_Authors</w:t>
+            </w:r>
+            <w:proofErr w:type="spellEnd"/>
+            <w:r>
               <w:rPr>
                 <w:rFonts w:ascii="Consolas" w:hAnsi="Consolas"/>
                 <w:color w:val="000000"/>
                 <w:sz w:val="21"/>
                 <w:szCs w:val="21"/>
               </w:rPr>
-            </w:pPr>
+              <w:t xml:space="preserve"> </w:t>
+            </w:r>
           </w:p>
         </w:tc>
         <w:tc>
@@ -6014,19 +9987,512 @@
               <w:spacing w:line="285" w:lineRule="atLeast"/>
               <w:rPr>
                 <w:rFonts w:ascii="Consolas" w:hAnsi="Consolas"/>
-                <w:color w:val="0000FF"/>
-                <w:sz w:val="21"/>
-                <w:szCs w:val="21"/>
-              </w:rPr>
-            </w:pPr>
-            <w:r>
-              <w:rPr>
-                <w:rFonts w:ascii="Consolas" w:hAnsi="Consolas"/>
-                <w:color w:val="0000FF"/>
-                <w:sz w:val="21"/>
-                <w:szCs w:val="21"/>
-              </w:rPr>
-              <w:t>Code</w:t>
+                <w:color w:val="000000" w:themeColor="text1"/>
+                <w:sz w:val="21"/>
+                <w:szCs w:val="21"/>
+              </w:rPr>
+            </w:pPr>
+            <w:r>
+              <w:rPr>
+                <w:rFonts w:ascii="Consolas" w:hAnsi="Consolas"/>
+                <w:color w:val="0000FF"/>
+                <w:sz w:val="21"/>
+                <w:szCs w:val="21"/>
+              </w:rPr>
+              <w:t xml:space="preserve">CREATE TABLE </w:t>
+            </w:r>
+            <w:proofErr w:type="spellStart"/>
+            <w:r>
+              <w:rPr>
+                <w:rFonts w:ascii="Consolas" w:hAnsi="Consolas"/>
+                <w:color w:val="000000" w:themeColor="text1"/>
+                <w:sz w:val="21"/>
+                <w:szCs w:val="21"/>
+              </w:rPr>
+              <w:t>Book_Authors</w:t>
+            </w:r>
+            <w:proofErr w:type="spellEnd"/>
+            <w:r>
+              <w:rPr>
+                <w:rFonts w:ascii="Consolas" w:hAnsi="Consolas"/>
+                <w:color w:val="000000" w:themeColor="text1"/>
+                <w:sz w:val="21"/>
+                <w:szCs w:val="21"/>
+              </w:rPr>
+              <w:t xml:space="preserve"> ( </w:t>
+            </w:r>
+          </w:p>
+          <w:p>
+            <w:pPr>
+              <w:shd w:val="clear" w:color="auto" w:fill="FFFFFF"/>
+              <w:spacing w:line="285" w:lineRule="atLeast"/>
+              <w:rPr>
+                <w:rFonts w:ascii="Consolas" w:hAnsi="Consolas"/>
+                <w:color w:val="76923C" w:themeColor="accent3" w:themeShade="BF"/>
+                <w:sz w:val="21"/>
+                <w:szCs w:val="21"/>
+              </w:rPr>
+            </w:pPr>
+            <w:r>
+              <w:rPr>
+                <w:rFonts w:ascii="Consolas" w:hAnsi="Consolas"/>
+                <w:color w:val="000000" w:themeColor="text1"/>
+                <w:sz w:val="21"/>
+                <w:szCs w:val="21"/>
+              </w:rPr>
+              <w:t xml:space="preserve"> </w:t>
+            </w:r>
+            <w:proofErr w:type="spellStart"/>
+            <w:r>
+              <w:rPr>
+                <w:rFonts w:ascii="Consolas" w:hAnsi="Consolas"/>
+                <w:color w:val="000000" w:themeColor="text1"/>
+                <w:sz w:val="21"/>
+                <w:szCs w:val="21"/>
+              </w:rPr>
+              <w:t>Book_Code</w:t>
+            </w:r>
+            <w:proofErr w:type="spellEnd"/>
+            <w:r>
+              <w:rPr>
+                <w:rFonts w:ascii="Consolas" w:hAnsi="Consolas"/>
+                <w:color w:val="000000" w:themeColor="text1"/>
+                <w:sz w:val="21"/>
+                <w:szCs w:val="21"/>
+              </w:rPr>
+              <w:t xml:space="preserve"> </w:t>
+            </w:r>
+            <w:r>
+              <w:rPr>
+                <w:rFonts w:ascii="Consolas" w:hAnsi="Consolas"/>
+                <w:color w:val="0000FF"/>
+                <w:sz w:val="21"/>
+                <w:szCs w:val="21"/>
+              </w:rPr>
+              <w:t>INT</w:t>
+            </w:r>
+            <w:r>
+              <w:rPr>
+                <w:rFonts w:ascii="Consolas" w:hAnsi="Consolas"/>
+                <w:color w:val="000000" w:themeColor="text1"/>
+                <w:sz w:val="21"/>
+                <w:szCs w:val="21"/>
+              </w:rPr>
+              <w:t>,</w:t>
+            </w:r>
+          </w:p>
+          <w:p>
+            <w:pPr>
+              <w:shd w:val="clear" w:color="auto" w:fill="FFFFFF"/>
+              <w:spacing w:line="285" w:lineRule="atLeast"/>
+              <w:rPr>
+                <w:rFonts w:ascii="Consolas" w:hAnsi="Consolas"/>
+                <w:color w:val="000000" w:themeColor="text1"/>
+                <w:sz w:val="21"/>
+                <w:szCs w:val="21"/>
+                <w:rtl/>
+                <w:lang w:bidi="ar-SA"/>
+              </w:rPr>
+            </w:pPr>
+            <w:r>
+              <w:rPr>
+                <w:rFonts w:ascii="Consolas" w:hAnsi="Consolas"/>
+                <w:color w:val="76923C" w:themeColor="accent3" w:themeShade="BF"/>
+                <w:sz w:val="21"/>
+                <w:szCs w:val="21"/>
+              </w:rPr>
+              <w:t xml:space="preserve"> </w:t>
+            </w:r>
+            <w:proofErr w:type="spellStart"/>
+            <w:r>
+              <w:rPr>
+                <w:rFonts w:ascii="Consolas" w:hAnsi="Consolas"/>
+                <w:color w:val="000000" w:themeColor="text1"/>
+                <w:sz w:val="21"/>
+                <w:szCs w:val="21"/>
+              </w:rPr>
+              <w:t>Authors_ID</w:t>
+            </w:r>
+            <w:proofErr w:type="spellEnd"/>
+            <w:r>
+              <w:rPr>
+                <w:rFonts w:ascii="Consolas" w:hAnsi="Consolas"/>
+                <w:color w:val="000000" w:themeColor="text1"/>
+                <w:sz w:val="21"/>
+                <w:szCs w:val="21"/>
+              </w:rPr>
+              <w:t xml:space="preserve"> </w:t>
+            </w:r>
+            <w:r>
+              <w:rPr>
+                <w:rFonts w:ascii="Consolas" w:hAnsi="Consolas"/>
+                <w:color w:val="0000FF"/>
+                <w:sz w:val="21"/>
+                <w:szCs w:val="21"/>
+              </w:rPr>
+              <w:t>INT</w:t>
+            </w:r>
+            <w:r>
+              <w:rPr>
+                <w:rFonts w:ascii="Consolas" w:hAnsi="Consolas"/>
+                <w:color w:val="000000" w:themeColor="text1"/>
+                <w:sz w:val="21"/>
+                <w:szCs w:val="21"/>
+              </w:rPr>
+              <w:t>,</w:t>
+            </w:r>
+          </w:p>
+          <w:p>
+            <w:pPr>
+              <w:shd w:val="clear" w:color="auto" w:fill="FFFFFF"/>
+              <w:spacing w:line="285" w:lineRule="atLeast"/>
+              <w:rPr>
+                <w:rFonts w:ascii="Consolas" w:hAnsi="Consolas" w:hint="cs"/>
+                <w:color w:val="76923C" w:themeColor="accent3" w:themeShade="BF"/>
+                <w:sz w:val="21"/>
+                <w:szCs w:val="21"/>
+                <w:lang w:bidi="ar-SA"/>
+              </w:rPr>
+            </w:pPr>
+          </w:p>
+          <w:p>
+            <w:pPr>
+              <w:shd w:val="clear" w:color="auto" w:fill="FFFFFF"/>
+              <w:spacing w:line="285" w:lineRule="atLeast"/>
+              <w:rPr>
+                <w:rFonts w:ascii="Consolas" w:hAnsi="Consolas"/>
+                <w:color w:val="000000" w:themeColor="text1"/>
+                <w:sz w:val="21"/>
+                <w:szCs w:val="21"/>
+                <w:rtl/>
+                <w:lang w:bidi="ar-SA"/>
+              </w:rPr>
+            </w:pPr>
+            <w:r>
+              <w:rPr>
+                <w:rFonts w:ascii="Consolas" w:hAnsi="Consolas"/>
+                <w:color w:val="76923C" w:themeColor="accent3" w:themeShade="BF"/>
+                <w:sz w:val="21"/>
+                <w:szCs w:val="21"/>
+              </w:rPr>
+              <w:t xml:space="preserve"> </w:t>
+            </w:r>
+            <w:r>
+              <w:rPr>
+                <w:rFonts w:ascii="Consolas" w:hAnsi="Consolas"/>
+                <w:color w:val="0000FF"/>
+                <w:sz w:val="21"/>
+                <w:szCs w:val="21"/>
+              </w:rPr>
+              <w:t>PRIMARY KEY</w:t>
+            </w:r>
+            <w:r>
+              <w:rPr>
+                <w:rFonts w:ascii="Consolas" w:hAnsi="Consolas"/>
+                <w:color w:val="76923C" w:themeColor="accent3" w:themeShade="BF"/>
+                <w:sz w:val="21"/>
+                <w:szCs w:val="21"/>
+              </w:rPr>
+              <w:t xml:space="preserve"> </w:t>
+            </w:r>
+            <w:r>
+              <w:rPr>
+                <w:rFonts w:ascii="Consolas" w:hAnsi="Consolas"/>
+                <w:color w:val="000000" w:themeColor="text1"/>
+                <w:sz w:val="21"/>
+                <w:szCs w:val="21"/>
+              </w:rPr>
+              <w:t>(</w:t>
+            </w:r>
+            <w:proofErr w:type="spellStart"/>
+            <w:r>
+              <w:rPr>
+                <w:rFonts w:ascii="Consolas" w:hAnsi="Consolas"/>
+                <w:color w:val="000000" w:themeColor="text1"/>
+                <w:sz w:val="21"/>
+                <w:szCs w:val="21"/>
+              </w:rPr>
+              <w:t>Book_Code</w:t>
+            </w:r>
+            <w:proofErr w:type="spellEnd"/>
+            <w:r>
+              <w:rPr>
+                <w:rFonts w:ascii="Consolas" w:hAnsi="Consolas"/>
+                <w:color w:val="000000" w:themeColor="text1"/>
+                <w:sz w:val="21"/>
+                <w:szCs w:val="21"/>
+              </w:rPr>
+              <w:t xml:space="preserve">, </w:t>
+            </w:r>
+            <w:proofErr w:type="spellStart"/>
+            <w:r>
+              <w:rPr>
+                <w:rFonts w:ascii="Consolas" w:hAnsi="Consolas"/>
+                <w:color w:val="000000" w:themeColor="text1"/>
+                <w:sz w:val="21"/>
+                <w:szCs w:val="21"/>
+              </w:rPr>
+              <w:t>Authors_ID</w:t>
+            </w:r>
+            <w:proofErr w:type="spellEnd"/>
+            <w:r>
+              <w:rPr>
+                <w:rFonts w:ascii="Consolas" w:hAnsi="Consolas"/>
+                <w:color w:val="000000" w:themeColor="text1"/>
+                <w:sz w:val="21"/>
+                <w:szCs w:val="21"/>
+              </w:rPr>
+              <w:t>),</w:t>
+            </w:r>
+          </w:p>
+          <w:p>
+            <w:pPr>
+              <w:shd w:val="clear" w:color="auto" w:fill="FFFFFF"/>
+              <w:spacing w:line="285" w:lineRule="atLeast"/>
+              <w:rPr>
+                <w:rFonts w:ascii="Consolas" w:hAnsi="Consolas" w:hint="cs"/>
+                <w:color w:val="76923C" w:themeColor="accent3" w:themeShade="BF"/>
+                <w:sz w:val="21"/>
+                <w:szCs w:val="21"/>
+                <w:lang w:bidi="ar-SA"/>
+              </w:rPr>
+            </w:pPr>
+          </w:p>
+          <w:p>
+            <w:pPr>
+              <w:shd w:val="clear" w:color="auto" w:fill="FFFFFF"/>
+              <w:spacing w:line="285" w:lineRule="atLeast"/>
+              <w:rPr>
+                <w:rFonts w:ascii="Consolas" w:hAnsi="Consolas"/>
+                <w:color w:val="76923C" w:themeColor="accent3" w:themeShade="BF"/>
+                <w:sz w:val="21"/>
+                <w:szCs w:val="21"/>
+              </w:rPr>
+            </w:pPr>
+            <w:r>
+              <w:rPr>
+                <w:rFonts w:ascii="Consolas" w:hAnsi="Consolas"/>
+                <w:color w:val="76923C" w:themeColor="accent3" w:themeShade="BF"/>
+                <w:sz w:val="21"/>
+                <w:szCs w:val="21"/>
+              </w:rPr>
+              <w:t xml:space="preserve"> </w:t>
+            </w:r>
+            <w:r>
+              <w:rPr>
+                <w:rFonts w:ascii="Consolas" w:hAnsi="Consolas"/>
+                <w:color w:val="0000FF"/>
+                <w:sz w:val="21"/>
+                <w:szCs w:val="21"/>
+              </w:rPr>
+              <w:t>FOREIGN KEY</w:t>
+            </w:r>
+            <w:r>
+              <w:rPr>
+                <w:rFonts w:ascii="Consolas" w:hAnsi="Consolas"/>
+                <w:color w:val="000000" w:themeColor="text1"/>
+                <w:sz w:val="21"/>
+                <w:szCs w:val="21"/>
+              </w:rPr>
+              <w:t xml:space="preserve"> (</w:t>
+            </w:r>
+            <w:proofErr w:type="spellStart"/>
+            <w:r>
+              <w:rPr>
+                <w:rFonts w:ascii="Consolas" w:hAnsi="Consolas"/>
+                <w:color w:val="000000" w:themeColor="text1"/>
+                <w:sz w:val="21"/>
+                <w:szCs w:val="21"/>
+              </w:rPr>
+              <w:t>Book_Code</w:t>
+            </w:r>
+            <w:proofErr w:type="spellEnd"/>
+            <w:r>
+              <w:rPr>
+                <w:rFonts w:ascii="Consolas" w:hAnsi="Consolas"/>
+                <w:color w:val="000000" w:themeColor="text1"/>
+                <w:sz w:val="21"/>
+                <w:szCs w:val="21"/>
+              </w:rPr>
+              <w:t>)</w:t>
+            </w:r>
+            <w:r>
+              <w:rPr>
+                <w:rFonts w:ascii="Consolas" w:hAnsi="Consolas"/>
+                <w:color w:val="76923C" w:themeColor="accent3" w:themeShade="BF"/>
+                <w:sz w:val="21"/>
+                <w:szCs w:val="21"/>
+              </w:rPr>
+              <w:t xml:space="preserve"> </w:t>
+            </w:r>
+            <w:r>
+              <w:rPr>
+                <w:rFonts w:ascii="Consolas" w:hAnsi="Consolas"/>
+                <w:color w:val="0000FF"/>
+                <w:sz w:val="21"/>
+                <w:szCs w:val="21"/>
+              </w:rPr>
+              <w:t xml:space="preserve">REFERENCES </w:t>
+            </w:r>
+            <w:proofErr w:type="gramStart"/>
+            <w:r>
+              <w:rPr>
+                <w:rFonts w:ascii="Consolas" w:hAnsi="Consolas"/>
+                <w:color w:val="000000" w:themeColor="text1"/>
+                <w:sz w:val="21"/>
+                <w:szCs w:val="21"/>
+              </w:rPr>
+              <w:t>Books(</w:t>
+            </w:r>
+            <w:proofErr w:type="spellStart"/>
+            <w:proofErr w:type="gramEnd"/>
+            <w:r>
+              <w:rPr>
+                <w:rFonts w:ascii="Consolas" w:hAnsi="Consolas"/>
+                <w:color w:val="000000" w:themeColor="text1"/>
+                <w:sz w:val="21"/>
+                <w:szCs w:val="21"/>
+              </w:rPr>
+              <w:t>Book_Code</w:t>
+            </w:r>
+            <w:proofErr w:type="spellEnd"/>
+            <w:r>
+              <w:rPr>
+                <w:rFonts w:ascii="Consolas" w:hAnsi="Consolas"/>
+                <w:color w:val="000000" w:themeColor="text1"/>
+                <w:sz w:val="21"/>
+                <w:szCs w:val="21"/>
+              </w:rPr>
+              <w:t>),</w:t>
+            </w:r>
+          </w:p>
+          <w:p>
+            <w:pPr>
+              <w:shd w:val="clear" w:color="auto" w:fill="FFFFFF"/>
+              <w:spacing w:line="285" w:lineRule="atLeast"/>
+              <w:rPr>
+                <w:rFonts w:ascii="Consolas" w:hAnsi="Consolas"/>
+                <w:color w:val="76923C" w:themeColor="accent3" w:themeShade="BF"/>
+                <w:sz w:val="21"/>
+                <w:szCs w:val="21"/>
+              </w:rPr>
+            </w:pPr>
+            <w:r>
+              <w:rPr>
+                <w:rFonts w:ascii="Consolas" w:hAnsi="Consolas"/>
+                <w:color w:val="76923C" w:themeColor="accent3" w:themeShade="BF"/>
+                <w:sz w:val="21"/>
+                <w:szCs w:val="21"/>
+              </w:rPr>
+              <w:t xml:space="preserve"> </w:t>
+            </w:r>
+            <w:r>
+              <w:rPr>
+                <w:rFonts w:ascii="Consolas" w:hAnsi="Consolas"/>
+                <w:color w:val="0000FF"/>
+                <w:sz w:val="21"/>
+                <w:szCs w:val="21"/>
+              </w:rPr>
+              <w:t>FOREIGN KEY</w:t>
+            </w:r>
+            <w:r>
+              <w:rPr>
+                <w:rFonts w:ascii="Consolas" w:hAnsi="Consolas"/>
+                <w:color w:val="000000" w:themeColor="text1"/>
+                <w:sz w:val="21"/>
+                <w:szCs w:val="21"/>
+              </w:rPr>
+              <w:t xml:space="preserve"> (</w:t>
+            </w:r>
+            <w:proofErr w:type="spellStart"/>
+            <w:r>
+              <w:rPr>
+                <w:rFonts w:ascii="Consolas" w:hAnsi="Consolas"/>
+                <w:color w:val="000000" w:themeColor="text1"/>
+                <w:sz w:val="21"/>
+                <w:szCs w:val="21"/>
+              </w:rPr>
+              <w:t>Authors_ID</w:t>
+            </w:r>
+            <w:proofErr w:type="spellEnd"/>
+            <w:r>
+              <w:rPr>
+                <w:rFonts w:ascii="Consolas" w:hAnsi="Consolas"/>
+                <w:color w:val="000000" w:themeColor="text1"/>
+                <w:sz w:val="21"/>
+                <w:szCs w:val="21"/>
+              </w:rPr>
+              <w:t>)</w:t>
+            </w:r>
+            <w:r>
+              <w:rPr>
+                <w:rFonts w:ascii="Consolas" w:hAnsi="Consolas"/>
+                <w:color w:val="76923C" w:themeColor="accent3" w:themeShade="BF"/>
+                <w:sz w:val="21"/>
+                <w:szCs w:val="21"/>
+              </w:rPr>
+              <w:t xml:space="preserve"> </w:t>
+            </w:r>
+            <w:r>
+              <w:rPr>
+                <w:rFonts w:ascii="Consolas" w:hAnsi="Consolas"/>
+                <w:color w:val="0000FF"/>
+                <w:sz w:val="21"/>
+                <w:szCs w:val="21"/>
+              </w:rPr>
+              <w:t xml:space="preserve">REFERENCES </w:t>
+            </w:r>
+            <w:proofErr w:type="gramStart"/>
+            <w:r>
+              <w:rPr>
+                <w:rFonts w:ascii="Consolas" w:hAnsi="Consolas"/>
+                <w:color w:val="000000" w:themeColor="text1"/>
+                <w:sz w:val="21"/>
+                <w:szCs w:val="21"/>
+              </w:rPr>
+              <w:t>Authors(</w:t>
+            </w:r>
+            <w:proofErr w:type="spellStart"/>
+            <w:proofErr w:type="gramEnd"/>
+            <w:r>
+              <w:rPr>
+                <w:rFonts w:ascii="Consolas" w:hAnsi="Consolas"/>
+                <w:color w:val="000000" w:themeColor="text1"/>
+                <w:sz w:val="21"/>
+                <w:szCs w:val="21"/>
+              </w:rPr>
+              <w:t>Authors_ID</w:t>
+            </w:r>
+            <w:proofErr w:type="spellEnd"/>
+            <w:r>
+              <w:rPr>
+                <w:rFonts w:ascii="Consolas" w:hAnsi="Consolas"/>
+                <w:color w:val="000000" w:themeColor="text1"/>
+                <w:sz w:val="21"/>
+                <w:szCs w:val="21"/>
+              </w:rPr>
+              <w:t>)</w:t>
+            </w:r>
+          </w:p>
+          <w:p>
+            <w:pPr>
+              <w:shd w:val="clear" w:color="auto" w:fill="FFFFFF"/>
+              <w:spacing w:line="285" w:lineRule="atLeast"/>
+              <w:rPr>
+                <w:rFonts w:ascii="Consolas" w:hAnsi="Consolas"/>
+                <w:color w:val="0000FF"/>
+                <w:sz w:val="21"/>
+                <w:szCs w:val="21"/>
+              </w:rPr>
+            </w:pPr>
+            <w:r>
+              <w:rPr>
+                <w:rFonts w:ascii="Consolas" w:hAnsi="Consolas"/>
+                <w:color w:val="000000" w:themeColor="text1"/>
+                <w:sz w:val="21"/>
+                <w:szCs w:val="21"/>
+              </w:rPr>
+              <w:t xml:space="preserve"> );</w:t>
             </w:r>
           </w:p>
         </w:tc>
@@ -6047,6 +10513,7 @@
                 <w:szCs w:val="21"/>
               </w:rPr>
             </w:pPr>
+            <w:proofErr w:type="spellStart"/>
             <w:r>
               <w:rPr>
                 <w:rFonts w:ascii="Consolas" w:hAnsi="Consolas"/>
@@ -6054,20 +10521,18 @@
                 <w:sz w:val="21"/>
                 <w:szCs w:val="21"/>
               </w:rPr>
-              <w:t>Table</w:t>
-            </w:r>
-          </w:p>
-          <w:p>
-            <w:pPr>
-              <w:shd w:val="clear" w:color="auto" w:fill="FFFFFF"/>
-              <w:spacing w:line="285" w:lineRule="atLeast"/>
+              <w:t>Book_Categories</w:t>
+            </w:r>
+            <w:proofErr w:type="spellEnd"/>
+            <w:r>
               <w:rPr>
                 <w:rFonts w:ascii="Consolas" w:hAnsi="Consolas"/>
                 <w:color w:val="000000"/>
                 <w:sz w:val="21"/>
                 <w:szCs w:val="21"/>
               </w:rPr>
-            </w:pPr>
+              <w:t xml:space="preserve"> </w:t>
+            </w:r>
           </w:p>
         </w:tc>
         <w:tc>
@@ -6080,19 +10545,473 @@
               <w:spacing w:line="285" w:lineRule="atLeast"/>
               <w:rPr>
                 <w:rFonts w:ascii="Consolas" w:hAnsi="Consolas"/>
-                <w:color w:val="0000FF"/>
-                <w:sz w:val="21"/>
-                <w:szCs w:val="21"/>
-              </w:rPr>
-            </w:pPr>
-            <w:r>
-              <w:rPr>
-                <w:rFonts w:ascii="Consolas" w:hAnsi="Consolas"/>
-                <w:color w:val="0000FF"/>
-                <w:sz w:val="21"/>
-                <w:szCs w:val="21"/>
-              </w:rPr>
-              <w:t>Code</w:t>
+                <w:color w:val="000000" w:themeColor="text1"/>
+                <w:sz w:val="21"/>
+                <w:szCs w:val="21"/>
+              </w:rPr>
+            </w:pPr>
+            <w:r>
+              <w:rPr>
+                <w:rFonts w:ascii="Consolas" w:hAnsi="Consolas"/>
+                <w:color w:val="0000FF"/>
+                <w:sz w:val="21"/>
+                <w:szCs w:val="21"/>
+              </w:rPr>
+              <w:t xml:space="preserve">CREATE TABLE </w:t>
+            </w:r>
+            <w:proofErr w:type="spellStart"/>
+            <w:r>
+              <w:rPr>
+                <w:rFonts w:ascii="Consolas" w:hAnsi="Consolas"/>
+                <w:color w:val="000000" w:themeColor="text1"/>
+                <w:sz w:val="21"/>
+                <w:szCs w:val="21"/>
+              </w:rPr>
+              <w:t>Book_Categories</w:t>
+            </w:r>
+            <w:proofErr w:type="spellEnd"/>
+            <w:r>
+              <w:rPr>
+                <w:rFonts w:ascii="Consolas" w:hAnsi="Consolas"/>
+                <w:color w:val="000000" w:themeColor="text1"/>
+                <w:sz w:val="21"/>
+                <w:szCs w:val="21"/>
+              </w:rPr>
+              <w:t xml:space="preserve"> (</w:t>
+            </w:r>
+          </w:p>
+          <w:p>
+            <w:pPr>
+              <w:shd w:val="clear" w:color="auto" w:fill="FFFFFF"/>
+              <w:spacing w:line="285" w:lineRule="atLeast"/>
+              <w:rPr>
+                <w:rFonts w:ascii="Consolas" w:hAnsi="Consolas"/>
+                <w:color w:val="76923C" w:themeColor="accent3" w:themeShade="BF"/>
+                <w:sz w:val="21"/>
+                <w:szCs w:val="21"/>
+              </w:rPr>
+            </w:pPr>
+            <w:r>
+              <w:rPr>
+                <w:rFonts w:ascii="Consolas" w:hAnsi="Consolas"/>
+                <w:color w:val="76923C" w:themeColor="accent3" w:themeShade="BF"/>
+                <w:sz w:val="21"/>
+                <w:szCs w:val="21"/>
+              </w:rPr>
+              <w:t xml:space="preserve"> </w:t>
+            </w:r>
+            <w:proofErr w:type="spellStart"/>
+            <w:r>
+              <w:rPr>
+                <w:rFonts w:ascii="Consolas" w:hAnsi="Consolas"/>
+                <w:color w:val="000000" w:themeColor="text1"/>
+                <w:sz w:val="21"/>
+                <w:szCs w:val="21"/>
+              </w:rPr>
+              <w:t>Book_Code</w:t>
+            </w:r>
+            <w:proofErr w:type="spellEnd"/>
+            <w:r>
+              <w:rPr>
+                <w:rFonts w:ascii="Consolas" w:hAnsi="Consolas"/>
+                <w:color w:val="000000" w:themeColor="text1"/>
+                <w:sz w:val="21"/>
+                <w:szCs w:val="21"/>
+              </w:rPr>
+              <w:t xml:space="preserve"> </w:t>
+            </w:r>
+            <w:r>
+              <w:rPr>
+                <w:rFonts w:ascii="Consolas" w:hAnsi="Consolas"/>
+                <w:color w:val="0000FF"/>
+                <w:sz w:val="21"/>
+                <w:szCs w:val="21"/>
+              </w:rPr>
+              <w:t>INT</w:t>
+            </w:r>
+            <w:r>
+              <w:rPr>
+                <w:rFonts w:ascii="Consolas" w:hAnsi="Consolas"/>
+                <w:color w:val="000000" w:themeColor="text1"/>
+                <w:sz w:val="21"/>
+                <w:szCs w:val="21"/>
+              </w:rPr>
+              <w:t>,</w:t>
+            </w:r>
+          </w:p>
+          <w:p>
+            <w:pPr>
+              <w:shd w:val="clear" w:color="auto" w:fill="FFFFFF"/>
+              <w:spacing w:line="285" w:lineRule="atLeast"/>
+              <w:rPr>
+                <w:rFonts w:ascii="Consolas" w:hAnsi="Consolas"/>
+                <w:color w:val="000000" w:themeColor="text1"/>
+                <w:sz w:val="21"/>
+                <w:szCs w:val="21"/>
+                <w:rtl/>
+                <w:lang w:bidi="ar-SA"/>
+              </w:rPr>
+            </w:pPr>
+            <w:r>
+              <w:rPr>
+                <w:rFonts w:ascii="Consolas" w:hAnsi="Consolas"/>
+                <w:color w:val="76923C" w:themeColor="accent3" w:themeShade="BF"/>
+                <w:sz w:val="21"/>
+                <w:szCs w:val="21"/>
+              </w:rPr>
+              <w:t xml:space="preserve"> </w:t>
+            </w:r>
+            <w:proofErr w:type="spellStart"/>
+            <w:r>
+              <w:rPr>
+                <w:rFonts w:ascii="Consolas" w:hAnsi="Consolas"/>
+                <w:color w:val="000000" w:themeColor="text1"/>
+                <w:sz w:val="21"/>
+                <w:szCs w:val="21"/>
+              </w:rPr>
+              <w:t>Category_ID</w:t>
+            </w:r>
+            <w:proofErr w:type="spellEnd"/>
+            <w:r>
+              <w:rPr>
+                <w:rFonts w:ascii="Consolas" w:hAnsi="Consolas"/>
+                <w:color w:val="000000" w:themeColor="text1"/>
+                <w:sz w:val="21"/>
+                <w:szCs w:val="21"/>
+              </w:rPr>
+              <w:t xml:space="preserve"> </w:t>
+            </w:r>
+            <w:r>
+              <w:rPr>
+                <w:rFonts w:ascii="Consolas" w:hAnsi="Consolas"/>
+                <w:color w:val="0000FF"/>
+                <w:sz w:val="21"/>
+                <w:szCs w:val="21"/>
+              </w:rPr>
+              <w:t>INT</w:t>
+            </w:r>
+            <w:r>
+              <w:rPr>
+                <w:rFonts w:ascii="Consolas" w:hAnsi="Consolas"/>
+                <w:color w:val="000000" w:themeColor="text1"/>
+                <w:sz w:val="21"/>
+                <w:szCs w:val="21"/>
+              </w:rPr>
+              <w:t>,</w:t>
+            </w:r>
+          </w:p>
+          <w:p>
+            <w:pPr>
+              <w:shd w:val="clear" w:color="auto" w:fill="FFFFFF"/>
+              <w:spacing w:line="285" w:lineRule="atLeast"/>
+              <w:rPr>
+                <w:rFonts w:ascii="Consolas" w:hAnsi="Consolas" w:hint="cs"/>
+                <w:color w:val="76923C" w:themeColor="accent3" w:themeShade="BF"/>
+                <w:sz w:val="21"/>
+                <w:szCs w:val="21"/>
+                <w:lang w:bidi="ar-SA"/>
+              </w:rPr>
+            </w:pPr>
+          </w:p>
+          <w:p>
+            <w:pPr>
+              <w:shd w:val="clear" w:color="auto" w:fill="FFFFFF"/>
+              <w:spacing w:line="285" w:lineRule="atLeast"/>
+              <w:rPr>
+                <w:rFonts w:ascii="Consolas" w:hAnsi="Consolas"/>
+                <w:color w:val="000000" w:themeColor="text1"/>
+                <w:sz w:val="21"/>
+                <w:szCs w:val="21"/>
+                <w:rtl/>
+                <w:lang w:bidi="ar-SA"/>
+              </w:rPr>
+            </w:pPr>
+            <w:r>
+              <w:rPr>
+                <w:rFonts w:ascii="Consolas" w:hAnsi="Consolas"/>
+                <w:color w:val="76923C" w:themeColor="accent3" w:themeShade="BF"/>
+                <w:sz w:val="21"/>
+                <w:szCs w:val="21"/>
+              </w:rPr>
+              <w:t xml:space="preserve"> </w:t>
+            </w:r>
+            <w:r>
+              <w:rPr>
+                <w:rFonts w:ascii="Consolas" w:hAnsi="Consolas"/>
+                <w:color w:val="0000FF"/>
+                <w:sz w:val="21"/>
+                <w:szCs w:val="21"/>
+              </w:rPr>
+              <w:t>PRIMARY KEY</w:t>
+            </w:r>
+            <w:r>
+              <w:rPr>
+                <w:rFonts w:ascii="Consolas" w:hAnsi="Consolas"/>
+                <w:color w:val="76923C" w:themeColor="accent3" w:themeShade="BF"/>
+                <w:sz w:val="21"/>
+                <w:szCs w:val="21"/>
+              </w:rPr>
+              <w:t xml:space="preserve"> </w:t>
+            </w:r>
+            <w:r>
+              <w:rPr>
+                <w:rFonts w:ascii="Consolas" w:hAnsi="Consolas"/>
+                <w:color w:val="000000" w:themeColor="text1"/>
+                <w:sz w:val="21"/>
+                <w:szCs w:val="21"/>
+              </w:rPr>
+              <w:t>(</w:t>
+            </w:r>
+            <w:proofErr w:type="spellStart"/>
+            <w:r>
+              <w:rPr>
+                <w:rFonts w:ascii="Consolas" w:hAnsi="Consolas"/>
+                <w:color w:val="000000" w:themeColor="text1"/>
+                <w:sz w:val="21"/>
+                <w:szCs w:val="21"/>
+              </w:rPr>
+              <w:t>Book_Code</w:t>
+            </w:r>
+            <w:proofErr w:type="spellEnd"/>
+            <w:r>
+              <w:rPr>
+                <w:rFonts w:ascii="Consolas" w:hAnsi="Consolas"/>
+                <w:color w:val="000000" w:themeColor="text1"/>
+                <w:sz w:val="21"/>
+                <w:szCs w:val="21"/>
+              </w:rPr>
+              <w:t xml:space="preserve">, </w:t>
+            </w:r>
+            <w:proofErr w:type="spellStart"/>
+            <w:r>
+              <w:rPr>
+                <w:rFonts w:ascii="Consolas" w:hAnsi="Consolas"/>
+                <w:color w:val="000000" w:themeColor="text1"/>
+                <w:sz w:val="21"/>
+                <w:szCs w:val="21"/>
+              </w:rPr>
+              <w:t>Category_ID</w:t>
+            </w:r>
+            <w:proofErr w:type="spellEnd"/>
+            <w:r>
+              <w:rPr>
+                <w:rFonts w:ascii="Consolas" w:hAnsi="Consolas"/>
+                <w:color w:val="000000" w:themeColor="text1"/>
+                <w:sz w:val="21"/>
+                <w:szCs w:val="21"/>
+              </w:rPr>
+              <w:t>),</w:t>
+            </w:r>
+          </w:p>
+          <w:p>
+            <w:pPr>
+              <w:shd w:val="clear" w:color="auto" w:fill="FFFFFF"/>
+              <w:spacing w:line="285" w:lineRule="atLeast"/>
+              <w:rPr>
+                <w:rFonts w:ascii="Consolas" w:hAnsi="Consolas" w:hint="cs"/>
+                <w:color w:val="000000" w:themeColor="text1"/>
+                <w:sz w:val="21"/>
+                <w:szCs w:val="21"/>
+                <w:lang w:bidi="ar-SA"/>
+              </w:rPr>
+            </w:pPr>
+          </w:p>
+          <w:p>
+            <w:pPr>
+              <w:shd w:val="clear" w:color="auto" w:fill="FFFFFF"/>
+              <w:spacing w:line="285" w:lineRule="atLeast"/>
+              <w:rPr>
+                <w:rFonts w:ascii="Consolas" w:hAnsi="Consolas"/>
+                <w:color w:val="76923C" w:themeColor="accent3" w:themeShade="BF"/>
+                <w:sz w:val="21"/>
+                <w:szCs w:val="21"/>
+              </w:rPr>
+            </w:pPr>
+            <w:r>
+              <w:rPr>
+                <w:rFonts w:ascii="Consolas" w:hAnsi="Consolas"/>
+                <w:color w:val="76923C" w:themeColor="accent3" w:themeShade="BF"/>
+                <w:sz w:val="21"/>
+                <w:szCs w:val="21"/>
+              </w:rPr>
+              <w:t xml:space="preserve"> </w:t>
+            </w:r>
+            <w:r>
+              <w:rPr>
+                <w:rFonts w:ascii="Consolas" w:hAnsi="Consolas"/>
+                <w:color w:val="0000FF"/>
+                <w:sz w:val="21"/>
+                <w:szCs w:val="21"/>
+              </w:rPr>
+              <w:t>FOREIGN KEY</w:t>
+            </w:r>
+            <w:r>
+              <w:rPr>
+                <w:rFonts w:ascii="Consolas" w:hAnsi="Consolas"/>
+                <w:color w:val="000000" w:themeColor="text1"/>
+                <w:sz w:val="21"/>
+                <w:szCs w:val="21"/>
+              </w:rPr>
+              <w:t xml:space="preserve"> (</w:t>
+            </w:r>
+            <w:proofErr w:type="spellStart"/>
+            <w:r>
+              <w:rPr>
+                <w:rFonts w:ascii="Consolas" w:hAnsi="Consolas"/>
+                <w:color w:val="000000" w:themeColor="text1"/>
+                <w:sz w:val="21"/>
+                <w:szCs w:val="21"/>
+              </w:rPr>
+              <w:t>Book_Code</w:t>
+            </w:r>
+            <w:proofErr w:type="spellEnd"/>
+            <w:r>
+              <w:rPr>
+                <w:rFonts w:ascii="Consolas" w:hAnsi="Consolas"/>
+                <w:color w:val="000000" w:themeColor="text1"/>
+                <w:sz w:val="21"/>
+                <w:szCs w:val="21"/>
+              </w:rPr>
+              <w:t xml:space="preserve">) </w:t>
+            </w:r>
+            <w:r>
+              <w:rPr>
+                <w:rFonts w:ascii="Consolas" w:hAnsi="Consolas"/>
+                <w:color w:val="0000FF"/>
+                <w:sz w:val="21"/>
+                <w:szCs w:val="21"/>
+              </w:rPr>
+              <w:t xml:space="preserve">REFERENCES </w:t>
+            </w:r>
+            <w:proofErr w:type="gramStart"/>
+            <w:r>
+              <w:rPr>
+                <w:rFonts w:ascii="Consolas" w:hAnsi="Consolas"/>
+                <w:color w:val="000000" w:themeColor="text1"/>
+                <w:sz w:val="21"/>
+                <w:szCs w:val="21"/>
+              </w:rPr>
+              <w:t>Books(</w:t>
+            </w:r>
+            <w:proofErr w:type="spellStart"/>
+            <w:proofErr w:type="gramEnd"/>
+            <w:r>
+              <w:rPr>
+                <w:rFonts w:ascii="Consolas" w:hAnsi="Consolas"/>
+                <w:color w:val="000000" w:themeColor="text1"/>
+                <w:sz w:val="21"/>
+                <w:szCs w:val="21"/>
+              </w:rPr>
+              <w:t>Book_Code</w:t>
+            </w:r>
+            <w:proofErr w:type="spellEnd"/>
+            <w:r>
+              <w:rPr>
+                <w:rFonts w:ascii="Consolas" w:hAnsi="Consolas"/>
+                <w:color w:val="000000" w:themeColor="text1"/>
+                <w:sz w:val="21"/>
+                <w:szCs w:val="21"/>
+              </w:rPr>
+              <w:t>),</w:t>
+            </w:r>
+          </w:p>
+          <w:p>
+            <w:pPr>
+              <w:shd w:val="clear" w:color="auto" w:fill="FFFFFF"/>
+              <w:spacing w:line="285" w:lineRule="atLeast"/>
+              <w:rPr>
+                <w:rFonts w:ascii="Consolas" w:hAnsi="Consolas"/>
+                <w:color w:val="0000FF"/>
+                <w:sz w:val="21"/>
+                <w:szCs w:val="21"/>
+              </w:rPr>
+            </w:pPr>
+            <w:r>
+              <w:rPr>
+                <w:rFonts w:ascii="Consolas" w:hAnsi="Consolas"/>
+                <w:color w:val="76923C" w:themeColor="accent3" w:themeShade="BF"/>
+                <w:sz w:val="21"/>
+                <w:szCs w:val="21"/>
+              </w:rPr>
+              <w:t xml:space="preserve"> </w:t>
+            </w:r>
+            <w:r>
+              <w:rPr>
+                <w:rFonts w:ascii="Consolas" w:hAnsi="Consolas"/>
+                <w:color w:val="0000FF"/>
+                <w:sz w:val="21"/>
+                <w:szCs w:val="21"/>
+              </w:rPr>
+              <w:t>FOREIGN KEY</w:t>
+            </w:r>
+            <w:r>
+              <w:rPr>
+                <w:rFonts w:ascii="Consolas" w:hAnsi="Consolas"/>
+                <w:color w:val="000000" w:themeColor="text1"/>
+                <w:sz w:val="21"/>
+                <w:szCs w:val="21"/>
+              </w:rPr>
+              <w:t xml:space="preserve"> (</w:t>
+            </w:r>
+            <w:proofErr w:type="spellStart"/>
+            <w:r>
+              <w:rPr>
+                <w:rFonts w:ascii="Consolas" w:hAnsi="Consolas"/>
+                <w:color w:val="000000" w:themeColor="text1"/>
+                <w:sz w:val="21"/>
+                <w:szCs w:val="21"/>
+              </w:rPr>
+              <w:t>Category_ID</w:t>
+            </w:r>
+            <w:proofErr w:type="spellEnd"/>
+            <w:r>
+              <w:rPr>
+                <w:rFonts w:ascii="Consolas" w:hAnsi="Consolas"/>
+                <w:color w:val="000000" w:themeColor="text1"/>
+                <w:sz w:val="21"/>
+                <w:szCs w:val="21"/>
+              </w:rPr>
+              <w:t xml:space="preserve">) </w:t>
+            </w:r>
+            <w:r>
+              <w:rPr>
+                <w:rFonts w:ascii="Consolas" w:hAnsi="Consolas"/>
+                <w:color w:val="0000FF"/>
+                <w:sz w:val="21"/>
+                <w:szCs w:val="21"/>
+              </w:rPr>
+              <w:t xml:space="preserve">REFERENCES </w:t>
+            </w:r>
+            <w:proofErr w:type="gramStart"/>
+            <w:r>
+              <w:rPr>
+                <w:rFonts w:ascii="Consolas" w:hAnsi="Consolas"/>
+                <w:color w:val="000000" w:themeColor="text1"/>
+                <w:sz w:val="21"/>
+                <w:szCs w:val="21"/>
+              </w:rPr>
+              <w:t>Categories(</w:t>
+            </w:r>
+            <w:proofErr w:type="spellStart"/>
+            <w:proofErr w:type="gramEnd"/>
+            <w:r>
+              <w:rPr>
+                <w:rFonts w:ascii="Consolas" w:hAnsi="Consolas"/>
+                <w:color w:val="000000" w:themeColor="text1"/>
+                <w:sz w:val="21"/>
+                <w:szCs w:val="21"/>
+              </w:rPr>
+              <w:t>Category_ID</w:t>
+            </w:r>
+            <w:proofErr w:type="spellEnd"/>
+            <w:r>
+              <w:rPr>
+                <w:rFonts w:ascii="Consolas" w:hAnsi="Consolas"/>
+                <w:color w:val="000000" w:themeColor="text1"/>
+                <w:sz w:val="21"/>
+                <w:szCs w:val="21"/>
+              </w:rPr>
+              <w:t>) );</w:t>
             </w:r>
           </w:p>
         </w:tc>
@@ -6113,6 +11032,7 @@
                 <w:szCs w:val="21"/>
               </w:rPr>
             </w:pPr>
+            <w:proofErr w:type="spellStart"/>
             <w:r>
               <w:rPr>
                 <w:rFonts w:ascii="Consolas" w:hAnsi="Consolas"/>
@@ -6120,8 +11040,9 @@
                 <w:sz w:val="21"/>
                 <w:szCs w:val="21"/>
               </w:rPr>
-              <w:t>Table</w:t>
-            </w:r>
+              <w:t>Manage_Books</w:t>
+            </w:r>
+            <w:proofErr w:type="spellEnd"/>
           </w:p>
           <w:p>
             <w:pPr>
@@ -6146,19 +11067,430 @@
               <w:spacing w:line="285" w:lineRule="atLeast"/>
               <w:rPr>
                 <w:rFonts w:ascii="Consolas" w:hAnsi="Consolas"/>
-                <w:color w:val="0000FF"/>
-                <w:sz w:val="21"/>
-                <w:szCs w:val="21"/>
-              </w:rPr>
-            </w:pPr>
-            <w:r>
-              <w:rPr>
-                <w:rFonts w:ascii="Consolas" w:hAnsi="Consolas"/>
-                <w:color w:val="0000FF"/>
-                <w:sz w:val="21"/>
-                <w:szCs w:val="21"/>
-              </w:rPr>
-              <w:t>code</w:t>
+                <w:color w:val="000000" w:themeColor="text1"/>
+                <w:sz w:val="21"/>
+                <w:szCs w:val="21"/>
+              </w:rPr>
+            </w:pPr>
+            <w:r>
+              <w:rPr>
+                <w:rFonts w:ascii="Consolas" w:hAnsi="Consolas"/>
+                <w:color w:val="0000FF"/>
+                <w:sz w:val="21"/>
+                <w:szCs w:val="21"/>
+              </w:rPr>
+              <w:t xml:space="preserve">CREATE TABLE </w:t>
+            </w:r>
+            <w:proofErr w:type="spellStart"/>
+            <w:r>
+              <w:rPr>
+                <w:rFonts w:ascii="Consolas" w:hAnsi="Consolas"/>
+                <w:color w:val="000000" w:themeColor="text1"/>
+                <w:sz w:val="21"/>
+                <w:szCs w:val="21"/>
+              </w:rPr>
+              <w:t>Manage_Books</w:t>
+            </w:r>
+            <w:proofErr w:type="spellEnd"/>
+            <w:r>
+              <w:rPr>
+                <w:rFonts w:ascii="Consolas" w:hAnsi="Consolas"/>
+                <w:color w:val="000000" w:themeColor="text1"/>
+                <w:sz w:val="21"/>
+                <w:szCs w:val="21"/>
+              </w:rPr>
+              <w:t xml:space="preserve"> (</w:t>
+            </w:r>
+          </w:p>
+          <w:p>
+            <w:pPr>
+              <w:shd w:val="clear" w:color="auto" w:fill="FFFFFF"/>
+              <w:spacing w:line="285" w:lineRule="atLeast"/>
+              <w:rPr>
+                <w:rFonts w:ascii="Consolas" w:hAnsi="Consolas"/>
+                <w:color w:val="0000FF"/>
+                <w:sz w:val="21"/>
+                <w:szCs w:val="21"/>
+              </w:rPr>
+            </w:pPr>
+            <w:r>
+              <w:rPr>
+                <w:rFonts w:ascii="Consolas" w:hAnsi="Consolas"/>
+                <w:color w:val="0000FF"/>
+                <w:sz w:val="21"/>
+                <w:szCs w:val="21"/>
+              </w:rPr>
+              <w:t xml:space="preserve"> </w:t>
+            </w:r>
+            <w:proofErr w:type="spellStart"/>
+            <w:r>
+              <w:rPr>
+                <w:rFonts w:ascii="Consolas" w:hAnsi="Consolas"/>
+                <w:color w:val="000000" w:themeColor="text1"/>
+                <w:sz w:val="21"/>
+                <w:szCs w:val="21"/>
+              </w:rPr>
+              <w:t>Employee_ID</w:t>
+            </w:r>
+            <w:proofErr w:type="spellEnd"/>
+            <w:r>
+              <w:rPr>
+                <w:rFonts w:ascii="Consolas" w:hAnsi="Consolas"/>
+                <w:color w:val="000000" w:themeColor="text1"/>
+                <w:sz w:val="21"/>
+                <w:szCs w:val="21"/>
+              </w:rPr>
+              <w:t xml:space="preserve"> </w:t>
+            </w:r>
+            <w:r>
+              <w:rPr>
+                <w:rFonts w:ascii="Consolas" w:hAnsi="Consolas"/>
+                <w:color w:val="0000FF"/>
+                <w:sz w:val="21"/>
+                <w:szCs w:val="21"/>
+              </w:rPr>
+              <w:t>INT</w:t>
+            </w:r>
+            <w:r>
+              <w:rPr>
+                <w:rFonts w:ascii="Consolas" w:hAnsi="Consolas"/>
+                <w:color w:val="000000" w:themeColor="text1"/>
+                <w:sz w:val="21"/>
+                <w:szCs w:val="21"/>
+              </w:rPr>
+              <w:t>,</w:t>
+            </w:r>
+          </w:p>
+          <w:p>
+            <w:pPr>
+              <w:shd w:val="clear" w:color="auto" w:fill="FFFFFF"/>
+              <w:spacing w:line="285" w:lineRule="atLeast"/>
+              <w:rPr>
+                <w:rFonts w:ascii="Consolas" w:hAnsi="Consolas"/>
+                <w:color w:val="0000FF"/>
+                <w:sz w:val="21"/>
+                <w:szCs w:val="21"/>
+              </w:rPr>
+            </w:pPr>
+            <w:r>
+              <w:rPr>
+                <w:rFonts w:ascii="Consolas" w:hAnsi="Consolas"/>
+                <w:color w:val="0000FF"/>
+                <w:sz w:val="21"/>
+                <w:szCs w:val="21"/>
+              </w:rPr>
+              <w:t xml:space="preserve"> </w:t>
+            </w:r>
+            <w:r>
+              <w:rPr>
+                <w:rFonts w:ascii="Consolas" w:hAnsi="Consolas"/>
+                <w:color w:val="000000" w:themeColor="text1"/>
+                <w:sz w:val="21"/>
+                <w:szCs w:val="21"/>
+              </w:rPr>
+              <w:t>Book</w:t>
+            </w:r>
+            <w:r>
+              <w:rPr>
+                <w:rFonts w:ascii="Consolas" w:hAnsi="Consolas"/>
+                <w:color w:val="0000FF"/>
+                <w:sz w:val="21"/>
+                <w:szCs w:val="21"/>
+              </w:rPr>
+              <w:t xml:space="preserve"> INT</w:t>
+            </w:r>
+            <w:r>
+              <w:rPr>
+                <w:rFonts w:ascii="Consolas" w:hAnsi="Consolas"/>
+                <w:color w:val="000000" w:themeColor="text1"/>
+                <w:sz w:val="21"/>
+                <w:szCs w:val="21"/>
+              </w:rPr>
+              <w:t>,</w:t>
+            </w:r>
+          </w:p>
+          <w:p>
+            <w:pPr>
+              <w:shd w:val="clear" w:color="auto" w:fill="FFFFFF"/>
+              <w:spacing w:line="285" w:lineRule="atLeast"/>
+              <w:rPr>
+                <w:rFonts w:ascii="Consolas" w:hAnsi="Consolas"/>
+                <w:color w:val="0000FF"/>
+                <w:sz w:val="21"/>
+                <w:szCs w:val="21"/>
+                <w:rtl/>
+                <w:lang w:bidi="ar-SA"/>
+              </w:rPr>
+            </w:pPr>
+            <w:r>
+              <w:rPr>
+                <w:rFonts w:ascii="Consolas" w:hAnsi="Consolas"/>
+                <w:color w:val="0000FF"/>
+                <w:sz w:val="21"/>
+                <w:szCs w:val="21"/>
+              </w:rPr>
+              <w:t xml:space="preserve"> </w:t>
+            </w:r>
+          </w:p>
+          <w:p>
+            <w:pPr>
+              <w:shd w:val="clear" w:color="auto" w:fill="FFFFFF"/>
+              <w:spacing w:line="285" w:lineRule="atLeast"/>
+              <w:rPr>
+                <w:rFonts w:ascii="Consolas" w:hAnsi="Consolas"/>
+                <w:color w:val="0000FF"/>
+                <w:sz w:val="21"/>
+                <w:szCs w:val="21"/>
+                <w:rtl/>
+                <w:lang w:bidi="ar-SA"/>
+              </w:rPr>
+            </w:pPr>
+            <w:r>
+              <w:rPr>
+                <w:rFonts w:ascii="Consolas" w:hAnsi="Consolas" w:hint="cs"/>
+                <w:color w:val="0000FF"/>
+                <w:sz w:val="21"/>
+                <w:szCs w:val="21"/>
+                <w:rtl/>
+                <w:lang w:bidi="ar-SA"/>
+              </w:rPr>
+              <w:t xml:space="preserve">  </w:t>
+            </w:r>
+            <w:r>
+              <w:rPr>
+                <w:rFonts w:ascii="Consolas" w:hAnsi="Consolas"/>
+                <w:color w:val="0000FF"/>
+                <w:sz w:val="21"/>
+                <w:szCs w:val="21"/>
+                <w:lang w:bidi="ar-SA"/>
+              </w:rPr>
+              <w:t xml:space="preserve">PRIMARY KEY </w:t>
+            </w:r>
+            <w:r>
+              <w:rPr>
+                <w:rFonts w:ascii="Consolas" w:hAnsi="Consolas"/>
+                <w:color w:val="000000" w:themeColor="text1"/>
+                <w:sz w:val="21"/>
+                <w:szCs w:val="21"/>
+                <w:lang w:bidi="ar-SA"/>
+              </w:rPr>
+              <w:t>(</w:t>
+            </w:r>
+            <w:proofErr w:type="spellStart"/>
+            <w:r>
+              <w:rPr>
+                <w:rFonts w:ascii="Consolas" w:hAnsi="Consolas"/>
+                <w:color w:val="000000" w:themeColor="text1"/>
+                <w:sz w:val="21"/>
+                <w:szCs w:val="21"/>
+                <w:lang w:bidi="ar-SA"/>
+              </w:rPr>
+              <w:t>Employee_ID</w:t>
+            </w:r>
+            <w:proofErr w:type="spellEnd"/>
+            <w:r>
+              <w:rPr>
+                <w:rFonts w:ascii="Consolas" w:hAnsi="Consolas"/>
+                <w:color w:val="000000" w:themeColor="text1"/>
+                <w:sz w:val="21"/>
+                <w:szCs w:val="21"/>
+                <w:lang w:bidi="ar-SA"/>
+              </w:rPr>
+              <w:t>, Book),</w:t>
+            </w:r>
+          </w:p>
+          <w:p>
+            <w:pPr>
+              <w:shd w:val="clear" w:color="auto" w:fill="FFFFFF"/>
+              <w:spacing w:line="285" w:lineRule="atLeast"/>
+              <w:rPr>
+                <w:rFonts w:ascii="Consolas" w:hAnsi="Consolas" w:hint="cs"/>
+                <w:color w:val="0000FF"/>
+                <w:sz w:val="21"/>
+                <w:szCs w:val="21"/>
+                <w:lang w:bidi="ar-SA"/>
+              </w:rPr>
+            </w:pPr>
+          </w:p>
+          <w:p>
+            <w:pPr>
+              <w:shd w:val="clear" w:color="auto" w:fill="FFFFFF"/>
+              <w:spacing w:line="285" w:lineRule="atLeast"/>
+              <w:rPr>
+                <w:rFonts w:ascii="Consolas" w:hAnsi="Consolas"/>
+                <w:color w:val="0000FF"/>
+                <w:sz w:val="21"/>
+                <w:szCs w:val="21"/>
+              </w:rPr>
+            </w:pPr>
+            <w:r>
+              <w:rPr>
+                <w:rFonts w:ascii="Consolas" w:hAnsi="Consolas"/>
+                <w:color w:val="0000FF"/>
+                <w:sz w:val="21"/>
+                <w:szCs w:val="21"/>
+              </w:rPr>
+              <w:t xml:space="preserve"> FOREIGN KEY </w:t>
+            </w:r>
+            <w:r>
+              <w:rPr>
+                <w:rFonts w:ascii="Consolas" w:hAnsi="Consolas"/>
+                <w:color w:val="000000" w:themeColor="text1"/>
+                <w:sz w:val="21"/>
+                <w:szCs w:val="21"/>
+              </w:rPr>
+              <w:t>(</w:t>
+            </w:r>
+            <w:proofErr w:type="spellStart"/>
+            <w:r>
+              <w:rPr>
+                <w:rFonts w:ascii="Consolas" w:hAnsi="Consolas"/>
+                <w:color w:val="000000" w:themeColor="text1"/>
+                <w:sz w:val="21"/>
+                <w:szCs w:val="21"/>
+              </w:rPr>
+              <w:t>Employee_ID</w:t>
+            </w:r>
+            <w:proofErr w:type="spellEnd"/>
+            <w:r>
+              <w:rPr>
+                <w:rFonts w:ascii="Consolas" w:hAnsi="Consolas"/>
+                <w:color w:val="000000" w:themeColor="text1"/>
+                <w:sz w:val="21"/>
+                <w:szCs w:val="21"/>
+              </w:rPr>
+              <w:t xml:space="preserve">) </w:t>
+            </w:r>
+            <w:r>
+              <w:rPr>
+                <w:rFonts w:ascii="Consolas" w:hAnsi="Consolas"/>
+                <w:color w:val="0000FF"/>
+                <w:sz w:val="21"/>
+                <w:szCs w:val="21"/>
+              </w:rPr>
+              <w:t xml:space="preserve">REFERENCES </w:t>
+            </w:r>
+            <w:proofErr w:type="gramStart"/>
+            <w:r>
+              <w:rPr>
+                <w:rFonts w:ascii="Consolas" w:hAnsi="Consolas"/>
+                <w:color w:val="000000" w:themeColor="text1"/>
+                <w:sz w:val="21"/>
+                <w:szCs w:val="21"/>
+              </w:rPr>
+              <w:t>Employees(</w:t>
+            </w:r>
+            <w:proofErr w:type="spellStart"/>
+            <w:proofErr w:type="gramEnd"/>
+            <w:r>
+              <w:rPr>
+                <w:rFonts w:ascii="Consolas" w:hAnsi="Consolas"/>
+                <w:color w:val="000000" w:themeColor="text1"/>
+                <w:sz w:val="21"/>
+                <w:szCs w:val="21"/>
+              </w:rPr>
+              <w:t>Employee_ID</w:t>
+            </w:r>
+            <w:proofErr w:type="spellEnd"/>
+            <w:r>
+              <w:rPr>
+                <w:rFonts w:ascii="Consolas" w:hAnsi="Consolas"/>
+                <w:color w:val="000000" w:themeColor="text1"/>
+                <w:sz w:val="21"/>
+                <w:szCs w:val="21"/>
+              </w:rPr>
+              <w:t>),</w:t>
+            </w:r>
+          </w:p>
+          <w:p>
+            <w:pPr>
+              <w:shd w:val="clear" w:color="auto" w:fill="FFFFFF"/>
+              <w:spacing w:line="285" w:lineRule="atLeast"/>
+              <w:rPr>
+                <w:rFonts w:ascii="Consolas" w:hAnsi="Consolas"/>
+                <w:color w:val="0000FF"/>
+                <w:sz w:val="21"/>
+                <w:szCs w:val="21"/>
+              </w:rPr>
+            </w:pPr>
+            <w:r>
+              <w:rPr>
+                <w:rFonts w:ascii="Consolas" w:hAnsi="Consolas"/>
+                <w:color w:val="0000FF"/>
+                <w:sz w:val="21"/>
+                <w:szCs w:val="21"/>
+              </w:rPr>
+              <w:t xml:space="preserve"> FOREIGN KEY </w:t>
+            </w:r>
+            <w:r>
+              <w:rPr>
+                <w:rFonts w:ascii="Consolas" w:hAnsi="Consolas"/>
+                <w:color w:val="000000" w:themeColor="text1"/>
+                <w:sz w:val="21"/>
+                <w:szCs w:val="21"/>
+              </w:rPr>
+              <w:t xml:space="preserve">(Book) </w:t>
+            </w:r>
+            <w:r>
+              <w:rPr>
+                <w:rFonts w:ascii="Consolas" w:hAnsi="Consolas"/>
+                <w:color w:val="0000FF"/>
+                <w:sz w:val="21"/>
+                <w:szCs w:val="21"/>
+              </w:rPr>
+              <w:t xml:space="preserve">REFERENCES </w:t>
+            </w:r>
+            <w:proofErr w:type="gramStart"/>
+            <w:r>
+              <w:rPr>
+                <w:rFonts w:ascii="Consolas" w:hAnsi="Consolas"/>
+                <w:color w:val="000000" w:themeColor="text1"/>
+                <w:sz w:val="21"/>
+                <w:szCs w:val="21"/>
+              </w:rPr>
+              <w:t>Books(</w:t>
+            </w:r>
+            <w:proofErr w:type="spellStart"/>
+            <w:proofErr w:type="gramEnd"/>
+            <w:r>
+              <w:rPr>
+                <w:rFonts w:ascii="Consolas" w:hAnsi="Consolas"/>
+                <w:color w:val="000000" w:themeColor="text1"/>
+                <w:sz w:val="21"/>
+                <w:szCs w:val="21"/>
+              </w:rPr>
+              <w:t>Book_Code</w:t>
+            </w:r>
+            <w:proofErr w:type="spellEnd"/>
+            <w:r>
+              <w:rPr>
+                <w:rFonts w:ascii="Consolas" w:hAnsi="Consolas"/>
+                <w:color w:val="000000" w:themeColor="text1"/>
+                <w:sz w:val="21"/>
+                <w:szCs w:val="21"/>
+              </w:rPr>
+              <w:t>)</w:t>
+            </w:r>
+          </w:p>
+          <w:p>
+            <w:pPr>
+              <w:shd w:val="clear" w:color="auto" w:fill="FFFFFF"/>
+              <w:spacing w:line="285" w:lineRule="atLeast"/>
+              <w:rPr>
+                <w:rFonts w:ascii="Consolas" w:hAnsi="Consolas"/>
+                <w:color w:val="0000FF"/>
+                <w:sz w:val="21"/>
+                <w:szCs w:val="21"/>
+              </w:rPr>
+            </w:pPr>
+            <w:r>
+              <w:rPr>
+                <w:rFonts w:ascii="Consolas" w:hAnsi="Consolas"/>
+                <w:color w:val="000000" w:themeColor="text1"/>
+                <w:sz w:val="21"/>
+                <w:szCs w:val="21"/>
+              </w:rPr>
+              <w:t>);</w:t>
             </w:r>
           </w:p>
         </w:tc>
@@ -6237,7 +11569,7 @@
     </w:p>
     <w:p>
       <w:pPr>
-        <w:pStyle w:val="Heading1"/>
+        <w:pStyle w:val="1"/>
       </w:pPr>
       <w:bookmarkStart w:id="15" w:name="_Toc33350374"/>
       <w:r>
@@ -6323,7 +11655,7 @@
     <w:p/>
     <w:p>
       <w:pPr>
-        <w:pStyle w:val="Heading1"/>
+        <w:pStyle w:val="1"/>
         <w:jc w:val="both"/>
         <w:rPr>
           <w:i/>
@@ -6335,6 +11667,7 @@
       </w:pPr>
       <w:bookmarkStart w:id="16" w:name="_Toc33350375"/>
       <w:r>
+        <w:lastRenderedPageBreak/>
         <w:t>Queries</w:t>
       </w:r>
       <w:bookmarkEnd w:id="16"/>
@@ -6368,7 +11701,6 @@
           <w:sz w:val="24"/>
           <w:szCs w:val="24"/>
         </w:rPr>
-        <w:lastRenderedPageBreak/>
         <w:t>e</w:t>
       </w:r>
       <w:r>
@@ -6568,7 +11900,7 @@
     <w:p/>
     <w:p>
       <w:pPr>
-        <w:pStyle w:val="Heading1"/>
+        <w:pStyle w:val="1"/>
         <w:jc w:val="both"/>
       </w:pPr>
       <w:bookmarkStart w:id="17" w:name="_Toc33350376"/>
@@ -6818,7 +12150,7 @@
     </w:p>
     <w:p>
       <w:pPr>
-        <w:pStyle w:val="ListParagraph"/>
+        <w:pStyle w:val="aa"/>
         <w:numPr>
           <w:ilvl w:val="0"/>
           <w:numId w:val="17"/>
@@ -6876,7 +12208,7 @@
     </w:p>
     <w:p>
       <w:pPr>
-        <w:pStyle w:val="ListParagraph"/>
+        <w:pStyle w:val="aa"/>
         <w:numPr>
           <w:ilvl w:val="1"/>
           <w:numId w:val="17"/>
@@ -6969,7 +12301,7 @@
     </w:p>
     <w:p>
       <w:pPr>
-        <w:pStyle w:val="ListParagraph"/>
+        <w:pStyle w:val="aa"/>
         <w:numPr>
           <w:ilvl w:val="1"/>
           <w:numId w:val="17"/>
@@ -6990,7 +12322,7 @@
     </w:p>
     <w:p>
       <w:pPr>
-        <w:pStyle w:val="ListParagraph"/>
+        <w:pStyle w:val="aa"/>
         <w:numPr>
           <w:ilvl w:val="1"/>
           <w:numId w:val="17"/>
@@ -7039,7 +12371,7 @@
     </w:p>
     <w:p>
       <w:pPr>
-        <w:pStyle w:val="ListParagraph"/>
+        <w:pStyle w:val="aa"/>
         <w:numPr>
           <w:ilvl w:val="1"/>
           <w:numId w:val="17"/>
@@ -7108,7 +12440,7 @@
     </w:p>
     <w:p>
       <w:pPr>
-        <w:pStyle w:val="ListParagraph"/>
+        <w:pStyle w:val="aa"/>
         <w:numPr>
           <w:ilvl w:val="0"/>
           <w:numId w:val="17"/>
@@ -7157,7 +12489,7 @@
     </w:p>
     <w:p>
       <w:pPr>
-        <w:pStyle w:val="ListParagraph"/>
+        <w:pStyle w:val="aa"/>
         <w:numPr>
           <w:ilvl w:val="0"/>
           <w:numId w:val="17"/>
@@ -7324,7 +12656,7 @@
     </w:p>
     <w:p>
       <w:pPr>
-        <w:pStyle w:val="ListParagraph"/>
+        <w:pStyle w:val="aa"/>
         <w:numPr>
           <w:ilvl w:val="0"/>
           <w:numId w:val="17"/>
@@ -7345,6 +12677,7 @@
           <w:bCs/>
           <w:color w:val="212121"/>
         </w:rPr>
+        <w:lastRenderedPageBreak/>
         <w:t>General Guidelines</w:t>
       </w:r>
     </w:p>
@@ -7383,7 +12716,7 @@
     </w:p>
     <w:p>
       <w:pPr>
-        <w:pStyle w:val="ListParagraph"/>
+        <w:pStyle w:val="aa"/>
         <w:numPr>
           <w:ilvl w:val="0"/>
           <w:numId w:val="16"/>
@@ -7404,7 +12737,7 @@
     </w:p>
     <w:p>
       <w:pPr>
-        <w:pStyle w:val="ListParagraph"/>
+        <w:pStyle w:val="aa"/>
         <w:numPr>
           <w:ilvl w:val="0"/>
           <w:numId w:val="16"/>
@@ -7420,13 +12753,12 @@
           <w:sz w:val="24"/>
           <w:szCs w:val="24"/>
         </w:rPr>
-        <w:lastRenderedPageBreak/>
         <w:t>Show screenshots of proper addition of constraints at least – PK and FK in report</w:t>
       </w:r>
     </w:p>
     <w:p>
       <w:pPr>
-        <w:pStyle w:val="ListParagraph"/>
+        <w:pStyle w:val="aa"/>
         <w:numPr>
           <w:ilvl w:val="0"/>
           <w:numId w:val="16"/>
@@ -7447,7 +12779,7 @@
     </w:p>
     <w:p>
       <w:pPr>
-        <w:pStyle w:val="ListParagraph"/>
+        <w:pStyle w:val="aa"/>
         <w:numPr>
           <w:ilvl w:val="0"/>
           <w:numId w:val="16"/>
@@ -7469,7 +12801,7 @@
     </w:p>
     <w:p>
       <w:pPr>
-        <w:pStyle w:val="ListParagraph"/>
+        <w:pStyle w:val="aa"/>
         <w:numPr>
           <w:ilvl w:val="0"/>
           <w:numId w:val="16"/>
@@ -7550,7 +12882,7 @@
     </w:p>
     <w:p>
       <w:pPr>
-        <w:pStyle w:val="ListParagraph"/>
+        <w:pStyle w:val="aa"/>
         <w:numPr>
           <w:ilvl w:val="0"/>
           <w:numId w:val="15"/>
@@ -7586,7 +12918,7 @@
     </w:p>
     <w:p>
       <w:pPr>
-        <w:pStyle w:val="ListParagraph"/>
+        <w:pStyle w:val="aa"/>
         <w:numPr>
           <w:ilvl w:val="0"/>
           <w:numId w:val="15"/>
@@ -7677,7 +13009,7 @@
     </w:p>
     <w:tbl>
       <w:tblPr>
-        <w:tblStyle w:val="TableGrid"/>
+        <w:tblStyle w:val="a7"/>
         <w:tblW w:w="0" w:type="auto"/>
         <w:tblLook w:val="04A0" w:firstRow="1" w:lastRow="0" w:firstColumn="1" w:lastColumn="0" w:noHBand="0" w:noVBand="1"/>
       </w:tblPr>
@@ -9605,7 +14937,7 @@
     <w:sdtContent>
       <w:p>
         <w:pPr>
-          <w:pStyle w:val="Footer"/>
+          <w:pStyle w:val="a6"/>
           <w:jc w:val="center"/>
         </w:pPr>
         <w:r>
@@ -9634,7 +14966,7 @@
   </w:sdt>
   <w:p>
     <w:pPr>
-      <w:pStyle w:val="Footer"/>
+      <w:pStyle w:val="a6"/>
     </w:pPr>
   </w:p>
 </w:ftr>
@@ -10588,7 +15920,7 @@
     <w:lvl w:ilvl="0" w:tplc="9EB6247C">
       <w:start w:val="1"/>
       <w:numFmt w:val="decimal"/>
-      <w:pStyle w:val="Heading1"/>
+      <w:pStyle w:val="1"/>
       <w:lvlText w:val="%1."/>
       <w:lvlJc w:val="left"/>
       <w:pPr>
@@ -11132,16 +16464,16 @@
     <w:lsdException w:name="Unresolved Mention" w:semiHidden="1" w:unhideWhenUsed="1"/>
     <w:lsdException w:name="Smart Link" w:semiHidden="1" w:unhideWhenUsed="1"/>
   </w:latentStyles>
-  <w:style w:type="paragraph" w:default="1" w:styleId="Normal">
+  <w:style w:type="paragraph" w:default="1" w:styleId="a">
     <w:name w:val="Normal"/>
     <w:qFormat/>
     <w:rsid w:val="00B23C93"/>
   </w:style>
-  <w:style w:type="paragraph" w:styleId="Heading1">
+  <w:style w:type="paragraph" w:styleId="1">
     <w:name w:val="heading 1"/>
-    <w:basedOn w:val="Normal"/>
-    <w:next w:val="Normal"/>
-    <w:link w:val="Heading1Char"/>
+    <w:basedOn w:val="a"/>
+    <w:next w:val="a"/>
+    <w:link w:val="1Char"/>
     <w:uiPriority w:val="9"/>
     <w:qFormat/>
     <w:rsid w:val="0011377B"/>
@@ -11163,11 +16495,11 @@
       <w:szCs w:val="28"/>
     </w:rPr>
   </w:style>
-  <w:style w:type="paragraph" w:styleId="Heading2">
+  <w:style w:type="paragraph" w:styleId="2">
     <w:name w:val="heading 2"/>
-    <w:basedOn w:val="Normal"/>
-    <w:next w:val="Normal"/>
-    <w:link w:val="Heading2Char"/>
+    <w:basedOn w:val="a"/>
+    <w:next w:val="a"/>
+    <w:link w:val="2Char"/>
     <w:uiPriority w:val="9"/>
     <w:unhideWhenUsed/>
     <w:qFormat/>
@@ -11187,11 +16519,11 @@
       <w:szCs w:val="26"/>
     </w:rPr>
   </w:style>
-  <w:style w:type="paragraph" w:styleId="Heading3">
+  <w:style w:type="paragraph" w:styleId="3">
     <w:name w:val="heading 3"/>
-    <w:basedOn w:val="Normal"/>
-    <w:next w:val="Normal"/>
-    <w:link w:val="Heading3Char"/>
+    <w:basedOn w:val="a"/>
+    <w:next w:val="a"/>
+    <w:link w:val="3Char"/>
     <w:uiPriority w:val="9"/>
     <w:semiHidden/>
     <w:unhideWhenUsed/>
@@ -11210,13 +16542,12 @@
       <w:szCs w:val="24"/>
     </w:rPr>
   </w:style>
-  <w:style w:type="character" w:default="1" w:styleId="DefaultParagraphFont">
+  <w:style w:type="character" w:default="1" w:styleId="a0">
     <w:name w:val="Default Paragraph Font"/>
     <w:uiPriority w:val="1"/>
-    <w:semiHidden/>
     <w:unhideWhenUsed/>
   </w:style>
-  <w:style w:type="table" w:default="1" w:styleId="TableNormal">
+  <w:style w:type="table" w:default="1" w:styleId="a1">
     <w:name w:val="Normal Table"/>
     <w:uiPriority w:val="99"/>
     <w:semiHidden/>
@@ -11231,17 +16562,17 @@
       </w:tblCellMar>
     </w:tblPr>
   </w:style>
-  <w:style w:type="numbering" w:default="1" w:styleId="NoList">
+  <w:style w:type="numbering" w:default="1" w:styleId="a2">
     <w:name w:val="No List"/>
     <w:uiPriority w:val="99"/>
     <w:semiHidden/>
     <w:unhideWhenUsed/>
   </w:style>
-  <w:style w:type="paragraph" w:styleId="Title">
+  <w:style w:type="paragraph" w:styleId="a3">
     <w:name w:val="Title"/>
-    <w:basedOn w:val="Normal"/>
-    <w:next w:val="Normal"/>
-    <w:link w:val="TitleChar"/>
+    <w:basedOn w:val="a"/>
+    <w:next w:val="a"/>
+    <w:link w:val="Char"/>
     <w:uiPriority w:val="10"/>
     <w:qFormat/>
     <w:rsid w:val="00043A18"/>
@@ -11261,10 +16592,10 @@
       <w:szCs w:val="52"/>
     </w:rPr>
   </w:style>
-  <w:style w:type="character" w:customStyle="1" w:styleId="TitleChar">
-    <w:name w:val="Title Char"/>
-    <w:basedOn w:val="DefaultParagraphFont"/>
-    <w:link w:val="Title"/>
+  <w:style w:type="character" w:customStyle="1" w:styleId="Char">
+    <w:name w:val="العنوان Char"/>
+    <w:basedOn w:val="a0"/>
+    <w:link w:val="a3"/>
     <w:uiPriority w:val="10"/>
     <w:rsid w:val="00043A18"/>
     <w:rPr>
@@ -11276,11 +16607,11 @@
       <w:szCs w:val="52"/>
     </w:rPr>
   </w:style>
-  <w:style w:type="paragraph" w:styleId="Subtitle">
+  <w:style w:type="paragraph" w:styleId="a4">
     <w:name w:val="Subtitle"/>
-    <w:basedOn w:val="Normal"/>
-    <w:next w:val="Normal"/>
-    <w:link w:val="SubtitleChar"/>
+    <w:basedOn w:val="a"/>
+    <w:next w:val="a"/>
+    <w:link w:val="Char0"/>
     <w:uiPriority w:val="11"/>
     <w:qFormat/>
     <w:rsid w:val="00043A18"/>
@@ -11299,10 +16630,10 @@
       <w:szCs w:val="24"/>
     </w:rPr>
   </w:style>
-  <w:style w:type="character" w:customStyle="1" w:styleId="SubtitleChar">
-    <w:name w:val="Subtitle Char"/>
-    <w:basedOn w:val="DefaultParagraphFont"/>
-    <w:link w:val="Subtitle"/>
+  <w:style w:type="character" w:customStyle="1" w:styleId="Char0">
+    <w:name w:val="عنوان فرعي Char"/>
+    <w:basedOn w:val="a0"/>
+    <w:link w:val="a4"/>
     <w:uiPriority w:val="11"/>
     <w:rsid w:val="00043A18"/>
     <w:rPr>
@@ -11315,10 +16646,10 @@
       <w:szCs w:val="24"/>
     </w:rPr>
   </w:style>
-  <w:style w:type="character" w:customStyle="1" w:styleId="Heading1Char">
-    <w:name w:val="Heading 1 Char"/>
-    <w:basedOn w:val="DefaultParagraphFont"/>
-    <w:link w:val="Heading1"/>
+  <w:style w:type="character" w:customStyle="1" w:styleId="1Char">
+    <w:name w:val="العنوان 1 Char"/>
+    <w:basedOn w:val="a0"/>
+    <w:link w:val="1"/>
     <w:uiPriority w:val="9"/>
     <w:rsid w:val="0011377B"/>
     <w:rPr>
@@ -11330,10 +16661,10 @@
       <w:szCs w:val="28"/>
     </w:rPr>
   </w:style>
-  <w:style w:type="character" w:customStyle="1" w:styleId="Heading2Char">
-    <w:name w:val="Heading 2 Char"/>
-    <w:basedOn w:val="DefaultParagraphFont"/>
-    <w:link w:val="Heading2"/>
+  <w:style w:type="character" w:customStyle="1" w:styleId="2Char">
+    <w:name w:val="عنوان 2 Char"/>
+    <w:basedOn w:val="a0"/>
+    <w:link w:val="2"/>
     <w:uiPriority w:val="9"/>
     <w:rsid w:val="00043A18"/>
     <w:rPr>
@@ -11347,7 +16678,7 @@
   </w:style>
   <w:style w:type="character" w:styleId="Hyperlink">
     <w:name w:val="Hyperlink"/>
-    <w:basedOn w:val="DefaultParagraphFont"/>
+    <w:basedOn w:val="a0"/>
     <w:uiPriority w:val="99"/>
     <w:unhideWhenUsed/>
     <w:rsid w:val="00043A18"/>
@@ -11356,10 +16687,10 @@
       <w:u w:val="single"/>
     </w:rPr>
   </w:style>
-  <w:style w:type="paragraph" w:styleId="Header">
+  <w:style w:type="paragraph" w:styleId="a5">
     <w:name w:val="header"/>
-    <w:basedOn w:val="Normal"/>
-    <w:link w:val="HeaderChar"/>
+    <w:basedOn w:val="a"/>
+    <w:link w:val="Char1"/>
     <w:uiPriority w:val="99"/>
     <w:unhideWhenUsed/>
     <w:rsid w:val="000E636C"/>
@@ -11371,17 +16702,17 @@
       <w:spacing w:after="0" w:line="240" w:lineRule="auto"/>
     </w:pPr>
   </w:style>
-  <w:style w:type="character" w:customStyle="1" w:styleId="HeaderChar">
-    <w:name w:val="Header Char"/>
-    <w:basedOn w:val="DefaultParagraphFont"/>
-    <w:link w:val="Header"/>
+  <w:style w:type="character" w:customStyle="1" w:styleId="Char1">
+    <w:name w:val="رأس الصفحة Char"/>
+    <w:basedOn w:val="a0"/>
+    <w:link w:val="a5"/>
     <w:uiPriority w:val="99"/>
     <w:rsid w:val="000E636C"/>
   </w:style>
-  <w:style w:type="paragraph" w:styleId="Footer">
+  <w:style w:type="paragraph" w:styleId="a6">
     <w:name w:val="footer"/>
-    <w:basedOn w:val="Normal"/>
-    <w:link w:val="FooterChar"/>
+    <w:basedOn w:val="a"/>
+    <w:link w:val="Char2"/>
     <w:uiPriority w:val="99"/>
     <w:unhideWhenUsed/>
     <w:rsid w:val="000E636C"/>
@@ -11393,16 +16724,16 @@
       <w:spacing w:after="0" w:line="240" w:lineRule="auto"/>
     </w:pPr>
   </w:style>
-  <w:style w:type="character" w:customStyle="1" w:styleId="FooterChar">
-    <w:name w:val="Footer Char"/>
-    <w:basedOn w:val="DefaultParagraphFont"/>
-    <w:link w:val="Footer"/>
+  <w:style w:type="character" w:customStyle="1" w:styleId="Char2">
+    <w:name w:val="تذييل الصفحة Char"/>
+    <w:basedOn w:val="a0"/>
+    <w:link w:val="a6"/>
     <w:uiPriority w:val="99"/>
     <w:rsid w:val="000E636C"/>
   </w:style>
-  <w:style w:type="table" w:styleId="TableGrid">
+  <w:style w:type="table" w:styleId="a7">
     <w:name w:val="Table Grid"/>
-    <w:basedOn w:val="TableNormal"/>
+    <w:basedOn w:val="a1"/>
     <w:uiPriority w:val="39"/>
     <w:rsid w:val="005449C2"/>
     <w:pPr>
@@ -11425,10 +16756,10 @@
       </w:tblBorders>
     </w:tblPr>
   </w:style>
-  <w:style w:type="paragraph" w:styleId="TOCHeading">
+  <w:style w:type="paragraph" w:styleId="a8">
     <w:name w:val="TOC Heading"/>
-    <w:basedOn w:val="Heading1"/>
-    <w:next w:val="Normal"/>
+    <w:basedOn w:val="1"/>
+    <w:next w:val="a"/>
     <w:uiPriority w:val="39"/>
     <w:unhideWhenUsed/>
     <w:qFormat/>
@@ -11440,10 +16771,10 @@
       <w:lang w:eastAsia="ja-JP"/>
     </w:rPr>
   </w:style>
-  <w:style w:type="paragraph" w:styleId="TOC1">
+  <w:style w:type="paragraph" w:styleId="10">
     <w:name w:val="toc 1"/>
-    <w:basedOn w:val="Normal"/>
-    <w:next w:val="Normal"/>
+    <w:basedOn w:val="a"/>
+    <w:next w:val="a"/>
     <w:autoRedefine/>
     <w:uiPriority w:val="39"/>
     <w:unhideWhenUsed/>
@@ -11452,10 +16783,10 @@
       <w:spacing w:after="100"/>
     </w:pPr>
   </w:style>
-  <w:style w:type="paragraph" w:styleId="TOC2">
+  <w:style w:type="paragraph" w:styleId="20">
     <w:name w:val="toc 2"/>
-    <w:basedOn w:val="Normal"/>
-    <w:next w:val="Normal"/>
+    <w:basedOn w:val="a"/>
+    <w:next w:val="a"/>
     <w:autoRedefine/>
     <w:uiPriority w:val="39"/>
     <w:unhideWhenUsed/>
@@ -11465,10 +16796,10 @@
       <w:ind w:left="220"/>
     </w:pPr>
   </w:style>
-  <w:style w:type="paragraph" w:styleId="BalloonText">
+  <w:style w:type="paragraph" w:styleId="a9">
     <w:name w:val="Balloon Text"/>
-    <w:basedOn w:val="Normal"/>
-    <w:link w:val="BalloonTextChar"/>
+    <w:basedOn w:val="a"/>
+    <w:link w:val="Char3"/>
     <w:uiPriority w:val="99"/>
     <w:semiHidden/>
     <w:unhideWhenUsed/>
@@ -11482,10 +16813,10 @@
       <w:szCs w:val="16"/>
     </w:rPr>
   </w:style>
-  <w:style w:type="character" w:customStyle="1" w:styleId="BalloonTextChar">
-    <w:name w:val="Balloon Text Char"/>
-    <w:basedOn w:val="DefaultParagraphFont"/>
-    <w:link w:val="BalloonText"/>
+  <w:style w:type="character" w:customStyle="1" w:styleId="Char3">
+    <w:name w:val="نص في بالون Char"/>
+    <w:basedOn w:val="a0"/>
+    <w:link w:val="a9"/>
     <w:uiPriority w:val="99"/>
     <w:semiHidden/>
     <w:rsid w:val="005449C2"/>
@@ -11497,7 +16828,7 @@
   </w:style>
   <w:style w:type="character" w:customStyle="1" w:styleId="Mention1">
     <w:name w:val="Mention1"/>
-    <w:basedOn w:val="DefaultParagraphFont"/>
+    <w:basedOn w:val="a0"/>
     <w:uiPriority w:val="99"/>
     <w:semiHidden/>
     <w:unhideWhenUsed/>
@@ -11507,10 +16838,10 @@
       <w:shd w:val="clear" w:color="auto" w:fill="E6E6E6"/>
     </w:rPr>
   </w:style>
-  <w:style w:type="character" w:customStyle="1" w:styleId="Heading3Char">
-    <w:name w:val="Heading 3 Char"/>
-    <w:basedOn w:val="DefaultParagraphFont"/>
-    <w:link w:val="Heading3"/>
+  <w:style w:type="character" w:customStyle="1" w:styleId="3Char">
+    <w:name w:val="عنوان 3 Char"/>
+    <w:basedOn w:val="a0"/>
+    <w:link w:val="3"/>
     <w:uiPriority w:val="9"/>
     <w:semiHidden/>
     <w:rsid w:val="00F42AE9"/>
@@ -11521,9 +16852,9 @@
       <w:szCs w:val="24"/>
     </w:rPr>
   </w:style>
-  <w:style w:type="paragraph" w:styleId="ListParagraph">
+  <w:style w:type="paragraph" w:styleId="aa">
     <w:name w:val="List Paragraph"/>
-    <w:basedOn w:val="Normal"/>
+    <w:basedOn w:val="a"/>
     <w:uiPriority w:val="34"/>
     <w:qFormat/>
     <w:rsid w:val="00E31A00"/>
@@ -11532,9 +16863,9 @@
       <w:contextualSpacing/>
     </w:pPr>
   </w:style>
-  <w:style w:type="paragraph" w:styleId="NormalWeb">
+  <w:style w:type="paragraph" w:styleId="ab">
     <w:name w:val="Normal (Web)"/>
-    <w:basedOn w:val="Normal"/>
+    <w:basedOn w:val="a"/>
     <w:uiPriority w:val="99"/>
     <w:unhideWhenUsed/>
     <w:rsid w:val="003A16BD"/>

--- a/docs/SRS - LBMS (DBCD).docx
+++ b/docs/SRS - LBMS (DBCD).docx
@@ -158,13 +158,13 @@
     </w:p>
     <w:p>
       <w:pPr>
-        <w:pStyle w:val="a3"/>
+        <w:pStyle w:val="Title"/>
         <w:jc w:val="center"/>
       </w:pPr>
     </w:p>
     <w:p>
       <w:pPr>
-        <w:pStyle w:val="a3"/>
+        <w:pStyle w:val="Title"/>
         <w:jc w:val="center"/>
       </w:pPr>
       <w:r>
@@ -276,7 +276,7 @@
     <w:p/>
     <w:tbl>
       <w:tblPr>
-        <w:tblStyle w:val="a7"/>
+        <w:tblStyle w:val="TableGrid"/>
         <w:tblW w:w="9229" w:type="dxa"/>
         <w:jc w:val="center"/>
         <w:tblLook w:val="04A0" w:firstRow="1" w:lastRow="0" w:firstColumn="1" w:lastColumn="0" w:noHBand="0" w:noVBand="1"/>
@@ -766,7 +766,7 @@
       <w:sdtContent>
         <w:p>
           <w:pPr>
-            <w:pStyle w:val="2"/>
+            <w:pStyle w:val="Heading2"/>
           </w:pPr>
           <w:r>
             <w:t>Table of Contents</w:t>
@@ -775,7 +775,7 @@
         </w:p>
         <w:p>
           <w:pPr>
-            <w:pStyle w:val="20"/>
+            <w:pStyle w:val="TOC2"/>
             <w:tabs>
               <w:tab w:val="right" w:leader="dot" w:pos="8630"/>
             </w:tabs>
@@ -853,7 +853,7 @@
         </w:p>
         <w:p>
           <w:pPr>
-            <w:pStyle w:val="10"/>
+            <w:pStyle w:val="TOC1"/>
             <w:tabs>
               <w:tab w:val="left" w:pos="440"/>
               <w:tab w:val="right" w:leader="dot" w:pos="8630"/>
@@ -937,7 +937,7 @@
         </w:p>
         <w:p>
           <w:pPr>
-            <w:pStyle w:val="10"/>
+            <w:pStyle w:val="TOC1"/>
             <w:tabs>
               <w:tab w:val="left" w:pos="440"/>
               <w:tab w:val="right" w:leader="dot" w:pos="8630"/>
@@ -1021,7 +1021,7 @@
         </w:p>
         <w:p>
           <w:pPr>
-            <w:pStyle w:val="20"/>
+            <w:pStyle w:val="TOC2"/>
             <w:tabs>
               <w:tab w:val="right" w:leader="dot" w:pos="8630"/>
             </w:tabs>
@@ -1090,7 +1090,7 @@
         </w:p>
         <w:p>
           <w:pPr>
-            <w:pStyle w:val="20"/>
+            <w:pStyle w:val="TOC2"/>
             <w:tabs>
               <w:tab w:val="right" w:leader="dot" w:pos="8630"/>
             </w:tabs>
@@ -1159,7 +1159,7 @@
         </w:p>
         <w:p>
           <w:pPr>
-            <w:pStyle w:val="20"/>
+            <w:pStyle w:val="TOC2"/>
             <w:tabs>
               <w:tab w:val="right" w:leader="dot" w:pos="8630"/>
             </w:tabs>
@@ -1228,7 +1228,7 @@
         </w:p>
         <w:p>
           <w:pPr>
-            <w:pStyle w:val="10"/>
+            <w:pStyle w:val="TOC1"/>
             <w:tabs>
               <w:tab w:val="left" w:pos="440"/>
               <w:tab w:val="right" w:leader="dot" w:pos="8630"/>
@@ -1312,7 +1312,7 @@
         </w:p>
         <w:p>
           <w:pPr>
-            <w:pStyle w:val="10"/>
+            <w:pStyle w:val="TOC1"/>
             <w:tabs>
               <w:tab w:val="left" w:pos="440"/>
               <w:tab w:val="right" w:leader="dot" w:pos="8630"/>
@@ -1396,7 +1396,7 @@
         </w:p>
         <w:p>
           <w:pPr>
-            <w:pStyle w:val="10"/>
+            <w:pStyle w:val="TOC1"/>
             <w:tabs>
               <w:tab w:val="left" w:pos="440"/>
               <w:tab w:val="right" w:leader="dot" w:pos="8630"/>
@@ -1480,7 +1480,7 @@
         </w:p>
         <w:p>
           <w:pPr>
-            <w:pStyle w:val="10"/>
+            <w:pStyle w:val="TOC1"/>
             <w:tabs>
               <w:tab w:val="left" w:pos="440"/>
               <w:tab w:val="right" w:leader="dot" w:pos="8630"/>
@@ -1564,7 +1564,7 @@
         </w:p>
         <w:p>
           <w:pPr>
-            <w:pStyle w:val="10"/>
+            <w:pStyle w:val="TOC1"/>
             <w:tabs>
               <w:tab w:val="left" w:pos="440"/>
               <w:tab w:val="right" w:leader="dot" w:pos="8630"/>
@@ -1650,7 +1650,7 @@
         </w:p>
         <w:p>
           <w:pPr>
-            <w:pStyle w:val="10"/>
+            <w:pStyle w:val="TOC1"/>
             <w:tabs>
               <w:tab w:val="left" w:pos="440"/>
               <w:tab w:val="right" w:leader="dot" w:pos="8630"/>
@@ -1782,7 +1782,7 @@
     </w:p>
     <w:p>
       <w:pPr>
-        <w:pStyle w:val="1"/>
+        <w:pStyle w:val="Heading1"/>
       </w:pPr>
       <w:bookmarkStart w:id="1" w:name="_Toc410819652"/>
       <w:r>
@@ -1989,7 +1989,7 @@
     </w:p>
     <w:p>
       <w:pPr>
-        <w:pStyle w:val="1"/>
+        <w:pStyle w:val="Heading1"/>
       </w:pPr>
       <w:bookmarkStart w:id="3" w:name="_Toc410819653"/>
       <w:bookmarkStart w:id="4" w:name="_Toc33350367"/>
@@ -2002,7 +2002,7 @@
     </w:p>
     <w:p>
       <w:pPr>
-        <w:pStyle w:val="2"/>
+        <w:pStyle w:val="Heading2"/>
       </w:pPr>
       <w:r>
         <w:t xml:space="preserve">2.1 Requirement Specification </w:t>
@@ -2010,7 +2010,7 @@
     </w:p>
     <w:p>
       <w:pPr>
-        <w:pStyle w:val="aa"/>
+        <w:pStyle w:val="ListParagraph"/>
         <w:numPr>
           <w:ilvl w:val="0"/>
           <w:numId w:val="19"/>
@@ -2086,7 +2086,7 @@
     </w:p>
     <w:p>
       <w:pPr>
-        <w:pStyle w:val="aa"/>
+        <w:pStyle w:val="ListParagraph"/>
         <w:numPr>
           <w:ilvl w:val="0"/>
           <w:numId w:val="19"/>
@@ -2243,7 +2243,7 @@
     </w:p>
     <w:p>
       <w:pPr>
-        <w:pStyle w:val="aa"/>
+        <w:pStyle w:val="ListParagraph"/>
         <w:numPr>
           <w:ilvl w:val="1"/>
           <w:numId w:val="19"/>
@@ -2316,7 +2316,7 @@
     </w:p>
     <w:p>
       <w:pPr>
-        <w:pStyle w:val="aa"/>
+        <w:pStyle w:val="ListParagraph"/>
         <w:numPr>
           <w:ilvl w:val="1"/>
           <w:numId w:val="19"/>
@@ -2379,7 +2379,7 @@
     </w:p>
     <w:p>
       <w:pPr>
-        <w:pStyle w:val="aa"/>
+        <w:pStyle w:val="ListParagraph"/>
         <w:numPr>
           <w:ilvl w:val="0"/>
           <w:numId w:val="19"/>
@@ -2461,7 +2461,7 @@
     </w:p>
     <w:p>
       <w:pPr>
-        <w:pStyle w:val="aa"/>
+        <w:pStyle w:val="ListParagraph"/>
         <w:numPr>
           <w:ilvl w:val="0"/>
           <w:numId w:val="19"/>
@@ -2520,7 +2520,7 @@
     </w:p>
     <w:p>
       <w:pPr>
-        <w:pStyle w:val="aa"/>
+        <w:pStyle w:val="ListParagraph"/>
         <w:numPr>
           <w:ilvl w:val="0"/>
           <w:numId w:val="19"/>
@@ -2631,7 +2631,7 @@
     </w:p>
     <w:p>
       <w:pPr>
-        <w:pStyle w:val="aa"/>
+        <w:pStyle w:val="ListParagraph"/>
         <w:numPr>
           <w:ilvl w:val="1"/>
           <w:numId w:val="19"/>
@@ -2775,7 +2775,7 @@
     </w:p>
     <w:p>
       <w:pPr>
-        <w:pStyle w:val="aa"/>
+        <w:pStyle w:val="ListParagraph"/>
         <w:numPr>
           <w:ilvl w:val="1"/>
           <w:numId w:val="19"/>
@@ -2978,7 +2978,7 @@
     </w:p>
     <w:p>
       <w:pPr>
-        <w:pStyle w:val="aa"/>
+        <w:pStyle w:val="ListParagraph"/>
         <w:numPr>
           <w:ilvl w:val="2"/>
           <w:numId w:val="19"/>
@@ -3041,7 +3041,7 @@
     </w:p>
     <w:p>
       <w:pPr>
-        <w:pStyle w:val="2"/>
+        <w:pStyle w:val="Heading2"/>
       </w:pPr>
       <w:bookmarkStart w:id="5" w:name="_Toc410819654"/>
       <w:bookmarkStart w:id="6" w:name="_Toc33350368"/>
@@ -3053,7 +3053,7 @@
     </w:p>
     <w:p>
       <w:pPr>
-        <w:pStyle w:val="aa"/>
+        <w:pStyle w:val="ListParagraph"/>
         <w:numPr>
           <w:ilvl w:val="0"/>
           <w:numId w:val="20"/>
@@ -3074,7 +3074,7 @@
     </w:p>
     <w:p>
       <w:pPr>
-        <w:pStyle w:val="aa"/>
+        <w:pStyle w:val="ListParagraph"/>
         <w:numPr>
           <w:ilvl w:val="0"/>
           <w:numId w:val="20"/>
@@ -3089,7 +3089,7 @@
     </w:p>
     <w:p>
       <w:pPr>
-        <w:pStyle w:val="2"/>
+        <w:pStyle w:val="Heading2"/>
       </w:pPr>
       <w:bookmarkStart w:id="7" w:name="_Toc410819655"/>
       <w:bookmarkStart w:id="8" w:name="_Toc33350369"/>
@@ -3101,7 +3101,7 @@
     </w:p>
     <w:p>
       <w:pPr>
-        <w:pStyle w:val="ab"/>
+        <w:pStyle w:val="NormalWeb"/>
         <w:jc w:val="both"/>
       </w:pPr>
       <w:r>
@@ -3116,7 +3116,7 @@
     </w:p>
     <w:p>
       <w:pPr>
-        <w:pStyle w:val="ab"/>
+        <w:pStyle w:val="NormalWeb"/>
         <w:jc w:val="both"/>
       </w:pPr>
       <w:r>
@@ -3125,7 +3125,7 @@
     </w:p>
     <w:p>
       <w:pPr>
-        <w:pStyle w:val="ab"/>
+        <w:pStyle w:val="NormalWeb"/>
         <w:jc w:val="both"/>
       </w:pPr>
       <w:r>
@@ -3188,7 +3188,7 @@
     </w:p>
     <w:p>
       <w:pPr>
-        <w:pStyle w:val="ab"/>
+        <w:pStyle w:val="NormalWeb"/>
         <w:jc w:val="both"/>
       </w:pPr>
       <w:r>
@@ -3225,7 +3225,7 @@
     </w:p>
     <w:p>
       <w:pPr>
-        <w:pStyle w:val="ab"/>
+        <w:pStyle w:val="NormalWeb"/>
         <w:jc w:val="both"/>
       </w:pPr>
       <w:r>
@@ -3237,7 +3237,7 @@
     </w:p>
     <w:p>
       <w:pPr>
-        <w:pStyle w:val="ab"/>
+        <w:pStyle w:val="NormalWeb"/>
         <w:jc w:val="both"/>
       </w:pPr>
       <w:r>
@@ -3252,7 +3252,7 @@
     </w:p>
     <w:p>
       <w:pPr>
-        <w:pStyle w:val="ab"/>
+        <w:pStyle w:val="NormalWeb"/>
         <w:jc w:val="both"/>
       </w:pPr>
       <w:r>
@@ -3276,7 +3276,7 @@
     </w:p>
     <w:p>
       <w:pPr>
-        <w:pStyle w:val="2"/>
+        <w:pStyle w:val="Heading2"/>
       </w:pPr>
       <w:bookmarkStart w:id="9" w:name="_Toc410819656"/>
       <w:bookmarkStart w:id="10" w:name="_Toc33350370"/>
@@ -3371,7 +3371,7 @@
     </w:p>
     <w:p>
       <w:pPr>
-        <w:pStyle w:val="1"/>
+        <w:pStyle w:val="Heading1"/>
       </w:pPr>
       <w:bookmarkStart w:id="11" w:name="_Toc410819657"/>
       <w:bookmarkStart w:id="12" w:name="_Toc33350371"/>
@@ -3467,7 +3467,7 @@
     </w:p>
     <w:p>
       <w:pPr>
-        <w:pStyle w:val="1"/>
+        <w:pStyle w:val="Heading1"/>
       </w:pPr>
       <w:r>
         <w:lastRenderedPageBreak/>
@@ -3539,7 +3539,7 @@
           </mc:Choice>
           <mc:Fallback>
             <w:pict>
-              <v:line w14:anchorId="7540CFAD" id="رابط مستقيم 2" o:spid="_x0000_s1026" style="position:absolute;z-index:251660288;visibility:visible;mso-wrap-style:square;mso-width-percent:0;mso-wrap-distance-left:9pt;mso-wrap-distance-top:0;mso-wrap-distance-right:9pt;mso-wrap-distance-bottom:0;mso-position-horizontal:absolute;mso-position-horizontal-relative:text;mso-position-vertical:absolute;mso-position-vertical-relative:text;mso-width-percent:0;mso-width-relative:margin" from="79.6pt,167.7pt" to="109.3pt,167.7pt" o:gfxdata="UEsDBBQABgAIAAAAIQC2gziS/gAAAOEBAAATAAAAW0NvbnRlbnRfVHlwZXNdLnhtbJSRQU7DMBBF&#10;90jcwfIWJU67QAgl6YK0S0CoHGBkTxKLZGx5TGhvj5O2G0SRWNoz/78nu9wcxkFMGNg6quQqL6RA&#10;0s5Y6ir5vt9lD1JwBDIwOMJKHpHlpr69KfdHjyxSmriSfYz+USnWPY7AufNIadK6MEJMx9ApD/oD&#10;OlTrorhX2lFEilmcO2RdNtjC5xDF9pCuTyYBB5bi6bQ4syoJ3g9WQ0ymaiLzg5KdCXlKLjvcW893&#10;SUOqXwnz5DrgnHtJTxOsQfEKIT7DmDSUCaxw7Rqn8787ZsmRM9e2VmPeBN4uqYvTtW7jvijg9N/y&#10;JsXecLq0q+WD6m8AAAD//wMAUEsDBBQABgAIAAAAIQA4/SH/1gAAAJQBAAALAAAAX3JlbHMvLnJl&#10;bHOkkMFqwzAMhu+DvYPRfXGawxijTi+j0GvpHsDYimMaW0Yy2fr2M4PBMnrbUb/Q94l/f/hMi1qR&#10;JVI2sOt6UJgd+ZiDgffL8ekFlFSbvV0oo4EbChzGx4f9GRdb25HMsYhqlCwG5lrLq9biZkxWOiqY&#10;22YiTra2kYMu1l1tQD30/bPm3wwYN0x18gb45AdQl1tp5j/sFB2T0FQ7R0nTNEV3j6o9feQzro1i&#10;OWA14Fm+Q8a1a8+Bvu/d/dMb2JY5uiPbhG/ktn4cqGU/er3pcvwCAAD//wMAUEsDBBQABgAIAAAA&#10;IQCyp2ltmQEAAIcDAAAOAAAAZHJzL2Uyb0RvYy54bWysU9uO0zAQfUfiHyy/06RdwaKo6T7sCl4Q&#10;rLh8gNcZNxa2xxqbJv17xm6bIkAIIV4cX845M2dmsr2bvRMHoGQx9HK9aqWAoHGwYd/LL5/fvHgt&#10;RcoqDMphgF4eIcm73fNn2yl2sMER3QAkWCSkboq9HHOOXdMkPYJXaYURAj8aJK8yH2nfDKQmVveu&#10;2bTtq2ZCGiKhhpT49uH0KHdV3xjQ+YMxCbJwveTccl2prk9lbXZb1e1JxdHqcxrqH7LwygYOukg9&#10;qKzEN7K/SHmrCROavNLoGzTGaqge2M26/cnNp1FFqF64OCkuZUr/T1a/P9yHR+IyTDF1KT5ScTEb&#10;8uXL+Ym5Fuu4FAvmLDRf3tze3rzcSKEvT82VFynlt4BelE0vnQ3FhurU4V3KHIuhFwgfrpHrLh8d&#10;FLALH8EIO3CsdWXXoYB7R+KguJ3D13VpH2tVZKEY69xCav9MOmMLDeqg/C1xQdeIGPJC9DYg/S5q&#10;ni+pmhP+4vrktdh+wuFY+1DLwd2uzs6TWcbpx3OlX/+f3XcAAAD//wMAUEsDBBQABgAIAAAAIQDj&#10;hcjS3wAAAAsBAAAPAAAAZHJzL2Rvd25yZXYueG1sTI9NT4NAEIbvJv6HzZh4s0upbRFZGuPHyR4Q&#10;PXjcsiOQsrOE3QL66x0TEz2+M0/eeSbbzbYTIw6+daRguYhAIFXOtFQreHt9ukpA+KDJ6M4RKvhE&#10;D7v8/CzTqXETveBYhlpwCflUK2hC6FMpfdWg1X7heiTefbjB6sBxqKUZ9MTltpNxFG2k1S3xhUb3&#10;eN9gdSxPVsH28bks+ulh/1XIrSyK0YXk+K7U5cV8dwsi4Bz+YPjRZ3XI2engTmS86Divb2JGFaxW&#10;62sQTMTLZAPi8DuReSb//5B/AwAA//8DAFBLAQItABQABgAIAAAAIQC2gziS/gAAAOEBAAATAAAA&#10;AAAAAAAAAAAAAAAAAABbQ29udGVudF9UeXBlc10ueG1sUEsBAi0AFAAGAAgAAAAhADj9If/WAAAA&#10;lAEAAAsAAAAAAAAAAAAAAAAALwEAAF9yZWxzLy5yZWxzUEsBAi0AFAAGAAgAAAAhALKnaW2ZAQAA&#10;hwMAAA4AAAAAAAAAAAAAAAAALgIAAGRycy9lMm9Eb2MueG1sUEsBAi0AFAAGAAgAAAAhAOOFyNLf&#10;AAAACwEAAA8AAAAAAAAAAAAAAAAA8wMAAGRycy9kb3ducmV2LnhtbFBLBQYAAAAABAAEAPMAAAD/&#10;BAAAAAA=&#10;" strokecolor="black [3040]"/>
+              <v:line w14:anchorId="21954B84" id="رابط مستقيم 2" o:spid="_x0000_s1026" style="position:absolute;z-index:251660288;visibility:visible;mso-wrap-style:square;mso-width-percent:0;mso-wrap-distance-left:9pt;mso-wrap-distance-top:0;mso-wrap-distance-right:9pt;mso-wrap-distance-bottom:0;mso-position-horizontal:absolute;mso-position-horizontal-relative:text;mso-position-vertical:absolute;mso-position-vertical-relative:text;mso-width-percent:0;mso-width-relative:margin" from="79.6pt,167.7pt" to="109.3pt,167.7pt" o:gfxdata="UEsDBBQABgAIAAAAIQC2gziS/gAAAOEBAAATAAAAW0NvbnRlbnRfVHlwZXNdLnhtbJSRQU7DMBBF&#10;90jcwfIWJU67QAgl6YK0S0CoHGBkTxKLZGx5TGhvj5O2G0SRWNoz/78nu9wcxkFMGNg6quQqL6RA&#10;0s5Y6ir5vt9lD1JwBDIwOMJKHpHlpr69KfdHjyxSmriSfYz+USnWPY7AufNIadK6MEJMx9ApD/oD&#10;OlTrorhX2lFEilmcO2RdNtjC5xDF9pCuTyYBB5bi6bQ4syoJ3g9WQ0ymaiLzg5KdCXlKLjvcW893&#10;SUOqXwnz5DrgnHtJTxOsQfEKIT7DmDSUCaxw7Rqn8787ZsmRM9e2VmPeBN4uqYvTtW7jvijg9N/y&#10;JsXecLq0q+WD6m8AAAD//wMAUEsDBBQABgAIAAAAIQA4/SH/1gAAAJQBAAALAAAAX3JlbHMvLnJl&#10;bHOkkMFqwzAMhu+DvYPRfXGawxijTi+j0GvpHsDYimMaW0Yy2fr2M4PBMnrbUb/Q94l/f/hMi1qR&#10;JVI2sOt6UJgd+ZiDgffL8ekFlFSbvV0oo4EbChzGx4f9GRdb25HMsYhqlCwG5lrLq9biZkxWOiqY&#10;22YiTra2kYMu1l1tQD30/bPm3wwYN0x18gb45AdQl1tp5j/sFB2T0FQ7R0nTNEV3j6o9feQzro1i&#10;OWA14Fm+Q8a1a8+Bvu/d/dMb2JY5uiPbhG/ktn4cqGU/er3pcvwCAAD//wMAUEsDBBQABgAIAAAA&#10;IQCyp2ltmQEAAIcDAAAOAAAAZHJzL2Uyb0RvYy54bWysU9uO0zAQfUfiHyy/06RdwaKo6T7sCl4Q&#10;rLh8gNcZNxa2xxqbJv17xm6bIkAIIV4cX845M2dmsr2bvRMHoGQx9HK9aqWAoHGwYd/LL5/fvHgt&#10;RcoqDMphgF4eIcm73fNn2yl2sMER3QAkWCSkboq9HHOOXdMkPYJXaYURAj8aJK8yH2nfDKQmVveu&#10;2bTtq2ZCGiKhhpT49uH0KHdV3xjQ+YMxCbJwveTccl2prk9lbXZb1e1JxdHqcxrqH7LwygYOukg9&#10;qKzEN7K/SHmrCROavNLoGzTGaqge2M26/cnNp1FFqF64OCkuZUr/T1a/P9yHR+IyTDF1KT5ScTEb&#10;8uXL+Ym5Fuu4FAvmLDRf3tze3rzcSKEvT82VFynlt4BelE0vnQ3FhurU4V3KHIuhFwgfrpHrLh8d&#10;FLALH8EIO3CsdWXXoYB7R+KguJ3D13VpH2tVZKEY69xCav9MOmMLDeqg/C1xQdeIGPJC9DYg/S5q&#10;ni+pmhP+4vrktdh+wuFY+1DLwd2uzs6TWcbpx3OlX/+f3XcAAAD//wMAUEsDBBQABgAIAAAAIQDj&#10;hcjS3wAAAAsBAAAPAAAAZHJzL2Rvd25yZXYueG1sTI9NT4NAEIbvJv6HzZh4s0upbRFZGuPHyR4Q&#10;PXjcsiOQsrOE3QL66x0TEz2+M0/eeSbbzbYTIw6+daRguYhAIFXOtFQreHt9ukpA+KDJ6M4RKvhE&#10;D7v8/CzTqXETveBYhlpwCflUK2hC6FMpfdWg1X7heiTefbjB6sBxqKUZ9MTltpNxFG2k1S3xhUb3&#10;eN9gdSxPVsH28bks+ulh/1XIrSyK0YXk+K7U5cV8dwsi4Bz+YPjRZ3XI2engTmS86Divb2JGFaxW&#10;62sQTMTLZAPi8DuReSb//5B/AwAA//8DAFBLAQItABQABgAIAAAAIQC2gziS/gAAAOEBAAATAAAA&#10;AAAAAAAAAAAAAAAAAABbQ29udGVudF9UeXBlc10ueG1sUEsBAi0AFAAGAAgAAAAhADj9If/WAAAA&#10;lAEAAAsAAAAAAAAAAAAAAAAALwEAAF9yZWxzLy5yZWxzUEsBAi0AFAAGAAgAAAAhALKnaW2ZAQAA&#10;hwMAAA4AAAAAAAAAAAAAAAAALgIAAGRycy9lMm9Eb2MueG1sUEsBAi0AFAAGAAgAAAAhAOOFyNLf&#10;AAAACwEAAA8AAAAAAAAAAAAAAAAA8wMAAGRycy9kb3ducmV2LnhtbFBLBQYAAAAABAAEAPMAAAD/&#10;BAAAAAA=&#10;" strokecolor="black [3040]"/>
             </w:pict>
           </mc:Fallback>
         </mc:AlternateContent>
@@ -3631,7 +3631,7 @@
     </w:p>
     <w:p>
       <w:pPr>
-        <w:pStyle w:val="1"/>
+        <w:pStyle w:val="Heading1"/>
       </w:pPr>
       <w:bookmarkStart w:id="14" w:name="_Toc33350373"/>
       <w:r>
@@ -3660,7 +3660,7 @@
     <w:p/>
     <w:tbl>
       <w:tblPr>
-        <w:tblStyle w:val="a7"/>
+        <w:tblStyle w:val="TableGrid"/>
         <w:tblW w:w="11880" w:type="dxa"/>
         <w:tblInd w:w="-1512" w:type="dxa"/>
         <w:tblLook w:val="04A0" w:firstRow="1" w:lastRow="0" w:firstColumn="1" w:lastColumn="0" w:noHBand="0" w:noVBand="1"/>
@@ -4163,16 +4163,36 @@
                 <w:sz w:val="21"/>
                 <w:szCs w:val="21"/>
               </w:rPr>
-              <w:t xml:space="preserve"> 'F'</w:t>
-            </w:r>
-            <w:r>
-              <w:rPr>
-                <w:rFonts w:ascii="Consolas" w:hAnsi="Consolas"/>
-                <w:color w:val="000000" w:themeColor="text1"/>
-                <w:sz w:val="21"/>
-                <w:szCs w:val="21"/>
-              </w:rPr>
-              <w:t>)),</w:t>
+              <w:t xml:space="preserve"> '</w:t>
+            </w:r>
+            <w:proofErr w:type="gramStart"/>
+            <w:r>
+              <w:rPr>
+                <w:rFonts w:ascii="Consolas" w:hAnsi="Consolas"/>
+                <w:color w:val="76923C" w:themeColor="accent3" w:themeShade="BF"/>
+                <w:sz w:val="21"/>
+                <w:szCs w:val="21"/>
+              </w:rPr>
+              <w:t>F'</w:t>
+            </w:r>
+            <w:r>
+              <w:rPr>
+                <w:rFonts w:ascii="Consolas" w:hAnsi="Consolas"/>
+                <w:color w:val="000000" w:themeColor="text1"/>
+                <w:sz w:val="21"/>
+                <w:szCs w:val="21"/>
+              </w:rPr>
+              <w:t>)</w:t>
+            </w:r>
+            <w:proofErr w:type="gramEnd"/>
+            <w:r>
+              <w:rPr>
+                <w:rFonts w:ascii="Consolas" w:hAnsi="Consolas"/>
+                <w:color w:val="000000" w:themeColor="text1"/>
+                <w:sz w:val="21"/>
+                <w:szCs w:val="21"/>
+              </w:rPr>
+              <w:t>),</w:t>
             </w:r>
           </w:p>
           <w:p>
@@ -4751,7 +4771,7 @@
               <w:shd w:val="clear" w:color="auto" w:fill="FFFFFF"/>
               <w:spacing w:line="285" w:lineRule="atLeast"/>
               <w:rPr>
-                <w:rFonts w:ascii="Consolas" w:hAnsi="Consolas" w:hint="cs"/>
+                <w:rFonts w:ascii="Consolas" w:hAnsi="Consolas"/>
                 <w:color w:val="76923C" w:themeColor="accent3" w:themeShade="BF"/>
                 <w:sz w:val="21"/>
                 <w:szCs w:val="21"/>
@@ -5278,16 +5298,36 @@
                 <w:sz w:val="21"/>
                 <w:szCs w:val="21"/>
               </w:rPr>
-              <w:t xml:space="preserve"> 'F'</w:t>
-            </w:r>
-            <w:r>
-              <w:rPr>
-                <w:rFonts w:ascii="Consolas" w:hAnsi="Consolas"/>
-                <w:color w:val="000000" w:themeColor="text1"/>
-                <w:sz w:val="21"/>
-                <w:szCs w:val="21"/>
-              </w:rPr>
-              <w:t>)),</w:t>
+              <w:t xml:space="preserve"> '</w:t>
+            </w:r>
+            <w:proofErr w:type="gramStart"/>
+            <w:r>
+              <w:rPr>
+                <w:rFonts w:ascii="Consolas" w:hAnsi="Consolas"/>
+                <w:color w:val="76923C" w:themeColor="accent3" w:themeShade="BF"/>
+                <w:sz w:val="21"/>
+                <w:szCs w:val="21"/>
+              </w:rPr>
+              <w:t>F'</w:t>
+            </w:r>
+            <w:r>
+              <w:rPr>
+                <w:rFonts w:ascii="Consolas" w:hAnsi="Consolas"/>
+                <w:color w:val="000000" w:themeColor="text1"/>
+                <w:sz w:val="21"/>
+                <w:szCs w:val="21"/>
+              </w:rPr>
+              <w:t>)</w:t>
+            </w:r>
+            <w:proofErr w:type="gramEnd"/>
+            <w:r>
+              <w:rPr>
+                <w:rFonts w:ascii="Consolas" w:hAnsi="Consolas"/>
+                <w:color w:val="000000" w:themeColor="text1"/>
+                <w:sz w:val="21"/>
+                <w:szCs w:val="21"/>
+              </w:rPr>
+              <w:t>),</w:t>
             </w:r>
           </w:p>
           <w:p>
@@ -6123,7 +6163,7 @@
               <w:shd w:val="clear" w:color="auto" w:fill="FFFFFF"/>
               <w:spacing w:line="285" w:lineRule="atLeast"/>
               <w:rPr>
-                <w:rFonts w:ascii="Consolas" w:hAnsi="Consolas" w:hint="cs"/>
+                <w:rFonts w:ascii="Consolas" w:hAnsi="Consolas"/>
                 <w:color w:val="0000FF"/>
                 <w:sz w:val="21"/>
                 <w:szCs w:val="21"/>
@@ -6593,16 +6633,36 @@
                 <w:sz w:val="21"/>
                 <w:szCs w:val="21"/>
               </w:rPr>
-              <w:t xml:space="preserve"> 'F'</w:t>
-            </w:r>
-            <w:r>
-              <w:rPr>
-                <w:rFonts w:ascii="Consolas" w:hAnsi="Consolas"/>
-                <w:color w:val="000000" w:themeColor="text1"/>
-                <w:sz w:val="21"/>
-                <w:szCs w:val="21"/>
-              </w:rPr>
-              <w:t>)),</w:t>
+              <w:t xml:space="preserve"> '</w:t>
+            </w:r>
+            <w:proofErr w:type="gramStart"/>
+            <w:r>
+              <w:rPr>
+                <w:rFonts w:ascii="Consolas" w:hAnsi="Consolas"/>
+                <w:color w:val="76923C" w:themeColor="accent3" w:themeShade="BF"/>
+                <w:sz w:val="21"/>
+                <w:szCs w:val="21"/>
+              </w:rPr>
+              <w:t>F'</w:t>
+            </w:r>
+            <w:r>
+              <w:rPr>
+                <w:rFonts w:ascii="Consolas" w:hAnsi="Consolas"/>
+                <w:color w:val="000000" w:themeColor="text1"/>
+                <w:sz w:val="21"/>
+                <w:szCs w:val="21"/>
+              </w:rPr>
+              <w:t>)</w:t>
+            </w:r>
+            <w:proofErr w:type="gramEnd"/>
+            <w:r>
+              <w:rPr>
+                <w:rFonts w:ascii="Consolas" w:hAnsi="Consolas"/>
+                <w:color w:val="000000" w:themeColor="text1"/>
+                <w:sz w:val="21"/>
+                <w:szCs w:val="21"/>
+              </w:rPr>
+              <w:t>),</w:t>
             </w:r>
           </w:p>
           <w:p>
@@ -6813,7 +6873,7 @@
               <w:shd w:val="clear" w:color="auto" w:fill="FFFFFF"/>
               <w:spacing w:line="285" w:lineRule="atLeast"/>
               <w:rPr>
-                <w:rFonts w:ascii="Consolas" w:hAnsi="Consolas" w:hint="cs"/>
+                <w:rFonts w:ascii="Consolas" w:hAnsi="Consolas"/>
                 <w:color w:val="76923C" w:themeColor="accent3" w:themeShade="BF"/>
                 <w:sz w:val="21"/>
                 <w:szCs w:val="21"/>
@@ -8549,7 +8609,7 @@
               <w:shd w:val="clear" w:color="auto" w:fill="FFFFFF"/>
               <w:spacing w:line="285" w:lineRule="atLeast"/>
               <w:rPr>
-                <w:rFonts w:ascii="Consolas" w:hAnsi="Consolas" w:hint="cs"/>
+                <w:rFonts w:ascii="Consolas" w:hAnsi="Consolas"/>
                 <w:color w:val="76923C" w:themeColor="accent3" w:themeShade="BF"/>
                 <w:sz w:val="21"/>
                 <w:szCs w:val="21"/>
@@ -8965,7 +9025,7 @@
               <w:shd w:val="clear" w:color="auto" w:fill="FFFFFF"/>
               <w:spacing w:line="285" w:lineRule="atLeast"/>
               <w:rPr>
-                <w:rFonts w:ascii="Consolas" w:hAnsi="Consolas" w:hint="cs"/>
+                <w:rFonts w:ascii="Consolas" w:hAnsi="Consolas"/>
                 <w:color w:val="76923C" w:themeColor="accent3" w:themeShade="BF"/>
                 <w:sz w:val="21"/>
                 <w:szCs w:val="21"/>
@@ -9077,7 +9137,7 @@
               <w:shd w:val="clear" w:color="auto" w:fill="FFFFFF"/>
               <w:spacing w:line="285" w:lineRule="atLeast"/>
               <w:rPr>
-                <w:rFonts w:ascii="Consolas" w:hAnsi="Consolas" w:hint="cs"/>
+                <w:rFonts w:ascii="Consolas" w:hAnsi="Consolas"/>
                 <w:color w:val="76923C" w:themeColor="accent3" w:themeShade="BF"/>
                 <w:sz w:val="21"/>
                 <w:szCs w:val="21"/>
@@ -9606,7 +9666,7 @@
               <w:shd w:val="clear" w:color="auto" w:fill="FFFFFF"/>
               <w:spacing w:line="285" w:lineRule="atLeast"/>
               <w:rPr>
-                <w:rFonts w:ascii="Consolas" w:hAnsi="Consolas" w:hint="cs"/>
+                <w:rFonts w:ascii="Consolas" w:hAnsi="Consolas"/>
                 <w:color w:val="76923C" w:themeColor="accent3" w:themeShade="BF"/>
                 <w:sz w:val="21"/>
                 <w:szCs w:val="21"/>
@@ -9709,7 +9769,7 @@
               <w:shd w:val="clear" w:color="auto" w:fill="FFFFFF"/>
               <w:spacing w:line="285" w:lineRule="atLeast"/>
               <w:rPr>
-                <w:rFonts w:ascii="Consolas" w:hAnsi="Consolas" w:hint="cs"/>
+                <w:rFonts w:ascii="Consolas" w:hAnsi="Consolas"/>
                 <w:color w:val="76923C" w:themeColor="accent3" w:themeShade="BF"/>
                 <w:sz w:val="21"/>
                 <w:szCs w:val="21"/>
@@ -10147,7 +10207,7 @@
               <w:shd w:val="clear" w:color="auto" w:fill="FFFFFF"/>
               <w:spacing w:line="285" w:lineRule="atLeast"/>
               <w:rPr>
-                <w:rFonts w:ascii="Consolas" w:hAnsi="Consolas" w:hint="cs"/>
+                <w:rFonts w:ascii="Consolas" w:hAnsi="Consolas"/>
                 <w:color w:val="76923C" w:themeColor="accent3" w:themeShade="BF"/>
                 <w:sz w:val="21"/>
                 <w:szCs w:val="21"/>
@@ -10250,7 +10310,7 @@
               <w:shd w:val="clear" w:color="auto" w:fill="FFFFFF"/>
               <w:spacing w:line="285" w:lineRule="atLeast"/>
               <w:rPr>
-                <w:rFonts w:ascii="Consolas" w:hAnsi="Consolas" w:hint="cs"/>
+                <w:rFonts w:ascii="Consolas" w:hAnsi="Consolas"/>
                 <w:color w:val="76923C" w:themeColor="accent3" w:themeShade="BF"/>
                 <w:sz w:val="21"/>
                 <w:szCs w:val="21"/>
@@ -10705,7 +10765,7 @@
               <w:shd w:val="clear" w:color="auto" w:fill="FFFFFF"/>
               <w:spacing w:line="285" w:lineRule="atLeast"/>
               <w:rPr>
-                <w:rFonts w:ascii="Consolas" w:hAnsi="Consolas" w:hint="cs"/>
+                <w:rFonts w:ascii="Consolas" w:hAnsi="Consolas"/>
                 <w:color w:val="76923C" w:themeColor="accent3" w:themeShade="BF"/>
                 <w:sz w:val="21"/>
                 <w:szCs w:val="21"/>
@@ -10808,7 +10868,7 @@
               <w:shd w:val="clear" w:color="auto" w:fill="FFFFFF"/>
               <w:spacing w:line="285" w:lineRule="atLeast"/>
               <w:rPr>
-                <w:rFonts w:ascii="Consolas" w:hAnsi="Consolas" w:hint="cs"/>
+                <w:rFonts w:ascii="Consolas" w:hAnsi="Consolas"/>
                 <w:color w:val="000000" w:themeColor="text1"/>
                 <w:sz w:val="21"/>
                 <w:szCs w:val="21"/>
@@ -11304,7 +11364,7 @@
               <w:shd w:val="clear" w:color="auto" w:fill="FFFFFF"/>
               <w:spacing w:line="285" w:lineRule="atLeast"/>
               <w:rPr>
-                <w:rFonts w:ascii="Consolas" w:hAnsi="Consolas" w:hint="cs"/>
+                <w:rFonts w:ascii="Consolas" w:hAnsi="Consolas"/>
                 <w:color w:val="0000FF"/>
                 <w:sz w:val="21"/>
                 <w:szCs w:val="21"/>
@@ -11505,12 +11565,15 @@
               <w:shd w:val="clear" w:color="auto" w:fill="FFFFFF"/>
               <w:spacing w:line="285" w:lineRule="atLeast"/>
               <w:rPr>
-                <w:rFonts w:ascii="Consolas" w:hAnsi="Consolas"/>
+                <w:rFonts w:ascii="Consolas" w:hAnsi="Consolas" w:hint="cs"/>
                 <w:color w:val="000000"/>
                 <w:sz w:val="21"/>
                 <w:szCs w:val="21"/>
-              </w:rPr>
-            </w:pPr>
+                <w:rtl/>
+                <w:lang w:bidi="ar-SA"/>
+              </w:rPr>
+            </w:pPr>
+            <w:proofErr w:type="spellStart"/>
             <w:r>
               <w:rPr>
                 <w:rFonts w:ascii="Consolas" w:hAnsi="Consolas"/>
@@ -11518,8 +11581,9 @@
                 <w:sz w:val="21"/>
                 <w:szCs w:val="21"/>
               </w:rPr>
-              <w:t>Table</w:t>
-            </w:r>
+              <w:t>Employee_Customer_Serve</w:t>
+            </w:r>
+            <w:proofErr w:type="spellEnd"/>
           </w:p>
           <w:p>
             <w:pPr>
@@ -11556,7 +11620,342 @@
                 <w:sz w:val="21"/>
                 <w:szCs w:val="21"/>
               </w:rPr>
-              <w:t>code</w:t>
+              <w:t xml:space="preserve">CREATE TABLE </w:t>
+            </w:r>
+            <w:proofErr w:type="spellStart"/>
+            <w:r>
+              <w:rPr>
+                <w:rFonts w:ascii="Consolas" w:hAnsi="Consolas"/>
+                <w:color w:val="000000" w:themeColor="text1"/>
+                <w:sz w:val="21"/>
+                <w:szCs w:val="21"/>
+              </w:rPr>
+              <w:t>Employee_Customer_Serve</w:t>
+            </w:r>
+            <w:proofErr w:type="spellEnd"/>
+            <w:r>
+              <w:rPr>
+                <w:rFonts w:ascii="Consolas" w:hAnsi="Consolas"/>
+                <w:color w:val="000000" w:themeColor="text1"/>
+                <w:sz w:val="21"/>
+                <w:szCs w:val="21"/>
+              </w:rPr>
+              <w:t xml:space="preserve"> (</w:t>
+            </w:r>
+          </w:p>
+          <w:p>
+            <w:pPr>
+              <w:shd w:val="clear" w:color="auto" w:fill="FFFFFF"/>
+              <w:spacing w:line="285" w:lineRule="atLeast"/>
+              <w:rPr>
+                <w:rFonts w:ascii="Consolas" w:hAnsi="Consolas"/>
+                <w:color w:val="0000FF"/>
+                <w:sz w:val="21"/>
+                <w:szCs w:val="21"/>
+              </w:rPr>
+            </w:pPr>
+            <w:r>
+              <w:rPr>
+                <w:rFonts w:ascii="Consolas" w:hAnsi="Consolas"/>
+                <w:color w:val="0000FF"/>
+                <w:sz w:val="21"/>
+                <w:szCs w:val="21"/>
+              </w:rPr>
+              <w:t xml:space="preserve">    </w:t>
+            </w:r>
+            <w:proofErr w:type="spellStart"/>
+            <w:r>
+              <w:rPr>
+                <w:rFonts w:ascii="Consolas" w:hAnsi="Consolas"/>
+                <w:color w:val="000000" w:themeColor="text1"/>
+                <w:sz w:val="21"/>
+                <w:szCs w:val="21"/>
+              </w:rPr>
+              <w:t>Customer_ID</w:t>
+            </w:r>
+            <w:proofErr w:type="spellEnd"/>
+            <w:r>
+              <w:rPr>
+                <w:rFonts w:ascii="Consolas" w:hAnsi="Consolas"/>
+                <w:color w:val="000000" w:themeColor="text1"/>
+                <w:sz w:val="21"/>
+                <w:szCs w:val="21"/>
+              </w:rPr>
+              <w:t xml:space="preserve"> </w:t>
+            </w:r>
+            <w:r>
+              <w:rPr>
+                <w:rFonts w:ascii="Consolas" w:hAnsi="Consolas"/>
+                <w:color w:val="0000FF"/>
+                <w:sz w:val="21"/>
+                <w:szCs w:val="21"/>
+              </w:rPr>
+              <w:t>INT,</w:t>
+            </w:r>
+          </w:p>
+          <w:p>
+            <w:pPr>
+              <w:shd w:val="clear" w:color="auto" w:fill="FFFFFF"/>
+              <w:spacing w:line="285" w:lineRule="atLeast"/>
+              <w:rPr>
+                <w:rFonts w:ascii="Consolas" w:hAnsi="Consolas"/>
+                <w:color w:val="0000FF"/>
+                <w:sz w:val="21"/>
+                <w:szCs w:val="21"/>
+              </w:rPr>
+            </w:pPr>
+            <w:r>
+              <w:rPr>
+                <w:rFonts w:ascii="Consolas" w:hAnsi="Consolas"/>
+                <w:color w:val="0000FF"/>
+                <w:sz w:val="21"/>
+                <w:szCs w:val="21"/>
+              </w:rPr>
+              <w:t xml:space="preserve">    </w:t>
+            </w:r>
+            <w:proofErr w:type="spellStart"/>
+            <w:r>
+              <w:rPr>
+                <w:rFonts w:ascii="Consolas" w:hAnsi="Consolas"/>
+                <w:color w:val="000000" w:themeColor="text1"/>
+                <w:sz w:val="21"/>
+                <w:szCs w:val="21"/>
+              </w:rPr>
+              <w:t>Employee_ID</w:t>
+            </w:r>
+            <w:proofErr w:type="spellEnd"/>
+            <w:r>
+              <w:rPr>
+                <w:rFonts w:ascii="Consolas" w:hAnsi="Consolas"/>
+                <w:color w:val="000000" w:themeColor="text1"/>
+                <w:sz w:val="21"/>
+                <w:szCs w:val="21"/>
+              </w:rPr>
+              <w:t xml:space="preserve"> </w:t>
+            </w:r>
+            <w:r>
+              <w:rPr>
+                <w:rFonts w:ascii="Consolas" w:hAnsi="Consolas"/>
+                <w:color w:val="0000FF"/>
+                <w:sz w:val="21"/>
+                <w:szCs w:val="21"/>
+              </w:rPr>
+              <w:t>INT,</w:t>
+            </w:r>
+          </w:p>
+          <w:p>
+            <w:pPr>
+              <w:shd w:val="clear" w:color="auto" w:fill="FFFFFF"/>
+              <w:spacing w:line="285" w:lineRule="atLeast"/>
+              <w:rPr>
+                <w:rFonts w:ascii="Consolas" w:hAnsi="Consolas"/>
+                <w:color w:val="0000FF"/>
+                <w:sz w:val="21"/>
+                <w:szCs w:val="21"/>
+              </w:rPr>
+            </w:pPr>
+            <w:r>
+              <w:rPr>
+                <w:rFonts w:ascii="Consolas" w:hAnsi="Consolas"/>
+                <w:color w:val="0000FF"/>
+                <w:sz w:val="21"/>
+                <w:szCs w:val="21"/>
+              </w:rPr>
+              <w:t xml:space="preserve">    PRIMARY KEY (</w:t>
+            </w:r>
+            <w:proofErr w:type="spellStart"/>
+            <w:r>
+              <w:rPr>
+                <w:rFonts w:ascii="Consolas" w:hAnsi="Consolas"/>
+                <w:color w:val="000000" w:themeColor="text1"/>
+                <w:sz w:val="21"/>
+                <w:szCs w:val="21"/>
+              </w:rPr>
+              <w:t>Customer_ID</w:t>
+            </w:r>
+            <w:proofErr w:type="spellEnd"/>
+            <w:r>
+              <w:rPr>
+                <w:rFonts w:ascii="Consolas" w:hAnsi="Consolas"/>
+                <w:color w:val="000000" w:themeColor="text1"/>
+                <w:sz w:val="21"/>
+                <w:szCs w:val="21"/>
+              </w:rPr>
+              <w:t xml:space="preserve">, </w:t>
+            </w:r>
+            <w:proofErr w:type="spellStart"/>
+            <w:r>
+              <w:rPr>
+                <w:rFonts w:ascii="Consolas" w:hAnsi="Consolas"/>
+                <w:color w:val="000000" w:themeColor="text1"/>
+                <w:sz w:val="21"/>
+                <w:szCs w:val="21"/>
+              </w:rPr>
+              <w:t>Employee_ID</w:t>
+            </w:r>
+            <w:proofErr w:type="spellEnd"/>
+            <w:r>
+              <w:rPr>
+                <w:rFonts w:ascii="Consolas" w:hAnsi="Consolas"/>
+                <w:color w:val="0000FF"/>
+                <w:sz w:val="21"/>
+                <w:szCs w:val="21"/>
+              </w:rPr>
+              <w:t>),</w:t>
+            </w:r>
+          </w:p>
+          <w:p>
+            <w:pPr>
+              <w:shd w:val="clear" w:color="auto" w:fill="FFFFFF"/>
+              <w:spacing w:line="285" w:lineRule="atLeast"/>
+              <w:rPr>
+                <w:rFonts w:ascii="Consolas" w:hAnsi="Consolas"/>
+                <w:color w:val="0000FF"/>
+                <w:sz w:val="21"/>
+                <w:szCs w:val="21"/>
+              </w:rPr>
+            </w:pPr>
+            <w:r>
+              <w:rPr>
+                <w:rFonts w:ascii="Consolas" w:hAnsi="Consolas"/>
+                <w:color w:val="0000FF"/>
+                <w:sz w:val="21"/>
+                <w:szCs w:val="21"/>
+              </w:rPr>
+              <w:t xml:space="preserve">    FOREIGN KEY (</w:t>
+            </w:r>
+            <w:proofErr w:type="spellStart"/>
+            <w:r>
+              <w:rPr>
+                <w:rFonts w:ascii="Consolas" w:hAnsi="Consolas"/>
+                <w:color w:val="000000" w:themeColor="text1"/>
+                <w:sz w:val="21"/>
+                <w:szCs w:val="21"/>
+              </w:rPr>
+              <w:t>Customer_ID</w:t>
+            </w:r>
+            <w:proofErr w:type="spellEnd"/>
+            <w:r>
+              <w:rPr>
+                <w:rFonts w:ascii="Consolas" w:hAnsi="Consolas"/>
+                <w:color w:val="0000FF"/>
+                <w:sz w:val="21"/>
+                <w:szCs w:val="21"/>
+              </w:rPr>
+              <w:t xml:space="preserve">) REFERENCES </w:t>
+            </w:r>
+            <w:proofErr w:type="gramStart"/>
+            <w:r>
+              <w:rPr>
+                <w:rFonts w:ascii="Consolas" w:hAnsi="Consolas"/>
+                <w:color w:val="000000" w:themeColor="text1"/>
+                <w:sz w:val="21"/>
+                <w:szCs w:val="21"/>
+              </w:rPr>
+              <w:t>Customer(</w:t>
+            </w:r>
+            <w:proofErr w:type="gramEnd"/>
+            <w:r>
+              <w:rPr>
+                <w:rFonts w:ascii="Consolas" w:hAnsi="Consolas"/>
+                <w:color w:val="000000" w:themeColor="text1"/>
+                <w:sz w:val="21"/>
+                <w:szCs w:val="21"/>
+              </w:rPr>
+              <w:t>ID),</w:t>
+            </w:r>
+          </w:p>
+          <w:p>
+            <w:pPr>
+              <w:shd w:val="clear" w:color="auto" w:fill="FFFFFF"/>
+              <w:spacing w:line="285" w:lineRule="atLeast"/>
+              <w:rPr>
+                <w:rFonts w:ascii="Consolas" w:hAnsi="Consolas"/>
+                <w:color w:val="0000FF"/>
+                <w:sz w:val="21"/>
+                <w:szCs w:val="21"/>
+              </w:rPr>
+            </w:pPr>
+            <w:r>
+              <w:rPr>
+                <w:rFonts w:ascii="Consolas" w:hAnsi="Consolas"/>
+                <w:color w:val="0000FF"/>
+                <w:sz w:val="21"/>
+                <w:szCs w:val="21"/>
+              </w:rPr>
+              <w:t xml:space="preserve">    FOREIGN KEY (</w:t>
+            </w:r>
+            <w:proofErr w:type="spellStart"/>
+            <w:r>
+              <w:rPr>
+                <w:rFonts w:ascii="Consolas" w:hAnsi="Consolas"/>
+                <w:color w:val="000000" w:themeColor="text1"/>
+                <w:sz w:val="21"/>
+                <w:szCs w:val="21"/>
+              </w:rPr>
+              <w:t>Employee_ID</w:t>
+            </w:r>
+            <w:proofErr w:type="spellEnd"/>
+            <w:r>
+              <w:rPr>
+                <w:rFonts w:ascii="Consolas" w:hAnsi="Consolas"/>
+                <w:color w:val="0000FF"/>
+                <w:sz w:val="21"/>
+                <w:szCs w:val="21"/>
+              </w:rPr>
+              <w:t xml:space="preserve">) REFERENCES </w:t>
+            </w:r>
+            <w:proofErr w:type="gramStart"/>
+            <w:r>
+              <w:rPr>
+                <w:rFonts w:ascii="Consolas" w:hAnsi="Consolas"/>
+                <w:color w:val="000000" w:themeColor="text1"/>
+                <w:sz w:val="21"/>
+                <w:szCs w:val="21"/>
+              </w:rPr>
+              <w:t>Employees(</w:t>
+            </w:r>
+            <w:proofErr w:type="spellStart"/>
+            <w:proofErr w:type="gramEnd"/>
+            <w:r>
+              <w:rPr>
+                <w:rFonts w:ascii="Consolas" w:hAnsi="Consolas"/>
+                <w:color w:val="000000" w:themeColor="text1"/>
+                <w:sz w:val="21"/>
+                <w:szCs w:val="21"/>
+              </w:rPr>
+              <w:t>Employee_ID</w:t>
+            </w:r>
+            <w:proofErr w:type="spellEnd"/>
+            <w:r>
+              <w:rPr>
+                <w:rFonts w:ascii="Consolas" w:hAnsi="Consolas"/>
+                <w:color w:val="000000" w:themeColor="text1"/>
+                <w:sz w:val="21"/>
+                <w:szCs w:val="21"/>
+              </w:rPr>
+              <w:t>)</w:t>
+            </w:r>
+          </w:p>
+          <w:p>
+            <w:pPr>
+              <w:shd w:val="clear" w:color="auto" w:fill="FFFFFF"/>
+              <w:spacing w:line="285" w:lineRule="atLeast"/>
+              <w:rPr>
+                <w:rFonts w:ascii="Consolas" w:hAnsi="Consolas"/>
+                <w:color w:val="0000FF"/>
+                <w:sz w:val="21"/>
+                <w:szCs w:val="21"/>
+              </w:rPr>
+            </w:pPr>
+            <w:r>
+              <w:rPr>
+                <w:rFonts w:ascii="Consolas" w:hAnsi="Consolas"/>
+                <w:color w:val="000000" w:themeColor="text1"/>
+                <w:sz w:val="21"/>
+                <w:szCs w:val="21"/>
+              </w:rPr>
+              <w:t>);</w:t>
             </w:r>
           </w:p>
         </w:tc>
@@ -11569,10 +11968,11 @@
     </w:p>
     <w:p>
       <w:pPr>
-        <w:pStyle w:val="1"/>
+        <w:pStyle w:val="Heading1"/>
       </w:pPr>
       <w:bookmarkStart w:id="15" w:name="_Toc33350374"/>
       <w:r>
+        <w:lastRenderedPageBreak/>
         <w:t xml:space="preserve">Populate </w:t>
       </w:r>
       <w:r>
@@ -11655,7 +12055,7 @@
     <w:p/>
     <w:p>
       <w:pPr>
-        <w:pStyle w:val="1"/>
+        <w:pStyle w:val="Heading1"/>
         <w:jc w:val="both"/>
         <w:rPr>
           <w:i/>
@@ -11667,7 +12067,6 @@
       </w:pPr>
       <w:bookmarkStart w:id="16" w:name="_Toc33350375"/>
       <w:r>
-        <w:lastRenderedPageBreak/>
         <w:t>Queries</w:t>
       </w:r>
       <w:bookmarkEnd w:id="16"/>
@@ -11900,7 +12299,7 @@
     <w:p/>
     <w:p>
       <w:pPr>
-        <w:pStyle w:val="1"/>
+        <w:pStyle w:val="Heading1"/>
         <w:jc w:val="both"/>
       </w:pPr>
       <w:bookmarkStart w:id="17" w:name="_Toc33350376"/>
@@ -12150,7 +12549,7 @@
     </w:p>
     <w:p>
       <w:pPr>
-        <w:pStyle w:val="aa"/>
+        <w:pStyle w:val="ListParagraph"/>
         <w:numPr>
           <w:ilvl w:val="0"/>
           <w:numId w:val="17"/>
@@ -12208,7 +12607,7 @@
     </w:p>
     <w:p>
       <w:pPr>
-        <w:pStyle w:val="aa"/>
+        <w:pStyle w:val="ListParagraph"/>
         <w:numPr>
           <w:ilvl w:val="1"/>
           <w:numId w:val="17"/>
@@ -12301,7 +12700,7 @@
     </w:p>
     <w:p>
       <w:pPr>
-        <w:pStyle w:val="aa"/>
+        <w:pStyle w:val="ListParagraph"/>
         <w:numPr>
           <w:ilvl w:val="1"/>
           <w:numId w:val="17"/>
@@ -12322,7 +12721,7 @@
     </w:p>
     <w:p>
       <w:pPr>
-        <w:pStyle w:val="aa"/>
+        <w:pStyle w:val="ListParagraph"/>
         <w:numPr>
           <w:ilvl w:val="1"/>
           <w:numId w:val="17"/>
@@ -12371,7 +12770,7 @@
     </w:p>
     <w:p>
       <w:pPr>
-        <w:pStyle w:val="aa"/>
+        <w:pStyle w:val="ListParagraph"/>
         <w:numPr>
           <w:ilvl w:val="1"/>
           <w:numId w:val="17"/>
@@ -12440,7 +12839,7 @@
     </w:p>
     <w:p>
       <w:pPr>
-        <w:pStyle w:val="aa"/>
+        <w:pStyle w:val="ListParagraph"/>
         <w:numPr>
           <w:ilvl w:val="0"/>
           <w:numId w:val="17"/>
@@ -12456,6 +12855,7 @@
           <w:sz w:val="24"/>
           <w:szCs w:val="24"/>
         </w:rPr>
+        <w:lastRenderedPageBreak/>
         <w:t>Implement</w:t>
       </w:r>
       <w:r>
@@ -12489,7 +12889,7 @@
     </w:p>
     <w:p>
       <w:pPr>
-        <w:pStyle w:val="aa"/>
+        <w:pStyle w:val="ListParagraph"/>
         <w:numPr>
           <w:ilvl w:val="0"/>
           <w:numId w:val="17"/>
@@ -12656,7 +13056,7 @@
     </w:p>
     <w:p>
       <w:pPr>
-        <w:pStyle w:val="aa"/>
+        <w:pStyle w:val="ListParagraph"/>
         <w:numPr>
           <w:ilvl w:val="0"/>
           <w:numId w:val="17"/>
@@ -12677,7 +13077,6 @@
           <w:bCs/>
           <w:color w:val="212121"/>
         </w:rPr>
-        <w:lastRenderedPageBreak/>
         <w:t>General Guidelines</w:t>
       </w:r>
     </w:p>
@@ -12716,7 +13115,7 @@
     </w:p>
     <w:p>
       <w:pPr>
-        <w:pStyle w:val="aa"/>
+        <w:pStyle w:val="ListParagraph"/>
         <w:numPr>
           <w:ilvl w:val="0"/>
           <w:numId w:val="16"/>
@@ -12737,7 +13136,7 @@
     </w:p>
     <w:p>
       <w:pPr>
-        <w:pStyle w:val="aa"/>
+        <w:pStyle w:val="ListParagraph"/>
         <w:numPr>
           <w:ilvl w:val="0"/>
           <w:numId w:val="16"/>
@@ -12758,7 +13157,7 @@
     </w:p>
     <w:p>
       <w:pPr>
-        <w:pStyle w:val="aa"/>
+        <w:pStyle w:val="ListParagraph"/>
         <w:numPr>
           <w:ilvl w:val="0"/>
           <w:numId w:val="16"/>
@@ -12779,7 +13178,7 @@
     </w:p>
     <w:p>
       <w:pPr>
-        <w:pStyle w:val="aa"/>
+        <w:pStyle w:val="ListParagraph"/>
         <w:numPr>
           <w:ilvl w:val="0"/>
           <w:numId w:val="16"/>
@@ -12801,7 +13200,7 @@
     </w:p>
     <w:p>
       <w:pPr>
-        <w:pStyle w:val="aa"/>
+        <w:pStyle w:val="ListParagraph"/>
         <w:numPr>
           <w:ilvl w:val="0"/>
           <w:numId w:val="16"/>
@@ -12882,7 +13281,7 @@
     </w:p>
     <w:p>
       <w:pPr>
-        <w:pStyle w:val="aa"/>
+        <w:pStyle w:val="ListParagraph"/>
         <w:numPr>
           <w:ilvl w:val="0"/>
           <w:numId w:val="15"/>
@@ -12918,7 +13317,7 @@
     </w:p>
     <w:p>
       <w:pPr>
-        <w:pStyle w:val="aa"/>
+        <w:pStyle w:val="ListParagraph"/>
         <w:numPr>
           <w:ilvl w:val="0"/>
           <w:numId w:val="15"/>
@@ -13009,16 +13408,16 @@
     </w:p>
     <w:tbl>
       <w:tblPr>
-        <w:tblStyle w:val="a7"/>
+        <w:tblStyle w:val="TableGrid"/>
         <w:tblW w:w="0" w:type="auto"/>
         <w:tblLook w:val="04A0" w:firstRow="1" w:lastRow="0" w:firstColumn="1" w:lastColumn="0" w:noHBand="0" w:noVBand="1"/>
       </w:tblPr>
       <w:tblGrid>
-        <w:gridCol w:w="738"/>
-        <w:gridCol w:w="3150"/>
-        <w:gridCol w:w="2160"/>
-        <w:gridCol w:w="1710"/>
-        <w:gridCol w:w="1098"/>
+        <w:gridCol w:w="728"/>
+        <w:gridCol w:w="3040"/>
+        <w:gridCol w:w="2105"/>
+        <w:gridCol w:w="1663"/>
+        <w:gridCol w:w="1094"/>
       </w:tblGrid>
       <w:tr>
         <w:tc>
@@ -14324,6 +14723,7 @@
                 <w:sz w:val="32"/>
                 <w:szCs w:val="32"/>
               </w:rPr>
+              <w:lastRenderedPageBreak/>
               <w:t>T9</w:t>
             </w:r>
           </w:p>
@@ -14363,6 +14763,7 @@
                 <w:szCs w:val="32"/>
                 <w:lang w:bidi="ar-SA"/>
               </w:rPr>
+              <w:lastRenderedPageBreak/>
               <w:t xml:space="preserve">Physical </w:t>
             </w:r>
             <w:r>
@@ -14408,6 +14809,7 @@
                 <w:sz w:val="28"/>
                 <w:szCs w:val="28"/>
               </w:rPr>
+              <w:lastRenderedPageBreak/>
               <w:t>Alkhars</w:t>
             </w:r>
             <w:proofErr w:type="spellEnd"/>
@@ -14418,16 +14820,7 @@
                 <w:sz w:val="18"/>
                 <w:szCs w:val="18"/>
               </w:rPr>
-              <w:t xml:space="preserve"> </w:t>
-            </w:r>
-            <w:r>
-              <w:rPr>
-                <w:rFonts w:ascii="Calibri" w:hAnsi="Calibri" w:cs="Calibri"/>
-                <w:color w:val="212121"/>
-                <w:sz w:val="18"/>
-                <w:szCs w:val="18"/>
-              </w:rPr>
-              <w:t>(</w:t>
+              <w:t xml:space="preserve"> (</w:t>
             </w:r>
             <w:r>
               <w:rPr>
@@ -14480,6 +14873,16 @@
                 <w:szCs w:val="32"/>
               </w:rPr>
             </w:pPr>
+            <w:r>
+              <w:rPr>
+                <w:rFonts w:ascii="Segoe UI Emoji" w:hAnsi="Segoe UI Emoji" w:cs="Segoe UI Emoji"/>
+                <w:color w:val="212121"/>
+                <w:sz w:val="32"/>
+                <w:szCs w:val="32"/>
+                <w:lang w:bidi="ar-SA"/>
+              </w:rPr>
+              <w:t>✅</w:t>
+            </w:r>
           </w:p>
         </w:tc>
       </w:tr>
@@ -14546,16 +14949,7 @@
                 <w:sz w:val="18"/>
                 <w:szCs w:val="18"/>
               </w:rPr>
-              <w:t xml:space="preserve"> </w:t>
-            </w:r>
-            <w:r>
-              <w:rPr>
-                <w:rFonts w:ascii="Calibri" w:hAnsi="Calibri" w:cs="Calibri"/>
-                <w:color w:val="212121"/>
-                <w:sz w:val="18"/>
-                <w:szCs w:val="18"/>
-              </w:rPr>
-              <w:t>(</w:t>
+              <w:t xml:space="preserve"> (</w:t>
             </w:r>
             <w:r>
               <w:rPr>
@@ -14748,6 +15142,16 @@
                 <w:szCs w:val="32"/>
               </w:rPr>
             </w:pPr>
+            <w:r>
+              <w:rPr>
+                <w:rFonts w:ascii="Segoe UI Emoji" w:hAnsi="Segoe UI Emoji" w:cs="Segoe UI Emoji"/>
+                <w:color w:val="212121"/>
+                <w:sz w:val="32"/>
+                <w:szCs w:val="32"/>
+                <w:lang w:bidi="ar-SA"/>
+              </w:rPr>
+              <w:t>✅</w:t>
+            </w:r>
           </w:p>
         </w:tc>
       </w:tr>
@@ -14867,6 +15271,16 @@
                 <w:szCs w:val="32"/>
               </w:rPr>
             </w:pPr>
+            <w:r>
+              <w:rPr>
+                <w:rFonts w:ascii="Segoe UI Emoji" w:hAnsi="Segoe UI Emoji" w:cs="Segoe UI Emoji"/>
+                <w:color w:val="212121"/>
+                <w:sz w:val="32"/>
+                <w:szCs w:val="32"/>
+                <w:lang w:bidi="ar-SA"/>
+              </w:rPr>
+              <w:t>✅</w:t>
+            </w:r>
           </w:p>
         </w:tc>
       </w:tr>
@@ -14937,7 +15351,7 @@
     <w:sdtContent>
       <w:p>
         <w:pPr>
-          <w:pStyle w:val="a6"/>
+          <w:pStyle w:val="Footer"/>
           <w:jc w:val="center"/>
         </w:pPr>
         <w:r>
@@ -14966,7 +15380,7 @@
   </w:sdt>
   <w:p>
     <w:pPr>
-      <w:pStyle w:val="a6"/>
+      <w:pStyle w:val="Footer"/>
     </w:pPr>
   </w:p>
 </w:ftr>
@@ -15920,7 +16334,7 @@
     <w:lvl w:ilvl="0" w:tplc="9EB6247C">
       <w:start w:val="1"/>
       <w:numFmt w:val="decimal"/>
-      <w:pStyle w:val="1"/>
+      <w:pStyle w:val="Heading1"/>
       <w:lvlText w:val="%1."/>
       <w:lvlJc w:val="left"/>
       <w:pPr>
@@ -16464,16 +16878,16 @@
     <w:lsdException w:name="Unresolved Mention" w:semiHidden="1" w:unhideWhenUsed="1"/>
     <w:lsdException w:name="Smart Link" w:semiHidden="1" w:unhideWhenUsed="1"/>
   </w:latentStyles>
-  <w:style w:type="paragraph" w:default="1" w:styleId="a">
+  <w:style w:type="paragraph" w:default="1" w:styleId="Normal">
     <w:name w:val="Normal"/>
     <w:qFormat/>
     <w:rsid w:val="00B23C93"/>
   </w:style>
-  <w:style w:type="paragraph" w:styleId="1">
+  <w:style w:type="paragraph" w:styleId="Heading1">
     <w:name w:val="heading 1"/>
-    <w:basedOn w:val="a"/>
-    <w:next w:val="a"/>
-    <w:link w:val="1Char"/>
+    <w:basedOn w:val="Normal"/>
+    <w:next w:val="Normal"/>
+    <w:link w:val="Heading1Char"/>
     <w:uiPriority w:val="9"/>
     <w:qFormat/>
     <w:rsid w:val="0011377B"/>
@@ -16495,11 +16909,11 @@
       <w:szCs w:val="28"/>
     </w:rPr>
   </w:style>
-  <w:style w:type="paragraph" w:styleId="2">
+  <w:style w:type="paragraph" w:styleId="Heading2">
     <w:name w:val="heading 2"/>
-    <w:basedOn w:val="a"/>
-    <w:next w:val="a"/>
-    <w:link w:val="2Char"/>
+    <w:basedOn w:val="Normal"/>
+    <w:next w:val="Normal"/>
+    <w:link w:val="Heading2Char"/>
     <w:uiPriority w:val="9"/>
     <w:unhideWhenUsed/>
     <w:qFormat/>
@@ -16519,11 +16933,11 @@
       <w:szCs w:val="26"/>
     </w:rPr>
   </w:style>
-  <w:style w:type="paragraph" w:styleId="3">
+  <w:style w:type="paragraph" w:styleId="Heading3">
     <w:name w:val="heading 3"/>
-    <w:basedOn w:val="a"/>
-    <w:next w:val="a"/>
-    <w:link w:val="3Char"/>
+    <w:basedOn w:val="Normal"/>
+    <w:next w:val="Normal"/>
+    <w:link w:val="Heading3Char"/>
     <w:uiPriority w:val="9"/>
     <w:semiHidden/>
     <w:unhideWhenUsed/>
@@ -16542,12 +16956,13 @@
       <w:szCs w:val="24"/>
     </w:rPr>
   </w:style>
-  <w:style w:type="character" w:default="1" w:styleId="a0">
+  <w:style w:type="character" w:default="1" w:styleId="DefaultParagraphFont">
     <w:name w:val="Default Paragraph Font"/>
     <w:uiPriority w:val="1"/>
+    <w:semiHidden/>
     <w:unhideWhenUsed/>
   </w:style>
-  <w:style w:type="table" w:default="1" w:styleId="a1">
+  <w:style w:type="table" w:default="1" w:styleId="TableNormal">
     <w:name w:val="Normal Table"/>
     <w:uiPriority w:val="99"/>
     <w:semiHidden/>
@@ -16562,17 +16977,17 @@
       </w:tblCellMar>
     </w:tblPr>
   </w:style>
-  <w:style w:type="numbering" w:default="1" w:styleId="a2">
+  <w:style w:type="numbering" w:default="1" w:styleId="NoList">
     <w:name w:val="No List"/>
     <w:uiPriority w:val="99"/>
     <w:semiHidden/>
     <w:unhideWhenUsed/>
   </w:style>
-  <w:style w:type="paragraph" w:styleId="a3">
+  <w:style w:type="paragraph" w:styleId="Title">
     <w:name w:val="Title"/>
-    <w:basedOn w:val="a"/>
-    <w:next w:val="a"/>
-    <w:link w:val="Char"/>
+    <w:basedOn w:val="Normal"/>
+    <w:next w:val="Normal"/>
+    <w:link w:val="TitleChar"/>
     <w:uiPriority w:val="10"/>
     <w:qFormat/>
     <w:rsid w:val="00043A18"/>
@@ -16592,10 +17007,10 @@
       <w:szCs w:val="52"/>
     </w:rPr>
   </w:style>
-  <w:style w:type="character" w:customStyle="1" w:styleId="Char">
-    <w:name w:val="العنوان Char"/>
-    <w:basedOn w:val="a0"/>
-    <w:link w:val="a3"/>
+  <w:style w:type="character" w:customStyle="1" w:styleId="TitleChar">
+    <w:name w:val="Title Char"/>
+    <w:basedOn w:val="DefaultParagraphFont"/>
+    <w:link w:val="Title"/>
     <w:uiPriority w:val="10"/>
     <w:rsid w:val="00043A18"/>
     <w:rPr>
@@ -16607,11 +17022,11 @@
       <w:szCs w:val="52"/>
     </w:rPr>
   </w:style>
-  <w:style w:type="paragraph" w:styleId="a4">
+  <w:style w:type="paragraph" w:styleId="Subtitle">
     <w:name w:val="Subtitle"/>
-    <w:basedOn w:val="a"/>
-    <w:next w:val="a"/>
-    <w:link w:val="Char0"/>
+    <w:basedOn w:val="Normal"/>
+    <w:next w:val="Normal"/>
+    <w:link w:val="SubtitleChar"/>
     <w:uiPriority w:val="11"/>
     <w:qFormat/>
     <w:rsid w:val="00043A18"/>
@@ -16630,10 +17045,10 @@
       <w:szCs w:val="24"/>
     </w:rPr>
   </w:style>
-  <w:style w:type="character" w:customStyle="1" w:styleId="Char0">
-    <w:name w:val="عنوان فرعي Char"/>
-    <w:basedOn w:val="a0"/>
-    <w:link w:val="a4"/>
+  <w:style w:type="character" w:customStyle="1" w:styleId="SubtitleChar">
+    <w:name w:val="Subtitle Char"/>
+    <w:basedOn w:val="DefaultParagraphFont"/>
+    <w:link w:val="Subtitle"/>
     <w:uiPriority w:val="11"/>
     <w:rsid w:val="00043A18"/>
     <w:rPr>
@@ -16646,10 +17061,10 @@
       <w:szCs w:val="24"/>
     </w:rPr>
   </w:style>
-  <w:style w:type="character" w:customStyle="1" w:styleId="1Char">
-    <w:name w:val="العنوان 1 Char"/>
-    <w:basedOn w:val="a0"/>
-    <w:link w:val="1"/>
+  <w:style w:type="character" w:customStyle="1" w:styleId="Heading1Char">
+    <w:name w:val="Heading 1 Char"/>
+    <w:basedOn w:val="DefaultParagraphFont"/>
+    <w:link w:val="Heading1"/>
     <w:uiPriority w:val="9"/>
     <w:rsid w:val="0011377B"/>
     <w:rPr>
@@ -16661,10 +17076,10 @@
       <w:szCs w:val="28"/>
     </w:rPr>
   </w:style>
-  <w:style w:type="character" w:customStyle="1" w:styleId="2Char">
-    <w:name w:val="عنوان 2 Char"/>
-    <w:basedOn w:val="a0"/>
-    <w:link w:val="2"/>
+  <w:style w:type="character" w:customStyle="1" w:styleId="Heading2Char">
+    <w:name w:val="Heading 2 Char"/>
+    <w:basedOn w:val="DefaultParagraphFont"/>
+    <w:link w:val="Heading2"/>
     <w:uiPriority w:val="9"/>
     <w:rsid w:val="00043A18"/>
     <w:rPr>
@@ -16678,7 +17093,7 @@
   </w:style>
   <w:style w:type="character" w:styleId="Hyperlink">
     <w:name w:val="Hyperlink"/>
-    <w:basedOn w:val="a0"/>
+    <w:basedOn w:val="DefaultParagraphFont"/>
     <w:uiPriority w:val="99"/>
     <w:unhideWhenUsed/>
     <w:rsid w:val="00043A18"/>
@@ -16687,10 +17102,10 @@
       <w:u w:val="single"/>
     </w:rPr>
   </w:style>
-  <w:style w:type="paragraph" w:styleId="a5">
+  <w:style w:type="paragraph" w:styleId="Header">
     <w:name w:val="header"/>
-    <w:basedOn w:val="a"/>
-    <w:link w:val="Char1"/>
+    <w:basedOn w:val="Normal"/>
+    <w:link w:val="HeaderChar"/>
     <w:uiPriority w:val="99"/>
     <w:unhideWhenUsed/>
     <w:rsid w:val="000E636C"/>
@@ -16702,17 +17117,17 @@
       <w:spacing w:after="0" w:line="240" w:lineRule="auto"/>
     </w:pPr>
   </w:style>
-  <w:style w:type="character" w:customStyle="1" w:styleId="Char1">
-    <w:name w:val="رأس الصفحة Char"/>
-    <w:basedOn w:val="a0"/>
-    <w:link w:val="a5"/>
+  <w:style w:type="character" w:customStyle="1" w:styleId="HeaderChar">
+    <w:name w:val="Header Char"/>
+    <w:basedOn w:val="DefaultParagraphFont"/>
+    <w:link w:val="Header"/>
     <w:uiPriority w:val="99"/>
     <w:rsid w:val="000E636C"/>
   </w:style>
-  <w:style w:type="paragraph" w:styleId="a6">
+  <w:style w:type="paragraph" w:styleId="Footer">
     <w:name w:val="footer"/>
-    <w:basedOn w:val="a"/>
-    <w:link w:val="Char2"/>
+    <w:basedOn w:val="Normal"/>
+    <w:link w:val="FooterChar"/>
     <w:uiPriority w:val="99"/>
     <w:unhideWhenUsed/>
     <w:rsid w:val="000E636C"/>
@@ -16724,16 +17139,16 @@
       <w:spacing w:after="0" w:line="240" w:lineRule="auto"/>
     </w:pPr>
   </w:style>
-  <w:style w:type="character" w:customStyle="1" w:styleId="Char2">
-    <w:name w:val="تذييل الصفحة Char"/>
-    <w:basedOn w:val="a0"/>
-    <w:link w:val="a6"/>
+  <w:style w:type="character" w:customStyle="1" w:styleId="FooterChar">
+    <w:name w:val="Footer Char"/>
+    <w:basedOn w:val="DefaultParagraphFont"/>
+    <w:link w:val="Footer"/>
     <w:uiPriority w:val="99"/>
     <w:rsid w:val="000E636C"/>
   </w:style>
-  <w:style w:type="table" w:styleId="a7">
+  <w:style w:type="table" w:styleId="TableGrid">
     <w:name w:val="Table Grid"/>
-    <w:basedOn w:val="a1"/>
+    <w:basedOn w:val="TableNormal"/>
     <w:uiPriority w:val="39"/>
     <w:rsid w:val="005449C2"/>
     <w:pPr>
@@ -16756,10 +17171,10 @@
       </w:tblBorders>
     </w:tblPr>
   </w:style>
-  <w:style w:type="paragraph" w:styleId="a8">
+  <w:style w:type="paragraph" w:styleId="TOCHeading">
     <w:name w:val="TOC Heading"/>
-    <w:basedOn w:val="1"/>
-    <w:next w:val="a"/>
+    <w:basedOn w:val="Heading1"/>
+    <w:next w:val="Normal"/>
     <w:uiPriority w:val="39"/>
     <w:unhideWhenUsed/>
     <w:qFormat/>
@@ -16771,10 +17186,10 @@
       <w:lang w:eastAsia="ja-JP"/>
     </w:rPr>
   </w:style>
-  <w:style w:type="paragraph" w:styleId="10">
+  <w:style w:type="paragraph" w:styleId="TOC1">
     <w:name w:val="toc 1"/>
-    <w:basedOn w:val="a"/>
-    <w:next w:val="a"/>
+    <w:basedOn w:val="Normal"/>
+    <w:next w:val="Normal"/>
     <w:autoRedefine/>
     <w:uiPriority w:val="39"/>
     <w:unhideWhenUsed/>
@@ -16783,10 +17198,10 @@
       <w:spacing w:after="100"/>
     </w:pPr>
   </w:style>
-  <w:style w:type="paragraph" w:styleId="20">
+  <w:style w:type="paragraph" w:styleId="TOC2">
     <w:name w:val="toc 2"/>
-    <w:basedOn w:val="a"/>
-    <w:next w:val="a"/>
+    <w:basedOn w:val="Normal"/>
+    <w:next w:val="Normal"/>
     <w:autoRedefine/>
     <w:uiPriority w:val="39"/>
     <w:unhideWhenUsed/>
@@ -16796,10 +17211,10 @@
       <w:ind w:left="220"/>
     </w:pPr>
   </w:style>
-  <w:style w:type="paragraph" w:styleId="a9">
+  <w:style w:type="paragraph" w:styleId="BalloonText">
     <w:name w:val="Balloon Text"/>
-    <w:basedOn w:val="a"/>
-    <w:link w:val="Char3"/>
+    <w:basedOn w:val="Normal"/>
+    <w:link w:val="BalloonTextChar"/>
     <w:uiPriority w:val="99"/>
     <w:semiHidden/>
     <w:unhideWhenUsed/>
@@ -16813,10 +17228,10 @@
       <w:szCs w:val="16"/>
     </w:rPr>
   </w:style>
-  <w:style w:type="character" w:customStyle="1" w:styleId="Char3">
-    <w:name w:val="نص في بالون Char"/>
-    <w:basedOn w:val="a0"/>
-    <w:link w:val="a9"/>
+  <w:style w:type="character" w:customStyle="1" w:styleId="BalloonTextChar">
+    <w:name w:val="Balloon Text Char"/>
+    <w:basedOn w:val="DefaultParagraphFont"/>
+    <w:link w:val="BalloonText"/>
     <w:uiPriority w:val="99"/>
     <w:semiHidden/>
     <w:rsid w:val="005449C2"/>
@@ -16828,7 +17243,7 @@
   </w:style>
   <w:style w:type="character" w:customStyle="1" w:styleId="Mention1">
     <w:name w:val="Mention1"/>
-    <w:basedOn w:val="a0"/>
+    <w:basedOn w:val="DefaultParagraphFont"/>
     <w:uiPriority w:val="99"/>
     <w:semiHidden/>
     <w:unhideWhenUsed/>
@@ -16838,10 +17253,10 @@
       <w:shd w:val="clear" w:color="auto" w:fill="E6E6E6"/>
     </w:rPr>
   </w:style>
-  <w:style w:type="character" w:customStyle="1" w:styleId="3Char">
-    <w:name w:val="عنوان 3 Char"/>
-    <w:basedOn w:val="a0"/>
-    <w:link w:val="3"/>
+  <w:style w:type="character" w:customStyle="1" w:styleId="Heading3Char">
+    <w:name w:val="Heading 3 Char"/>
+    <w:basedOn w:val="DefaultParagraphFont"/>
+    <w:link w:val="Heading3"/>
     <w:uiPriority w:val="9"/>
     <w:semiHidden/>
     <w:rsid w:val="00F42AE9"/>
@@ -16852,9 +17267,9 @@
       <w:szCs w:val="24"/>
     </w:rPr>
   </w:style>
-  <w:style w:type="paragraph" w:styleId="aa">
+  <w:style w:type="paragraph" w:styleId="ListParagraph">
     <w:name w:val="List Paragraph"/>
-    <w:basedOn w:val="a"/>
+    <w:basedOn w:val="Normal"/>
     <w:uiPriority w:val="34"/>
     <w:qFormat/>
     <w:rsid w:val="00E31A00"/>
@@ -16863,9 +17278,9 @@
       <w:contextualSpacing/>
     </w:pPr>
   </w:style>
-  <w:style w:type="paragraph" w:styleId="ab">
+  <w:style w:type="paragraph" w:styleId="NormalWeb">
     <w:name w:val="Normal (Web)"/>
-    <w:basedOn w:val="a"/>
+    <w:basedOn w:val="Normal"/>
     <w:uiPriority w:val="99"/>
     <w:unhideWhenUsed/>
     <w:rsid w:val="003A16BD"/>

--- a/docs/SRS - LBMS (DBCD).docx
+++ b/docs/SRS - LBMS (DBCD).docx
@@ -11565,7 +11565,7 @@
               <w:shd w:val="clear" w:color="auto" w:fill="FFFFFF"/>
               <w:spacing w:line="285" w:lineRule="atLeast"/>
               <w:rPr>
-                <w:rFonts w:ascii="Consolas" w:hAnsi="Consolas" w:hint="cs"/>
+                <w:rFonts w:ascii="Consolas" w:hAnsi="Consolas"/>
                 <w:color w:val="000000"/>
                 <w:sz w:val="21"/>
                 <w:szCs w:val="21"/>
@@ -12215,6 +12215,7 @@
           <w:i/>
           <w:iCs/>
           <w:color w:val="4F81BD" w:themeColor="accent1"/>
+          <w:rtl/>
         </w:rPr>
       </w:pPr>
       <w:r>
@@ -12295,6 +12296,2325 @@
         </w:rPr>
         <w:t xml:space="preserve"> =” Dr. Shaheen”</w:t>
       </w:r>
+    </w:p>
+    <w:tbl>
+      <w:tblPr>
+        <w:tblStyle w:val="TableGrid"/>
+        <w:tblW w:w="8686" w:type="dxa"/>
+        <w:tblLook w:val="04A0" w:firstRow="1" w:lastRow="0" w:firstColumn="1" w:lastColumn="0" w:noHBand="0" w:noVBand="1"/>
+      </w:tblPr>
+      <w:tblGrid>
+        <w:gridCol w:w="4343"/>
+        <w:gridCol w:w="4343"/>
+      </w:tblGrid>
+      <w:tr>
+        <w:trPr>
+          <w:trHeight w:val="606"/>
+        </w:trPr>
+        <w:tc>
+          <w:tcPr>
+            <w:tcW w:w="4343" w:type="dxa"/>
+          </w:tcPr>
+          <w:p>
+            <w:pPr>
+              <w:rPr>
+                <w:color w:val="4F81BD" w:themeColor="accent1"/>
+              </w:rPr>
+            </w:pPr>
+            <w:r>
+              <w:rPr>
+                <w:color w:val="000000" w:themeColor="text1"/>
+              </w:rPr>
+              <w:t>SELECT</w:t>
+            </w:r>
+            <w:r>
+              <w:rPr>
+                <w:color w:val="4F81BD" w:themeColor="accent1"/>
+              </w:rPr>
+              <w:t xml:space="preserve"> </w:t>
+            </w:r>
+            <w:proofErr w:type="spellStart"/>
+            <w:r>
+              <w:rPr>
+                <w:color w:val="4F81BD" w:themeColor="accent1"/>
+              </w:rPr>
+              <w:t>Book_Code</w:t>
+            </w:r>
+            <w:proofErr w:type="spellEnd"/>
+            <w:r>
+              <w:rPr>
+                <w:color w:val="4F81BD" w:themeColor="accent1"/>
+              </w:rPr>
+              <w:t>, Title, Price, Stock</w:t>
+            </w:r>
+          </w:p>
+          <w:p>
+            <w:pPr>
+              <w:rPr>
+                <w:color w:val="4F81BD" w:themeColor="accent1"/>
+              </w:rPr>
+            </w:pPr>
+            <w:r>
+              <w:rPr>
+                <w:color w:val="000000" w:themeColor="text1"/>
+              </w:rPr>
+              <w:t>FROM</w:t>
+            </w:r>
+            <w:r>
+              <w:rPr>
+                <w:color w:val="4F81BD" w:themeColor="accent1"/>
+              </w:rPr>
+              <w:t xml:space="preserve"> Books</w:t>
+            </w:r>
+          </w:p>
+          <w:p>
+            <w:pPr>
+              <w:rPr>
+                <w:color w:val="4F81BD" w:themeColor="accent1"/>
+              </w:rPr>
+            </w:pPr>
+            <w:r>
+              <w:rPr>
+                <w:color w:val="000000" w:themeColor="text1"/>
+              </w:rPr>
+              <w:t xml:space="preserve">WHERE </w:t>
+            </w:r>
+            <w:r>
+              <w:rPr>
+                <w:color w:val="4F81BD" w:themeColor="accent1"/>
+              </w:rPr>
+              <w:t>Stock &lt;= 5</w:t>
+            </w:r>
+          </w:p>
+          <w:p>
+            <w:pPr>
+              <w:rPr>
+                <w:color w:val="4F81BD" w:themeColor="accent1"/>
+              </w:rPr>
+            </w:pPr>
+            <w:r>
+              <w:rPr>
+                <w:color w:val="000000" w:themeColor="text1"/>
+              </w:rPr>
+              <w:t xml:space="preserve">ORDER BY </w:t>
+            </w:r>
+            <w:r>
+              <w:rPr>
+                <w:color w:val="4F81BD" w:themeColor="accent1"/>
+              </w:rPr>
+              <w:t xml:space="preserve">Stock </w:t>
+            </w:r>
+            <w:r>
+              <w:rPr>
+                <w:color w:val="000000" w:themeColor="text1"/>
+              </w:rPr>
+              <w:t>ASC</w:t>
+            </w:r>
+            <w:r>
+              <w:rPr>
+                <w:color w:val="4F81BD" w:themeColor="accent1"/>
+              </w:rPr>
+              <w:t>;</w:t>
+            </w:r>
+          </w:p>
+        </w:tc>
+        <w:tc>
+          <w:tcPr>
+            <w:tcW w:w="4343" w:type="dxa"/>
+          </w:tcPr>
+          <w:p>
+            <w:pPr>
+              <w:rPr>
+                <w:i/>
+                <w:iCs/>
+                <w:color w:val="000000" w:themeColor="text1"/>
+                <w:rtl/>
+                <w:lang w:bidi="ar-SA"/>
+              </w:rPr>
+            </w:pPr>
+            <w:r>
+              <w:rPr>
+                <w:i/>
+                <w:iCs/>
+                <w:color w:val="000000" w:themeColor="text1"/>
+              </w:rPr>
+              <w:t xml:space="preserve">-- 1. Books with low or zero stock in </w:t>
+            </w:r>
+            <w:proofErr w:type="gramStart"/>
+            <w:r>
+              <w:rPr>
+                <w:i/>
+                <w:iCs/>
+                <w:color w:val="000000" w:themeColor="text1"/>
+              </w:rPr>
+              <w:t>the inventory</w:t>
+            </w:r>
+            <w:proofErr w:type="gramEnd"/>
+          </w:p>
+          <w:p>
+            <w:pPr>
+              <w:rPr>
+                <w:i/>
+                <w:iCs/>
+                <w:color w:val="4F81BD" w:themeColor="accent1"/>
+              </w:rPr>
+            </w:pPr>
+            <w:r>
+              <w:rPr>
+                <w:i/>
+                <w:iCs/>
+                <w:color w:val="000000" w:themeColor="text1"/>
+              </w:rPr>
+              <w:t xml:space="preserve"> -- (Assuming low stock is 5 or less)</w:t>
+            </w:r>
+          </w:p>
+        </w:tc>
+      </w:tr>
+      <w:tr>
+        <w:trPr>
+          <w:trHeight w:val="2298"/>
+        </w:trPr>
+        <w:tc>
+          <w:tcPr>
+            <w:tcW w:w="4343" w:type="dxa"/>
+          </w:tcPr>
+          <w:p>
+            <w:pPr>
+              <w:rPr>
+                <w:i/>
+                <w:iCs/>
+                <w:color w:val="4F81BD" w:themeColor="accent1"/>
+              </w:rPr>
+            </w:pPr>
+            <w:r>
+              <w:rPr>
+                <w:i/>
+                <w:iCs/>
+                <w:color w:val="000000" w:themeColor="text1"/>
+              </w:rPr>
+              <w:t>SELECT</w:t>
+            </w:r>
+            <w:r>
+              <w:rPr>
+                <w:i/>
+                <w:iCs/>
+                <w:color w:val="4F81BD" w:themeColor="accent1"/>
+              </w:rPr>
+              <w:t xml:space="preserve"> </w:t>
+            </w:r>
+            <w:proofErr w:type="spellStart"/>
+            <w:proofErr w:type="gramStart"/>
+            <w:r>
+              <w:rPr>
+                <w:i/>
+                <w:iCs/>
+                <w:color w:val="4F81BD" w:themeColor="accent1"/>
+              </w:rPr>
+              <w:t>c.Category</w:t>
+            </w:r>
+            <w:proofErr w:type="gramEnd"/>
+            <w:r>
+              <w:rPr>
+                <w:i/>
+                <w:iCs/>
+                <w:color w:val="4F81BD" w:themeColor="accent1"/>
+              </w:rPr>
+              <w:t>_Name</w:t>
+            </w:r>
+            <w:proofErr w:type="spellEnd"/>
+            <w:r>
+              <w:rPr>
+                <w:i/>
+                <w:iCs/>
+                <w:color w:val="4F81BD" w:themeColor="accent1"/>
+              </w:rPr>
+              <w:t xml:space="preserve">, </w:t>
+            </w:r>
+            <w:proofErr w:type="spellStart"/>
+            <w:proofErr w:type="gramStart"/>
+            <w:r>
+              <w:rPr>
+                <w:i/>
+                <w:iCs/>
+                <w:color w:val="4F81BD" w:themeColor="accent1"/>
+              </w:rPr>
+              <w:t>b.Title</w:t>
+            </w:r>
+            <w:proofErr w:type="spellEnd"/>
+            <w:proofErr w:type="gramEnd"/>
+            <w:r>
+              <w:rPr>
+                <w:i/>
+                <w:iCs/>
+                <w:color w:val="4F81BD" w:themeColor="accent1"/>
+              </w:rPr>
+              <w:t xml:space="preserve">, </w:t>
+            </w:r>
+          </w:p>
+          <w:p>
+            <w:pPr>
+              <w:rPr>
+                <w:i/>
+                <w:iCs/>
+                <w:color w:val="4F81BD" w:themeColor="accent1"/>
+              </w:rPr>
+            </w:pPr>
+            <w:r>
+              <w:rPr>
+                <w:i/>
+                <w:iCs/>
+                <w:color w:val="4F81BD" w:themeColor="accent1"/>
+              </w:rPr>
+              <w:t xml:space="preserve">       (SELECT </w:t>
+            </w:r>
+            <w:proofErr w:type="gramStart"/>
+            <w:r>
+              <w:rPr>
+                <w:i/>
+                <w:iCs/>
+                <w:color w:val="4F81BD" w:themeColor="accent1"/>
+              </w:rPr>
+              <w:t>COUNT(</w:t>
+            </w:r>
+            <w:proofErr w:type="gramEnd"/>
+            <w:r>
+              <w:rPr>
+                <w:i/>
+                <w:iCs/>
+                <w:color w:val="4F81BD" w:themeColor="accent1"/>
+              </w:rPr>
+              <w:t xml:space="preserve">*) </w:t>
+            </w:r>
+            <w:r>
+              <w:rPr>
+                <w:i/>
+                <w:iCs/>
+                <w:color w:val="000000" w:themeColor="text1"/>
+              </w:rPr>
+              <w:t xml:space="preserve">FROM </w:t>
+            </w:r>
+            <w:r>
+              <w:rPr>
+                <w:i/>
+                <w:iCs/>
+                <w:color w:val="4F81BD" w:themeColor="accent1"/>
+              </w:rPr>
+              <w:t xml:space="preserve">Borrow </w:t>
+            </w:r>
+            <w:proofErr w:type="spellStart"/>
+            <w:r>
+              <w:rPr>
+                <w:i/>
+                <w:iCs/>
+                <w:color w:val="4F81BD" w:themeColor="accent1"/>
+              </w:rPr>
+              <w:t>br</w:t>
+            </w:r>
+            <w:proofErr w:type="spellEnd"/>
+            <w:r>
+              <w:rPr>
+                <w:i/>
+                <w:iCs/>
+                <w:color w:val="4F81BD" w:themeColor="accent1"/>
+              </w:rPr>
+              <w:t xml:space="preserve"> </w:t>
+            </w:r>
+            <w:r>
+              <w:rPr>
+                <w:i/>
+                <w:iCs/>
+                <w:color w:val="000000" w:themeColor="text1"/>
+              </w:rPr>
+              <w:t>WHERE</w:t>
+            </w:r>
+            <w:r>
+              <w:rPr>
+                <w:i/>
+                <w:iCs/>
+                <w:color w:val="4F81BD" w:themeColor="accent1"/>
+              </w:rPr>
+              <w:t xml:space="preserve"> </w:t>
+            </w:r>
+            <w:proofErr w:type="spellStart"/>
+            <w:proofErr w:type="gramStart"/>
+            <w:r>
+              <w:rPr>
+                <w:i/>
+                <w:iCs/>
+                <w:color w:val="4F81BD" w:themeColor="accent1"/>
+              </w:rPr>
+              <w:t>br.Book</w:t>
+            </w:r>
+            <w:proofErr w:type="gramEnd"/>
+            <w:r>
+              <w:rPr>
+                <w:i/>
+                <w:iCs/>
+                <w:color w:val="4F81BD" w:themeColor="accent1"/>
+              </w:rPr>
+              <w:t>_Code</w:t>
+            </w:r>
+            <w:proofErr w:type="spellEnd"/>
+            <w:r>
+              <w:rPr>
+                <w:i/>
+                <w:iCs/>
+                <w:color w:val="4F81BD" w:themeColor="accent1"/>
+              </w:rPr>
+              <w:t xml:space="preserve"> = </w:t>
+            </w:r>
+            <w:proofErr w:type="spellStart"/>
+            <w:proofErr w:type="gramStart"/>
+            <w:r>
+              <w:rPr>
+                <w:i/>
+                <w:iCs/>
+                <w:color w:val="4F81BD" w:themeColor="accent1"/>
+              </w:rPr>
+              <w:t>b.Book</w:t>
+            </w:r>
+            <w:proofErr w:type="gramEnd"/>
+            <w:r>
+              <w:rPr>
+                <w:i/>
+                <w:iCs/>
+                <w:color w:val="4F81BD" w:themeColor="accent1"/>
+              </w:rPr>
+              <w:t>_Code</w:t>
+            </w:r>
+            <w:proofErr w:type="spellEnd"/>
+            <w:r>
+              <w:rPr>
+                <w:i/>
+                <w:iCs/>
+                <w:color w:val="4F81BD" w:themeColor="accent1"/>
+              </w:rPr>
+              <w:t xml:space="preserve">) + </w:t>
+            </w:r>
+          </w:p>
+          <w:p>
+            <w:pPr>
+              <w:rPr>
+                <w:i/>
+                <w:iCs/>
+                <w:color w:val="4F81BD" w:themeColor="accent1"/>
+              </w:rPr>
+            </w:pPr>
+            <w:r>
+              <w:rPr>
+                <w:i/>
+                <w:iCs/>
+                <w:color w:val="4F81BD" w:themeColor="accent1"/>
+              </w:rPr>
+              <w:t xml:space="preserve">       (SELECT COALESCE(SUM(</w:t>
+            </w:r>
+            <w:proofErr w:type="spellStart"/>
+            <w:proofErr w:type="gramStart"/>
+            <w:r>
+              <w:rPr>
+                <w:i/>
+                <w:iCs/>
+                <w:color w:val="4F81BD" w:themeColor="accent1"/>
+              </w:rPr>
+              <w:t>p.Quantity</w:t>
+            </w:r>
+            <w:proofErr w:type="spellEnd"/>
+            <w:proofErr w:type="gramEnd"/>
+            <w:r>
+              <w:rPr>
+                <w:i/>
+                <w:iCs/>
+                <w:color w:val="4F81BD" w:themeColor="accent1"/>
+              </w:rPr>
+              <w:t xml:space="preserve">), 0) </w:t>
+            </w:r>
+            <w:r>
+              <w:rPr>
+                <w:i/>
+                <w:iCs/>
+                <w:color w:val="000000" w:themeColor="text1"/>
+              </w:rPr>
+              <w:t>FROM</w:t>
+            </w:r>
+            <w:r>
+              <w:rPr>
+                <w:i/>
+                <w:iCs/>
+                <w:color w:val="4F81BD" w:themeColor="accent1"/>
+              </w:rPr>
+              <w:t xml:space="preserve"> Purchase p </w:t>
+            </w:r>
+            <w:r>
+              <w:rPr>
+                <w:i/>
+                <w:iCs/>
+                <w:color w:val="000000" w:themeColor="text1"/>
+              </w:rPr>
+              <w:t xml:space="preserve">WHERE </w:t>
+            </w:r>
+            <w:proofErr w:type="spellStart"/>
+            <w:proofErr w:type="gramStart"/>
+            <w:r>
+              <w:rPr>
+                <w:i/>
+                <w:iCs/>
+                <w:color w:val="4F81BD" w:themeColor="accent1"/>
+              </w:rPr>
+              <w:t>p.Book</w:t>
+            </w:r>
+            <w:proofErr w:type="gramEnd"/>
+            <w:r>
+              <w:rPr>
+                <w:i/>
+                <w:iCs/>
+                <w:color w:val="4F81BD" w:themeColor="accent1"/>
+              </w:rPr>
+              <w:t>_Code</w:t>
+            </w:r>
+            <w:proofErr w:type="spellEnd"/>
+            <w:r>
+              <w:rPr>
+                <w:i/>
+                <w:iCs/>
+                <w:color w:val="4F81BD" w:themeColor="accent1"/>
+              </w:rPr>
+              <w:t xml:space="preserve"> = </w:t>
+            </w:r>
+            <w:proofErr w:type="spellStart"/>
+            <w:proofErr w:type="gramStart"/>
+            <w:r>
+              <w:rPr>
+                <w:i/>
+                <w:iCs/>
+                <w:color w:val="4F81BD" w:themeColor="accent1"/>
+              </w:rPr>
+              <w:t>b.Book</w:t>
+            </w:r>
+            <w:proofErr w:type="gramEnd"/>
+            <w:r>
+              <w:rPr>
+                <w:i/>
+                <w:iCs/>
+                <w:color w:val="4F81BD" w:themeColor="accent1"/>
+              </w:rPr>
+              <w:t>_Code</w:t>
+            </w:r>
+            <w:proofErr w:type="spellEnd"/>
+            <w:r>
+              <w:rPr>
+                <w:i/>
+                <w:iCs/>
+                <w:color w:val="4F81BD" w:themeColor="accent1"/>
+              </w:rPr>
+              <w:t xml:space="preserve">) AS </w:t>
+            </w:r>
+            <w:proofErr w:type="spellStart"/>
+            <w:r>
+              <w:rPr>
+                <w:i/>
+                <w:iCs/>
+                <w:color w:val="4F81BD" w:themeColor="accent1"/>
+              </w:rPr>
+              <w:t>Total_Transactions</w:t>
+            </w:r>
+            <w:proofErr w:type="spellEnd"/>
+          </w:p>
+          <w:p>
+            <w:pPr>
+              <w:rPr>
+                <w:i/>
+                <w:iCs/>
+                <w:color w:val="4F81BD" w:themeColor="accent1"/>
+              </w:rPr>
+            </w:pPr>
+            <w:r>
+              <w:rPr>
+                <w:i/>
+                <w:iCs/>
+                <w:color w:val="000000" w:themeColor="text1"/>
+              </w:rPr>
+              <w:t xml:space="preserve">FROM </w:t>
+            </w:r>
+            <w:r>
+              <w:rPr>
+                <w:i/>
+                <w:iCs/>
+                <w:color w:val="4F81BD" w:themeColor="accent1"/>
+              </w:rPr>
+              <w:t>Books b</w:t>
+            </w:r>
+          </w:p>
+          <w:p>
+            <w:pPr>
+              <w:rPr>
+                <w:i/>
+                <w:iCs/>
+                <w:color w:val="4F81BD" w:themeColor="accent1"/>
+              </w:rPr>
+            </w:pPr>
+            <w:r>
+              <w:rPr>
+                <w:i/>
+                <w:iCs/>
+                <w:color w:val="000000" w:themeColor="text1"/>
+              </w:rPr>
+              <w:t xml:space="preserve">JOIN </w:t>
+            </w:r>
+            <w:proofErr w:type="spellStart"/>
+            <w:r>
+              <w:rPr>
+                <w:i/>
+                <w:iCs/>
+                <w:color w:val="4F81BD" w:themeColor="accent1"/>
+              </w:rPr>
+              <w:t>Book_Categories</w:t>
+            </w:r>
+            <w:proofErr w:type="spellEnd"/>
+            <w:r>
+              <w:rPr>
+                <w:i/>
+                <w:iCs/>
+                <w:color w:val="4F81BD" w:themeColor="accent1"/>
+              </w:rPr>
+              <w:t xml:space="preserve"> </w:t>
+            </w:r>
+            <w:proofErr w:type="spellStart"/>
+            <w:r>
+              <w:rPr>
+                <w:i/>
+                <w:iCs/>
+                <w:color w:val="4F81BD" w:themeColor="accent1"/>
+              </w:rPr>
+              <w:t>bc</w:t>
+            </w:r>
+            <w:proofErr w:type="spellEnd"/>
+            <w:r>
+              <w:rPr>
+                <w:i/>
+                <w:iCs/>
+                <w:color w:val="4F81BD" w:themeColor="accent1"/>
+              </w:rPr>
+              <w:t xml:space="preserve"> </w:t>
+            </w:r>
+            <w:r>
+              <w:rPr>
+                <w:i/>
+                <w:iCs/>
+                <w:color w:val="000000" w:themeColor="text1"/>
+              </w:rPr>
+              <w:t xml:space="preserve">ON </w:t>
+            </w:r>
+            <w:proofErr w:type="spellStart"/>
+            <w:proofErr w:type="gramStart"/>
+            <w:r>
+              <w:rPr>
+                <w:i/>
+                <w:iCs/>
+                <w:color w:val="4F81BD" w:themeColor="accent1"/>
+              </w:rPr>
+              <w:t>b.Book</w:t>
+            </w:r>
+            <w:proofErr w:type="gramEnd"/>
+            <w:r>
+              <w:rPr>
+                <w:i/>
+                <w:iCs/>
+                <w:color w:val="4F81BD" w:themeColor="accent1"/>
+              </w:rPr>
+              <w:t>_Code</w:t>
+            </w:r>
+            <w:proofErr w:type="spellEnd"/>
+            <w:r>
+              <w:rPr>
+                <w:i/>
+                <w:iCs/>
+                <w:color w:val="4F81BD" w:themeColor="accent1"/>
+              </w:rPr>
+              <w:t xml:space="preserve"> = </w:t>
+            </w:r>
+            <w:proofErr w:type="spellStart"/>
+            <w:proofErr w:type="gramStart"/>
+            <w:r>
+              <w:rPr>
+                <w:i/>
+                <w:iCs/>
+                <w:color w:val="4F81BD" w:themeColor="accent1"/>
+              </w:rPr>
+              <w:t>bc.Book</w:t>
+            </w:r>
+            <w:proofErr w:type="gramEnd"/>
+            <w:r>
+              <w:rPr>
+                <w:i/>
+                <w:iCs/>
+                <w:color w:val="4F81BD" w:themeColor="accent1"/>
+              </w:rPr>
+              <w:t>_Code</w:t>
+            </w:r>
+            <w:proofErr w:type="spellEnd"/>
+          </w:p>
+          <w:p>
+            <w:pPr>
+              <w:rPr>
+                <w:i/>
+                <w:iCs/>
+                <w:color w:val="4F81BD" w:themeColor="accent1"/>
+              </w:rPr>
+            </w:pPr>
+            <w:r>
+              <w:rPr>
+                <w:i/>
+                <w:iCs/>
+                <w:color w:val="000000" w:themeColor="text1"/>
+              </w:rPr>
+              <w:t xml:space="preserve">JOIN </w:t>
+            </w:r>
+            <w:r>
+              <w:rPr>
+                <w:i/>
+                <w:iCs/>
+                <w:color w:val="4F81BD" w:themeColor="accent1"/>
+              </w:rPr>
+              <w:t xml:space="preserve">Categories c </w:t>
+            </w:r>
+            <w:r>
+              <w:rPr>
+                <w:i/>
+                <w:iCs/>
+                <w:color w:val="000000" w:themeColor="text1"/>
+              </w:rPr>
+              <w:t xml:space="preserve">ON </w:t>
+            </w:r>
+            <w:proofErr w:type="spellStart"/>
+            <w:proofErr w:type="gramStart"/>
+            <w:r>
+              <w:rPr>
+                <w:i/>
+                <w:iCs/>
+                <w:color w:val="4F81BD" w:themeColor="accent1"/>
+              </w:rPr>
+              <w:t>bc.Category</w:t>
+            </w:r>
+            <w:proofErr w:type="gramEnd"/>
+            <w:r>
+              <w:rPr>
+                <w:i/>
+                <w:iCs/>
+                <w:color w:val="4F81BD" w:themeColor="accent1"/>
+              </w:rPr>
+              <w:t>_ID</w:t>
+            </w:r>
+            <w:proofErr w:type="spellEnd"/>
+            <w:r>
+              <w:rPr>
+                <w:i/>
+                <w:iCs/>
+                <w:color w:val="4F81BD" w:themeColor="accent1"/>
+              </w:rPr>
+              <w:t xml:space="preserve"> = </w:t>
+            </w:r>
+            <w:proofErr w:type="spellStart"/>
+            <w:proofErr w:type="gramStart"/>
+            <w:r>
+              <w:rPr>
+                <w:i/>
+                <w:iCs/>
+                <w:color w:val="4F81BD" w:themeColor="accent1"/>
+              </w:rPr>
+              <w:t>c.Category</w:t>
+            </w:r>
+            <w:proofErr w:type="gramEnd"/>
+            <w:r>
+              <w:rPr>
+                <w:i/>
+                <w:iCs/>
+                <w:color w:val="4F81BD" w:themeColor="accent1"/>
+              </w:rPr>
+              <w:t>_ID</w:t>
+            </w:r>
+            <w:proofErr w:type="spellEnd"/>
+          </w:p>
+          <w:p>
+            <w:pPr>
+              <w:rPr>
+                <w:i/>
+                <w:iCs/>
+                <w:color w:val="4F81BD" w:themeColor="accent1"/>
+              </w:rPr>
+            </w:pPr>
+            <w:r>
+              <w:rPr>
+                <w:i/>
+                <w:iCs/>
+                <w:color w:val="000000" w:themeColor="text1"/>
+              </w:rPr>
+              <w:t xml:space="preserve">ORDER BY </w:t>
+            </w:r>
+            <w:proofErr w:type="spellStart"/>
+            <w:proofErr w:type="gramStart"/>
+            <w:r>
+              <w:rPr>
+                <w:i/>
+                <w:iCs/>
+                <w:color w:val="4F81BD" w:themeColor="accent1"/>
+              </w:rPr>
+              <w:t>c.Category</w:t>
+            </w:r>
+            <w:proofErr w:type="gramEnd"/>
+            <w:r>
+              <w:rPr>
+                <w:i/>
+                <w:iCs/>
+                <w:color w:val="4F81BD" w:themeColor="accent1"/>
+              </w:rPr>
+              <w:t>_Name</w:t>
+            </w:r>
+            <w:proofErr w:type="spellEnd"/>
+            <w:r>
+              <w:rPr>
+                <w:i/>
+                <w:iCs/>
+                <w:color w:val="4F81BD" w:themeColor="accent1"/>
+              </w:rPr>
+              <w:t xml:space="preserve">, </w:t>
+            </w:r>
+            <w:proofErr w:type="spellStart"/>
+            <w:r>
+              <w:rPr>
+                <w:i/>
+                <w:iCs/>
+                <w:color w:val="4F81BD" w:themeColor="accent1"/>
+              </w:rPr>
+              <w:t>Total_Transactions</w:t>
+            </w:r>
+            <w:proofErr w:type="spellEnd"/>
+            <w:r>
+              <w:rPr>
+                <w:i/>
+                <w:iCs/>
+                <w:color w:val="4F81BD" w:themeColor="accent1"/>
+              </w:rPr>
+              <w:t xml:space="preserve"> </w:t>
+            </w:r>
+            <w:r>
+              <w:rPr>
+                <w:i/>
+                <w:iCs/>
+                <w:color w:val="000000" w:themeColor="text1"/>
+              </w:rPr>
+              <w:t>DESC</w:t>
+            </w:r>
+            <w:r>
+              <w:rPr>
+                <w:i/>
+                <w:iCs/>
+                <w:color w:val="4F81BD" w:themeColor="accent1"/>
+              </w:rPr>
+              <w:t>;</w:t>
+            </w:r>
+          </w:p>
+        </w:tc>
+        <w:tc>
+          <w:tcPr>
+            <w:tcW w:w="4343" w:type="dxa"/>
+          </w:tcPr>
+          <w:p>
+            <w:pPr>
+              <w:rPr>
+                <w:i/>
+                <w:iCs/>
+                <w:color w:val="4F81BD" w:themeColor="accent1"/>
+              </w:rPr>
+            </w:pPr>
+            <w:r>
+              <w:rPr>
+                <w:i/>
+                <w:iCs/>
+                <w:color w:val="000000" w:themeColor="text1"/>
+              </w:rPr>
+              <w:t>-- 2. Most borrowed/purchased books by category</w:t>
+            </w:r>
+          </w:p>
+        </w:tc>
+      </w:tr>
+      <w:tr>
+        <w:trPr>
+          <w:trHeight w:val="606"/>
+        </w:trPr>
+        <w:tc>
+          <w:tcPr>
+            <w:tcW w:w="4343" w:type="dxa"/>
+          </w:tcPr>
+          <w:p>
+            <w:pPr>
+              <w:rPr>
+                <w:i/>
+                <w:iCs/>
+                <w:color w:val="4F81BD" w:themeColor="accent1"/>
+              </w:rPr>
+            </w:pPr>
+            <w:r>
+              <w:rPr>
+                <w:i/>
+                <w:iCs/>
+                <w:color w:val="000000" w:themeColor="text1"/>
+              </w:rPr>
+              <w:t xml:space="preserve">SELECT </w:t>
+            </w:r>
+            <w:proofErr w:type="gramStart"/>
+            <w:r>
+              <w:rPr>
+                <w:i/>
+                <w:iCs/>
+                <w:color w:val="4F81BD" w:themeColor="accent1"/>
+              </w:rPr>
+              <w:t>COUNT(</w:t>
+            </w:r>
+            <w:proofErr w:type="gramEnd"/>
+            <w:r>
+              <w:rPr>
+                <w:i/>
+                <w:iCs/>
+                <w:color w:val="000000" w:themeColor="text1"/>
+              </w:rPr>
+              <w:t xml:space="preserve">DISTINCT </w:t>
+            </w:r>
+            <w:proofErr w:type="spellStart"/>
+            <w:r>
+              <w:rPr>
+                <w:i/>
+                <w:iCs/>
+                <w:color w:val="4F81BD" w:themeColor="accent1"/>
+              </w:rPr>
+              <w:t>Authors_ID</w:t>
+            </w:r>
+            <w:proofErr w:type="spellEnd"/>
+            <w:r>
+              <w:rPr>
+                <w:i/>
+                <w:iCs/>
+                <w:color w:val="4F81BD" w:themeColor="accent1"/>
+              </w:rPr>
+              <w:t xml:space="preserve">) </w:t>
+            </w:r>
+            <w:r>
+              <w:rPr>
+                <w:i/>
+                <w:iCs/>
+                <w:color w:val="000000" w:themeColor="text1"/>
+              </w:rPr>
+              <w:t xml:space="preserve">AS </w:t>
+            </w:r>
+            <w:proofErr w:type="spellStart"/>
+            <w:r>
+              <w:rPr>
+                <w:i/>
+                <w:iCs/>
+                <w:color w:val="4F81BD" w:themeColor="accent1"/>
+              </w:rPr>
+              <w:t>Published_Authors_Count</w:t>
+            </w:r>
+            <w:proofErr w:type="spellEnd"/>
+          </w:p>
+          <w:p>
+            <w:pPr>
+              <w:rPr>
+                <w:i/>
+                <w:iCs/>
+                <w:color w:val="4F81BD" w:themeColor="accent1"/>
+              </w:rPr>
+            </w:pPr>
+            <w:r>
+              <w:rPr>
+                <w:i/>
+                <w:iCs/>
+                <w:color w:val="000000" w:themeColor="text1"/>
+              </w:rPr>
+              <w:t xml:space="preserve">FROM </w:t>
+            </w:r>
+            <w:proofErr w:type="spellStart"/>
+            <w:r>
+              <w:rPr>
+                <w:i/>
+                <w:iCs/>
+                <w:color w:val="4F81BD" w:themeColor="accent1"/>
+              </w:rPr>
+              <w:t>Book_Authors</w:t>
+            </w:r>
+            <w:proofErr w:type="spellEnd"/>
+            <w:r>
+              <w:rPr>
+                <w:i/>
+                <w:iCs/>
+                <w:color w:val="4F81BD" w:themeColor="accent1"/>
+              </w:rPr>
+              <w:t>;</w:t>
+            </w:r>
+          </w:p>
+        </w:tc>
+        <w:tc>
+          <w:tcPr>
+            <w:tcW w:w="4343" w:type="dxa"/>
+          </w:tcPr>
+          <w:p>
+            <w:pPr>
+              <w:rPr>
+                <w:i/>
+                <w:iCs/>
+                <w:color w:val="000000" w:themeColor="text1"/>
+              </w:rPr>
+            </w:pPr>
+            <w:r>
+              <w:rPr>
+                <w:i/>
+                <w:iCs/>
+                <w:color w:val="000000" w:themeColor="text1"/>
+              </w:rPr>
+              <w:t>-- 3. Number of authors who published their books in the library</w:t>
+            </w:r>
+          </w:p>
+        </w:tc>
+      </w:tr>
+      <w:tr>
+        <w:trPr>
+          <w:trHeight w:val="606"/>
+        </w:trPr>
+        <w:tc>
+          <w:tcPr>
+            <w:tcW w:w="4343" w:type="dxa"/>
+          </w:tcPr>
+          <w:p>
+            <w:pPr>
+              <w:rPr>
+                <w:i/>
+                <w:iCs/>
+                <w:color w:val="4F81BD" w:themeColor="accent1"/>
+              </w:rPr>
+            </w:pPr>
+            <w:r>
+              <w:rPr>
+                <w:i/>
+                <w:iCs/>
+                <w:color w:val="000000" w:themeColor="text1"/>
+              </w:rPr>
+              <w:t xml:space="preserve">SELECT </w:t>
+            </w:r>
+            <w:r>
+              <w:rPr>
+                <w:i/>
+                <w:iCs/>
+                <w:color w:val="4F81BD" w:themeColor="accent1"/>
+              </w:rPr>
+              <w:t xml:space="preserve">'Customers' </w:t>
+            </w:r>
+            <w:r>
+              <w:rPr>
+                <w:i/>
+                <w:iCs/>
+                <w:color w:val="000000" w:themeColor="text1"/>
+              </w:rPr>
+              <w:t xml:space="preserve">AS </w:t>
+            </w:r>
+            <w:proofErr w:type="spellStart"/>
+            <w:r>
+              <w:rPr>
+                <w:i/>
+                <w:iCs/>
+                <w:color w:val="4F81BD" w:themeColor="accent1"/>
+              </w:rPr>
+              <w:t>User_Type</w:t>
+            </w:r>
+            <w:proofErr w:type="spellEnd"/>
+            <w:r>
+              <w:rPr>
+                <w:i/>
+                <w:iCs/>
+                <w:color w:val="4F81BD" w:themeColor="accent1"/>
+              </w:rPr>
+              <w:t xml:space="preserve">, </w:t>
+            </w:r>
+            <w:proofErr w:type="gramStart"/>
+            <w:r>
+              <w:rPr>
+                <w:i/>
+                <w:iCs/>
+                <w:color w:val="4F81BD" w:themeColor="accent1"/>
+              </w:rPr>
+              <w:t>COUNT(</w:t>
+            </w:r>
+            <w:proofErr w:type="gramEnd"/>
+            <w:r>
+              <w:rPr>
+                <w:i/>
+                <w:iCs/>
+                <w:color w:val="4F81BD" w:themeColor="accent1"/>
+              </w:rPr>
+              <w:t xml:space="preserve">*) </w:t>
+            </w:r>
+            <w:r>
+              <w:rPr>
+                <w:i/>
+                <w:iCs/>
+                <w:color w:val="000000" w:themeColor="text1"/>
+              </w:rPr>
+              <w:t xml:space="preserve">AS </w:t>
+            </w:r>
+            <w:proofErr w:type="spellStart"/>
+            <w:r>
+              <w:rPr>
+                <w:i/>
+                <w:iCs/>
+                <w:color w:val="4F81BD" w:themeColor="accent1"/>
+              </w:rPr>
+              <w:t>Total_Count</w:t>
+            </w:r>
+            <w:proofErr w:type="spellEnd"/>
+            <w:r>
+              <w:rPr>
+                <w:i/>
+                <w:iCs/>
+                <w:color w:val="4F81BD" w:themeColor="accent1"/>
+              </w:rPr>
+              <w:t xml:space="preserve"> FROM Customer</w:t>
+            </w:r>
+          </w:p>
+          <w:p>
+            <w:pPr>
+              <w:rPr>
+                <w:i/>
+                <w:iCs/>
+                <w:color w:val="000000" w:themeColor="text1"/>
+              </w:rPr>
+            </w:pPr>
+            <w:r>
+              <w:rPr>
+                <w:i/>
+                <w:iCs/>
+                <w:color w:val="000000" w:themeColor="text1"/>
+              </w:rPr>
+              <w:t>UNION</w:t>
+            </w:r>
+          </w:p>
+          <w:p>
+            <w:pPr>
+              <w:rPr>
+                <w:i/>
+                <w:iCs/>
+                <w:color w:val="4F81BD" w:themeColor="accent1"/>
+                <w:rtl/>
+                <w:lang w:bidi="ar-SA"/>
+              </w:rPr>
+            </w:pPr>
+            <w:r>
+              <w:rPr>
+                <w:i/>
+                <w:iCs/>
+                <w:color w:val="000000" w:themeColor="text1"/>
+              </w:rPr>
+              <w:t xml:space="preserve">SELECT </w:t>
+            </w:r>
+            <w:r>
+              <w:rPr>
+                <w:i/>
+                <w:iCs/>
+                <w:color w:val="4F81BD" w:themeColor="accent1"/>
+              </w:rPr>
+              <w:t xml:space="preserve">'Employees' </w:t>
+            </w:r>
+            <w:r>
+              <w:rPr>
+                <w:i/>
+                <w:iCs/>
+                <w:color w:val="000000" w:themeColor="text1"/>
+              </w:rPr>
+              <w:t xml:space="preserve">AS </w:t>
+            </w:r>
+            <w:proofErr w:type="spellStart"/>
+            <w:r>
+              <w:rPr>
+                <w:i/>
+                <w:iCs/>
+                <w:color w:val="4F81BD" w:themeColor="accent1"/>
+              </w:rPr>
+              <w:t>User_Type</w:t>
+            </w:r>
+            <w:proofErr w:type="spellEnd"/>
+            <w:r>
+              <w:rPr>
+                <w:i/>
+                <w:iCs/>
+                <w:color w:val="4F81BD" w:themeColor="accent1"/>
+              </w:rPr>
+              <w:t xml:space="preserve">, </w:t>
+            </w:r>
+            <w:proofErr w:type="gramStart"/>
+            <w:r>
+              <w:rPr>
+                <w:i/>
+                <w:iCs/>
+                <w:color w:val="4F81BD" w:themeColor="accent1"/>
+              </w:rPr>
+              <w:t>COUNT(</w:t>
+            </w:r>
+            <w:proofErr w:type="gramEnd"/>
+            <w:r>
+              <w:rPr>
+                <w:i/>
+                <w:iCs/>
+                <w:color w:val="4F81BD" w:themeColor="accent1"/>
+              </w:rPr>
+              <w:t xml:space="preserve">*) </w:t>
+            </w:r>
+            <w:r>
+              <w:rPr>
+                <w:i/>
+                <w:iCs/>
+                <w:color w:val="000000" w:themeColor="text1"/>
+              </w:rPr>
+              <w:t xml:space="preserve">AS </w:t>
+            </w:r>
+            <w:proofErr w:type="spellStart"/>
+            <w:r>
+              <w:rPr>
+                <w:i/>
+                <w:iCs/>
+                <w:color w:val="4F81BD" w:themeColor="accent1"/>
+              </w:rPr>
+              <w:t>Total_Count</w:t>
+            </w:r>
+            <w:proofErr w:type="spellEnd"/>
+            <w:r>
+              <w:rPr>
+                <w:i/>
+                <w:iCs/>
+                <w:color w:val="4F81BD" w:themeColor="accent1"/>
+              </w:rPr>
+              <w:t xml:space="preserve"> FROM Employees;</w:t>
+            </w:r>
+          </w:p>
+          <w:p>
+            <w:pPr>
+              <w:rPr>
+                <w:i/>
+                <w:iCs/>
+                <w:color w:val="000000" w:themeColor="text1"/>
+                <w:rtl/>
+                <w:lang w:bidi="ar-SA"/>
+              </w:rPr>
+            </w:pPr>
+            <w:proofErr w:type="gramStart"/>
+            <w:r>
+              <w:rPr>
+                <w:i/>
+                <w:iCs/>
+                <w:color w:val="000000" w:themeColor="text1"/>
+                <w:lang w:bidi="ar-SA"/>
+              </w:rPr>
+              <w:t>B :</w:t>
+            </w:r>
+            <w:proofErr w:type="gramEnd"/>
+          </w:p>
+          <w:p>
+            <w:pPr>
+              <w:rPr>
+                <w:i/>
+                <w:iCs/>
+                <w:color w:val="4F81BD" w:themeColor="accent1"/>
+                <w:lang w:bidi="ar-SA"/>
+              </w:rPr>
+            </w:pPr>
+            <w:r>
+              <w:rPr>
+                <w:i/>
+                <w:iCs/>
+                <w:color w:val="000000" w:themeColor="text1"/>
+                <w:lang w:bidi="ar-SA"/>
+              </w:rPr>
+              <w:t xml:space="preserve">SELECT </w:t>
+            </w:r>
+            <w:r>
+              <w:rPr>
+                <w:i/>
+                <w:iCs/>
+                <w:color w:val="4F81BD" w:themeColor="accent1"/>
+                <w:lang w:bidi="ar-SA"/>
+              </w:rPr>
+              <w:t xml:space="preserve">ID, Name, Email, Gender, </w:t>
+            </w:r>
+            <w:proofErr w:type="spellStart"/>
+            <w:r>
+              <w:rPr>
+                <w:i/>
+                <w:iCs/>
+                <w:color w:val="4F81BD" w:themeColor="accent1"/>
+                <w:lang w:bidi="ar-SA"/>
+              </w:rPr>
+              <w:t>Birth_Date</w:t>
+            </w:r>
+            <w:proofErr w:type="spellEnd"/>
+            <w:r>
+              <w:rPr>
+                <w:i/>
+                <w:iCs/>
+                <w:color w:val="4F81BD" w:themeColor="accent1"/>
+                <w:lang w:bidi="ar-SA"/>
+              </w:rPr>
+              <w:t xml:space="preserve">, Address </w:t>
+            </w:r>
+            <w:r>
+              <w:rPr>
+                <w:i/>
+                <w:iCs/>
+                <w:color w:val="000000" w:themeColor="text1"/>
+                <w:lang w:bidi="ar-SA"/>
+              </w:rPr>
+              <w:t xml:space="preserve">FROM </w:t>
+            </w:r>
+            <w:r>
+              <w:rPr>
+                <w:i/>
+                <w:iCs/>
+                <w:color w:val="4F81BD" w:themeColor="accent1"/>
+                <w:lang w:bidi="ar-SA"/>
+              </w:rPr>
+              <w:t>Customer;</w:t>
+            </w:r>
+          </w:p>
+          <w:p>
+            <w:pPr>
+              <w:rPr>
+                <w:i/>
+                <w:iCs/>
+                <w:color w:val="4F81BD" w:themeColor="accent1"/>
+                <w:lang w:bidi="ar-SA"/>
+              </w:rPr>
+            </w:pPr>
+          </w:p>
+          <w:p>
+            <w:pPr>
+              <w:rPr>
+                <w:i/>
+                <w:iCs/>
+                <w:color w:val="000000" w:themeColor="text1"/>
+                <w:lang w:bidi="ar-SA"/>
+              </w:rPr>
+            </w:pPr>
+          </w:p>
+          <w:p>
+            <w:pPr>
+              <w:rPr>
+                <w:i/>
+                <w:iCs/>
+                <w:color w:val="000000" w:themeColor="text1"/>
+                <w:lang w:bidi="ar-SA"/>
+              </w:rPr>
+            </w:pPr>
+            <w:proofErr w:type="gramStart"/>
+            <w:r>
+              <w:rPr>
+                <w:i/>
+                <w:iCs/>
+                <w:color w:val="000000" w:themeColor="text1"/>
+                <w:lang w:bidi="ar-SA"/>
+              </w:rPr>
+              <w:lastRenderedPageBreak/>
+              <w:t>C :</w:t>
+            </w:r>
+            <w:proofErr w:type="gramEnd"/>
+          </w:p>
+          <w:p>
+            <w:pPr>
+              <w:rPr>
+                <w:rFonts w:hint="cs"/>
+                <w:i/>
+                <w:iCs/>
+                <w:color w:val="4F81BD" w:themeColor="accent1"/>
+                <w:lang w:bidi="ar-SA"/>
+              </w:rPr>
+            </w:pPr>
+            <w:r>
+              <w:rPr>
+                <w:i/>
+                <w:iCs/>
+                <w:color w:val="000000" w:themeColor="text1"/>
+                <w:lang w:bidi="ar-SA"/>
+              </w:rPr>
+              <w:t xml:space="preserve">SELECT </w:t>
+            </w:r>
+            <w:proofErr w:type="spellStart"/>
+            <w:r>
+              <w:rPr>
+                <w:i/>
+                <w:iCs/>
+                <w:color w:val="4F81BD" w:themeColor="accent1"/>
+                <w:lang w:bidi="ar-SA"/>
+              </w:rPr>
+              <w:t>Employee_ID</w:t>
+            </w:r>
+            <w:proofErr w:type="spellEnd"/>
+            <w:r>
+              <w:rPr>
+                <w:i/>
+                <w:iCs/>
+                <w:color w:val="4F81BD" w:themeColor="accent1"/>
+                <w:lang w:bidi="ar-SA"/>
+              </w:rPr>
+              <w:t xml:space="preserve">, Name, Email, Salary, </w:t>
+            </w:r>
+            <w:proofErr w:type="spellStart"/>
+            <w:r>
+              <w:rPr>
+                <w:i/>
+                <w:iCs/>
+                <w:color w:val="4F81BD" w:themeColor="accent1"/>
+                <w:lang w:bidi="ar-SA"/>
+              </w:rPr>
+              <w:t>Work_Hours</w:t>
+            </w:r>
+            <w:proofErr w:type="spellEnd"/>
+            <w:r>
+              <w:rPr>
+                <w:i/>
+                <w:iCs/>
+                <w:color w:val="4F81BD" w:themeColor="accent1"/>
+                <w:lang w:bidi="ar-SA"/>
+              </w:rPr>
+              <w:t xml:space="preserve">, </w:t>
+            </w:r>
+            <w:proofErr w:type="spellStart"/>
+            <w:r>
+              <w:rPr>
+                <w:i/>
+                <w:iCs/>
+                <w:color w:val="4F81BD" w:themeColor="accent1"/>
+                <w:lang w:bidi="ar-SA"/>
+              </w:rPr>
+              <w:t>Dept_ID</w:t>
+            </w:r>
+            <w:proofErr w:type="spellEnd"/>
+            <w:r>
+              <w:rPr>
+                <w:i/>
+                <w:iCs/>
+                <w:color w:val="4F81BD" w:themeColor="accent1"/>
+                <w:lang w:bidi="ar-SA"/>
+              </w:rPr>
+              <w:t xml:space="preserve"> </w:t>
+            </w:r>
+            <w:r>
+              <w:rPr>
+                <w:i/>
+                <w:iCs/>
+                <w:color w:val="000000" w:themeColor="text1"/>
+                <w:lang w:bidi="ar-SA"/>
+              </w:rPr>
+              <w:t xml:space="preserve">FROM </w:t>
+            </w:r>
+            <w:r>
+              <w:rPr>
+                <w:i/>
+                <w:iCs/>
+                <w:color w:val="4F81BD" w:themeColor="accent1"/>
+                <w:lang w:bidi="ar-SA"/>
+              </w:rPr>
+              <w:t>Employees;</w:t>
+            </w:r>
+          </w:p>
+        </w:tc>
+        <w:tc>
+          <w:tcPr>
+            <w:tcW w:w="4343" w:type="dxa"/>
+          </w:tcPr>
+          <w:p>
+            <w:pPr>
+              <w:rPr>
+                <w:i/>
+                <w:iCs/>
+                <w:color w:val="000000" w:themeColor="text1"/>
+                <w:rtl/>
+                <w:lang w:bidi="ar-SA"/>
+              </w:rPr>
+            </w:pPr>
+            <w:r>
+              <w:rPr>
+                <w:i/>
+                <w:iCs/>
+                <w:color w:val="000000" w:themeColor="text1"/>
+              </w:rPr>
+              <w:lastRenderedPageBreak/>
+              <w:t>-- 4. Number of customers and employees</w:t>
+            </w:r>
+          </w:p>
+          <w:p>
+            <w:pPr>
+              <w:rPr>
+                <w:i/>
+                <w:iCs/>
+                <w:color w:val="000000" w:themeColor="text1"/>
+                <w:rtl/>
+                <w:lang w:bidi="ar-SA"/>
+              </w:rPr>
+            </w:pPr>
+            <w:r>
+              <w:rPr>
+                <w:i/>
+                <w:iCs/>
+                <w:color w:val="000000" w:themeColor="text1"/>
+              </w:rPr>
+              <w:t xml:space="preserve"> -- Query A: Get the total count of both customers and employees</w:t>
+            </w:r>
+          </w:p>
+          <w:p>
+            <w:pPr>
+              <w:rPr>
+                <w:i/>
+                <w:iCs/>
+                <w:color w:val="000000" w:themeColor="text1"/>
+                <w:rtl/>
+                <w:lang w:bidi="ar-SA"/>
+              </w:rPr>
+            </w:pPr>
+            <w:r>
+              <w:rPr>
+                <w:i/>
+                <w:iCs/>
+                <w:color w:val="000000" w:themeColor="text1"/>
+                <w:lang w:bidi="ar-SA"/>
+              </w:rPr>
+              <w:t>-- Query B: Display customer details</w:t>
+            </w:r>
+          </w:p>
+          <w:p>
+            <w:pPr>
+              <w:rPr>
+                <w:rFonts w:hint="cs"/>
+                <w:i/>
+                <w:iCs/>
+                <w:color w:val="000000" w:themeColor="text1"/>
+                <w:lang w:bidi="ar-SA"/>
+              </w:rPr>
+            </w:pPr>
+            <w:r>
+              <w:rPr>
+                <w:i/>
+                <w:iCs/>
+                <w:color w:val="000000" w:themeColor="text1"/>
+                <w:lang w:bidi="ar-SA"/>
+              </w:rPr>
+              <w:t>-- Query C: Display employee details</w:t>
+            </w:r>
+          </w:p>
+        </w:tc>
+      </w:tr>
+      <w:tr>
+        <w:trPr>
+          <w:trHeight w:val="606"/>
+        </w:trPr>
+        <w:tc>
+          <w:tcPr>
+            <w:tcW w:w="4343" w:type="dxa"/>
+          </w:tcPr>
+          <w:p>
+            <w:pPr>
+              <w:rPr>
+                <w:i/>
+                <w:iCs/>
+                <w:color w:val="4F81BD" w:themeColor="accent1"/>
+              </w:rPr>
+            </w:pPr>
+            <w:r>
+              <w:rPr>
+                <w:i/>
+                <w:iCs/>
+                <w:color w:val="000000" w:themeColor="text1"/>
+              </w:rPr>
+              <w:t xml:space="preserve">SELECT </w:t>
+            </w:r>
+            <w:proofErr w:type="spellStart"/>
+            <w:proofErr w:type="gramStart"/>
+            <w:r>
+              <w:rPr>
+                <w:i/>
+                <w:iCs/>
+                <w:color w:val="4F81BD" w:themeColor="accent1"/>
+              </w:rPr>
+              <w:t>o.Order</w:t>
+            </w:r>
+            <w:proofErr w:type="gramEnd"/>
+            <w:r>
+              <w:rPr>
+                <w:i/>
+                <w:iCs/>
+                <w:color w:val="4F81BD" w:themeColor="accent1"/>
+              </w:rPr>
+              <w:t>_Number</w:t>
+            </w:r>
+            <w:proofErr w:type="spellEnd"/>
+            <w:r>
+              <w:rPr>
+                <w:i/>
+                <w:iCs/>
+                <w:color w:val="4F81BD" w:themeColor="accent1"/>
+              </w:rPr>
+              <w:t xml:space="preserve">, </w:t>
+            </w:r>
+            <w:proofErr w:type="spellStart"/>
+            <w:proofErr w:type="gramStart"/>
+            <w:r>
+              <w:rPr>
+                <w:i/>
+                <w:iCs/>
+                <w:color w:val="4F81BD" w:themeColor="accent1"/>
+              </w:rPr>
+              <w:t>o.Order</w:t>
+            </w:r>
+            <w:proofErr w:type="gramEnd"/>
+            <w:r>
+              <w:rPr>
+                <w:i/>
+                <w:iCs/>
+                <w:color w:val="4F81BD" w:themeColor="accent1"/>
+              </w:rPr>
+              <w:t>_Date</w:t>
+            </w:r>
+            <w:proofErr w:type="spellEnd"/>
+            <w:r>
+              <w:rPr>
+                <w:i/>
+                <w:iCs/>
+                <w:color w:val="4F81BD" w:themeColor="accent1"/>
+              </w:rPr>
+              <w:t xml:space="preserve">, </w:t>
+            </w:r>
+            <w:proofErr w:type="spellStart"/>
+            <w:proofErr w:type="gramStart"/>
+            <w:r>
+              <w:rPr>
+                <w:i/>
+                <w:iCs/>
+                <w:color w:val="4F81BD" w:themeColor="accent1"/>
+              </w:rPr>
+              <w:t>o.Total</w:t>
+            </w:r>
+            <w:proofErr w:type="gramEnd"/>
+            <w:r>
+              <w:rPr>
+                <w:i/>
+                <w:iCs/>
+                <w:color w:val="4F81BD" w:themeColor="accent1"/>
+              </w:rPr>
+              <w:t>_Price</w:t>
+            </w:r>
+            <w:proofErr w:type="spellEnd"/>
+            <w:r>
+              <w:rPr>
+                <w:i/>
+                <w:iCs/>
+                <w:color w:val="4F81BD" w:themeColor="accent1"/>
+              </w:rPr>
+              <w:t xml:space="preserve">, </w:t>
+            </w:r>
+            <w:proofErr w:type="spellStart"/>
+            <w:proofErr w:type="gramStart"/>
+            <w:r>
+              <w:rPr>
+                <w:i/>
+                <w:iCs/>
+                <w:color w:val="4F81BD" w:themeColor="accent1"/>
+              </w:rPr>
+              <w:t>c.Name</w:t>
+            </w:r>
+            <w:proofErr w:type="spellEnd"/>
+            <w:proofErr w:type="gramEnd"/>
+            <w:r>
+              <w:rPr>
+                <w:i/>
+                <w:iCs/>
+                <w:color w:val="4F81BD" w:themeColor="accent1"/>
+              </w:rPr>
+              <w:t xml:space="preserve"> </w:t>
+            </w:r>
+            <w:r>
+              <w:rPr>
+                <w:i/>
+                <w:iCs/>
+                <w:color w:val="000000" w:themeColor="text1"/>
+              </w:rPr>
+              <w:t xml:space="preserve">AS </w:t>
+            </w:r>
+            <w:proofErr w:type="spellStart"/>
+            <w:r>
+              <w:rPr>
+                <w:i/>
+                <w:iCs/>
+                <w:color w:val="4F81BD" w:themeColor="accent1"/>
+              </w:rPr>
+              <w:t>Customer_Name</w:t>
+            </w:r>
+            <w:proofErr w:type="spellEnd"/>
+            <w:r>
+              <w:rPr>
+                <w:i/>
+                <w:iCs/>
+                <w:color w:val="4F81BD" w:themeColor="accent1"/>
+              </w:rPr>
+              <w:t xml:space="preserve">, </w:t>
+            </w:r>
+            <w:proofErr w:type="spellStart"/>
+            <w:proofErr w:type="gramStart"/>
+            <w:r>
+              <w:rPr>
+                <w:i/>
+                <w:iCs/>
+                <w:color w:val="4F81BD" w:themeColor="accent1"/>
+              </w:rPr>
+              <w:t>c.Email</w:t>
+            </w:r>
+            <w:proofErr w:type="spellEnd"/>
+            <w:proofErr w:type="gramEnd"/>
+          </w:p>
+          <w:p>
+            <w:pPr>
+              <w:rPr>
+                <w:i/>
+                <w:iCs/>
+                <w:color w:val="4F81BD" w:themeColor="accent1"/>
+              </w:rPr>
+            </w:pPr>
+            <w:r>
+              <w:rPr>
+                <w:i/>
+                <w:iCs/>
+                <w:color w:val="000000" w:themeColor="text1"/>
+              </w:rPr>
+              <w:t xml:space="preserve">FROM </w:t>
+            </w:r>
+            <w:r>
+              <w:rPr>
+                <w:i/>
+                <w:iCs/>
+                <w:color w:val="4F81BD" w:themeColor="accent1"/>
+              </w:rPr>
+              <w:t>Orders o</w:t>
+            </w:r>
+          </w:p>
+          <w:p>
+            <w:pPr>
+              <w:rPr>
+                <w:i/>
+                <w:iCs/>
+                <w:color w:val="4F81BD" w:themeColor="accent1"/>
+              </w:rPr>
+            </w:pPr>
+            <w:r>
+              <w:rPr>
+                <w:i/>
+                <w:iCs/>
+                <w:color w:val="000000" w:themeColor="text1"/>
+              </w:rPr>
+              <w:t xml:space="preserve">JOIN </w:t>
+            </w:r>
+            <w:r>
+              <w:rPr>
+                <w:i/>
+                <w:iCs/>
+                <w:color w:val="4F81BD" w:themeColor="accent1"/>
+              </w:rPr>
+              <w:t xml:space="preserve">Customer c </w:t>
+            </w:r>
+            <w:r>
+              <w:rPr>
+                <w:i/>
+                <w:iCs/>
+                <w:color w:val="000000" w:themeColor="text1"/>
+              </w:rPr>
+              <w:t xml:space="preserve">ON </w:t>
+            </w:r>
+            <w:proofErr w:type="spellStart"/>
+            <w:proofErr w:type="gramStart"/>
+            <w:r>
+              <w:rPr>
+                <w:i/>
+                <w:iCs/>
+                <w:color w:val="4F81BD" w:themeColor="accent1"/>
+              </w:rPr>
+              <w:t>o.Customer</w:t>
+            </w:r>
+            <w:proofErr w:type="gramEnd"/>
+            <w:r>
+              <w:rPr>
+                <w:i/>
+                <w:iCs/>
+                <w:color w:val="4F81BD" w:themeColor="accent1"/>
+              </w:rPr>
+              <w:t>_ID</w:t>
+            </w:r>
+            <w:proofErr w:type="spellEnd"/>
+            <w:r>
+              <w:rPr>
+                <w:i/>
+                <w:iCs/>
+                <w:color w:val="4F81BD" w:themeColor="accent1"/>
+              </w:rPr>
+              <w:t xml:space="preserve"> = c.ID</w:t>
+            </w:r>
+          </w:p>
+          <w:p>
+            <w:pPr>
+              <w:rPr>
+                <w:i/>
+                <w:iCs/>
+                <w:color w:val="4F81BD" w:themeColor="accent1"/>
+              </w:rPr>
+            </w:pPr>
+            <w:r>
+              <w:rPr>
+                <w:i/>
+                <w:iCs/>
+                <w:color w:val="000000" w:themeColor="text1"/>
+              </w:rPr>
+              <w:t xml:space="preserve">ORDER BY </w:t>
+            </w:r>
+            <w:proofErr w:type="spellStart"/>
+            <w:proofErr w:type="gramStart"/>
+            <w:r>
+              <w:rPr>
+                <w:i/>
+                <w:iCs/>
+                <w:color w:val="4F81BD" w:themeColor="accent1"/>
+              </w:rPr>
+              <w:t>o.Order</w:t>
+            </w:r>
+            <w:proofErr w:type="gramEnd"/>
+            <w:r>
+              <w:rPr>
+                <w:i/>
+                <w:iCs/>
+                <w:color w:val="4F81BD" w:themeColor="accent1"/>
+              </w:rPr>
+              <w:t>_Date</w:t>
+            </w:r>
+            <w:proofErr w:type="spellEnd"/>
+            <w:r>
+              <w:rPr>
+                <w:i/>
+                <w:iCs/>
+                <w:color w:val="4F81BD" w:themeColor="accent1"/>
+              </w:rPr>
+              <w:t xml:space="preserve"> </w:t>
+            </w:r>
+            <w:r>
+              <w:rPr>
+                <w:i/>
+                <w:iCs/>
+                <w:color w:val="000000" w:themeColor="text1"/>
+              </w:rPr>
+              <w:t>DESC</w:t>
+            </w:r>
+            <w:r>
+              <w:rPr>
+                <w:i/>
+                <w:iCs/>
+                <w:color w:val="4F81BD" w:themeColor="accent1"/>
+              </w:rPr>
+              <w:t>;</w:t>
+            </w:r>
+          </w:p>
+        </w:tc>
+        <w:tc>
+          <w:tcPr>
+            <w:tcW w:w="4343" w:type="dxa"/>
+          </w:tcPr>
+          <w:p>
+            <w:pPr>
+              <w:rPr>
+                <w:i/>
+                <w:iCs/>
+                <w:color w:val="4F81BD" w:themeColor="accent1"/>
+              </w:rPr>
+            </w:pPr>
+            <w:r>
+              <w:rPr>
+                <w:i/>
+                <w:iCs/>
+                <w:color w:val="000000" w:themeColor="text1"/>
+              </w:rPr>
+              <w:t xml:space="preserve">-- 5. </w:t>
+            </w:r>
+            <w:proofErr w:type="gramStart"/>
+            <w:r>
+              <w:rPr>
+                <w:i/>
+                <w:iCs/>
+                <w:color w:val="000000" w:themeColor="text1"/>
+              </w:rPr>
+              <w:t>Orders details</w:t>
+            </w:r>
+            <w:proofErr w:type="gramEnd"/>
+            <w:r>
+              <w:rPr>
+                <w:i/>
+                <w:iCs/>
+                <w:color w:val="000000" w:themeColor="text1"/>
+              </w:rPr>
+              <w:t>, for whom and when</w:t>
+            </w:r>
+          </w:p>
+        </w:tc>
+      </w:tr>
+      <w:tr>
+        <w:trPr>
+          <w:trHeight w:val="606"/>
+        </w:trPr>
+        <w:tc>
+          <w:tcPr>
+            <w:tcW w:w="4343" w:type="dxa"/>
+          </w:tcPr>
+          <w:p>
+            <w:pPr>
+              <w:rPr>
+                <w:i/>
+                <w:iCs/>
+                <w:color w:val="4F81BD" w:themeColor="accent1"/>
+              </w:rPr>
+            </w:pPr>
+            <w:r>
+              <w:rPr>
+                <w:i/>
+                <w:iCs/>
+                <w:color w:val="000000" w:themeColor="text1"/>
+              </w:rPr>
+              <w:t xml:space="preserve">SELECT </w:t>
+            </w:r>
+            <w:proofErr w:type="spellStart"/>
+            <w:proofErr w:type="gramStart"/>
+            <w:r>
+              <w:rPr>
+                <w:i/>
+                <w:iCs/>
+                <w:color w:val="4F81BD" w:themeColor="accent1"/>
+              </w:rPr>
+              <w:t>d.Dept</w:t>
+            </w:r>
+            <w:proofErr w:type="gramEnd"/>
+            <w:r>
+              <w:rPr>
+                <w:i/>
+                <w:iCs/>
+                <w:color w:val="4F81BD" w:themeColor="accent1"/>
+              </w:rPr>
+              <w:t>_Name</w:t>
+            </w:r>
+            <w:proofErr w:type="spellEnd"/>
+            <w:r>
+              <w:rPr>
+                <w:i/>
+                <w:iCs/>
+                <w:color w:val="4F81BD" w:themeColor="accent1"/>
+              </w:rPr>
+              <w:t xml:space="preserve">, </w:t>
+            </w:r>
+            <w:proofErr w:type="spellStart"/>
+            <w:proofErr w:type="gramStart"/>
+            <w:r>
+              <w:rPr>
+                <w:i/>
+                <w:iCs/>
+                <w:color w:val="4F81BD" w:themeColor="accent1"/>
+              </w:rPr>
+              <w:t>m.Name</w:t>
+            </w:r>
+            <w:proofErr w:type="spellEnd"/>
+            <w:proofErr w:type="gramEnd"/>
+            <w:r>
+              <w:rPr>
+                <w:i/>
+                <w:iCs/>
+                <w:color w:val="4F81BD" w:themeColor="accent1"/>
+              </w:rPr>
+              <w:t xml:space="preserve"> </w:t>
+            </w:r>
+            <w:r>
+              <w:rPr>
+                <w:i/>
+                <w:iCs/>
+                <w:color w:val="000000" w:themeColor="text1"/>
+              </w:rPr>
+              <w:t xml:space="preserve">AS </w:t>
+            </w:r>
+            <w:proofErr w:type="spellStart"/>
+            <w:r>
+              <w:rPr>
+                <w:i/>
+                <w:iCs/>
+                <w:color w:val="4F81BD" w:themeColor="accent1"/>
+              </w:rPr>
+              <w:t>Manager_Name</w:t>
+            </w:r>
+            <w:proofErr w:type="spellEnd"/>
+            <w:r>
+              <w:rPr>
+                <w:i/>
+                <w:iCs/>
+                <w:color w:val="4F81BD" w:themeColor="accent1"/>
+              </w:rPr>
+              <w:t xml:space="preserve">, </w:t>
+            </w:r>
+            <w:proofErr w:type="spellStart"/>
+            <w:proofErr w:type="gramStart"/>
+            <w:r>
+              <w:rPr>
+                <w:i/>
+                <w:iCs/>
+                <w:color w:val="4F81BD" w:themeColor="accent1"/>
+              </w:rPr>
+              <w:t>e.Name</w:t>
+            </w:r>
+            <w:proofErr w:type="spellEnd"/>
+            <w:proofErr w:type="gramEnd"/>
+            <w:r>
+              <w:rPr>
+                <w:i/>
+                <w:iCs/>
+                <w:color w:val="4F81BD" w:themeColor="accent1"/>
+              </w:rPr>
+              <w:t xml:space="preserve"> </w:t>
+            </w:r>
+            <w:r>
+              <w:rPr>
+                <w:i/>
+                <w:iCs/>
+                <w:color w:val="000000" w:themeColor="text1"/>
+              </w:rPr>
+              <w:t xml:space="preserve">AS </w:t>
+            </w:r>
+            <w:proofErr w:type="spellStart"/>
+            <w:r>
+              <w:rPr>
+                <w:i/>
+                <w:iCs/>
+                <w:color w:val="4F81BD" w:themeColor="accent1"/>
+              </w:rPr>
+              <w:t>Employee_Name</w:t>
+            </w:r>
+            <w:proofErr w:type="spellEnd"/>
+            <w:r>
+              <w:rPr>
+                <w:i/>
+                <w:iCs/>
+                <w:color w:val="4F81BD" w:themeColor="accent1"/>
+              </w:rPr>
+              <w:t xml:space="preserve">, </w:t>
+            </w:r>
+            <w:proofErr w:type="spellStart"/>
+            <w:proofErr w:type="gramStart"/>
+            <w:r>
+              <w:rPr>
+                <w:i/>
+                <w:iCs/>
+                <w:color w:val="4F81BD" w:themeColor="accent1"/>
+              </w:rPr>
+              <w:t>e.Employee</w:t>
+            </w:r>
+            <w:proofErr w:type="gramEnd"/>
+            <w:r>
+              <w:rPr>
+                <w:i/>
+                <w:iCs/>
+                <w:color w:val="4F81BD" w:themeColor="accent1"/>
+              </w:rPr>
+              <w:t>_ID</w:t>
+            </w:r>
+            <w:proofErr w:type="spellEnd"/>
+            <w:r>
+              <w:rPr>
+                <w:i/>
+                <w:iCs/>
+                <w:color w:val="4F81BD" w:themeColor="accent1"/>
+              </w:rPr>
+              <w:t xml:space="preserve">, </w:t>
+            </w:r>
+            <w:proofErr w:type="spellStart"/>
+            <w:proofErr w:type="gramStart"/>
+            <w:r>
+              <w:rPr>
+                <w:i/>
+                <w:iCs/>
+                <w:color w:val="4F81BD" w:themeColor="accent1"/>
+              </w:rPr>
+              <w:t>e.Work</w:t>
+            </w:r>
+            <w:proofErr w:type="gramEnd"/>
+            <w:r>
+              <w:rPr>
+                <w:i/>
+                <w:iCs/>
+                <w:color w:val="4F81BD" w:themeColor="accent1"/>
+              </w:rPr>
+              <w:t>_Hours</w:t>
+            </w:r>
+            <w:proofErr w:type="spellEnd"/>
+          </w:p>
+          <w:p>
+            <w:pPr>
+              <w:rPr>
+                <w:i/>
+                <w:iCs/>
+                <w:color w:val="4F81BD" w:themeColor="accent1"/>
+              </w:rPr>
+            </w:pPr>
+            <w:r>
+              <w:rPr>
+                <w:i/>
+                <w:iCs/>
+                <w:color w:val="000000" w:themeColor="text1"/>
+              </w:rPr>
+              <w:t xml:space="preserve">FROM </w:t>
+            </w:r>
+            <w:r>
+              <w:rPr>
+                <w:i/>
+                <w:iCs/>
+                <w:color w:val="4F81BD" w:themeColor="accent1"/>
+              </w:rPr>
+              <w:t>Department d</w:t>
+            </w:r>
+          </w:p>
+          <w:p>
+            <w:pPr>
+              <w:rPr>
+                <w:i/>
+                <w:iCs/>
+                <w:color w:val="4F81BD" w:themeColor="accent1"/>
+              </w:rPr>
+            </w:pPr>
+            <w:r>
+              <w:rPr>
+                <w:i/>
+                <w:iCs/>
+                <w:color w:val="000000" w:themeColor="text1"/>
+              </w:rPr>
+              <w:t xml:space="preserve">LEFT JOIN </w:t>
+            </w:r>
+            <w:r>
+              <w:rPr>
+                <w:i/>
+                <w:iCs/>
+                <w:color w:val="4F81BD" w:themeColor="accent1"/>
+              </w:rPr>
+              <w:t xml:space="preserve">Employees m </w:t>
+            </w:r>
+            <w:r>
+              <w:rPr>
+                <w:i/>
+                <w:iCs/>
+                <w:color w:val="000000" w:themeColor="text1"/>
+              </w:rPr>
+              <w:t xml:space="preserve">ON </w:t>
+            </w:r>
+            <w:proofErr w:type="spellStart"/>
+            <w:proofErr w:type="gramStart"/>
+            <w:r>
+              <w:rPr>
+                <w:i/>
+                <w:iCs/>
+                <w:color w:val="4F81BD" w:themeColor="accent1"/>
+              </w:rPr>
+              <w:t>d.Manager</w:t>
+            </w:r>
+            <w:proofErr w:type="gramEnd"/>
+            <w:r>
+              <w:rPr>
+                <w:i/>
+                <w:iCs/>
+                <w:color w:val="4F81BD" w:themeColor="accent1"/>
+              </w:rPr>
+              <w:t>_ID</w:t>
+            </w:r>
+            <w:proofErr w:type="spellEnd"/>
+            <w:r>
+              <w:rPr>
+                <w:i/>
+                <w:iCs/>
+                <w:color w:val="4F81BD" w:themeColor="accent1"/>
+              </w:rPr>
+              <w:t xml:space="preserve"> = </w:t>
+            </w:r>
+            <w:proofErr w:type="spellStart"/>
+            <w:proofErr w:type="gramStart"/>
+            <w:r>
+              <w:rPr>
+                <w:i/>
+                <w:iCs/>
+                <w:color w:val="4F81BD" w:themeColor="accent1"/>
+              </w:rPr>
+              <w:t>m.Employee</w:t>
+            </w:r>
+            <w:proofErr w:type="gramEnd"/>
+            <w:r>
+              <w:rPr>
+                <w:i/>
+                <w:iCs/>
+                <w:color w:val="4F81BD" w:themeColor="accent1"/>
+              </w:rPr>
+              <w:t>_ID</w:t>
+            </w:r>
+            <w:proofErr w:type="spellEnd"/>
+          </w:p>
+          <w:p>
+            <w:pPr>
+              <w:rPr>
+                <w:i/>
+                <w:iCs/>
+                <w:color w:val="4F81BD" w:themeColor="accent1"/>
+              </w:rPr>
+            </w:pPr>
+            <w:r>
+              <w:rPr>
+                <w:i/>
+                <w:iCs/>
+                <w:color w:val="000000" w:themeColor="text1"/>
+              </w:rPr>
+              <w:t xml:space="preserve">LEFT JOIN </w:t>
+            </w:r>
+            <w:r>
+              <w:rPr>
+                <w:i/>
+                <w:iCs/>
+                <w:color w:val="4F81BD" w:themeColor="accent1"/>
+              </w:rPr>
+              <w:t xml:space="preserve">Employees e </w:t>
+            </w:r>
+            <w:r>
+              <w:rPr>
+                <w:i/>
+                <w:iCs/>
+                <w:color w:val="000000" w:themeColor="text1"/>
+              </w:rPr>
+              <w:t xml:space="preserve">ON </w:t>
+            </w:r>
+            <w:proofErr w:type="spellStart"/>
+            <w:proofErr w:type="gramStart"/>
+            <w:r>
+              <w:rPr>
+                <w:i/>
+                <w:iCs/>
+                <w:color w:val="4F81BD" w:themeColor="accent1"/>
+              </w:rPr>
+              <w:t>d.Dept</w:t>
+            </w:r>
+            <w:proofErr w:type="gramEnd"/>
+            <w:r>
+              <w:rPr>
+                <w:i/>
+                <w:iCs/>
+                <w:color w:val="4F81BD" w:themeColor="accent1"/>
+              </w:rPr>
+              <w:t>_ID</w:t>
+            </w:r>
+            <w:proofErr w:type="spellEnd"/>
+            <w:r>
+              <w:rPr>
+                <w:i/>
+                <w:iCs/>
+                <w:color w:val="4F81BD" w:themeColor="accent1"/>
+              </w:rPr>
+              <w:t xml:space="preserve"> = </w:t>
+            </w:r>
+            <w:proofErr w:type="spellStart"/>
+            <w:proofErr w:type="gramStart"/>
+            <w:r>
+              <w:rPr>
+                <w:i/>
+                <w:iCs/>
+                <w:color w:val="4F81BD" w:themeColor="accent1"/>
+              </w:rPr>
+              <w:t>e.Dept</w:t>
+            </w:r>
+            <w:proofErr w:type="gramEnd"/>
+            <w:r>
+              <w:rPr>
+                <w:i/>
+                <w:iCs/>
+                <w:color w:val="4F81BD" w:themeColor="accent1"/>
+              </w:rPr>
+              <w:t>_ID</w:t>
+            </w:r>
+            <w:proofErr w:type="spellEnd"/>
+          </w:p>
+          <w:p>
+            <w:pPr>
+              <w:rPr>
+                <w:i/>
+                <w:iCs/>
+                <w:color w:val="4F81BD" w:themeColor="accent1"/>
+              </w:rPr>
+            </w:pPr>
+            <w:r>
+              <w:rPr>
+                <w:i/>
+                <w:iCs/>
+                <w:color w:val="000000" w:themeColor="text1"/>
+              </w:rPr>
+              <w:t xml:space="preserve">ORDER BY </w:t>
+            </w:r>
+            <w:proofErr w:type="spellStart"/>
+            <w:proofErr w:type="gramStart"/>
+            <w:r>
+              <w:rPr>
+                <w:i/>
+                <w:iCs/>
+                <w:color w:val="4F81BD" w:themeColor="accent1"/>
+              </w:rPr>
+              <w:t>d.Dept</w:t>
+            </w:r>
+            <w:proofErr w:type="gramEnd"/>
+            <w:r>
+              <w:rPr>
+                <w:i/>
+                <w:iCs/>
+                <w:color w:val="4F81BD" w:themeColor="accent1"/>
+              </w:rPr>
+              <w:t>_Name</w:t>
+            </w:r>
+            <w:proofErr w:type="spellEnd"/>
+            <w:r>
+              <w:rPr>
+                <w:i/>
+                <w:iCs/>
+                <w:color w:val="4F81BD" w:themeColor="accent1"/>
+              </w:rPr>
+              <w:t>;</w:t>
+            </w:r>
+          </w:p>
+        </w:tc>
+        <w:tc>
+          <w:tcPr>
+            <w:tcW w:w="4343" w:type="dxa"/>
+          </w:tcPr>
+          <w:p>
+            <w:pPr>
+              <w:rPr>
+                <w:i/>
+                <w:iCs/>
+                <w:color w:val="4F81BD" w:themeColor="accent1"/>
+              </w:rPr>
+            </w:pPr>
+            <w:r>
+              <w:t>-- 6. Department details such as its employees and manager</w:t>
+            </w:r>
+          </w:p>
+        </w:tc>
+      </w:tr>
+    </w:tbl>
+    <w:p>
+      <w:pPr>
+        <w:rPr>
+          <w:i/>
+          <w:iCs/>
+          <w:color w:val="4F81BD" w:themeColor="accent1"/>
+        </w:rPr>
+      </w:pPr>
     </w:p>
     <w:p/>
     <w:p>
@@ -12855,7 +15175,6 @@
           <w:sz w:val="24"/>
           <w:szCs w:val="24"/>
         </w:rPr>
-        <w:lastRenderedPageBreak/>
         <w:t>Implement</w:t>
       </w:r>
       <w:r>
@@ -12979,6 +15298,7 @@
           <w:iCs/>
           <w:color w:val="4F81BD" w:themeColor="accent1"/>
         </w:rPr>
+        <w:lastRenderedPageBreak/>
         <w:t xml:space="preserve">You should provide screenshots of the application in your report with </w:t>
       </w:r>
       <w:r>
@@ -13422,7 +15742,7 @@
       <w:tr>
         <w:tc>
           <w:tcPr>
-            <w:tcW w:w="738" w:type="dxa"/>
+            <w:tcW w:w="728" w:type="dxa"/>
           </w:tcPr>
           <w:p>
             <w:pPr>
@@ -13452,7 +15772,7 @@
         </w:tc>
         <w:tc>
           <w:tcPr>
-            <w:tcW w:w="3150" w:type="dxa"/>
+            <w:tcW w:w="3040" w:type="dxa"/>
           </w:tcPr>
           <w:p>
             <w:pPr>
@@ -13481,7 +15801,7 @@
         </w:tc>
         <w:tc>
           <w:tcPr>
-            <w:tcW w:w="2160" w:type="dxa"/>
+            <w:tcW w:w="2105" w:type="dxa"/>
           </w:tcPr>
           <w:p>
             <w:pPr>
@@ -13510,7 +15830,7 @@
         </w:tc>
         <w:tc>
           <w:tcPr>
-            <w:tcW w:w="1710" w:type="dxa"/>
+            <w:tcW w:w="1663" w:type="dxa"/>
           </w:tcPr>
           <w:p>
             <w:pPr>
@@ -13539,7 +15859,7 @@
         </w:tc>
         <w:tc>
           <w:tcPr>
-            <w:tcW w:w="1098" w:type="dxa"/>
+            <w:tcW w:w="1094" w:type="dxa"/>
           </w:tcPr>
           <w:p>
             <w:pPr>
@@ -13570,7 +15890,7 @@
       <w:tr>
         <w:tc>
           <w:tcPr>
-            <w:tcW w:w="738" w:type="dxa"/>
+            <w:tcW w:w="728" w:type="dxa"/>
           </w:tcPr>
           <w:p>
             <w:pPr>
@@ -13595,7 +15915,7 @@
         </w:tc>
         <w:tc>
           <w:tcPr>
-            <w:tcW w:w="3150" w:type="dxa"/>
+            <w:tcW w:w="3040" w:type="dxa"/>
           </w:tcPr>
           <w:p>
             <w:pPr>
@@ -13619,7 +15939,7 @@
         </w:tc>
         <w:tc>
           <w:tcPr>
-            <w:tcW w:w="2160" w:type="dxa"/>
+            <w:tcW w:w="2105" w:type="dxa"/>
           </w:tcPr>
           <w:p>
             <w:pPr>
@@ -13643,7 +15963,7 @@
         </w:tc>
         <w:tc>
           <w:tcPr>
-            <w:tcW w:w="1710" w:type="dxa"/>
+            <w:tcW w:w="1663" w:type="dxa"/>
           </w:tcPr>
           <w:p>
             <w:pPr>
@@ -13687,7 +16007,7 @@
         </w:tc>
         <w:tc>
           <w:tcPr>
-            <w:tcW w:w="1098" w:type="dxa"/>
+            <w:tcW w:w="1094" w:type="dxa"/>
           </w:tcPr>
           <w:p>
             <w:pPr>
@@ -13714,7 +16034,7 @@
       <w:tr>
         <w:tc>
           <w:tcPr>
-            <w:tcW w:w="738" w:type="dxa"/>
+            <w:tcW w:w="728" w:type="dxa"/>
           </w:tcPr>
           <w:p>
             <w:pPr>
@@ -13739,7 +16059,7 @@
         </w:tc>
         <w:tc>
           <w:tcPr>
-            <w:tcW w:w="3150" w:type="dxa"/>
+            <w:tcW w:w="3040" w:type="dxa"/>
           </w:tcPr>
           <w:p>
             <w:pPr>
@@ -13763,7 +16083,7 @@
         </w:tc>
         <w:tc>
           <w:tcPr>
-            <w:tcW w:w="2160" w:type="dxa"/>
+            <w:tcW w:w="2105" w:type="dxa"/>
           </w:tcPr>
           <w:p>
             <w:pPr>
@@ -13787,7 +16107,7 @@
         </w:tc>
         <w:tc>
           <w:tcPr>
-            <w:tcW w:w="1710" w:type="dxa"/>
+            <w:tcW w:w="1663" w:type="dxa"/>
           </w:tcPr>
           <w:p>
             <w:pPr>
@@ -13831,7 +16151,7 @@
         </w:tc>
         <w:tc>
           <w:tcPr>
-            <w:tcW w:w="1098" w:type="dxa"/>
+            <w:tcW w:w="1094" w:type="dxa"/>
           </w:tcPr>
           <w:p>
             <w:pPr>
@@ -13861,7 +16181,7 @@
       <w:tr>
         <w:tc>
           <w:tcPr>
-            <w:tcW w:w="738" w:type="dxa"/>
+            <w:tcW w:w="728" w:type="dxa"/>
           </w:tcPr>
           <w:p>
             <w:pPr>
@@ -13886,7 +16206,7 @@
         </w:tc>
         <w:tc>
           <w:tcPr>
-            <w:tcW w:w="3150" w:type="dxa"/>
+            <w:tcW w:w="3040" w:type="dxa"/>
           </w:tcPr>
           <w:p>
             <w:pPr>
@@ -13919,7 +16239,7 @@
         </w:tc>
         <w:tc>
           <w:tcPr>
-            <w:tcW w:w="2160" w:type="dxa"/>
+            <w:tcW w:w="2105" w:type="dxa"/>
           </w:tcPr>
           <w:p>
             <w:pPr>
@@ -13943,7 +16263,7 @@
         </w:tc>
         <w:tc>
           <w:tcPr>
-            <w:tcW w:w="1710" w:type="dxa"/>
+            <w:tcW w:w="1663" w:type="dxa"/>
           </w:tcPr>
           <w:p>
             <w:pPr>
@@ -13987,7 +16307,7 @@
         </w:tc>
         <w:tc>
           <w:tcPr>
-            <w:tcW w:w="1098" w:type="dxa"/>
+            <w:tcW w:w="1094" w:type="dxa"/>
           </w:tcPr>
           <w:p>
             <w:pPr>
@@ -14015,7 +16335,7 @@
       <w:tr>
         <w:tc>
           <w:tcPr>
-            <w:tcW w:w="738" w:type="dxa"/>
+            <w:tcW w:w="728" w:type="dxa"/>
           </w:tcPr>
           <w:p>
             <w:pPr>
@@ -14040,7 +16360,7 @@
         </w:tc>
         <w:tc>
           <w:tcPr>
-            <w:tcW w:w="3150" w:type="dxa"/>
+            <w:tcW w:w="3040" w:type="dxa"/>
           </w:tcPr>
           <w:p>
             <w:pPr>
@@ -14064,7 +16384,7 @@
         </w:tc>
         <w:tc>
           <w:tcPr>
-            <w:tcW w:w="2160" w:type="dxa"/>
+            <w:tcW w:w="2105" w:type="dxa"/>
           </w:tcPr>
           <w:p>
             <w:pPr>
@@ -14090,7 +16410,7 @@
         </w:tc>
         <w:tc>
           <w:tcPr>
-            <w:tcW w:w="1710" w:type="dxa"/>
+            <w:tcW w:w="1663" w:type="dxa"/>
           </w:tcPr>
           <w:p>
             <w:pPr>
@@ -14143,7 +16463,7 @@
         </w:tc>
         <w:tc>
           <w:tcPr>
-            <w:tcW w:w="1098" w:type="dxa"/>
+            <w:tcW w:w="1094" w:type="dxa"/>
           </w:tcPr>
           <w:p>
             <w:pPr>
@@ -14171,7 +16491,7 @@
       <w:tr>
         <w:tc>
           <w:tcPr>
-            <w:tcW w:w="738" w:type="dxa"/>
+            <w:tcW w:w="728" w:type="dxa"/>
           </w:tcPr>
           <w:p>
             <w:pPr>
@@ -14196,7 +16516,7 @@
         </w:tc>
         <w:tc>
           <w:tcPr>
-            <w:tcW w:w="3150" w:type="dxa"/>
+            <w:tcW w:w="3040" w:type="dxa"/>
           </w:tcPr>
           <w:p>
             <w:pPr>
@@ -14220,7 +16540,7 @@
         </w:tc>
         <w:tc>
           <w:tcPr>
-            <w:tcW w:w="2160" w:type="dxa"/>
+            <w:tcW w:w="2105" w:type="dxa"/>
           </w:tcPr>
           <w:p>
             <w:pPr>
@@ -14246,7 +16566,7 @@
         </w:tc>
         <w:tc>
           <w:tcPr>
-            <w:tcW w:w="1710" w:type="dxa"/>
+            <w:tcW w:w="1663" w:type="dxa"/>
             <w:vMerge w:val="restart"/>
           </w:tcPr>
           <w:p>
@@ -14335,7 +16655,7 @@
         </w:tc>
         <w:tc>
           <w:tcPr>
-            <w:tcW w:w="1098" w:type="dxa"/>
+            <w:tcW w:w="1094" w:type="dxa"/>
           </w:tcPr>
           <w:p>
             <w:pPr>
@@ -14353,7 +16673,7 @@
       <w:tr>
         <w:tc>
           <w:tcPr>
-            <w:tcW w:w="738" w:type="dxa"/>
+            <w:tcW w:w="728" w:type="dxa"/>
           </w:tcPr>
           <w:p>
             <w:pPr>
@@ -14378,7 +16698,7 @@
         </w:tc>
         <w:tc>
           <w:tcPr>
-            <w:tcW w:w="3150" w:type="dxa"/>
+            <w:tcW w:w="3040" w:type="dxa"/>
           </w:tcPr>
           <w:p>
             <w:pPr>
@@ -14413,7 +16733,7 @@
         </w:tc>
         <w:tc>
           <w:tcPr>
-            <w:tcW w:w="2160" w:type="dxa"/>
+            <w:tcW w:w="2105" w:type="dxa"/>
           </w:tcPr>
           <w:p>
             <w:pPr>
@@ -14439,7 +16759,7 @@
         </w:tc>
         <w:tc>
           <w:tcPr>
-            <w:tcW w:w="1710" w:type="dxa"/>
+            <w:tcW w:w="1663" w:type="dxa"/>
             <w:vMerge/>
           </w:tcPr>
           <w:p>
@@ -14456,7 +16776,7 @@
         </w:tc>
         <w:tc>
           <w:tcPr>
-            <w:tcW w:w="1098" w:type="dxa"/>
+            <w:tcW w:w="1094" w:type="dxa"/>
           </w:tcPr>
           <w:p>
             <w:pPr>
@@ -14468,13 +16788,23 @@
                 <w:szCs w:val="32"/>
               </w:rPr>
             </w:pPr>
+            <w:r>
+              <w:rPr>
+                <w:rFonts w:ascii="Segoe UI Emoji" w:hAnsi="Segoe UI Emoji" w:cs="Segoe UI Emoji"/>
+                <w:color w:val="212121"/>
+                <w:sz w:val="32"/>
+                <w:szCs w:val="32"/>
+                <w:lang w:bidi="ar-SA"/>
+              </w:rPr>
+              <w:t>✅</w:t>
+            </w:r>
           </w:p>
         </w:tc>
       </w:tr>
       <w:tr>
         <w:tc>
           <w:tcPr>
-            <w:tcW w:w="738" w:type="dxa"/>
+            <w:tcW w:w="728" w:type="dxa"/>
           </w:tcPr>
           <w:p>
             <w:pPr>
@@ -14499,7 +16829,7 @@
         </w:tc>
         <w:tc>
           <w:tcPr>
-            <w:tcW w:w="3150" w:type="dxa"/>
+            <w:tcW w:w="3040" w:type="dxa"/>
           </w:tcPr>
           <w:p>
             <w:pPr>
@@ -14523,7 +16853,7 @@
         </w:tc>
         <w:tc>
           <w:tcPr>
-            <w:tcW w:w="2160" w:type="dxa"/>
+            <w:tcW w:w="2105" w:type="dxa"/>
           </w:tcPr>
           <w:p>
             <w:pPr>
@@ -14547,7 +16877,7 @@
         </w:tc>
         <w:tc>
           <w:tcPr>
-            <w:tcW w:w="1710" w:type="dxa"/>
+            <w:tcW w:w="1663" w:type="dxa"/>
             <w:vMerge/>
           </w:tcPr>
           <w:p>
@@ -14564,7 +16894,7 @@
         </w:tc>
         <w:tc>
           <w:tcPr>
-            <w:tcW w:w="1098" w:type="dxa"/>
+            <w:tcW w:w="1094" w:type="dxa"/>
           </w:tcPr>
           <w:p>
             <w:pPr>
@@ -14582,7 +16912,7 @@
       <w:tr>
         <w:tc>
           <w:tcPr>
-            <w:tcW w:w="738" w:type="dxa"/>
+            <w:tcW w:w="728" w:type="dxa"/>
           </w:tcPr>
           <w:p>
             <w:pPr>
@@ -14607,7 +16937,7 @@
         </w:tc>
         <w:tc>
           <w:tcPr>
-            <w:tcW w:w="3150" w:type="dxa"/>
+            <w:tcW w:w="3040" w:type="dxa"/>
           </w:tcPr>
           <w:p>
             <w:pPr>
@@ -14631,7 +16961,7 @@
         </w:tc>
         <w:tc>
           <w:tcPr>
-            <w:tcW w:w="2160" w:type="dxa"/>
+            <w:tcW w:w="2105" w:type="dxa"/>
           </w:tcPr>
           <w:p>
             <w:pPr>
@@ -14657,7 +16987,7 @@
         </w:tc>
         <w:tc>
           <w:tcPr>
-            <w:tcW w:w="1710" w:type="dxa"/>
+            <w:tcW w:w="1663" w:type="dxa"/>
             <w:vMerge/>
           </w:tcPr>
           <w:p>
@@ -14674,7 +17004,7 @@
         </w:tc>
         <w:tc>
           <w:tcPr>
-            <w:tcW w:w="1098" w:type="dxa"/>
+            <w:tcW w:w="1094" w:type="dxa"/>
           </w:tcPr>
           <w:p>
             <w:pPr>
@@ -14692,7 +17022,7 @@
       <w:tr>
         <w:tc>
           <w:tcPr>
-            <w:tcW w:w="738" w:type="dxa"/>
+            <w:tcW w:w="728" w:type="dxa"/>
             <w:vMerge w:val="restart"/>
           </w:tcPr>
           <w:p>
@@ -14723,14 +17053,13 @@
                 <w:sz w:val="32"/>
                 <w:szCs w:val="32"/>
               </w:rPr>
-              <w:lastRenderedPageBreak/>
               <w:t>T9</w:t>
             </w:r>
           </w:p>
         </w:tc>
         <w:tc>
           <w:tcPr>
-            <w:tcW w:w="3150" w:type="dxa"/>
+            <w:tcW w:w="3040" w:type="dxa"/>
             <w:vMerge w:val="restart"/>
           </w:tcPr>
           <w:p>
@@ -14763,7 +17092,6 @@
                 <w:szCs w:val="32"/>
                 <w:lang w:bidi="ar-SA"/>
               </w:rPr>
-              <w:lastRenderedPageBreak/>
               <w:t xml:space="preserve">Physical </w:t>
             </w:r>
             <w:r>
@@ -14790,7 +17118,7 @@
         </w:tc>
         <w:tc>
           <w:tcPr>
-            <w:tcW w:w="2160" w:type="dxa"/>
+            <w:tcW w:w="2105" w:type="dxa"/>
           </w:tcPr>
           <w:p>
             <w:pPr>
@@ -14809,7 +17137,6 @@
                 <w:sz w:val="28"/>
                 <w:szCs w:val="28"/>
               </w:rPr>
-              <w:lastRenderedPageBreak/>
               <w:t>Alkhars</w:t>
             </w:r>
             <w:proofErr w:type="spellEnd"/>
@@ -14844,7 +17171,7 @@
         </w:tc>
         <w:tc>
           <w:tcPr>
-            <w:tcW w:w="1710" w:type="dxa"/>
+            <w:tcW w:w="1663" w:type="dxa"/>
             <w:vMerge/>
           </w:tcPr>
           <w:p>
@@ -14861,7 +17188,7 @@
         </w:tc>
         <w:tc>
           <w:tcPr>
-            <w:tcW w:w="1098" w:type="dxa"/>
+            <w:tcW w:w="1094" w:type="dxa"/>
           </w:tcPr>
           <w:p>
             <w:pPr>
@@ -14889,7 +17216,7 @@
       <w:tr>
         <w:tc>
           <w:tcPr>
-            <w:tcW w:w="738" w:type="dxa"/>
+            <w:tcW w:w="728" w:type="dxa"/>
             <w:vMerge/>
           </w:tcPr>
           <w:p>
@@ -14906,7 +17233,7 @@
         </w:tc>
         <w:tc>
           <w:tcPr>
-            <w:tcW w:w="3150" w:type="dxa"/>
+            <w:tcW w:w="3040" w:type="dxa"/>
             <w:vMerge/>
           </w:tcPr>
           <w:p>
@@ -14922,7 +17249,7 @@
         </w:tc>
         <w:tc>
           <w:tcPr>
-            <w:tcW w:w="2160" w:type="dxa"/>
+            <w:tcW w:w="2105" w:type="dxa"/>
           </w:tcPr>
           <w:p>
             <w:pPr>
@@ -14973,7 +17300,7 @@
         </w:tc>
         <w:tc>
           <w:tcPr>
-            <w:tcW w:w="1710" w:type="dxa"/>
+            <w:tcW w:w="1663" w:type="dxa"/>
             <w:vMerge/>
           </w:tcPr>
           <w:p>
@@ -14990,7 +17317,7 @@
         </w:tc>
         <w:tc>
           <w:tcPr>
-            <w:tcW w:w="1098" w:type="dxa"/>
+            <w:tcW w:w="1094" w:type="dxa"/>
           </w:tcPr>
           <w:p>
             <w:pPr>
@@ -15018,7 +17345,7 @@
       <w:tr>
         <w:tc>
           <w:tcPr>
-            <w:tcW w:w="738" w:type="dxa"/>
+            <w:tcW w:w="728" w:type="dxa"/>
             <w:vMerge/>
           </w:tcPr>
           <w:p>
@@ -15035,7 +17362,7 @@
         </w:tc>
         <w:tc>
           <w:tcPr>
-            <w:tcW w:w="3150" w:type="dxa"/>
+            <w:tcW w:w="3040" w:type="dxa"/>
             <w:vMerge/>
           </w:tcPr>
           <w:p>
@@ -15051,7 +17378,7 @@
         </w:tc>
         <w:tc>
           <w:tcPr>
-            <w:tcW w:w="2160" w:type="dxa"/>
+            <w:tcW w:w="2105" w:type="dxa"/>
           </w:tcPr>
           <w:p>
             <w:pPr>
@@ -15113,7 +17440,7 @@
         </w:tc>
         <w:tc>
           <w:tcPr>
-            <w:tcW w:w="1710" w:type="dxa"/>
+            <w:tcW w:w="1663" w:type="dxa"/>
             <w:vMerge/>
           </w:tcPr>
           <w:p>
@@ -15130,7 +17457,7 @@
         </w:tc>
         <w:tc>
           <w:tcPr>
-            <w:tcW w:w="1098" w:type="dxa"/>
+            <w:tcW w:w="1094" w:type="dxa"/>
           </w:tcPr>
           <w:p>
             <w:pPr>
@@ -15158,7 +17485,7 @@
       <w:tr>
         <w:tc>
           <w:tcPr>
-            <w:tcW w:w="738" w:type="dxa"/>
+            <w:tcW w:w="728" w:type="dxa"/>
             <w:vMerge/>
           </w:tcPr>
           <w:p>
@@ -15175,7 +17502,7 @@
         </w:tc>
         <w:tc>
           <w:tcPr>
-            <w:tcW w:w="3150" w:type="dxa"/>
+            <w:tcW w:w="3040" w:type="dxa"/>
             <w:vMerge/>
           </w:tcPr>
           <w:p>
@@ -15191,7 +17518,7 @@
         </w:tc>
         <w:tc>
           <w:tcPr>
-            <w:tcW w:w="2160" w:type="dxa"/>
+            <w:tcW w:w="2105" w:type="dxa"/>
           </w:tcPr>
           <w:p>
             <w:pPr>
@@ -15242,7 +17569,7 @@
         </w:tc>
         <w:tc>
           <w:tcPr>
-            <w:tcW w:w="1710" w:type="dxa"/>
+            <w:tcW w:w="1663" w:type="dxa"/>
             <w:vMerge/>
           </w:tcPr>
           <w:p>
@@ -15259,7 +17586,7 @@
         </w:tc>
         <w:tc>
           <w:tcPr>
-            <w:tcW w:w="1098" w:type="dxa"/>
+            <w:tcW w:w="1094" w:type="dxa"/>
           </w:tcPr>
           <w:p>
             <w:pPr>
@@ -16959,7 +19286,6 @@
   <w:style w:type="character" w:default="1" w:styleId="DefaultParagraphFont">
     <w:name w:val="Default Paragraph Font"/>
     <w:uiPriority w:val="1"/>
-    <w:semiHidden/>
     <w:unhideWhenUsed/>
   </w:style>
   <w:style w:type="table" w:default="1" w:styleId="TableNormal">

--- a/docs/SRS - LBMS (DBCD).docx
+++ b/docs/SRS - LBMS (DBCD).docx
@@ -158,13 +158,13 @@
     </w:p>
     <w:p>
       <w:pPr>
-        <w:pStyle w:val="Title"/>
+        <w:pStyle w:val="a3"/>
         <w:jc w:val="center"/>
       </w:pPr>
     </w:p>
     <w:p>
       <w:pPr>
-        <w:pStyle w:val="Title"/>
+        <w:pStyle w:val="a3"/>
         <w:jc w:val="center"/>
       </w:pPr>
       <w:r>
@@ -276,7 +276,7 @@
     <w:p/>
     <w:tbl>
       <w:tblPr>
-        <w:tblStyle w:val="TableGrid"/>
+        <w:tblStyle w:val="a7"/>
         <w:tblW w:w="9229" w:type="dxa"/>
         <w:jc w:val="center"/>
         <w:tblLook w:val="04A0" w:firstRow="1" w:lastRow="0" w:firstColumn="1" w:lastColumn="0" w:noHBand="0" w:noVBand="1"/>
@@ -766,7 +766,7 @@
       <w:sdtContent>
         <w:p>
           <w:pPr>
-            <w:pStyle w:val="Heading2"/>
+            <w:pStyle w:val="2"/>
           </w:pPr>
           <w:r>
             <w:t>Table of Contents</w:t>
@@ -775,7 +775,7 @@
         </w:p>
         <w:p>
           <w:pPr>
-            <w:pStyle w:val="TOC2"/>
+            <w:pStyle w:val="20"/>
             <w:tabs>
               <w:tab w:val="right" w:leader="dot" w:pos="8630"/>
             </w:tabs>
@@ -853,7 +853,7 @@
         </w:p>
         <w:p>
           <w:pPr>
-            <w:pStyle w:val="TOC1"/>
+            <w:pStyle w:val="10"/>
             <w:tabs>
               <w:tab w:val="left" w:pos="440"/>
               <w:tab w:val="right" w:leader="dot" w:pos="8630"/>
@@ -937,7 +937,7 @@
         </w:p>
         <w:p>
           <w:pPr>
-            <w:pStyle w:val="TOC1"/>
+            <w:pStyle w:val="10"/>
             <w:tabs>
               <w:tab w:val="left" w:pos="440"/>
               <w:tab w:val="right" w:leader="dot" w:pos="8630"/>
@@ -1021,7 +1021,7 @@
         </w:p>
         <w:p>
           <w:pPr>
-            <w:pStyle w:val="TOC2"/>
+            <w:pStyle w:val="20"/>
             <w:tabs>
               <w:tab w:val="right" w:leader="dot" w:pos="8630"/>
             </w:tabs>
@@ -1090,7 +1090,7 @@
         </w:p>
         <w:p>
           <w:pPr>
-            <w:pStyle w:val="TOC2"/>
+            <w:pStyle w:val="20"/>
             <w:tabs>
               <w:tab w:val="right" w:leader="dot" w:pos="8630"/>
             </w:tabs>
@@ -1159,7 +1159,7 @@
         </w:p>
         <w:p>
           <w:pPr>
-            <w:pStyle w:val="TOC2"/>
+            <w:pStyle w:val="20"/>
             <w:tabs>
               <w:tab w:val="right" w:leader="dot" w:pos="8630"/>
             </w:tabs>
@@ -1228,7 +1228,7 @@
         </w:p>
         <w:p>
           <w:pPr>
-            <w:pStyle w:val="TOC1"/>
+            <w:pStyle w:val="10"/>
             <w:tabs>
               <w:tab w:val="left" w:pos="440"/>
               <w:tab w:val="right" w:leader="dot" w:pos="8630"/>
@@ -1312,7 +1312,7 @@
         </w:p>
         <w:p>
           <w:pPr>
-            <w:pStyle w:val="TOC1"/>
+            <w:pStyle w:val="10"/>
             <w:tabs>
               <w:tab w:val="left" w:pos="440"/>
               <w:tab w:val="right" w:leader="dot" w:pos="8630"/>
@@ -1396,7 +1396,7 @@
         </w:p>
         <w:p>
           <w:pPr>
-            <w:pStyle w:val="TOC1"/>
+            <w:pStyle w:val="10"/>
             <w:tabs>
               <w:tab w:val="left" w:pos="440"/>
               <w:tab w:val="right" w:leader="dot" w:pos="8630"/>
@@ -1480,7 +1480,7 @@
         </w:p>
         <w:p>
           <w:pPr>
-            <w:pStyle w:val="TOC1"/>
+            <w:pStyle w:val="10"/>
             <w:tabs>
               <w:tab w:val="left" w:pos="440"/>
               <w:tab w:val="right" w:leader="dot" w:pos="8630"/>
@@ -1564,7 +1564,7 @@
         </w:p>
         <w:p>
           <w:pPr>
-            <w:pStyle w:val="TOC1"/>
+            <w:pStyle w:val="10"/>
             <w:tabs>
               <w:tab w:val="left" w:pos="440"/>
               <w:tab w:val="right" w:leader="dot" w:pos="8630"/>
@@ -1650,7 +1650,7 @@
         </w:p>
         <w:p>
           <w:pPr>
-            <w:pStyle w:val="TOC1"/>
+            <w:pStyle w:val="10"/>
             <w:tabs>
               <w:tab w:val="left" w:pos="440"/>
               <w:tab w:val="right" w:leader="dot" w:pos="8630"/>
@@ -1782,7 +1782,7 @@
     </w:p>
     <w:p>
       <w:pPr>
-        <w:pStyle w:val="Heading1"/>
+        <w:pStyle w:val="1"/>
       </w:pPr>
       <w:bookmarkStart w:id="1" w:name="_Toc410819652"/>
       <w:r>
@@ -1802,7 +1802,6 @@
       <w:r>
         <w:t xml:space="preserve">To effectively manage and optimize its operations, the </w:t>
       </w:r>
-      <w:proofErr w:type="gramStart"/>
       <w:r>
         <w:rPr>
           <w:b/>
@@ -1810,7 +1809,6 @@
         </w:rPr>
         <w:t>Library</w:t>
       </w:r>
-      <w:proofErr w:type="gramEnd"/>
       <w:r>
         <w:t xml:space="preserve"> requires a robust system that consolidates and tracks crucial information about its </w:t>
       </w:r>
@@ -1989,7 +1987,7 @@
     </w:p>
     <w:p>
       <w:pPr>
-        <w:pStyle w:val="Heading1"/>
+        <w:pStyle w:val="1"/>
       </w:pPr>
       <w:bookmarkStart w:id="3" w:name="_Toc410819653"/>
       <w:bookmarkStart w:id="4" w:name="_Toc33350367"/>
@@ -2002,7 +2000,7 @@
     </w:p>
     <w:p>
       <w:pPr>
-        <w:pStyle w:val="Heading2"/>
+        <w:pStyle w:val="2"/>
       </w:pPr>
       <w:r>
         <w:t xml:space="preserve">2.1 Requirement Specification </w:t>
@@ -2010,7 +2008,7 @@
     </w:p>
     <w:p>
       <w:pPr>
-        <w:pStyle w:val="ListParagraph"/>
+        <w:pStyle w:val="aa"/>
         <w:numPr>
           <w:ilvl w:val="0"/>
           <w:numId w:val="19"/>
@@ -2086,7 +2084,7 @@
     </w:p>
     <w:p>
       <w:pPr>
-        <w:pStyle w:val="ListParagraph"/>
+        <w:pStyle w:val="aa"/>
         <w:numPr>
           <w:ilvl w:val="0"/>
           <w:numId w:val="19"/>
@@ -2243,7 +2241,7 @@
     </w:p>
     <w:p>
       <w:pPr>
-        <w:pStyle w:val="ListParagraph"/>
+        <w:pStyle w:val="aa"/>
         <w:numPr>
           <w:ilvl w:val="1"/>
           <w:numId w:val="19"/>
@@ -2316,7 +2314,7 @@
     </w:p>
     <w:p>
       <w:pPr>
-        <w:pStyle w:val="ListParagraph"/>
+        <w:pStyle w:val="aa"/>
         <w:numPr>
           <w:ilvl w:val="1"/>
           <w:numId w:val="19"/>
@@ -2379,7 +2377,7 @@
     </w:p>
     <w:p>
       <w:pPr>
-        <w:pStyle w:val="ListParagraph"/>
+        <w:pStyle w:val="aa"/>
         <w:numPr>
           <w:ilvl w:val="0"/>
           <w:numId w:val="19"/>
@@ -2461,7 +2459,7 @@
     </w:p>
     <w:p>
       <w:pPr>
-        <w:pStyle w:val="ListParagraph"/>
+        <w:pStyle w:val="aa"/>
         <w:numPr>
           <w:ilvl w:val="0"/>
           <w:numId w:val="19"/>
@@ -2520,7 +2518,7 @@
     </w:p>
     <w:p>
       <w:pPr>
-        <w:pStyle w:val="ListParagraph"/>
+        <w:pStyle w:val="aa"/>
         <w:numPr>
           <w:ilvl w:val="0"/>
           <w:numId w:val="19"/>
@@ -2631,7 +2629,7 @@
     </w:p>
     <w:p>
       <w:pPr>
-        <w:pStyle w:val="ListParagraph"/>
+        <w:pStyle w:val="aa"/>
         <w:numPr>
           <w:ilvl w:val="1"/>
           <w:numId w:val="19"/>
@@ -2775,7 +2773,7 @@
     </w:p>
     <w:p>
       <w:pPr>
-        <w:pStyle w:val="ListParagraph"/>
+        <w:pStyle w:val="aa"/>
         <w:numPr>
           <w:ilvl w:val="1"/>
           <w:numId w:val="19"/>
@@ -2978,7 +2976,7 @@
     </w:p>
     <w:p>
       <w:pPr>
-        <w:pStyle w:val="ListParagraph"/>
+        <w:pStyle w:val="aa"/>
         <w:numPr>
           <w:ilvl w:val="2"/>
           <w:numId w:val="19"/>
@@ -3041,7 +3039,7 @@
     </w:p>
     <w:p>
       <w:pPr>
-        <w:pStyle w:val="Heading2"/>
+        <w:pStyle w:val="2"/>
       </w:pPr>
       <w:bookmarkStart w:id="5" w:name="_Toc410819654"/>
       <w:bookmarkStart w:id="6" w:name="_Toc33350368"/>
@@ -3053,7 +3051,7 @@
     </w:p>
     <w:p>
       <w:pPr>
-        <w:pStyle w:val="ListParagraph"/>
+        <w:pStyle w:val="aa"/>
         <w:numPr>
           <w:ilvl w:val="0"/>
           <w:numId w:val="20"/>
@@ -3074,7 +3072,7 @@
     </w:p>
     <w:p>
       <w:pPr>
-        <w:pStyle w:val="ListParagraph"/>
+        <w:pStyle w:val="aa"/>
         <w:numPr>
           <w:ilvl w:val="0"/>
           <w:numId w:val="20"/>
@@ -3089,7 +3087,7 @@
     </w:p>
     <w:p>
       <w:pPr>
-        <w:pStyle w:val="Heading2"/>
+        <w:pStyle w:val="2"/>
       </w:pPr>
       <w:bookmarkStart w:id="7" w:name="_Toc410819655"/>
       <w:bookmarkStart w:id="8" w:name="_Toc33350369"/>
@@ -3101,7 +3099,7 @@
     </w:p>
     <w:p>
       <w:pPr>
-        <w:pStyle w:val="NormalWeb"/>
+        <w:pStyle w:val="ab"/>
         <w:jc w:val="both"/>
       </w:pPr>
       <w:r>
@@ -3116,7 +3114,7 @@
     </w:p>
     <w:p>
       <w:pPr>
-        <w:pStyle w:val="NormalWeb"/>
+        <w:pStyle w:val="ab"/>
         <w:jc w:val="both"/>
       </w:pPr>
       <w:r>
@@ -3125,7 +3123,7 @@
     </w:p>
     <w:p>
       <w:pPr>
-        <w:pStyle w:val="NormalWeb"/>
+        <w:pStyle w:val="ab"/>
         <w:jc w:val="both"/>
       </w:pPr>
       <w:r>
@@ -3188,7 +3186,7 @@
     </w:p>
     <w:p>
       <w:pPr>
-        <w:pStyle w:val="NormalWeb"/>
+        <w:pStyle w:val="ab"/>
         <w:jc w:val="both"/>
       </w:pPr>
       <w:r>
@@ -3225,7 +3223,7 @@
     </w:p>
     <w:p>
       <w:pPr>
-        <w:pStyle w:val="NormalWeb"/>
+        <w:pStyle w:val="ab"/>
         <w:jc w:val="both"/>
       </w:pPr>
       <w:r>
@@ -3237,7 +3235,7 @@
     </w:p>
     <w:p>
       <w:pPr>
-        <w:pStyle w:val="NormalWeb"/>
+        <w:pStyle w:val="ab"/>
         <w:jc w:val="both"/>
       </w:pPr>
       <w:r>
@@ -3252,7 +3250,7 @@
     </w:p>
     <w:p>
       <w:pPr>
-        <w:pStyle w:val="NormalWeb"/>
+        <w:pStyle w:val="ab"/>
         <w:jc w:val="both"/>
       </w:pPr>
       <w:r>
@@ -3276,7 +3274,7 @@
     </w:p>
     <w:p>
       <w:pPr>
-        <w:pStyle w:val="Heading2"/>
+        <w:pStyle w:val="2"/>
       </w:pPr>
       <w:bookmarkStart w:id="9" w:name="_Toc410819656"/>
       <w:bookmarkStart w:id="10" w:name="_Toc33350370"/>
@@ -3371,7 +3369,7 @@
     </w:p>
     <w:p>
       <w:pPr>
-        <w:pStyle w:val="Heading1"/>
+        <w:pStyle w:val="1"/>
       </w:pPr>
       <w:bookmarkStart w:id="11" w:name="_Toc410819657"/>
       <w:bookmarkStart w:id="12" w:name="_Toc33350371"/>
@@ -3467,7 +3465,7 @@
     </w:p>
     <w:p>
       <w:pPr>
-        <w:pStyle w:val="Heading1"/>
+        <w:pStyle w:val="1"/>
       </w:pPr>
       <w:r>
         <w:lastRenderedPageBreak/>
@@ -3631,7 +3629,7 @@
     </w:p>
     <w:p>
       <w:pPr>
-        <w:pStyle w:val="Heading1"/>
+        <w:pStyle w:val="1"/>
       </w:pPr>
       <w:bookmarkStart w:id="14" w:name="_Toc33350373"/>
       <w:r>
@@ -3660,7 +3658,7 @@
     <w:p/>
     <w:tbl>
       <w:tblPr>
-        <w:tblStyle w:val="TableGrid"/>
+        <w:tblStyle w:val="a7"/>
         <w:tblW w:w="11880" w:type="dxa"/>
         <w:tblInd w:w="-1512" w:type="dxa"/>
         <w:tblLook w:val="04A0" w:firstRow="1" w:lastRow="0" w:firstColumn="1" w:lastColumn="0" w:noHBand="0" w:noVBand="1"/>
@@ -3820,7 +3818,6 @@
               </w:rPr>
               <w:t xml:space="preserve">Name </w:t>
             </w:r>
-            <w:proofErr w:type="gramStart"/>
             <w:r>
               <w:rPr>
                 <w:rFonts w:ascii="Consolas" w:hAnsi="Consolas"/>
@@ -3839,7 +3836,6 @@
               </w:rPr>
               <w:t>(</w:t>
             </w:r>
-            <w:proofErr w:type="gramEnd"/>
             <w:r>
               <w:rPr>
                 <w:rFonts w:ascii="Consolas" w:hAnsi="Consolas"/>
@@ -3924,7 +3920,6 @@
               </w:rPr>
               <w:t xml:space="preserve">Email </w:t>
             </w:r>
-            <w:proofErr w:type="gramStart"/>
             <w:r>
               <w:rPr>
                 <w:rFonts w:ascii="Consolas" w:hAnsi="Consolas"/>
@@ -3943,7 +3938,6 @@
               </w:rPr>
               <w:t>(</w:t>
             </w:r>
-            <w:proofErr w:type="gramEnd"/>
             <w:r>
               <w:rPr>
                 <w:rFonts w:ascii="Consolas" w:hAnsi="Consolas"/>
@@ -4046,7 +4040,6 @@
               </w:rPr>
               <w:t xml:space="preserve">Gender </w:t>
             </w:r>
-            <w:proofErr w:type="gramStart"/>
             <w:r>
               <w:rPr>
                 <w:rFonts w:ascii="Consolas" w:hAnsi="Consolas"/>
@@ -4065,7 +4058,6 @@
               </w:rPr>
               <w:t>(</w:t>
             </w:r>
-            <w:proofErr w:type="gramEnd"/>
             <w:r>
               <w:rPr>
                 <w:rFonts w:ascii="Consolas" w:hAnsi="Consolas"/>
@@ -4163,36 +4155,16 @@
                 <w:sz w:val="21"/>
                 <w:szCs w:val="21"/>
               </w:rPr>
-              <w:t xml:space="preserve"> '</w:t>
-            </w:r>
-            <w:proofErr w:type="gramStart"/>
-            <w:r>
-              <w:rPr>
-                <w:rFonts w:ascii="Consolas" w:hAnsi="Consolas"/>
-                <w:color w:val="76923C" w:themeColor="accent3" w:themeShade="BF"/>
-                <w:sz w:val="21"/>
-                <w:szCs w:val="21"/>
-              </w:rPr>
-              <w:t>F'</w:t>
-            </w:r>
-            <w:r>
-              <w:rPr>
-                <w:rFonts w:ascii="Consolas" w:hAnsi="Consolas"/>
-                <w:color w:val="000000" w:themeColor="text1"/>
-                <w:sz w:val="21"/>
-                <w:szCs w:val="21"/>
-              </w:rPr>
-              <w:t>)</w:t>
-            </w:r>
-            <w:proofErr w:type="gramEnd"/>
-            <w:r>
-              <w:rPr>
-                <w:rFonts w:ascii="Consolas" w:hAnsi="Consolas"/>
-                <w:color w:val="000000" w:themeColor="text1"/>
-                <w:sz w:val="21"/>
-                <w:szCs w:val="21"/>
-              </w:rPr>
-              <w:t>),</w:t>
+              <w:t xml:space="preserve"> 'F'</w:t>
+            </w:r>
+            <w:r>
+              <w:rPr>
+                <w:rFonts w:ascii="Consolas" w:hAnsi="Consolas"/>
+                <w:color w:val="000000" w:themeColor="text1"/>
+                <w:sz w:val="21"/>
+                <w:szCs w:val="21"/>
+              </w:rPr>
+              <w:t>)),</w:t>
             </w:r>
           </w:p>
           <w:p>
@@ -4235,7 +4207,6 @@
               </w:rPr>
               <w:t xml:space="preserve"> </w:t>
             </w:r>
-            <w:proofErr w:type="gramStart"/>
             <w:r>
               <w:rPr>
                 <w:rFonts w:ascii="Consolas" w:hAnsi="Consolas"/>
@@ -4254,7 +4225,6 @@
               </w:rPr>
               <w:t>(</w:t>
             </w:r>
-            <w:proofErr w:type="gramEnd"/>
             <w:r>
               <w:rPr>
                 <w:rFonts w:ascii="Consolas" w:hAnsi="Consolas"/>
@@ -4398,7 +4368,6 @@
               </w:rPr>
               <w:t xml:space="preserve">Address </w:t>
             </w:r>
-            <w:proofErr w:type="gramStart"/>
             <w:r>
               <w:rPr>
                 <w:rFonts w:ascii="Consolas" w:hAnsi="Consolas"/>
@@ -4417,7 +4386,6 @@
               </w:rPr>
               <w:t>(</w:t>
             </w:r>
-            <w:proofErr w:type="gramEnd"/>
             <w:r>
               <w:rPr>
                 <w:rFonts w:ascii="Consolas" w:hAnsi="Consolas"/>
@@ -4955,7 +4923,6 @@
               </w:rPr>
               <w:t xml:space="preserve">Name </w:t>
             </w:r>
-            <w:proofErr w:type="gramStart"/>
             <w:r>
               <w:rPr>
                 <w:rFonts w:ascii="Consolas" w:hAnsi="Consolas"/>
@@ -4974,7 +4941,6 @@
               </w:rPr>
               <w:t>(</w:t>
             </w:r>
-            <w:proofErr w:type="gramEnd"/>
             <w:r>
               <w:rPr>
                 <w:rFonts w:ascii="Consolas" w:hAnsi="Consolas"/>
@@ -5059,7 +5025,6 @@
               </w:rPr>
               <w:t xml:space="preserve">Email </w:t>
             </w:r>
-            <w:proofErr w:type="gramStart"/>
             <w:r>
               <w:rPr>
                 <w:rFonts w:ascii="Consolas" w:hAnsi="Consolas"/>
@@ -5078,7 +5043,6 @@
               </w:rPr>
               <w:t>(</w:t>
             </w:r>
-            <w:proofErr w:type="gramEnd"/>
             <w:r>
               <w:rPr>
                 <w:rFonts w:ascii="Consolas" w:hAnsi="Consolas"/>
@@ -5181,7 +5145,6 @@
               </w:rPr>
               <w:t xml:space="preserve">Gender </w:t>
             </w:r>
-            <w:proofErr w:type="gramStart"/>
             <w:r>
               <w:rPr>
                 <w:rFonts w:ascii="Consolas" w:hAnsi="Consolas"/>
@@ -5200,7 +5163,6 @@
               </w:rPr>
               <w:t>(</w:t>
             </w:r>
-            <w:proofErr w:type="gramEnd"/>
             <w:r>
               <w:rPr>
                 <w:rFonts w:ascii="Consolas" w:hAnsi="Consolas"/>
@@ -5298,36 +5260,16 @@
                 <w:sz w:val="21"/>
                 <w:szCs w:val="21"/>
               </w:rPr>
-              <w:t xml:space="preserve"> '</w:t>
-            </w:r>
-            <w:proofErr w:type="gramStart"/>
-            <w:r>
-              <w:rPr>
-                <w:rFonts w:ascii="Consolas" w:hAnsi="Consolas"/>
-                <w:color w:val="76923C" w:themeColor="accent3" w:themeShade="BF"/>
-                <w:sz w:val="21"/>
-                <w:szCs w:val="21"/>
-              </w:rPr>
-              <w:t>F'</w:t>
-            </w:r>
-            <w:r>
-              <w:rPr>
-                <w:rFonts w:ascii="Consolas" w:hAnsi="Consolas"/>
-                <w:color w:val="000000" w:themeColor="text1"/>
-                <w:sz w:val="21"/>
-                <w:szCs w:val="21"/>
-              </w:rPr>
-              <w:t>)</w:t>
-            </w:r>
-            <w:proofErr w:type="gramEnd"/>
-            <w:r>
-              <w:rPr>
-                <w:rFonts w:ascii="Consolas" w:hAnsi="Consolas"/>
-                <w:color w:val="000000" w:themeColor="text1"/>
-                <w:sz w:val="21"/>
-                <w:szCs w:val="21"/>
-              </w:rPr>
-              <w:t>),</w:t>
+              <w:t xml:space="preserve"> 'F'</w:t>
+            </w:r>
+            <w:r>
+              <w:rPr>
+                <w:rFonts w:ascii="Consolas" w:hAnsi="Consolas"/>
+                <w:color w:val="000000" w:themeColor="text1"/>
+                <w:sz w:val="21"/>
+                <w:szCs w:val="21"/>
+              </w:rPr>
+              <w:t>)),</w:t>
             </w:r>
           </w:p>
           <w:p>
@@ -5370,7 +5312,6 @@
               </w:rPr>
               <w:t xml:space="preserve"> </w:t>
             </w:r>
-            <w:proofErr w:type="gramStart"/>
             <w:r>
               <w:rPr>
                 <w:rFonts w:ascii="Consolas" w:hAnsi="Consolas"/>
@@ -5389,7 +5330,6 @@
               </w:rPr>
               <w:t>(</w:t>
             </w:r>
-            <w:proofErr w:type="gramEnd"/>
             <w:r>
               <w:rPr>
                 <w:rFonts w:ascii="Consolas" w:hAnsi="Consolas"/>
@@ -5542,7 +5482,6 @@
               </w:rPr>
               <w:t xml:space="preserve">Salary </w:t>
             </w:r>
-            <w:proofErr w:type="gramStart"/>
             <w:r>
               <w:rPr>
                 <w:rFonts w:ascii="Consolas" w:hAnsi="Consolas"/>
@@ -5561,7 +5500,6 @@
               </w:rPr>
               <w:t>(</w:t>
             </w:r>
-            <w:proofErr w:type="gramEnd"/>
             <w:r>
               <w:rPr>
                 <w:rFonts w:ascii="Consolas" w:hAnsi="Consolas"/>
@@ -5820,7 +5758,6 @@
               </w:rPr>
               <w:t xml:space="preserve"> </w:t>
             </w:r>
-            <w:proofErr w:type="gramStart"/>
             <w:r>
               <w:rPr>
                 <w:rFonts w:ascii="Consolas" w:hAnsi="Consolas"/>
@@ -5839,7 +5776,6 @@
               </w:rPr>
               <w:t>(</w:t>
             </w:r>
-            <w:proofErr w:type="gramEnd"/>
             <w:r>
               <w:rPr>
                 <w:rFonts w:ascii="Consolas" w:hAnsi="Consolas"/>
@@ -6001,7 +5937,6 @@
               </w:rPr>
               <w:t xml:space="preserve">REFERENCES </w:t>
             </w:r>
-            <w:proofErr w:type="gramStart"/>
             <w:r>
               <w:rPr>
                 <w:rFonts w:ascii="Consolas" w:hAnsi="Consolas"/>
@@ -6012,7 +5947,6 @@
               <w:t>Department(</w:t>
             </w:r>
             <w:proofErr w:type="spellStart"/>
-            <w:proofErr w:type="gramEnd"/>
             <w:r>
               <w:rPr>
                 <w:rFonts w:ascii="Consolas" w:hAnsi="Consolas"/>
@@ -6223,7 +6157,6 @@
               </w:rPr>
               <w:t xml:space="preserve">REFERENCES </w:t>
             </w:r>
-            <w:proofErr w:type="gramStart"/>
             <w:r>
               <w:rPr>
                 <w:rFonts w:ascii="Consolas" w:hAnsi="Consolas"/>
@@ -6235,7 +6168,6 @@
               <w:t>Employees(</w:t>
             </w:r>
             <w:proofErr w:type="spellStart"/>
-            <w:proofErr w:type="gramEnd"/>
             <w:r>
               <w:rPr>
                 <w:rFonts w:ascii="Consolas" w:hAnsi="Consolas"/>
@@ -6362,7 +6294,6 @@
               </w:rPr>
               <w:t xml:space="preserve"> </w:t>
             </w:r>
-            <w:proofErr w:type="gramStart"/>
             <w:r>
               <w:rPr>
                 <w:rFonts w:ascii="Consolas" w:hAnsi="Consolas"/>
@@ -6381,7 +6312,6 @@
               </w:rPr>
               <w:t>(</w:t>
             </w:r>
-            <w:proofErr w:type="gramEnd"/>
             <w:r>
               <w:rPr>
                 <w:rFonts w:ascii="Consolas" w:hAnsi="Consolas"/>
@@ -6516,7 +6446,6 @@
               </w:rPr>
               <w:t xml:space="preserve">Gender </w:t>
             </w:r>
-            <w:proofErr w:type="gramStart"/>
             <w:r>
               <w:rPr>
                 <w:rFonts w:ascii="Consolas" w:hAnsi="Consolas"/>
@@ -6535,7 +6464,6 @@
               </w:rPr>
               <w:t>(</w:t>
             </w:r>
-            <w:proofErr w:type="gramEnd"/>
             <w:r>
               <w:rPr>
                 <w:rFonts w:ascii="Consolas" w:hAnsi="Consolas"/>
@@ -6633,36 +6561,16 @@
                 <w:sz w:val="21"/>
                 <w:szCs w:val="21"/>
               </w:rPr>
-              <w:t xml:space="preserve"> '</w:t>
-            </w:r>
-            <w:proofErr w:type="gramStart"/>
-            <w:r>
-              <w:rPr>
-                <w:rFonts w:ascii="Consolas" w:hAnsi="Consolas"/>
-                <w:color w:val="76923C" w:themeColor="accent3" w:themeShade="BF"/>
-                <w:sz w:val="21"/>
-                <w:szCs w:val="21"/>
-              </w:rPr>
-              <w:t>F'</w:t>
-            </w:r>
-            <w:r>
-              <w:rPr>
-                <w:rFonts w:ascii="Consolas" w:hAnsi="Consolas"/>
-                <w:color w:val="000000" w:themeColor="text1"/>
-                <w:sz w:val="21"/>
-                <w:szCs w:val="21"/>
-              </w:rPr>
-              <w:t>)</w:t>
-            </w:r>
-            <w:proofErr w:type="gramEnd"/>
-            <w:r>
-              <w:rPr>
-                <w:rFonts w:ascii="Consolas" w:hAnsi="Consolas"/>
-                <w:color w:val="000000" w:themeColor="text1"/>
-                <w:sz w:val="21"/>
-                <w:szCs w:val="21"/>
-              </w:rPr>
-              <w:t>),</w:t>
+              <w:t xml:space="preserve"> 'F'</w:t>
+            </w:r>
+            <w:r>
+              <w:rPr>
+                <w:rFonts w:ascii="Consolas" w:hAnsi="Consolas"/>
+                <w:color w:val="000000" w:themeColor="text1"/>
+                <w:sz w:val="21"/>
+                <w:szCs w:val="21"/>
+              </w:rPr>
+              <w:t>)),</w:t>
             </w:r>
           </w:p>
           <w:p>
@@ -6694,7 +6602,6 @@
               </w:rPr>
               <w:t xml:space="preserve">Relationship </w:t>
             </w:r>
-            <w:proofErr w:type="gramStart"/>
             <w:r>
               <w:rPr>
                 <w:rFonts w:ascii="Consolas" w:hAnsi="Consolas"/>
@@ -6713,7 +6620,6 @@
               </w:rPr>
               <w:t>(</w:t>
             </w:r>
-            <w:proofErr w:type="gramEnd"/>
             <w:r>
               <w:rPr>
                 <w:rFonts w:ascii="Consolas" w:hAnsi="Consolas"/>
@@ -6948,7 +6854,6 @@
               </w:rPr>
               <w:t xml:space="preserve">REFERENCES </w:t>
             </w:r>
-            <w:proofErr w:type="gramStart"/>
             <w:r>
               <w:rPr>
                 <w:rFonts w:ascii="Consolas" w:hAnsi="Consolas"/>
@@ -6959,7 +6864,6 @@
               <w:t>Employees(</w:t>
             </w:r>
             <w:proofErr w:type="spellStart"/>
-            <w:proofErr w:type="gramEnd"/>
             <w:r>
               <w:rPr>
                 <w:rFonts w:ascii="Consolas" w:hAnsi="Consolas"/>
@@ -7173,7 +7077,6 @@
               </w:rPr>
               <w:t xml:space="preserve"> </w:t>
             </w:r>
-            <w:proofErr w:type="gramStart"/>
             <w:r>
               <w:rPr>
                 <w:rFonts w:ascii="Consolas" w:hAnsi="Consolas"/>
@@ -7192,7 +7095,6 @@
               </w:rPr>
               <w:t>(</w:t>
             </w:r>
-            <w:proofErr w:type="gramEnd"/>
             <w:r>
               <w:rPr>
                 <w:rFonts w:ascii="Consolas" w:hAnsi="Consolas"/>
@@ -7277,7 +7179,6 @@
               </w:rPr>
               <w:t xml:space="preserve">Price </w:t>
             </w:r>
-            <w:proofErr w:type="gramStart"/>
             <w:r>
               <w:rPr>
                 <w:rFonts w:ascii="Consolas" w:hAnsi="Consolas"/>
@@ -7296,7 +7197,6 @@
               </w:rPr>
               <w:t>(</w:t>
             </w:r>
-            <w:proofErr w:type="gramEnd"/>
             <w:r>
               <w:rPr>
                 <w:rFonts w:ascii="Consolas" w:hAnsi="Consolas"/>
@@ -7631,7 +7531,6 @@
               </w:rPr>
               <w:t xml:space="preserve"> </w:t>
             </w:r>
-            <w:proofErr w:type="gramStart"/>
             <w:r>
               <w:rPr>
                 <w:rFonts w:ascii="Consolas" w:hAnsi="Consolas"/>
@@ -7650,7 +7549,6 @@
               </w:rPr>
               <w:t>(</w:t>
             </w:r>
-            <w:proofErr w:type="gramEnd"/>
             <w:r>
               <w:rPr>
                 <w:rFonts w:ascii="Consolas" w:hAnsi="Consolas"/>
@@ -7744,7 +7642,6 @@
               </w:rPr>
               <w:t xml:space="preserve"> </w:t>
             </w:r>
-            <w:proofErr w:type="gramStart"/>
             <w:r>
               <w:rPr>
                 <w:rFonts w:ascii="Consolas" w:hAnsi="Consolas"/>
@@ -7763,7 +7660,6 @@
               </w:rPr>
               <w:t>(</w:t>
             </w:r>
-            <w:proofErr w:type="gramEnd"/>
             <w:r>
               <w:rPr>
                 <w:rFonts w:ascii="Consolas" w:hAnsi="Consolas"/>
@@ -8025,7 +7921,6 @@
               </w:rPr>
               <w:t xml:space="preserve"> </w:t>
             </w:r>
-            <w:proofErr w:type="gramStart"/>
             <w:r>
               <w:rPr>
                 <w:rFonts w:ascii="Consolas" w:hAnsi="Consolas"/>
@@ -8044,7 +7939,6 @@
               </w:rPr>
               <w:t>(</w:t>
             </w:r>
-            <w:proofErr w:type="gramEnd"/>
             <w:r>
               <w:rPr>
                 <w:rFonts w:ascii="Consolas" w:hAnsi="Consolas"/>
@@ -8414,7 +8308,6 @@
               </w:rPr>
               <w:t xml:space="preserve"> </w:t>
             </w:r>
-            <w:proofErr w:type="gramStart"/>
             <w:r>
               <w:rPr>
                 <w:rFonts w:ascii="Consolas" w:hAnsi="Consolas"/>
@@ -8433,7 +8326,6 @@
               </w:rPr>
               <w:t>(</w:t>
             </w:r>
-            <w:proofErr w:type="gramEnd"/>
             <w:r>
               <w:rPr>
                 <w:rFonts w:ascii="Consolas" w:hAnsi="Consolas"/>
@@ -8693,25 +8585,14 @@
               </w:rPr>
               <w:t xml:space="preserve">REFERENCES </w:t>
             </w:r>
-            <w:proofErr w:type="gramStart"/>
-            <w:r>
-              <w:rPr>
-                <w:rFonts w:ascii="Consolas" w:hAnsi="Consolas"/>
-                <w:color w:val="000000" w:themeColor="text1"/>
-                <w:sz w:val="21"/>
-                <w:szCs w:val="21"/>
-              </w:rPr>
-              <w:t>Customer(</w:t>
-            </w:r>
-            <w:proofErr w:type="gramEnd"/>
-            <w:r>
-              <w:rPr>
-                <w:rFonts w:ascii="Consolas" w:hAnsi="Consolas"/>
-                <w:color w:val="000000" w:themeColor="text1"/>
-                <w:sz w:val="21"/>
-                <w:szCs w:val="21"/>
-              </w:rPr>
-              <w:t xml:space="preserve">ID) </w:t>
+            <w:r>
+              <w:rPr>
+                <w:rFonts w:ascii="Consolas" w:hAnsi="Consolas"/>
+                <w:color w:val="000000" w:themeColor="text1"/>
+                <w:sz w:val="21"/>
+                <w:szCs w:val="21"/>
+              </w:rPr>
+              <w:t xml:space="preserve">Customer(ID) </w:t>
             </w:r>
           </w:p>
           <w:p>
@@ -9221,7 +9102,6 @@
               </w:rPr>
               <w:t xml:space="preserve">REFERENCES </w:t>
             </w:r>
-            <w:proofErr w:type="gramStart"/>
             <w:r>
               <w:rPr>
                 <w:rFonts w:ascii="Consolas" w:hAnsi="Consolas"/>
@@ -9232,7 +9112,6 @@
               <w:t>Books(</w:t>
             </w:r>
             <w:proofErr w:type="spellStart"/>
-            <w:proofErr w:type="gramEnd"/>
             <w:r>
               <w:rPr>
                 <w:rFonts w:ascii="Consolas" w:hAnsi="Consolas"/>
@@ -9329,7 +9208,6 @@
               </w:rPr>
               <w:t xml:space="preserve">REFERENCES </w:t>
             </w:r>
-            <w:proofErr w:type="gramStart"/>
             <w:r>
               <w:rPr>
                 <w:rFonts w:ascii="Consolas" w:hAnsi="Consolas"/>
@@ -9340,7 +9218,6 @@
               <w:t>Orders(</w:t>
             </w:r>
             <w:proofErr w:type="spellStart"/>
-            <w:proofErr w:type="gramEnd"/>
             <w:r>
               <w:rPr>
                 <w:rFonts w:ascii="Consolas" w:hAnsi="Consolas"/>
@@ -9844,7 +9721,6 @@
               </w:rPr>
               <w:t xml:space="preserve">REFERENCES </w:t>
             </w:r>
-            <w:proofErr w:type="gramStart"/>
             <w:r>
               <w:rPr>
                 <w:rFonts w:ascii="Consolas" w:hAnsi="Consolas"/>
@@ -9855,7 +9731,6 @@
               <w:t>Orders(</w:t>
             </w:r>
             <w:proofErr w:type="spellStart"/>
-            <w:proofErr w:type="gramEnd"/>
             <w:r>
               <w:rPr>
                 <w:rFonts w:ascii="Consolas" w:hAnsi="Consolas"/>
@@ -9943,7 +9818,6 @@
               </w:rPr>
               <w:t xml:space="preserve">REFERENCES </w:t>
             </w:r>
-            <w:proofErr w:type="gramStart"/>
             <w:r>
               <w:rPr>
                 <w:rFonts w:ascii="Consolas" w:hAnsi="Consolas"/>
@@ -9954,7 +9828,6 @@
               <w:t>Books(</w:t>
             </w:r>
             <w:proofErr w:type="spellStart"/>
-            <w:proofErr w:type="gramEnd"/>
             <w:r>
               <w:rPr>
                 <w:rFonts w:ascii="Consolas" w:hAnsi="Consolas"/>
@@ -10394,7 +10267,6 @@
               </w:rPr>
               <w:t xml:space="preserve">REFERENCES </w:t>
             </w:r>
-            <w:proofErr w:type="gramStart"/>
             <w:r>
               <w:rPr>
                 <w:rFonts w:ascii="Consolas" w:hAnsi="Consolas"/>
@@ -10405,7 +10277,6 @@
               <w:t>Books(</w:t>
             </w:r>
             <w:proofErr w:type="spellStart"/>
-            <w:proofErr w:type="gramEnd"/>
             <w:r>
               <w:rPr>
                 <w:rFonts w:ascii="Consolas" w:hAnsi="Consolas"/>
@@ -10502,7 +10373,6 @@
               </w:rPr>
               <w:t xml:space="preserve">REFERENCES </w:t>
             </w:r>
-            <w:proofErr w:type="gramStart"/>
             <w:r>
               <w:rPr>
                 <w:rFonts w:ascii="Consolas" w:hAnsi="Consolas"/>
@@ -10513,7 +10383,6 @@
               <w:t>Authors(</w:t>
             </w:r>
             <w:proofErr w:type="spellStart"/>
-            <w:proofErr w:type="gramEnd"/>
             <w:r>
               <w:rPr>
                 <w:rFonts w:ascii="Consolas" w:hAnsi="Consolas"/>
@@ -10943,7 +10812,6 @@
               </w:rPr>
               <w:t xml:space="preserve">REFERENCES </w:t>
             </w:r>
-            <w:proofErr w:type="gramStart"/>
             <w:r>
               <w:rPr>
                 <w:rFonts w:ascii="Consolas" w:hAnsi="Consolas"/>
@@ -10954,7 +10822,6 @@
               <w:t>Books(</w:t>
             </w:r>
             <w:proofErr w:type="spellStart"/>
-            <w:proofErr w:type="gramEnd"/>
             <w:r>
               <w:rPr>
                 <w:rFonts w:ascii="Consolas" w:hAnsi="Consolas"/>
@@ -11042,7 +10909,6 @@
               </w:rPr>
               <w:t xml:space="preserve">REFERENCES </w:t>
             </w:r>
-            <w:proofErr w:type="gramStart"/>
             <w:r>
               <w:rPr>
                 <w:rFonts w:ascii="Consolas" w:hAnsi="Consolas"/>
@@ -11053,7 +10919,6 @@
               <w:t>Categories(</w:t>
             </w:r>
             <w:proofErr w:type="spellStart"/>
-            <w:proofErr w:type="gramEnd"/>
             <w:r>
               <w:rPr>
                 <w:rFonts w:ascii="Consolas" w:hAnsi="Consolas"/>
@@ -11430,7 +11295,6 @@
               </w:rPr>
               <w:t xml:space="preserve">REFERENCES </w:t>
             </w:r>
-            <w:proofErr w:type="gramStart"/>
             <w:r>
               <w:rPr>
                 <w:rFonts w:ascii="Consolas" w:hAnsi="Consolas"/>
@@ -11441,7 +11305,6 @@
               <w:t>Employees(</w:t>
             </w:r>
             <w:proofErr w:type="spellStart"/>
-            <w:proofErr w:type="gramEnd"/>
             <w:r>
               <w:rPr>
                 <w:rFonts w:ascii="Consolas" w:hAnsi="Consolas"/>
@@ -11500,7 +11363,6 @@
               </w:rPr>
               <w:t xml:space="preserve">REFERENCES </w:t>
             </w:r>
-            <w:proofErr w:type="gramStart"/>
             <w:r>
               <w:rPr>
                 <w:rFonts w:ascii="Consolas" w:hAnsi="Consolas"/>
@@ -11511,7 +11373,6 @@
               <w:t>Books(</w:t>
             </w:r>
             <w:proofErr w:type="spellStart"/>
-            <w:proofErr w:type="gramEnd"/>
             <w:r>
               <w:rPr>
                 <w:rFonts w:ascii="Consolas" w:hAnsi="Consolas"/>
@@ -11565,7 +11426,7 @@
               <w:shd w:val="clear" w:color="auto" w:fill="FFFFFF"/>
               <w:spacing w:line="285" w:lineRule="atLeast"/>
               <w:rPr>
-                <w:rFonts w:ascii="Consolas" w:hAnsi="Consolas" w:hint="cs"/>
+                <w:rFonts w:ascii="Consolas" w:hAnsi="Consolas"/>
                 <w:color w:val="000000"/>
                 <w:sz w:val="21"/>
                 <w:szCs w:val="21"/>
@@ -11690,7 +11551,16 @@
                 <w:sz w:val="21"/>
                 <w:szCs w:val="21"/>
               </w:rPr>
-              <w:t>INT,</w:t>
+              <w:t>INT</w:t>
+            </w:r>
+            <w:r>
+              <w:rPr>
+                <w:rFonts w:ascii="Consolas" w:hAnsi="Consolas"/>
+                <w:color w:val="000000" w:themeColor="text1"/>
+                <w:sz w:val="21"/>
+                <w:szCs w:val="21"/>
+              </w:rPr>
+              <w:t>,</w:t>
             </w:r>
           </w:p>
           <w:p>
@@ -11699,7 +11569,7 @@
               <w:spacing w:line="285" w:lineRule="atLeast"/>
               <w:rPr>
                 <w:rFonts w:ascii="Consolas" w:hAnsi="Consolas"/>
-                <w:color w:val="0000FF"/>
+                <w:color w:val="000000" w:themeColor="text1"/>
                 <w:sz w:val="21"/>
                 <w:szCs w:val="21"/>
               </w:rPr>
@@ -11740,7 +11610,16 @@
                 <w:sz w:val="21"/>
                 <w:szCs w:val="21"/>
               </w:rPr>
-              <w:t>INT,</w:t>
+              <w:t>INT</w:t>
+            </w:r>
+            <w:r>
+              <w:rPr>
+                <w:rFonts w:ascii="Consolas" w:hAnsi="Consolas"/>
+                <w:color w:val="000000" w:themeColor="text1"/>
+                <w:sz w:val="21"/>
+                <w:szCs w:val="21"/>
+              </w:rPr>
+              <w:t>,</w:t>
             </w:r>
           </w:p>
           <w:p>
@@ -11754,55 +11633,6 @@
                 <w:szCs w:val="21"/>
               </w:rPr>
             </w:pPr>
-            <w:r>
-              <w:rPr>
-                <w:rFonts w:ascii="Consolas" w:hAnsi="Consolas"/>
-                <w:color w:val="0000FF"/>
-                <w:sz w:val="21"/>
-                <w:szCs w:val="21"/>
-              </w:rPr>
-              <w:t xml:space="preserve">    PRIMARY KEY (</w:t>
-            </w:r>
-            <w:proofErr w:type="spellStart"/>
-            <w:r>
-              <w:rPr>
-                <w:rFonts w:ascii="Consolas" w:hAnsi="Consolas"/>
-                <w:color w:val="000000" w:themeColor="text1"/>
-                <w:sz w:val="21"/>
-                <w:szCs w:val="21"/>
-              </w:rPr>
-              <w:t>Customer_ID</w:t>
-            </w:r>
-            <w:proofErr w:type="spellEnd"/>
-            <w:r>
-              <w:rPr>
-                <w:rFonts w:ascii="Consolas" w:hAnsi="Consolas"/>
-                <w:color w:val="000000" w:themeColor="text1"/>
-                <w:sz w:val="21"/>
-                <w:szCs w:val="21"/>
-              </w:rPr>
-              <w:t xml:space="preserve">, </w:t>
-            </w:r>
-            <w:proofErr w:type="spellStart"/>
-            <w:r>
-              <w:rPr>
-                <w:rFonts w:ascii="Consolas" w:hAnsi="Consolas"/>
-                <w:color w:val="000000" w:themeColor="text1"/>
-                <w:sz w:val="21"/>
-                <w:szCs w:val="21"/>
-              </w:rPr>
-              <w:t>Employee_ID</w:t>
-            </w:r>
-            <w:proofErr w:type="spellEnd"/>
-            <w:r>
-              <w:rPr>
-                <w:rFonts w:ascii="Consolas" w:hAnsi="Consolas"/>
-                <w:color w:val="0000FF"/>
-                <w:sz w:val="21"/>
-                <w:szCs w:val="21"/>
-              </w:rPr>
-              <w:t>),</w:t>
-            </w:r>
           </w:p>
           <w:p>
             <w:pPr>
@@ -11810,19 +11640,28 @@
               <w:spacing w:line="285" w:lineRule="atLeast"/>
               <w:rPr>
                 <w:rFonts w:ascii="Consolas" w:hAnsi="Consolas"/>
-                <w:color w:val="0000FF"/>
-                <w:sz w:val="21"/>
-                <w:szCs w:val="21"/>
-              </w:rPr>
-            </w:pPr>
-            <w:r>
-              <w:rPr>
-                <w:rFonts w:ascii="Consolas" w:hAnsi="Consolas"/>
-                <w:color w:val="0000FF"/>
-                <w:sz w:val="21"/>
-                <w:szCs w:val="21"/>
-              </w:rPr>
-              <w:t xml:space="preserve">    FOREIGN KEY (</w:t>
+                <w:color w:val="000000" w:themeColor="text1"/>
+                <w:sz w:val="21"/>
+                <w:szCs w:val="21"/>
+              </w:rPr>
+            </w:pPr>
+            <w:r>
+              <w:rPr>
+                <w:rFonts w:ascii="Consolas" w:hAnsi="Consolas"/>
+                <w:color w:val="0000FF"/>
+                <w:sz w:val="21"/>
+                <w:szCs w:val="21"/>
+              </w:rPr>
+              <w:t xml:space="preserve">    PRIMARY KEY </w:t>
+            </w:r>
+            <w:r>
+              <w:rPr>
+                <w:rFonts w:ascii="Consolas" w:hAnsi="Consolas"/>
+                <w:color w:val="000000" w:themeColor="text1"/>
+                <w:sz w:val="21"/>
+                <w:szCs w:val="21"/>
+              </w:rPr>
+              <w:t>(</w:t>
             </w:r>
             <w:proofErr w:type="spellStart"/>
             <w:r>
@@ -11838,31 +11677,31 @@
             <w:r>
               <w:rPr>
                 <w:rFonts w:ascii="Consolas" w:hAnsi="Consolas"/>
-                <w:color w:val="0000FF"/>
-                <w:sz w:val="21"/>
-                <w:szCs w:val="21"/>
-              </w:rPr>
-              <w:t xml:space="preserve">) REFERENCES </w:t>
-            </w:r>
-            <w:proofErr w:type="gramStart"/>
-            <w:r>
-              <w:rPr>
-                <w:rFonts w:ascii="Consolas" w:hAnsi="Consolas"/>
-                <w:color w:val="000000" w:themeColor="text1"/>
-                <w:sz w:val="21"/>
-                <w:szCs w:val="21"/>
-              </w:rPr>
-              <w:t>Customer(</w:t>
-            </w:r>
-            <w:proofErr w:type="gramEnd"/>
-            <w:r>
-              <w:rPr>
-                <w:rFonts w:ascii="Consolas" w:hAnsi="Consolas"/>
-                <w:color w:val="000000" w:themeColor="text1"/>
-                <w:sz w:val="21"/>
-                <w:szCs w:val="21"/>
-              </w:rPr>
-              <w:t>ID),</w:t>
+                <w:color w:val="000000" w:themeColor="text1"/>
+                <w:sz w:val="21"/>
+                <w:szCs w:val="21"/>
+              </w:rPr>
+              <w:t xml:space="preserve">, </w:t>
+            </w:r>
+            <w:proofErr w:type="spellStart"/>
+            <w:r>
+              <w:rPr>
+                <w:rFonts w:ascii="Consolas" w:hAnsi="Consolas"/>
+                <w:color w:val="000000" w:themeColor="text1"/>
+                <w:sz w:val="21"/>
+                <w:szCs w:val="21"/>
+              </w:rPr>
+              <w:t>Employee_ID</w:t>
+            </w:r>
+            <w:proofErr w:type="spellEnd"/>
+            <w:r>
+              <w:rPr>
+                <w:rFonts w:ascii="Consolas" w:hAnsi="Consolas"/>
+                <w:color w:val="000000" w:themeColor="text1"/>
+                <w:sz w:val="21"/>
+                <w:szCs w:val="21"/>
+              </w:rPr>
+              <w:t>),</w:t>
             </w:r>
           </w:p>
           <w:p>
@@ -11871,19 +11710,40 @@
               <w:spacing w:line="285" w:lineRule="atLeast"/>
               <w:rPr>
                 <w:rFonts w:ascii="Consolas" w:hAnsi="Consolas"/>
-                <w:color w:val="0000FF"/>
-                <w:sz w:val="21"/>
-                <w:szCs w:val="21"/>
-              </w:rPr>
-            </w:pPr>
-            <w:r>
-              <w:rPr>
-                <w:rFonts w:ascii="Consolas" w:hAnsi="Consolas"/>
-                <w:color w:val="0000FF"/>
-                <w:sz w:val="21"/>
-                <w:szCs w:val="21"/>
-              </w:rPr>
-              <w:t xml:space="preserve">    FOREIGN KEY (</w:t>
+                <w:color w:val="000000" w:themeColor="text1"/>
+                <w:sz w:val="21"/>
+                <w:szCs w:val="21"/>
+              </w:rPr>
+            </w:pPr>
+          </w:p>
+          <w:p>
+            <w:pPr>
+              <w:shd w:val="clear" w:color="auto" w:fill="FFFFFF"/>
+              <w:spacing w:line="285" w:lineRule="atLeast"/>
+              <w:rPr>
+                <w:rFonts w:ascii="Consolas" w:hAnsi="Consolas"/>
+                <w:color w:val="0000FF"/>
+                <w:sz w:val="21"/>
+                <w:szCs w:val="21"/>
+              </w:rPr>
+            </w:pPr>
+            <w:r>
+              <w:rPr>
+                <w:rFonts w:ascii="Consolas" w:hAnsi="Consolas"/>
+                <w:color w:val="0000FF"/>
+                <w:sz w:val="21"/>
+                <w:szCs w:val="21"/>
+              </w:rPr>
+              <w:t xml:space="preserve">    FOREIGN KEY </w:t>
+            </w:r>
+            <w:r>
+              <w:rPr>
+                <w:rFonts w:ascii="Consolas" w:hAnsi="Consolas"/>
+                <w:color w:val="000000" w:themeColor="text1"/>
+                <w:sz w:val="21"/>
+                <w:szCs w:val="21"/>
+              </w:rPr>
+              <w:t>(</w:t>
             </w:r>
             <w:proofErr w:type="spellStart"/>
             <w:r>
@@ -11893,19 +11753,95 @@
                 <w:sz w:val="21"/>
                 <w:szCs w:val="21"/>
               </w:rPr>
+              <w:t>Customer_ID</w:t>
+            </w:r>
+            <w:proofErr w:type="spellEnd"/>
+            <w:r>
+              <w:rPr>
+                <w:rFonts w:ascii="Consolas" w:hAnsi="Consolas"/>
+                <w:color w:val="000000" w:themeColor="text1"/>
+                <w:sz w:val="21"/>
+                <w:szCs w:val="21"/>
+              </w:rPr>
+              <w:t>)</w:t>
+            </w:r>
+            <w:r>
+              <w:rPr>
+                <w:rFonts w:ascii="Consolas" w:hAnsi="Consolas"/>
+                <w:color w:val="0000FF"/>
+                <w:sz w:val="21"/>
+                <w:szCs w:val="21"/>
+              </w:rPr>
+              <w:t xml:space="preserve"> REFERENCES </w:t>
+            </w:r>
+            <w:r>
+              <w:rPr>
+                <w:rFonts w:ascii="Consolas" w:hAnsi="Consolas"/>
+                <w:color w:val="000000" w:themeColor="text1"/>
+                <w:sz w:val="21"/>
+                <w:szCs w:val="21"/>
+              </w:rPr>
+              <w:t>Customer(ID),</w:t>
+            </w:r>
+          </w:p>
+          <w:p>
+            <w:pPr>
+              <w:shd w:val="clear" w:color="auto" w:fill="FFFFFF"/>
+              <w:spacing w:line="285" w:lineRule="atLeast"/>
+              <w:rPr>
+                <w:rFonts w:ascii="Consolas" w:hAnsi="Consolas"/>
+                <w:color w:val="0000FF"/>
+                <w:sz w:val="21"/>
+                <w:szCs w:val="21"/>
+              </w:rPr>
+            </w:pPr>
+            <w:r>
+              <w:rPr>
+                <w:rFonts w:ascii="Consolas" w:hAnsi="Consolas"/>
+                <w:color w:val="0000FF"/>
+                <w:sz w:val="21"/>
+                <w:szCs w:val="21"/>
+              </w:rPr>
+              <w:t xml:space="preserve">    FOREIGN KEY </w:t>
+            </w:r>
+            <w:r>
+              <w:rPr>
+                <w:rFonts w:ascii="Consolas" w:hAnsi="Consolas"/>
+                <w:color w:val="000000" w:themeColor="text1"/>
+                <w:sz w:val="21"/>
+                <w:szCs w:val="21"/>
+              </w:rPr>
+              <w:t>(</w:t>
+            </w:r>
+            <w:proofErr w:type="spellStart"/>
+            <w:r>
+              <w:rPr>
+                <w:rFonts w:ascii="Consolas" w:hAnsi="Consolas"/>
+                <w:color w:val="000000" w:themeColor="text1"/>
+                <w:sz w:val="21"/>
+                <w:szCs w:val="21"/>
+              </w:rPr>
               <w:t>Employee_ID</w:t>
             </w:r>
             <w:proofErr w:type="spellEnd"/>
             <w:r>
               <w:rPr>
                 <w:rFonts w:ascii="Consolas" w:hAnsi="Consolas"/>
-                <w:color w:val="0000FF"/>
-                <w:sz w:val="21"/>
-                <w:szCs w:val="21"/>
-              </w:rPr>
-              <w:t xml:space="preserve">) REFERENCES </w:t>
-            </w:r>
-            <w:proofErr w:type="gramStart"/>
+                <w:color w:val="000000" w:themeColor="text1"/>
+                <w:sz w:val="21"/>
+                <w:szCs w:val="21"/>
+              </w:rPr>
+              <w:t>)</w:t>
+            </w:r>
+            <w:r>
+              <w:rPr>
+                <w:rFonts w:ascii="Consolas" w:hAnsi="Consolas"/>
+                <w:color w:val="0000FF"/>
+                <w:sz w:val="21"/>
+                <w:szCs w:val="21"/>
+              </w:rPr>
+              <w:t xml:space="preserve"> REFERENCES </w:t>
+            </w:r>
             <w:r>
               <w:rPr>
                 <w:rFonts w:ascii="Consolas" w:hAnsi="Consolas"/>
@@ -11916,7 +11852,6 @@
               <w:t>Employees(</w:t>
             </w:r>
             <w:proofErr w:type="spellStart"/>
-            <w:proofErr w:type="gramEnd"/>
             <w:r>
               <w:rPr>
                 <w:rFonts w:ascii="Consolas" w:hAnsi="Consolas"/>
@@ -11968,7 +11903,7 @@
     </w:p>
     <w:p>
       <w:pPr>
-        <w:pStyle w:val="Heading1"/>
+        <w:pStyle w:val="1"/>
       </w:pPr>
       <w:bookmarkStart w:id="15" w:name="_Toc33350374"/>
       <w:r>
@@ -12055,7 +11990,7 @@
     <w:p/>
     <w:p>
       <w:pPr>
-        <w:pStyle w:val="Heading1"/>
+        <w:pStyle w:val="1"/>
         <w:jc w:val="both"/>
         <w:rPr>
           <w:i/>
@@ -12296,10 +12231,1989 @@
         <w:t xml:space="preserve"> =” Dr. Shaheen”</w:t>
       </w:r>
     </w:p>
+    <w:tbl>
+      <w:tblPr>
+        <w:tblStyle w:val="a7"/>
+        <w:tblW w:w="8686" w:type="dxa"/>
+        <w:tblLook w:val="04A0" w:firstRow="1" w:lastRow="0" w:firstColumn="1" w:lastColumn="0" w:noHBand="0" w:noVBand="1"/>
+      </w:tblPr>
+      <w:tblGrid>
+        <w:gridCol w:w="4343"/>
+        <w:gridCol w:w="4343"/>
+      </w:tblGrid>
+      <w:tr>
+        <w:trPr>
+          <w:trHeight w:val="606"/>
+        </w:trPr>
+        <w:tc>
+          <w:tcPr>
+            <w:tcW w:w="4343" w:type="dxa"/>
+          </w:tcPr>
+          <w:p>
+            <w:pPr>
+              <w:rPr>
+                <w:color w:val="4F81BD" w:themeColor="accent1"/>
+              </w:rPr>
+            </w:pPr>
+            <w:r>
+              <w:rPr>
+                <w:color w:val="000000" w:themeColor="text1"/>
+              </w:rPr>
+              <w:t>SELECT</w:t>
+            </w:r>
+            <w:r>
+              <w:rPr>
+                <w:color w:val="4F81BD" w:themeColor="accent1"/>
+              </w:rPr>
+              <w:t xml:space="preserve"> </w:t>
+            </w:r>
+            <w:proofErr w:type="spellStart"/>
+            <w:r>
+              <w:rPr>
+                <w:color w:val="4F81BD" w:themeColor="accent1"/>
+              </w:rPr>
+              <w:t>Book_Code</w:t>
+            </w:r>
+            <w:proofErr w:type="spellEnd"/>
+            <w:r>
+              <w:rPr>
+                <w:color w:val="4F81BD" w:themeColor="accent1"/>
+              </w:rPr>
+              <w:t>, Title, Price, Stock</w:t>
+            </w:r>
+          </w:p>
+          <w:p>
+            <w:pPr>
+              <w:rPr>
+                <w:color w:val="4F81BD" w:themeColor="accent1"/>
+              </w:rPr>
+            </w:pPr>
+            <w:r>
+              <w:rPr>
+                <w:color w:val="000000" w:themeColor="text1"/>
+              </w:rPr>
+              <w:t>FROM</w:t>
+            </w:r>
+            <w:r>
+              <w:rPr>
+                <w:color w:val="4F81BD" w:themeColor="accent1"/>
+              </w:rPr>
+              <w:t xml:space="preserve"> Books</w:t>
+            </w:r>
+          </w:p>
+          <w:p>
+            <w:pPr>
+              <w:rPr>
+                <w:color w:val="4F81BD" w:themeColor="accent1"/>
+              </w:rPr>
+            </w:pPr>
+            <w:r>
+              <w:rPr>
+                <w:color w:val="000000" w:themeColor="text1"/>
+              </w:rPr>
+              <w:t xml:space="preserve">WHERE </w:t>
+            </w:r>
+            <w:r>
+              <w:rPr>
+                <w:color w:val="4F81BD" w:themeColor="accent1"/>
+              </w:rPr>
+              <w:t>Stock &lt;= 5</w:t>
+            </w:r>
+          </w:p>
+          <w:p>
+            <w:pPr>
+              <w:rPr>
+                <w:color w:val="4F81BD" w:themeColor="accent1"/>
+              </w:rPr>
+            </w:pPr>
+            <w:r>
+              <w:rPr>
+                <w:color w:val="000000" w:themeColor="text1"/>
+              </w:rPr>
+              <w:t xml:space="preserve">ORDER BY </w:t>
+            </w:r>
+            <w:r>
+              <w:rPr>
+                <w:color w:val="4F81BD" w:themeColor="accent1"/>
+              </w:rPr>
+              <w:t xml:space="preserve">Stock </w:t>
+            </w:r>
+            <w:r>
+              <w:rPr>
+                <w:color w:val="000000" w:themeColor="text1"/>
+              </w:rPr>
+              <w:t>ASC</w:t>
+            </w:r>
+            <w:r>
+              <w:rPr>
+                <w:color w:val="4F81BD" w:themeColor="accent1"/>
+              </w:rPr>
+              <w:t>;</w:t>
+            </w:r>
+          </w:p>
+        </w:tc>
+        <w:tc>
+          <w:tcPr>
+            <w:tcW w:w="4343" w:type="dxa"/>
+          </w:tcPr>
+          <w:p>
+            <w:pPr>
+              <w:rPr>
+                <w:i/>
+                <w:iCs/>
+                <w:color w:val="000000" w:themeColor="text1"/>
+                <w:rtl/>
+                <w:lang w:bidi="ar-SA"/>
+              </w:rPr>
+            </w:pPr>
+            <w:r>
+              <w:rPr>
+                <w:i/>
+                <w:iCs/>
+                <w:color w:val="000000" w:themeColor="text1"/>
+              </w:rPr>
+              <w:t>-- 1. Books with low or zero stock in the inventory</w:t>
+            </w:r>
+          </w:p>
+          <w:p>
+            <w:pPr>
+              <w:rPr>
+                <w:i/>
+                <w:iCs/>
+                <w:color w:val="4F81BD" w:themeColor="accent1"/>
+              </w:rPr>
+            </w:pPr>
+            <w:r>
+              <w:rPr>
+                <w:i/>
+                <w:iCs/>
+                <w:color w:val="000000" w:themeColor="text1"/>
+              </w:rPr>
+              <w:t xml:space="preserve"> -- (Assuming low stock is 5 or less)</w:t>
+            </w:r>
+          </w:p>
+        </w:tc>
+      </w:tr>
+      <w:tr>
+        <w:trPr>
+          <w:trHeight w:val="2298"/>
+        </w:trPr>
+        <w:tc>
+          <w:tcPr>
+            <w:tcW w:w="4343" w:type="dxa"/>
+          </w:tcPr>
+          <w:p>
+            <w:pPr>
+              <w:rPr>
+                <w:i/>
+                <w:iCs/>
+                <w:color w:val="4F81BD" w:themeColor="accent1"/>
+              </w:rPr>
+            </w:pPr>
+            <w:r>
+              <w:rPr>
+                <w:i/>
+                <w:iCs/>
+                <w:color w:val="000000" w:themeColor="text1"/>
+              </w:rPr>
+              <w:t>SELECT</w:t>
+            </w:r>
+            <w:r>
+              <w:rPr>
+                <w:i/>
+                <w:iCs/>
+                <w:color w:val="4F81BD" w:themeColor="accent1"/>
+              </w:rPr>
+              <w:t xml:space="preserve"> </w:t>
+            </w:r>
+            <w:proofErr w:type="spellStart"/>
+            <w:r>
+              <w:rPr>
+                <w:i/>
+                <w:iCs/>
+                <w:color w:val="4F81BD" w:themeColor="accent1"/>
+              </w:rPr>
+              <w:t>c.Category_Name</w:t>
+            </w:r>
+            <w:proofErr w:type="spellEnd"/>
+            <w:r>
+              <w:rPr>
+                <w:i/>
+                <w:iCs/>
+                <w:color w:val="4F81BD" w:themeColor="accent1"/>
+              </w:rPr>
+              <w:t xml:space="preserve">, </w:t>
+            </w:r>
+            <w:proofErr w:type="spellStart"/>
+            <w:r>
+              <w:rPr>
+                <w:i/>
+                <w:iCs/>
+                <w:color w:val="4F81BD" w:themeColor="accent1"/>
+              </w:rPr>
+              <w:t>b.Title</w:t>
+            </w:r>
+            <w:proofErr w:type="spellEnd"/>
+            <w:r>
+              <w:rPr>
+                <w:i/>
+                <w:iCs/>
+                <w:color w:val="4F81BD" w:themeColor="accent1"/>
+              </w:rPr>
+              <w:t xml:space="preserve">, </w:t>
+            </w:r>
+          </w:p>
+          <w:p>
+            <w:pPr>
+              <w:rPr>
+                <w:i/>
+                <w:iCs/>
+                <w:color w:val="4F81BD" w:themeColor="accent1"/>
+              </w:rPr>
+            </w:pPr>
+            <w:r>
+              <w:rPr>
+                <w:i/>
+                <w:iCs/>
+                <w:color w:val="4F81BD" w:themeColor="accent1"/>
+              </w:rPr>
+              <w:t xml:space="preserve">       (SELECT COUNT(*) </w:t>
+            </w:r>
+            <w:r>
+              <w:rPr>
+                <w:i/>
+                <w:iCs/>
+                <w:color w:val="000000" w:themeColor="text1"/>
+              </w:rPr>
+              <w:t xml:space="preserve">FROM </w:t>
+            </w:r>
+            <w:r>
+              <w:rPr>
+                <w:i/>
+                <w:iCs/>
+                <w:color w:val="4F81BD" w:themeColor="accent1"/>
+              </w:rPr>
+              <w:t xml:space="preserve">Borrow </w:t>
+            </w:r>
+            <w:proofErr w:type="spellStart"/>
+            <w:r>
+              <w:rPr>
+                <w:i/>
+                <w:iCs/>
+                <w:color w:val="4F81BD" w:themeColor="accent1"/>
+              </w:rPr>
+              <w:t>br</w:t>
+            </w:r>
+            <w:proofErr w:type="spellEnd"/>
+            <w:r>
+              <w:rPr>
+                <w:i/>
+                <w:iCs/>
+                <w:color w:val="4F81BD" w:themeColor="accent1"/>
+              </w:rPr>
+              <w:t xml:space="preserve"> </w:t>
+            </w:r>
+            <w:r>
+              <w:rPr>
+                <w:i/>
+                <w:iCs/>
+                <w:color w:val="000000" w:themeColor="text1"/>
+              </w:rPr>
+              <w:t>WHERE</w:t>
+            </w:r>
+            <w:r>
+              <w:rPr>
+                <w:i/>
+                <w:iCs/>
+                <w:color w:val="4F81BD" w:themeColor="accent1"/>
+              </w:rPr>
+              <w:t xml:space="preserve"> </w:t>
+            </w:r>
+            <w:proofErr w:type="spellStart"/>
+            <w:r>
+              <w:rPr>
+                <w:i/>
+                <w:iCs/>
+                <w:color w:val="4F81BD" w:themeColor="accent1"/>
+              </w:rPr>
+              <w:t>br.Book_Code</w:t>
+            </w:r>
+            <w:proofErr w:type="spellEnd"/>
+            <w:r>
+              <w:rPr>
+                <w:i/>
+                <w:iCs/>
+                <w:color w:val="4F81BD" w:themeColor="accent1"/>
+              </w:rPr>
+              <w:t xml:space="preserve"> = </w:t>
+            </w:r>
+            <w:proofErr w:type="spellStart"/>
+            <w:r>
+              <w:rPr>
+                <w:i/>
+                <w:iCs/>
+                <w:color w:val="4F81BD" w:themeColor="accent1"/>
+              </w:rPr>
+              <w:t>b.Book_Code</w:t>
+            </w:r>
+            <w:proofErr w:type="spellEnd"/>
+            <w:r>
+              <w:rPr>
+                <w:i/>
+                <w:iCs/>
+                <w:color w:val="4F81BD" w:themeColor="accent1"/>
+              </w:rPr>
+              <w:t xml:space="preserve">) + </w:t>
+            </w:r>
+          </w:p>
+          <w:p>
+            <w:pPr>
+              <w:rPr>
+                <w:i/>
+                <w:iCs/>
+                <w:color w:val="4F81BD" w:themeColor="accent1"/>
+              </w:rPr>
+            </w:pPr>
+            <w:r>
+              <w:rPr>
+                <w:i/>
+                <w:iCs/>
+                <w:color w:val="4F81BD" w:themeColor="accent1"/>
+              </w:rPr>
+              <w:t xml:space="preserve">       (SELECT COALESCE(SUM(</w:t>
+            </w:r>
+            <w:proofErr w:type="spellStart"/>
+            <w:r>
+              <w:rPr>
+                <w:i/>
+                <w:iCs/>
+                <w:color w:val="4F81BD" w:themeColor="accent1"/>
+              </w:rPr>
+              <w:t>p.Quantity</w:t>
+            </w:r>
+            <w:proofErr w:type="spellEnd"/>
+            <w:r>
+              <w:rPr>
+                <w:i/>
+                <w:iCs/>
+                <w:color w:val="4F81BD" w:themeColor="accent1"/>
+              </w:rPr>
+              <w:t xml:space="preserve">), 0) </w:t>
+            </w:r>
+            <w:r>
+              <w:rPr>
+                <w:i/>
+                <w:iCs/>
+                <w:color w:val="000000" w:themeColor="text1"/>
+              </w:rPr>
+              <w:t>FROM</w:t>
+            </w:r>
+            <w:r>
+              <w:rPr>
+                <w:i/>
+                <w:iCs/>
+                <w:color w:val="4F81BD" w:themeColor="accent1"/>
+              </w:rPr>
+              <w:t xml:space="preserve"> Purchase p </w:t>
+            </w:r>
+            <w:r>
+              <w:rPr>
+                <w:i/>
+                <w:iCs/>
+                <w:color w:val="000000" w:themeColor="text1"/>
+              </w:rPr>
+              <w:t xml:space="preserve">WHERE </w:t>
+            </w:r>
+            <w:proofErr w:type="spellStart"/>
+            <w:r>
+              <w:rPr>
+                <w:i/>
+                <w:iCs/>
+                <w:color w:val="4F81BD" w:themeColor="accent1"/>
+              </w:rPr>
+              <w:t>p.Book_Code</w:t>
+            </w:r>
+            <w:proofErr w:type="spellEnd"/>
+            <w:r>
+              <w:rPr>
+                <w:i/>
+                <w:iCs/>
+                <w:color w:val="4F81BD" w:themeColor="accent1"/>
+              </w:rPr>
+              <w:t xml:space="preserve"> = </w:t>
+            </w:r>
+            <w:proofErr w:type="spellStart"/>
+            <w:r>
+              <w:rPr>
+                <w:i/>
+                <w:iCs/>
+                <w:color w:val="4F81BD" w:themeColor="accent1"/>
+              </w:rPr>
+              <w:t>b.Book_Code</w:t>
+            </w:r>
+            <w:proofErr w:type="spellEnd"/>
+            <w:r>
+              <w:rPr>
+                <w:i/>
+                <w:iCs/>
+                <w:color w:val="4F81BD" w:themeColor="accent1"/>
+              </w:rPr>
+              <w:t xml:space="preserve">) AS </w:t>
+            </w:r>
+            <w:proofErr w:type="spellStart"/>
+            <w:r>
+              <w:rPr>
+                <w:i/>
+                <w:iCs/>
+                <w:color w:val="4F81BD" w:themeColor="accent1"/>
+              </w:rPr>
+              <w:t>Total_Transactions</w:t>
+            </w:r>
+            <w:proofErr w:type="spellEnd"/>
+          </w:p>
+          <w:p>
+            <w:pPr>
+              <w:rPr>
+                <w:i/>
+                <w:iCs/>
+                <w:color w:val="4F81BD" w:themeColor="accent1"/>
+              </w:rPr>
+            </w:pPr>
+            <w:r>
+              <w:rPr>
+                <w:i/>
+                <w:iCs/>
+                <w:color w:val="000000" w:themeColor="text1"/>
+              </w:rPr>
+              <w:t xml:space="preserve">FROM </w:t>
+            </w:r>
+            <w:r>
+              <w:rPr>
+                <w:i/>
+                <w:iCs/>
+                <w:color w:val="4F81BD" w:themeColor="accent1"/>
+              </w:rPr>
+              <w:t>Books b</w:t>
+            </w:r>
+          </w:p>
+          <w:p>
+            <w:pPr>
+              <w:rPr>
+                <w:i/>
+                <w:iCs/>
+                <w:color w:val="4F81BD" w:themeColor="accent1"/>
+              </w:rPr>
+            </w:pPr>
+            <w:r>
+              <w:rPr>
+                <w:i/>
+                <w:iCs/>
+                <w:color w:val="000000" w:themeColor="text1"/>
+              </w:rPr>
+              <w:t xml:space="preserve">JOIN </w:t>
+            </w:r>
+            <w:proofErr w:type="spellStart"/>
+            <w:r>
+              <w:rPr>
+                <w:i/>
+                <w:iCs/>
+                <w:color w:val="4F81BD" w:themeColor="accent1"/>
+              </w:rPr>
+              <w:t>Book_Categories</w:t>
+            </w:r>
+            <w:proofErr w:type="spellEnd"/>
+            <w:r>
+              <w:rPr>
+                <w:i/>
+                <w:iCs/>
+                <w:color w:val="4F81BD" w:themeColor="accent1"/>
+              </w:rPr>
+              <w:t xml:space="preserve"> </w:t>
+            </w:r>
+            <w:proofErr w:type="spellStart"/>
+            <w:r>
+              <w:rPr>
+                <w:i/>
+                <w:iCs/>
+                <w:color w:val="4F81BD" w:themeColor="accent1"/>
+              </w:rPr>
+              <w:t>bc</w:t>
+            </w:r>
+            <w:proofErr w:type="spellEnd"/>
+            <w:r>
+              <w:rPr>
+                <w:i/>
+                <w:iCs/>
+                <w:color w:val="4F81BD" w:themeColor="accent1"/>
+              </w:rPr>
+              <w:t xml:space="preserve"> </w:t>
+            </w:r>
+            <w:r>
+              <w:rPr>
+                <w:i/>
+                <w:iCs/>
+                <w:color w:val="000000" w:themeColor="text1"/>
+              </w:rPr>
+              <w:t xml:space="preserve">ON </w:t>
+            </w:r>
+            <w:proofErr w:type="spellStart"/>
+            <w:r>
+              <w:rPr>
+                <w:i/>
+                <w:iCs/>
+                <w:color w:val="4F81BD" w:themeColor="accent1"/>
+              </w:rPr>
+              <w:t>b.Book_Code</w:t>
+            </w:r>
+            <w:proofErr w:type="spellEnd"/>
+            <w:r>
+              <w:rPr>
+                <w:i/>
+                <w:iCs/>
+                <w:color w:val="4F81BD" w:themeColor="accent1"/>
+              </w:rPr>
+              <w:t xml:space="preserve"> = </w:t>
+            </w:r>
+            <w:proofErr w:type="spellStart"/>
+            <w:r>
+              <w:rPr>
+                <w:i/>
+                <w:iCs/>
+                <w:color w:val="4F81BD" w:themeColor="accent1"/>
+              </w:rPr>
+              <w:t>bc.Book_Code</w:t>
+            </w:r>
+            <w:proofErr w:type="spellEnd"/>
+          </w:p>
+          <w:p>
+            <w:pPr>
+              <w:rPr>
+                <w:i/>
+                <w:iCs/>
+                <w:color w:val="4F81BD" w:themeColor="accent1"/>
+              </w:rPr>
+            </w:pPr>
+            <w:r>
+              <w:rPr>
+                <w:i/>
+                <w:iCs/>
+                <w:color w:val="000000" w:themeColor="text1"/>
+              </w:rPr>
+              <w:t xml:space="preserve">JOIN </w:t>
+            </w:r>
+            <w:r>
+              <w:rPr>
+                <w:i/>
+                <w:iCs/>
+                <w:color w:val="4F81BD" w:themeColor="accent1"/>
+              </w:rPr>
+              <w:t xml:space="preserve">Categories c </w:t>
+            </w:r>
+            <w:r>
+              <w:rPr>
+                <w:i/>
+                <w:iCs/>
+                <w:color w:val="000000" w:themeColor="text1"/>
+              </w:rPr>
+              <w:t xml:space="preserve">ON </w:t>
+            </w:r>
+            <w:proofErr w:type="spellStart"/>
+            <w:r>
+              <w:rPr>
+                <w:i/>
+                <w:iCs/>
+                <w:color w:val="4F81BD" w:themeColor="accent1"/>
+              </w:rPr>
+              <w:t>bc.Category_ID</w:t>
+            </w:r>
+            <w:proofErr w:type="spellEnd"/>
+            <w:r>
+              <w:rPr>
+                <w:i/>
+                <w:iCs/>
+                <w:color w:val="4F81BD" w:themeColor="accent1"/>
+              </w:rPr>
+              <w:t xml:space="preserve"> = </w:t>
+            </w:r>
+            <w:proofErr w:type="spellStart"/>
+            <w:r>
+              <w:rPr>
+                <w:i/>
+                <w:iCs/>
+                <w:color w:val="4F81BD" w:themeColor="accent1"/>
+              </w:rPr>
+              <w:t>c.Category_ID</w:t>
+            </w:r>
+            <w:proofErr w:type="spellEnd"/>
+          </w:p>
+          <w:p>
+            <w:pPr>
+              <w:rPr>
+                <w:i/>
+                <w:iCs/>
+                <w:color w:val="4F81BD" w:themeColor="accent1"/>
+              </w:rPr>
+            </w:pPr>
+            <w:r>
+              <w:rPr>
+                <w:i/>
+                <w:iCs/>
+                <w:color w:val="000000" w:themeColor="text1"/>
+              </w:rPr>
+              <w:t xml:space="preserve">ORDER BY </w:t>
+            </w:r>
+            <w:proofErr w:type="spellStart"/>
+            <w:r>
+              <w:rPr>
+                <w:i/>
+                <w:iCs/>
+                <w:color w:val="4F81BD" w:themeColor="accent1"/>
+              </w:rPr>
+              <w:t>c.Category_Name</w:t>
+            </w:r>
+            <w:proofErr w:type="spellEnd"/>
+            <w:r>
+              <w:rPr>
+                <w:i/>
+                <w:iCs/>
+                <w:color w:val="4F81BD" w:themeColor="accent1"/>
+              </w:rPr>
+              <w:t xml:space="preserve">, </w:t>
+            </w:r>
+            <w:proofErr w:type="spellStart"/>
+            <w:r>
+              <w:rPr>
+                <w:i/>
+                <w:iCs/>
+                <w:color w:val="4F81BD" w:themeColor="accent1"/>
+              </w:rPr>
+              <w:t>Total_Transactions</w:t>
+            </w:r>
+            <w:proofErr w:type="spellEnd"/>
+            <w:r>
+              <w:rPr>
+                <w:i/>
+                <w:iCs/>
+                <w:color w:val="4F81BD" w:themeColor="accent1"/>
+              </w:rPr>
+              <w:t xml:space="preserve"> </w:t>
+            </w:r>
+            <w:r>
+              <w:rPr>
+                <w:i/>
+                <w:iCs/>
+                <w:color w:val="000000" w:themeColor="text1"/>
+              </w:rPr>
+              <w:t>DESC</w:t>
+            </w:r>
+            <w:r>
+              <w:rPr>
+                <w:i/>
+                <w:iCs/>
+                <w:color w:val="4F81BD" w:themeColor="accent1"/>
+              </w:rPr>
+              <w:t>;</w:t>
+            </w:r>
+          </w:p>
+        </w:tc>
+        <w:tc>
+          <w:tcPr>
+            <w:tcW w:w="4343" w:type="dxa"/>
+          </w:tcPr>
+          <w:p>
+            <w:pPr>
+              <w:rPr>
+                <w:i/>
+                <w:iCs/>
+                <w:color w:val="4F81BD" w:themeColor="accent1"/>
+              </w:rPr>
+            </w:pPr>
+            <w:r>
+              <w:rPr>
+                <w:i/>
+                <w:iCs/>
+                <w:color w:val="000000" w:themeColor="text1"/>
+              </w:rPr>
+              <w:t>-- 2. Most borrowed/purchased books by category</w:t>
+            </w:r>
+          </w:p>
+        </w:tc>
+      </w:tr>
+      <w:tr>
+        <w:trPr>
+          <w:trHeight w:val="606"/>
+        </w:trPr>
+        <w:tc>
+          <w:tcPr>
+            <w:tcW w:w="4343" w:type="dxa"/>
+          </w:tcPr>
+          <w:p>
+            <w:pPr>
+              <w:rPr>
+                <w:i/>
+                <w:iCs/>
+                <w:color w:val="4F81BD" w:themeColor="accent1"/>
+              </w:rPr>
+            </w:pPr>
+            <w:r>
+              <w:rPr>
+                <w:i/>
+                <w:iCs/>
+                <w:color w:val="000000" w:themeColor="text1"/>
+              </w:rPr>
+              <w:t xml:space="preserve">SELECT </w:t>
+            </w:r>
+            <w:r>
+              <w:rPr>
+                <w:i/>
+                <w:iCs/>
+                <w:color w:val="4F81BD" w:themeColor="accent1"/>
+              </w:rPr>
+              <w:t>COUNT(</w:t>
+            </w:r>
+            <w:r>
+              <w:rPr>
+                <w:i/>
+                <w:iCs/>
+                <w:color w:val="000000" w:themeColor="text1"/>
+              </w:rPr>
+              <w:t xml:space="preserve">DISTINCT </w:t>
+            </w:r>
+            <w:proofErr w:type="spellStart"/>
+            <w:r>
+              <w:rPr>
+                <w:i/>
+                <w:iCs/>
+                <w:color w:val="4F81BD" w:themeColor="accent1"/>
+              </w:rPr>
+              <w:t>Authors_ID</w:t>
+            </w:r>
+            <w:proofErr w:type="spellEnd"/>
+            <w:r>
+              <w:rPr>
+                <w:i/>
+                <w:iCs/>
+                <w:color w:val="4F81BD" w:themeColor="accent1"/>
+              </w:rPr>
+              <w:t xml:space="preserve">) </w:t>
+            </w:r>
+            <w:r>
+              <w:rPr>
+                <w:i/>
+                <w:iCs/>
+                <w:color w:val="000000" w:themeColor="text1"/>
+              </w:rPr>
+              <w:t xml:space="preserve">AS </w:t>
+            </w:r>
+            <w:proofErr w:type="spellStart"/>
+            <w:r>
+              <w:rPr>
+                <w:i/>
+                <w:iCs/>
+                <w:color w:val="4F81BD" w:themeColor="accent1"/>
+              </w:rPr>
+              <w:t>Published_Authors_Count</w:t>
+            </w:r>
+            <w:proofErr w:type="spellEnd"/>
+          </w:p>
+          <w:p>
+            <w:pPr>
+              <w:rPr>
+                <w:i/>
+                <w:iCs/>
+                <w:color w:val="4F81BD" w:themeColor="accent1"/>
+              </w:rPr>
+            </w:pPr>
+            <w:r>
+              <w:rPr>
+                <w:i/>
+                <w:iCs/>
+                <w:color w:val="000000" w:themeColor="text1"/>
+              </w:rPr>
+              <w:t xml:space="preserve">FROM </w:t>
+            </w:r>
+            <w:proofErr w:type="spellStart"/>
+            <w:r>
+              <w:rPr>
+                <w:i/>
+                <w:iCs/>
+                <w:color w:val="4F81BD" w:themeColor="accent1"/>
+              </w:rPr>
+              <w:t>Book_Authors</w:t>
+            </w:r>
+            <w:proofErr w:type="spellEnd"/>
+            <w:r>
+              <w:rPr>
+                <w:i/>
+                <w:iCs/>
+                <w:color w:val="4F81BD" w:themeColor="accent1"/>
+              </w:rPr>
+              <w:t>;</w:t>
+            </w:r>
+          </w:p>
+        </w:tc>
+        <w:tc>
+          <w:tcPr>
+            <w:tcW w:w="4343" w:type="dxa"/>
+          </w:tcPr>
+          <w:p>
+            <w:pPr>
+              <w:rPr>
+                <w:i/>
+                <w:iCs/>
+                <w:color w:val="000000" w:themeColor="text1"/>
+              </w:rPr>
+            </w:pPr>
+            <w:r>
+              <w:rPr>
+                <w:i/>
+                <w:iCs/>
+                <w:color w:val="000000" w:themeColor="text1"/>
+              </w:rPr>
+              <w:t>-- 3. Number of authors who published their books in the library</w:t>
+            </w:r>
+          </w:p>
+        </w:tc>
+      </w:tr>
+      <w:tr>
+        <w:trPr>
+          <w:trHeight w:val="606"/>
+        </w:trPr>
+        <w:tc>
+          <w:tcPr>
+            <w:tcW w:w="4343" w:type="dxa"/>
+          </w:tcPr>
+          <w:p>
+            <w:pPr>
+              <w:rPr>
+                <w:i/>
+                <w:iCs/>
+                <w:color w:val="4F81BD" w:themeColor="accent1"/>
+              </w:rPr>
+            </w:pPr>
+            <w:r>
+              <w:rPr>
+                <w:i/>
+                <w:iCs/>
+                <w:color w:val="000000" w:themeColor="text1"/>
+              </w:rPr>
+              <w:t xml:space="preserve">SELECT </w:t>
+            </w:r>
+            <w:r>
+              <w:rPr>
+                <w:i/>
+                <w:iCs/>
+                <w:color w:val="4F81BD" w:themeColor="accent1"/>
+              </w:rPr>
+              <w:t xml:space="preserve">'Customers' </w:t>
+            </w:r>
+            <w:r>
+              <w:rPr>
+                <w:i/>
+                <w:iCs/>
+                <w:color w:val="000000" w:themeColor="text1"/>
+              </w:rPr>
+              <w:t xml:space="preserve">AS </w:t>
+            </w:r>
+            <w:proofErr w:type="spellStart"/>
+            <w:r>
+              <w:rPr>
+                <w:i/>
+                <w:iCs/>
+                <w:color w:val="4F81BD" w:themeColor="accent1"/>
+              </w:rPr>
+              <w:t>User_Type</w:t>
+            </w:r>
+            <w:proofErr w:type="spellEnd"/>
+            <w:r>
+              <w:rPr>
+                <w:i/>
+                <w:iCs/>
+                <w:color w:val="4F81BD" w:themeColor="accent1"/>
+              </w:rPr>
+              <w:t xml:space="preserve">, COUNT(*) </w:t>
+            </w:r>
+            <w:r>
+              <w:rPr>
+                <w:i/>
+                <w:iCs/>
+                <w:color w:val="000000" w:themeColor="text1"/>
+              </w:rPr>
+              <w:t xml:space="preserve">AS </w:t>
+            </w:r>
+            <w:proofErr w:type="spellStart"/>
+            <w:r>
+              <w:rPr>
+                <w:i/>
+                <w:iCs/>
+                <w:color w:val="4F81BD" w:themeColor="accent1"/>
+              </w:rPr>
+              <w:t>Total_Count</w:t>
+            </w:r>
+            <w:proofErr w:type="spellEnd"/>
+            <w:r>
+              <w:rPr>
+                <w:i/>
+                <w:iCs/>
+                <w:color w:val="4F81BD" w:themeColor="accent1"/>
+              </w:rPr>
+              <w:t xml:space="preserve"> FROM Customer</w:t>
+            </w:r>
+          </w:p>
+          <w:p>
+            <w:pPr>
+              <w:rPr>
+                <w:i/>
+                <w:iCs/>
+                <w:color w:val="000000" w:themeColor="text1"/>
+              </w:rPr>
+            </w:pPr>
+            <w:r>
+              <w:rPr>
+                <w:i/>
+                <w:iCs/>
+                <w:color w:val="000000" w:themeColor="text1"/>
+              </w:rPr>
+              <w:t>UNION</w:t>
+            </w:r>
+          </w:p>
+          <w:p>
+            <w:pPr>
+              <w:rPr>
+                <w:i/>
+                <w:iCs/>
+                <w:color w:val="4F81BD" w:themeColor="accent1"/>
+                <w:rtl/>
+                <w:lang w:bidi="ar-SA"/>
+              </w:rPr>
+            </w:pPr>
+            <w:r>
+              <w:rPr>
+                <w:i/>
+                <w:iCs/>
+                <w:color w:val="000000" w:themeColor="text1"/>
+              </w:rPr>
+              <w:t xml:space="preserve">SELECT </w:t>
+            </w:r>
+            <w:r>
+              <w:rPr>
+                <w:i/>
+                <w:iCs/>
+                <w:color w:val="4F81BD" w:themeColor="accent1"/>
+              </w:rPr>
+              <w:t xml:space="preserve">'Employees' </w:t>
+            </w:r>
+            <w:r>
+              <w:rPr>
+                <w:i/>
+                <w:iCs/>
+                <w:color w:val="000000" w:themeColor="text1"/>
+              </w:rPr>
+              <w:t xml:space="preserve">AS </w:t>
+            </w:r>
+            <w:proofErr w:type="spellStart"/>
+            <w:r>
+              <w:rPr>
+                <w:i/>
+                <w:iCs/>
+                <w:color w:val="4F81BD" w:themeColor="accent1"/>
+              </w:rPr>
+              <w:t>User_Type</w:t>
+            </w:r>
+            <w:proofErr w:type="spellEnd"/>
+            <w:r>
+              <w:rPr>
+                <w:i/>
+                <w:iCs/>
+                <w:color w:val="4F81BD" w:themeColor="accent1"/>
+              </w:rPr>
+              <w:t xml:space="preserve">, COUNT(*) </w:t>
+            </w:r>
+            <w:r>
+              <w:rPr>
+                <w:i/>
+                <w:iCs/>
+                <w:color w:val="000000" w:themeColor="text1"/>
+              </w:rPr>
+              <w:t xml:space="preserve">AS </w:t>
+            </w:r>
+            <w:proofErr w:type="spellStart"/>
+            <w:r>
+              <w:rPr>
+                <w:i/>
+                <w:iCs/>
+                <w:color w:val="4F81BD" w:themeColor="accent1"/>
+              </w:rPr>
+              <w:t>Total_Count</w:t>
+            </w:r>
+            <w:proofErr w:type="spellEnd"/>
+            <w:r>
+              <w:rPr>
+                <w:i/>
+                <w:iCs/>
+                <w:color w:val="4F81BD" w:themeColor="accent1"/>
+              </w:rPr>
+              <w:t xml:space="preserve"> FROM Employees;</w:t>
+            </w:r>
+          </w:p>
+          <w:p>
+            <w:pPr>
+              <w:rPr>
+                <w:i/>
+                <w:iCs/>
+                <w:color w:val="000000" w:themeColor="text1"/>
+                <w:rtl/>
+                <w:lang w:bidi="ar-SA"/>
+              </w:rPr>
+            </w:pPr>
+            <w:r>
+              <w:rPr>
+                <w:i/>
+                <w:iCs/>
+                <w:color w:val="000000" w:themeColor="text1"/>
+                <w:lang w:bidi="ar-SA"/>
+              </w:rPr>
+              <w:t>B :</w:t>
+            </w:r>
+          </w:p>
+          <w:p>
+            <w:pPr>
+              <w:rPr>
+                <w:i/>
+                <w:iCs/>
+                <w:color w:val="4F81BD" w:themeColor="accent1"/>
+                <w:lang w:bidi="ar-SA"/>
+              </w:rPr>
+            </w:pPr>
+            <w:r>
+              <w:rPr>
+                <w:i/>
+                <w:iCs/>
+                <w:color w:val="000000" w:themeColor="text1"/>
+                <w:lang w:bidi="ar-SA"/>
+              </w:rPr>
+              <w:t xml:space="preserve">SELECT </w:t>
+            </w:r>
+            <w:r>
+              <w:rPr>
+                <w:i/>
+                <w:iCs/>
+                <w:color w:val="4F81BD" w:themeColor="accent1"/>
+                <w:lang w:bidi="ar-SA"/>
+              </w:rPr>
+              <w:t xml:space="preserve">ID, Name, Email, Gender, </w:t>
+            </w:r>
+            <w:proofErr w:type="spellStart"/>
+            <w:r>
+              <w:rPr>
+                <w:i/>
+                <w:iCs/>
+                <w:color w:val="4F81BD" w:themeColor="accent1"/>
+                <w:lang w:bidi="ar-SA"/>
+              </w:rPr>
+              <w:t>Birth_Date</w:t>
+            </w:r>
+            <w:proofErr w:type="spellEnd"/>
+            <w:r>
+              <w:rPr>
+                <w:i/>
+                <w:iCs/>
+                <w:color w:val="4F81BD" w:themeColor="accent1"/>
+                <w:lang w:bidi="ar-SA"/>
+              </w:rPr>
+              <w:t xml:space="preserve">, Address </w:t>
+            </w:r>
+            <w:r>
+              <w:rPr>
+                <w:i/>
+                <w:iCs/>
+                <w:color w:val="000000" w:themeColor="text1"/>
+                <w:lang w:bidi="ar-SA"/>
+              </w:rPr>
+              <w:t xml:space="preserve">FROM </w:t>
+            </w:r>
+            <w:r>
+              <w:rPr>
+                <w:i/>
+                <w:iCs/>
+                <w:color w:val="4F81BD" w:themeColor="accent1"/>
+                <w:lang w:bidi="ar-SA"/>
+              </w:rPr>
+              <w:t>Customer;</w:t>
+            </w:r>
+          </w:p>
+          <w:p>
+            <w:pPr>
+              <w:rPr>
+                <w:i/>
+                <w:iCs/>
+                <w:color w:val="4F81BD" w:themeColor="accent1"/>
+                <w:lang w:bidi="ar-SA"/>
+              </w:rPr>
+            </w:pPr>
+          </w:p>
+          <w:p>
+            <w:pPr>
+              <w:rPr>
+                <w:i/>
+                <w:iCs/>
+                <w:color w:val="000000" w:themeColor="text1"/>
+                <w:lang w:bidi="ar-SA"/>
+              </w:rPr>
+            </w:pPr>
+          </w:p>
+          <w:p>
+            <w:pPr>
+              <w:rPr>
+                <w:i/>
+                <w:iCs/>
+                <w:color w:val="000000" w:themeColor="text1"/>
+                <w:lang w:bidi="ar-SA"/>
+              </w:rPr>
+            </w:pPr>
+            <w:r>
+              <w:rPr>
+                <w:i/>
+                <w:iCs/>
+                <w:color w:val="000000" w:themeColor="text1"/>
+                <w:lang w:bidi="ar-SA"/>
+              </w:rPr>
+              <w:lastRenderedPageBreak/>
+              <w:t>C :</w:t>
+            </w:r>
+          </w:p>
+          <w:p>
+            <w:pPr>
+              <w:rPr>
+                <w:i/>
+                <w:iCs/>
+                <w:color w:val="4F81BD" w:themeColor="accent1"/>
+                <w:lang w:bidi="ar-SA"/>
+              </w:rPr>
+            </w:pPr>
+            <w:r>
+              <w:rPr>
+                <w:i/>
+                <w:iCs/>
+                <w:color w:val="000000" w:themeColor="text1"/>
+                <w:lang w:bidi="ar-SA"/>
+              </w:rPr>
+              <w:t xml:space="preserve">SELECT </w:t>
+            </w:r>
+            <w:proofErr w:type="spellStart"/>
+            <w:r>
+              <w:rPr>
+                <w:i/>
+                <w:iCs/>
+                <w:color w:val="4F81BD" w:themeColor="accent1"/>
+                <w:lang w:bidi="ar-SA"/>
+              </w:rPr>
+              <w:t>Employee_ID</w:t>
+            </w:r>
+            <w:proofErr w:type="spellEnd"/>
+            <w:r>
+              <w:rPr>
+                <w:i/>
+                <w:iCs/>
+                <w:color w:val="4F81BD" w:themeColor="accent1"/>
+                <w:lang w:bidi="ar-SA"/>
+              </w:rPr>
+              <w:t xml:space="preserve">, Name, Email, Salary, </w:t>
+            </w:r>
+            <w:proofErr w:type="spellStart"/>
+            <w:r>
+              <w:rPr>
+                <w:i/>
+                <w:iCs/>
+                <w:color w:val="4F81BD" w:themeColor="accent1"/>
+                <w:lang w:bidi="ar-SA"/>
+              </w:rPr>
+              <w:t>Work_Hours</w:t>
+            </w:r>
+            <w:proofErr w:type="spellEnd"/>
+            <w:r>
+              <w:rPr>
+                <w:i/>
+                <w:iCs/>
+                <w:color w:val="4F81BD" w:themeColor="accent1"/>
+                <w:lang w:bidi="ar-SA"/>
+              </w:rPr>
+              <w:t xml:space="preserve">, </w:t>
+            </w:r>
+            <w:proofErr w:type="spellStart"/>
+            <w:r>
+              <w:rPr>
+                <w:i/>
+                <w:iCs/>
+                <w:color w:val="4F81BD" w:themeColor="accent1"/>
+                <w:lang w:bidi="ar-SA"/>
+              </w:rPr>
+              <w:t>Dept_ID</w:t>
+            </w:r>
+            <w:proofErr w:type="spellEnd"/>
+            <w:r>
+              <w:rPr>
+                <w:i/>
+                <w:iCs/>
+                <w:color w:val="4F81BD" w:themeColor="accent1"/>
+                <w:lang w:bidi="ar-SA"/>
+              </w:rPr>
+              <w:t xml:space="preserve"> </w:t>
+            </w:r>
+            <w:r>
+              <w:rPr>
+                <w:i/>
+                <w:iCs/>
+                <w:color w:val="000000" w:themeColor="text1"/>
+                <w:lang w:bidi="ar-SA"/>
+              </w:rPr>
+              <w:t xml:space="preserve">FROM </w:t>
+            </w:r>
+            <w:r>
+              <w:rPr>
+                <w:i/>
+                <w:iCs/>
+                <w:color w:val="4F81BD" w:themeColor="accent1"/>
+                <w:lang w:bidi="ar-SA"/>
+              </w:rPr>
+              <w:t>Employees;</w:t>
+            </w:r>
+          </w:p>
+        </w:tc>
+        <w:tc>
+          <w:tcPr>
+            <w:tcW w:w="4343" w:type="dxa"/>
+          </w:tcPr>
+          <w:p>
+            <w:pPr>
+              <w:rPr>
+                <w:i/>
+                <w:iCs/>
+                <w:color w:val="000000" w:themeColor="text1"/>
+                <w:rtl/>
+                <w:lang w:bidi="ar-SA"/>
+              </w:rPr>
+            </w:pPr>
+            <w:r>
+              <w:rPr>
+                <w:i/>
+                <w:iCs/>
+                <w:color w:val="000000" w:themeColor="text1"/>
+              </w:rPr>
+              <w:lastRenderedPageBreak/>
+              <w:t>-- 4. Number of customers and employees</w:t>
+            </w:r>
+          </w:p>
+          <w:p>
+            <w:pPr>
+              <w:rPr>
+                <w:i/>
+                <w:iCs/>
+                <w:color w:val="000000" w:themeColor="text1"/>
+                <w:rtl/>
+                <w:lang w:bidi="ar-SA"/>
+              </w:rPr>
+            </w:pPr>
+            <w:r>
+              <w:rPr>
+                <w:i/>
+                <w:iCs/>
+                <w:color w:val="000000" w:themeColor="text1"/>
+              </w:rPr>
+              <w:t xml:space="preserve"> -- Query A: Get the total count of both customers and employees</w:t>
+            </w:r>
+          </w:p>
+          <w:p>
+            <w:pPr>
+              <w:rPr>
+                <w:i/>
+                <w:iCs/>
+                <w:color w:val="000000" w:themeColor="text1"/>
+                <w:rtl/>
+                <w:lang w:bidi="ar-SA"/>
+              </w:rPr>
+            </w:pPr>
+            <w:r>
+              <w:rPr>
+                <w:i/>
+                <w:iCs/>
+                <w:color w:val="000000" w:themeColor="text1"/>
+                <w:lang w:bidi="ar-SA"/>
+              </w:rPr>
+              <w:t>-- Query B: Display customer details</w:t>
+            </w:r>
+          </w:p>
+          <w:p>
+            <w:pPr>
+              <w:rPr>
+                <w:i/>
+                <w:iCs/>
+                <w:color w:val="000000" w:themeColor="text1"/>
+                <w:lang w:bidi="ar-SA"/>
+              </w:rPr>
+            </w:pPr>
+            <w:r>
+              <w:rPr>
+                <w:i/>
+                <w:iCs/>
+                <w:color w:val="000000" w:themeColor="text1"/>
+                <w:lang w:bidi="ar-SA"/>
+              </w:rPr>
+              <w:t>-- Query C: Display employee details</w:t>
+            </w:r>
+          </w:p>
+        </w:tc>
+      </w:tr>
+      <w:tr>
+        <w:trPr>
+          <w:trHeight w:val="606"/>
+        </w:trPr>
+        <w:tc>
+          <w:tcPr>
+            <w:tcW w:w="4343" w:type="dxa"/>
+          </w:tcPr>
+          <w:p>
+            <w:pPr>
+              <w:rPr>
+                <w:i/>
+                <w:iCs/>
+                <w:color w:val="4F81BD" w:themeColor="accent1"/>
+              </w:rPr>
+            </w:pPr>
+            <w:r>
+              <w:rPr>
+                <w:i/>
+                <w:iCs/>
+                <w:color w:val="000000" w:themeColor="text1"/>
+              </w:rPr>
+              <w:t xml:space="preserve">SELECT </w:t>
+            </w:r>
+            <w:proofErr w:type="spellStart"/>
+            <w:r>
+              <w:rPr>
+                <w:i/>
+                <w:iCs/>
+                <w:color w:val="4F81BD" w:themeColor="accent1"/>
+              </w:rPr>
+              <w:t>o.Order_Number</w:t>
+            </w:r>
+            <w:proofErr w:type="spellEnd"/>
+            <w:r>
+              <w:rPr>
+                <w:i/>
+                <w:iCs/>
+                <w:color w:val="4F81BD" w:themeColor="accent1"/>
+              </w:rPr>
+              <w:t xml:space="preserve">, </w:t>
+            </w:r>
+            <w:proofErr w:type="spellStart"/>
+            <w:r>
+              <w:rPr>
+                <w:i/>
+                <w:iCs/>
+                <w:color w:val="4F81BD" w:themeColor="accent1"/>
+              </w:rPr>
+              <w:t>o.Order_Date</w:t>
+            </w:r>
+            <w:proofErr w:type="spellEnd"/>
+            <w:r>
+              <w:rPr>
+                <w:i/>
+                <w:iCs/>
+                <w:color w:val="4F81BD" w:themeColor="accent1"/>
+              </w:rPr>
+              <w:t xml:space="preserve">, </w:t>
+            </w:r>
+            <w:proofErr w:type="spellStart"/>
+            <w:r>
+              <w:rPr>
+                <w:i/>
+                <w:iCs/>
+                <w:color w:val="4F81BD" w:themeColor="accent1"/>
+              </w:rPr>
+              <w:t>o.Total_Price</w:t>
+            </w:r>
+            <w:proofErr w:type="spellEnd"/>
+            <w:r>
+              <w:rPr>
+                <w:i/>
+                <w:iCs/>
+                <w:color w:val="4F81BD" w:themeColor="accent1"/>
+              </w:rPr>
+              <w:t xml:space="preserve">, </w:t>
+            </w:r>
+            <w:proofErr w:type="spellStart"/>
+            <w:r>
+              <w:rPr>
+                <w:i/>
+                <w:iCs/>
+                <w:color w:val="4F81BD" w:themeColor="accent1"/>
+              </w:rPr>
+              <w:t>c.Name</w:t>
+            </w:r>
+            <w:proofErr w:type="spellEnd"/>
+            <w:r>
+              <w:rPr>
+                <w:i/>
+                <w:iCs/>
+                <w:color w:val="4F81BD" w:themeColor="accent1"/>
+              </w:rPr>
+              <w:t xml:space="preserve"> </w:t>
+            </w:r>
+            <w:r>
+              <w:rPr>
+                <w:i/>
+                <w:iCs/>
+                <w:color w:val="000000" w:themeColor="text1"/>
+              </w:rPr>
+              <w:t xml:space="preserve">AS </w:t>
+            </w:r>
+            <w:proofErr w:type="spellStart"/>
+            <w:r>
+              <w:rPr>
+                <w:i/>
+                <w:iCs/>
+                <w:color w:val="4F81BD" w:themeColor="accent1"/>
+              </w:rPr>
+              <w:t>Customer_Name</w:t>
+            </w:r>
+            <w:proofErr w:type="spellEnd"/>
+            <w:r>
+              <w:rPr>
+                <w:i/>
+                <w:iCs/>
+                <w:color w:val="4F81BD" w:themeColor="accent1"/>
+              </w:rPr>
+              <w:t xml:space="preserve">, </w:t>
+            </w:r>
+            <w:proofErr w:type="spellStart"/>
+            <w:r>
+              <w:rPr>
+                <w:i/>
+                <w:iCs/>
+                <w:color w:val="4F81BD" w:themeColor="accent1"/>
+              </w:rPr>
+              <w:t>c.Email</w:t>
+            </w:r>
+            <w:proofErr w:type="spellEnd"/>
+          </w:p>
+          <w:p>
+            <w:pPr>
+              <w:rPr>
+                <w:i/>
+                <w:iCs/>
+                <w:color w:val="4F81BD" w:themeColor="accent1"/>
+              </w:rPr>
+            </w:pPr>
+            <w:r>
+              <w:rPr>
+                <w:i/>
+                <w:iCs/>
+                <w:color w:val="000000" w:themeColor="text1"/>
+              </w:rPr>
+              <w:t xml:space="preserve">FROM </w:t>
+            </w:r>
+            <w:r>
+              <w:rPr>
+                <w:i/>
+                <w:iCs/>
+                <w:color w:val="4F81BD" w:themeColor="accent1"/>
+              </w:rPr>
+              <w:t>Orders o</w:t>
+            </w:r>
+          </w:p>
+          <w:p>
+            <w:pPr>
+              <w:rPr>
+                <w:i/>
+                <w:iCs/>
+                <w:color w:val="4F81BD" w:themeColor="accent1"/>
+              </w:rPr>
+            </w:pPr>
+            <w:r>
+              <w:rPr>
+                <w:i/>
+                <w:iCs/>
+                <w:color w:val="000000" w:themeColor="text1"/>
+              </w:rPr>
+              <w:t xml:space="preserve">JOIN </w:t>
+            </w:r>
+            <w:r>
+              <w:rPr>
+                <w:i/>
+                <w:iCs/>
+                <w:color w:val="4F81BD" w:themeColor="accent1"/>
+              </w:rPr>
+              <w:t xml:space="preserve">Customer c </w:t>
+            </w:r>
+            <w:r>
+              <w:rPr>
+                <w:i/>
+                <w:iCs/>
+                <w:color w:val="000000" w:themeColor="text1"/>
+              </w:rPr>
+              <w:t xml:space="preserve">ON </w:t>
+            </w:r>
+            <w:proofErr w:type="spellStart"/>
+            <w:r>
+              <w:rPr>
+                <w:i/>
+                <w:iCs/>
+                <w:color w:val="4F81BD" w:themeColor="accent1"/>
+              </w:rPr>
+              <w:t>o.Customer_ID</w:t>
+            </w:r>
+            <w:proofErr w:type="spellEnd"/>
+            <w:r>
+              <w:rPr>
+                <w:i/>
+                <w:iCs/>
+                <w:color w:val="4F81BD" w:themeColor="accent1"/>
+              </w:rPr>
+              <w:t xml:space="preserve"> = c.ID</w:t>
+            </w:r>
+          </w:p>
+          <w:p>
+            <w:pPr>
+              <w:rPr>
+                <w:i/>
+                <w:iCs/>
+                <w:color w:val="4F81BD" w:themeColor="accent1"/>
+              </w:rPr>
+            </w:pPr>
+            <w:r>
+              <w:rPr>
+                <w:i/>
+                <w:iCs/>
+                <w:color w:val="000000" w:themeColor="text1"/>
+              </w:rPr>
+              <w:t xml:space="preserve">ORDER BY </w:t>
+            </w:r>
+            <w:proofErr w:type="spellStart"/>
+            <w:r>
+              <w:rPr>
+                <w:i/>
+                <w:iCs/>
+                <w:color w:val="4F81BD" w:themeColor="accent1"/>
+              </w:rPr>
+              <w:t>o.Order_Date</w:t>
+            </w:r>
+            <w:proofErr w:type="spellEnd"/>
+            <w:r>
+              <w:rPr>
+                <w:i/>
+                <w:iCs/>
+                <w:color w:val="4F81BD" w:themeColor="accent1"/>
+              </w:rPr>
+              <w:t xml:space="preserve"> </w:t>
+            </w:r>
+            <w:r>
+              <w:rPr>
+                <w:i/>
+                <w:iCs/>
+                <w:color w:val="000000" w:themeColor="text1"/>
+              </w:rPr>
+              <w:t>DESC</w:t>
+            </w:r>
+            <w:r>
+              <w:rPr>
+                <w:i/>
+                <w:iCs/>
+                <w:color w:val="4F81BD" w:themeColor="accent1"/>
+              </w:rPr>
+              <w:t>;</w:t>
+            </w:r>
+          </w:p>
+        </w:tc>
+        <w:tc>
+          <w:tcPr>
+            <w:tcW w:w="4343" w:type="dxa"/>
+          </w:tcPr>
+          <w:p>
+            <w:pPr>
+              <w:rPr>
+                <w:i/>
+                <w:iCs/>
+                <w:color w:val="4F81BD" w:themeColor="accent1"/>
+              </w:rPr>
+            </w:pPr>
+            <w:r>
+              <w:rPr>
+                <w:i/>
+                <w:iCs/>
+                <w:color w:val="000000" w:themeColor="text1"/>
+              </w:rPr>
+              <w:t>-- 5. Orders details, for whom and when</w:t>
+            </w:r>
+          </w:p>
+        </w:tc>
+      </w:tr>
+      <w:tr>
+        <w:trPr>
+          <w:trHeight w:val="606"/>
+        </w:trPr>
+        <w:tc>
+          <w:tcPr>
+            <w:tcW w:w="4343" w:type="dxa"/>
+          </w:tcPr>
+          <w:p>
+            <w:pPr>
+              <w:rPr>
+                <w:i/>
+                <w:iCs/>
+                <w:color w:val="4F81BD" w:themeColor="accent1"/>
+              </w:rPr>
+            </w:pPr>
+            <w:r>
+              <w:rPr>
+                <w:i/>
+                <w:iCs/>
+                <w:color w:val="000000" w:themeColor="text1"/>
+              </w:rPr>
+              <w:t xml:space="preserve">SELECT </w:t>
+            </w:r>
+            <w:proofErr w:type="spellStart"/>
+            <w:r>
+              <w:rPr>
+                <w:i/>
+                <w:iCs/>
+                <w:color w:val="4F81BD" w:themeColor="accent1"/>
+              </w:rPr>
+              <w:t>d.Dept_Name</w:t>
+            </w:r>
+            <w:proofErr w:type="spellEnd"/>
+            <w:r>
+              <w:rPr>
+                <w:i/>
+                <w:iCs/>
+                <w:color w:val="4F81BD" w:themeColor="accent1"/>
+              </w:rPr>
+              <w:t xml:space="preserve">, </w:t>
+            </w:r>
+            <w:proofErr w:type="spellStart"/>
+            <w:r>
+              <w:rPr>
+                <w:i/>
+                <w:iCs/>
+                <w:color w:val="4F81BD" w:themeColor="accent1"/>
+              </w:rPr>
+              <w:t>m.Name</w:t>
+            </w:r>
+            <w:proofErr w:type="spellEnd"/>
+            <w:r>
+              <w:rPr>
+                <w:i/>
+                <w:iCs/>
+                <w:color w:val="4F81BD" w:themeColor="accent1"/>
+              </w:rPr>
+              <w:t xml:space="preserve"> </w:t>
+            </w:r>
+            <w:r>
+              <w:rPr>
+                <w:i/>
+                <w:iCs/>
+                <w:color w:val="000000" w:themeColor="text1"/>
+              </w:rPr>
+              <w:t xml:space="preserve">AS </w:t>
+            </w:r>
+            <w:proofErr w:type="spellStart"/>
+            <w:r>
+              <w:rPr>
+                <w:i/>
+                <w:iCs/>
+                <w:color w:val="4F81BD" w:themeColor="accent1"/>
+              </w:rPr>
+              <w:t>Manager_Name</w:t>
+            </w:r>
+            <w:proofErr w:type="spellEnd"/>
+            <w:r>
+              <w:rPr>
+                <w:i/>
+                <w:iCs/>
+                <w:color w:val="4F81BD" w:themeColor="accent1"/>
+              </w:rPr>
+              <w:t xml:space="preserve">, </w:t>
+            </w:r>
+            <w:proofErr w:type="spellStart"/>
+            <w:r>
+              <w:rPr>
+                <w:i/>
+                <w:iCs/>
+                <w:color w:val="4F81BD" w:themeColor="accent1"/>
+              </w:rPr>
+              <w:t>e.Name</w:t>
+            </w:r>
+            <w:proofErr w:type="spellEnd"/>
+            <w:r>
+              <w:rPr>
+                <w:i/>
+                <w:iCs/>
+                <w:color w:val="4F81BD" w:themeColor="accent1"/>
+              </w:rPr>
+              <w:t xml:space="preserve"> </w:t>
+            </w:r>
+            <w:r>
+              <w:rPr>
+                <w:i/>
+                <w:iCs/>
+                <w:color w:val="000000" w:themeColor="text1"/>
+              </w:rPr>
+              <w:t xml:space="preserve">AS </w:t>
+            </w:r>
+            <w:proofErr w:type="spellStart"/>
+            <w:r>
+              <w:rPr>
+                <w:i/>
+                <w:iCs/>
+                <w:color w:val="4F81BD" w:themeColor="accent1"/>
+              </w:rPr>
+              <w:t>Employee_Name</w:t>
+            </w:r>
+            <w:proofErr w:type="spellEnd"/>
+            <w:r>
+              <w:rPr>
+                <w:i/>
+                <w:iCs/>
+                <w:color w:val="4F81BD" w:themeColor="accent1"/>
+              </w:rPr>
+              <w:t xml:space="preserve">, </w:t>
+            </w:r>
+            <w:proofErr w:type="spellStart"/>
+            <w:r>
+              <w:rPr>
+                <w:i/>
+                <w:iCs/>
+                <w:color w:val="4F81BD" w:themeColor="accent1"/>
+              </w:rPr>
+              <w:t>e.Employee_ID</w:t>
+            </w:r>
+            <w:proofErr w:type="spellEnd"/>
+            <w:r>
+              <w:rPr>
+                <w:i/>
+                <w:iCs/>
+                <w:color w:val="4F81BD" w:themeColor="accent1"/>
+              </w:rPr>
+              <w:t xml:space="preserve">, </w:t>
+            </w:r>
+            <w:proofErr w:type="spellStart"/>
+            <w:r>
+              <w:rPr>
+                <w:i/>
+                <w:iCs/>
+                <w:color w:val="4F81BD" w:themeColor="accent1"/>
+              </w:rPr>
+              <w:t>e.Work_Hours</w:t>
+            </w:r>
+            <w:proofErr w:type="spellEnd"/>
+          </w:p>
+          <w:p>
+            <w:pPr>
+              <w:rPr>
+                <w:i/>
+                <w:iCs/>
+                <w:color w:val="4F81BD" w:themeColor="accent1"/>
+              </w:rPr>
+            </w:pPr>
+            <w:r>
+              <w:rPr>
+                <w:i/>
+                <w:iCs/>
+                <w:color w:val="000000" w:themeColor="text1"/>
+              </w:rPr>
+              <w:t xml:space="preserve">FROM </w:t>
+            </w:r>
+            <w:r>
+              <w:rPr>
+                <w:i/>
+                <w:iCs/>
+                <w:color w:val="4F81BD" w:themeColor="accent1"/>
+              </w:rPr>
+              <w:t>Department d</w:t>
+            </w:r>
+          </w:p>
+          <w:p>
+            <w:pPr>
+              <w:rPr>
+                <w:i/>
+                <w:iCs/>
+                <w:color w:val="4F81BD" w:themeColor="accent1"/>
+              </w:rPr>
+            </w:pPr>
+            <w:r>
+              <w:rPr>
+                <w:i/>
+                <w:iCs/>
+                <w:color w:val="000000" w:themeColor="text1"/>
+              </w:rPr>
+              <w:t xml:space="preserve">LEFT JOIN </w:t>
+            </w:r>
+            <w:r>
+              <w:rPr>
+                <w:i/>
+                <w:iCs/>
+                <w:color w:val="4F81BD" w:themeColor="accent1"/>
+              </w:rPr>
+              <w:t xml:space="preserve">Employees m </w:t>
+            </w:r>
+            <w:r>
+              <w:rPr>
+                <w:i/>
+                <w:iCs/>
+                <w:color w:val="000000" w:themeColor="text1"/>
+              </w:rPr>
+              <w:t xml:space="preserve">ON </w:t>
+            </w:r>
+            <w:proofErr w:type="spellStart"/>
+            <w:r>
+              <w:rPr>
+                <w:i/>
+                <w:iCs/>
+                <w:color w:val="4F81BD" w:themeColor="accent1"/>
+              </w:rPr>
+              <w:t>d.Manager_ID</w:t>
+            </w:r>
+            <w:proofErr w:type="spellEnd"/>
+            <w:r>
+              <w:rPr>
+                <w:i/>
+                <w:iCs/>
+                <w:color w:val="4F81BD" w:themeColor="accent1"/>
+              </w:rPr>
+              <w:t xml:space="preserve"> = </w:t>
+            </w:r>
+            <w:proofErr w:type="spellStart"/>
+            <w:r>
+              <w:rPr>
+                <w:i/>
+                <w:iCs/>
+                <w:color w:val="4F81BD" w:themeColor="accent1"/>
+              </w:rPr>
+              <w:t>m.Employee_ID</w:t>
+            </w:r>
+            <w:proofErr w:type="spellEnd"/>
+          </w:p>
+          <w:p>
+            <w:pPr>
+              <w:rPr>
+                <w:i/>
+                <w:iCs/>
+                <w:color w:val="4F81BD" w:themeColor="accent1"/>
+              </w:rPr>
+            </w:pPr>
+            <w:r>
+              <w:rPr>
+                <w:i/>
+                <w:iCs/>
+                <w:color w:val="000000" w:themeColor="text1"/>
+              </w:rPr>
+              <w:t xml:space="preserve">LEFT JOIN </w:t>
+            </w:r>
+            <w:r>
+              <w:rPr>
+                <w:i/>
+                <w:iCs/>
+                <w:color w:val="4F81BD" w:themeColor="accent1"/>
+              </w:rPr>
+              <w:t xml:space="preserve">Employees e </w:t>
+            </w:r>
+            <w:r>
+              <w:rPr>
+                <w:i/>
+                <w:iCs/>
+                <w:color w:val="000000" w:themeColor="text1"/>
+              </w:rPr>
+              <w:t xml:space="preserve">ON </w:t>
+            </w:r>
+            <w:proofErr w:type="spellStart"/>
+            <w:r>
+              <w:rPr>
+                <w:i/>
+                <w:iCs/>
+                <w:color w:val="4F81BD" w:themeColor="accent1"/>
+              </w:rPr>
+              <w:t>d.Dept_ID</w:t>
+            </w:r>
+            <w:proofErr w:type="spellEnd"/>
+            <w:r>
+              <w:rPr>
+                <w:i/>
+                <w:iCs/>
+                <w:color w:val="4F81BD" w:themeColor="accent1"/>
+              </w:rPr>
+              <w:t xml:space="preserve"> = </w:t>
+            </w:r>
+            <w:proofErr w:type="spellStart"/>
+            <w:r>
+              <w:rPr>
+                <w:i/>
+                <w:iCs/>
+                <w:color w:val="4F81BD" w:themeColor="accent1"/>
+              </w:rPr>
+              <w:t>e.Dept_ID</w:t>
+            </w:r>
+            <w:proofErr w:type="spellEnd"/>
+          </w:p>
+          <w:p>
+            <w:pPr>
+              <w:rPr>
+                <w:i/>
+                <w:iCs/>
+                <w:color w:val="4F81BD" w:themeColor="accent1"/>
+              </w:rPr>
+            </w:pPr>
+            <w:r>
+              <w:rPr>
+                <w:i/>
+                <w:iCs/>
+                <w:color w:val="000000" w:themeColor="text1"/>
+              </w:rPr>
+              <w:t xml:space="preserve">ORDER BY </w:t>
+            </w:r>
+            <w:proofErr w:type="spellStart"/>
+            <w:r>
+              <w:rPr>
+                <w:i/>
+                <w:iCs/>
+                <w:color w:val="4F81BD" w:themeColor="accent1"/>
+              </w:rPr>
+              <w:t>d.Dept_Name</w:t>
+            </w:r>
+            <w:proofErr w:type="spellEnd"/>
+            <w:r>
+              <w:rPr>
+                <w:i/>
+                <w:iCs/>
+                <w:color w:val="4F81BD" w:themeColor="accent1"/>
+              </w:rPr>
+              <w:t>;</w:t>
+            </w:r>
+          </w:p>
+        </w:tc>
+        <w:tc>
+          <w:tcPr>
+            <w:tcW w:w="4343" w:type="dxa"/>
+          </w:tcPr>
+          <w:p>
+            <w:pPr>
+              <w:rPr>
+                <w:i/>
+                <w:iCs/>
+                <w:color w:val="4F81BD" w:themeColor="accent1"/>
+              </w:rPr>
+            </w:pPr>
+            <w:r>
+              <w:t>-- 6. Department details such as its employees and manager</w:t>
+            </w:r>
+          </w:p>
+        </w:tc>
+      </w:tr>
+    </w:tbl>
+    <w:p/>
     <w:p/>
     <w:p>
       <w:pPr>
-        <w:pStyle w:val="Heading1"/>
+        <w:pStyle w:val="1"/>
         <w:jc w:val="both"/>
       </w:pPr>
       <w:bookmarkStart w:id="17" w:name="_Toc33350376"/>
@@ -12549,7 +14463,7 @@
     </w:p>
     <w:p>
       <w:pPr>
-        <w:pStyle w:val="ListParagraph"/>
+        <w:pStyle w:val="aa"/>
         <w:numPr>
           <w:ilvl w:val="0"/>
           <w:numId w:val="17"/>
@@ -12607,7 +14521,7 @@
     </w:p>
     <w:p>
       <w:pPr>
-        <w:pStyle w:val="ListParagraph"/>
+        <w:pStyle w:val="aa"/>
         <w:numPr>
           <w:ilvl w:val="1"/>
           <w:numId w:val="17"/>
@@ -12665,42 +14579,26 @@
           <w:sz w:val="24"/>
           <w:szCs w:val="24"/>
         </w:rPr>
-        <w:t xml:space="preserve">mary key is </w:t>
-      </w:r>
-      <w:proofErr w:type="gramStart"/>
+        <w:t xml:space="preserve">mary key is duplicate It should display </w:t>
+      </w:r>
       <w:r>
         <w:rPr>
           <w:sz w:val="24"/>
           <w:szCs w:val="24"/>
         </w:rPr>
-        <w:t>duplicate</w:t>
-      </w:r>
-      <w:proofErr w:type="gramEnd"/>
+        <w:t xml:space="preserve">an </w:t>
+      </w:r>
       <w:r>
         <w:rPr>
           <w:sz w:val="24"/>
           <w:szCs w:val="24"/>
         </w:rPr>
-        <w:t xml:space="preserve"> It should display </w:t>
-      </w:r>
-      <w:r>
-        <w:rPr>
-          <w:sz w:val="24"/>
-          <w:szCs w:val="24"/>
-        </w:rPr>
-        <w:t xml:space="preserve">an </w:t>
-      </w:r>
-      <w:r>
-        <w:rPr>
-          <w:sz w:val="24"/>
-          <w:szCs w:val="24"/>
-        </w:rPr>
         <w:t>error message)</w:t>
       </w:r>
     </w:p>
     <w:p>
       <w:pPr>
-        <w:pStyle w:val="ListParagraph"/>
+        <w:pStyle w:val="aa"/>
         <w:numPr>
           <w:ilvl w:val="1"/>
           <w:numId w:val="17"/>
@@ -12721,7 +14619,7 @@
     </w:p>
     <w:p>
       <w:pPr>
-        <w:pStyle w:val="ListParagraph"/>
+        <w:pStyle w:val="aa"/>
         <w:numPr>
           <w:ilvl w:val="1"/>
           <w:numId w:val="17"/>
@@ -12770,7 +14668,7 @@
     </w:p>
     <w:p>
       <w:pPr>
-        <w:pStyle w:val="ListParagraph"/>
+        <w:pStyle w:val="aa"/>
         <w:numPr>
           <w:ilvl w:val="1"/>
           <w:numId w:val="17"/>
@@ -12818,28 +14716,12 @@
           <w:sz w:val="24"/>
           <w:szCs w:val="24"/>
         </w:rPr>
-        <w:t xml:space="preserve">, Next, Previous </w:t>
-      </w:r>
-      <w:proofErr w:type="gramStart"/>
-      <w:r>
-        <w:rPr>
-          <w:sz w:val="24"/>
-          <w:szCs w:val="24"/>
-        </w:rPr>
-        <w:t>etc..</w:t>
-      </w:r>
-      <w:proofErr w:type="gramEnd"/>
-      <w:r>
-        <w:rPr>
-          <w:sz w:val="24"/>
-          <w:szCs w:val="24"/>
-        </w:rPr>
-        <w:t>)</w:t>
+        <w:t>, Next, Previous etc..)</w:t>
       </w:r>
     </w:p>
     <w:p>
       <w:pPr>
-        <w:pStyle w:val="ListParagraph"/>
+        <w:pStyle w:val="aa"/>
         <w:numPr>
           <w:ilvl w:val="0"/>
           <w:numId w:val="17"/>
@@ -12855,7 +14737,6 @@
           <w:sz w:val="24"/>
           <w:szCs w:val="24"/>
         </w:rPr>
-        <w:lastRenderedPageBreak/>
         <w:t>Implement</w:t>
       </w:r>
       <w:r>
@@ -12889,7 +14770,7 @@
     </w:p>
     <w:p>
       <w:pPr>
-        <w:pStyle w:val="ListParagraph"/>
+        <w:pStyle w:val="aa"/>
         <w:numPr>
           <w:ilvl w:val="0"/>
           <w:numId w:val="17"/>
@@ -12979,6 +14860,7 @@
           <w:iCs/>
           <w:color w:val="4F81BD" w:themeColor="accent1"/>
         </w:rPr>
+        <w:lastRenderedPageBreak/>
         <w:t xml:space="preserve">You should provide screenshots of the application in your report with </w:t>
       </w:r>
       <w:r>
@@ -13056,7 +14938,7 @@
     </w:p>
     <w:p>
       <w:pPr>
-        <w:pStyle w:val="ListParagraph"/>
+        <w:pStyle w:val="aa"/>
         <w:numPr>
           <w:ilvl w:val="0"/>
           <w:numId w:val="17"/>
@@ -13115,7 +14997,7 @@
     </w:p>
     <w:p>
       <w:pPr>
-        <w:pStyle w:val="ListParagraph"/>
+        <w:pStyle w:val="aa"/>
         <w:numPr>
           <w:ilvl w:val="0"/>
           <w:numId w:val="16"/>
@@ -13136,7 +15018,7 @@
     </w:p>
     <w:p>
       <w:pPr>
-        <w:pStyle w:val="ListParagraph"/>
+        <w:pStyle w:val="aa"/>
         <w:numPr>
           <w:ilvl w:val="0"/>
           <w:numId w:val="16"/>
@@ -13157,7 +15039,7 @@
     </w:p>
     <w:p>
       <w:pPr>
-        <w:pStyle w:val="ListParagraph"/>
+        <w:pStyle w:val="aa"/>
         <w:numPr>
           <w:ilvl w:val="0"/>
           <w:numId w:val="16"/>
@@ -13178,7 +15060,7 @@
     </w:p>
     <w:p>
       <w:pPr>
-        <w:pStyle w:val="ListParagraph"/>
+        <w:pStyle w:val="aa"/>
         <w:numPr>
           <w:ilvl w:val="0"/>
           <w:numId w:val="16"/>
@@ -13200,7 +15082,7 @@
     </w:p>
     <w:p>
       <w:pPr>
-        <w:pStyle w:val="ListParagraph"/>
+        <w:pStyle w:val="aa"/>
         <w:numPr>
           <w:ilvl w:val="0"/>
           <w:numId w:val="16"/>
@@ -13281,7 +15163,7 @@
     </w:p>
     <w:p>
       <w:pPr>
-        <w:pStyle w:val="ListParagraph"/>
+        <w:pStyle w:val="aa"/>
         <w:numPr>
           <w:ilvl w:val="0"/>
           <w:numId w:val="15"/>
@@ -13317,7 +15199,7 @@
     </w:p>
     <w:p>
       <w:pPr>
-        <w:pStyle w:val="ListParagraph"/>
+        <w:pStyle w:val="aa"/>
         <w:numPr>
           <w:ilvl w:val="0"/>
           <w:numId w:val="15"/>
@@ -13369,8 +15251,6 @@
     </w:p>
     <w:p>
       <w:pPr>
-        <w:shd w:val="clear" w:color="auto" w:fill="FFFFFF"/>
-        <w:spacing w:after="0" w:line="240" w:lineRule="auto"/>
         <w:rPr>
           <w:rFonts w:ascii="Calibri" w:eastAsia="Times New Roman" w:hAnsi="Calibri" w:cs="Calibri"/>
           <w:b/>
@@ -13391,6 +15271,34 @@
           <w:szCs w:val="48"/>
           <w:u w:val="single"/>
         </w:rPr>
+        <w:br w:type="page"/>
+      </w:r>
+    </w:p>
+    <w:p>
+      <w:pPr>
+        <w:shd w:val="clear" w:color="auto" w:fill="FFFFFF"/>
+        <w:spacing w:after="0" w:line="240" w:lineRule="auto"/>
+        <w:rPr>
+          <w:rFonts w:ascii="Calibri" w:eastAsia="Times New Roman" w:hAnsi="Calibri" w:cs="Calibri"/>
+          <w:b/>
+          <w:bCs/>
+          <w:color w:val="212121"/>
+          <w:sz w:val="48"/>
+          <w:szCs w:val="48"/>
+          <w:u w:val="single"/>
+        </w:rPr>
+      </w:pPr>
+      <w:r>
+        <w:rPr>
+          <w:rFonts w:ascii="Calibri" w:eastAsia="Times New Roman" w:hAnsi="Calibri" w:cs="Calibri"/>
+          <w:b/>
+          <w:bCs/>
+          <w:color w:val="212121"/>
+          <w:sz w:val="48"/>
+          <w:szCs w:val="48"/>
+          <w:u w:val="single"/>
+        </w:rPr>
+        <w:lastRenderedPageBreak/>
         <w:t>Tasks to do:</w:t>
       </w:r>
     </w:p>
@@ -13408,7 +15316,7 @@
     </w:p>
     <w:tbl>
       <w:tblPr>
-        <w:tblStyle w:val="TableGrid"/>
+        <w:tblStyle w:val="a7"/>
         <w:tblW w:w="0" w:type="auto"/>
         <w:tblLook w:val="04A0" w:firstRow="1" w:lastRow="0" w:firstColumn="1" w:lastColumn="0" w:noHBand="0" w:noVBand="1"/>
       </w:tblPr>
@@ -14178,7 +16086,8 @@
               <w:jc w:val="center"/>
               <w:rPr>
                 <w:rFonts w:ascii="Calibri" w:hAnsi="Calibri" w:cs="Calibri"/>
-                <w:color w:val="212121"/>
+                <w:strike/>
+                <w:color w:val="EE0000"/>
                 <w:sz w:val="32"/>
                 <w:szCs w:val="32"/>
               </w:rPr>
@@ -14186,7 +16095,8 @@
             <w:r>
               <w:rPr>
                 <w:rFonts w:ascii="Calibri" w:hAnsi="Calibri" w:cs="Calibri"/>
-                <w:color w:val="212121"/>
+                <w:strike/>
+                <w:color w:val="EE0000"/>
                 <w:sz w:val="32"/>
                 <w:szCs w:val="32"/>
               </w:rPr>
@@ -14202,7 +16112,8 @@
             <w:pPr>
               <w:rPr>
                 <w:rFonts w:ascii="Calibri" w:hAnsi="Calibri" w:cs="Calibri"/>
-                <w:color w:val="212121"/>
+                <w:strike/>
+                <w:color w:val="EE0000"/>
                 <w:sz w:val="32"/>
                 <w:szCs w:val="32"/>
               </w:rPr>
@@ -14210,7 +16121,8 @@
             <w:r>
               <w:rPr>
                 <w:rFonts w:ascii="Calibri" w:hAnsi="Calibri" w:cs="Calibri"/>
-                <w:color w:val="212121"/>
+                <w:strike/>
+                <w:color w:val="EE0000"/>
                 <w:sz w:val="32"/>
                 <w:szCs w:val="32"/>
               </w:rPr>
@@ -14226,6 +16138,7 @@
             <w:pPr>
               <w:rPr>
                 <w:rFonts w:ascii="Calibri" w:hAnsi="Calibri" w:cs="Calibri"/>
+                <w:strike/>
                 <w:color w:val="212121"/>
                 <w:sz w:val="28"/>
                 <w:szCs w:val="28"/>
@@ -14235,6 +16148,7 @@
             <w:r>
               <w:rPr>
                 <w:rFonts w:ascii="Calibri" w:hAnsi="Calibri" w:cs="Calibri"/>
+                <w:strike/>
                 <w:color w:val="212121"/>
                 <w:sz w:val="28"/>
                 <w:szCs w:val="28"/>
@@ -14396,19 +16310,8 @@
                 <w:sz w:val="24"/>
                 <w:szCs w:val="24"/>
               </w:rPr>
-              <w:t xml:space="preserve">SQL Queries for Retrial of data for report (Complexity like using joins </w:t>
-            </w:r>
-            <w:proofErr w:type="gramStart"/>
-            <w:r>
-              <w:rPr>
-                <w:rFonts w:ascii="Calibri" w:hAnsi="Calibri" w:cs="Calibri"/>
-                <w:color w:val="212121"/>
-                <w:sz w:val="24"/>
-                <w:szCs w:val="24"/>
-              </w:rPr>
-              <w:t>etc. )</w:t>
-            </w:r>
-            <w:proofErr w:type="gramEnd"/>
+              <w:t>SQL Queries for Retrial of data for report (Complexity like using joins etc. )</w:t>
+            </w:r>
           </w:p>
         </w:tc>
         <w:tc>
@@ -14468,6 +16371,16 @@
                 <w:szCs w:val="32"/>
               </w:rPr>
             </w:pPr>
+            <w:r>
+              <w:rPr>
+                <w:rFonts w:ascii="Segoe UI Emoji" w:hAnsi="Segoe UI Emoji" w:cs="Segoe UI Emoji"/>
+                <w:color w:val="212121"/>
+                <w:sz w:val="32"/>
+                <w:szCs w:val="32"/>
+                <w:lang w:bidi="ar-SA"/>
+              </w:rPr>
+              <w:t>✅</w:t>
+            </w:r>
           </w:p>
         </w:tc>
       </w:tr>
@@ -14481,7 +16394,8 @@
               <w:jc w:val="center"/>
               <w:rPr>
                 <w:rFonts w:ascii="Calibri" w:hAnsi="Calibri" w:cs="Calibri"/>
-                <w:color w:val="212121"/>
+                <w:strike/>
+                <w:color w:val="EE0000"/>
                 <w:sz w:val="32"/>
                 <w:szCs w:val="32"/>
               </w:rPr>
@@ -14489,7 +16403,8 @@
             <w:r>
               <w:rPr>
                 <w:rFonts w:ascii="Calibri" w:hAnsi="Calibri" w:cs="Calibri"/>
-                <w:color w:val="212121"/>
+                <w:strike/>
+                <w:color w:val="EE0000"/>
                 <w:sz w:val="32"/>
                 <w:szCs w:val="32"/>
               </w:rPr>
@@ -14505,7 +16420,8 @@
             <w:pPr>
               <w:rPr>
                 <w:rFonts w:ascii="Calibri" w:hAnsi="Calibri" w:cs="Calibri"/>
-                <w:color w:val="212121"/>
+                <w:strike/>
+                <w:color w:val="EE0000"/>
                 <w:sz w:val="32"/>
                 <w:szCs w:val="32"/>
               </w:rPr>
@@ -14513,7 +16429,8 @@
             <w:r>
               <w:rPr>
                 <w:rFonts w:ascii="Calibri" w:hAnsi="Calibri" w:cs="Calibri"/>
-                <w:color w:val="212121"/>
+                <w:strike/>
+                <w:color w:val="EE0000"/>
                 <w:sz w:val="32"/>
                 <w:szCs w:val="32"/>
               </w:rPr>
@@ -14529,6 +16446,7 @@
             <w:pPr>
               <w:rPr>
                 <w:rFonts w:ascii="Calibri" w:hAnsi="Calibri" w:cs="Calibri"/>
+                <w:strike/>
                 <w:color w:val="212121"/>
                 <w:sz w:val="28"/>
                 <w:szCs w:val="28"/>
@@ -14537,6 +16455,7 @@
             <w:r>
               <w:rPr>
                 <w:rFonts w:ascii="Calibri" w:hAnsi="Calibri" w:cs="Calibri"/>
+                <w:strike/>
                 <w:color w:val="212121"/>
                 <w:sz w:val="28"/>
                 <w:szCs w:val="28"/>
@@ -14589,7 +16508,8 @@
               <w:jc w:val="center"/>
               <w:rPr>
                 <w:rFonts w:ascii="Calibri" w:hAnsi="Calibri" w:cs="Calibri"/>
-                <w:color w:val="212121"/>
+                <w:strike/>
+                <w:color w:val="EE0000"/>
                 <w:sz w:val="32"/>
                 <w:szCs w:val="32"/>
               </w:rPr>
@@ -14597,7 +16517,8 @@
             <w:r>
               <w:rPr>
                 <w:rFonts w:ascii="Calibri" w:hAnsi="Calibri" w:cs="Calibri"/>
-                <w:color w:val="212121"/>
+                <w:strike/>
+                <w:color w:val="EE0000"/>
                 <w:sz w:val="32"/>
                 <w:szCs w:val="32"/>
               </w:rPr>
@@ -14613,7 +16534,8 @@
             <w:pPr>
               <w:rPr>
                 <w:rFonts w:ascii="Calibri" w:hAnsi="Calibri" w:cs="Calibri"/>
-                <w:color w:val="212121"/>
+                <w:strike/>
+                <w:color w:val="EE0000"/>
                 <w:sz w:val="32"/>
                 <w:szCs w:val="32"/>
               </w:rPr>
@@ -14621,7 +16543,8 @@
             <w:r>
               <w:rPr>
                 <w:rFonts w:ascii="Calibri" w:hAnsi="Calibri" w:cs="Calibri"/>
-                <w:color w:val="212121"/>
+                <w:strike/>
+                <w:color w:val="EE0000"/>
                 <w:sz w:val="32"/>
                 <w:szCs w:val="32"/>
               </w:rPr>
@@ -14637,6 +16560,7 @@
             <w:pPr>
               <w:rPr>
                 <w:rFonts w:ascii="Calibri" w:hAnsi="Calibri" w:cs="Calibri"/>
+                <w:strike/>
                 <w:color w:val="212121"/>
                 <w:sz w:val="28"/>
                 <w:szCs w:val="28"/>
@@ -14646,6 +16570,7 @@
             <w:r>
               <w:rPr>
                 <w:rFonts w:ascii="Calibri" w:hAnsi="Calibri" w:cs="Calibri"/>
+                <w:strike/>
                 <w:color w:val="212121"/>
                 <w:sz w:val="28"/>
                 <w:szCs w:val="28"/>
@@ -14723,7 +16648,6 @@
                 <w:sz w:val="32"/>
                 <w:szCs w:val="32"/>
               </w:rPr>
-              <w:lastRenderedPageBreak/>
               <w:t>T9</w:t>
             </w:r>
           </w:p>
@@ -14763,7 +16687,6 @@
                 <w:szCs w:val="32"/>
                 <w:lang w:bidi="ar-SA"/>
               </w:rPr>
-              <w:lastRenderedPageBreak/>
               <w:t xml:space="preserve">Physical </w:t>
             </w:r>
             <w:r>
@@ -14809,7 +16732,6 @@
                 <w:sz w:val="28"/>
                 <w:szCs w:val="28"/>
               </w:rPr>
-              <w:lastRenderedPageBreak/>
               <w:t>Alkhars</w:t>
             </w:r>
             <w:proofErr w:type="spellEnd"/>
@@ -15351,7 +17273,7 @@
     <w:sdtContent>
       <w:p>
         <w:pPr>
-          <w:pStyle w:val="Footer"/>
+          <w:pStyle w:val="a6"/>
           <w:jc w:val="center"/>
         </w:pPr>
         <w:r>
@@ -15380,7 +17302,7 @@
   </w:sdt>
   <w:p>
     <w:pPr>
-      <w:pStyle w:val="Footer"/>
+      <w:pStyle w:val="a6"/>
     </w:pPr>
   </w:p>
 </w:ftr>
@@ -16334,7 +18256,7 @@
     <w:lvl w:ilvl="0" w:tplc="9EB6247C">
       <w:start w:val="1"/>
       <w:numFmt w:val="decimal"/>
-      <w:pStyle w:val="Heading1"/>
+      <w:pStyle w:val="1"/>
       <w:lvlText w:val="%1."/>
       <w:lvlJc w:val="left"/>
       <w:pPr>
@@ -16878,16 +18800,16 @@
     <w:lsdException w:name="Unresolved Mention" w:semiHidden="1" w:unhideWhenUsed="1"/>
     <w:lsdException w:name="Smart Link" w:semiHidden="1" w:unhideWhenUsed="1"/>
   </w:latentStyles>
-  <w:style w:type="paragraph" w:default="1" w:styleId="Normal">
+  <w:style w:type="paragraph" w:default="1" w:styleId="a">
     <w:name w:val="Normal"/>
     <w:qFormat/>
     <w:rsid w:val="00B23C93"/>
   </w:style>
-  <w:style w:type="paragraph" w:styleId="Heading1">
+  <w:style w:type="paragraph" w:styleId="1">
     <w:name w:val="heading 1"/>
-    <w:basedOn w:val="Normal"/>
-    <w:next w:val="Normal"/>
-    <w:link w:val="Heading1Char"/>
+    <w:basedOn w:val="a"/>
+    <w:next w:val="a"/>
+    <w:link w:val="1Char"/>
     <w:uiPriority w:val="9"/>
     <w:qFormat/>
     <w:rsid w:val="0011377B"/>
@@ -16909,11 +18831,11 @@
       <w:szCs w:val="28"/>
     </w:rPr>
   </w:style>
-  <w:style w:type="paragraph" w:styleId="Heading2">
+  <w:style w:type="paragraph" w:styleId="2">
     <w:name w:val="heading 2"/>
-    <w:basedOn w:val="Normal"/>
-    <w:next w:val="Normal"/>
-    <w:link w:val="Heading2Char"/>
+    <w:basedOn w:val="a"/>
+    <w:next w:val="a"/>
+    <w:link w:val="2Char"/>
     <w:uiPriority w:val="9"/>
     <w:unhideWhenUsed/>
     <w:qFormat/>
@@ -16933,11 +18855,11 @@
       <w:szCs w:val="26"/>
     </w:rPr>
   </w:style>
-  <w:style w:type="paragraph" w:styleId="Heading3">
+  <w:style w:type="paragraph" w:styleId="3">
     <w:name w:val="heading 3"/>
-    <w:basedOn w:val="Normal"/>
-    <w:next w:val="Normal"/>
-    <w:link w:val="Heading3Char"/>
+    <w:basedOn w:val="a"/>
+    <w:next w:val="a"/>
+    <w:link w:val="3Char"/>
     <w:uiPriority w:val="9"/>
     <w:semiHidden/>
     <w:unhideWhenUsed/>
@@ -16956,13 +18878,13 @@
       <w:szCs w:val="24"/>
     </w:rPr>
   </w:style>
-  <w:style w:type="character" w:default="1" w:styleId="DefaultParagraphFont">
+  <w:style w:type="character" w:default="1" w:styleId="a0">
     <w:name w:val="Default Paragraph Font"/>
     <w:uiPriority w:val="1"/>
     <w:semiHidden/>
     <w:unhideWhenUsed/>
   </w:style>
-  <w:style w:type="table" w:default="1" w:styleId="TableNormal">
+  <w:style w:type="table" w:default="1" w:styleId="a1">
     <w:name w:val="Normal Table"/>
     <w:uiPriority w:val="99"/>
     <w:semiHidden/>
@@ -16977,17 +18899,17 @@
       </w:tblCellMar>
     </w:tblPr>
   </w:style>
-  <w:style w:type="numbering" w:default="1" w:styleId="NoList">
+  <w:style w:type="numbering" w:default="1" w:styleId="a2">
     <w:name w:val="No List"/>
     <w:uiPriority w:val="99"/>
     <w:semiHidden/>
     <w:unhideWhenUsed/>
   </w:style>
-  <w:style w:type="paragraph" w:styleId="Title">
+  <w:style w:type="paragraph" w:styleId="a3">
     <w:name w:val="Title"/>
-    <w:basedOn w:val="Normal"/>
-    <w:next w:val="Normal"/>
-    <w:link w:val="TitleChar"/>
+    <w:basedOn w:val="a"/>
+    <w:next w:val="a"/>
+    <w:link w:val="Char"/>
     <w:uiPriority w:val="10"/>
     <w:qFormat/>
     <w:rsid w:val="00043A18"/>
@@ -17007,10 +18929,10 @@
       <w:szCs w:val="52"/>
     </w:rPr>
   </w:style>
-  <w:style w:type="character" w:customStyle="1" w:styleId="TitleChar">
-    <w:name w:val="Title Char"/>
-    <w:basedOn w:val="DefaultParagraphFont"/>
-    <w:link w:val="Title"/>
+  <w:style w:type="character" w:customStyle="1" w:styleId="Char">
+    <w:name w:val="العنوان Char"/>
+    <w:basedOn w:val="a0"/>
+    <w:link w:val="a3"/>
     <w:uiPriority w:val="10"/>
     <w:rsid w:val="00043A18"/>
     <w:rPr>
@@ -17022,11 +18944,11 @@
       <w:szCs w:val="52"/>
     </w:rPr>
   </w:style>
-  <w:style w:type="paragraph" w:styleId="Subtitle">
+  <w:style w:type="paragraph" w:styleId="a4">
     <w:name w:val="Subtitle"/>
-    <w:basedOn w:val="Normal"/>
-    <w:next w:val="Normal"/>
-    <w:link w:val="SubtitleChar"/>
+    <w:basedOn w:val="a"/>
+    <w:next w:val="a"/>
+    <w:link w:val="Char0"/>
     <w:uiPriority w:val="11"/>
     <w:qFormat/>
     <w:rsid w:val="00043A18"/>
@@ -17045,10 +18967,10 @@
       <w:szCs w:val="24"/>
     </w:rPr>
   </w:style>
-  <w:style w:type="character" w:customStyle="1" w:styleId="SubtitleChar">
-    <w:name w:val="Subtitle Char"/>
-    <w:basedOn w:val="DefaultParagraphFont"/>
-    <w:link w:val="Subtitle"/>
+  <w:style w:type="character" w:customStyle="1" w:styleId="Char0">
+    <w:name w:val="عنوان فرعي Char"/>
+    <w:basedOn w:val="a0"/>
+    <w:link w:val="a4"/>
     <w:uiPriority w:val="11"/>
     <w:rsid w:val="00043A18"/>
     <w:rPr>
@@ -17061,10 +18983,10 @@
       <w:szCs w:val="24"/>
     </w:rPr>
   </w:style>
-  <w:style w:type="character" w:customStyle="1" w:styleId="Heading1Char">
-    <w:name w:val="Heading 1 Char"/>
-    <w:basedOn w:val="DefaultParagraphFont"/>
-    <w:link w:val="Heading1"/>
+  <w:style w:type="character" w:customStyle="1" w:styleId="1Char">
+    <w:name w:val="العنوان 1 Char"/>
+    <w:basedOn w:val="a0"/>
+    <w:link w:val="1"/>
     <w:uiPriority w:val="9"/>
     <w:rsid w:val="0011377B"/>
     <w:rPr>
@@ -17076,10 +18998,10 @@
       <w:szCs w:val="28"/>
     </w:rPr>
   </w:style>
-  <w:style w:type="character" w:customStyle="1" w:styleId="Heading2Char">
-    <w:name w:val="Heading 2 Char"/>
-    <w:basedOn w:val="DefaultParagraphFont"/>
-    <w:link w:val="Heading2"/>
+  <w:style w:type="character" w:customStyle="1" w:styleId="2Char">
+    <w:name w:val="عنوان 2 Char"/>
+    <w:basedOn w:val="a0"/>
+    <w:link w:val="2"/>
     <w:uiPriority w:val="9"/>
     <w:rsid w:val="00043A18"/>
     <w:rPr>
@@ -17093,7 +19015,7 @@
   </w:style>
   <w:style w:type="character" w:styleId="Hyperlink">
     <w:name w:val="Hyperlink"/>
-    <w:basedOn w:val="DefaultParagraphFont"/>
+    <w:basedOn w:val="a0"/>
     <w:uiPriority w:val="99"/>
     <w:unhideWhenUsed/>
     <w:rsid w:val="00043A18"/>
@@ -17102,10 +19024,10 @@
       <w:u w:val="single"/>
     </w:rPr>
   </w:style>
-  <w:style w:type="paragraph" w:styleId="Header">
+  <w:style w:type="paragraph" w:styleId="a5">
     <w:name w:val="header"/>
-    <w:basedOn w:val="Normal"/>
-    <w:link w:val="HeaderChar"/>
+    <w:basedOn w:val="a"/>
+    <w:link w:val="Char1"/>
     <w:uiPriority w:val="99"/>
     <w:unhideWhenUsed/>
     <w:rsid w:val="000E636C"/>
@@ -17117,17 +19039,17 @@
       <w:spacing w:after="0" w:line="240" w:lineRule="auto"/>
     </w:pPr>
   </w:style>
-  <w:style w:type="character" w:customStyle="1" w:styleId="HeaderChar">
-    <w:name w:val="Header Char"/>
-    <w:basedOn w:val="DefaultParagraphFont"/>
-    <w:link w:val="Header"/>
+  <w:style w:type="character" w:customStyle="1" w:styleId="Char1">
+    <w:name w:val="رأس الصفحة Char"/>
+    <w:basedOn w:val="a0"/>
+    <w:link w:val="a5"/>
     <w:uiPriority w:val="99"/>
     <w:rsid w:val="000E636C"/>
   </w:style>
-  <w:style w:type="paragraph" w:styleId="Footer">
+  <w:style w:type="paragraph" w:styleId="a6">
     <w:name w:val="footer"/>
-    <w:basedOn w:val="Normal"/>
-    <w:link w:val="FooterChar"/>
+    <w:basedOn w:val="a"/>
+    <w:link w:val="Char2"/>
     <w:uiPriority w:val="99"/>
     <w:unhideWhenUsed/>
     <w:rsid w:val="000E636C"/>
@@ -17139,16 +19061,16 @@
       <w:spacing w:after="0" w:line="240" w:lineRule="auto"/>
     </w:pPr>
   </w:style>
-  <w:style w:type="character" w:customStyle="1" w:styleId="FooterChar">
-    <w:name w:val="Footer Char"/>
-    <w:basedOn w:val="DefaultParagraphFont"/>
-    <w:link w:val="Footer"/>
+  <w:style w:type="character" w:customStyle="1" w:styleId="Char2">
+    <w:name w:val="تذييل الصفحة Char"/>
+    <w:basedOn w:val="a0"/>
+    <w:link w:val="a6"/>
     <w:uiPriority w:val="99"/>
     <w:rsid w:val="000E636C"/>
   </w:style>
-  <w:style w:type="table" w:styleId="TableGrid">
+  <w:style w:type="table" w:styleId="a7">
     <w:name w:val="Table Grid"/>
-    <w:basedOn w:val="TableNormal"/>
+    <w:basedOn w:val="a1"/>
     <w:uiPriority w:val="39"/>
     <w:rsid w:val="005449C2"/>
     <w:pPr>
@@ -17171,10 +19093,10 @@
       </w:tblBorders>
     </w:tblPr>
   </w:style>
-  <w:style w:type="paragraph" w:styleId="TOCHeading">
+  <w:style w:type="paragraph" w:styleId="a8">
     <w:name w:val="TOC Heading"/>
-    <w:basedOn w:val="Heading1"/>
-    <w:next w:val="Normal"/>
+    <w:basedOn w:val="1"/>
+    <w:next w:val="a"/>
     <w:uiPriority w:val="39"/>
     <w:unhideWhenUsed/>
     <w:qFormat/>
@@ -17186,10 +19108,10 @@
       <w:lang w:eastAsia="ja-JP"/>
     </w:rPr>
   </w:style>
-  <w:style w:type="paragraph" w:styleId="TOC1">
+  <w:style w:type="paragraph" w:styleId="10">
     <w:name w:val="toc 1"/>
-    <w:basedOn w:val="Normal"/>
-    <w:next w:val="Normal"/>
+    <w:basedOn w:val="a"/>
+    <w:next w:val="a"/>
     <w:autoRedefine/>
     <w:uiPriority w:val="39"/>
     <w:unhideWhenUsed/>
@@ -17198,10 +19120,10 @@
       <w:spacing w:after="100"/>
     </w:pPr>
   </w:style>
-  <w:style w:type="paragraph" w:styleId="TOC2">
+  <w:style w:type="paragraph" w:styleId="20">
     <w:name w:val="toc 2"/>
-    <w:basedOn w:val="Normal"/>
-    <w:next w:val="Normal"/>
+    <w:basedOn w:val="a"/>
+    <w:next w:val="a"/>
     <w:autoRedefine/>
     <w:uiPriority w:val="39"/>
     <w:unhideWhenUsed/>
@@ -17211,10 +19133,10 @@
       <w:ind w:left="220"/>
     </w:pPr>
   </w:style>
-  <w:style w:type="paragraph" w:styleId="BalloonText">
+  <w:style w:type="paragraph" w:styleId="a9">
     <w:name w:val="Balloon Text"/>
-    <w:basedOn w:val="Normal"/>
-    <w:link w:val="BalloonTextChar"/>
+    <w:basedOn w:val="a"/>
+    <w:link w:val="Char3"/>
     <w:uiPriority w:val="99"/>
     <w:semiHidden/>
     <w:unhideWhenUsed/>
@@ -17228,10 +19150,10 @@
       <w:szCs w:val="16"/>
     </w:rPr>
   </w:style>
-  <w:style w:type="character" w:customStyle="1" w:styleId="BalloonTextChar">
-    <w:name w:val="Balloon Text Char"/>
-    <w:basedOn w:val="DefaultParagraphFont"/>
-    <w:link w:val="BalloonText"/>
+  <w:style w:type="character" w:customStyle="1" w:styleId="Char3">
+    <w:name w:val="نص في بالون Char"/>
+    <w:basedOn w:val="a0"/>
+    <w:link w:val="a9"/>
     <w:uiPriority w:val="99"/>
     <w:semiHidden/>
     <w:rsid w:val="005449C2"/>
@@ -17243,7 +19165,7 @@
   </w:style>
   <w:style w:type="character" w:customStyle="1" w:styleId="Mention1">
     <w:name w:val="Mention1"/>
-    <w:basedOn w:val="DefaultParagraphFont"/>
+    <w:basedOn w:val="a0"/>
     <w:uiPriority w:val="99"/>
     <w:semiHidden/>
     <w:unhideWhenUsed/>
@@ -17253,10 +19175,10 @@
       <w:shd w:val="clear" w:color="auto" w:fill="E6E6E6"/>
     </w:rPr>
   </w:style>
-  <w:style w:type="character" w:customStyle="1" w:styleId="Heading3Char">
-    <w:name w:val="Heading 3 Char"/>
-    <w:basedOn w:val="DefaultParagraphFont"/>
-    <w:link w:val="Heading3"/>
+  <w:style w:type="character" w:customStyle="1" w:styleId="3Char">
+    <w:name w:val="عنوان 3 Char"/>
+    <w:basedOn w:val="a0"/>
+    <w:link w:val="3"/>
     <w:uiPriority w:val="9"/>
     <w:semiHidden/>
     <w:rsid w:val="00F42AE9"/>
@@ -17267,9 +19189,9 @@
       <w:szCs w:val="24"/>
     </w:rPr>
   </w:style>
-  <w:style w:type="paragraph" w:styleId="ListParagraph">
+  <w:style w:type="paragraph" w:styleId="aa">
     <w:name w:val="List Paragraph"/>
-    <w:basedOn w:val="Normal"/>
+    <w:basedOn w:val="a"/>
     <w:uiPriority w:val="34"/>
     <w:qFormat/>
     <w:rsid w:val="00E31A00"/>
@@ -17278,9 +19200,9 @@
       <w:contextualSpacing/>
     </w:pPr>
   </w:style>
-  <w:style w:type="paragraph" w:styleId="NormalWeb">
+  <w:style w:type="paragraph" w:styleId="ab">
     <w:name w:val="Normal (Web)"/>
-    <w:basedOn w:val="Normal"/>
+    <w:basedOn w:val="a"/>
     <w:uiPriority w:val="99"/>
     <w:unhideWhenUsed/>
     <w:rsid w:val="003A16BD"/>
